--- a/Academic Report - Thomas JEBSON - 24804704.docx
+++ b/Academic Report - Thomas JEBSON - 24804704.docx
@@ -33,7 +33,21 @@
     </w:p>
     <w:p>
       <w:r>
-        <w:t>Pass</w:t>
+        <w:t xml:space="preserve">The game Bouncing Balls is a copy of an older game called “Puzzle Bobble,” which was produced by the Japanese video game manufacturer Taito in </w:t>
+      </w:r>
+      <w:commentRangeStart w:id="0"/>
+      <w:r>
+        <w:t>1994</w:t>
+      </w:r>
+      <w:commentRangeEnd w:id="0"/>
+      <w:r>
+        <w:rPr>
+          <w:rStyle w:val="CommentReference"/>
+        </w:rPr>
+        <w:commentReference w:id="0"/>
+      </w:r>
+      <w:r>
+        <w:t>. The objective of this game is to arrange balls of the same colour into groups of at least three, as this causes the whole arrangement to pop. Any unsupported balls fall to the bottom of the screen and are also destroyed. The aim of the game is to pop all of the balls in the scene before they reach the bottom of the screen. This downward motion starts as soon as the level begins.</w:t>
       </w:r>
     </w:p>
     <w:p>
@@ -46,7 +60,45 @@
     </w:p>
     <w:p>
       <w:r>
-        <w:t>Pass</w:t>
+        <w:t xml:space="preserve">In this game, you control a cannon which is angled towards your mouse cursor. When you press the </w:t>
+      </w:r>
+      <w:r>
+        <w:t>left mouse button,</w:t>
+      </w:r>
+      <w:r>
+        <w:t xml:space="preserve"> it causes the cannon to fire the ball currently loaded. You can see what </w:t>
+      </w:r>
+      <w:r>
+        <w:t>colour the ball is that you're about to fire, and you can also see the colour</w:t>
+      </w:r>
+      <w:r>
+        <w:t xml:space="preserve"> of the next ball in the queue to fire. Balls are added to this queue at random. When the ball is fired, it moves in the direction the cannon was pointing with uniform velocity but will bounce off the side walls of the game scene.</w:t>
+      </w:r>
+    </w:p>
+    <w:p>
+      <w:r>
+        <w:t xml:space="preserve">If the ball collides with the top of the scene, it will stick to it and </w:t>
+      </w:r>
+      <w:r>
+        <w:t>won't</w:t>
+      </w:r>
+      <w:r>
+        <w:t xml:space="preserve"> bounce off. This sticking behaviour is also observed for any ball-to-ball collision.</w:t>
+      </w:r>
+    </w:p>
+    <w:p/>
+    <w:p>
+      <w:r>
+        <w:t xml:space="preserve">Once the balls have been stuck together, </w:t>
+      </w:r>
+      <w:r>
+        <w:t>the game checks for a grouping of 3 or more balls and pops groups if this condition is met. It is important to note that this condition isn’t checked when the balls are initially placed in the scene.</w:t>
+      </w:r>
+    </w:p>
+    <w:p/>
+    <w:p>
+      <w:r>
+        <w:t>From the moment the level begins, the ceiling begins to move down towards the bottom of the level with uniform velocity. However, should any of the balls trapped beneath the ceiling reach the bottom of the game scene first, the game is over, and the player has lost. The aim of the game is to pop all the balls in the scene before this occurs.</w:t>
       </w:r>
     </w:p>
     <w:p>
@@ -135,6 +187,53 @@
     </w:sectPr>
   </w:body>
 </w:document>
+</file>
+
+<file path=word/comments.xml><?xml version="1.0" encoding="utf-8"?>
+<w:comments xmlns:wpc="http://schemas.microsoft.com/office/word/2010/wordprocessingCanvas" xmlns:cx="http://schemas.microsoft.com/office/drawing/2014/chartex" xmlns:cx1="http://schemas.microsoft.com/office/drawing/2015/9/8/chartex" xmlns:cx2="http://schemas.microsoft.com/office/drawing/2015/10/21/chartex" xmlns:cx3="http://schemas.microsoft.com/office/drawing/2016/5/9/chartex" xmlns:cx4="http://schemas.microsoft.com/office/drawing/2016/5/10/chartex" xmlns:cx5="http://schemas.microsoft.com/office/drawing/2016/5/11/chartex" xmlns:cx6="http://schemas.microsoft.com/office/drawing/2016/5/12/chartex" xmlns:cx7="http://schemas.microsoft.com/office/drawing/2016/5/13/chartex" xmlns:cx8="http://schemas.microsoft.com/office/drawing/2016/5/14/chartex" xmlns:mc="http://schemas.openxmlformats.org/markup-compatibility/2006" xmlns:aink="http://schemas.microsoft.com/office/drawing/2016/ink" xmlns:am3d="http://schemas.microsoft.com/office/drawing/2017/model3d" xmlns:o="urn:schemas-microsoft-com:office:office" xmlns:oel="http://schemas.microsoft.com/office/2019/extlst" xmlns:r="http://schemas.openxmlformats.org/officeDocument/2006/relationships" xmlns:m="http://schemas.openxmlformats.org/officeDocument/2006/math" xmlns:v="urn:schemas-microsoft-com:vml" xmlns:wp14="http://schemas.microsoft.com/office/word/2010/wordprocessingDrawing" xmlns:wp="http://schemas.openxmlformats.org/drawingml/2006/wordprocessingDrawing" xmlns:w10="urn:schemas-microsoft-com:office:word" xmlns:w="http://schemas.openxmlformats.org/wordprocessingml/2006/main" xmlns:w14="http://schemas.microsoft.com/office/word/2010/wordml" xmlns:w15="http://schemas.microsoft.com/office/word/2012/wordml" xmlns:w16cex="http://schemas.microsoft.com/office/word/2018/wordml/cex" xmlns:w16cid="http://schemas.microsoft.com/office/word/2016/wordml/cid" xmlns:w16="http://schemas.microsoft.com/office/word/2018/wordml" xmlns:w16du="http://schemas.microsoft.com/office/word/2023/wordml/word16du" xmlns:w16sdtdh="http://schemas.microsoft.com/office/word/2020/wordml/sdtdatahash" xmlns:w16se="http://schemas.microsoft.com/office/word/2015/wordml/symex" xmlns:wpg="http://schemas.microsoft.com/office/word/2010/wordprocessingGroup" xmlns:wpi="http://schemas.microsoft.com/office/word/2010/wordprocessingInk" xmlns:wne="http://schemas.microsoft.com/office/word/2006/wordml" xmlns:wps="http://schemas.microsoft.com/office/word/2010/wordprocessingShape" mc:Ignorable="w14 w15 w16se w16cid w16 w16cex w16sdtdh w16du wp14">
+  <w:comment w:id="0" w:author="Pamela Jebson" w:date="2024-10-30T12:24:00Z" w:initials="PJ">
+    <w:p>
+      <w:pPr>
+        <w:pStyle w:val="CommentText"/>
+      </w:pPr>
+      <w:r>
+        <w:rPr>
+          <w:rStyle w:val="CommentReference"/>
+        </w:rPr>
+        <w:annotationRef/>
+      </w:r>
+      <w:r>
+        <w:t>https://www.arcade-museum.com/Videogame/puzzle-bobble - 12/10/2024 - 20:45</w:t>
+      </w:r>
+    </w:p>
+  </w:comment>
+</w:comments>
+</file>
+
+<file path=word/commentsExtended.xml><?xml version="1.0" encoding="utf-8"?>
+<w15:commentsEx xmlns:wpc="http://schemas.microsoft.com/office/word/2010/wordprocessingCanvas" xmlns:cx="http://schemas.microsoft.com/office/drawing/2014/chartex" xmlns:cx1="http://schemas.microsoft.com/office/drawing/2015/9/8/chartex" xmlns:cx2="http://schemas.microsoft.com/office/drawing/2015/10/21/chartex" xmlns:cx3="http://schemas.microsoft.com/office/drawing/2016/5/9/chartex" xmlns:cx4="http://schemas.microsoft.com/office/drawing/2016/5/10/chartex" xmlns:cx5="http://schemas.microsoft.com/office/drawing/2016/5/11/chartex" xmlns:cx6="http://schemas.microsoft.com/office/drawing/2016/5/12/chartex" xmlns:cx7="http://schemas.microsoft.com/office/drawing/2016/5/13/chartex" xmlns:cx8="http://schemas.microsoft.com/office/drawing/2016/5/14/chartex" xmlns:mc="http://schemas.openxmlformats.org/markup-compatibility/2006" xmlns:aink="http://schemas.microsoft.com/office/drawing/2016/ink" xmlns:am3d="http://schemas.microsoft.com/office/drawing/2017/model3d" xmlns:o="urn:schemas-microsoft-com:office:office" xmlns:oel="http://schemas.microsoft.com/office/2019/extlst" xmlns:r="http://schemas.openxmlformats.org/officeDocument/2006/relationships" xmlns:m="http://schemas.openxmlformats.org/officeDocument/2006/math" xmlns:v="urn:schemas-microsoft-com:vml" xmlns:wp14="http://schemas.microsoft.com/office/word/2010/wordprocessingDrawing" xmlns:wp="http://schemas.openxmlformats.org/drawingml/2006/wordprocessingDrawing" xmlns:w10="urn:schemas-microsoft-com:office:word" xmlns:w="http://schemas.openxmlformats.org/wordprocessingml/2006/main" xmlns:w14="http://schemas.microsoft.com/office/word/2010/wordml" xmlns:w15="http://schemas.microsoft.com/office/word/2012/wordml" xmlns:w16cex="http://schemas.microsoft.com/office/word/2018/wordml/cex" xmlns:w16cid="http://schemas.microsoft.com/office/word/2016/wordml/cid" xmlns:w16="http://schemas.microsoft.com/office/word/2018/wordml" xmlns:w16du="http://schemas.microsoft.com/office/word/2023/wordml/word16du" xmlns:w16sdtdh="http://schemas.microsoft.com/office/word/2020/wordml/sdtdatahash" xmlns:w16se="http://schemas.microsoft.com/office/word/2015/wordml/symex" xmlns:wpg="http://schemas.microsoft.com/office/word/2010/wordprocessingGroup" xmlns:wpi="http://schemas.microsoft.com/office/word/2010/wordprocessingInk" xmlns:wne="http://schemas.microsoft.com/office/word/2006/wordml" xmlns:wps="http://schemas.microsoft.com/office/word/2010/wordprocessingShape" mc:Ignorable="w14 w15 w16se w16cid w16 w16cex w16sdtdh w16du wp14">
+  <w15:commentEx w15:paraId="2011D196" w15:done="0"/>
+</w15:commentsEx>
+</file>
+
+<file path=word/commentsExtensible.xml><?xml version="1.0" encoding="utf-8"?>
+<w16cex:commentsExtensible xmlns:wpc="http://schemas.microsoft.com/office/word/2010/wordprocessingCanvas" xmlns:cx="http://schemas.microsoft.com/office/drawing/2014/chartex" xmlns:cx1="http://schemas.microsoft.com/office/drawing/2015/9/8/chartex" xmlns:cx2="http://schemas.microsoft.com/office/drawing/2015/10/21/chartex" xmlns:cx3="http://schemas.microsoft.com/office/drawing/2016/5/9/chartex" xmlns:cx4="http://schemas.microsoft.com/office/drawing/2016/5/10/chartex" xmlns:cx5="http://schemas.microsoft.com/office/drawing/2016/5/11/chartex" xmlns:cx6="http://schemas.microsoft.com/office/drawing/2016/5/12/chartex" xmlns:cx7="http://schemas.microsoft.com/office/drawing/2016/5/13/chartex" xmlns:cx8="http://schemas.microsoft.com/office/drawing/2016/5/14/chartex" xmlns:cr="http://schemas.microsoft.com/office/comments/2020/reactions" xmlns:mc="http://schemas.openxmlformats.org/markup-compatibility/2006" xmlns:aink="http://schemas.microsoft.com/office/drawing/2016/ink" xmlns:am3d="http://schemas.microsoft.com/office/drawing/2017/model3d" xmlns:o="urn:schemas-microsoft-com:office:office" xmlns:oel="http://schemas.microsoft.com/office/2019/extlst" xmlns:r="http://schemas.openxmlformats.org/officeDocument/2006/relationships" xmlns:m="http://schemas.openxmlformats.org/officeDocument/2006/math" xmlns:v="urn:schemas-microsoft-com:vml" xmlns:wp14="http://schemas.microsoft.com/office/word/2010/wordprocessingDrawing" xmlns:wp="http://schemas.openxmlformats.org/drawingml/2006/wordprocessingDrawing" xmlns:w10="urn:schemas-microsoft-com:office:word" xmlns:w="http://schemas.openxmlformats.org/wordprocessingml/2006/main" xmlns:w14="http://schemas.microsoft.com/office/word/2010/wordml" xmlns:w15="http://schemas.microsoft.com/office/word/2012/wordml" xmlns:w16cex="http://schemas.microsoft.com/office/word/2018/wordml/cex" xmlns:w16cid="http://schemas.microsoft.com/office/word/2016/wordml/cid" xmlns:w16="http://schemas.microsoft.com/office/word/2018/wordml" xmlns:w16du="http://schemas.microsoft.com/office/word/2023/wordml/word16du" xmlns:w16sdtdh="http://schemas.microsoft.com/office/word/2020/wordml/sdtdatahash" xmlns:w16se="http://schemas.microsoft.com/office/word/2015/wordml/symex" xmlns:wpg="http://schemas.microsoft.com/office/word/2010/wordprocessingGroup" xmlns:wpi="http://schemas.microsoft.com/office/word/2010/wordprocessingInk" xmlns:wne="http://schemas.microsoft.com/office/word/2006/wordml" xmlns:wps="http://schemas.microsoft.com/office/word/2010/wordprocessingShape" mc:Ignorable="w14 w15 w16se w16cid w16 w16cex w16sdtdh cr w16du wp14">
+  <w16cex:commentExtensible w16cex:durableId="2DE6BA9F" w16cex:dateUtc="2024-10-30T12:24:00Z"/>
+</w16cex:commentsExtensible>
+</file>
+
+<file path=word/commentsIds.xml><?xml version="1.0" encoding="utf-8"?>
+<w16cid:commentsIds xmlns:wpc="http://schemas.microsoft.com/office/word/2010/wordprocessingCanvas" xmlns:cx="http://schemas.microsoft.com/office/drawing/2014/chartex" xmlns:cx1="http://schemas.microsoft.com/office/drawing/2015/9/8/chartex" xmlns:cx2="http://schemas.microsoft.com/office/drawing/2015/10/21/chartex" xmlns:cx3="http://schemas.microsoft.com/office/drawing/2016/5/9/chartex" xmlns:cx4="http://schemas.microsoft.com/office/drawing/2016/5/10/chartex" xmlns:cx5="http://schemas.microsoft.com/office/drawing/2016/5/11/chartex" xmlns:cx6="http://schemas.microsoft.com/office/drawing/2016/5/12/chartex" xmlns:cx7="http://schemas.microsoft.com/office/drawing/2016/5/13/chartex" xmlns:cx8="http://schemas.microsoft.com/office/drawing/2016/5/14/chartex" xmlns:mc="http://schemas.openxmlformats.org/markup-compatibility/2006" xmlns:aink="http://schemas.microsoft.com/office/drawing/2016/ink" xmlns:am3d="http://schemas.microsoft.com/office/drawing/2017/model3d" xmlns:o="urn:schemas-microsoft-com:office:office" xmlns:oel="http://schemas.microsoft.com/office/2019/extlst" xmlns:r="http://schemas.openxmlformats.org/officeDocument/2006/relationships" xmlns:m="http://schemas.openxmlformats.org/officeDocument/2006/math" xmlns:v="urn:schemas-microsoft-com:vml" xmlns:wp14="http://schemas.microsoft.com/office/word/2010/wordprocessingDrawing" xmlns:wp="http://schemas.openxmlformats.org/drawingml/2006/wordprocessingDrawing" xmlns:w10="urn:schemas-microsoft-com:office:word" xmlns:w="http://schemas.openxmlformats.org/wordprocessingml/2006/main" xmlns:w14="http://schemas.microsoft.com/office/word/2010/wordml" xmlns:w15="http://schemas.microsoft.com/office/word/2012/wordml" xmlns:w16cex="http://schemas.microsoft.com/office/word/2018/wordml/cex" xmlns:w16cid="http://schemas.microsoft.com/office/word/2016/wordml/cid" xmlns:w16="http://schemas.microsoft.com/office/word/2018/wordml" xmlns:w16du="http://schemas.microsoft.com/office/word/2023/wordml/word16du" xmlns:w16sdtdh="http://schemas.microsoft.com/office/word/2020/wordml/sdtdatahash" xmlns:w16se="http://schemas.microsoft.com/office/word/2015/wordml/symex" xmlns:wpg="http://schemas.microsoft.com/office/word/2010/wordprocessingGroup" xmlns:wpi="http://schemas.microsoft.com/office/word/2010/wordprocessingInk" xmlns:wne="http://schemas.microsoft.com/office/word/2006/wordml" xmlns:wps="http://schemas.microsoft.com/office/word/2010/wordprocessingShape" mc:Ignorable="w14 w15 w16se w16cid w16 w16cex w16sdtdh w16du wp14">
+  <w16cid:commentId w16cid:paraId="2011D196" w16cid:durableId="2DE6BA9F"/>
+</w16cid:commentsIds>
+</file>
+
+<file path=word/people.xml><?xml version="1.0" encoding="utf-8"?>
+<w15:people xmlns:wpc="http://schemas.microsoft.com/office/word/2010/wordprocessingCanvas" xmlns:cx="http://schemas.microsoft.com/office/drawing/2014/chartex" xmlns:cx1="http://schemas.microsoft.com/office/drawing/2015/9/8/chartex" xmlns:cx2="http://schemas.microsoft.com/office/drawing/2015/10/21/chartex" xmlns:cx3="http://schemas.microsoft.com/office/drawing/2016/5/9/chartex" xmlns:cx4="http://schemas.microsoft.com/office/drawing/2016/5/10/chartex" xmlns:cx5="http://schemas.microsoft.com/office/drawing/2016/5/11/chartex" xmlns:cx6="http://schemas.microsoft.com/office/drawing/2016/5/12/chartex" xmlns:cx7="http://schemas.microsoft.com/office/drawing/2016/5/13/chartex" xmlns:cx8="http://schemas.microsoft.com/office/drawing/2016/5/14/chartex" xmlns:mc="http://schemas.openxmlformats.org/markup-compatibility/2006" xmlns:aink="http://schemas.microsoft.com/office/drawing/2016/ink" xmlns:am3d="http://schemas.microsoft.com/office/drawing/2017/model3d" xmlns:o="urn:schemas-microsoft-com:office:office" xmlns:oel="http://schemas.microsoft.com/office/2019/extlst" xmlns:r="http://schemas.openxmlformats.org/officeDocument/2006/relationships" xmlns:m="http://schemas.openxmlformats.org/officeDocument/2006/math" xmlns:v="urn:schemas-microsoft-com:vml" xmlns:wp14="http://schemas.microsoft.com/office/word/2010/wordprocessingDrawing" xmlns:wp="http://schemas.openxmlformats.org/drawingml/2006/wordprocessingDrawing" xmlns:w10="urn:schemas-microsoft-com:office:word" xmlns:w="http://schemas.openxmlformats.org/wordprocessingml/2006/main" xmlns:w14="http://schemas.microsoft.com/office/word/2010/wordml" xmlns:w15="http://schemas.microsoft.com/office/word/2012/wordml" xmlns:w16cex="http://schemas.microsoft.com/office/word/2018/wordml/cex" xmlns:w16cid="http://schemas.microsoft.com/office/word/2016/wordml/cid" xmlns:w16="http://schemas.microsoft.com/office/word/2018/wordml" xmlns:w16du="http://schemas.microsoft.com/office/word/2023/wordml/word16du" xmlns:w16sdtdh="http://schemas.microsoft.com/office/word/2020/wordml/sdtdatahash" xmlns:w16se="http://schemas.microsoft.com/office/word/2015/wordml/symex" xmlns:wpg="http://schemas.microsoft.com/office/word/2010/wordprocessingGroup" xmlns:wpi="http://schemas.microsoft.com/office/word/2010/wordprocessingInk" xmlns:wne="http://schemas.microsoft.com/office/word/2006/wordml" xmlns:wps="http://schemas.microsoft.com/office/word/2010/wordprocessingShape" mc:Ignorable="w14 w15 w16se w16cid w16 w16cex w16sdtdh w16du wp14">
+  <w15:person w15:author="Pamela Jebson">
+    <w15:presenceInfo w15:providerId="Windows Live" w15:userId="be926e77587a5505"/>
+  </w15:person>
+</w15:people>
 </file>
 
 <file path=word/styles.xml><?xml version="1.0" encoding="utf-8"?>
@@ -734,6 +833,74 @@
       <w:szCs w:val="24"/>
     </w:rPr>
   </w:style>
+  <w:style w:type="character" w:styleId="CommentReference">
+    <w:name w:val="annotation reference"/>
+    <w:basedOn w:val="DefaultParagraphFont"/>
+    <w:uiPriority w:val="99"/>
+    <w:semiHidden/>
+    <w:unhideWhenUsed/>
+    <w:rsid w:val="008A1740"/>
+    <w:rPr>
+      <w:sz w:val="16"/>
+      <w:szCs w:val="16"/>
+    </w:rPr>
+  </w:style>
+  <w:style w:type="paragraph" w:styleId="CommentText">
+    <w:name w:val="annotation text"/>
+    <w:basedOn w:val="Normal"/>
+    <w:link w:val="CommentTextChar"/>
+    <w:uiPriority w:val="99"/>
+    <w:semiHidden/>
+    <w:unhideWhenUsed/>
+    <w:rsid w:val="008A1740"/>
+    <w:pPr>
+      <w:spacing w:line="240" w:lineRule="auto"/>
+    </w:pPr>
+    <w:rPr>
+      <w:sz w:val="20"/>
+      <w:szCs w:val="20"/>
+    </w:rPr>
+  </w:style>
+  <w:style w:type="character" w:customStyle="1" w:styleId="CommentTextChar">
+    <w:name w:val="Comment Text Char"/>
+    <w:basedOn w:val="DefaultParagraphFont"/>
+    <w:link w:val="CommentText"/>
+    <w:uiPriority w:val="99"/>
+    <w:semiHidden/>
+    <w:rsid w:val="008A1740"/>
+    <w:rPr>
+      <w:sz w:val="20"/>
+      <w:szCs w:val="20"/>
+    </w:rPr>
+  </w:style>
+  <w:style w:type="paragraph" w:styleId="CommentSubject">
+    <w:name w:val="annotation subject"/>
+    <w:basedOn w:val="CommentText"/>
+    <w:next w:val="CommentText"/>
+    <w:link w:val="CommentSubjectChar"/>
+    <w:uiPriority w:val="99"/>
+    <w:semiHidden/>
+    <w:unhideWhenUsed/>
+    <w:rsid w:val="008A1740"/>
+    <w:rPr>
+      <w:b/>
+      <w:bCs/>
+    </w:rPr>
+  </w:style>
+  <w:style w:type="character" w:customStyle="1" w:styleId="CommentSubjectChar">
+    <w:name w:val="Comment Subject Char"/>
+    <w:basedOn w:val="CommentTextChar"/>
+    <w:link w:val="CommentSubject"/>
+    <w:uiPriority w:val="99"/>
+    <w:semiHidden/>
+    <w:rsid w:val="008A1740"/>
+    <w:rPr>
+      <w:b/>
+      <w:bCs/>
+      <w:sz w:val="20"/>
+      <w:szCs w:val="20"/>
+    </w:rPr>
+  </w:style>
 </w:styles>
 </file>
 
@@ -1030,4 +1197,16 @@
     </a:ext>
   </a:extLst>
 </a:theme>
+</file>
+
+<file path=customXml/item1.xml><?xml version="1.0" encoding="utf-8"?>
+<b:Sources xmlns:b="http://schemas.openxmlformats.org/officeDocument/2006/bibliography" xmlns="http://schemas.openxmlformats.org/officeDocument/2006/bibliography" SelectedStyle="\APASixthEditionOfficeOnline.xsl" StyleName="APA" Version="6"/>
+</file>
+
+<file path=customXml/itemProps1.xml><?xml version="1.0" encoding="utf-8"?>
+<ds:datastoreItem xmlns:ds="http://schemas.openxmlformats.org/officeDocument/2006/customXml" ds:itemID="{175C7929-E5F5-48F3-89F7-CB3D2E6837D6}">
+  <ds:schemaRefs>
+    <ds:schemaRef ds:uri="http://schemas.openxmlformats.org/officeDocument/2006/bibliography"/>
+  </ds:schemaRefs>
+</ds:datastoreItem>
 </file>
--- a/Academic Report - Thomas JEBSON - 24804704.docx
+++ b/Academic Report - Thomas JEBSON - 24804704.docx
@@ -47,7 +47,13 @@
         <w:commentReference w:id="0"/>
       </w:r>
       <w:r>
-        <w:t>. The objective of this game is to arrange balls of the same colour into groups of at least three, as this causes the whole arrangement to pop. Any unsupported balls fall to the bottom of the screen and are also destroyed. The aim of the game is to pop all of the balls in the scene before they reach the bottom of the screen. This downward motion starts as soon as the level begins.</w:t>
+        <w:t xml:space="preserve">. The objective of this game is to arrange balls of the same colour into groups of at least three, as this causes the whole arrangement to pop. Any unsupported balls fall to the bottom of the screen and are also destroyed. </w:t>
+      </w:r>
+      <w:r>
+        <w:t>The game aim is</w:t>
+      </w:r>
+      <w:r>
+        <w:t xml:space="preserve"> to pop all of the balls in the scene before they reach the bottom of the screen. This downward motion starts as soon as the level begins.</w:t>
       </w:r>
     </w:p>
     <w:p>
@@ -60,7 +66,7 @@
     </w:p>
     <w:p>
       <w:r>
-        <w:t xml:space="preserve">In this game, you control a cannon which is angled towards your mouse cursor. When you press the </w:t>
+        <w:t xml:space="preserve">In this game, you control a cannon angled towards your mouse cursor. When you press the </w:t>
       </w:r>
       <w:r>
         <w:t>left mouse button,</w:t>
@@ -98,7 +104,19 @@
     <w:p/>
     <w:p>
       <w:r>
-        <w:t>From the moment the level begins, the ceiling begins to move down towards the bottom of the level with uniform velocity. However, should any of the balls trapped beneath the ceiling reach the bottom of the game scene first, the game is over, and the player has lost. The aim of the game is to pop all the balls in the scene before this occurs.</w:t>
+        <w:t xml:space="preserve">From the moment the level begins, the ceiling </w:t>
+      </w:r>
+      <w:r>
+        <w:t>starts</w:t>
+      </w:r>
+      <w:r>
+        <w:t xml:space="preserve"> to move down towards the bottom of the level with uniform velocity. However, should any of the balls trapped beneath the ceiling reach the bottom of the game scene first, the game is over, and the player has lost. </w:t>
+      </w:r>
+      <w:r>
+        <w:t>The game aim is</w:t>
+      </w:r>
+      <w:r>
+        <w:t xml:space="preserve"> to pop all the balls in the scene before this occurs.</w:t>
       </w:r>
     </w:p>
     <w:p>
@@ -135,11 +153,315 @@
         <w:t>Game Testing</w:t>
       </w:r>
     </w:p>
-    <w:p>
-      <w:r>
-        <w:t>Pass</w:t>
-      </w:r>
-    </w:p>
+    <w:tbl>
+      <w:tblPr>
+        <w:tblStyle w:val="TableGrid"/>
+        <w:tblW w:w="0" w:type="auto"/>
+        <w:tblLook w:val="04A0" w:firstRow="1" w:lastRow="0" w:firstColumn="1" w:lastColumn="0" w:noHBand="0" w:noVBand="1"/>
+      </w:tblPr>
+      <w:tblGrid>
+        <w:gridCol w:w="1502"/>
+        <w:gridCol w:w="1502"/>
+        <w:gridCol w:w="1503"/>
+        <w:gridCol w:w="1503"/>
+        <w:gridCol w:w="1503"/>
+        <w:gridCol w:w="1503"/>
+      </w:tblGrid>
+      <w:tr>
+        <w:tc>
+          <w:tcPr>
+            <w:tcW w:w="1502" w:type="dxa"/>
+          </w:tcPr>
+          <w:p>
+            <w:r>
+              <w:t>Test Number</w:t>
+            </w:r>
+          </w:p>
+        </w:tc>
+        <w:tc>
+          <w:tcPr>
+            <w:tcW w:w="1502" w:type="dxa"/>
+          </w:tcPr>
+          <w:p>
+            <w:r>
+              <w:t>Test Details</w:t>
+            </w:r>
+          </w:p>
+        </w:tc>
+        <w:tc>
+          <w:tcPr>
+            <w:tcW w:w="1503" w:type="dxa"/>
+          </w:tcPr>
+          <w:p>
+            <w:r>
+              <w:t>Test Type</w:t>
+            </w:r>
+          </w:p>
+        </w:tc>
+        <w:tc>
+          <w:tcPr>
+            <w:tcW w:w="1503" w:type="dxa"/>
+          </w:tcPr>
+          <w:p>
+            <w:r>
+              <w:t>Expected Result</w:t>
+            </w:r>
+          </w:p>
+        </w:tc>
+        <w:tc>
+          <w:tcPr>
+            <w:tcW w:w="1503" w:type="dxa"/>
+          </w:tcPr>
+          <w:p>
+            <w:r>
+              <w:t>Actual Result</w:t>
+            </w:r>
+          </w:p>
+        </w:tc>
+        <w:tc>
+          <w:tcPr>
+            <w:tcW w:w="1503" w:type="dxa"/>
+          </w:tcPr>
+          <w:p>
+            <w:r>
+              <w:t>Solution</w:t>
+            </w:r>
+          </w:p>
+        </w:tc>
+      </w:tr>
+      <w:tr>
+        <w:tc>
+          <w:tcPr>
+            <w:tcW w:w="1502" w:type="dxa"/>
+          </w:tcPr>
+          <w:p>
+            <w:r>
+              <w:t>1</w:t>
+            </w:r>
+          </w:p>
+        </w:tc>
+        <w:tc>
+          <w:tcPr>
+            <w:tcW w:w="1502" w:type="dxa"/>
+          </w:tcPr>
+          <w:p>
+            <w:r>
+              <w:t>Test transition between levels</w:t>
+            </w:r>
+          </w:p>
+        </w:tc>
+        <w:tc>
+          <w:tcPr>
+            <w:tcW w:w="1503" w:type="dxa"/>
+          </w:tcPr>
+          <w:p/>
+        </w:tc>
+        <w:tc>
+          <w:tcPr>
+            <w:tcW w:w="1503" w:type="dxa"/>
+          </w:tcPr>
+          <w:p/>
+        </w:tc>
+        <w:tc>
+          <w:tcPr>
+            <w:tcW w:w="1503" w:type="dxa"/>
+          </w:tcPr>
+          <w:p/>
+        </w:tc>
+        <w:tc>
+          <w:tcPr>
+            <w:tcW w:w="1503" w:type="dxa"/>
+          </w:tcPr>
+          <w:p/>
+        </w:tc>
+      </w:tr>
+      <w:tr>
+        <w:tc>
+          <w:tcPr>
+            <w:tcW w:w="1502" w:type="dxa"/>
+          </w:tcPr>
+          <w:p>
+            <w:r>
+              <w:t>2</w:t>
+            </w:r>
+          </w:p>
+        </w:tc>
+        <w:tc>
+          <w:tcPr>
+            <w:tcW w:w="1502" w:type="dxa"/>
+          </w:tcPr>
+          <w:p>
+            <w:r>
+              <w:t>Test cannon ball switch (observed as bug)</w:t>
+            </w:r>
+          </w:p>
+        </w:tc>
+        <w:tc>
+          <w:tcPr>
+            <w:tcW w:w="1503" w:type="dxa"/>
+          </w:tcPr>
+          <w:p/>
+        </w:tc>
+        <w:tc>
+          <w:tcPr>
+            <w:tcW w:w="1503" w:type="dxa"/>
+          </w:tcPr>
+          <w:p/>
+        </w:tc>
+        <w:tc>
+          <w:tcPr>
+            <w:tcW w:w="1503" w:type="dxa"/>
+          </w:tcPr>
+          <w:p/>
+        </w:tc>
+        <w:tc>
+          <w:tcPr>
+            <w:tcW w:w="1503" w:type="dxa"/>
+          </w:tcPr>
+          <w:p/>
+        </w:tc>
+      </w:tr>
+      <w:tr>
+        <w:tc>
+          <w:tcPr>
+            <w:tcW w:w="1502" w:type="dxa"/>
+          </w:tcPr>
+          <w:p>
+            <w:r>
+              <w:t>3</w:t>
+            </w:r>
+          </w:p>
+        </w:tc>
+        <w:tc>
+          <w:tcPr>
+            <w:tcW w:w="1502" w:type="dxa"/>
+          </w:tcPr>
+          <w:p>
+            <w:r>
+              <w:t>Test anvil fall on fail</w:t>
+            </w:r>
+          </w:p>
+        </w:tc>
+        <w:tc>
+          <w:tcPr>
+            <w:tcW w:w="1503" w:type="dxa"/>
+          </w:tcPr>
+          <w:p/>
+        </w:tc>
+        <w:tc>
+          <w:tcPr>
+            <w:tcW w:w="1503" w:type="dxa"/>
+          </w:tcPr>
+          <w:p/>
+        </w:tc>
+        <w:tc>
+          <w:tcPr>
+            <w:tcW w:w="1503" w:type="dxa"/>
+          </w:tcPr>
+          <w:p/>
+        </w:tc>
+        <w:tc>
+          <w:tcPr>
+            <w:tcW w:w="1503" w:type="dxa"/>
+          </w:tcPr>
+          <w:p/>
+        </w:tc>
+      </w:tr>
+      <w:tr>
+        <w:tc>
+          <w:tcPr>
+            <w:tcW w:w="1502" w:type="dxa"/>
+          </w:tcPr>
+          <w:p>
+            <w:r>
+              <w:lastRenderedPageBreak/>
+              <w:t>4</w:t>
+            </w:r>
+          </w:p>
+        </w:tc>
+        <w:tc>
+          <w:tcPr>
+            <w:tcW w:w="1502" w:type="dxa"/>
+          </w:tcPr>
+          <w:p>
+            <w:r>
+              <w:t>Test scoring system (observed as bug)</w:t>
+            </w:r>
+          </w:p>
+        </w:tc>
+        <w:tc>
+          <w:tcPr>
+            <w:tcW w:w="1503" w:type="dxa"/>
+          </w:tcPr>
+          <w:p/>
+        </w:tc>
+        <w:tc>
+          <w:tcPr>
+            <w:tcW w:w="1503" w:type="dxa"/>
+          </w:tcPr>
+          <w:p/>
+        </w:tc>
+        <w:tc>
+          <w:tcPr>
+            <w:tcW w:w="1503" w:type="dxa"/>
+          </w:tcPr>
+          <w:p/>
+        </w:tc>
+        <w:tc>
+          <w:tcPr>
+            <w:tcW w:w="1503" w:type="dxa"/>
+          </w:tcPr>
+          <w:p/>
+        </w:tc>
+      </w:tr>
+      <w:tr>
+        <w:tc>
+          <w:tcPr>
+            <w:tcW w:w="1502" w:type="dxa"/>
+          </w:tcPr>
+          <w:p>
+            <w:r>
+              <w:t>5</w:t>
+            </w:r>
+          </w:p>
+        </w:tc>
+        <w:tc>
+          <w:tcPr>
+            <w:tcW w:w="1502" w:type="dxa"/>
+          </w:tcPr>
+          <w:p>
+            <w:r>
+              <w:t>Test ball fired from cannon</w:t>
+            </w:r>
+          </w:p>
+        </w:tc>
+        <w:tc>
+          <w:tcPr>
+            <w:tcW w:w="1503" w:type="dxa"/>
+          </w:tcPr>
+          <w:p/>
+        </w:tc>
+        <w:tc>
+          <w:tcPr>
+            <w:tcW w:w="1503" w:type="dxa"/>
+          </w:tcPr>
+          <w:p/>
+        </w:tc>
+        <w:tc>
+          <w:tcPr>
+            <w:tcW w:w="1503" w:type="dxa"/>
+          </w:tcPr>
+          <w:p/>
+        </w:tc>
+        <w:tc>
+          <w:tcPr>
+            <w:tcW w:w="1503" w:type="dxa"/>
+          </w:tcPr>
+          <w:p/>
+        </w:tc>
+      </w:tr>
+    </w:tbl>
+    <w:p/>
     <w:p>
       <w:pPr>
         <w:pStyle w:val="Heading3"/>
@@ -901,6 +1223,25 @@
       <w:szCs w:val="20"/>
     </w:rPr>
   </w:style>
+  <w:style w:type="table" w:styleId="TableGrid">
+    <w:name w:val="Table Grid"/>
+    <w:basedOn w:val="TableNormal"/>
+    <w:uiPriority w:val="39"/>
+    <w:rsid w:val="00B71382"/>
+    <w:pPr>
+      <w:spacing w:after="0" w:line="240" w:lineRule="auto"/>
+    </w:pPr>
+    <w:tblPr>
+      <w:tblBorders>
+        <w:top w:val="single" w:sz="4" w:space="0" w:color="auto"/>
+        <w:left w:val="single" w:sz="4" w:space="0" w:color="auto"/>
+        <w:bottom w:val="single" w:sz="4" w:space="0" w:color="auto"/>
+        <w:right w:val="single" w:sz="4" w:space="0" w:color="auto"/>
+        <w:insideH w:val="single" w:sz="4" w:space="0" w:color="auto"/>
+        <w:insideV w:val="single" w:sz="4" w:space="0" w:color="auto"/>
+      </w:tblBorders>
+    </w:tblPr>
+  </w:style>
 </w:styles>
 </file>
 

--- a/Academic Report - Thomas JEBSON - 24804704.docx
+++ b/Academic Report - Thomas JEBSON - 24804704.docx
@@ -66,19 +66,31 @@
     </w:p>
     <w:p>
       <w:r>
-        <w:t xml:space="preserve">In this game, you control a cannon angled towards your mouse cursor. When you press the </w:t>
-      </w:r>
-      <w:r>
-        <w:t>left mouse button,</w:t>
-      </w:r>
-      <w:r>
-        <w:t xml:space="preserve"> it causes the cannon to fire the ball currently loaded. You can see what </w:t>
-      </w:r>
-      <w:r>
-        <w:t>colour the ball is that you're about to fire, and you can also see the colour</w:t>
-      </w:r>
-      <w:r>
-        <w:t xml:space="preserve"> of the next ball in the queue to fire. Balls are added to this queue at random. When the ball is fired, it moves in the direction the cannon was pointing with uniform velocity but will bounce off the side walls of the game scene.</w:t>
+        <w:t>The player controls a cannon angled at the mouse cursor in this game</w:t>
+      </w:r>
+      <w:r>
+        <w:t xml:space="preserve">. When </w:t>
+      </w:r>
+      <w:r>
+        <w:t>the left mouse button is pressed</w:t>
+      </w:r>
+      <w:r>
+        <w:t>,</w:t>
+      </w:r>
+      <w:r>
+        <w:t xml:space="preserve"> it causes the cannon to fire the </w:t>
+      </w:r>
+      <w:r>
+        <w:t>loaded ball</w:t>
+      </w:r>
+      <w:r>
+        <w:t xml:space="preserve">. </w:t>
+      </w:r>
+      <w:r>
+        <w:t>The cannon displays the current and the next ball to be fired</w:t>
+      </w:r>
+      <w:r>
+        <w:t>. Balls are added to this queue at random. When the ball is fired, it moves in the direction the cannon was pointing with uniform velocity but will bounce off the side walls of the game scene.</w:t>
       </w:r>
     </w:p>
     <w:p>
@@ -91,19 +103,19 @@
       <w:r>
         <w:t xml:space="preserve"> bounce off. This sticking behaviour is also observed for any ball-to-ball collision.</w:t>
       </w:r>
+      <w:r>
+        <w:t xml:space="preserve"> </w:t>
+      </w:r>
+      <w:r>
+        <w:t xml:space="preserve">Once the balls have been stuck together, </w:t>
+      </w:r>
+      <w:r>
+        <w:t>the game checks for a grouping of 3 or more balls and pops groups if this condition is met. It is important to note that this condition isn’t checked when the balls are initially placed in the scene.</w:t>
+      </w:r>
     </w:p>
     <w:p/>
     <w:p>
       <w:r>
-        <w:t xml:space="preserve">Once the balls have been stuck together, </w:t>
-      </w:r>
-      <w:r>
-        <w:t>the game checks for a grouping of 3 or more balls and pops groups if this condition is met. It is important to note that this condition isn’t checked when the balls are initially placed in the scene.</w:t>
-      </w:r>
-    </w:p>
-    <w:p/>
-    <w:p>
-      <w:r>
         <w:t xml:space="preserve">From the moment the level begins, the ceiling </w:t>
       </w:r>
       <w:r>
@@ -113,7 +125,13 @@
         <w:t xml:space="preserve"> to move down towards the bottom of the level with uniform velocity. However, should any of the balls trapped beneath the ceiling reach the bottom of the game scene first, the game is over, and the player has lost. </w:t>
       </w:r>
       <w:r>
-        <w:t>The game aim is</w:t>
+        <w:t xml:space="preserve">The </w:t>
+      </w:r>
+      <w:r>
+        <w:t>game's</w:t>
+      </w:r>
+      <w:r>
+        <w:t xml:space="preserve"> aim is</w:t>
       </w:r>
       <w:r>
         <w:t xml:space="preserve"> to pop all the balls in the scene before this occurs.</w:t>
@@ -374,7 +392,6 @@
           </w:tcPr>
           <w:p>
             <w:r>
-              <w:lastRenderedPageBreak/>
               <w:t>4</w:t>
             </w:r>
           </w:p>
@@ -385,7 +402,11 @@
           </w:tcPr>
           <w:p>
             <w:r>
-              <w:t>Test scoring system (observed as bug)</w:t>
+              <w:t xml:space="preserve">Test scoring system </w:t>
+            </w:r>
+            <w:r>
+              <w:lastRenderedPageBreak/>
+              <w:t>(observed as bug)</w:t>
             </w:r>
           </w:p>
         </w:tc>
@@ -499,6 +520,134 @@
     <w:p>
       <w:r>
         <w:t>SURNAME. FIRST_LETTER_FIRST_NAME – URL – DATE – TIME</w:t>
+      </w:r>
+    </w:p>
+    <w:p>
+      <w:r>
+        <w:t xml:space="preserve">Novel Games - </w:t>
+      </w:r>
+      <w:hyperlink r:id="rId9" w:history="1">
+        <w:r>
+          <w:rPr>
+            <w:rStyle w:val="Hyperlink"/>
+          </w:rPr>
+          <w:t>https://www.novelgames.com/en/bouncing/</w:t>
+        </w:r>
+      </w:hyperlink>
+      <w:r>
+        <w:t xml:space="preserve"> - 01/10/2024 at 11:56</w:t>
+      </w:r>
+    </w:p>
+    <w:p>
+      <w:r>
+        <w:t xml:space="preserve">Gomilla. L - </w:t>
+      </w:r>
+      <w:hyperlink r:id="rId10" w:history="1">
+        <w:r>
+          <w:rPr>
+            <w:rStyle w:val="Hyperlink"/>
+          </w:rPr>
+          <w:t>https://www.sfml-dev.org/documentation/2.6.1/index.php</w:t>
+        </w:r>
+        <w:r>
+          <w:t xml:space="preserve"> - 03/10/2024 at 14:48</w:t>
+        </w:r>
+      </w:hyperlink>
+    </w:p>
+    <w:p>
+      <w:r>
+        <w:t xml:space="preserve">Kariya. A - </w:t>
+      </w:r>
+      <w:hyperlink r:id="rId11" w:history="1">
+        <w:r>
+          <w:rPr>
+            <w:rStyle w:val="Hyperlink"/>
+          </w:rPr>
+          <w:t>https://www.geeksforgeeks.org/c-classes-and-objects/</w:t>
+        </w:r>
+      </w:hyperlink>
+      <w:r>
+        <w:t xml:space="preserve"> - 06/10/2024 at 16:28</w:t>
+      </w:r>
+    </w:p>
+    <w:p>
+      <w:proofErr w:type="spellStart"/>
+      <w:r>
+        <w:t>Montoreano</w:t>
+      </w:r>
+      <w:proofErr w:type="spellEnd"/>
+      <w:r>
+        <w:t xml:space="preserve">. J - </w:t>
+      </w:r>
+      <w:hyperlink r:id="rId12" w:history="1">
+        <w:r>
+          <w:rPr>
+            <w:rStyle w:val="Hyperlink"/>
+          </w:rPr>
+          <w:t>https://fonts.google.com/specimen/Lilita+One?preview.text=Bouncing%20Balls</w:t>
+        </w:r>
+      </w:hyperlink>
+      <w:r>
+        <w:t xml:space="preserve"> – 12/10/2024 at 21:38</w:t>
+      </w:r>
+    </w:p>
+    <w:p>
+      <w:r>
+        <w:t xml:space="preserve">Hechsher. J - </w:t>
+      </w:r>
+      <w:hyperlink r:id="rId13" w:history="1">
+        <w:r>
+          <w:rPr>
+            <w:rStyle w:val="Hyperlink"/>
+          </w:rPr>
+          <w:t>https://fonts.google.com/specimen/Play?preview.text=The%20quick&amp;query=Play</w:t>
+        </w:r>
+      </w:hyperlink>
+      <w:r>
+        <w:t xml:space="preserve"> – 12/10/2024 at 21:40</w:t>
+      </w:r>
+    </w:p>
+    <w:p>
+      <w:proofErr w:type="spellStart"/>
+      <w:r>
+        <w:t>Lubos</w:t>
+      </w:r>
+      <w:proofErr w:type="spellEnd"/>
+      <w:r>
+        <w:t xml:space="preserve">. L - </w:t>
+      </w:r>
+      <w:hyperlink r:id="rId14" w:history="1">
+        <w:r>
+          <w:rPr>
+            <w:rStyle w:val="Hyperlink"/>
+          </w:rPr>
+          <w:t>https://www.researchgate.net/profile/Lesley-Lubos/publication/314578015_The_Role_of_Colors_in_Stress_Reduction/links/5baf102e92851ca9ed2e6128/The-Role-of-Colors-in-Stress-Reduction.pdf</w:t>
+        </w:r>
+        <w:r>
+          <w:t xml:space="preserve"> - 20/11/2024 at 12:41</w:t>
+        </w:r>
+      </w:hyperlink>
+    </w:p>
+    <w:p>
+      <w:r>
+        <w:t xml:space="preserve">Gupta. R - </w:t>
+      </w:r>
+      <w:hyperlink r:id="rId15" w:history="1">
+        <w:r>
+          <w:rPr>
+            <w:rStyle w:val="Hyperlink"/>
+          </w:rPr>
+          <w:t>https://www.researchgate.net/profile/Rakesh-Gupta/publication/349426950_COLOR_THERAPY_IN_MENTAL_HEALTH_AND_WELL_BEING/links/6033352aa6fdcc37a84253b0/COLOR-THERAPY-IN-MENTAL-HEALTH-AND-WELL-BEING.pdf</w:t>
+        </w:r>
+        <w:r>
+          <w:rPr>
+            <w:rStyle w:val="Hyperlink"/>
+          </w:rPr>
+          <w:t xml:space="preserve"> - 20/11/2024</w:t>
+        </w:r>
+      </w:hyperlink>
+      <w:r>
+        <w:t xml:space="preserve"> at 12:43</w:t>
       </w:r>
     </w:p>
     <w:sectPr>
@@ -1027,7 +1176,6 @@
   <w:style w:type="character" w:default="1" w:styleId="DefaultParagraphFont">
     <w:name w:val="Default Paragraph Font"/>
     <w:uiPriority w:val="1"/>
-    <w:semiHidden/>
     <w:unhideWhenUsed/>
   </w:style>
   <w:style w:type="table" w:default="1" w:styleId="TableNormal">
@@ -1241,6 +1389,29 @@
         <w:insideV w:val="single" w:sz="4" w:space="0" w:color="auto"/>
       </w:tblBorders>
     </w:tblPr>
+  </w:style>
+  <w:style w:type="character" w:styleId="Hyperlink">
+    <w:name w:val="Hyperlink"/>
+    <w:basedOn w:val="DefaultParagraphFont"/>
+    <w:uiPriority w:val="99"/>
+    <w:unhideWhenUsed/>
+    <w:rsid w:val="00D140E0"/>
+    <w:rPr>
+      <w:color w:val="0563C1" w:themeColor="hyperlink"/>
+      <w:u w:val="single"/>
+    </w:rPr>
+  </w:style>
+  <w:style w:type="character" w:styleId="UnresolvedMention">
+    <w:name w:val="Unresolved Mention"/>
+    <w:basedOn w:val="DefaultParagraphFont"/>
+    <w:uiPriority w:val="99"/>
+    <w:semiHidden/>
+    <w:unhideWhenUsed/>
+    <w:rsid w:val="00D140E0"/>
+    <w:rPr>
+      <w:color w:val="605E5C"/>
+      <w:shd w:val="clear" w:color="auto" w:fill="E1DFDD"/>
+    </w:rPr>
   </w:style>
 </w:styles>
 </file>

--- a/Academic Report - Thomas JEBSON - 24804704.docx
+++ b/Academic Report - Thomas JEBSON - 24804704.docx
@@ -174,21 +174,22 @@
     <w:tbl>
       <w:tblPr>
         <w:tblStyle w:val="TableGrid"/>
-        <w:tblW w:w="0" w:type="auto"/>
+        <w:tblW w:w="10774" w:type="dxa"/>
+        <w:tblInd w:w="-856" w:type="dxa"/>
         <w:tblLook w:val="04A0" w:firstRow="1" w:lastRow="0" w:firstColumn="1" w:lastColumn="0" w:noHBand="0" w:noVBand="1"/>
       </w:tblPr>
       <w:tblGrid>
-        <w:gridCol w:w="1502"/>
-        <w:gridCol w:w="1502"/>
-        <w:gridCol w:w="1503"/>
-        <w:gridCol w:w="1503"/>
-        <w:gridCol w:w="1503"/>
-        <w:gridCol w:w="1503"/>
+        <w:gridCol w:w="953"/>
+        <w:gridCol w:w="1439"/>
+        <w:gridCol w:w="1376"/>
+        <w:gridCol w:w="2045"/>
+        <w:gridCol w:w="2268"/>
+        <w:gridCol w:w="2693"/>
       </w:tblGrid>
       <w:tr>
         <w:tc>
           <w:tcPr>
-            <w:tcW w:w="1502" w:type="dxa"/>
+            <w:tcW w:w="953" w:type="dxa"/>
           </w:tcPr>
           <w:p>
             <w:r>
@@ -198,7 +199,7 @@
         </w:tc>
         <w:tc>
           <w:tcPr>
-            <w:tcW w:w="1502" w:type="dxa"/>
+            <w:tcW w:w="1439" w:type="dxa"/>
           </w:tcPr>
           <w:p>
             <w:r>
@@ -208,7 +209,7 @@
         </w:tc>
         <w:tc>
           <w:tcPr>
-            <w:tcW w:w="1503" w:type="dxa"/>
+            <w:tcW w:w="1376" w:type="dxa"/>
           </w:tcPr>
           <w:p>
             <w:r>
@@ -218,7 +219,7 @@
         </w:tc>
         <w:tc>
           <w:tcPr>
-            <w:tcW w:w="1503" w:type="dxa"/>
+            <w:tcW w:w="2045" w:type="dxa"/>
           </w:tcPr>
           <w:p>
             <w:r>
@@ -228,7 +229,7 @@
         </w:tc>
         <w:tc>
           <w:tcPr>
-            <w:tcW w:w="1503" w:type="dxa"/>
+            <w:tcW w:w="2268" w:type="dxa"/>
           </w:tcPr>
           <w:p>
             <w:r>
@@ -238,7 +239,7 @@
         </w:tc>
         <w:tc>
           <w:tcPr>
-            <w:tcW w:w="1503" w:type="dxa"/>
+            <w:tcW w:w="2693" w:type="dxa"/>
           </w:tcPr>
           <w:p>
             <w:r>
@@ -250,7 +251,7 @@
       <w:tr>
         <w:tc>
           <w:tcPr>
-            <w:tcW w:w="1502" w:type="dxa"/>
+            <w:tcW w:w="953" w:type="dxa"/>
           </w:tcPr>
           <w:p>
             <w:r>
@@ -260,7 +261,7 @@
         </w:tc>
         <w:tc>
           <w:tcPr>
-            <w:tcW w:w="1502" w:type="dxa"/>
+            <w:tcW w:w="1439" w:type="dxa"/>
           </w:tcPr>
           <w:p>
             <w:r>
@@ -270,33 +271,58 @@
         </w:tc>
         <w:tc>
           <w:tcPr>
-            <w:tcW w:w="1503" w:type="dxa"/>
-          </w:tcPr>
-          <w:p/>
-        </w:tc>
-        <w:tc>
-          <w:tcPr>
-            <w:tcW w:w="1503" w:type="dxa"/>
-          </w:tcPr>
-          <w:p/>
-        </w:tc>
-        <w:tc>
-          <w:tcPr>
-            <w:tcW w:w="1503" w:type="dxa"/>
-          </w:tcPr>
-          <w:p/>
-        </w:tc>
-        <w:tc>
-          <w:tcPr>
-            <w:tcW w:w="1503" w:type="dxa"/>
-          </w:tcPr>
-          <w:p/>
+            <w:tcW w:w="1376" w:type="dxa"/>
+          </w:tcPr>
+          <w:p>
+            <w:r>
+              <w:t xml:space="preserve">Functionality </w:t>
+            </w:r>
+            <w:r>
+              <w:t>t</w:t>
+            </w:r>
+            <w:r>
+              <w:t>esting</w:t>
+            </w:r>
+          </w:p>
+        </w:tc>
+        <w:tc>
+          <w:tcPr>
+            <w:tcW w:w="2045" w:type="dxa"/>
+          </w:tcPr>
+          <w:p>
+            <w:r>
+              <w:t xml:space="preserve">When there are no more balls in the level, the game </w:t>
+            </w:r>
+            <w:r>
+              <w:t>moves to the next level.</w:t>
+            </w:r>
+          </w:p>
+        </w:tc>
+        <w:tc>
+          <w:tcPr>
+            <w:tcW w:w="2268" w:type="dxa"/>
+          </w:tcPr>
+          <w:p>
+            <w:r>
+              <w:t>The expected result was observed.</w:t>
+            </w:r>
+          </w:p>
+        </w:tc>
+        <w:tc>
+          <w:tcPr>
+            <w:tcW w:w="2693" w:type="dxa"/>
+          </w:tcPr>
+          <w:p>
+            <w:r>
+              <w:t>No changes were necessary.</w:t>
+            </w:r>
+          </w:p>
         </w:tc>
       </w:tr>
       <w:tr>
         <w:tc>
           <w:tcPr>
-            <w:tcW w:w="1502" w:type="dxa"/>
+            <w:tcW w:w="953" w:type="dxa"/>
           </w:tcPr>
           <w:p>
             <w:r>
@@ -306,53 +332,88 @@
         </w:tc>
         <w:tc>
           <w:tcPr>
-            <w:tcW w:w="1502" w:type="dxa"/>
-          </w:tcPr>
-          <w:p>
-            <w:r>
-              <w:t>Test cannon ball switch (observed as bug)</w:t>
-            </w:r>
-          </w:p>
-        </w:tc>
-        <w:tc>
-          <w:tcPr>
-            <w:tcW w:w="1503" w:type="dxa"/>
-          </w:tcPr>
-          <w:p/>
-        </w:tc>
-        <w:tc>
-          <w:tcPr>
-            <w:tcW w:w="1503" w:type="dxa"/>
-          </w:tcPr>
-          <w:p/>
-        </w:tc>
-        <w:tc>
-          <w:tcPr>
-            <w:tcW w:w="1503" w:type="dxa"/>
-          </w:tcPr>
-          <w:p/>
-        </w:tc>
-        <w:tc>
-          <w:tcPr>
-            <w:tcW w:w="1503" w:type="dxa"/>
-          </w:tcPr>
-          <w:p/>
+            <w:tcW w:w="1439" w:type="dxa"/>
+          </w:tcPr>
+          <w:p>
+            <w:r>
+              <w:t>Test cannon ball switch</w:t>
+            </w:r>
+          </w:p>
+        </w:tc>
+        <w:tc>
+          <w:tcPr>
+            <w:tcW w:w="1376" w:type="dxa"/>
+          </w:tcPr>
+          <w:p>
+            <w:r>
+              <w:t xml:space="preserve">Functionality </w:t>
+            </w:r>
+            <w:r>
+              <w:t>t</w:t>
+            </w:r>
+            <w:r>
+              <w:t>esting</w:t>
+            </w:r>
+          </w:p>
+        </w:tc>
+        <w:tc>
+          <w:tcPr>
+            <w:tcW w:w="2045" w:type="dxa"/>
+          </w:tcPr>
+          <w:p>
+            <w:r>
+              <w:t xml:space="preserve">When the cannon fires a ball, the next one in the queue should </w:t>
+            </w:r>
+            <w:r>
+              <w:t>fire next</w:t>
+            </w:r>
+            <w:r>
+              <w:t>.</w:t>
+            </w:r>
+          </w:p>
+        </w:tc>
+        <w:tc>
+          <w:tcPr>
+            <w:tcW w:w="2268" w:type="dxa"/>
+          </w:tcPr>
+          <w:p>
+            <w:r>
+              <w:t>When the cannon fires the ball, it is replaced with a new one</w:t>
+            </w:r>
+            <w:r>
+              <w:t xml:space="preserve"> instead of being put</w:t>
+            </w:r>
+            <w:r>
+              <w:t xml:space="preserve"> at the back of the queue.</w:t>
+            </w:r>
+          </w:p>
+        </w:tc>
+        <w:tc>
+          <w:tcPr>
+            <w:tcW w:w="2693" w:type="dxa"/>
+          </w:tcPr>
+          <w:p>
+            <w:r>
+              <w:t>After the cannon is loaded up with a second ball (placing it as the next ball to be fired), it must be swapped with the ball that’s supposed to fire first.</w:t>
+            </w:r>
+          </w:p>
         </w:tc>
       </w:tr>
       <w:tr>
         <w:tc>
           <w:tcPr>
-            <w:tcW w:w="1502" w:type="dxa"/>
-          </w:tcPr>
-          <w:p>
-            <w:r>
+            <w:tcW w:w="953" w:type="dxa"/>
+          </w:tcPr>
+          <w:p>
+            <w:r>
+              <w:lastRenderedPageBreak/>
               <w:t>3</w:t>
             </w:r>
           </w:p>
         </w:tc>
         <w:tc>
           <w:tcPr>
-            <w:tcW w:w="1502" w:type="dxa"/>
+            <w:tcW w:w="1439" w:type="dxa"/>
           </w:tcPr>
           <w:p>
             <w:r>
@@ -362,33 +423,49 @@
         </w:tc>
         <w:tc>
           <w:tcPr>
-            <w:tcW w:w="1503" w:type="dxa"/>
-          </w:tcPr>
-          <w:p/>
-        </w:tc>
-        <w:tc>
-          <w:tcPr>
-            <w:tcW w:w="1503" w:type="dxa"/>
-          </w:tcPr>
-          <w:p/>
-        </w:tc>
-        <w:tc>
-          <w:tcPr>
-            <w:tcW w:w="1503" w:type="dxa"/>
-          </w:tcPr>
-          <w:p/>
-        </w:tc>
-        <w:tc>
-          <w:tcPr>
-            <w:tcW w:w="1503" w:type="dxa"/>
-          </w:tcPr>
-          <w:p/>
+            <w:tcW w:w="1376" w:type="dxa"/>
+          </w:tcPr>
+          <w:p>
+            <w:r>
+              <w:t>Functionality testing</w:t>
+            </w:r>
+          </w:p>
+        </w:tc>
+        <w:tc>
+          <w:tcPr>
+            <w:tcW w:w="2045" w:type="dxa"/>
+          </w:tcPr>
+          <w:p>
+            <w:r>
+              <w:t>When the balls meet the cannon at the bottom of the screen, the anvil should fall, marking the end of the level.</w:t>
+            </w:r>
+          </w:p>
+        </w:tc>
+        <w:tc>
+          <w:tcPr>
+            <w:tcW w:w="2268" w:type="dxa"/>
+          </w:tcPr>
+          <w:p>
+            <w:r>
+              <w:t>The expected result was observed.</w:t>
+            </w:r>
+          </w:p>
+        </w:tc>
+        <w:tc>
+          <w:tcPr>
+            <w:tcW w:w="2693" w:type="dxa"/>
+          </w:tcPr>
+          <w:p>
+            <w:r>
+              <w:t>No changes were necessary.</w:t>
+            </w:r>
+          </w:p>
         </w:tc>
       </w:tr>
       <w:tr>
         <w:tc>
           <w:tcPr>
-            <w:tcW w:w="1502" w:type="dxa"/>
+            <w:tcW w:w="953" w:type="dxa"/>
           </w:tcPr>
           <w:p>
             <w:r>
@@ -398,39 +475,43 @@
         </w:tc>
         <w:tc>
           <w:tcPr>
-            <w:tcW w:w="1502" w:type="dxa"/>
-          </w:tcPr>
-          <w:p>
-            <w:r>
-              <w:t xml:space="preserve">Test scoring system </w:t>
-            </w:r>
-            <w:r>
-              <w:lastRenderedPageBreak/>
-              <w:t>(observed as bug)</w:t>
-            </w:r>
-          </w:p>
-        </w:tc>
-        <w:tc>
-          <w:tcPr>
-            <w:tcW w:w="1503" w:type="dxa"/>
+            <w:tcW w:w="1439" w:type="dxa"/>
+          </w:tcPr>
+          <w:p>
+            <w:r>
+              <w:t>Test scoring system (observed as bug)</w:t>
+            </w:r>
+          </w:p>
+        </w:tc>
+        <w:tc>
+          <w:tcPr>
+            <w:tcW w:w="1376" w:type="dxa"/>
+          </w:tcPr>
+          <w:p>
+            <w:r>
+              <w:t>Functionality testing</w:t>
+            </w:r>
+          </w:p>
+        </w:tc>
+        <w:tc>
+          <w:tcPr>
+            <w:tcW w:w="2045" w:type="dxa"/>
+          </w:tcPr>
+          <w:p>
+            <w:r>
+              <w:t>f</w:t>
+            </w:r>
+          </w:p>
+        </w:tc>
+        <w:tc>
+          <w:tcPr>
+            <w:tcW w:w="2268" w:type="dxa"/>
           </w:tcPr>
           <w:p/>
         </w:tc>
         <w:tc>
           <w:tcPr>
-            <w:tcW w:w="1503" w:type="dxa"/>
-          </w:tcPr>
-          <w:p/>
-        </w:tc>
-        <w:tc>
-          <w:tcPr>
-            <w:tcW w:w="1503" w:type="dxa"/>
-          </w:tcPr>
-          <w:p/>
-        </w:tc>
-        <w:tc>
-          <w:tcPr>
-            <w:tcW w:w="1503" w:type="dxa"/>
+            <w:tcW w:w="2693" w:type="dxa"/>
           </w:tcPr>
           <w:p/>
         </w:tc>
@@ -438,7 +519,7 @@
       <w:tr>
         <w:tc>
           <w:tcPr>
-            <w:tcW w:w="1502" w:type="dxa"/>
+            <w:tcW w:w="953" w:type="dxa"/>
           </w:tcPr>
           <w:p>
             <w:r>
@@ -448,7 +529,7 @@
         </w:tc>
         <w:tc>
           <w:tcPr>
-            <w:tcW w:w="1502" w:type="dxa"/>
+            <w:tcW w:w="1439" w:type="dxa"/>
           </w:tcPr>
           <w:p>
             <w:r>
@@ -458,25 +539,29 @@
         </w:tc>
         <w:tc>
           <w:tcPr>
-            <w:tcW w:w="1503" w:type="dxa"/>
+            <w:tcW w:w="1376" w:type="dxa"/>
           </w:tcPr>
           <w:p/>
         </w:tc>
         <w:tc>
           <w:tcPr>
-            <w:tcW w:w="1503" w:type="dxa"/>
+            <w:tcW w:w="2045" w:type="dxa"/>
+          </w:tcPr>
+          <w:p>
+            <w:r>
+              <w:t>p</w:t>
+            </w:r>
+          </w:p>
+        </w:tc>
+        <w:tc>
+          <w:tcPr>
+            <w:tcW w:w="2268" w:type="dxa"/>
           </w:tcPr>
           <w:p/>
         </w:tc>
         <w:tc>
           <w:tcPr>
-            <w:tcW w:w="1503" w:type="dxa"/>
-          </w:tcPr>
-          <w:p/>
-        </w:tc>
-        <w:tc>
-          <w:tcPr>
-            <w:tcW w:w="1503" w:type="dxa"/>
+            <w:tcW w:w="2693" w:type="dxa"/>
           </w:tcPr>
           <w:p/>
         </w:tc>
@@ -515,11 +600,6 @@
       </w:pPr>
       <w:r>
         <w:t>References</w:t>
-      </w:r>
-    </w:p>
-    <w:p>
-      <w:r>
-        <w:t>SURNAME. FIRST_LETTER_FIRST_NAME – URL – DATE – TIME</w:t>
       </w:r>
     </w:p>
     <w:p>
@@ -637,13 +717,7 @@
           <w:rPr>
             <w:rStyle w:val="Hyperlink"/>
           </w:rPr>
-          <w:t>https://www.researchgate.net/profile/Rakesh-Gupta/publication/349426950_COLOR_THERAPY_IN_MENTAL_HEALTH_AND_WELL_BEING/links/6033352aa6fdcc37a84253b0/COLOR-THERAPY-IN-MENTAL-HEALTH-AND-WELL-BEING.pdf</w:t>
-        </w:r>
-        <w:r>
-          <w:rPr>
-            <w:rStyle w:val="Hyperlink"/>
-          </w:rPr>
-          <w:t xml:space="preserve"> - 20/11/2024</w:t>
+          <w:t>https://www.researchgate.net/profile/Rakesh-Gupta/publication/349426950_COLOR_THERAPY_IN_MENTAL_HEALTH_AND_WELL_BEING/links/6033352aa6fdcc37a84253b0/COLOR-THERAPY-IN-MENTAL-HEALTH-AND-WELL-BEING.pdf - 20/11/2024</w:t>
         </w:r>
       </w:hyperlink>
       <w:r>
@@ -1176,6 +1250,7 @@
   <w:style w:type="character" w:default="1" w:styleId="DefaultParagraphFont">
     <w:name w:val="Default Paragraph Font"/>
     <w:uiPriority w:val="1"/>
+    <w:semiHidden/>
     <w:unhideWhenUsed/>
   </w:style>
   <w:style w:type="table" w:default="1" w:styleId="TableNormal">

--- a/Academic Report - Thomas JEBSON - 24804704.docx
+++ b/Academic Report - Thomas JEBSON - 24804704.docx
@@ -50,7 +50,13 @@
         <w:t xml:space="preserve">. The objective of this game is to arrange balls of the same colour into groups of at least three, as this causes the whole arrangement to pop. Any unsupported balls fall to the bottom of the screen and are also destroyed. </w:t>
       </w:r>
       <w:r>
-        <w:t>The game aim is</w:t>
+        <w:t xml:space="preserve">The </w:t>
+      </w:r>
+      <w:r>
+        <w:t>game's</w:t>
+      </w:r>
+      <w:r>
+        <w:t xml:space="preserve"> aim is</w:t>
       </w:r>
       <w:r>
         <w:t xml:space="preserve"> to pop all of the balls in the scene before they reach the bottom of the screen. This downward motion starts as soon as the level begins.</w:t>
@@ -66,28 +72,10 @@
     </w:p>
     <w:p>
       <w:r>
-        <w:t>The player controls a cannon angled at the mouse cursor in this game</w:t>
-      </w:r>
-      <w:r>
-        <w:t xml:space="preserve">. When </w:t>
-      </w:r>
-      <w:r>
-        <w:t>the left mouse button is pressed</w:t>
-      </w:r>
-      <w:r>
-        <w:t>,</w:t>
-      </w:r>
-      <w:r>
-        <w:t xml:space="preserve"> it causes the cannon to fire the </w:t>
-      </w:r>
-      <w:r>
-        <w:t>loaded ball</w:t>
-      </w:r>
-      <w:r>
-        <w:t xml:space="preserve">. </w:t>
-      </w:r>
-      <w:r>
-        <w:t>The cannon displays the current and the next ball to be fired</w:t>
+        <w:t>In this game, the player controls a cannon angled at the mouse cursor. When the left mouse button is pressed, the cannon fires the loaded ball. The cannon displays the current and the next balls</w:t>
+      </w:r>
+      <w:r>
+        <w:t xml:space="preserve"> to be fired</w:t>
       </w:r>
       <w:r>
         <w:t>. Balls are added to this queue at random. When the ball is fired, it moves in the direction the cannon was pointing with uniform velocity but will bounce off the side walls of the game scene.</w:t>
@@ -110,7 +98,7 @@
         <w:t xml:space="preserve">Once the balls have been stuck together, </w:t>
       </w:r>
       <w:r>
-        <w:t>the game checks for a grouping of 3 or more balls and pops groups if this condition is met. It is important to note that this condition isn’t checked when the balls are initially placed in the scene.</w:t>
+        <w:t>the game checks for a grouping of 3 or more balls and pops groups if this condition is met. It is important to note that this condition isn’t checked when the balls are placed in the scene.</w:t>
       </w:r>
     </w:p>
     <w:p/>
@@ -122,7 +110,7 @@
         <w:t>starts</w:t>
       </w:r>
       <w:r>
-        <w:t xml:space="preserve"> to move down towards the bottom of the level with uniform velocity. However, should any of the balls trapped beneath the ceiling reach the bottom of the game scene first, the game is over, and the player has lost. </w:t>
+        <w:t xml:space="preserve"> to move down towards the bottom of the level with uniform velocity. However, should any balls trapped beneath the ceiling reach the bottom of the game scene first, the game is over, and the player has lost. </w:t>
       </w:r>
       <w:r>
         <w:t xml:space="preserve">The </w:t>
@@ -394,7 +382,7 @@
           </w:tcPr>
           <w:p>
             <w:r>
-              <w:t>After the cannon is loaded up with a second ball (placing it as the next ball to be fired), it must be swapped with the ball that’s supposed to fire first.</w:t>
+              <w:t>After the cannon is loaded with a second ball (placing it as the next ball to be fired), it must be swapped with the ball that’s supposed to fire first.</w:t>
             </w:r>
           </w:p>
         </w:tc>
@@ -406,38 +394,41 @@
           </w:tcPr>
           <w:p>
             <w:r>
+              <w:t>3</w:t>
+            </w:r>
+          </w:p>
+        </w:tc>
+        <w:tc>
+          <w:tcPr>
+            <w:tcW w:w="1439" w:type="dxa"/>
+          </w:tcPr>
+          <w:p>
+            <w:r>
+              <w:t>Test anvil fall on fail</w:t>
+            </w:r>
+          </w:p>
+        </w:tc>
+        <w:tc>
+          <w:tcPr>
+            <w:tcW w:w="1376" w:type="dxa"/>
+          </w:tcPr>
+          <w:p>
+            <w:r>
+              <w:t>Functionality testing</w:t>
+            </w:r>
+          </w:p>
+        </w:tc>
+        <w:tc>
+          <w:tcPr>
+            <w:tcW w:w="2045" w:type="dxa"/>
+          </w:tcPr>
+          <w:p>
+            <w:r>
+              <w:t xml:space="preserve">When the balls meet the cannon at </w:t>
+            </w:r>
+            <w:r>
               <w:lastRenderedPageBreak/>
-              <w:t>3</w:t>
-            </w:r>
-          </w:p>
-        </w:tc>
-        <w:tc>
-          <w:tcPr>
-            <w:tcW w:w="1439" w:type="dxa"/>
-          </w:tcPr>
-          <w:p>
-            <w:r>
-              <w:t>Test anvil fall on fail</w:t>
-            </w:r>
-          </w:p>
-        </w:tc>
-        <w:tc>
-          <w:tcPr>
-            <w:tcW w:w="1376" w:type="dxa"/>
-          </w:tcPr>
-          <w:p>
-            <w:r>
-              <w:t>Functionality testing</w:t>
-            </w:r>
-          </w:p>
-        </w:tc>
-        <w:tc>
-          <w:tcPr>
-            <w:tcW w:w="2045" w:type="dxa"/>
-          </w:tcPr>
-          <w:p>
-            <w:r>
-              <w:t>When the balls meet the cannon at the bottom of the screen, the anvil should fall, marking the end of the level.</w:t>
+              <w:t>the bottom of the screen, the anvil should fall, marking the end of the level.</w:t>
             </w:r>
           </w:p>
         </w:tc>
@@ -447,6 +438,7 @@
           </w:tcPr>
           <w:p>
             <w:r>
+              <w:lastRenderedPageBreak/>
               <w:t>The expected result was observed.</w:t>
             </w:r>
           </w:p>
@@ -479,7 +471,7 @@
           </w:tcPr>
           <w:p>
             <w:r>
-              <w:t>Test scoring system (observed as bug)</w:t>
+              <w:t>Test scoring system</w:t>
             </w:r>
           </w:p>
         </w:tc>
@@ -499,7 +491,7 @@
           </w:tcPr>
           <w:p>
             <w:r>
-              <w:t>f</w:t>
+              <w:t>Any ball removed from the level after falling to the bottom of the screen should increase the score by 50 points.</w:t>
             </w:r>
           </w:p>
         </w:tc>
@@ -507,13 +499,24 @@
           <w:tcPr>
             <w:tcW w:w="2268" w:type="dxa"/>
           </w:tcPr>
-          <w:p/>
+          <w:p>
+            <w:r>
+              <w:t>When removed from the scene, any ball increases the score by 50 points, regardless of whether</w:t>
+            </w:r>
+            <w:r>
+              <w:t xml:space="preserve"> it fell or was destroyed as a group of three.</w:t>
+            </w:r>
+          </w:p>
         </w:tc>
         <w:tc>
           <w:tcPr>
             <w:tcW w:w="2693" w:type="dxa"/>
           </w:tcPr>
-          <w:p/>
+          <w:p>
+            <w:r>
+              <w:t>Move the 50-point bonus from where the balls are destroyed to when the balls are marked with the ‘falling’ flag, but this should only occur when the flag changes, as opposed to every frame with the flag set to ‘true’.</w:t>
+            </w:r>
+          </w:p>
         </w:tc>
       </w:tr>
       <w:tr>
@@ -541,7 +544,11 @@
           <w:tcPr>
             <w:tcW w:w="1376" w:type="dxa"/>
           </w:tcPr>
-          <w:p/>
+          <w:p>
+            <w:r>
+              <w:t>Functionality testing</w:t>
+            </w:r>
+          </w:p>
         </w:tc>
         <w:tc>
           <w:tcPr>
@@ -549,7 +556,7 @@
           </w:tcPr>
           <w:p>
             <w:r>
-              <w:t>p</w:t>
+              <w:t>Any ball fired from the cannon will have an angle identical to the direction the cannon was pointing when fired.</w:t>
             </w:r>
           </w:p>
         </w:tc>
@@ -557,13 +564,21 @@
           <w:tcPr>
             <w:tcW w:w="2268" w:type="dxa"/>
           </w:tcPr>
-          <w:p/>
+          <w:p>
+            <w:r>
+              <w:t>The expected result was observed.</w:t>
+            </w:r>
+          </w:p>
         </w:tc>
         <w:tc>
           <w:tcPr>
             <w:tcW w:w="2693" w:type="dxa"/>
           </w:tcPr>
-          <w:p/>
+          <w:p>
+            <w:r>
+              <w:t>No changes were necessary.</w:t>
+            </w:r>
+          </w:p>
         </w:tc>
       </w:tr>
     </w:tbl>
@@ -651,13 +666,8 @@
       </w:r>
     </w:p>
     <w:p>
-      <w:proofErr w:type="spellStart"/>
-      <w:r>
-        <w:t>Montoreano</w:t>
-      </w:r>
-      <w:proofErr w:type="spellEnd"/>
-      <w:r>
-        <w:t xml:space="preserve">. J - </w:t>
+      <w:r>
+        <w:t xml:space="preserve">Montoreano. J - </w:t>
       </w:r>
       <w:hyperlink r:id="rId12" w:history="1">
         <w:r>
@@ -688,13 +698,8 @@
       </w:r>
     </w:p>
     <w:p>
-      <w:proofErr w:type="spellStart"/>
-      <w:r>
-        <w:t>Lubos</w:t>
-      </w:r>
-      <w:proofErr w:type="spellEnd"/>
-      <w:r>
-        <w:t xml:space="preserve">. L - </w:t>
+      <w:r>
+        <w:t xml:space="preserve">Lubos. L - </w:t>
       </w:r>
       <w:hyperlink r:id="rId14" w:history="1">
         <w:r>

--- a/Academic Report - Thomas JEBSON - 24804704.docx
+++ b/Academic Report - Thomas JEBSON - 24804704.docx
@@ -33,7 +33,19 @@
     </w:p>
     <w:p>
       <w:r>
-        <w:t xml:space="preserve">The game Bouncing Balls is a copy of an older game called “Puzzle Bobble,” which was produced by the Japanese video game manufacturer Taito in </w:t>
+        <w:t xml:space="preserve">The game Bouncing Balls is </w:t>
+      </w:r>
+      <w:r>
+        <w:t xml:space="preserve">based </w:t>
+      </w:r>
+      <w:r>
+        <w:t>of</w:t>
+      </w:r>
+      <w:r>
+        <w:t>f</w:t>
+      </w:r>
+      <w:r>
+        <w:t xml:space="preserve"> an older game called “Puzzle Bobble,” which was produced by the Japanese video game manufacturer Taito in </w:t>
       </w:r>
       <w:commentRangeStart w:id="0"/>
       <w:r>
@@ -98,10 +110,12 @@
         <w:t xml:space="preserve">Once the balls have been stuck together, </w:t>
       </w:r>
       <w:r>
-        <w:t>the game checks for a grouping of 3 or more balls and pops groups if this condition is met. It is important to note that this condition isn’t checked when the balls are placed in the scene.</w:t>
-      </w:r>
-    </w:p>
-    <w:p/>
+        <w:t>the game checks for a grouping of 3 or more balls and pops groups if this condition is met</w:t>
+      </w:r>
+      <w:r>
+        <w:t>.</w:t>
+      </w:r>
+    </w:p>
     <w:p>
       <w:r>
         <w:t xml:space="preserve">From the moment the level begins, the ceiling </w:t>
@@ -123,6 +137,11 @@
       </w:r>
       <w:r>
         <w:t xml:space="preserve"> to pop all the balls in the scene before this occurs.</w:t>
+      </w:r>
+    </w:p>
+    <w:p>
+      <w:r>
+        <w:t>Furthermore, points are awarded only for balls that are removed from the scene after falling to the bottom of the window. This means that whilst the game has a definitive end, there is an added competitive aspect of trying to get a new high score as well.</w:t>
       </w:r>
     </w:p>
     <w:p>
@@ -135,7 +154,128 @@
     </w:p>
     <w:p>
       <w:r>
-        <w:t>Pass</w:t>
+        <w:t xml:space="preserve">In the development of the Bouncing Balls game, particular focus has been placed on the order in which each menu is visited, with a behaviour that is commonly seen in other best-selling video games currently, including Minecraft, in how each menu is </w:t>
+      </w:r>
+      <w:commentRangeStart w:id="1"/>
+      <w:r>
+        <w:t>accessed</w:t>
+      </w:r>
+      <w:commentRangeEnd w:id="1"/>
+      <w:r>
+        <w:rPr>
+          <w:rStyle w:val="CommentReference"/>
+        </w:rPr>
+        <w:commentReference w:id="1"/>
+      </w:r>
+      <w:r>
+        <w:t>.</w:t>
+      </w:r>
+    </w:p>
+    <w:p>
+      <w:r>
+        <w:t>The menu arrangement is shown clearly in the screen flow diagram seen below:</w:t>
+      </w:r>
+    </w:p>
+    <w:p>
+      <w:r>
+        <w:rPr>
+          <w:noProof/>
+        </w:rPr>
+        <w:drawing>
+          <wp:inline distT="0" distB="0" distL="0" distR="0" wp14:anchorId="48C58577" wp14:editId="5CFDCA61">
+            <wp:extent cx="5731510" cy="1504315"/>
+            <wp:effectExtent l="0" t="0" r="2540" b="635"/>
+            <wp:docPr id="1882722366" name="Picture 1"/>
+            <wp:cNvGraphicFramePr>
+              <a:graphicFrameLocks xmlns:a="http://schemas.openxmlformats.org/drawingml/2006/main" noChangeAspect="1"/>
+            </wp:cNvGraphicFramePr>
+            <a:graphic xmlns:a="http://schemas.openxmlformats.org/drawingml/2006/main">
+              <a:graphicData uri="http://schemas.openxmlformats.org/drawingml/2006/picture">
+                <pic:pic xmlns:pic="http://schemas.openxmlformats.org/drawingml/2006/picture">
+                  <pic:nvPicPr>
+                    <pic:cNvPr id="1882722366" name="Picture 1882722366"/>
+                    <pic:cNvPicPr/>
+                  </pic:nvPicPr>
+                  <pic:blipFill>
+                    <a:blip r:embed="rId9" cstate="print">
+                      <a:extLst>
+                        <a:ext uri="{28A0092B-C50C-407E-A947-70E740481C1C}">
+                          <a14:useLocalDpi xmlns:a14="http://schemas.microsoft.com/office/drawing/2010/main" val="0"/>
+                        </a:ext>
+                      </a:extLst>
+                    </a:blip>
+                    <a:stretch>
+                      <a:fillRect/>
+                    </a:stretch>
+                  </pic:blipFill>
+                  <pic:spPr>
+                    <a:xfrm>
+                      <a:off x="0" y="0"/>
+                      <a:ext cx="5731510" cy="1504315"/>
+                    </a:xfrm>
+                    <a:prstGeom prst="rect">
+                      <a:avLst/>
+                    </a:prstGeom>
+                  </pic:spPr>
+                </pic:pic>
+              </a:graphicData>
+            </a:graphic>
+          </wp:inline>
+        </w:drawing>
+      </w:r>
+    </w:p>
+    <w:p>
+      <w:r>
+        <w:t>In addition to focusing on the menu-to-menu navigation, a further focus was placed on the design for the overall game. The original game is of the puzzle-solving genre</w:t>
+      </w:r>
+      <w:r>
+        <w:t xml:space="preserve"> and, as such,</w:t>
+      </w:r>
+      <w:r>
+        <w:t xml:space="preserve"> is accessible to a large </w:t>
+      </w:r>
+      <w:commentRangeStart w:id="2"/>
+      <w:r>
+        <w:t>target</w:t>
+      </w:r>
+      <w:commentRangeEnd w:id="2"/>
+      <w:r>
+        <w:rPr>
+          <w:rStyle w:val="CommentReference"/>
+        </w:rPr>
+        <w:commentReference w:id="2"/>
+      </w:r>
+      <w:r>
+        <w:t xml:space="preserve"> audience - in the development of the Bouncing Balls game, it was therefore </w:t>
+      </w:r>
+      <w:r>
+        <w:t>essential</w:t>
+      </w:r>
+      <w:r>
+        <w:t xml:space="preserve"> to ensure the game's design reflected this.</w:t>
+      </w:r>
+    </w:p>
+    <w:p>
+      <w:r>
+        <w:lastRenderedPageBreak/>
+        <w:t xml:space="preserve">During the </w:t>
+      </w:r>
+      <w:r>
+        <w:t>game's development</w:t>
+      </w:r>
+      <w:r>
+        <w:t xml:space="preserve">, the design focus shifted </w:t>
+      </w:r>
+      <w:r>
+        <w:t>from a very minimalistic style to the idea of becoming a therapy game. This idea explores the principle of the game being used as a way of relieving stress and the use of a somewhat realistic environment, with a serious consideration of the game’s use of colour to ensure that it features a blue theme – with the colour being well researched into having stress reliving and positive mental health benefits. Along with this idea, a restrictive colour palette was created, ensuring that the new game didn’t go too far away from the prominent blue-red-yellow ball colour theming, with other colours in the new game appearing with less saturation.</w:t>
+      </w:r>
+    </w:p>
+    <w:p>
+      <w:r>
+        <w:t>The original game’s artwork for the European release acted as another primary form of design stimulus, with concepts from that featuring heavily throughout the new game</w:t>
+      </w:r>
+      <w:r>
+        <w:t>. This styling can be seen in the game’s slogan and similar font selection, as well as in the use of characters in the new game based on the characters seen in this release artwork.</w:t>
       </w:r>
     </w:p>
     <w:p>
@@ -424,11 +564,7 @@
           </w:tcPr>
           <w:p>
             <w:r>
-              <w:t xml:space="preserve">When the balls meet the cannon at </w:t>
-            </w:r>
-            <w:r>
-              <w:lastRenderedPageBreak/>
-              <w:t>the bottom of the screen, the anvil should fall, marking the end of the level.</w:t>
+              <w:t>When the balls meet the cannon at the bottom of the screen, the anvil should fall, marking the end of the level.</w:t>
             </w:r>
           </w:p>
         </w:tc>
@@ -438,7 +574,6 @@
           </w:tcPr>
           <w:p>
             <w:r>
-              <w:lastRenderedPageBreak/>
               <w:t>The expected result was observed.</w:t>
             </w:r>
           </w:p>
@@ -556,7 +691,11 @@
           </w:tcPr>
           <w:p>
             <w:r>
-              <w:t>Any ball fired from the cannon will have an angle identical to the direction the cannon was pointing when fired.</w:t>
+              <w:t xml:space="preserve">Any ball fired from the cannon will have an angle identical to the direction the </w:t>
+            </w:r>
+            <w:r>
+              <w:lastRenderedPageBreak/>
+              <w:t>cannon was pointing when fired.</w:t>
             </w:r>
           </w:p>
         </w:tc>
@@ -566,6 +705,7 @@
           </w:tcPr>
           <w:p>
             <w:r>
+              <w:lastRenderedPageBreak/>
               <w:t>The expected result was observed.</w:t>
             </w:r>
           </w:p>
@@ -593,7 +733,90 @@
     </w:p>
     <w:p>
       <w:r>
-        <w:t>Pass</w:t>
+        <w:t>Before the game could enter a development process, it was necessary to consider which mechanics of the original game would need to be carried over to the new game. This process has been known as the ‘Game Extraction Process’ and this was used heavily to determine what mechanics of the original game needed to be mirrored in the new game.</w:t>
+      </w:r>
+    </w:p>
+    <w:p>
+      <w:r>
+        <w:t>After completing this process, and now having compiled an extensive list, this was broken down into meaningful stages and arranged logically into the Gannt chart attached below:</w:t>
+      </w:r>
+    </w:p>
+    <w:p>
+      <w:r>
+        <w:rPr>
+          <w:noProof/>
+        </w:rPr>
+        <w:drawing>
+          <wp:inline distT="0" distB="0" distL="0" distR="0" wp14:anchorId="3FD63667" wp14:editId="1C404AE9">
+            <wp:extent cx="5731510" cy="4857750"/>
+            <wp:effectExtent l="0" t="0" r="2540" b="0"/>
+            <wp:docPr id="716703535" name="Picture 2"/>
+            <wp:cNvGraphicFramePr>
+              <a:graphicFrameLocks xmlns:a="http://schemas.openxmlformats.org/drawingml/2006/main" noChangeAspect="1"/>
+            </wp:cNvGraphicFramePr>
+            <a:graphic xmlns:a="http://schemas.openxmlformats.org/drawingml/2006/main">
+              <a:graphicData uri="http://schemas.openxmlformats.org/drawingml/2006/picture">
+                <pic:pic xmlns:pic="http://schemas.openxmlformats.org/drawingml/2006/picture">
+                  <pic:nvPicPr>
+                    <pic:cNvPr id="716703535" name="Picture 716703535"/>
+                    <pic:cNvPicPr/>
+                  </pic:nvPicPr>
+                  <pic:blipFill>
+                    <a:blip r:embed="rId10" cstate="print">
+                      <a:extLst>
+                        <a:ext uri="{28A0092B-C50C-407E-A947-70E740481C1C}">
+                          <a14:useLocalDpi xmlns:a14="http://schemas.microsoft.com/office/drawing/2010/main" val="0"/>
+                        </a:ext>
+                      </a:extLst>
+                    </a:blip>
+                    <a:stretch>
+                      <a:fillRect/>
+                    </a:stretch>
+                  </pic:blipFill>
+                  <pic:spPr>
+                    <a:xfrm>
+                      <a:off x="0" y="0"/>
+                      <a:ext cx="5731510" cy="4857750"/>
+                    </a:xfrm>
+                    <a:prstGeom prst="rect">
+                      <a:avLst/>
+                    </a:prstGeom>
+                  </pic:spPr>
+                </pic:pic>
+              </a:graphicData>
+            </a:graphic>
+          </wp:inline>
+        </w:drawing>
+      </w:r>
+    </w:p>
+    <w:p>
+      <w:r>
+        <w:t>Whilst working on introducing the fundamental game mechanics, time was also spent considering how best to design and theme the game, and once the game mechanics were added, a process of adding colours and Sprites that would add only visually to the game was also completed.</w:t>
+      </w:r>
+    </w:p>
+    <w:p>
+      <w:r>
+        <w:t xml:space="preserve">In the development of this game, an Agile Workflow system was used, which allowed for the game's development process to return to previously added components and improve them where necessary. This system was selected as it best reflected the current systems used in real-world game development </w:t>
+      </w:r>
+      <w:commentRangeStart w:id="3"/>
+      <w:r>
+        <w:t>environments</w:t>
+      </w:r>
+      <w:commentRangeEnd w:id="3"/>
+      <w:r>
+        <w:rPr>
+          <w:rStyle w:val="CommentReference"/>
+        </w:rPr>
+        <w:commentReference w:id="3"/>
+      </w:r>
+      <w:r>
+        <w:t>.</w:t>
+      </w:r>
+    </w:p>
+    <w:p>
+      <w:r>
+        <w:lastRenderedPageBreak/>
+        <w:t>The chosen workflow was additionally beneficial as it allowed for the testing process to efficiently and quickly resolve issues identified in the game and also allowed for easy expansion of the game at the end of the development cycle to introduce sound and music toggles for the main menu, pause menu and end menus.</w:t>
       </w:r>
     </w:p>
     <w:p>
@@ -621,7 +844,7 @@
       <w:r>
         <w:t xml:space="preserve">Novel Games - </w:t>
       </w:r>
-      <w:hyperlink r:id="rId9" w:history="1">
+      <w:hyperlink r:id="rId11" w:history="1">
         <w:r>
           <w:rPr>
             <w:rStyle w:val="Hyperlink"/>
@@ -637,7 +860,7 @@
       <w:r>
         <w:t xml:space="preserve">Gomilla. L - </w:t>
       </w:r>
-      <w:hyperlink r:id="rId10" w:history="1">
+      <w:hyperlink r:id="rId12" w:history="1">
         <w:r>
           <w:rPr>
             <w:rStyle w:val="Hyperlink"/>
@@ -653,7 +876,7 @@
       <w:r>
         <w:t xml:space="preserve">Kariya. A - </w:t>
       </w:r>
-      <w:hyperlink r:id="rId11" w:history="1">
+      <w:hyperlink r:id="rId13" w:history="1">
         <w:r>
           <w:rPr>
             <w:rStyle w:val="Hyperlink"/>
@@ -669,7 +892,7 @@
       <w:r>
         <w:t xml:space="preserve">Montoreano. J - </w:t>
       </w:r>
-      <w:hyperlink r:id="rId12" w:history="1">
+      <w:hyperlink r:id="rId14" w:history="1">
         <w:r>
           <w:rPr>
             <w:rStyle w:val="Hyperlink"/>
@@ -685,7 +908,7 @@
       <w:r>
         <w:t xml:space="preserve">Hechsher. J - </w:t>
       </w:r>
-      <w:hyperlink r:id="rId13" w:history="1">
+      <w:hyperlink r:id="rId15" w:history="1">
         <w:r>
           <w:rPr>
             <w:rStyle w:val="Hyperlink"/>
@@ -701,7 +924,7 @@
       <w:r>
         <w:t xml:space="preserve">Lubos. L - </w:t>
       </w:r>
-      <w:hyperlink r:id="rId14" w:history="1">
+      <w:hyperlink r:id="rId16" w:history="1">
         <w:r>
           <w:rPr>
             <w:rStyle w:val="Hyperlink"/>
@@ -717,7 +940,7 @@
       <w:r>
         <w:t xml:space="preserve">Gupta. R - </w:t>
       </w:r>
-      <w:hyperlink r:id="rId15" w:history="1">
+      <w:hyperlink r:id="rId17" w:history="1">
         <w:r>
           <w:rPr>
             <w:rStyle w:val="Hyperlink"/>
@@ -757,24 +980,81 @@
       </w:r>
     </w:p>
   </w:comment>
+  <w:comment w:id="1" w:author="Pamela Jebson" w:date="2024-12-24T19:06:00Z" w:initials="PJ">
+    <w:p>
+      <w:pPr>
+        <w:pStyle w:val="CommentText"/>
+      </w:pPr>
+      <w:r>
+        <w:rPr>
+          <w:rStyle w:val="CommentReference"/>
+        </w:rPr>
+        <w:annotationRef/>
+      </w:r>
+      <w:r>
+        <w:t>Source this!</w:t>
+      </w:r>
+    </w:p>
+  </w:comment>
+  <w:comment w:id="2" w:author="Pamela Jebson" w:date="2024-12-24T19:14:00Z" w:initials="PJ">
+    <w:p>
+      <w:pPr>
+        <w:pStyle w:val="CommentText"/>
+      </w:pPr>
+      <w:r>
+        <w:rPr>
+          <w:rStyle w:val="CommentReference"/>
+        </w:rPr>
+        <w:annotationRef/>
+      </w:r>
+      <w:r>
+        <w:t>Check this</w:t>
+      </w:r>
+    </w:p>
+  </w:comment>
+  <w:comment w:id="3" w:author="Pamela Jebson" w:date="2024-12-24T19:37:00Z" w:initials="PJ">
+    <w:p>
+      <w:pPr>
+        <w:pStyle w:val="CommentText"/>
+      </w:pPr>
+      <w:r>
+        <w:rPr>
+          <w:rStyle w:val="CommentReference"/>
+        </w:rPr>
+        <w:annotationRef/>
+      </w:r>
+      <w:r>
+        <w:t>Search this!</w:t>
+      </w:r>
+    </w:p>
+  </w:comment>
 </w:comments>
 </file>
 
 <file path=word/commentsExtended.xml><?xml version="1.0" encoding="utf-8"?>
 <w15:commentsEx xmlns:wpc="http://schemas.microsoft.com/office/word/2010/wordprocessingCanvas" xmlns:cx="http://schemas.microsoft.com/office/drawing/2014/chartex" xmlns:cx1="http://schemas.microsoft.com/office/drawing/2015/9/8/chartex" xmlns:cx2="http://schemas.microsoft.com/office/drawing/2015/10/21/chartex" xmlns:cx3="http://schemas.microsoft.com/office/drawing/2016/5/9/chartex" xmlns:cx4="http://schemas.microsoft.com/office/drawing/2016/5/10/chartex" xmlns:cx5="http://schemas.microsoft.com/office/drawing/2016/5/11/chartex" xmlns:cx6="http://schemas.microsoft.com/office/drawing/2016/5/12/chartex" xmlns:cx7="http://schemas.microsoft.com/office/drawing/2016/5/13/chartex" xmlns:cx8="http://schemas.microsoft.com/office/drawing/2016/5/14/chartex" xmlns:mc="http://schemas.openxmlformats.org/markup-compatibility/2006" xmlns:aink="http://schemas.microsoft.com/office/drawing/2016/ink" xmlns:am3d="http://schemas.microsoft.com/office/drawing/2017/model3d" xmlns:o="urn:schemas-microsoft-com:office:office" xmlns:oel="http://schemas.microsoft.com/office/2019/extlst" xmlns:r="http://schemas.openxmlformats.org/officeDocument/2006/relationships" xmlns:m="http://schemas.openxmlformats.org/officeDocument/2006/math" xmlns:v="urn:schemas-microsoft-com:vml" xmlns:wp14="http://schemas.microsoft.com/office/word/2010/wordprocessingDrawing" xmlns:wp="http://schemas.openxmlformats.org/drawingml/2006/wordprocessingDrawing" xmlns:w10="urn:schemas-microsoft-com:office:word" xmlns:w="http://schemas.openxmlformats.org/wordprocessingml/2006/main" xmlns:w14="http://schemas.microsoft.com/office/word/2010/wordml" xmlns:w15="http://schemas.microsoft.com/office/word/2012/wordml" xmlns:w16cex="http://schemas.microsoft.com/office/word/2018/wordml/cex" xmlns:w16cid="http://schemas.microsoft.com/office/word/2016/wordml/cid" xmlns:w16="http://schemas.microsoft.com/office/word/2018/wordml" xmlns:w16du="http://schemas.microsoft.com/office/word/2023/wordml/word16du" xmlns:w16sdtdh="http://schemas.microsoft.com/office/word/2020/wordml/sdtdatahash" xmlns:w16se="http://schemas.microsoft.com/office/word/2015/wordml/symex" xmlns:wpg="http://schemas.microsoft.com/office/word/2010/wordprocessingGroup" xmlns:wpi="http://schemas.microsoft.com/office/word/2010/wordprocessingInk" xmlns:wne="http://schemas.microsoft.com/office/word/2006/wordml" xmlns:wps="http://schemas.microsoft.com/office/word/2010/wordprocessingShape" mc:Ignorable="w14 w15 w16se w16cid w16 w16cex w16sdtdh w16du wp14">
   <w15:commentEx w15:paraId="2011D196" w15:done="0"/>
+  <w15:commentEx w15:paraId="67FBDDD7" w15:done="0"/>
+  <w15:commentEx w15:paraId="6B5D685E" w15:done="0"/>
+  <w15:commentEx w15:paraId="29B36D8E" w15:done="0"/>
 </w15:commentsEx>
 </file>
 
 <file path=word/commentsExtensible.xml><?xml version="1.0" encoding="utf-8"?>
 <w16cex:commentsExtensible xmlns:wpc="http://schemas.microsoft.com/office/word/2010/wordprocessingCanvas" xmlns:cx="http://schemas.microsoft.com/office/drawing/2014/chartex" xmlns:cx1="http://schemas.microsoft.com/office/drawing/2015/9/8/chartex" xmlns:cx2="http://schemas.microsoft.com/office/drawing/2015/10/21/chartex" xmlns:cx3="http://schemas.microsoft.com/office/drawing/2016/5/9/chartex" xmlns:cx4="http://schemas.microsoft.com/office/drawing/2016/5/10/chartex" xmlns:cx5="http://schemas.microsoft.com/office/drawing/2016/5/11/chartex" xmlns:cx6="http://schemas.microsoft.com/office/drawing/2016/5/12/chartex" xmlns:cx7="http://schemas.microsoft.com/office/drawing/2016/5/13/chartex" xmlns:cx8="http://schemas.microsoft.com/office/drawing/2016/5/14/chartex" xmlns:cr="http://schemas.microsoft.com/office/comments/2020/reactions" xmlns:mc="http://schemas.openxmlformats.org/markup-compatibility/2006" xmlns:aink="http://schemas.microsoft.com/office/drawing/2016/ink" xmlns:am3d="http://schemas.microsoft.com/office/drawing/2017/model3d" xmlns:o="urn:schemas-microsoft-com:office:office" xmlns:oel="http://schemas.microsoft.com/office/2019/extlst" xmlns:r="http://schemas.openxmlformats.org/officeDocument/2006/relationships" xmlns:m="http://schemas.openxmlformats.org/officeDocument/2006/math" xmlns:v="urn:schemas-microsoft-com:vml" xmlns:wp14="http://schemas.microsoft.com/office/word/2010/wordprocessingDrawing" xmlns:wp="http://schemas.openxmlformats.org/drawingml/2006/wordprocessingDrawing" xmlns:w10="urn:schemas-microsoft-com:office:word" xmlns:w="http://schemas.openxmlformats.org/wordprocessingml/2006/main" xmlns:w14="http://schemas.microsoft.com/office/word/2010/wordml" xmlns:w15="http://schemas.microsoft.com/office/word/2012/wordml" xmlns:w16cex="http://schemas.microsoft.com/office/word/2018/wordml/cex" xmlns:w16cid="http://schemas.microsoft.com/office/word/2016/wordml/cid" xmlns:w16="http://schemas.microsoft.com/office/word/2018/wordml" xmlns:w16du="http://schemas.microsoft.com/office/word/2023/wordml/word16du" xmlns:w16sdtdh="http://schemas.microsoft.com/office/word/2020/wordml/sdtdatahash" xmlns:w16se="http://schemas.microsoft.com/office/word/2015/wordml/symex" xmlns:wpg="http://schemas.microsoft.com/office/word/2010/wordprocessingGroup" xmlns:wpi="http://schemas.microsoft.com/office/word/2010/wordprocessingInk" xmlns:wne="http://schemas.microsoft.com/office/word/2006/wordml" xmlns:wps="http://schemas.microsoft.com/office/word/2010/wordprocessingShape" mc:Ignorable="w14 w15 w16se w16cid w16 w16cex w16sdtdh cr w16du wp14">
   <w16cex:commentExtensible w16cex:durableId="2DE6BA9F" w16cex:dateUtc="2024-10-30T12:24:00Z"/>
+  <w16cex:commentExtensible w16cex:durableId="0880D942" w16cex:dateUtc="2024-12-24T19:06:00Z"/>
+  <w16cex:commentExtensible w16cex:durableId="60B2A0E4" w16cex:dateUtc="2024-12-24T19:14:00Z"/>
+  <w16cex:commentExtensible w16cex:durableId="29019248" w16cex:dateUtc="2024-12-24T19:37:00Z"/>
 </w16cex:commentsExtensible>
 </file>
 
 <file path=word/commentsIds.xml><?xml version="1.0" encoding="utf-8"?>
 <w16cid:commentsIds xmlns:wpc="http://schemas.microsoft.com/office/word/2010/wordprocessingCanvas" xmlns:cx="http://schemas.microsoft.com/office/drawing/2014/chartex" xmlns:cx1="http://schemas.microsoft.com/office/drawing/2015/9/8/chartex" xmlns:cx2="http://schemas.microsoft.com/office/drawing/2015/10/21/chartex" xmlns:cx3="http://schemas.microsoft.com/office/drawing/2016/5/9/chartex" xmlns:cx4="http://schemas.microsoft.com/office/drawing/2016/5/10/chartex" xmlns:cx5="http://schemas.microsoft.com/office/drawing/2016/5/11/chartex" xmlns:cx6="http://schemas.microsoft.com/office/drawing/2016/5/12/chartex" xmlns:cx7="http://schemas.microsoft.com/office/drawing/2016/5/13/chartex" xmlns:cx8="http://schemas.microsoft.com/office/drawing/2016/5/14/chartex" xmlns:mc="http://schemas.openxmlformats.org/markup-compatibility/2006" xmlns:aink="http://schemas.microsoft.com/office/drawing/2016/ink" xmlns:am3d="http://schemas.microsoft.com/office/drawing/2017/model3d" xmlns:o="urn:schemas-microsoft-com:office:office" xmlns:oel="http://schemas.microsoft.com/office/2019/extlst" xmlns:r="http://schemas.openxmlformats.org/officeDocument/2006/relationships" xmlns:m="http://schemas.openxmlformats.org/officeDocument/2006/math" xmlns:v="urn:schemas-microsoft-com:vml" xmlns:wp14="http://schemas.microsoft.com/office/word/2010/wordprocessingDrawing" xmlns:wp="http://schemas.openxmlformats.org/drawingml/2006/wordprocessingDrawing" xmlns:w10="urn:schemas-microsoft-com:office:word" xmlns:w="http://schemas.openxmlformats.org/wordprocessingml/2006/main" xmlns:w14="http://schemas.microsoft.com/office/word/2010/wordml" xmlns:w15="http://schemas.microsoft.com/office/word/2012/wordml" xmlns:w16cex="http://schemas.microsoft.com/office/word/2018/wordml/cex" xmlns:w16cid="http://schemas.microsoft.com/office/word/2016/wordml/cid" xmlns:w16="http://schemas.microsoft.com/office/word/2018/wordml" xmlns:w16du="http://schemas.microsoft.com/office/word/2023/wordml/word16du" xmlns:w16sdtdh="http://schemas.microsoft.com/office/word/2020/wordml/sdtdatahash" xmlns:w16se="http://schemas.microsoft.com/office/word/2015/wordml/symex" xmlns:wpg="http://schemas.microsoft.com/office/word/2010/wordprocessingGroup" xmlns:wpi="http://schemas.microsoft.com/office/word/2010/wordprocessingInk" xmlns:wne="http://schemas.microsoft.com/office/word/2006/wordml" xmlns:wps="http://schemas.microsoft.com/office/word/2010/wordprocessingShape" mc:Ignorable="w14 w15 w16se w16cid w16 w16cex w16sdtdh w16du wp14">
   <w16cid:commentId w16cid:paraId="2011D196" w16cid:durableId="2DE6BA9F"/>
+  <w16cid:commentId w16cid:paraId="67FBDDD7" w16cid:durableId="0880D942"/>
+  <w16cid:commentId w16cid:paraId="6B5D685E" w16cid:durableId="60B2A0E4"/>
+  <w16cid:commentId w16cid:paraId="29B36D8E" w16cid:durableId="29019248"/>
 </w16cid:commentsIds>
 </file>
 

--- a/Academic Report - Thomas JEBSON - 24804704.docx
+++ b/Academic Report - Thomas JEBSON - 24804704.docx
@@ -84,13 +84,34 @@
     </w:p>
     <w:p>
       <w:r>
-        <w:t>In this game, the player controls a cannon angled at the mouse cursor. When the left mouse button is pressed, the cannon fires the loaded ball. The cannon displays the current and the next balls</w:t>
+        <w:t>In this game, the player controls a cannon angled towards the mouse cursor</w:t>
+      </w:r>
+      <w:r>
+        <w:t xml:space="preserve">. </w:t>
+      </w:r>
+      <w:r>
+        <w:t xml:space="preserve">The cannon fires the loaded ball when the left mouse button </w:t>
+      </w:r>
+      <w:r>
+        <w:t xml:space="preserve">or ‘enter’ key </w:t>
+      </w:r>
+      <w:r>
+        <w:t>is pressed</w:t>
+      </w:r>
+      <w:r>
+        <w:t>. The cannon displays the current and the next balls</w:t>
       </w:r>
       <w:r>
         <w:t xml:space="preserve"> to be fired</w:t>
       </w:r>
       <w:r>
-        <w:t>. Balls are added to this queue at random. When the ball is fired, it moves in the direction the cannon was pointing with uniform velocity but will bounce off the side walls of the game scene.</w:t>
+        <w:t xml:space="preserve">. Balls are added to this queue at random. When the ball is fired, it moves in the direction the cannon was pointing with uniform velocity </w:t>
+      </w:r>
+      <w:r>
+        <w:t>and</w:t>
+      </w:r>
+      <w:r>
+        <w:t xml:space="preserve"> will bounce off the side walls of the game scene.</w:t>
       </w:r>
     </w:p>
     <w:p>
@@ -141,7 +162,10 @@
     </w:p>
     <w:p>
       <w:r>
-        <w:t>Furthermore, points are awarded only for balls that are removed from the scene after falling to the bottom of the window. This means that whilst the game has a definitive end, there is an added competitive aspect of trying to get a new high score as well.</w:t>
+        <w:t xml:space="preserve">Furthermore, points are awarded only for balls that are removed from the scene after falling to the bottom of the window. This means that whilst the game has a definitive end, there is an added competitive aspect of trying to get a new high score </w:t>
+      </w:r>
+      <w:r>
+        <w:t>too.</w:t>
       </w:r>
     </w:p>
     <w:p>
@@ -225,14 +249,32 @@
       </w:r>
     </w:p>
     <w:p>
-      <w:r>
-        <w:t>In addition to focusing on the menu-to-menu navigation, a further focus was placed on the design for the overall game. The original game is of the puzzle-solving genre</w:t>
+      <w:pPr>
+        <w:pStyle w:val="Figure"/>
+      </w:pPr>
+      <w:r>
+        <w:t>Figure 1: The screen flow diagram for the ‘Bouncing Balls’ game.</w:t>
+      </w:r>
+    </w:p>
+    <w:p>
+      <w:r>
+        <w:t xml:space="preserve">In addition to focusing on the menu-to-menu navigation, a further focus was placed on the design </w:t>
+      </w:r>
+      <w:r>
+        <w:t>of</w:t>
+      </w:r>
+      <w:r>
+        <w:t xml:space="preserve"> the overall game. The original game is of the puzzle-solving genre</w:t>
       </w:r>
       <w:r>
         <w:t xml:space="preserve"> and, as such,</w:t>
       </w:r>
       <w:r>
-        <w:t xml:space="preserve"> is accessible to a large </w:t>
+        <w:t xml:space="preserve"> is accessible to a </w:t>
+      </w:r>
+      <w:r>
+        <w:lastRenderedPageBreak/>
+        <w:t xml:space="preserve">large </w:t>
       </w:r>
       <w:commentRangeStart w:id="2"/>
       <w:r>
@@ -257,25 +299,509 @@
     </w:p>
     <w:p>
       <w:r>
+        <w:t xml:space="preserve">During the </w:t>
+      </w:r>
+      <w:r>
+        <w:t>game's development</w:t>
+      </w:r>
+      <w:r>
+        <w:t xml:space="preserve">, the design focus shifted </w:t>
+      </w:r>
+      <w:r>
+        <w:t xml:space="preserve">from a very minimalistic style to the idea of becoming a therapy game. This idea explores the principle of the game being used as a way of relieving stress and the use of a somewhat realistic environment, with a serious consideration of the game’s use of colour to ensure that it features a blue theme – with the colour being well researched into having stress reliving and positive mental health benefits. Along with this idea, a restrictive colour palette was created, ensuring that the new game didn’t </w:t>
+      </w:r>
+      <w:r>
+        <w:t xml:space="preserve">stray </w:t>
+      </w:r>
+      <w:r>
+        <w:t>too far away from the prominent blue-red-yellow ball colour theming, with other colours in the new game appearing with less saturation.</w:t>
+      </w:r>
+    </w:p>
+    <w:p>
+      <w:r>
+        <w:t>The original game’s artwork for the European release acted as another primary form of design stimulus, with concepts from that featuring heavily throughout the new game</w:t>
+      </w:r>
+      <w:r>
+        <w:t>. This styling can be seen in the game’s slogan</w:t>
+      </w:r>
+      <w:r>
+        <w:t>, similar font selection, and</w:t>
+      </w:r>
+      <w:r>
+        <w:t xml:space="preserve"> the use of characters in the new game based on the characters seen in this release artwork</w:t>
+      </w:r>
+      <w:r>
+        <w:t xml:space="preserve"> attached below:</w:t>
+      </w:r>
+    </w:p>
+    <w:p>
+      <w:r>
+        <w:rPr>
+          <w:noProof/>
+        </w:rPr>
         <w:lastRenderedPageBreak/>
-        <w:t xml:space="preserve">During the </w:t>
-      </w:r>
-      <w:r>
-        <w:t>game's development</w:t>
-      </w:r>
-      <w:r>
-        <w:t xml:space="preserve">, the design focus shifted </w:t>
-      </w:r>
-      <w:r>
-        <w:t>from a very minimalistic style to the idea of becoming a therapy game. This idea explores the principle of the game being used as a way of relieving stress and the use of a somewhat realistic environment, with a serious consideration of the game’s use of colour to ensure that it features a blue theme – with the colour being well researched into having stress reliving and positive mental health benefits. Along with this idea, a restrictive colour palette was created, ensuring that the new game didn’t go too far away from the prominent blue-red-yellow ball colour theming, with other colours in the new game appearing with less saturation.</w:t>
-      </w:r>
-    </w:p>
-    <w:p>
-      <w:r>
-        <w:t>The original game’s artwork for the European release acted as another primary form of design stimulus, with concepts from that featuring heavily throughout the new game</w:t>
-      </w:r>
-      <w:r>
-        <w:t>. This styling can be seen in the game’s slogan and similar font selection, as well as in the use of characters in the new game based on the characters seen in this release artwork.</w:t>
+        <w:drawing>
+          <wp:inline distT="0" distB="0" distL="0" distR="0" wp14:anchorId="7796EC62" wp14:editId="265E9E8F">
+            <wp:extent cx="5731510" cy="7897495"/>
+            <wp:effectExtent l="0" t="0" r="2540" b="8255"/>
+            <wp:docPr id="1377887152" name="Picture 2"/>
+            <wp:cNvGraphicFramePr>
+              <a:graphicFrameLocks xmlns:a="http://schemas.openxmlformats.org/drawingml/2006/main" noChangeAspect="1"/>
+            </wp:cNvGraphicFramePr>
+            <a:graphic xmlns:a="http://schemas.openxmlformats.org/drawingml/2006/main">
+              <a:graphicData uri="http://schemas.openxmlformats.org/drawingml/2006/picture">
+                <pic:pic xmlns:pic="http://schemas.openxmlformats.org/drawingml/2006/picture">
+                  <pic:nvPicPr>
+                    <pic:cNvPr id="0" name="Picture 3"/>
+                    <pic:cNvPicPr>
+                      <a:picLocks noChangeAspect="1" noChangeArrowheads="1"/>
+                    </pic:cNvPicPr>
+                  </pic:nvPicPr>
+                  <pic:blipFill>
+                    <a:blip r:embed="rId10">
+                      <a:extLst>
+                        <a:ext uri="{28A0092B-C50C-407E-A947-70E740481C1C}">
+                          <a14:useLocalDpi xmlns:a14="http://schemas.microsoft.com/office/drawing/2010/main" val="0"/>
+                        </a:ext>
+                      </a:extLst>
+                    </a:blip>
+                    <a:srcRect/>
+                    <a:stretch>
+                      <a:fillRect/>
+                    </a:stretch>
+                  </pic:blipFill>
+                  <pic:spPr bwMode="auto">
+                    <a:xfrm>
+                      <a:off x="0" y="0"/>
+                      <a:ext cx="5731510" cy="7897495"/>
+                    </a:xfrm>
+                    <a:prstGeom prst="rect">
+                      <a:avLst/>
+                    </a:prstGeom>
+                    <a:noFill/>
+                    <a:ln>
+                      <a:noFill/>
+                    </a:ln>
+                  </pic:spPr>
+                </pic:pic>
+              </a:graphicData>
+            </a:graphic>
+          </wp:inline>
+        </w:drawing>
+      </w:r>
+    </w:p>
+    <w:p>
+      <w:pPr>
+        <w:pStyle w:val="Figure"/>
+      </w:pPr>
+      <w:r>
+        <w:t xml:space="preserve">Figure </w:t>
+      </w:r>
+      <w:r>
+        <w:t>2</w:t>
+      </w:r>
+      <w:r>
+        <w:t xml:space="preserve">: The </w:t>
+      </w:r>
+      <w:r>
+        <w:t>European game artwork for the game ‘Puzzle Bobble’</w:t>
+      </w:r>
+    </w:p>
+    <w:p>
+      <w:pPr>
+        <w:pStyle w:val="Heading4"/>
+      </w:pPr>
+      <w:r>
+        <w:lastRenderedPageBreak/>
+        <w:t>Main Menu</w:t>
+      </w:r>
+    </w:p>
+    <w:p>
+      <w:r>
+        <w:drawing>
+          <wp:inline distT="0" distB="0" distL="0" distR="0" wp14:anchorId="0A5BAD90" wp14:editId="1A699338">
+            <wp:extent cx="5731510" cy="3361690"/>
+            <wp:effectExtent l="0" t="0" r="2540" b="0"/>
+            <wp:docPr id="1087230243" name="Picture 1"/>
+            <wp:cNvGraphicFramePr>
+              <a:graphicFrameLocks xmlns:a="http://schemas.openxmlformats.org/drawingml/2006/main" noChangeAspect="1"/>
+            </wp:cNvGraphicFramePr>
+            <a:graphic xmlns:a="http://schemas.openxmlformats.org/drawingml/2006/main">
+              <a:graphicData uri="http://schemas.openxmlformats.org/drawingml/2006/picture">
+                <pic:pic xmlns:pic="http://schemas.openxmlformats.org/drawingml/2006/picture">
+                  <pic:nvPicPr>
+                    <pic:cNvPr id="1087230243" name=""/>
+                    <pic:cNvPicPr/>
+                  </pic:nvPicPr>
+                  <pic:blipFill>
+                    <a:blip r:embed="rId11"/>
+                    <a:stretch>
+                      <a:fillRect/>
+                    </a:stretch>
+                  </pic:blipFill>
+                  <pic:spPr>
+                    <a:xfrm>
+                      <a:off x="0" y="0"/>
+                      <a:ext cx="5731510" cy="3361690"/>
+                    </a:xfrm>
+                    <a:prstGeom prst="rect">
+                      <a:avLst/>
+                    </a:prstGeom>
+                  </pic:spPr>
+                </pic:pic>
+              </a:graphicData>
+            </a:graphic>
+          </wp:inline>
+        </w:drawing>
+      </w:r>
+    </w:p>
+    <w:p>
+      <w:pPr>
+        <w:pStyle w:val="Figure"/>
+      </w:pPr>
+      <w:r>
+        <w:t xml:space="preserve">Figure </w:t>
+      </w:r>
+      <w:r>
+        <w:t>3</w:t>
+      </w:r>
+      <w:r>
+        <w:t>: The main menu for the ‘Bouncing Balls’ game.</w:t>
+      </w:r>
+    </w:p>
+    <w:p>
+      <w:pPr>
+        <w:pStyle w:val="Heading4"/>
+      </w:pPr>
+      <w:r>
+        <w:t>Level One</w:t>
+      </w:r>
+    </w:p>
+    <w:p>
+      <w:r>
+        <w:drawing>
+          <wp:inline distT="0" distB="0" distL="0" distR="0" wp14:anchorId="2B4B3461" wp14:editId="52CE69E9">
+            <wp:extent cx="5731510" cy="3361690"/>
+            <wp:effectExtent l="0" t="0" r="2540" b="0"/>
+            <wp:docPr id="579496850" name="Picture 1"/>
+            <wp:cNvGraphicFramePr>
+              <a:graphicFrameLocks xmlns:a="http://schemas.openxmlformats.org/drawingml/2006/main" noChangeAspect="1"/>
+            </wp:cNvGraphicFramePr>
+            <a:graphic xmlns:a="http://schemas.openxmlformats.org/drawingml/2006/main">
+              <a:graphicData uri="http://schemas.openxmlformats.org/drawingml/2006/picture">
+                <pic:pic xmlns:pic="http://schemas.openxmlformats.org/drawingml/2006/picture">
+                  <pic:nvPicPr>
+                    <pic:cNvPr id="579496850" name=""/>
+                    <pic:cNvPicPr/>
+                  </pic:nvPicPr>
+                  <pic:blipFill>
+                    <a:blip r:embed="rId12"/>
+                    <a:stretch>
+                      <a:fillRect/>
+                    </a:stretch>
+                  </pic:blipFill>
+                  <pic:spPr>
+                    <a:xfrm>
+                      <a:off x="0" y="0"/>
+                      <a:ext cx="5731510" cy="3361690"/>
+                    </a:xfrm>
+                    <a:prstGeom prst="rect">
+                      <a:avLst/>
+                    </a:prstGeom>
+                  </pic:spPr>
+                </pic:pic>
+              </a:graphicData>
+            </a:graphic>
+          </wp:inline>
+        </w:drawing>
+      </w:r>
+    </w:p>
+    <w:p>
+      <w:pPr>
+        <w:pStyle w:val="Figure"/>
+      </w:pPr>
+      <w:r>
+        <w:t xml:space="preserve">Figure </w:t>
+      </w:r>
+      <w:r>
+        <w:t>4</w:t>
+      </w:r>
+      <w:r>
+        <w:t xml:space="preserve">: </w:t>
+      </w:r>
+      <w:r>
+        <w:t>Level One of</w:t>
+      </w:r>
+      <w:r>
+        <w:t xml:space="preserve"> the ‘Bouncing Balls’ game.</w:t>
+      </w:r>
+    </w:p>
+    <w:p>
+      <w:pPr>
+        <w:pStyle w:val="Heading4"/>
+      </w:pPr>
+      <w:r>
+        <w:lastRenderedPageBreak/>
+        <w:t>Level Two</w:t>
+      </w:r>
+    </w:p>
+    <w:p>
+      <w:r>
+        <w:drawing>
+          <wp:inline distT="0" distB="0" distL="0" distR="0" wp14:anchorId="2BCAD66C" wp14:editId="15270C89">
+            <wp:extent cx="5731510" cy="3361690"/>
+            <wp:effectExtent l="0" t="0" r="2540" b="0"/>
+            <wp:docPr id="1702111326" name="Picture 1"/>
+            <wp:cNvGraphicFramePr>
+              <a:graphicFrameLocks xmlns:a="http://schemas.openxmlformats.org/drawingml/2006/main" noChangeAspect="1"/>
+            </wp:cNvGraphicFramePr>
+            <a:graphic xmlns:a="http://schemas.openxmlformats.org/drawingml/2006/main">
+              <a:graphicData uri="http://schemas.openxmlformats.org/drawingml/2006/picture">
+                <pic:pic xmlns:pic="http://schemas.openxmlformats.org/drawingml/2006/picture">
+                  <pic:nvPicPr>
+                    <pic:cNvPr id="1702111326" name=""/>
+                    <pic:cNvPicPr/>
+                  </pic:nvPicPr>
+                  <pic:blipFill>
+                    <a:blip r:embed="rId13"/>
+                    <a:stretch>
+                      <a:fillRect/>
+                    </a:stretch>
+                  </pic:blipFill>
+                  <pic:spPr>
+                    <a:xfrm>
+                      <a:off x="0" y="0"/>
+                      <a:ext cx="5731510" cy="3361690"/>
+                    </a:xfrm>
+                    <a:prstGeom prst="rect">
+                      <a:avLst/>
+                    </a:prstGeom>
+                  </pic:spPr>
+                </pic:pic>
+              </a:graphicData>
+            </a:graphic>
+          </wp:inline>
+        </w:drawing>
+      </w:r>
+    </w:p>
+    <w:p>
+      <w:pPr>
+        <w:pStyle w:val="Figure"/>
+      </w:pPr>
+      <w:r>
+        <w:t xml:space="preserve">Figure </w:t>
+      </w:r>
+      <w:r>
+        <w:t>5</w:t>
+      </w:r>
+      <w:r>
+        <w:t xml:space="preserve">: Level </w:t>
+      </w:r>
+      <w:r>
+        <w:t>Two</w:t>
+      </w:r>
+      <w:r>
+        <w:t xml:space="preserve"> of the ‘Bouncing Balls’ game.</w:t>
+      </w:r>
+    </w:p>
+    <w:p>
+      <w:pPr>
+        <w:pStyle w:val="Heading4"/>
+      </w:pPr>
+      <w:r>
+        <w:t>Pause Menu</w:t>
+      </w:r>
+    </w:p>
+    <w:p>
+      <w:r>
+        <w:drawing>
+          <wp:inline distT="0" distB="0" distL="0" distR="0" wp14:anchorId="3DB0FF3E" wp14:editId="38EF702A">
+            <wp:extent cx="5731510" cy="3361690"/>
+            <wp:effectExtent l="0" t="0" r="2540" b="0"/>
+            <wp:docPr id="1280309007" name="Picture 1"/>
+            <wp:cNvGraphicFramePr>
+              <a:graphicFrameLocks xmlns:a="http://schemas.openxmlformats.org/drawingml/2006/main" noChangeAspect="1"/>
+            </wp:cNvGraphicFramePr>
+            <a:graphic xmlns:a="http://schemas.openxmlformats.org/drawingml/2006/main">
+              <a:graphicData uri="http://schemas.openxmlformats.org/drawingml/2006/picture">
+                <pic:pic xmlns:pic="http://schemas.openxmlformats.org/drawingml/2006/picture">
+                  <pic:nvPicPr>
+                    <pic:cNvPr id="1280309007" name=""/>
+                    <pic:cNvPicPr/>
+                  </pic:nvPicPr>
+                  <pic:blipFill>
+                    <a:blip r:embed="rId14"/>
+                    <a:stretch>
+                      <a:fillRect/>
+                    </a:stretch>
+                  </pic:blipFill>
+                  <pic:spPr>
+                    <a:xfrm>
+                      <a:off x="0" y="0"/>
+                      <a:ext cx="5731510" cy="3361690"/>
+                    </a:xfrm>
+                    <a:prstGeom prst="rect">
+                      <a:avLst/>
+                    </a:prstGeom>
+                  </pic:spPr>
+                </pic:pic>
+              </a:graphicData>
+            </a:graphic>
+          </wp:inline>
+        </w:drawing>
+      </w:r>
+    </w:p>
+    <w:p>
+      <w:pPr>
+        <w:pStyle w:val="Figure"/>
+      </w:pPr>
+      <w:r>
+        <w:t xml:space="preserve">Figure </w:t>
+      </w:r>
+      <w:r>
+        <w:t>6</w:t>
+      </w:r>
+      <w:r>
+        <w:t xml:space="preserve">: </w:t>
+      </w:r>
+      <w:r>
+        <w:t>The Pause Menu for</w:t>
+      </w:r>
+      <w:r>
+        <w:t xml:space="preserve"> the ‘Bouncing Balls’ game.</w:t>
+      </w:r>
+    </w:p>
+    <w:p>
+      <w:pPr>
+        <w:pStyle w:val="Heading4"/>
+      </w:pPr>
+      <w:r>
+        <w:lastRenderedPageBreak/>
+        <w:t>End Menu</w:t>
+      </w:r>
+    </w:p>
+    <w:p>
+      <w:r>
+        <w:drawing>
+          <wp:inline distT="0" distB="0" distL="0" distR="0" wp14:anchorId="34791A6A" wp14:editId="2467E3BD">
+            <wp:extent cx="5731510" cy="3361690"/>
+            <wp:effectExtent l="0" t="0" r="2540" b="0"/>
+            <wp:docPr id="1034774706" name="Picture 1"/>
+            <wp:cNvGraphicFramePr>
+              <a:graphicFrameLocks xmlns:a="http://schemas.openxmlformats.org/drawingml/2006/main" noChangeAspect="1"/>
+            </wp:cNvGraphicFramePr>
+            <a:graphic xmlns:a="http://schemas.openxmlformats.org/drawingml/2006/main">
+              <a:graphicData uri="http://schemas.openxmlformats.org/drawingml/2006/picture">
+                <pic:pic xmlns:pic="http://schemas.openxmlformats.org/drawingml/2006/picture">
+                  <pic:nvPicPr>
+                    <pic:cNvPr id="1034774706" name=""/>
+                    <pic:cNvPicPr/>
+                  </pic:nvPicPr>
+                  <pic:blipFill>
+                    <a:blip r:embed="rId15"/>
+                    <a:stretch>
+                      <a:fillRect/>
+                    </a:stretch>
+                  </pic:blipFill>
+                  <pic:spPr>
+                    <a:xfrm>
+                      <a:off x="0" y="0"/>
+                      <a:ext cx="5731510" cy="3361690"/>
+                    </a:xfrm>
+                    <a:prstGeom prst="rect">
+                      <a:avLst/>
+                    </a:prstGeom>
+                  </pic:spPr>
+                </pic:pic>
+              </a:graphicData>
+            </a:graphic>
+          </wp:inline>
+        </w:drawing>
+      </w:r>
+    </w:p>
+    <w:p>
+      <w:pPr>
+        <w:pStyle w:val="Figure"/>
+      </w:pPr>
+      <w:r>
+        <w:t xml:space="preserve">Figure </w:t>
+      </w:r>
+      <w:r>
+        <w:t>7a</w:t>
+      </w:r>
+      <w:r>
+        <w:t xml:space="preserve">: The </w:t>
+      </w:r>
+      <w:r>
+        <w:t>End Menu</w:t>
+      </w:r>
+      <w:r>
+        <w:t xml:space="preserve"> for the ‘Bouncing Balls’ game</w:t>
+      </w:r>
+      <w:r>
+        <w:t>, when the player wins the game</w:t>
+      </w:r>
+      <w:r>
+        <w:t>.</w:t>
+      </w:r>
+    </w:p>
+    <w:p>
+      <w:r>
+        <w:drawing>
+          <wp:inline distT="0" distB="0" distL="0" distR="0" wp14:anchorId="14E51EF9" wp14:editId="72E8780D">
+            <wp:extent cx="5731510" cy="3361690"/>
+            <wp:effectExtent l="0" t="0" r="2540" b="0"/>
+            <wp:docPr id="292273285" name="Picture 1"/>
+            <wp:cNvGraphicFramePr>
+              <a:graphicFrameLocks xmlns:a="http://schemas.openxmlformats.org/drawingml/2006/main" noChangeAspect="1"/>
+            </wp:cNvGraphicFramePr>
+            <a:graphic xmlns:a="http://schemas.openxmlformats.org/drawingml/2006/main">
+              <a:graphicData uri="http://schemas.openxmlformats.org/drawingml/2006/picture">
+                <pic:pic xmlns:pic="http://schemas.openxmlformats.org/drawingml/2006/picture">
+                  <pic:nvPicPr>
+                    <pic:cNvPr id="292273285" name=""/>
+                    <pic:cNvPicPr/>
+                  </pic:nvPicPr>
+                  <pic:blipFill>
+                    <a:blip r:embed="rId16"/>
+                    <a:stretch>
+                      <a:fillRect/>
+                    </a:stretch>
+                  </pic:blipFill>
+                  <pic:spPr>
+                    <a:xfrm>
+                      <a:off x="0" y="0"/>
+                      <a:ext cx="5731510" cy="3361690"/>
+                    </a:xfrm>
+                    <a:prstGeom prst="rect">
+                      <a:avLst/>
+                    </a:prstGeom>
+                  </pic:spPr>
+                </pic:pic>
+              </a:graphicData>
+            </a:graphic>
+          </wp:inline>
+        </w:drawing>
+      </w:r>
+    </w:p>
+    <w:p>
+      <w:pPr>
+        <w:pStyle w:val="Figure"/>
+      </w:pPr>
+      <w:r>
+        <w:t>Figure 7</w:t>
+      </w:r>
+      <w:r>
+        <w:t>b</w:t>
+      </w:r>
+      <w:r>
+        <w:t xml:space="preserve">: The End Menu for the ‘Bouncing Balls’ game, when the player </w:t>
+      </w:r>
+      <w:r>
+        <w:t>looses</w:t>
+      </w:r>
+      <w:r>
+        <w:t xml:space="preserve"> the game.</w:t>
       </w:r>
     </w:p>
     <w:p>
@@ -383,6 +909,7 @@
           </w:tcPr>
           <w:p>
             <w:r>
+              <w:lastRenderedPageBreak/>
               <w:t>1</w:t>
             </w:r>
           </w:p>
@@ -691,11 +1218,7 @@
           </w:tcPr>
           <w:p>
             <w:r>
-              <w:t xml:space="preserve">Any ball fired from the cannon will have an angle identical to the direction the </w:t>
-            </w:r>
-            <w:r>
-              <w:lastRenderedPageBreak/>
-              <w:t>cannon was pointing when fired.</w:t>
+              <w:t>Any ball fired from the cannon will have an angle identical to the direction the cannon was pointing when fired.</w:t>
             </w:r>
           </w:p>
         </w:tc>
@@ -705,7 +1228,6 @@
           </w:tcPr>
           <w:p>
             <w:r>
-              <w:lastRenderedPageBreak/>
               <w:t>The expected result was observed.</w:t>
             </w:r>
           </w:p>
@@ -733,7 +1255,13 @@
     </w:p>
     <w:p>
       <w:r>
-        <w:t>Before the game could enter a development process, it was necessary to consider which mechanics of the original game would need to be carried over to the new game. This process has been known as the ‘Game Extraction Process’ and this was used heavily to determine what mechanics of the original game needed to be mirrored in the new game.</w:t>
+        <w:t xml:space="preserve">Before the game could enter </w:t>
+      </w:r>
+      <w:r>
+        <w:t>development, it was necessary to consider which mechanics of the original game would need to be carried over to the new game. This process has been known as the ‘Game Extraction Process,’ and it was used heavily to determine which</w:t>
+      </w:r>
+      <w:r>
+        <w:t xml:space="preserve"> mechanics of the original game needed to be mirrored in the new game.</w:t>
       </w:r>
     </w:p>
     <w:p>
@@ -746,6 +1274,7 @@
         <w:rPr>
           <w:noProof/>
         </w:rPr>
+        <w:lastRenderedPageBreak/>
         <w:drawing>
           <wp:inline distT="0" distB="0" distL="0" distR="0" wp14:anchorId="3FD63667" wp14:editId="1C404AE9">
             <wp:extent cx="5731510" cy="4857750"/>
@@ -762,7 +1291,7 @@
                     <pic:cNvPicPr/>
                   </pic:nvPicPr>
                   <pic:blipFill>
-                    <a:blip r:embed="rId10" cstate="print">
+                    <a:blip r:embed="rId17" cstate="print">
                       <a:extLst>
                         <a:ext uri="{28A0092B-C50C-407E-A947-70E740481C1C}">
                           <a14:useLocalDpi xmlns:a14="http://schemas.microsoft.com/office/drawing/2010/main" val="0"/>
@@ -790,6 +1319,23 @@
       </w:r>
     </w:p>
     <w:p>
+      <w:pPr>
+        <w:pStyle w:val="Figure"/>
+      </w:pPr>
+      <w:r>
+        <w:t xml:space="preserve">Figure </w:t>
+      </w:r>
+      <w:r>
+        <w:t>3</w:t>
+      </w:r>
+      <w:r>
+        <w:t xml:space="preserve">: The </w:t>
+      </w:r>
+      <w:r>
+        <w:t>development plan detailed as a Gannt Chart</w:t>
+      </w:r>
+    </w:p>
+    <w:p>
       <w:r>
         <w:t>Whilst working on introducing the fundamental game mechanics, time was also spent considering how best to design and theme the game, and once the game mechanics were added, a process of adding colours and Sprites that would add only visually to the game was also completed.</w:t>
       </w:r>
@@ -815,8 +1361,43 @@
     </w:p>
     <w:p>
       <w:r>
+        <w:t>The chosen workflow was additionally beneficial as it allowed for the testing process to efficiently and quickly resolve issues identified in the game and also allowed for easy expansion of the game at the end of the development cycle to introduce sound and music toggles for the main menu, pause menu and end menus.</w:t>
+      </w:r>
+    </w:p>
+    <w:p>
+      <w:pPr>
+        <w:pStyle w:val="Heading3"/>
+      </w:pPr>
+      <w:r>
+        <w:t>Conclusion and Evaluation</w:t>
+      </w:r>
+    </w:p>
+    <w:p>
+      <w:r>
+        <w:t xml:space="preserve">In the construction of this game, there are numerous textures loaded from secondary storage into main memory. Currently each class in the game is responsible for loading and unloading these resources to efficiently moderate the usage of space in memory taken up by the game. However, most classes are instantiated multiple times, like for example the clouds and kawaii dragon. Subsequently, this means their textures are also loaded multiple times despite being the same (or similar) textures for each instance. Given then the opportunity to create the game again, a </w:t>
+      </w:r>
+      <w:r>
         <w:lastRenderedPageBreak/>
-        <w:t>The chosen workflow was additionally beneficial as it allowed for the testing process to efficiently and quickly resolve issues identified in the game and also allowed for easy expansion of the game at the end of the development cycle to introduce sound and music toggles for the main menu, pause menu and end menus.</w:t>
+        <w:t>centralised class would be used to manage the loading and unloading of each texture and would also allow for the same texture to be re-used instead of loaded multiple times.</w:t>
+      </w:r>
+    </w:p>
+    <w:p>
+      <w:r>
+        <w:t>The current implementation of this game also does not use parallel processing; however, with the introduction of a centralised asset management system, threads could be utilised to load and unload assets in the background, creating a smoother gameplay experience. However, the current implementation has the benefit of only loading or unloading the majority of the textures during level transitions, making the potential slow-down less critical and noticeable. Also, it allows for content to be loaded in advance by looking at which menus would proceed with the current one.</w:t>
+      </w:r>
+    </w:p>
+    <w:p>
+      <w:r>
+        <w:t xml:space="preserve">Looking at the game as a whole, the use of </w:t>
+      </w:r>
+      <w:r>
+        <w:t>object-oriented</w:t>
+      </w:r>
+      <w:r>
+        <w:t xml:space="preserve"> programming – in particular inheritance for the game levels – as well as the loading and unloading of large assets from memory have been </w:t>
+      </w:r>
+      <w:r>
+        <w:t xml:space="preserve">largely beneficial in being able to create a game very similar to the target game. In addition to this, the overall design of the game closely reflects the targeted idea of a therapy game, with careful consideration of the graphical and audible assets. </w:t>
       </w:r>
     </w:p>
     <w:p>
@@ -824,19 +1405,6 @@
         <w:pStyle w:val="Heading3"/>
       </w:pPr>
       <w:r>
-        <w:t>Conclusion and Evaluation</w:t>
-      </w:r>
-    </w:p>
-    <w:p>
-      <w:r>
-        <w:t>Pass</w:t>
-      </w:r>
-    </w:p>
-    <w:p>
-      <w:pPr>
-        <w:pStyle w:val="Heading3"/>
-      </w:pPr>
-      <w:r>
         <w:t>References</w:t>
       </w:r>
     </w:p>
@@ -844,7 +1412,7 @@
       <w:r>
         <w:t xml:space="preserve">Novel Games - </w:t>
       </w:r>
-      <w:hyperlink r:id="rId11" w:history="1">
+      <w:hyperlink r:id="rId18" w:history="1">
         <w:r>
           <w:rPr>
             <w:rStyle w:val="Hyperlink"/>
@@ -860,7 +1428,7 @@
       <w:r>
         <w:t xml:space="preserve">Gomilla. L - </w:t>
       </w:r>
-      <w:hyperlink r:id="rId12" w:history="1">
+      <w:hyperlink r:id="rId19" w:history="1">
         <w:r>
           <w:rPr>
             <w:rStyle w:val="Hyperlink"/>
@@ -876,7 +1444,7 @@
       <w:r>
         <w:t xml:space="preserve">Kariya. A - </w:t>
       </w:r>
-      <w:hyperlink r:id="rId13" w:history="1">
+      <w:hyperlink r:id="rId20" w:history="1">
         <w:r>
           <w:rPr>
             <w:rStyle w:val="Hyperlink"/>
@@ -892,7 +1460,7 @@
       <w:r>
         <w:t xml:space="preserve">Montoreano. J - </w:t>
       </w:r>
-      <w:hyperlink r:id="rId14" w:history="1">
+      <w:hyperlink r:id="rId21" w:history="1">
         <w:r>
           <w:rPr>
             <w:rStyle w:val="Hyperlink"/>
@@ -908,7 +1476,7 @@
       <w:r>
         <w:t xml:space="preserve">Hechsher. J - </w:t>
       </w:r>
-      <w:hyperlink r:id="rId15" w:history="1">
+      <w:hyperlink r:id="rId22" w:history="1">
         <w:r>
           <w:rPr>
             <w:rStyle w:val="Hyperlink"/>
@@ -924,7 +1492,7 @@
       <w:r>
         <w:t xml:space="preserve">Lubos. L - </w:t>
       </w:r>
-      <w:hyperlink r:id="rId16" w:history="1">
+      <w:hyperlink r:id="rId23" w:history="1">
         <w:r>
           <w:rPr>
             <w:rStyle w:val="Hyperlink"/>
@@ -940,7 +1508,7 @@
       <w:r>
         <w:t xml:space="preserve">Gupta. R - </w:t>
       </w:r>
-      <w:hyperlink r:id="rId17" w:history="1">
+      <w:hyperlink r:id="rId24" w:history="1">
         <w:r>
           <w:rPr>
             <w:rStyle w:val="Hyperlink"/>
@@ -1532,6 +2100,28 @@
       <w:szCs w:val="24"/>
     </w:rPr>
   </w:style>
+  <w:style w:type="paragraph" w:styleId="Heading4">
+    <w:name w:val="heading 4"/>
+    <w:basedOn w:val="Normal"/>
+    <w:next w:val="Normal"/>
+    <w:link w:val="Heading4Char"/>
+    <w:uiPriority w:val="9"/>
+    <w:unhideWhenUsed/>
+    <w:qFormat/>
+    <w:rsid w:val="00FE3799"/>
+    <w:pPr>
+      <w:keepNext/>
+      <w:keepLines/>
+      <w:spacing w:before="40" w:after="0"/>
+      <w:outlineLvl w:val="3"/>
+    </w:pPr>
+    <w:rPr>
+      <w:rFonts w:asciiTheme="majorHAnsi" w:eastAsiaTheme="majorEastAsia" w:hAnsiTheme="majorHAnsi" w:cstheme="majorBidi"/>
+      <w:i/>
+      <w:iCs/>
+      <w:color w:val="2F5496" w:themeColor="accent1" w:themeShade="BF"/>
+    </w:rPr>
+  </w:style>
   <w:style w:type="character" w:default="1" w:styleId="DefaultParagraphFont">
     <w:name w:val="Default Paragraph Font"/>
     <w:uiPriority w:val="1"/>
@@ -1771,6 +2361,47 @@
     <w:rPr>
       <w:color w:val="605E5C"/>
       <w:shd w:val="clear" w:color="auto" w:fill="E1DFDD"/>
+    </w:rPr>
+  </w:style>
+  <w:style w:type="paragraph" w:customStyle="1" w:styleId="Figure">
+    <w:name w:val="Figure"/>
+    <w:basedOn w:val="Normal"/>
+    <w:link w:val="FigureChar"/>
+    <w:qFormat/>
+    <w:rsid w:val="005E20BB"/>
+    <w:pPr>
+      <w:jc w:val="center"/>
+    </w:pPr>
+    <w:rPr>
+      <w:i/>
+      <w:iCs/>
+      <w:sz w:val="20"/>
+      <w:szCs w:val="20"/>
+    </w:rPr>
+  </w:style>
+  <w:style w:type="character" w:customStyle="1" w:styleId="FigureChar">
+    <w:name w:val="Figure Char"/>
+    <w:basedOn w:val="DefaultParagraphFont"/>
+    <w:link w:val="Figure"/>
+    <w:rsid w:val="005E20BB"/>
+    <w:rPr>
+      <w:i/>
+      <w:iCs/>
+      <w:sz w:val="20"/>
+      <w:szCs w:val="20"/>
+    </w:rPr>
+  </w:style>
+  <w:style w:type="character" w:customStyle="1" w:styleId="Heading4Char">
+    <w:name w:val="Heading 4 Char"/>
+    <w:basedOn w:val="DefaultParagraphFont"/>
+    <w:link w:val="Heading4"/>
+    <w:uiPriority w:val="9"/>
+    <w:rsid w:val="00FE3799"/>
+    <w:rPr>
+      <w:rFonts w:asciiTheme="majorHAnsi" w:eastAsiaTheme="majorEastAsia" w:hAnsiTheme="majorHAnsi" w:cstheme="majorBidi"/>
+      <w:i/>
+      <w:iCs/>
+      <w:color w:val="2F5496" w:themeColor="accent1" w:themeShade="BF"/>
     </w:rPr>
   </w:style>
 </w:styles>

--- a/Academic Report - Thomas JEBSON - 24804704.docx
+++ b/Academic Report - Thomas JEBSON - 24804704.docx
@@ -395,16 +395,227 @@
         <w:pStyle w:val="Figure"/>
       </w:pPr>
       <w:r>
+        <w:t>Figure 2: The European game artwork for the game ‘Puzzle Bobble’</w:t>
+      </w:r>
+    </w:p>
+    <w:p>
+      <w:pPr>
+        <w:pStyle w:val="Heading4"/>
+      </w:pPr>
+      <w:r>
+        <w:t>Object Designs</w:t>
+      </w:r>
+    </w:p>
+    <w:p>
+      <w:r>
+        <w:t xml:space="preserve">Below are the three main designs for the characters seen in the developed game. </w:t>
+      </w:r>
+    </w:p>
+    <w:p>
+      <w:pPr>
+        <w:pStyle w:val="Heading5"/>
+      </w:pPr>
+      <w:r>
+        <w:lastRenderedPageBreak/>
+        <w:t>Cannon Design</w:t>
+      </w:r>
+    </w:p>
+    <w:p>
+      <w:r>
+        <w:t xml:space="preserve">The cannon object, as seen below, is the main character for this game, being the one that the end user of the game directly interacts with. The texture for this design is found in: “AS1 – Bouncing Balls &gt; resources &gt; cannon.png”. In earlier stages of </w:t>
+      </w:r>
+      <w:r>
+        <w:t>the development of the game</w:t>
+      </w:r>
+      <w:r>
+        <w:t>, the cannon texture had detailing for a fuse on the top</w:t>
+      </w:r>
+      <w:r>
+        <w:t>; however</w:t>
+      </w:r>
+      <w:r>
+        <w:t>,</w:t>
+      </w:r>
+      <w:r>
+        <w:t xml:space="preserve"> this was later removed as when the cannon is introduced to the level, it rotates between 170 and 10 degrees, </w:t>
+      </w:r>
+      <w:r>
+        <w:t>meaning the fuse would appear on the bottom of the cannon when targeting depending on the rotation.</w:t>
+      </w:r>
+    </w:p>
+    <w:p>
+      <w:r>
+        <w:rPr>
+          <w:noProof/>
+        </w:rPr>
+        <w:drawing>
+          <wp:inline distT="0" distB="0" distL="0" distR="0" wp14:anchorId="571BF3E6" wp14:editId="0823FE1A">
+            <wp:extent cx="5731510" cy="2669540"/>
+            <wp:effectExtent l="0" t="0" r="2540" b="0"/>
+            <wp:docPr id="215455684" name="Picture 1"/>
+            <wp:cNvGraphicFramePr>
+              <a:graphicFrameLocks xmlns:a="http://schemas.openxmlformats.org/drawingml/2006/main" noChangeAspect="1"/>
+            </wp:cNvGraphicFramePr>
+            <a:graphic xmlns:a="http://schemas.openxmlformats.org/drawingml/2006/main">
+              <a:graphicData uri="http://schemas.openxmlformats.org/drawingml/2006/picture">
+                <pic:pic xmlns:pic="http://schemas.openxmlformats.org/drawingml/2006/picture">
+                  <pic:nvPicPr>
+                    <pic:cNvPr id="215455684" name="Picture 215455684"/>
+                    <pic:cNvPicPr/>
+                  </pic:nvPicPr>
+                  <pic:blipFill>
+                    <a:blip r:embed="rId11">
+                      <a:extLst>
+                        <a:ext uri="{28A0092B-C50C-407E-A947-70E740481C1C}">
+                          <a14:useLocalDpi xmlns:a14="http://schemas.microsoft.com/office/drawing/2010/main" val="0"/>
+                        </a:ext>
+                      </a:extLst>
+                    </a:blip>
+                    <a:stretch>
+                      <a:fillRect/>
+                    </a:stretch>
+                  </pic:blipFill>
+                  <pic:spPr>
+                    <a:xfrm>
+                      <a:off x="0" y="0"/>
+                      <a:ext cx="5731510" cy="2669540"/>
+                    </a:xfrm>
+                    <a:prstGeom prst="rect">
+                      <a:avLst/>
+                    </a:prstGeom>
+                  </pic:spPr>
+                </pic:pic>
+              </a:graphicData>
+            </a:graphic>
+          </wp:inline>
+        </w:drawing>
+      </w:r>
+    </w:p>
+    <w:p>
+      <w:pPr>
+        <w:pStyle w:val="Figure"/>
+      </w:pPr>
+      <w:r>
+        <w:t>Figure 3: The cannon design for the ‘Bouncing Balls’ game</w:t>
+      </w:r>
+    </w:p>
+    <w:p>
+      <w:pPr>
+        <w:pStyle w:val="Heading5"/>
+      </w:pPr>
+      <w:r>
+        <w:t>Mass Design</w:t>
+      </w:r>
+    </w:p>
+    <w:p>
+      <w:r>
+        <w:t>In the original version of ‘Bouncing Balls’ the mass is depicted as a flat plane (to cover the entire span of the level area) with a mass of 1000 tonnes. In the game this is based off – Puzzle Bobble, the mass is simply an extension of the upper ceiling of the game, with very little identifying it as a conventional mass. Given then the creative licence each remake of the game uses here, an anvil was chosen as the protagonist in this game, as they are considered synonymous with falling from heights, which is what the background of this scene portrays.</w:t>
+      </w:r>
+      <w:r>
+        <w:t xml:space="preserve"> </w:t>
+      </w:r>
+      <w:r>
+        <w:t xml:space="preserve">The texture for this design is found in: </w:t>
+      </w:r>
+      <w:r>
+        <w:t xml:space="preserve">“AS1 – Bouncing Balls &gt; resources &gt; </w:t>
+      </w:r>
+      <w:r>
+        <w:t>anvil</w:t>
+      </w:r>
+      <w:r>
+        <w:t>.png”.</w:t>
+      </w:r>
+      <w:r>
+        <w:t xml:space="preserve"> Unlike the other two textures, this texture was redesigned numerous times, as the game requires the bottom surface of the shape to be identical in size to the level area, creating a perfect fit. This poses problems as an anvil typically has a smaller base than its top, so creating a texture that appears natural and correct was a major design challenge.</w:t>
+      </w:r>
+    </w:p>
+    <w:p>
+      <w:r>
+        <w:rPr>
+          <w:noProof/>
+        </w:rPr>
+        <w:lastRenderedPageBreak/>
+        <w:drawing>
+          <wp:inline distT="0" distB="0" distL="0" distR="0" wp14:anchorId="762925AD" wp14:editId="5643FCC7">
+            <wp:extent cx="5731510" cy="3003550"/>
+            <wp:effectExtent l="0" t="0" r="2540" b="6350"/>
+            <wp:docPr id="147150815" name="Picture 2"/>
+            <wp:cNvGraphicFramePr>
+              <a:graphicFrameLocks xmlns:a="http://schemas.openxmlformats.org/drawingml/2006/main" noChangeAspect="1"/>
+            </wp:cNvGraphicFramePr>
+            <a:graphic xmlns:a="http://schemas.openxmlformats.org/drawingml/2006/main">
+              <a:graphicData uri="http://schemas.openxmlformats.org/drawingml/2006/picture">
+                <pic:pic xmlns:pic="http://schemas.openxmlformats.org/drawingml/2006/picture">
+                  <pic:nvPicPr>
+                    <pic:cNvPr id="147150815" name="Picture 147150815"/>
+                    <pic:cNvPicPr/>
+                  </pic:nvPicPr>
+                  <pic:blipFill>
+                    <a:blip r:embed="rId12">
+                      <a:extLst>
+                        <a:ext uri="{28A0092B-C50C-407E-A947-70E740481C1C}">
+                          <a14:useLocalDpi xmlns:a14="http://schemas.microsoft.com/office/drawing/2010/main" val="0"/>
+                        </a:ext>
+                      </a:extLst>
+                    </a:blip>
+                    <a:stretch>
+                      <a:fillRect/>
+                    </a:stretch>
+                  </pic:blipFill>
+                  <pic:spPr>
+                    <a:xfrm>
+                      <a:off x="0" y="0"/>
+                      <a:ext cx="5731510" cy="3003550"/>
+                    </a:xfrm>
+                    <a:prstGeom prst="rect">
+                      <a:avLst/>
+                    </a:prstGeom>
+                  </pic:spPr>
+                </pic:pic>
+              </a:graphicData>
+            </a:graphic>
+          </wp:inline>
+        </w:drawing>
+      </w:r>
+    </w:p>
+    <w:p>
+      <w:pPr>
+        <w:pStyle w:val="Figure"/>
+      </w:pPr>
+      <w:r>
         <w:t xml:space="preserve">Figure </w:t>
       </w:r>
       <w:r>
-        <w:t>2</w:t>
+        <w:t>4</w:t>
       </w:r>
       <w:r>
         <w:t xml:space="preserve">: The </w:t>
       </w:r>
       <w:r>
-        <w:t>European game artwork for the game ‘Puzzle Bobble’</w:t>
+        <w:t>mass</w:t>
+      </w:r>
+      <w:r>
+        <w:t xml:space="preserve"> design for the ‘Bouncing Balls’ game</w:t>
+      </w:r>
+    </w:p>
+    <w:p>
+      <w:pPr>
+        <w:pStyle w:val="Heading5"/>
+      </w:pPr>
+      <w:r>
+        <w:t>Ball Design</w:t>
+      </w:r>
+    </w:p>
+    <w:p>
+      <w:r>
+        <w:t xml:space="preserve">The last of the three main characters seen in this game is the ball. Unlike the other two, which appear once in each level, the ball is seen in multiple instances for each level, each one identical in behaviour. Unlike the other main characters in the game, the ball can vary </w:t>
+      </w:r>
+      <w:r>
+        <w:t>in appearance and is seen in red, yellow,</w:t>
+      </w:r>
+      <w:r>
+        <w:t xml:space="preserve"> and blue variants. In the game, the balls are not represented by a texture to reduce memory usage; instead, they appear as drawn circles using SFML’s (Simple and Fast Media Library) `CircleShape` component.</w:t>
       </w:r>
     </w:p>
     <w:p>
@@ -412,12 +623,41 @@
         <w:pStyle w:val="Heading4"/>
       </w:pPr>
       <w:r>
+        <w:t>Menu Designs</w:t>
+      </w:r>
+    </w:p>
+    <w:p>
+      <w:r>
+        <w:t>Below are the designs for each level and menu in the game. In total, there are five menus, and they are connected together through the flow diagram seen in Figure 1.</w:t>
+      </w:r>
+    </w:p>
+    <w:p>
+      <w:pPr>
+        <w:pStyle w:val="Heading5"/>
+      </w:pPr>
+      <w:r>
+        <w:t>Main Menu</w:t>
+      </w:r>
+    </w:p>
+    <w:p>
+      <w:r>
+        <w:t>The main menu is the first menu the user of the game will see, and it will appear as soon as the game starts. Therefore, it is essential to ensure that the design choices are immediately made clear here, with a clear view of the background. Additionally, the game provides instructions on how to play it through the banner running along the top and sides of the window here.</w:t>
+      </w:r>
+    </w:p>
+    <w:p>
+      <w:r>
+        <w:t>The play button is placed perfectly centred on both axes in the window, which represents its significance as the primary option to continue into the game. There is also a quit button placed below this, which allows the user to exit the game from this menu, as well as options to control if music or sound should be played throughout the game. The media control options are stored to a file, ensuring that the changes made are reflected when the game is restarted</w:t>
+      </w:r>
+      <w:r>
+        <w:t xml:space="preserve"> and not reset to the defaults.</w:t>
+      </w:r>
+    </w:p>
+    <w:p>
+      <w:r>
+        <w:rPr>
+          <w:noProof/>
+        </w:rPr>
         <w:lastRenderedPageBreak/>
-        <w:t>Main Menu</w:t>
-      </w:r>
-    </w:p>
-    <w:p>
-      <w:r>
         <w:drawing>
           <wp:inline distT="0" distB="0" distL="0" distR="0" wp14:anchorId="0A5BAD90" wp14:editId="1A699338">
             <wp:extent cx="5731510" cy="3361690"/>
@@ -431,135 +671,6 @@
                 <pic:pic xmlns:pic="http://schemas.openxmlformats.org/drawingml/2006/picture">
                   <pic:nvPicPr>
                     <pic:cNvPr id="1087230243" name=""/>
-                    <pic:cNvPicPr/>
-                  </pic:nvPicPr>
-                  <pic:blipFill>
-                    <a:blip r:embed="rId11"/>
-                    <a:stretch>
-                      <a:fillRect/>
-                    </a:stretch>
-                  </pic:blipFill>
-                  <pic:spPr>
-                    <a:xfrm>
-                      <a:off x="0" y="0"/>
-                      <a:ext cx="5731510" cy="3361690"/>
-                    </a:xfrm>
-                    <a:prstGeom prst="rect">
-                      <a:avLst/>
-                    </a:prstGeom>
-                  </pic:spPr>
-                </pic:pic>
-              </a:graphicData>
-            </a:graphic>
-          </wp:inline>
-        </w:drawing>
-      </w:r>
-    </w:p>
-    <w:p>
-      <w:pPr>
-        <w:pStyle w:val="Figure"/>
-      </w:pPr>
-      <w:r>
-        <w:t xml:space="preserve">Figure </w:t>
-      </w:r>
-      <w:r>
-        <w:t>3</w:t>
-      </w:r>
-      <w:r>
-        <w:t>: The main menu for the ‘Bouncing Balls’ game.</w:t>
-      </w:r>
-    </w:p>
-    <w:p>
-      <w:pPr>
-        <w:pStyle w:val="Heading4"/>
-      </w:pPr>
-      <w:r>
-        <w:t>Level One</w:t>
-      </w:r>
-    </w:p>
-    <w:p>
-      <w:r>
-        <w:drawing>
-          <wp:inline distT="0" distB="0" distL="0" distR="0" wp14:anchorId="2B4B3461" wp14:editId="52CE69E9">
-            <wp:extent cx="5731510" cy="3361690"/>
-            <wp:effectExtent l="0" t="0" r="2540" b="0"/>
-            <wp:docPr id="579496850" name="Picture 1"/>
-            <wp:cNvGraphicFramePr>
-              <a:graphicFrameLocks xmlns:a="http://schemas.openxmlformats.org/drawingml/2006/main" noChangeAspect="1"/>
-            </wp:cNvGraphicFramePr>
-            <a:graphic xmlns:a="http://schemas.openxmlformats.org/drawingml/2006/main">
-              <a:graphicData uri="http://schemas.openxmlformats.org/drawingml/2006/picture">
-                <pic:pic xmlns:pic="http://schemas.openxmlformats.org/drawingml/2006/picture">
-                  <pic:nvPicPr>
-                    <pic:cNvPr id="579496850" name=""/>
-                    <pic:cNvPicPr/>
-                  </pic:nvPicPr>
-                  <pic:blipFill>
-                    <a:blip r:embed="rId12"/>
-                    <a:stretch>
-                      <a:fillRect/>
-                    </a:stretch>
-                  </pic:blipFill>
-                  <pic:spPr>
-                    <a:xfrm>
-                      <a:off x="0" y="0"/>
-                      <a:ext cx="5731510" cy="3361690"/>
-                    </a:xfrm>
-                    <a:prstGeom prst="rect">
-                      <a:avLst/>
-                    </a:prstGeom>
-                  </pic:spPr>
-                </pic:pic>
-              </a:graphicData>
-            </a:graphic>
-          </wp:inline>
-        </w:drawing>
-      </w:r>
-    </w:p>
-    <w:p>
-      <w:pPr>
-        <w:pStyle w:val="Figure"/>
-      </w:pPr>
-      <w:r>
-        <w:t xml:space="preserve">Figure </w:t>
-      </w:r>
-      <w:r>
-        <w:t>4</w:t>
-      </w:r>
-      <w:r>
-        <w:t xml:space="preserve">: </w:t>
-      </w:r>
-      <w:r>
-        <w:t>Level One of</w:t>
-      </w:r>
-      <w:r>
-        <w:t xml:space="preserve"> the ‘Bouncing Balls’ game.</w:t>
-      </w:r>
-    </w:p>
-    <w:p>
-      <w:pPr>
-        <w:pStyle w:val="Heading4"/>
-      </w:pPr>
-      <w:r>
-        <w:lastRenderedPageBreak/>
-        <w:t>Level Two</w:t>
-      </w:r>
-    </w:p>
-    <w:p>
-      <w:r>
-        <w:drawing>
-          <wp:inline distT="0" distB="0" distL="0" distR="0" wp14:anchorId="2BCAD66C" wp14:editId="15270C89">
-            <wp:extent cx="5731510" cy="3361690"/>
-            <wp:effectExtent l="0" t="0" r="2540" b="0"/>
-            <wp:docPr id="1702111326" name="Picture 1"/>
-            <wp:cNvGraphicFramePr>
-              <a:graphicFrameLocks xmlns:a="http://schemas.openxmlformats.org/drawingml/2006/main" noChangeAspect="1"/>
-            </wp:cNvGraphicFramePr>
-            <a:graphic xmlns:a="http://schemas.openxmlformats.org/drawingml/2006/main">
-              <a:graphicData uri="http://schemas.openxmlformats.org/drawingml/2006/picture">
-                <pic:pic xmlns:pic="http://schemas.openxmlformats.org/drawingml/2006/picture">
-                  <pic:nvPicPr>
-                    <pic:cNvPr id="1702111326" name=""/>
                     <pic:cNvPicPr/>
                   </pic:nvPicPr>
                   <pic:blipFill>
@@ -595,30 +706,65 @@
         <w:t>5</w:t>
       </w:r>
       <w:r>
-        <w:t xml:space="preserve">: Level </w:t>
-      </w:r>
-      <w:r>
-        <w:t>Two</w:t>
-      </w:r>
-      <w:r>
-        <w:t xml:space="preserve"> of the ‘Bouncing Balls’ game.</w:t>
-      </w:r>
-    </w:p>
-    <w:p>
-      <w:pPr>
-        <w:pStyle w:val="Heading4"/>
-      </w:pPr>
-      <w:r>
-        <w:t>Pause Menu</w:t>
-      </w:r>
-    </w:p>
-    <w:p>
-      <w:r>
+        <w:t xml:space="preserve">: The main menu </w:t>
+      </w:r>
+      <w:r>
+        <w:t xml:space="preserve">design </w:t>
+      </w:r>
+      <w:r>
+        <w:t>for the ‘Bouncing Balls’ game.</w:t>
+      </w:r>
+    </w:p>
+    <w:p>
+      <w:pPr>
+        <w:pStyle w:val="Heading5"/>
+      </w:pPr>
+      <w:r>
+        <w:t>Level One</w:t>
+      </w:r>
+    </w:p>
+    <w:p>
+      <w:r>
+        <w:t>This menu is the first of the two game menus, known as levels to distinguish them from other components in the game. Here an arrangement of balls can be seen in the middle of the screen, with the mass starting above the screen and moving down and the cannon targeting based on the location of the mouse in the scene.</w:t>
+      </w:r>
+    </w:p>
+    <w:p>
+      <w:r>
+        <w:t xml:space="preserve">As the game runs, the mass slowly moves down the scene, pushing all the balls towards the bottom of the scene. </w:t>
+      </w:r>
+      <w:r>
+        <w:t>If the user looses the level</w:t>
+      </w:r>
+      <w:r>
+        <w:t xml:space="preserve"> a brief pause to allow</w:t>
+      </w:r>
+      <w:r>
+        <w:t>s</w:t>
+      </w:r>
+      <w:r>
+        <w:t xml:space="preserve"> the consequences of this to sink in, the game transitions to the end menu, which clearly shows them that they have lost. Altrnatively, if the player uses the cannon to clear all the balls from the scene, then the level is won, and the level pauses in its current state to tell the user this, before moving onto the next level.</w:t>
+      </w:r>
+    </w:p>
+    <w:p/>
+    <w:p>
+      <w:r>
+        <w:t>It was considered to add a message telling the user that they failed when they loose the game, however this is immediately apparent from the next menu, whereas for winning the game, this is much less apparent, so needed to be made very clear to the player.</w:t>
+      </w:r>
+    </w:p>
+    <w:p/>
+    <w:p>
+      <w:r>
+        <w:t>As detailed in the game mechanics earlier, the ball will bounce off the horizontal edges of the level area. This is the area constrained by the top of the cannon, the bottom of the mass, and the inner portion of the text. This is clearly shown in the image attached below:</w:t>
+      </w:r>
+    </w:p>
+    <w:p>
+      <w:r>
+        <w:lastRenderedPageBreak/>
         <w:drawing>
-          <wp:inline distT="0" distB="0" distL="0" distR="0" wp14:anchorId="3DB0FF3E" wp14:editId="38EF702A">
-            <wp:extent cx="5731510" cy="3361690"/>
+          <wp:inline distT="0" distB="0" distL="0" distR="0" wp14:anchorId="769D7542" wp14:editId="0ED45FCE">
+            <wp:extent cx="5731510" cy="3361055"/>
             <wp:effectExtent l="0" t="0" r="2540" b="0"/>
-            <wp:docPr id="1280309007" name="Picture 1"/>
+            <wp:docPr id="1899285478" name="Picture 1"/>
             <wp:cNvGraphicFramePr>
               <a:graphicFrameLocks xmlns:a="http://schemas.openxmlformats.org/drawingml/2006/main" noChangeAspect="1"/>
             </wp:cNvGraphicFramePr>
@@ -626,7 +772,7 @@
               <a:graphicData uri="http://schemas.openxmlformats.org/drawingml/2006/picture">
                 <pic:pic xmlns:pic="http://schemas.openxmlformats.org/drawingml/2006/picture">
                   <pic:nvPicPr>
-                    <pic:cNvPr id="1280309007" name=""/>
+                    <pic:cNvPr id="1899285478" name=""/>
                     <pic:cNvPicPr/>
                   </pic:nvPicPr>
                   <pic:blipFill>
@@ -638,7 +784,7 @@
                   <pic:spPr>
                     <a:xfrm>
                       <a:off x="0" y="0"/>
-                      <a:ext cx="5731510" cy="3361690"/>
+                      <a:ext cx="5731510" cy="3361055"/>
                     </a:xfrm>
                     <a:prstGeom prst="rect">
                       <a:avLst/>
@@ -659,34 +805,25 @@
         <w:t xml:space="preserve">Figure </w:t>
       </w:r>
       <w:r>
-        <w:t>6</w:t>
-      </w:r>
-      <w:r>
-        <w:t xml:space="preserve">: </w:t>
-      </w:r>
-      <w:r>
-        <w:t>The Pause Menu for</w:t>
-      </w:r>
-      <w:r>
-        <w:t xml:space="preserve"> the ‘Bouncing Balls’ game.</w:t>
-      </w:r>
-    </w:p>
-    <w:p>
-      <w:pPr>
-        <w:pStyle w:val="Heading4"/>
-      </w:pPr>
-      <w:r>
-        <w:lastRenderedPageBreak/>
-        <w:t>End Menu</w:t>
-      </w:r>
-    </w:p>
-    <w:p>
-      <w:r>
+        <w:t>6a</w:t>
+      </w:r>
+      <w:r>
+        <w:t>: Level One design for the ‘Bouncing Balls’ game</w:t>
+      </w:r>
+      <w:r>
+        <w:t>, with the level area clearly visible in red.</w:t>
+      </w:r>
+    </w:p>
+    <w:p>
+      <w:r>
+        <w:rPr>
+          <w:noProof/>
+        </w:rPr>
         <w:drawing>
-          <wp:inline distT="0" distB="0" distL="0" distR="0" wp14:anchorId="34791A6A" wp14:editId="2467E3BD">
+          <wp:inline distT="0" distB="0" distL="0" distR="0" wp14:anchorId="2B4B3461" wp14:editId="52CE69E9">
             <wp:extent cx="5731510" cy="3361690"/>
             <wp:effectExtent l="0" t="0" r="2540" b="0"/>
-            <wp:docPr id="1034774706" name="Picture 1"/>
+            <wp:docPr id="579496850" name="Picture 1"/>
             <wp:cNvGraphicFramePr>
               <a:graphicFrameLocks xmlns:a="http://schemas.openxmlformats.org/drawingml/2006/main" noChangeAspect="1"/>
             </wp:cNvGraphicFramePr>
@@ -694,7 +831,7 @@
               <a:graphicData uri="http://schemas.openxmlformats.org/drawingml/2006/picture">
                 <pic:pic xmlns:pic="http://schemas.openxmlformats.org/drawingml/2006/picture">
                   <pic:nvPicPr>
-                    <pic:cNvPr id="1034774706" name=""/>
+                    <pic:cNvPr id="579496850" name=""/>
                     <pic:cNvPicPr/>
                   </pic:nvPicPr>
                   <pic:blipFill>
@@ -727,31 +864,37 @@
         <w:t xml:space="preserve">Figure </w:t>
       </w:r>
       <w:r>
-        <w:t>7a</w:t>
-      </w:r>
-      <w:r>
-        <w:t xml:space="preserve">: The </w:t>
-      </w:r>
-      <w:r>
-        <w:t>End Menu</w:t>
-      </w:r>
-      <w:r>
-        <w:t xml:space="preserve"> for the ‘Bouncing Balls’ game</w:t>
-      </w:r>
-      <w:r>
-        <w:t>, when the player wins the game</w:t>
-      </w:r>
-      <w:r>
-        <w:t>.</w:t>
-      </w:r>
-    </w:p>
-    <w:p>
-      <w:r>
+        <w:t>6b</w:t>
+      </w:r>
+      <w:r>
+        <w:t xml:space="preserve">: Level One </w:t>
+      </w:r>
+      <w:r>
+        <w:t>design for</w:t>
+      </w:r>
+      <w:r>
+        <w:t xml:space="preserve"> the ‘Bouncing Balls’ game.</w:t>
+      </w:r>
+    </w:p>
+    <w:p>
+      <w:pPr>
+        <w:pStyle w:val="Heading5"/>
+      </w:pPr>
+      <w:r>
+        <w:lastRenderedPageBreak/>
+        <w:t>Level Two</w:t>
+      </w:r>
+    </w:p>
+    <w:p>
+      <w:r>
+        <w:rPr>
+          <w:noProof/>
+        </w:rPr>
         <w:drawing>
-          <wp:inline distT="0" distB="0" distL="0" distR="0" wp14:anchorId="14E51EF9" wp14:editId="72E8780D">
+          <wp:inline distT="0" distB="0" distL="0" distR="0" wp14:anchorId="2BCAD66C" wp14:editId="15270C89">
             <wp:extent cx="5731510" cy="3361690"/>
             <wp:effectExtent l="0" t="0" r="2540" b="0"/>
-            <wp:docPr id="292273285" name="Picture 1"/>
+            <wp:docPr id="1702111326" name="Picture 1"/>
             <wp:cNvGraphicFramePr>
               <a:graphicFrameLocks xmlns:a="http://schemas.openxmlformats.org/drawingml/2006/main" noChangeAspect="1"/>
             </wp:cNvGraphicFramePr>
@@ -759,7 +902,7 @@
               <a:graphicData uri="http://schemas.openxmlformats.org/drawingml/2006/picture">
                 <pic:pic xmlns:pic="http://schemas.openxmlformats.org/drawingml/2006/picture">
                   <pic:nvPicPr>
-                    <pic:cNvPr id="292273285" name=""/>
+                    <pic:cNvPr id="1702111326" name=""/>
                     <pic:cNvPicPr/>
                   </pic:nvPicPr>
                   <pic:blipFill>
@@ -789,16 +932,228 @@
         <w:pStyle w:val="Figure"/>
       </w:pPr>
       <w:r>
-        <w:t>Figure 7</w:t>
-      </w:r>
-      <w:r>
-        <w:t>b</w:t>
-      </w:r>
-      <w:r>
-        <w:t xml:space="preserve">: The End Menu for the ‘Bouncing Balls’ game, when the player </w:t>
-      </w:r>
-      <w:r>
-        <w:t>looses</w:t>
+        <w:t xml:space="preserve">Figure </w:t>
+      </w:r>
+      <w:r>
+        <w:t>7</w:t>
+      </w:r>
+      <w:r>
+        <w:t xml:space="preserve">: Level Two </w:t>
+      </w:r>
+      <w:r>
+        <w:t>design for</w:t>
+      </w:r>
+      <w:r>
+        <w:t xml:space="preserve"> the ‘Bouncing Balls’ game.</w:t>
+      </w:r>
+    </w:p>
+    <w:p>
+      <w:pPr>
+        <w:pStyle w:val="Heading5"/>
+      </w:pPr>
+      <w:r>
+        <w:t>Pause Menu</w:t>
+      </w:r>
+    </w:p>
+    <w:p>
+      <w:r>
+        <w:rPr>
+          <w:noProof/>
+        </w:rPr>
+        <w:drawing>
+          <wp:inline distT="0" distB="0" distL="0" distR="0" wp14:anchorId="3DB0FF3E" wp14:editId="38EF702A">
+            <wp:extent cx="5731510" cy="3361690"/>
+            <wp:effectExtent l="0" t="0" r="2540" b="0"/>
+            <wp:docPr id="1280309007" name="Picture 1"/>
+            <wp:cNvGraphicFramePr>
+              <a:graphicFrameLocks xmlns:a="http://schemas.openxmlformats.org/drawingml/2006/main" noChangeAspect="1"/>
+            </wp:cNvGraphicFramePr>
+            <a:graphic xmlns:a="http://schemas.openxmlformats.org/drawingml/2006/main">
+              <a:graphicData uri="http://schemas.openxmlformats.org/drawingml/2006/picture">
+                <pic:pic xmlns:pic="http://schemas.openxmlformats.org/drawingml/2006/picture">
+                  <pic:nvPicPr>
+                    <pic:cNvPr id="1280309007" name=""/>
+                    <pic:cNvPicPr/>
+                  </pic:nvPicPr>
+                  <pic:blipFill>
+                    <a:blip r:embed="rId17"/>
+                    <a:stretch>
+                      <a:fillRect/>
+                    </a:stretch>
+                  </pic:blipFill>
+                  <pic:spPr>
+                    <a:xfrm>
+                      <a:off x="0" y="0"/>
+                      <a:ext cx="5731510" cy="3361690"/>
+                    </a:xfrm>
+                    <a:prstGeom prst="rect">
+                      <a:avLst/>
+                    </a:prstGeom>
+                  </pic:spPr>
+                </pic:pic>
+              </a:graphicData>
+            </a:graphic>
+          </wp:inline>
+        </w:drawing>
+      </w:r>
+    </w:p>
+    <w:p>
+      <w:pPr>
+        <w:pStyle w:val="Figure"/>
+      </w:pPr>
+      <w:r>
+        <w:t xml:space="preserve">Figure </w:t>
+      </w:r>
+      <w:r>
+        <w:t>8</w:t>
+      </w:r>
+      <w:r>
+        <w:t>: The Pause Menu</w:t>
+      </w:r>
+      <w:r>
+        <w:t xml:space="preserve"> design</w:t>
+      </w:r>
+      <w:r>
+        <w:t xml:space="preserve"> for the ‘Bouncing Balls’ game.</w:t>
+      </w:r>
+    </w:p>
+    <w:p>
+      <w:pPr>
+        <w:pStyle w:val="Heading5"/>
+      </w:pPr>
+      <w:r>
+        <w:lastRenderedPageBreak/>
+        <w:t>End Menu</w:t>
+      </w:r>
+    </w:p>
+    <w:p>
+      <w:r>
+        <w:rPr>
+          <w:noProof/>
+        </w:rPr>
+        <w:drawing>
+          <wp:inline distT="0" distB="0" distL="0" distR="0" wp14:anchorId="34791A6A" wp14:editId="2467E3BD">
+            <wp:extent cx="5731510" cy="3361690"/>
+            <wp:effectExtent l="0" t="0" r="2540" b="0"/>
+            <wp:docPr id="1034774706" name="Picture 1"/>
+            <wp:cNvGraphicFramePr>
+              <a:graphicFrameLocks xmlns:a="http://schemas.openxmlformats.org/drawingml/2006/main" noChangeAspect="1"/>
+            </wp:cNvGraphicFramePr>
+            <a:graphic xmlns:a="http://schemas.openxmlformats.org/drawingml/2006/main">
+              <a:graphicData uri="http://schemas.openxmlformats.org/drawingml/2006/picture">
+                <pic:pic xmlns:pic="http://schemas.openxmlformats.org/drawingml/2006/picture">
+                  <pic:nvPicPr>
+                    <pic:cNvPr id="1034774706" name=""/>
+                    <pic:cNvPicPr/>
+                  </pic:nvPicPr>
+                  <pic:blipFill>
+                    <a:blip r:embed="rId18"/>
+                    <a:stretch>
+                      <a:fillRect/>
+                    </a:stretch>
+                  </pic:blipFill>
+                  <pic:spPr>
+                    <a:xfrm>
+                      <a:off x="0" y="0"/>
+                      <a:ext cx="5731510" cy="3361690"/>
+                    </a:xfrm>
+                    <a:prstGeom prst="rect">
+                      <a:avLst/>
+                    </a:prstGeom>
+                  </pic:spPr>
+                </pic:pic>
+              </a:graphicData>
+            </a:graphic>
+          </wp:inline>
+        </w:drawing>
+      </w:r>
+    </w:p>
+    <w:p>
+      <w:pPr>
+        <w:pStyle w:val="Figure"/>
+      </w:pPr>
+      <w:r>
+        <w:t xml:space="preserve">Figure </w:t>
+      </w:r>
+      <w:r>
+        <w:t>9a</w:t>
+      </w:r>
+      <w:r>
+        <w:t>: The End Menu</w:t>
+      </w:r>
+      <w:r>
+        <w:t xml:space="preserve"> design</w:t>
+      </w:r>
+      <w:r>
+        <w:t xml:space="preserve"> for the ‘Bouncing Balls’ game, when the player wins the game</w:t>
+      </w:r>
+      <w:r>
+        <w:t>.</w:t>
+      </w:r>
+    </w:p>
+    <w:p>
+      <w:r>
+        <w:rPr>
+          <w:noProof/>
+        </w:rPr>
+        <w:drawing>
+          <wp:inline distT="0" distB="0" distL="0" distR="0" wp14:anchorId="14E51EF9" wp14:editId="72E8780D">
+            <wp:extent cx="5731510" cy="3361690"/>
+            <wp:effectExtent l="0" t="0" r="2540" b="0"/>
+            <wp:docPr id="292273285" name="Picture 1"/>
+            <wp:cNvGraphicFramePr>
+              <a:graphicFrameLocks xmlns:a="http://schemas.openxmlformats.org/drawingml/2006/main" noChangeAspect="1"/>
+            </wp:cNvGraphicFramePr>
+            <a:graphic xmlns:a="http://schemas.openxmlformats.org/drawingml/2006/main">
+              <a:graphicData uri="http://schemas.openxmlformats.org/drawingml/2006/picture">
+                <pic:pic xmlns:pic="http://schemas.openxmlformats.org/drawingml/2006/picture">
+                  <pic:nvPicPr>
+                    <pic:cNvPr id="292273285" name=""/>
+                    <pic:cNvPicPr/>
+                  </pic:nvPicPr>
+                  <pic:blipFill>
+                    <a:blip r:embed="rId19"/>
+                    <a:stretch>
+                      <a:fillRect/>
+                    </a:stretch>
+                  </pic:blipFill>
+                  <pic:spPr>
+                    <a:xfrm>
+                      <a:off x="0" y="0"/>
+                      <a:ext cx="5731510" cy="3361690"/>
+                    </a:xfrm>
+                    <a:prstGeom prst="rect">
+                      <a:avLst/>
+                    </a:prstGeom>
+                  </pic:spPr>
+                </pic:pic>
+              </a:graphicData>
+            </a:graphic>
+          </wp:inline>
+        </w:drawing>
+      </w:r>
+    </w:p>
+    <w:p>
+      <w:pPr>
+        <w:pStyle w:val="Figure"/>
+      </w:pPr>
+      <w:r>
+        <w:t xml:space="preserve">Figure </w:t>
+      </w:r>
+      <w:r>
+        <w:t>9b</w:t>
+      </w:r>
+      <w:r>
+        <w:t>: The End Menu</w:t>
+      </w:r>
+      <w:r>
+        <w:t xml:space="preserve"> design</w:t>
+      </w:r>
+      <w:r>
+        <w:t xml:space="preserve"> for the ‘Bouncing Balls’ game, when the player </w:t>
+      </w:r>
+      <w:r>
+        <w:t>loses</w:t>
       </w:r>
       <w:r>
         <w:t xml:space="preserve"> the game.</w:t>
@@ -1291,7 +1646,7 @@
                     <pic:cNvPicPr/>
                   </pic:nvPicPr>
                   <pic:blipFill>
-                    <a:blip r:embed="rId17" cstate="print">
+                    <a:blip r:embed="rId20" cstate="print">
                       <a:extLst>
                         <a:ext uri="{28A0092B-C50C-407E-A947-70E740481C1C}">
                           <a14:useLocalDpi xmlns:a14="http://schemas.microsoft.com/office/drawing/2010/main" val="0"/>
@@ -1326,13 +1681,10 @@
         <w:t xml:space="preserve">Figure </w:t>
       </w:r>
       <w:r>
-        <w:t>3</w:t>
-      </w:r>
-      <w:r>
-        <w:t xml:space="preserve">: The </w:t>
-      </w:r>
-      <w:r>
-        <w:t>development plan detailed as a Gannt Chart</w:t>
+        <w:t>10</w:t>
+      </w:r>
+      <w:r>
+        <w:t>: The development plan detailed as a Gannt Chart</w:t>
       </w:r>
     </w:p>
     <w:p>
@@ -1412,7 +1764,7 @@
       <w:r>
         <w:t xml:space="preserve">Novel Games - </w:t>
       </w:r>
-      <w:hyperlink r:id="rId18" w:history="1">
+      <w:hyperlink r:id="rId21" w:history="1">
         <w:r>
           <w:rPr>
             <w:rStyle w:val="Hyperlink"/>
@@ -1428,7 +1780,7 @@
       <w:r>
         <w:t xml:space="preserve">Gomilla. L - </w:t>
       </w:r>
-      <w:hyperlink r:id="rId19" w:history="1">
+      <w:hyperlink r:id="rId22" w:history="1">
         <w:r>
           <w:rPr>
             <w:rStyle w:val="Hyperlink"/>
@@ -1444,7 +1796,7 @@
       <w:r>
         <w:t xml:space="preserve">Kariya. A - </w:t>
       </w:r>
-      <w:hyperlink r:id="rId20" w:history="1">
+      <w:hyperlink r:id="rId23" w:history="1">
         <w:r>
           <w:rPr>
             <w:rStyle w:val="Hyperlink"/>
@@ -1460,7 +1812,7 @@
       <w:r>
         <w:t xml:space="preserve">Montoreano. J - </w:t>
       </w:r>
-      <w:hyperlink r:id="rId21" w:history="1">
+      <w:hyperlink r:id="rId24" w:history="1">
         <w:r>
           <w:rPr>
             <w:rStyle w:val="Hyperlink"/>
@@ -1476,7 +1828,7 @@
       <w:r>
         <w:t xml:space="preserve">Hechsher. J - </w:t>
       </w:r>
-      <w:hyperlink r:id="rId22" w:history="1">
+      <w:hyperlink r:id="rId25" w:history="1">
         <w:r>
           <w:rPr>
             <w:rStyle w:val="Hyperlink"/>
@@ -1492,7 +1844,7 @@
       <w:r>
         <w:t xml:space="preserve">Lubos. L - </w:t>
       </w:r>
-      <w:hyperlink r:id="rId23" w:history="1">
+      <w:hyperlink r:id="rId26" w:history="1">
         <w:r>
           <w:rPr>
             <w:rStyle w:val="Hyperlink"/>
@@ -1508,7 +1860,7 @@
       <w:r>
         <w:t xml:space="preserve">Gupta. R - </w:t>
       </w:r>
-      <w:hyperlink r:id="rId24" w:history="1">
+      <w:hyperlink r:id="rId27" w:history="1">
         <w:r>
           <w:rPr>
             <w:rStyle w:val="Hyperlink"/>
@@ -2122,6 +2474,26 @@
       <w:color w:val="2F5496" w:themeColor="accent1" w:themeShade="BF"/>
     </w:rPr>
   </w:style>
+  <w:style w:type="paragraph" w:styleId="Heading5">
+    <w:name w:val="heading 5"/>
+    <w:basedOn w:val="Normal"/>
+    <w:next w:val="Normal"/>
+    <w:link w:val="Heading5Char"/>
+    <w:uiPriority w:val="9"/>
+    <w:unhideWhenUsed/>
+    <w:qFormat/>
+    <w:rsid w:val="00C01D0D"/>
+    <w:pPr>
+      <w:keepNext/>
+      <w:keepLines/>
+      <w:spacing w:before="40" w:after="0"/>
+      <w:outlineLvl w:val="4"/>
+    </w:pPr>
+    <w:rPr>
+      <w:rFonts w:asciiTheme="majorHAnsi" w:eastAsiaTheme="majorEastAsia" w:hAnsiTheme="majorHAnsi" w:cstheme="majorBidi"/>
+      <w:color w:val="2F5496" w:themeColor="accent1" w:themeShade="BF"/>
+    </w:rPr>
+  </w:style>
   <w:style w:type="character" w:default="1" w:styleId="DefaultParagraphFont">
     <w:name w:val="Default Paragraph Font"/>
     <w:uiPriority w:val="1"/>
@@ -2401,6 +2773,17 @@
       <w:rFonts w:asciiTheme="majorHAnsi" w:eastAsiaTheme="majorEastAsia" w:hAnsiTheme="majorHAnsi" w:cstheme="majorBidi"/>
       <w:i/>
       <w:iCs/>
+      <w:color w:val="2F5496" w:themeColor="accent1" w:themeShade="BF"/>
+    </w:rPr>
+  </w:style>
+  <w:style w:type="character" w:customStyle="1" w:styleId="Heading5Char">
+    <w:name w:val="Heading 5 Char"/>
+    <w:basedOn w:val="DefaultParagraphFont"/>
+    <w:link w:val="Heading5"/>
+    <w:uiPriority w:val="9"/>
+    <w:rsid w:val="00C01D0D"/>
+    <w:rPr>
+      <w:rFonts w:asciiTheme="majorHAnsi" w:eastAsiaTheme="majorEastAsia" w:hAnsiTheme="majorHAnsi" w:cstheme="majorBidi"/>
       <w:color w:val="2F5496" w:themeColor="accent1" w:themeShade="BF"/>
     </w:rPr>
   </w:style>

--- a/Academic Report - Thomas JEBSON - 24804704.docx
+++ b/Academic Report - Thomas JEBSON - 24804704.docx
@@ -515,16 +515,7 @@
         <w:t xml:space="preserve"> </w:t>
       </w:r>
       <w:r>
-        <w:t xml:space="preserve">The texture for this design is found in: </w:t>
-      </w:r>
-      <w:r>
-        <w:t xml:space="preserve">“AS1 – Bouncing Balls &gt; resources &gt; </w:t>
-      </w:r>
-      <w:r>
-        <w:t>anvil</w:t>
-      </w:r>
-      <w:r>
-        <w:t>.png”.</w:t>
+        <w:t>The texture for this design is found in: “AS1 – Bouncing Balls &gt; resources &gt; anvil.png”.</w:t>
       </w:r>
       <w:r>
         <w:t xml:space="preserve"> Unlike the other two textures, this texture was redesigned numerous times, as the game requires the bottom surface of the shape to be identical in size to the level area, creating a perfect fit. This poses problems as an anvil typically has a smaller base than its top, so creating a texture that appears natural and correct was a major design challenge.</w:t>
@@ -584,19 +575,7 @@
         <w:pStyle w:val="Figure"/>
       </w:pPr>
       <w:r>
-        <w:t xml:space="preserve">Figure </w:t>
-      </w:r>
-      <w:r>
-        <w:t>4</w:t>
-      </w:r>
-      <w:r>
-        <w:t xml:space="preserve">: The </w:t>
-      </w:r>
-      <w:r>
-        <w:t>mass</w:t>
-      </w:r>
-      <w:r>
-        <w:t xml:space="preserve"> design for the ‘Bouncing Balls’ game</w:t>
+        <w:t>Figure 4: The mass design for the ‘Bouncing Balls’ game</w:t>
       </w:r>
     </w:p>
     <w:p>
@@ -727,22 +706,31 @@
       <w:r>
         <w:t>This menu is the first of the two game menus, known as levels to distinguish them from other components in the game. Here an arrangement of balls can be seen in the middle of the screen, with the mass starting above the screen and moving down and the cannon targeting based on the location of the mouse in the scene.</w:t>
       </w:r>
+      <w:r>
+        <w:t xml:space="preserve"> </w:t>
+      </w:r>
+      <w:r>
+        <w:t>The kawaii dragons placed in the left and right portions of the window have been deliberately designed and placed to appear to spectate the game.</w:t>
+      </w:r>
     </w:p>
     <w:p>
       <w:r>
         <w:t xml:space="preserve">As the game runs, the mass slowly moves down the scene, pushing all the balls towards the bottom of the scene. </w:t>
       </w:r>
       <w:r>
-        <w:t>If the user looses the level</w:t>
-      </w:r>
-      <w:r>
-        <w:t xml:space="preserve"> a brief pause to allow</w:t>
-      </w:r>
-      <w:r>
-        <w:t>s</w:t>
-      </w:r>
-      <w:r>
-        <w:t xml:space="preserve"> the consequences of this to sink in, the game transitions to the end menu, which clearly shows them that they have lost. Altrnatively, if the player uses the cannon to clear all the balls from the scene, then the level is won, and the level pauses in its current state to tell the user this, before moving onto the next level.</w:t>
+        <w:t xml:space="preserve">If the user </w:t>
+      </w:r>
+      <w:r>
+        <w:t xml:space="preserve">loses the level, a brief pause to allow the consequences of this to sink in, and </w:t>
+      </w:r>
+      <w:r>
+        <w:t xml:space="preserve">the game transitions to the end menu, which clearly shows them that they have lost. </w:t>
+      </w:r>
+      <w:r>
+        <w:t>Alternatively, if the player uses the cannon to clear all the balls from the scene, then the level is won, and the level pauses in its current state to tell the user this before moving on to</w:t>
+      </w:r>
+      <w:r>
+        <w:t xml:space="preserve"> the next level.</w:t>
       </w:r>
     </w:p>
     <w:p/>
@@ -759,6 +747,9 @@
     </w:p>
     <w:p>
       <w:r>
+        <w:rPr>
+          <w:noProof/>
+        </w:rPr>
         <w:lastRenderedPageBreak/>
         <w:drawing>
           <wp:inline distT="0" distB="0" distL="0" distR="0" wp14:anchorId="769D7542" wp14:editId="0ED45FCE">
@@ -802,16 +793,7 @@
         <w:pStyle w:val="Figure"/>
       </w:pPr>
       <w:r>
-        <w:t xml:space="preserve">Figure </w:t>
-      </w:r>
-      <w:r>
-        <w:t>6a</w:t>
-      </w:r>
-      <w:r>
-        <w:t>: Level One design for the ‘Bouncing Balls’ game</w:t>
-      </w:r>
-      <w:r>
-        <w:t>, with the level area clearly visible in red.</w:t>
+        <w:t>Figure 6a: Level One design for the ‘Bouncing Balls’ game, with the level area visible in red.</w:t>
       </w:r>
     </w:p>
     <w:p>
@@ -881,8 +863,19 @@
         <w:pStyle w:val="Heading5"/>
       </w:pPr>
       <w:r>
+        <w:t>Level Two</w:t>
+      </w:r>
+    </w:p>
+    <w:p>
+      <w:r>
+        <w:t>The second level is almost identical to the first, however this time there are two additional rows added to the ball arrangement, but these are initially hidden above the top of the window, so the end user doesn’t initially know how many balls they will need to pop to complete the game. The vertical position of the mass also changes to reflect this, but still appears to have its base immediately above the top of the first row of balls in the scene.</w:t>
+      </w:r>
+      <w:r>
+        <w:t xml:space="preserve"> Furthermore, unlike the previous </w:t>
+      </w:r>
+      <w:r>
         <w:lastRenderedPageBreak/>
-        <w:t>Level Two</w:t>
+        <w:t>level, instead of advancing to the next level in the game when the game is won – the game transitions to the end menu, this time displaying the ‘you win’ message to the user.</w:t>
       </w:r>
     </w:p>
     <w:p>
@@ -957,9 +950,20 @@
     </w:p>
     <w:p>
       <w:r>
+        <w:t>Unlike the other menus in the game, this one is simpler – but designed similarly to the main menu. The two kawaii dragons do not appear on the sides of the window, and this is an attempt to make transitioning between the pause menu faster by requiring fewer resources to be loaded from secondary storage.</w:t>
+      </w:r>
+    </w:p>
+    <w:p>
+      <w:r>
+        <w:t xml:space="preserve">This menu also features the most possible options of all the menus in the game and allows the user much more control over which menu they wish to go to next or even abandon the game entirely. </w:t>
+      </w:r>
+    </w:p>
+    <w:p>
+      <w:r>
         <w:rPr>
           <w:noProof/>
         </w:rPr>
+        <w:lastRenderedPageBreak/>
         <w:drawing>
           <wp:inline distT="0" distB="0" distL="0" distR="0" wp14:anchorId="3DB0FF3E" wp14:editId="38EF702A">
             <wp:extent cx="5731510" cy="3361690"/>
@@ -1022,8 +1026,35 @@
         <w:pStyle w:val="Heading5"/>
       </w:pPr>
       <w:r>
-        <w:lastRenderedPageBreak/>
         <w:t>End Menu</w:t>
+      </w:r>
+    </w:p>
+    <w:p>
+      <w:r>
+        <w:t>This is the last menu in the game the end user is likely to see, being the one that only appears when the player wins or looses the game. This is again very similar in design to the main menu, which essentially set the stylistic choices for button arrangement in the menus. The main difference between this menu and the others is the absence of the instructions running around the border of the game window or the level area. This decision was made as the instructions appear on all other menus and in the levels, and especially if the user wins the game, the instructions should have primarily been made clear by now.</w:t>
+      </w:r>
+    </w:p>
+    <w:p>
+      <w:r>
+        <w:t xml:space="preserve">It was very important in this menu to </w:t>
+      </w:r>
+      <w:r>
+        <w:t>clarify</w:t>
+      </w:r>
+      <w:r>
+        <w:t xml:space="preserve"> which way the game ended, either in a win or </w:t>
+      </w:r>
+      <w:r>
+        <w:t>lose, because t</w:t>
+      </w:r>
+      <w:r>
+        <w:t>he same menu is re-used for both state</w:t>
+      </w:r>
+      <w:r>
+        <w:t>s. It was also initially considered to have the game’s kawaii dragons appear to celebrate or cry depending on its final state. Still, this design decision was discarded when the dragon designs where reimagined</w:t>
+      </w:r>
+      <w:r>
+        <w:t xml:space="preserve"> and the design focus shifting to a therapy game.</w:t>
       </w:r>
     </w:p>
     <w:p>
@@ -1031,6 +1062,7 @@
         <w:rPr>
           <w:noProof/>
         </w:rPr>
+        <w:lastRenderedPageBreak/>
         <w:drawing>
           <wp:inline distT="0" distB="0" distL="0" distR="0" wp14:anchorId="34791A6A" wp14:editId="2467E3BD">
             <wp:extent cx="5731510" cy="3361690"/>

--- a/Academic Report - Thomas JEBSON - 24804704.docx
+++ b/Academic Report - Thomas JEBSON - 24804704.docx
@@ -1,6 +1,6 @@
 
 <file path=word/document.xml><?xml version="1.0" encoding="utf-8"?>
-<w:document xmlns:wpc="http://schemas.microsoft.com/office/word/2010/wordprocessingCanvas" xmlns:cx="http://schemas.microsoft.com/office/drawing/2014/chartex" xmlns:cx1="http://schemas.microsoft.com/office/drawing/2015/9/8/chartex" xmlns:cx2="http://schemas.microsoft.com/office/drawing/2015/10/21/chartex" xmlns:cx3="http://schemas.microsoft.com/office/drawing/2016/5/9/chartex" xmlns:cx4="http://schemas.microsoft.com/office/drawing/2016/5/10/chartex" xmlns:cx5="http://schemas.microsoft.com/office/drawing/2016/5/11/chartex" xmlns:cx6="http://schemas.microsoft.com/office/drawing/2016/5/12/chartex" xmlns:cx7="http://schemas.microsoft.com/office/drawing/2016/5/13/chartex" xmlns:cx8="http://schemas.microsoft.com/office/drawing/2016/5/14/chartex" xmlns:mc="http://schemas.openxmlformats.org/markup-compatibility/2006" xmlns:aink="http://schemas.microsoft.com/office/drawing/2016/ink" xmlns:am3d="http://schemas.microsoft.com/office/drawing/2017/model3d" xmlns:o="urn:schemas-microsoft-com:office:office" xmlns:oel="http://schemas.microsoft.com/office/2019/extlst" xmlns:r="http://schemas.openxmlformats.org/officeDocument/2006/relationships" xmlns:m="http://schemas.openxmlformats.org/officeDocument/2006/math" xmlns:v="urn:schemas-microsoft-com:vml" xmlns:wp14="http://schemas.microsoft.com/office/word/2010/wordprocessingDrawing" xmlns:wp="http://schemas.openxmlformats.org/drawingml/2006/wordprocessingDrawing" xmlns:w10="urn:schemas-microsoft-com:office:word" xmlns:w="http://schemas.openxmlformats.org/wordprocessingml/2006/main" xmlns:w14="http://schemas.microsoft.com/office/word/2010/wordml" xmlns:w15="http://schemas.microsoft.com/office/word/2012/wordml" xmlns:w16cex="http://schemas.microsoft.com/office/word/2018/wordml/cex" xmlns:w16cid="http://schemas.microsoft.com/office/word/2016/wordml/cid" xmlns:w16="http://schemas.microsoft.com/office/word/2018/wordml" xmlns:w16du="http://schemas.microsoft.com/office/word/2023/wordml/word16du" xmlns:w16sdtdh="http://schemas.microsoft.com/office/word/2020/wordml/sdtdatahash" xmlns:w16se="http://schemas.microsoft.com/office/word/2015/wordml/symex" xmlns:wpg="http://schemas.microsoft.com/office/word/2010/wordprocessingGroup" xmlns:wpi="http://schemas.microsoft.com/office/word/2010/wordprocessingInk" xmlns:wne="http://schemas.microsoft.com/office/word/2006/wordml" xmlns:wps="http://schemas.microsoft.com/office/word/2010/wordprocessingShape" mc:Ignorable="w14 w15 w16se w16cid w16 w16cex w16sdtdh w16du wp14">
+<w:document xmlns:wpc="http://schemas.microsoft.com/office/word/2010/wordprocessingCanvas" xmlns:cx="http://schemas.microsoft.com/office/drawing/2014/chartex" xmlns:cx1="http://schemas.microsoft.com/office/drawing/2015/9/8/chartex" xmlns:cx2="http://schemas.microsoft.com/office/drawing/2015/10/21/chartex" xmlns:cx3="http://schemas.microsoft.com/office/drawing/2016/5/9/chartex" xmlns:cx4="http://schemas.microsoft.com/office/drawing/2016/5/10/chartex" xmlns:cx5="http://schemas.microsoft.com/office/drawing/2016/5/11/chartex" xmlns:cx6="http://schemas.microsoft.com/office/drawing/2016/5/12/chartex" xmlns:cx7="http://schemas.microsoft.com/office/drawing/2016/5/13/chartex" xmlns:cx8="http://schemas.microsoft.com/office/drawing/2016/5/14/chartex" xmlns:mc="http://schemas.openxmlformats.org/markup-compatibility/2006" xmlns:aink="http://schemas.microsoft.com/office/drawing/2016/ink" xmlns:am3d="http://schemas.microsoft.com/office/drawing/2017/model3d" xmlns:o="urn:schemas-microsoft-com:office:office" xmlns:oel="http://schemas.microsoft.com/office/2019/extlst" xmlns:r="http://schemas.openxmlformats.org/officeDocument/2006/relationships" xmlns:m="http://schemas.openxmlformats.org/officeDocument/2006/math" xmlns:v="urn:schemas-microsoft-com:vml" xmlns:wp14="http://schemas.microsoft.com/office/word/2010/wordprocessingDrawing" xmlns:wp="http://schemas.openxmlformats.org/drawingml/2006/wordprocessingDrawing" xmlns:w10="urn:schemas-microsoft-com:office:word" xmlns:w="http://schemas.openxmlformats.org/wordprocessingml/2006/main" xmlns:w14="http://schemas.microsoft.com/office/word/2010/wordml" xmlns:w15="http://schemas.microsoft.com/office/word/2012/wordml" xmlns:w16cex="http://schemas.microsoft.com/office/word/2018/wordml/cex" xmlns:w16cid="http://schemas.microsoft.com/office/word/2016/wordml/cid" xmlns:w16="http://schemas.microsoft.com/office/word/2018/wordml" xmlns:w16sdtdh="http://schemas.microsoft.com/office/word/2020/wordml/sdtdatahash" xmlns:w16se="http://schemas.microsoft.com/office/word/2015/wordml/symex" xmlns:wpg="http://schemas.microsoft.com/office/word/2010/wordprocessingGroup" xmlns:wpi="http://schemas.microsoft.com/office/word/2010/wordprocessingInk" xmlns:wne="http://schemas.microsoft.com/office/word/2006/wordml" xmlns:wps="http://schemas.microsoft.com/office/word/2010/wordprocessingShape" mc:Ignorable="w14 w15 w16se w16cid w16 w16cex w16sdtdh wp14">
   <w:body>
     <w:p>
       <w:pPr>
@@ -71,7 +71,15 @@
         <w:t xml:space="preserve"> aim is</w:t>
       </w:r>
       <w:r>
-        <w:t xml:space="preserve"> to pop all of the balls in the scene before they reach the bottom of the screen. This downward motion starts as soon as the level begins.</w:t>
+        <w:t xml:space="preserve"> to pop </w:t>
+      </w:r>
+      <w:proofErr w:type="gramStart"/>
+      <w:r>
+        <w:t>all of</w:t>
+      </w:r>
+      <w:proofErr w:type="gramEnd"/>
+      <w:r>
+        <w:t xml:space="preserve"> the balls in the scene before they reach the bottom of the screen. This downward motion starts as soon as the level begins.</w:t>
       </w:r>
     </w:p>
     <w:p>
@@ -496,8 +504,13 @@
         <w:pStyle w:val="Figure"/>
       </w:pPr>
       <w:r>
-        <w:t>Figure 3: The cannon design for the ‘Bouncing Balls’ game</w:t>
-      </w:r>
+        <w:t xml:space="preserve">Figure 3: The cannon design for the ‘Bouncing Balls’ </w:t>
+      </w:r>
+      <w:proofErr w:type="gramStart"/>
+      <w:r>
+        <w:t>game</w:t>
+      </w:r>
+      <w:proofErr w:type="gramEnd"/>
     </w:p>
     <w:p>
       <w:pPr>
@@ -575,8 +588,13 @@
         <w:pStyle w:val="Figure"/>
       </w:pPr>
       <w:r>
-        <w:t>Figure 4: The mass design for the ‘Bouncing Balls’ game</w:t>
-      </w:r>
+        <w:t xml:space="preserve">Figure 4: The mass design for the ‘Bouncing Balls’ </w:t>
+      </w:r>
+      <w:proofErr w:type="gramStart"/>
+      <w:r>
+        <w:t>game</w:t>
+      </w:r>
+      <w:proofErr w:type="gramEnd"/>
     </w:p>
     <w:p>
       <w:pPr>
@@ -594,7 +612,15 @@
         <w:t>in appearance and is seen in red, yellow,</w:t>
       </w:r>
       <w:r>
-        <w:t xml:space="preserve"> and blue variants. In the game, the balls are not represented by a texture to reduce memory usage; instead, they appear as drawn circles using SFML’s (Simple and Fast Media Library) `CircleShape` component.</w:t>
+        <w:t xml:space="preserve"> and blue variants. In the game, the balls are not represented by a texture to reduce memory usage; instead, they appear as drawn circles using SFML’s (Simple and Fast Media Library) `</w:t>
+      </w:r>
+      <w:proofErr w:type="spellStart"/>
+      <w:r>
+        <w:t>CircleShape</w:t>
+      </w:r>
+      <w:proofErr w:type="spellEnd"/>
+      <w:r>
+        <w:t>` component.</w:t>
       </w:r>
     </w:p>
     <w:p>
@@ -607,7 +633,13 @@
     </w:p>
     <w:p>
       <w:r>
-        <w:t>Below are the designs for each level and menu in the game. In total, there are five menus, and they are connected together through the flow diagram seen in Figure 1.</w:t>
+        <w:t xml:space="preserve">Below are the designs for each level and menu in the game. In total, there are five menus, and they are </w:t>
+      </w:r>
+      <w:r>
+        <w:t>connected</w:t>
+      </w:r>
+      <w:r>
+        <w:t xml:space="preserve"> through the flow diagram seen in Figure 1.</w:t>
       </w:r>
     </w:p>
     <w:p>
@@ -704,7 +736,15 @@
     </w:p>
     <w:p>
       <w:r>
-        <w:t>This menu is the first of the two game menus, known as levels to distinguish them from other components in the game. Here an arrangement of balls can be seen in the middle of the screen, with the mass starting above the screen and moving down and the cannon targeting based on the location of the mouse in the scene.</w:t>
+        <w:t xml:space="preserve">This menu is the first of the two game menus, known as </w:t>
+      </w:r>
+      <w:proofErr w:type="gramStart"/>
+      <w:r>
+        <w:t>levels</w:t>
+      </w:r>
+      <w:proofErr w:type="gramEnd"/>
+      <w:r>
+        <w:t xml:space="preserve"> to distinguish them from other components in the game. Here an arrangement of balls can be seen in the middle of the screen, with the mass starting above the screen and moving down and the cannon targeting based on the location of the mouse in the scene.</w:t>
       </w:r>
       <w:r>
         <w:t xml:space="preserve"> </w:t>
@@ -736,7 +776,17 @@
     <w:p/>
     <w:p>
       <w:r>
-        <w:t>It was considered to add a message telling the user that they failed when they loose the game, however this is immediately apparent from the next menu, whereas for winning the game, this is much less apparent, so needed to be made very clear to the player.</w:t>
+        <w:t xml:space="preserve">It was considered to add a message telling the user that they failed when they </w:t>
+      </w:r>
+      <w:proofErr w:type="spellStart"/>
+      <w:proofErr w:type="gramStart"/>
+      <w:r>
+        <w:t>loose</w:t>
+      </w:r>
+      <w:proofErr w:type="spellEnd"/>
+      <w:proofErr w:type="gramEnd"/>
+      <w:r>
+        <w:t xml:space="preserve"> the game, however this is immediately apparent from the next menu, whereas for winning the game, this is much less apparent, so needed to be made very clear to the player.</w:t>
       </w:r>
     </w:p>
     <w:p/>
@@ -1031,7 +1081,13 @@
     </w:p>
     <w:p>
       <w:r>
-        <w:t>This is the last menu in the game the end user is likely to see, being the one that only appears when the player wins or looses the game. This is again very similar in design to the main menu, which essentially set the stylistic choices for button arrangement in the menus. The main difference between this menu and the others is the absence of the instructions running around the border of the game window or the level area. This decision was made as the instructions appear on all other menus and in the levels, and especially if the user wins the game, the instructions should have primarily been made clear by now.</w:t>
+        <w:t xml:space="preserve">This is the last menu in the game the end user is likely to see, being the one that only appears when the player wins or </w:t>
+      </w:r>
+      <w:r>
+        <w:t>loses</w:t>
+      </w:r>
+      <w:r>
+        <w:t xml:space="preserve"> the game. This is again very similar in design to the main menu, which essentially set the stylistic choices for button arrangement in the menus. The main difference between this menu and the others is the absence of the instructions running around the border of the game window or the level area. This decision was made as the instructions appear on all other menus and in the levels, and especially if the user wins the game, the instructions should have primarily been made clear by now.</w:t>
       </w:r>
     </w:p>
     <w:p>
@@ -1196,12 +1252,64 @@
         <w:pStyle w:val="Heading3"/>
       </w:pPr>
       <w:r>
+        <w:lastRenderedPageBreak/>
         <w:t>Pseudocode for Key Game Objects</w:t>
       </w:r>
     </w:p>
     <w:p>
-      <w:r>
-        <w:t>Pass</w:t>
+      <w:pPr>
+        <w:pStyle w:val="Heading4"/>
+      </w:pPr>
+      <w:r>
+        <w:t>Main</w:t>
+      </w:r>
+    </w:p>
+    <w:p>
+      <w:pPr>
+        <w:pStyle w:val="Heading4"/>
+      </w:pPr>
+      <w:r>
+        <w:t>Level Template</w:t>
+      </w:r>
+    </w:p>
+    <w:p>
+      <w:pPr>
+        <w:pStyle w:val="Heading4"/>
+      </w:pPr>
+      <w:r>
+        <w:t>Level One</w:t>
+      </w:r>
+    </w:p>
+    <w:p>
+      <w:pPr>
+        <w:pStyle w:val="Heading4"/>
+      </w:pPr>
+      <w:r>
+        <w:t>Level Two</w:t>
+      </w:r>
+    </w:p>
+    <w:p>
+      <w:pPr>
+        <w:pStyle w:val="Heading4"/>
+      </w:pPr>
+      <w:r>
+        <w:t>Mass</w:t>
+      </w:r>
+    </w:p>
+    <w:p>
+      <w:pPr>
+        <w:pStyle w:val="Heading4"/>
+      </w:pPr>
+      <w:r>
+        <w:t>Cannon</w:t>
+      </w:r>
+    </w:p>
+    <w:p>
+      <w:pPr>
+        <w:pStyle w:val="Heading4"/>
+      </w:pPr>
+      <w:r>
+        <w:t>Ball</w:t>
       </w:r>
     </w:p>
     <w:p>
@@ -1296,7 +1404,6 @@
           </w:tcPr>
           <w:p>
             <w:r>
-              <w:lastRenderedPageBreak/>
               <w:t>1</w:t>
             </w:r>
           </w:p>
@@ -1458,7 +1565,15 @@
           </w:tcPr>
           <w:p>
             <w:r>
-              <w:t>Test anvil fall on fail</w:t>
+              <w:t xml:space="preserve">Test </w:t>
+            </w:r>
+            <w:proofErr w:type="gramStart"/>
+            <w:r>
+              <w:t>anvil</w:t>
+            </w:r>
+            <w:proofErr w:type="gramEnd"/>
+            <w:r>
+              <w:t xml:space="preserve"> fall on fail</w:t>
             </w:r>
           </w:p>
         </w:tc>
@@ -1645,7 +1760,11 @@
         <w:t xml:space="preserve">Before the game could enter </w:t>
       </w:r>
       <w:r>
-        <w:t>development, it was necessary to consider which mechanics of the original game would need to be carried over to the new game. This process has been known as the ‘Game Extraction Process,’ and it was used heavily to determine which</w:t>
+        <w:t xml:space="preserve">development, it was necessary to consider which mechanics of the original game would need to be carried over to the new game. This process has been known as the </w:t>
+      </w:r>
+      <w:r>
+        <w:lastRenderedPageBreak/>
+        <w:t>‘Game Extraction Process,’ and it was used heavily to determine which</w:t>
       </w:r>
       <w:r>
         <w:t xml:space="preserve"> mechanics of the original game needed to be mirrored in the new game.</w:t>
@@ -1661,7 +1780,6 @@
         <w:rPr>
           <w:noProof/>
         </w:rPr>
-        <w:lastRenderedPageBreak/>
         <w:drawing>
           <wp:inline distT="0" distB="0" distL="0" distR="0" wp14:anchorId="3FD63667" wp14:editId="1C404AE9">
             <wp:extent cx="5731510" cy="4857750"/>
@@ -1745,7 +1863,15 @@
     </w:p>
     <w:p>
       <w:r>
-        <w:t>The chosen workflow was additionally beneficial as it allowed for the testing process to efficiently and quickly resolve issues identified in the game and also allowed for easy expansion of the game at the end of the development cycle to introduce sound and music toggles for the main menu, pause menu and end menus.</w:t>
+        <w:t xml:space="preserve">The chosen workflow was additionally beneficial as it allowed for the testing process to efficiently and quickly resolve issues identified in the game </w:t>
+      </w:r>
+      <w:proofErr w:type="gramStart"/>
+      <w:r>
+        <w:t>and also</w:t>
+      </w:r>
+      <w:proofErr w:type="gramEnd"/>
+      <w:r>
+        <w:t xml:space="preserve"> allowed for easy expansion of the game at the end of the development cycle to introduce sound and music toggles for the main menu, pause menu and end menus.</w:t>
       </w:r>
     </w:p>
     <w:p>
@@ -1753,26 +1879,39 @@
         <w:pStyle w:val="Heading3"/>
       </w:pPr>
       <w:r>
+        <w:lastRenderedPageBreak/>
         <w:t>Conclusion and Evaluation</w:t>
       </w:r>
     </w:p>
     <w:p>
       <w:r>
-        <w:t xml:space="preserve">In the construction of this game, there are numerous textures loaded from secondary storage into main memory. Currently each class in the game is responsible for loading and unloading these resources to efficiently moderate the usage of space in memory taken up by the game. However, most classes are instantiated multiple times, like for example the clouds and kawaii dragon. Subsequently, this means their textures are also loaded multiple times despite being the same (or similar) textures for each instance. Given then the opportunity to create the game again, a </w:t>
-      </w:r>
-      <w:r>
-        <w:lastRenderedPageBreak/>
-        <w:t>centralised class would be used to manage the loading and unloading of each texture and would also allow for the same texture to be re-used instead of loaded multiple times.</w:t>
-      </w:r>
-    </w:p>
-    <w:p>
-      <w:r>
-        <w:t>The current implementation of this game also does not use parallel processing; however, with the introduction of a centralised asset management system, threads could be utilised to load and unload assets in the background, creating a smoother gameplay experience. However, the current implementation has the benefit of only loading or unloading the majority of the textures during level transitions, making the potential slow-down less critical and noticeable. Also, it allows for content to be loaded in advance by looking at which menus would proceed with the current one.</w:t>
-      </w:r>
-    </w:p>
-    <w:p>
-      <w:r>
-        <w:t xml:space="preserve">Looking at the game as a whole, the use of </w:t>
+        <w:t>In the construction of this game, there are numerous textures loaded from secondary storage into main memory. Currently each class in the game is responsible for loading and unloading these resources to efficiently moderate the usage of space in memory taken up by the game. However, most classes are instantiated multiple times, like for example the clouds and kawaii dragon. Subsequently, this means their textures are also loaded multiple times despite being the same (or similar) textures for each instance. Given then the opportunity to create the game again, a centralised class would be used to manage the loading and unloading of each texture and would also allow for the same texture to be re-used instead of loaded multiple times.</w:t>
+      </w:r>
+    </w:p>
+    <w:p>
+      <w:r>
+        <w:t xml:space="preserve">The current implementation of this game also does not use parallel processing; however, with the introduction of a centralised asset management system, threads could be utilised to load and unload assets in the background, creating a smoother gameplay experience. However, the current implementation has the benefit of only loading or unloading </w:t>
+      </w:r>
+      <w:proofErr w:type="gramStart"/>
+      <w:r>
+        <w:t>the majority of</w:t>
+      </w:r>
+      <w:proofErr w:type="gramEnd"/>
+      <w:r>
+        <w:t xml:space="preserve"> the textures during level transitions, making the potential slow-down less critical and noticeable. Also, it allows for content to be loaded in advance by looking at which menus would proceed with the current one.</w:t>
+      </w:r>
+    </w:p>
+    <w:p>
+      <w:r>
+        <w:t xml:space="preserve">Looking at the </w:t>
+      </w:r>
+      <w:proofErr w:type="gramStart"/>
+      <w:r>
+        <w:t>game as a whole, the</w:t>
+      </w:r>
+      <w:proofErr w:type="gramEnd"/>
+      <w:r>
+        <w:t xml:space="preserve"> use of </w:t>
       </w:r>
       <w:r>
         <w:t>object-oriented</w:t>
@@ -1809,8 +1948,13 @@
       </w:r>
     </w:p>
     <w:p>
-      <w:r>
-        <w:t xml:space="preserve">Gomilla. L - </w:t>
+      <w:proofErr w:type="spellStart"/>
+      <w:r>
+        <w:t>Gomilla</w:t>
+      </w:r>
+      <w:proofErr w:type="spellEnd"/>
+      <w:r>
+        <w:t xml:space="preserve">. L - </w:t>
       </w:r>
       <w:hyperlink r:id="rId22" w:history="1">
         <w:r>
@@ -1825,8 +1969,13 @@
       </w:hyperlink>
     </w:p>
     <w:p>
-      <w:r>
-        <w:t xml:space="preserve">Kariya. A - </w:t>
+      <w:proofErr w:type="spellStart"/>
+      <w:r>
+        <w:t>Kariya</w:t>
+      </w:r>
+      <w:proofErr w:type="spellEnd"/>
+      <w:r>
+        <w:t xml:space="preserve">. A - </w:t>
       </w:r>
       <w:hyperlink r:id="rId23" w:history="1">
         <w:r>
@@ -1841,8 +1990,13 @@
       </w:r>
     </w:p>
     <w:p>
-      <w:r>
-        <w:t xml:space="preserve">Montoreano. J - </w:t>
+      <w:proofErr w:type="spellStart"/>
+      <w:r>
+        <w:t>Montoreano</w:t>
+      </w:r>
+      <w:proofErr w:type="spellEnd"/>
+      <w:r>
+        <w:t xml:space="preserve">. J - </w:t>
       </w:r>
       <w:hyperlink r:id="rId24" w:history="1">
         <w:r>
@@ -1873,8 +2027,13 @@
       </w:r>
     </w:p>
     <w:p>
-      <w:r>
-        <w:t xml:space="preserve">Lubos. L - </w:t>
+      <w:proofErr w:type="spellStart"/>
+      <w:r>
+        <w:t>Lubos</w:t>
+      </w:r>
+      <w:proofErr w:type="spellEnd"/>
+      <w:r>
+        <w:t xml:space="preserve">. L - </w:t>
       </w:r>
       <w:hyperlink r:id="rId26" w:history="1">
         <w:r>
@@ -1897,13 +2056,97 @@
           <w:rPr>
             <w:rStyle w:val="Hyperlink"/>
           </w:rPr>
-          <w:t>https://www.researchgate.net/profile/Rakesh-Gupta/publication/349426950_COLOR_THERAPY_IN_MENTAL_HEALTH_AND_WELL_BEING/links/6033352aa6fdcc37a84253b0/COLOR-THERAPY-IN-MENTAL-HEALTH-AND-WELL-BEING.pdf - 20/11/2024</w:t>
+          <w:t>https://www.researchgate.net/profile/Rakesh-Gupta/publication/349426950_COLOR_THERAPY_IN_MENTAL_HEALTH_AND_WELL_BEING/links/6033352aa6fdcc37a84253b0/COLOR-THERAPY-IN-MENTAL-HEALTH-AND-WELL-BEING.pdf</w:t>
+        </w:r>
+        <w:r>
+          <w:t xml:space="preserve"> - 20/11/2024 at 12:43</w:t>
         </w:r>
       </w:hyperlink>
-      <w:r>
-        <w:t xml:space="preserve"> at 12:43</w:t>
-      </w:r>
-    </w:p>
+    </w:p>
+    <w:p>
+      <w:proofErr w:type="spellStart"/>
+      <w:r>
+        <w:t>JGraph</w:t>
+      </w:r>
+      <w:proofErr w:type="spellEnd"/>
+      <w:r>
+        <w:t xml:space="preserve"> (2025)</w:t>
+      </w:r>
+      <w:r>
+        <w:t xml:space="preserve"> –</w:t>
+      </w:r>
+      <w:r>
+        <w:t xml:space="preserve"> </w:t>
+      </w:r>
+      <w:r>
+        <w:t xml:space="preserve">Draw.io (Version: 26.0.4) – Available from: </w:t>
+      </w:r>
+      <w:hyperlink r:id="rId28" w:history="1">
+        <w:r>
+          <w:rPr>
+            <w:rStyle w:val="Hyperlink"/>
+          </w:rPr>
+          <w:t>https://app.diagrams.net/?src=about</w:t>
+        </w:r>
+      </w:hyperlink>
+      <w:r>
+        <w:t xml:space="preserve"> </w:t>
+      </w:r>
+      <w:r>
+        <w:t>– 12/10/2024 at 21:01</w:t>
+      </w:r>
+    </w:p>
+    <w:p>
+      <w:r>
+        <w:t xml:space="preserve">Microsoft </w:t>
+      </w:r>
+      <w:r>
+        <w:t xml:space="preserve">(2024) </w:t>
+      </w:r>
+      <w:r>
+        <w:t>–</w:t>
+      </w:r>
+      <w:r>
+        <w:t xml:space="preserve"> </w:t>
+      </w:r>
+      <w:r>
+        <w:t xml:space="preserve">Paint (Version: </w:t>
+      </w:r>
+      <w:r>
+        <w:t>11.2410.39.0</w:t>
+      </w:r>
+      <w:r>
+        <w:t xml:space="preserve">) – Available from: </w:t>
+      </w:r>
+      <w:hyperlink r:id="rId29" w:history="1">
+        <w:r>
+          <w:rPr>
+            <w:rStyle w:val="Hyperlink"/>
+          </w:rPr>
+          <w:t>https://apps.microsoft.com/detail/9pcfs5b6t72h?hl=en-gb&amp;gl=UK</w:t>
+        </w:r>
+      </w:hyperlink>
+      <w:r>
+        <w:t xml:space="preserve"> - 12/10/2024 at 21:17</w:t>
+      </w:r>
+    </w:p>
+    <w:p>
+      <w:r>
+        <w:t xml:space="preserve">The GIMP Development Team (2024) – GIMP (Version: 2.10.38) – Available From: </w:t>
+      </w:r>
+      <w:hyperlink r:id="rId30" w:history="1">
+        <w:r>
+          <w:rPr>
+            <w:rStyle w:val="Hyperlink"/>
+          </w:rPr>
+          <w:t>https://www.gimp.org/downloads/</w:t>
+        </w:r>
+      </w:hyperlink>
+      <w:r>
+        <w:t xml:space="preserve"> - 13/10/2024 at 09:37</w:t>
+      </w:r>
+    </w:p>
+    <w:p/>
     <w:sectPr>
       <w:pgSz w:w="11906" w:h="16838"/>
       <w:pgMar w:top="1440" w:right="1440" w:bottom="1440" w:left="1440" w:header="708" w:footer="708" w:gutter="0"/>
@@ -1915,7 +2158,7 @@
 </file>
 
 <file path=word/comments.xml><?xml version="1.0" encoding="utf-8"?>
-<w:comments xmlns:wpc="http://schemas.microsoft.com/office/word/2010/wordprocessingCanvas" xmlns:cx="http://schemas.microsoft.com/office/drawing/2014/chartex" xmlns:cx1="http://schemas.microsoft.com/office/drawing/2015/9/8/chartex" xmlns:cx2="http://schemas.microsoft.com/office/drawing/2015/10/21/chartex" xmlns:cx3="http://schemas.microsoft.com/office/drawing/2016/5/9/chartex" xmlns:cx4="http://schemas.microsoft.com/office/drawing/2016/5/10/chartex" xmlns:cx5="http://schemas.microsoft.com/office/drawing/2016/5/11/chartex" xmlns:cx6="http://schemas.microsoft.com/office/drawing/2016/5/12/chartex" xmlns:cx7="http://schemas.microsoft.com/office/drawing/2016/5/13/chartex" xmlns:cx8="http://schemas.microsoft.com/office/drawing/2016/5/14/chartex" xmlns:mc="http://schemas.openxmlformats.org/markup-compatibility/2006" xmlns:aink="http://schemas.microsoft.com/office/drawing/2016/ink" xmlns:am3d="http://schemas.microsoft.com/office/drawing/2017/model3d" xmlns:o="urn:schemas-microsoft-com:office:office" xmlns:oel="http://schemas.microsoft.com/office/2019/extlst" xmlns:r="http://schemas.openxmlformats.org/officeDocument/2006/relationships" xmlns:m="http://schemas.openxmlformats.org/officeDocument/2006/math" xmlns:v="urn:schemas-microsoft-com:vml" xmlns:wp14="http://schemas.microsoft.com/office/word/2010/wordprocessingDrawing" xmlns:wp="http://schemas.openxmlformats.org/drawingml/2006/wordprocessingDrawing" xmlns:w10="urn:schemas-microsoft-com:office:word" xmlns:w="http://schemas.openxmlformats.org/wordprocessingml/2006/main" xmlns:w14="http://schemas.microsoft.com/office/word/2010/wordml" xmlns:w15="http://schemas.microsoft.com/office/word/2012/wordml" xmlns:w16cex="http://schemas.microsoft.com/office/word/2018/wordml/cex" xmlns:w16cid="http://schemas.microsoft.com/office/word/2016/wordml/cid" xmlns:w16="http://schemas.microsoft.com/office/word/2018/wordml" xmlns:w16du="http://schemas.microsoft.com/office/word/2023/wordml/word16du" xmlns:w16sdtdh="http://schemas.microsoft.com/office/word/2020/wordml/sdtdatahash" xmlns:w16se="http://schemas.microsoft.com/office/word/2015/wordml/symex" xmlns:wpg="http://schemas.microsoft.com/office/word/2010/wordprocessingGroup" xmlns:wpi="http://schemas.microsoft.com/office/word/2010/wordprocessingInk" xmlns:wne="http://schemas.microsoft.com/office/word/2006/wordml" xmlns:wps="http://schemas.microsoft.com/office/word/2010/wordprocessingShape" mc:Ignorable="w14 w15 w16se w16cid w16 w16cex w16sdtdh w16du wp14">
+<w:comments xmlns:wpc="http://schemas.microsoft.com/office/word/2010/wordprocessingCanvas" xmlns:cx="http://schemas.microsoft.com/office/drawing/2014/chartex" xmlns:cx1="http://schemas.microsoft.com/office/drawing/2015/9/8/chartex" xmlns:cx2="http://schemas.microsoft.com/office/drawing/2015/10/21/chartex" xmlns:cx3="http://schemas.microsoft.com/office/drawing/2016/5/9/chartex" xmlns:cx4="http://schemas.microsoft.com/office/drawing/2016/5/10/chartex" xmlns:cx5="http://schemas.microsoft.com/office/drawing/2016/5/11/chartex" xmlns:cx6="http://schemas.microsoft.com/office/drawing/2016/5/12/chartex" xmlns:cx7="http://schemas.microsoft.com/office/drawing/2016/5/13/chartex" xmlns:cx8="http://schemas.microsoft.com/office/drawing/2016/5/14/chartex" xmlns:mc="http://schemas.openxmlformats.org/markup-compatibility/2006" xmlns:aink="http://schemas.microsoft.com/office/drawing/2016/ink" xmlns:am3d="http://schemas.microsoft.com/office/drawing/2017/model3d" xmlns:o="urn:schemas-microsoft-com:office:office" xmlns:oel="http://schemas.microsoft.com/office/2019/extlst" xmlns:r="http://schemas.openxmlformats.org/officeDocument/2006/relationships" xmlns:m="http://schemas.openxmlformats.org/officeDocument/2006/math" xmlns:v="urn:schemas-microsoft-com:vml" xmlns:wp14="http://schemas.microsoft.com/office/word/2010/wordprocessingDrawing" xmlns:wp="http://schemas.openxmlformats.org/drawingml/2006/wordprocessingDrawing" xmlns:w10="urn:schemas-microsoft-com:office:word" xmlns:w="http://schemas.openxmlformats.org/wordprocessingml/2006/main" xmlns:w14="http://schemas.microsoft.com/office/word/2010/wordml" xmlns:w15="http://schemas.microsoft.com/office/word/2012/wordml" xmlns:w16cex="http://schemas.microsoft.com/office/word/2018/wordml/cex" xmlns:w16cid="http://schemas.microsoft.com/office/word/2016/wordml/cid" xmlns:w16="http://schemas.microsoft.com/office/word/2018/wordml" xmlns:w16sdtdh="http://schemas.microsoft.com/office/word/2020/wordml/sdtdatahash" xmlns:w16se="http://schemas.microsoft.com/office/word/2015/wordml/symex" xmlns:wpg="http://schemas.microsoft.com/office/word/2010/wordprocessingGroup" xmlns:wpi="http://schemas.microsoft.com/office/word/2010/wordprocessingInk" xmlns:wne="http://schemas.microsoft.com/office/word/2006/wordml" xmlns:wps="http://schemas.microsoft.com/office/word/2010/wordprocessingShape" mc:Ignorable="w14 w15 w16se w16cid w16 w16cex w16sdtdh wp14">
   <w:comment w:id="0" w:author="Pamela Jebson" w:date="2024-10-30T12:24:00Z" w:initials="PJ">
     <w:p>
       <w:pPr>
@@ -1984,7 +2227,7 @@
 </file>
 
 <file path=word/commentsExtended.xml><?xml version="1.0" encoding="utf-8"?>
-<w15:commentsEx xmlns:wpc="http://schemas.microsoft.com/office/word/2010/wordprocessingCanvas" xmlns:cx="http://schemas.microsoft.com/office/drawing/2014/chartex" xmlns:cx1="http://schemas.microsoft.com/office/drawing/2015/9/8/chartex" xmlns:cx2="http://schemas.microsoft.com/office/drawing/2015/10/21/chartex" xmlns:cx3="http://schemas.microsoft.com/office/drawing/2016/5/9/chartex" xmlns:cx4="http://schemas.microsoft.com/office/drawing/2016/5/10/chartex" xmlns:cx5="http://schemas.microsoft.com/office/drawing/2016/5/11/chartex" xmlns:cx6="http://schemas.microsoft.com/office/drawing/2016/5/12/chartex" xmlns:cx7="http://schemas.microsoft.com/office/drawing/2016/5/13/chartex" xmlns:cx8="http://schemas.microsoft.com/office/drawing/2016/5/14/chartex" xmlns:mc="http://schemas.openxmlformats.org/markup-compatibility/2006" xmlns:aink="http://schemas.microsoft.com/office/drawing/2016/ink" xmlns:am3d="http://schemas.microsoft.com/office/drawing/2017/model3d" xmlns:o="urn:schemas-microsoft-com:office:office" xmlns:oel="http://schemas.microsoft.com/office/2019/extlst" xmlns:r="http://schemas.openxmlformats.org/officeDocument/2006/relationships" xmlns:m="http://schemas.openxmlformats.org/officeDocument/2006/math" xmlns:v="urn:schemas-microsoft-com:vml" xmlns:wp14="http://schemas.microsoft.com/office/word/2010/wordprocessingDrawing" xmlns:wp="http://schemas.openxmlformats.org/drawingml/2006/wordprocessingDrawing" xmlns:w10="urn:schemas-microsoft-com:office:word" xmlns:w="http://schemas.openxmlformats.org/wordprocessingml/2006/main" xmlns:w14="http://schemas.microsoft.com/office/word/2010/wordml" xmlns:w15="http://schemas.microsoft.com/office/word/2012/wordml" xmlns:w16cex="http://schemas.microsoft.com/office/word/2018/wordml/cex" xmlns:w16cid="http://schemas.microsoft.com/office/word/2016/wordml/cid" xmlns:w16="http://schemas.microsoft.com/office/word/2018/wordml" xmlns:w16du="http://schemas.microsoft.com/office/word/2023/wordml/word16du" xmlns:w16sdtdh="http://schemas.microsoft.com/office/word/2020/wordml/sdtdatahash" xmlns:w16se="http://schemas.microsoft.com/office/word/2015/wordml/symex" xmlns:wpg="http://schemas.microsoft.com/office/word/2010/wordprocessingGroup" xmlns:wpi="http://schemas.microsoft.com/office/word/2010/wordprocessingInk" xmlns:wne="http://schemas.microsoft.com/office/word/2006/wordml" xmlns:wps="http://schemas.microsoft.com/office/word/2010/wordprocessingShape" mc:Ignorable="w14 w15 w16se w16cid w16 w16cex w16sdtdh w16du wp14">
+<w15:commentsEx xmlns:wpc="http://schemas.microsoft.com/office/word/2010/wordprocessingCanvas" xmlns:cx="http://schemas.microsoft.com/office/drawing/2014/chartex" xmlns:cx1="http://schemas.microsoft.com/office/drawing/2015/9/8/chartex" xmlns:cx2="http://schemas.microsoft.com/office/drawing/2015/10/21/chartex" xmlns:cx3="http://schemas.microsoft.com/office/drawing/2016/5/9/chartex" xmlns:cx4="http://schemas.microsoft.com/office/drawing/2016/5/10/chartex" xmlns:cx5="http://schemas.microsoft.com/office/drawing/2016/5/11/chartex" xmlns:cx6="http://schemas.microsoft.com/office/drawing/2016/5/12/chartex" xmlns:cx7="http://schemas.microsoft.com/office/drawing/2016/5/13/chartex" xmlns:cx8="http://schemas.microsoft.com/office/drawing/2016/5/14/chartex" xmlns:mc="http://schemas.openxmlformats.org/markup-compatibility/2006" xmlns:aink="http://schemas.microsoft.com/office/drawing/2016/ink" xmlns:am3d="http://schemas.microsoft.com/office/drawing/2017/model3d" xmlns:o="urn:schemas-microsoft-com:office:office" xmlns:oel="http://schemas.microsoft.com/office/2019/extlst" xmlns:r="http://schemas.openxmlformats.org/officeDocument/2006/relationships" xmlns:m="http://schemas.openxmlformats.org/officeDocument/2006/math" xmlns:v="urn:schemas-microsoft-com:vml" xmlns:wp14="http://schemas.microsoft.com/office/word/2010/wordprocessingDrawing" xmlns:wp="http://schemas.openxmlformats.org/drawingml/2006/wordprocessingDrawing" xmlns:w10="urn:schemas-microsoft-com:office:word" xmlns:w="http://schemas.openxmlformats.org/wordprocessingml/2006/main" xmlns:w14="http://schemas.microsoft.com/office/word/2010/wordml" xmlns:w15="http://schemas.microsoft.com/office/word/2012/wordml" xmlns:w16cex="http://schemas.microsoft.com/office/word/2018/wordml/cex" xmlns:w16cid="http://schemas.microsoft.com/office/word/2016/wordml/cid" xmlns:w16="http://schemas.microsoft.com/office/word/2018/wordml" xmlns:w16sdtdh="http://schemas.microsoft.com/office/word/2020/wordml/sdtdatahash" xmlns:w16se="http://schemas.microsoft.com/office/word/2015/wordml/symex" xmlns:wpg="http://schemas.microsoft.com/office/word/2010/wordprocessingGroup" xmlns:wpi="http://schemas.microsoft.com/office/word/2010/wordprocessingInk" xmlns:wne="http://schemas.microsoft.com/office/word/2006/wordml" xmlns:wps="http://schemas.microsoft.com/office/word/2010/wordprocessingShape" mc:Ignorable="w14 w15 w16se w16cid w16 w16cex w16sdtdh wp14">
   <w15:commentEx w15:paraId="2011D196" w15:done="0"/>
   <w15:commentEx w15:paraId="67FBDDD7" w15:done="0"/>
   <w15:commentEx w15:paraId="6B5D685E" w15:done="0"/>
@@ -1993,7 +2236,7 @@
 </file>
 
 <file path=word/commentsExtensible.xml><?xml version="1.0" encoding="utf-8"?>
-<w16cex:commentsExtensible xmlns:wpc="http://schemas.microsoft.com/office/word/2010/wordprocessingCanvas" xmlns:cx="http://schemas.microsoft.com/office/drawing/2014/chartex" xmlns:cx1="http://schemas.microsoft.com/office/drawing/2015/9/8/chartex" xmlns:cx2="http://schemas.microsoft.com/office/drawing/2015/10/21/chartex" xmlns:cx3="http://schemas.microsoft.com/office/drawing/2016/5/9/chartex" xmlns:cx4="http://schemas.microsoft.com/office/drawing/2016/5/10/chartex" xmlns:cx5="http://schemas.microsoft.com/office/drawing/2016/5/11/chartex" xmlns:cx6="http://schemas.microsoft.com/office/drawing/2016/5/12/chartex" xmlns:cx7="http://schemas.microsoft.com/office/drawing/2016/5/13/chartex" xmlns:cx8="http://schemas.microsoft.com/office/drawing/2016/5/14/chartex" xmlns:cr="http://schemas.microsoft.com/office/comments/2020/reactions" xmlns:mc="http://schemas.openxmlformats.org/markup-compatibility/2006" xmlns:aink="http://schemas.microsoft.com/office/drawing/2016/ink" xmlns:am3d="http://schemas.microsoft.com/office/drawing/2017/model3d" xmlns:o="urn:schemas-microsoft-com:office:office" xmlns:oel="http://schemas.microsoft.com/office/2019/extlst" xmlns:r="http://schemas.openxmlformats.org/officeDocument/2006/relationships" xmlns:m="http://schemas.openxmlformats.org/officeDocument/2006/math" xmlns:v="urn:schemas-microsoft-com:vml" xmlns:wp14="http://schemas.microsoft.com/office/word/2010/wordprocessingDrawing" xmlns:wp="http://schemas.openxmlformats.org/drawingml/2006/wordprocessingDrawing" xmlns:w10="urn:schemas-microsoft-com:office:word" xmlns:w="http://schemas.openxmlformats.org/wordprocessingml/2006/main" xmlns:w14="http://schemas.microsoft.com/office/word/2010/wordml" xmlns:w15="http://schemas.microsoft.com/office/word/2012/wordml" xmlns:w16cex="http://schemas.microsoft.com/office/word/2018/wordml/cex" xmlns:w16cid="http://schemas.microsoft.com/office/word/2016/wordml/cid" xmlns:w16="http://schemas.microsoft.com/office/word/2018/wordml" xmlns:w16du="http://schemas.microsoft.com/office/word/2023/wordml/word16du" xmlns:w16sdtdh="http://schemas.microsoft.com/office/word/2020/wordml/sdtdatahash" xmlns:w16se="http://schemas.microsoft.com/office/word/2015/wordml/symex" xmlns:wpg="http://schemas.microsoft.com/office/word/2010/wordprocessingGroup" xmlns:wpi="http://schemas.microsoft.com/office/word/2010/wordprocessingInk" xmlns:wne="http://schemas.microsoft.com/office/word/2006/wordml" xmlns:wps="http://schemas.microsoft.com/office/word/2010/wordprocessingShape" mc:Ignorable="w14 w15 w16se w16cid w16 w16cex w16sdtdh cr w16du wp14">
+<w16cex:commentsExtensible xmlns:wpc="http://schemas.microsoft.com/office/word/2010/wordprocessingCanvas" xmlns:cx="http://schemas.microsoft.com/office/drawing/2014/chartex" xmlns:cx1="http://schemas.microsoft.com/office/drawing/2015/9/8/chartex" xmlns:cx2="http://schemas.microsoft.com/office/drawing/2015/10/21/chartex" xmlns:cx3="http://schemas.microsoft.com/office/drawing/2016/5/9/chartex" xmlns:cx4="http://schemas.microsoft.com/office/drawing/2016/5/10/chartex" xmlns:cx5="http://schemas.microsoft.com/office/drawing/2016/5/11/chartex" xmlns:cx6="http://schemas.microsoft.com/office/drawing/2016/5/12/chartex" xmlns:cx7="http://schemas.microsoft.com/office/drawing/2016/5/13/chartex" xmlns:cx8="http://schemas.microsoft.com/office/drawing/2016/5/14/chartex" xmlns:cr="http://schemas.microsoft.com/office/comments/2020/reactions" xmlns:mc="http://schemas.openxmlformats.org/markup-compatibility/2006" xmlns:aink="http://schemas.microsoft.com/office/drawing/2016/ink" xmlns:am3d="http://schemas.microsoft.com/office/drawing/2017/model3d" xmlns:o="urn:schemas-microsoft-com:office:office" xmlns:oel="http://schemas.microsoft.com/office/2019/extlst" xmlns:r="http://schemas.openxmlformats.org/officeDocument/2006/relationships" xmlns:m="http://schemas.openxmlformats.org/officeDocument/2006/math" xmlns:v="urn:schemas-microsoft-com:vml" xmlns:wp14="http://schemas.microsoft.com/office/word/2010/wordprocessingDrawing" xmlns:wp="http://schemas.openxmlformats.org/drawingml/2006/wordprocessingDrawing" xmlns:w10="urn:schemas-microsoft-com:office:word" xmlns:w="http://schemas.openxmlformats.org/wordprocessingml/2006/main" xmlns:w14="http://schemas.microsoft.com/office/word/2010/wordml" xmlns:w15="http://schemas.microsoft.com/office/word/2012/wordml" xmlns:w16cex="http://schemas.microsoft.com/office/word/2018/wordml/cex" xmlns:w16cid="http://schemas.microsoft.com/office/word/2016/wordml/cid" xmlns:w16="http://schemas.microsoft.com/office/word/2018/wordml" xmlns:w16sdtdh="http://schemas.microsoft.com/office/word/2020/wordml/sdtdatahash" xmlns:w16se="http://schemas.microsoft.com/office/word/2015/wordml/symex" xmlns:wpg="http://schemas.microsoft.com/office/word/2010/wordprocessingGroup" xmlns:wpi="http://schemas.microsoft.com/office/word/2010/wordprocessingInk" xmlns:wne="http://schemas.microsoft.com/office/word/2006/wordml" xmlns:wps="http://schemas.microsoft.com/office/word/2010/wordprocessingShape" mc:Ignorable="w14 w15 w16se w16cid w16 w16cex w16sdtdh cr wp14">
   <w16cex:commentExtensible w16cex:durableId="2DE6BA9F" w16cex:dateUtc="2024-10-30T12:24:00Z"/>
   <w16cex:commentExtensible w16cex:durableId="0880D942" w16cex:dateUtc="2024-12-24T19:06:00Z"/>
   <w16cex:commentExtensible w16cex:durableId="60B2A0E4" w16cex:dateUtc="2024-12-24T19:14:00Z"/>
@@ -2002,7 +2245,7 @@
 </file>
 
 <file path=word/commentsIds.xml><?xml version="1.0" encoding="utf-8"?>
-<w16cid:commentsIds xmlns:wpc="http://schemas.microsoft.com/office/word/2010/wordprocessingCanvas" xmlns:cx="http://schemas.microsoft.com/office/drawing/2014/chartex" xmlns:cx1="http://schemas.microsoft.com/office/drawing/2015/9/8/chartex" xmlns:cx2="http://schemas.microsoft.com/office/drawing/2015/10/21/chartex" xmlns:cx3="http://schemas.microsoft.com/office/drawing/2016/5/9/chartex" xmlns:cx4="http://schemas.microsoft.com/office/drawing/2016/5/10/chartex" xmlns:cx5="http://schemas.microsoft.com/office/drawing/2016/5/11/chartex" xmlns:cx6="http://schemas.microsoft.com/office/drawing/2016/5/12/chartex" xmlns:cx7="http://schemas.microsoft.com/office/drawing/2016/5/13/chartex" xmlns:cx8="http://schemas.microsoft.com/office/drawing/2016/5/14/chartex" xmlns:mc="http://schemas.openxmlformats.org/markup-compatibility/2006" xmlns:aink="http://schemas.microsoft.com/office/drawing/2016/ink" xmlns:am3d="http://schemas.microsoft.com/office/drawing/2017/model3d" xmlns:o="urn:schemas-microsoft-com:office:office" xmlns:oel="http://schemas.microsoft.com/office/2019/extlst" xmlns:r="http://schemas.openxmlformats.org/officeDocument/2006/relationships" xmlns:m="http://schemas.openxmlformats.org/officeDocument/2006/math" xmlns:v="urn:schemas-microsoft-com:vml" xmlns:wp14="http://schemas.microsoft.com/office/word/2010/wordprocessingDrawing" xmlns:wp="http://schemas.openxmlformats.org/drawingml/2006/wordprocessingDrawing" xmlns:w10="urn:schemas-microsoft-com:office:word" xmlns:w="http://schemas.openxmlformats.org/wordprocessingml/2006/main" xmlns:w14="http://schemas.microsoft.com/office/word/2010/wordml" xmlns:w15="http://schemas.microsoft.com/office/word/2012/wordml" xmlns:w16cex="http://schemas.microsoft.com/office/word/2018/wordml/cex" xmlns:w16cid="http://schemas.microsoft.com/office/word/2016/wordml/cid" xmlns:w16="http://schemas.microsoft.com/office/word/2018/wordml" xmlns:w16du="http://schemas.microsoft.com/office/word/2023/wordml/word16du" xmlns:w16sdtdh="http://schemas.microsoft.com/office/word/2020/wordml/sdtdatahash" xmlns:w16se="http://schemas.microsoft.com/office/word/2015/wordml/symex" xmlns:wpg="http://schemas.microsoft.com/office/word/2010/wordprocessingGroup" xmlns:wpi="http://schemas.microsoft.com/office/word/2010/wordprocessingInk" xmlns:wne="http://schemas.microsoft.com/office/word/2006/wordml" xmlns:wps="http://schemas.microsoft.com/office/word/2010/wordprocessingShape" mc:Ignorable="w14 w15 w16se w16cid w16 w16cex w16sdtdh w16du wp14">
+<w16cid:commentsIds xmlns:wpc="http://schemas.microsoft.com/office/word/2010/wordprocessingCanvas" xmlns:cx="http://schemas.microsoft.com/office/drawing/2014/chartex" xmlns:cx1="http://schemas.microsoft.com/office/drawing/2015/9/8/chartex" xmlns:cx2="http://schemas.microsoft.com/office/drawing/2015/10/21/chartex" xmlns:cx3="http://schemas.microsoft.com/office/drawing/2016/5/9/chartex" xmlns:cx4="http://schemas.microsoft.com/office/drawing/2016/5/10/chartex" xmlns:cx5="http://schemas.microsoft.com/office/drawing/2016/5/11/chartex" xmlns:cx6="http://schemas.microsoft.com/office/drawing/2016/5/12/chartex" xmlns:cx7="http://schemas.microsoft.com/office/drawing/2016/5/13/chartex" xmlns:cx8="http://schemas.microsoft.com/office/drawing/2016/5/14/chartex" xmlns:mc="http://schemas.openxmlformats.org/markup-compatibility/2006" xmlns:aink="http://schemas.microsoft.com/office/drawing/2016/ink" xmlns:am3d="http://schemas.microsoft.com/office/drawing/2017/model3d" xmlns:o="urn:schemas-microsoft-com:office:office" xmlns:oel="http://schemas.microsoft.com/office/2019/extlst" xmlns:r="http://schemas.openxmlformats.org/officeDocument/2006/relationships" xmlns:m="http://schemas.openxmlformats.org/officeDocument/2006/math" xmlns:v="urn:schemas-microsoft-com:vml" xmlns:wp14="http://schemas.microsoft.com/office/word/2010/wordprocessingDrawing" xmlns:wp="http://schemas.openxmlformats.org/drawingml/2006/wordprocessingDrawing" xmlns:w10="urn:schemas-microsoft-com:office:word" xmlns:w="http://schemas.openxmlformats.org/wordprocessingml/2006/main" xmlns:w14="http://schemas.microsoft.com/office/word/2010/wordml" xmlns:w15="http://schemas.microsoft.com/office/word/2012/wordml" xmlns:w16cex="http://schemas.microsoft.com/office/word/2018/wordml/cex" xmlns:w16cid="http://schemas.microsoft.com/office/word/2016/wordml/cid" xmlns:w16="http://schemas.microsoft.com/office/word/2018/wordml" xmlns:w16sdtdh="http://schemas.microsoft.com/office/word/2020/wordml/sdtdatahash" xmlns:w16se="http://schemas.microsoft.com/office/word/2015/wordml/symex" xmlns:wpg="http://schemas.microsoft.com/office/word/2010/wordprocessingGroup" xmlns:wpi="http://schemas.microsoft.com/office/word/2010/wordprocessingInk" xmlns:wne="http://schemas.microsoft.com/office/word/2006/wordml" xmlns:wps="http://schemas.microsoft.com/office/word/2010/wordprocessingShape" mc:Ignorable="w14 w15 w16se w16cid w16 w16cex w16sdtdh wp14">
   <w16cid:commentId w16cid:paraId="2011D196" w16cid:durableId="2DE6BA9F"/>
   <w16cid:commentId w16cid:paraId="67FBDDD7" w16cid:durableId="0880D942"/>
   <w16cid:commentId w16cid:paraId="6B5D685E" w16cid:durableId="60B2A0E4"/>
@@ -2011,7 +2254,7 @@
 </file>
 
 <file path=word/people.xml><?xml version="1.0" encoding="utf-8"?>
-<w15:people xmlns:wpc="http://schemas.microsoft.com/office/word/2010/wordprocessingCanvas" xmlns:cx="http://schemas.microsoft.com/office/drawing/2014/chartex" xmlns:cx1="http://schemas.microsoft.com/office/drawing/2015/9/8/chartex" xmlns:cx2="http://schemas.microsoft.com/office/drawing/2015/10/21/chartex" xmlns:cx3="http://schemas.microsoft.com/office/drawing/2016/5/9/chartex" xmlns:cx4="http://schemas.microsoft.com/office/drawing/2016/5/10/chartex" xmlns:cx5="http://schemas.microsoft.com/office/drawing/2016/5/11/chartex" xmlns:cx6="http://schemas.microsoft.com/office/drawing/2016/5/12/chartex" xmlns:cx7="http://schemas.microsoft.com/office/drawing/2016/5/13/chartex" xmlns:cx8="http://schemas.microsoft.com/office/drawing/2016/5/14/chartex" xmlns:mc="http://schemas.openxmlformats.org/markup-compatibility/2006" xmlns:aink="http://schemas.microsoft.com/office/drawing/2016/ink" xmlns:am3d="http://schemas.microsoft.com/office/drawing/2017/model3d" xmlns:o="urn:schemas-microsoft-com:office:office" xmlns:oel="http://schemas.microsoft.com/office/2019/extlst" xmlns:r="http://schemas.openxmlformats.org/officeDocument/2006/relationships" xmlns:m="http://schemas.openxmlformats.org/officeDocument/2006/math" xmlns:v="urn:schemas-microsoft-com:vml" xmlns:wp14="http://schemas.microsoft.com/office/word/2010/wordprocessingDrawing" xmlns:wp="http://schemas.openxmlformats.org/drawingml/2006/wordprocessingDrawing" xmlns:w10="urn:schemas-microsoft-com:office:word" xmlns:w="http://schemas.openxmlformats.org/wordprocessingml/2006/main" xmlns:w14="http://schemas.microsoft.com/office/word/2010/wordml" xmlns:w15="http://schemas.microsoft.com/office/word/2012/wordml" xmlns:w16cex="http://schemas.microsoft.com/office/word/2018/wordml/cex" xmlns:w16cid="http://schemas.microsoft.com/office/word/2016/wordml/cid" xmlns:w16="http://schemas.microsoft.com/office/word/2018/wordml" xmlns:w16du="http://schemas.microsoft.com/office/word/2023/wordml/word16du" xmlns:w16sdtdh="http://schemas.microsoft.com/office/word/2020/wordml/sdtdatahash" xmlns:w16se="http://schemas.microsoft.com/office/word/2015/wordml/symex" xmlns:wpg="http://schemas.microsoft.com/office/word/2010/wordprocessingGroup" xmlns:wpi="http://schemas.microsoft.com/office/word/2010/wordprocessingInk" xmlns:wne="http://schemas.microsoft.com/office/word/2006/wordml" xmlns:wps="http://schemas.microsoft.com/office/word/2010/wordprocessingShape" mc:Ignorable="w14 w15 w16se w16cid w16 w16cex w16sdtdh w16du wp14">
+<w15:people xmlns:wpc="http://schemas.microsoft.com/office/word/2010/wordprocessingCanvas" xmlns:cx="http://schemas.microsoft.com/office/drawing/2014/chartex" xmlns:cx1="http://schemas.microsoft.com/office/drawing/2015/9/8/chartex" xmlns:cx2="http://schemas.microsoft.com/office/drawing/2015/10/21/chartex" xmlns:cx3="http://schemas.microsoft.com/office/drawing/2016/5/9/chartex" xmlns:cx4="http://schemas.microsoft.com/office/drawing/2016/5/10/chartex" xmlns:cx5="http://schemas.microsoft.com/office/drawing/2016/5/11/chartex" xmlns:cx6="http://schemas.microsoft.com/office/drawing/2016/5/12/chartex" xmlns:cx7="http://schemas.microsoft.com/office/drawing/2016/5/13/chartex" xmlns:cx8="http://schemas.microsoft.com/office/drawing/2016/5/14/chartex" xmlns:mc="http://schemas.openxmlformats.org/markup-compatibility/2006" xmlns:aink="http://schemas.microsoft.com/office/drawing/2016/ink" xmlns:am3d="http://schemas.microsoft.com/office/drawing/2017/model3d" xmlns:o="urn:schemas-microsoft-com:office:office" xmlns:oel="http://schemas.microsoft.com/office/2019/extlst" xmlns:r="http://schemas.openxmlformats.org/officeDocument/2006/relationships" xmlns:m="http://schemas.openxmlformats.org/officeDocument/2006/math" xmlns:v="urn:schemas-microsoft-com:vml" xmlns:wp14="http://schemas.microsoft.com/office/word/2010/wordprocessingDrawing" xmlns:wp="http://schemas.openxmlformats.org/drawingml/2006/wordprocessingDrawing" xmlns:w10="urn:schemas-microsoft-com:office:word" xmlns:w="http://schemas.openxmlformats.org/wordprocessingml/2006/main" xmlns:w14="http://schemas.microsoft.com/office/word/2010/wordml" xmlns:w15="http://schemas.microsoft.com/office/word/2012/wordml" xmlns:w16cex="http://schemas.microsoft.com/office/word/2018/wordml/cex" xmlns:w16cid="http://schemas.microsoft.com/office/word/2016/wordml/cid" xmlns:w16="http://schemas.microsoft.com/office/word/2018/wordml" xmlns:w16sdtdh="http://schemas.microsoft.com/office/word/2020/wordml/sdtdatahash" xmlns:w16se="http://schemas.microsoft.com/office/word/2015/wordml/symex" xmlns:wpg="http://schemas.microsoft.com/office/word/2010/wordprocessingGroup" xmlns:wpi="http://schemas.microsoft.com/office/word/2010/wordprocessingInk" xmlns:wne="http://schemas.microsoft.com/office/word/2006/wordml" xmlns:wps="http://schemas.microsoft.com/office/word/2010/wordprocessingShape" mc:Ignorable="w14 w15 w16se w16cid w16 w16cex w16sdtdh wp14">
   <w15:person w15:author="Pamela Jebson">
     <w15:presenceInfo w15:providerId="Windows Live" w15:userId="be926e77587a5505"/>
   </w15:person>
@@ -2019,7 +2262,7 @@
 </file>
 
 <file path=word/styles.xml><?xml version="1.0" encoding="utf-8"?>
-<w:styles xmlns:mc="http://schemas.openxmlformats.org/markup-compatibility/2006" xmlns:r="http://schemas.openxmlformats.org/officeDocument/2006/relationships" xmlns:w="http://schemas.openxmlformats.org/wordprocessingml/2006/main" xmlns:w14="http://schemas.microsoft.com/office/word/2010/wordml" xmlns:w15="http://schemas.microsoft.com/office/word/2012/wordml" xmlns:w16cex="http://schemas.microsoft.com/office/word/2018/wordml/cex" xmlns:w16cid="http://schemas.microsoft.com/office/word/2016/wordml/cid" xmlns:w16="http://schemas.microsoft.com/office/word/2018/wordml" xmlns:w16du="http://schemas.microsoft.com/office/word/2023/wordml/word16du" xmlns:w16sdtdh="http://schemas.microsoft.com/office/word/2020/wordml/sdtdatahash" xmlns:w16se="http://schemas.microsoft.com/office/word/2015/wordml/symex" mc:Ignorable="w14 w15 w16se w16cid w16 w16cex w16sdtdh w16du">
+<w:styles xmlns:mc="http://schemas.openxmlformats.org/markup-compatibility/2006" xmlns:r="http://schemas.openxmlformats.org/officeDocument/2006/relationships" xmlns:w="http://schemas.openxmlformats.org/wordprocessingml/2006/main" xmlns:w14="http://schemas.microsoft.com/office/word/2010/wordml" xmlns:w15="http://schemas.microsoft.com/office/word/2012/wordml" xmlns:w16cex="http://schemas.microsoft.com/office/word/2018/wordml/cex" xmlns:w16cid="http://schemas.microsoft.com/office/word/2016/wordml/cid" xmlns:w16="http://schemas.microsoft.com/office/word/2018/wordml" xmlns:w16sdtdh="http://schemas.microsoft.com/office/word/2020/wordml/sdtdatahash" xmlns:w16se="http://schemas.microsoft.com/office/word/2015/wordml/symex" mc:Ignorable="w14 w15 w16se w16cid w16 w16cex w16sdtdh">
   <w:docDefaults>
     <w:rPrDefault>
       <w:rPr>
@@ -2529,7 +2772,6 @@
   <w:style w:type="character" w:default="1" w:styleId="DefaultParagraphFont">
     <w:name w:val="Default Paragraph Font"/>
     <w:uiPriority w:val="1"/>
-    <w:semiHidden/>
     <w:unhideWhenUsed/>
   </w:style>
   <w:style w:type="table" w:default="1" w:styleId="TableNormal">

--- a/Academic Report - Thomas JEBSON - 24804704.docx
+++ b/Academic Report - Thomas JEBSON - 24804704.docx
@@ -1,6 +1,6 @@
 
 <file path=word/document.xml><?xml version="1.0" encoding="utf-8"?>
-<w:document xmlns:wpc="http://schemas.microsoft.com/office/word/2010/wordprocessingCanvas" xmlns:cx="http://schemas.microsoft.com/office/drawing/2014/chartex" xmlns:cx1="http://schemas.microsoft.com/office/drawing/2015/9/8/chartex" xmlns:cx2="http://schemas.microsoft.com/office/drawing/2015/10/21/chartex" xmlns:cx3="http://schemas.microsoft.com/office/drawing/2016/5/9/chartex" xmlns:cx4="http://schemas.microsoft.com/office/drawing/2016/5/10/chartex" xmlns:cx5="http://schemas.microsoft.com/office/drawing/2016/5/11/chartex" xmlns:cx6="http://schemas.microsoft.com/office/drawing/2016/5/12/chartex" xmlns:cx7="http://schemas.microsoft.com/office/drawing/2016/5/13/chartex" xmlns:cx8="http://schemas.microsoft.com/office/drawing/2016/5/14/chartex" xmlns:mc="http://schemas.openxmlformats.org/markup-compatibility/2006" xmlns:aink="http://schemas.microsoft.com/office/drawing/2016/ink" xmlns:am3d="http://schemas.microsoft.com/office/drawing/2017/model3d" xmlns:o="urn:schemas-microsoft-com:office:office" xmlns:oel="http://schemas.microsoft.com/office/2019/extlst" xmlns:r="http://schemas.openxmlformats.org/officeDocument/2006/relationships" xmlns:m="http://schemas.openxmlformats.org/officeDocument/2006/math" xmlns:v="urn:schemas-microsoft-com:vml" xmlns:wp14="http://schemas.microsoft.com/office/word/2010/wordprocessingDrawing" xmlns:wp="http://schemas.openxmlformats.org/drawingml/2006/wordprocessingDrawing" xmlns:w10="urn:schemas-microsoft-com:office:word" xmlns:w="http://schemas.openxmlformats.org/wordprocessingml/2006/main" xmlns:w14="http://schemas.microsoft.com/office/word/2010/wordml" xmlns:w15="http://schemas.microsoft.com/office/word/2012/wordml" xmlns:w16cex="http://schemas.microsoft.com/office/word/2018/wordml/cex" xmlns:w16cid="http://schemas.microsoft.com/office/word/2016/wordml/cid" xmlns:w16="http://schemas.microsoft.com/office/word/2018/wordml" xmlns:w16sdtdh="http://schemas.microsoft.com/office/word/2020/wordml/sdtdatahash" xmlns:w16se="http://schemas.microsoft.com/office/word/2015/wordml/symex" xmlns:wpg="http://schemas.microsoft.com/office/word/2010/wordprocessingGroup" xmlns:wpi="http://schemas.microsoft.com/office/word/2010/wordprocessingInk" xmlns:wne="http://schemas.microsoft.com/office/word/2006/wordml" xmlns:wps="http://schemas.microsoft.com/office/word/2010/wordprocessingShape" mc:Ignorable="w14 w15 w16se w16cid w16 w16cex w16sdtdh wp14">
+<w:document xmlns:wpc="http://schemas.microsoft.com/office/word/2010/wordprocessingCanvas" xmlns:cx="http://schemas.microsoft.com/office/drawing/2014/chartex" xmlns:cx1="http://schemas.microsoft.com/office/drawing/2015/9/8/chartex" xmlns:cx2="http://schemas.microsoft.com/office/drawing/2015/10/21/chartex" xmlns:cx3="http://schemas.microsoft.com/office/drawing/2016/5/9/chartex" xmlns:cx4="http://schemas.microsoft.com/office/drawing/2016/5/10/chartex" xmlns:cx5="http://schemas.microsoft.com/office/drawing/2016/5/11/chartex" xmlns:cx6="http://schemas.microsoft.com/office/drawing/2016/5/12/chartex" xmlns:cx7="http://schemas.microsoft.com/office/drawing/2016/5/13/chartex" xmlns:cx8="http://schemas.microsoft.com/office/drawing/2016/5/14/chartex" xmlns:mc="http://schemas.openxmlformats.org/markup-compatibility/2006" xmlns:aink="http://schemas.microsoft.com/office/drawing/2016/ink" xmlns:am3d="http://schemas.microsoft.com/office/drawing/2017/model3d" xmlns:o="urn:schemas-microsoft-com:office:office" xmlns:oel="http://schemas.microsoft.com/office/2019/extlst" xmlns:r="http://schemas.openxmlformats.org/officeDocument/2006/relationships" xmlns:m="http://schemas.openxmlformats.org/officeDocument/2006/math" xmlns:v="urn:schemas-microsoft-com:vml" xmlns:wp14="http://schemas.microsoft.com/office/word/2010/wordprocessingDrawing" xmlns:wp="http://schemas.openxmlformats.org/drawingml/2006/wordprocessingDrawing" xmlns:w10="urn:schemas-microsoft-com:office:word" xmlns:w="http://schemas.openxmlformats.org/wordprocessingml/2006/main" xmlns:w14="http://schemas.microsoft.com/office/word/2010/wordml" xmlns:w15="http://schemas.microsoft.com/office/word/2012/wordml" xmlns:w16cex="http://schemas.microsoft.com/office/word/2018/wordml/cex" xmlns:w16cid="http://schemas.microsoft.com/office/word/2016/wordml/cid" xmlns:w16="http://schemas.microsoft.com/office/word/2018/wordml" xmlns:w16du="http://schemas.microsoft.com/office/word/2023/wordml/word16du" xmlns:w16sdtdh="http://schemas.microsoft.com/office/word/2020/wordml/sdtdatahash" xmlns:w16se="http://schemas.microsoft.com/office/word/2015/wordml/symex" xmlns:wpg="http://schemas.microsoft.com/office/word/2010/wordprocessingGroup" xmlns:wpi="http://schemas.microsoft.com/office/word/2010/wordprocessingInk" xmlns:wne="http://schemas.microsoft.com/office/word/2006/wordml" xmlns:wps="http://schemas.microsoft.com/office/word/2010/wordprocessingShape" mc:Ignorable="w14 w15 w16se w16cid w16 w16cex w16sdtdh w16du wp14">
   <w:body>
     <w:p>
       <w:pPr>
@@ -71,15 +71,7 @@
         <w:t xml:space="preserve"> aim is</w:t>
       </w:r>
       <w:r>
-        <w:t xml:space="preserve"> to pop </w:t>
-      </w:r>
-      <w:proofErr w:type="gramStart"/>
-      <w:r>
-        <w:t>all of</w:t>
-      </w:r>
-      <w:proofErr w:type="gramEnd"/>
-      <w:r>
-        <w:t xml:space="preserve"> the balls in the scene before they reach the bottom of the screen. This downward motion starts as soon as the level begins.</w:t>
+        <w:t xml:space="preserve"> to pop all of the balls in the scene before they reach the bottom of the screen. This downward motion starts as soon as the level begins.</w:t>
       </w:r>
     </w:p>
     <w:p>
@@ -504,13 +496,8 @@
         <w:pStyle w:val="Figure"/>
       </w:pPr>
       <w:r>
-        <w:t xml:space="preserve">Figure 3: The cannon design for the ‘Bouncing Balls’ </w:t>
-      </w:r>
-      <w:proofErr w:type="gramStart"/>
-      <w:r>
-        <w:t>game</w:t>
-      </w:r>
-      <w:proofErr w:type="gramEnd"/>
+        <w:t>Figure 3: The cannon design for the ‘Bouncing Balls’ game</w:t>
+      </w:r>
     </w:p>
     <w:p>
       <w:pPr>
@@ -588,13 +575,8 @@
         <w:pStyle w:val="Figure"/>
       </w:pPr>
       <w:r>
-        <w:t xml:space="preserve">Figure 4: The mass design for the ‘Bouncing Balls’ </w:t>
-      </w:r>
-      <w:proofErr w:type="gramStart"/>
-      <w:r>
-        <w:t>game</w:t>
-      </w:r>
-      <w:proofErr w:type="gramEnd"/>
+        <w:t>Figure 4: The mass design for the ‘Bouncing Balls’ game</w:t>
+      </w:r>
     </w:p>
     <w:p>
       <w:pPr>
@@ -612,15 +594,7 @@
         <w:t>in appearance and is seen in red, yellow,</w:t>
       </w:r>
       <w:r>
-        <w:t xml:space="preserve"> and blue variants. In the game, the balls are not represented by a texture to reduce memory usage; instead, they appear as drawn circles using SFML’s (Simple and Fast Media Library) `</w:t>
-      </w:r>
-      <w:proofErr w:type="spellStart"/>
-      <w:r>
-        <w:t>CircleShape</w:t>
-      </w:r>
-      <w:proofErr w:type="spellEnd"/>
-      <w:r>
-        <w:t>` component.</w:t>
+        <w:t xml:space="preserve"> and blue variants. In the game, the balls are not represented by a texture to reduce memory usage; instead, they appear as drawn circles using SFML’s (Simple and Fast Media Library) `CircleShape` component.</w:t>
       </w:r>
     </w:p>
     <w:p>
@@ -736,15 +710,7 @@
     </w:p>
     <w:p>
       <w:r>
-        <w:t xml:space="preserve">This menu is the first of the two game menus, known as </w:t>
-      </w:r>
-      <w:proofErr w:type="gramStart"/>
-      <w:r>
-        <w:t>levels</w:t>
-      </w:r>
-      <w:proofErr w:type="gramEnd"/>
-      <w:r>
-        <w:t xml:space="preserve"> to distinguish them from other components in the game. Here an arrangement of balls can be seen in the middle of the screen, with the mass starting above the screen and moving down and the cannon targeting based on the location of the mouse in the scene.</w:t>
+        <w:t>This menu is the first of the two game menus, known as levels to distinguish them from other components in the game. Here an arrangement of balls can be seen in the middle of the screen, with the mass starting above the screen and moving down and the cannon targeting based on the location of the mouse in the scene.</w:t>
       </w:r>
       <w:r>
         <w:t xml:space="preserve"> </w:t>
@@ -776,17 +742,7 @@
     <w:p/>
     <w:p>
       <w:r>
-        <w:t xml:space="preserve">It was considered to add a message telling the user that they failed when they </w:t>
-      </w:r>
-      <w:proofErr w:type="spellStart"/>
-      <w:proofErr w:type="gramStart"/>
-      <w:r>
-        <w:t>loose</w:t>
-      </w:r>
-      <w:proofErr w:type="spellEnd"/>
-      <w:proofErr w:type="gramEnd"/>
-      <w:r>
-        <w:t xml:space="preserve"> the game, however this is immediately apparent from the next menu, whereas for winning the game, this is much less apparent, so needed to be made very clear to the player.</w:t>
+        <w:t>It was considered to add a message telling the user that they failed when they loose the game, however this is immediately apparent from the next menu, whereas for winning the game, this is much less apparent, so needed to be made very clear to the player.</w:t>
       </w:r>
     </w:p>
     <w:p/>
@@ -1565,15 +1521,7 @@
           </w:tcPr>
           <w:p>
             <w:r>
-              <w:t xml:space="preserve">Test </w:t>
-            </w:r>
-            <w:proofErr w:type="gramStart"/>
-            <w:r>
-              <w:t>anvil</w:t>
-            </w:r>
-            <w:proofErr w:type="gramEnd"/>
-            <w:r>
-              <w:t xml:space="preserve"> fall on fail</w:t>
+              <w:t>Test anvil fall on fail</w:t>
             </w:r>
           </w:p>
         </w:tc>
@@ -1863,15 +1811,7 @@
     </w:p>
     <w:p>
       <w:r>
-        <w:t xml:space="preserve">The chosen workflow was additionally beneficial as it allowed for the testing process to efficiently and quickly resolve issues identified in the game </w:t>
-      </w:r>
-      <w:proofErr w:type="gramStart"/>
-      <w:r>
-        <w:t>and also</w:t>
-      </w:r>
-      <w:proofErr w:type="gramEnd"/>
-      <w:r>
-        <w:t xml:space="preserve"> allowed for easy expansion of the game at the end of the development cycle to introduce sound and music toggles for the main menu, pause menu and end menus.</w:t>
+        <w:t>The chosen workflow was additionally beneficial as it allowed for the testing process to efficiently and quickly resolve issues identified in the game and also allowed for easy expansion of the game at the end of the development cycle to introduce sound and music toggles for the main menu, pause menu and end menus.</w:t>
       </w:r>
     </w:p>
     <w:p>
@@ -1890,28 +1830,12 @@
     </w:p>
     <w:p>
       <w:r>
-        <w:t xml:space="preserve">The current implementation of this game also does not use parallel processing; however, with the introduction of a centralised asset management system, threads could be utilised to load and unload assets in the background, creating a smoother gameplay experience. However, the current implementation has the benefit of only loading or unloading </w:t>
-      </w:r>
-      <w:proofErr w:type="gramStart"/>
-      <w:r>
-        <w:t>the majority of</w:t>
-      </w:r>
-      <w:proofErr w:type="gramEnd"/>
-      <w:r>
-        <w:t xml:space="preserve"> the textures during level transitions, making the potential slow-down less critical and noticeable. Also, it allows for content to be loaded in advance by looking at which menus would proceed with the current one.</w:t>
-      </w:r>
-    </w:p>
-    <w:p>
-      <w:r>
-        <w:t xml:space="preserve">Looking at the </w:t>
-      </w:r>
-      <w:proofErr w:type="gramStart"/>
-      <w:r>
-        <w:t>game as a whole, the</w:t>
-      </w:r>
-      <w:proofErr w:type="gramEnd"/>
-      <w:r>
-        <w:t xml:space="preserve"> use of </w:t>
+        <w:t>The current implementation of this game also does not use parallel processing; however, with the introduction of a centralised asset management system, threads could be utilised to load and unload assets in the background, creating a smoother gameplay experience. However, the current implementation has the benefit of only loading or unloading the majority of the textures during level transitions, making the potential slow-down less critical and noticeable. Also, it allows for content to be loaded in advance by looking at which menus would proceed with the current one.</w:t>
+      </w:r>
+    </w:p>
+    <w:p>
+      <w:r>
+        <w:t xml:space="preserve">Looking at the game as a whole, the use of </w:t>
       </w:r>
       <w:r>
         <w:t>object-oriented</w:t>
@@ -1948,13 +1872,8 @@
       </w:r>
     </w:p>
     <w:p>
-      <w:proofErr w:type="spellStart"/>
-      <w:r>
-        <w:t>Gomilla</w:t>
-      </w:r>
-      <w:proofErr w:type="spellEnd"/>
-      <w:r>
-        <w:t xml:space="preserve">. L - </w:t>
+      <w:r>
+        <w:t xml:space="preserve">Gomilla. L - </w:t>
       </w:r>
       <w:hyperlink r:id="rId22" w:history="1">
         <w:r>
@@ -1969,13 +1888,8 @@
       </w:hyperlink>
     </w:p>
     <w:p>
-      <w:proofErr w:type="spellStart"/>
-      <w:r>
-        <w:t>Kariya</w:t>
-      </w:r>
-      <w:proofErr w:type="spellEnd"/>
-      <w:r>
-        <w:t xml:space="preserve">. A - </w:t>
+      <w:r>
+        <w:t xml:space="preserve">Kariya. A - </w:t>
       </w:r>
       <w:hyperlink r:id="rId23" w:history="1">
         <w:r>
@@ -1990,13 +1904,8 @@
       </w:r>
     </w:p>
     <w:p>
-      <w:proofErr w:type="spellStart"/>
-      <w:r>
-        <w:t>Montoreano</w:t>
-      </w:r>
-      <w:proofErr w:type="spellEnd"/>
-      <w:r>
-        <w:t xml:space="preserve">. J - </w:t>
+      <w:r>
+        <w:t xml:space="preserve">Montoreano. J - </w:t>
       </w:r>
       <w:hyperlink r:id="rId24" w:history="1">
         <w:r>
@@ -2027,13 +1936,8 @@
       </w:r>
     </w:p>
     <w:p>
-      <w:proofErr w:type="spellStart"/>
-      <w:r>
-        <w:t>Lubos</w:t>
-      </w:r>
-      <w:proofErr w:type="spellEnd"/>
-      <w:r>
-        <w:t xml:space="preserve">. L - </w:t>
+      <w:r>
+        <w:t xml:space="preserve">Lubos. L - </w:t>
       </w:r>
       <w:hyperlink r:id="rId26" w:history="1">
         <w:r>
@@ -2064,11 +1968,9 @@
       </w:hyperlink>
     </w:p>
     <w:p>
-      <w:proofErr w:type="spellStart"/>
       <w:r>
         <w:t>JGraph</w:t>
       </w:r>
-      <w:proofErr w:type="spellEnd"/>
       <w:r>
         <w:t xml:space="preserve"> (2025)</w:t>
       </w:r>
@@ -2158,7 +2060,7 @@
 </file>
 
 <file path=word/comments.xml><?xml version="1.0" encoding="utf-8"?>
-<w:comments xmlns:wpc="http://schemas.microsoft.com/office/word/2010/wordprocessingCanvas" xmlns:cx="http://schemas.microsoft.com/office/drawing/2014/chartex" xmlns:cx1="http://schemas.microsoft.com/office/drawing/2015/9/8/chartex" xmlns:cx2="http://schemas.microsoft.com/office/drawing/2015/10/21/chartex" xmlns:cx3="http://schemas.microsoft.com/office/drawing/2016/5/9/chartex" xmlns:cx4="http://schemas.microsoft.com/office/drawing/2016/5/10/chartex" xmlns:cx5="http://schemas.microsoft.com/office/drawing/2016/5/11/chartex" xmlns:cx6="http://schemas.microsoft.com/office/drawing/2016/5/12/chartex" xmlns:cx7="http://schemas.microsoft.com/office/drawing/2016/5/13/chartex" xmlns:cx8="http://schemas.microsoft.com/office/drawing/2016/5/14/chartex" xmlns:mc="http://schemas.openxmlformats.org/markup-compatibility/2006" xmlns:aink="http://schemas.microsoft.com/office/drawing/2016/ink" xmlns:am3d="http://schemas.microsoft.com/office/drawing/2017/model3d" xmlns:o="urn:schemas-microsoft-com:office:office" xmlns:oel="http://schemas.microsoft.com/office/2019/extlst" xmlns:r="http://schemas.openxmlformats.org/officeDocument/2006/relationships" xmlns:m="http://schemas.openxmlformats.org/officeDocument/2006/math" xmlns:v="urn:schemas-microsoft-com:vml" xmlns:wp14="http://schemas.microsoft.com/office/word/2010/wordprocessingDrawing" xmlns:wp="http://schemas.openxmlformats.org/drawingml/2006/wordprocessingDrawing" xmlns:w10="urn:schemas-microsoft-com:office:word" xmlns:w="http://schemas.openxmlformats.org/wordprocessingml/2006/main" xmlns:w14="http://schemas.microsoft.com/office/word/2010/wordml" xmlns:w15="http://schemas.microsoft.com/office/word/2012/wordml" xmlns:w16cex="http://schemas.microsoft.com/office/word/2018/wordml/cex" xmlns:w16cid="http://schemas.microsoft.com/office/word/2016/wordml/cid" xmlns:w16="http://schemas.microsoft.com/office/word/2018/wordml" xmlns:w16sdtdh="http://schemas.microsoft.com/office/word/2020/wordml/sdtdatahash" xmlns:w16se="http://schemas.microsoft.com/office/word/2015/wordml/symex" xmlns:wpg="http://schemas.microsoft.com/office/word/2010/wordprocessingGroup" xmlns:wpi="http://schemas.microsoft.com/office/word/2010/wordprocessingInk" xmlns:wne="http://schemas.microsoft.com/office/word/2006/wordml" xmlns:wps="http://schemas.microsoft.com/office/word/2010/wordprocessingShape" mc:Ignorable="w14 w15 w16se w16cid w16 w16cex w16sdtdh wp14">
+<w:comments xmlns:wpc="http://schemas.microsoft.com/office/word/2010/wordprocessingCanvas" xmlns:cx="http://schemas.microsoft.com/office/drawing/2014/chartex" xmlns:cx1="http://schemas.microsoft.com/office/drawing/2015/9/8/chartex" xmlns:cx2="http://schemas.microsoft.com/office/drawing/2015/10/21/chartex" xmlns:cx3="http://schemas.microsoft.com/office/drawing/2016/5/9/chartex" xmlns:cx4="http://schemas.microsoft.com/office/drawing/2016/5/10/chartex" xmlns:cx5="http://schemas.microsoft.com/office/drawing/2016/5/11/chartex" xmlns:cx6="http://schemas.microsoft.com/office/drawing/2016/5/12/chartex" xmlns:cx7="http://schemas.microsoft.com/office/drawing/2016/5/13/chartex" xmlns:cx8="http://schemas.microsoft.com/office/drawing/2016/5/14/chartex" xmlns:mc="http://schemas.openxmlformats.org/markup-compatibility/2006" xmlns:aink="http://schemas.microsoft.com/office/drawing/2016/ink" xmlns:am3d="http://schemas.microsoft.com/office/drawing/2017/model3d" xmlns:o="urn:schemas-microsoft-com:office:office" xmlns:oel="http://schemas.microsoft.com/office/2019/extlst" xmlns:r="http://schemas.openxmlformats.org/officeDocument/2006/relationships" xmlns:m="http://schemas.openxmlformats.org/officeDocument/2006/math" xmlns:v="urn:schemas-microsoft-com:vml" xmlns:wp14="http://schemas.microsoft.com/office/word/2010/wordprocessingDrawing" xmlns:wp="http://schemas.openxmlformats.org/drawingml/2006/wordprocessingDrawing" xmlns:w10="urn:schemas-microsoft-com:office:word" xmlns:w="http://schemas.openxmlformats.org/wordprocessingml/2006/main" xmlns:w14="http://schemas.microsoft.com/office/word/2010/wordml" xmlns:w15="http://schemas.microsoft.com/office/word/2012/wordml" xmlns:w16cex="http://schemas.microsoft.com/office/word/2018/wordml/cex" xmlns:w16cid="http://schemas.microsoft.com/office/word/2016/wordml/cid" xmlns:w16="http://schemas.microsoft.com/office/word/2018/wordml" xmlns:w16du="http://schemas.microsoft.com/office/word/2023/wordml/word16du" xmlns:w16sdtdh="http://schemas.microsoft.com/office/word/2020/wordml/sdtdatahash" xmlns:w16se="http://schemas.microsoft.com/office/word/2015/wordml/symex" xmlns:wpg="http://schemas.microsoft.com/office/word/2010/wordprocessingGroup" xmlns:wpi="http://schemas.microsoft.com/office/word/2010/wordprocessingInk" xmlns:wne="http://schemas.microsoft.com/office/word/2006/wordml" xmlns:wps="http://schemas.microsoft.com/office/word/2010/wordprocessingShape" mc:Ignorable="w14 w15 w16se w16cid w16 w16cex w16sdtdh w16du wp14">
   <w:comment w:id="0" w:author="Pamela Jebson" w:date="2024-10-30T12:24:00Z" w:initials="PJ">
     <w:p>
       <w:pPr>
@@ -2227,7 +2129,7 @@
 </file>
 
 <file path=word/commentsExtended.xml><?xml version="1.0" encoding="utf-8"?>
-<w15:commentsEx xmlns:wpc="http://schemas.microsoft.com/office/word/2010/wordprocessingCanvas" xmlns:cx="http://schemas.microsoft.com/office/drawing/2014/chartex" xmlns:cx1="http://schemas.microsoft.com/office/drawing/2015/9/8/chartex" xmlns:cx2="http://schemas.microsoft.com/office/drawing/2015/10/21/chartex" xmlns:cx3="http://schemas.microsoft.com/office/drawing/2016/5/9/chartex" xmlns:cx4="http://schemas.microsoft.com/office/drawing/2016/5/10/chartex" xmlns:cx5="http://schemas.microsoft.com/office/drawing/2016/5/11/chartex" xmlns:cx6="http://schemas.microsoft.com/office/drawing/2016/5/12/chartex" xmlns:cx7="http://schemas.microsoft.com/office/drawing/2016/5/13/chartex" xmlns:cx8="http://schemas.microsoft.com/office/drawing/2016/5/14/chartex" xmlns:mc="http://schemas.openxmlformats.org/markup-compatibility/2006" xmlns:aink="http://schemas.microsoft.com/office/drawing/2016/ink" xmlns:am3d="http://schemas.microsoft.com/office/drawing/2017/model3d" xmlns:o="urn:schemas-microsoft-com:office:office" xmlns:oel="http://schemas.microsoft.com/office/2019/extlst" xmlns:r="http://schemas.openxmlformats.org/officeDocument/2006/relationships" xmlns:m="http://schemas.openxmlformats.org/officeDocument/2006/math" xmlns:v="urn:schemas-microsoft-com:vml" xmlns:wp14="http://schemas.microsoft.com/office/word/2010/wordprocessingDrawing" xmlns:wp="http://schemas.openxmlformats.org/drawingml/2006/wordprocessingDrawing" xmlns:w10="urn:schemas-microsoft-com:office:word" xmlns:w="http://schemas.openxmlformats.org/wordprocessingml/2006/main" xmlns:w14="http://schemas.microsoft.com/office/word/2010/wordml" xmlns:w15="http://schemas.microsoft.com/office/word/2012/wordml" xmlns:w16cex="http://schemas.microsoft.com/office/word/2018/wordml/cex" xmlns:w16cid="http://schemas.microsoft.com/office/word/2016/wordml/cid" xmlns:w16="http://schemas.microsoft.com/office/word/2018/wordml" xmlns:w16sdtdh="http://schemas.microsoft.com/office/word/2020/wordml/sdtdatahash" xmlns:w16se="http://schemas.microsoft.com/office/word/2015/wordml/symex" xmlns:wpg="http://schemas.microsoft.com/office/word/2010/wordprocessingGroup" xmlns:wpi="http://schemas.microsoft.com/office/word/2010/wordprocessingInk" xmlns:wne="http://schemas.microsoft.com/office/word/2006/wordml" xmlns:wps="http://schemas.microsoft.com/office/word/2010/wordprocessingShape" mc:Ignorable="w14 w15 w16se w16cid w16 w16cex w16sdtdh wp14">
+<w15:commentsEx xmlns:wpc="http://schemas.microsoft.com/office/word/2010/wordprocessingCanvas" xmlns:cx="http://schemas.microsoft.com/office/drawing/2014/chartex" xmlns:cx1="http://schemas.microsoft.com/office/drawing/2015/9/8/chartex" xmlns:cx2="http://schemas.microsoft.com/office/drawing/2015/10/21/chartex" xmlns:cx3="http://schemas.microsoft.com/office/drawing/2016/5/9/chartex" xmlns:cx4="http://schemas.microsoft.com/office/drawing/2016/5/10/chartex" xmlns:cx5="http://schemas.microsoft.com/office/drawing/2016/5/11/chartex" xmlns:cx6="http://schemas.microsoft.com/office/drawing/2016/5/12/chartex" xmlns:cx7="http://schemas.microsoft.com/office/drawing/2016/5/13/chartex" xmlns:cx8="http://schemas.microsoft.com/office/drawing/2016/5/14/chartex" xmlns:mc="http://schemas.openxmlformats.org/markup-compatibility/2006" xmlns:aink="http://schemas.microsoft.com/office/drawing/2016/ink" xmlns:am3d="http://schemas.microsoft.com/office/drawing/2017/model3d" xmlns:o="urn:schemas-microsoft-com:office:office" xmlns:oel="http://schemas.microsoft.com/office/2019/extlst" xmlns:r="http://schemas.openxmlformats.org/officeDocument/2006/relationships" xmlns:m="http://schemas.openxmlformats.org/officeDocument/2006/math" xmlns:v="urn:schemas-microsoft-com:vml" xmlns:wp14="http://schemas.microsoft.com/office/word/2010/wordprocessingDrawing" xmlns:wp="http://schemas.openxmlformats.org/drawingml/2006/wordprocessingDrawing" xmlns:w10="urn:schemas-microsoft-com:office:word" xmlns:w="http://schemas.openxmlformats.org/wordprocessingml/2006/main" xmlns:w14="http://schemas.microsoft.com/office/word/2010/wordml" xmlns:w15="http://schemas.microsoft.com/office/word/2012/wordml" xmlns:w16cex="http://schemas.microsoft.com/office/word/2018/wordml/cex" xmlns:w16cid="http://schemas.microsoft.com/office/word/2016/wordml/cid" xmlns:w16="http://schemas.microsoft.com/office/word/2018/wordml" xmlns:w16du="http://schemas.microsoft.com/office/word/2023/wordml/word16du" xmlns:w16sdtdh="http://schemas.microsoft.com/office/word/2020/wordml/sdtdatahash" xmlns:w16se="http://schemas.microsoft.com/office/word/2015/wordml/symex" xmlns:wpg="http://schemas.microsoft.com/office/word/2010/wordprocessingGroup" xmlns:wpi="http://schemas.microsoft.com/office/word/2010/wordprocessingInk" xmlns:wne="http://schemas.microsoft.com/office/word/2006/wordml" xmlns:wps="http://schemas.microsoft.com/office/word/2010/wordprocessingShape" mc:Ignorable="w14 w15 w16se w16cid w16 w16cex w16sdtdh w16du wp14">
   <w15:commentEx w15:paraId="2011D196" w15:done="0"/>
   <w15:commentEx w15:paraId="67FBDDD7" w15:done="0"/>
   <w15:commentEx w15:paraId="6B5D685E" w15:done="0"/>
@@ -2236,7 +2138,7 @@
 </file>
 
 <file path=word/commentsExtensible.xml><?xml version="1.0" encoding="utf-8"?>
-<w16cex:commentsExtensible xmlns:wpc="http://schemas.microsoft.com/office/word/2010/wordprocessingCanvas" xmlns:cx="http://schemas.microsoft.com/office/drawing/2014/chartex" xmlns:cx1="http://schemas.microsoft.com/office/drawing/2015/9/8/chartex" xmlns:cx2="http://schemas.microsoft.com/office/drawing/2015/10/21/chartex" xmlns:cx3="http://schemas.microsoft.com/office/drawing/2016/5/9/chartex" xmlns:cx4="http://schemas.microsoft.com/office/drawing/2016/5/10/chartex" xmlns:cx5="http://schemas.microsoft.com/office/drawing/2016/5/11/chartex" xmlns:cx6="http://schemas.microsoft.com/office/drawing/2016/5/12/chartex" xmlns:cx7="http://schemas.microsoft.com/office/drawing/2016/5/13/chartex" xmlns:cx8="http://schemas.microsoft.com/office/drawing/2016/5/14/chartex" xmlns:cr="http://schemas.microsoft.com/office/comments/2020/reactions" xmlns:mc="http://schemas.openxmlformats.org/markup-compatibility/2006" xmlns:aink="http://schemas.microsoft.com/office/drawing/2016/ink" xmlns:am3d="http://schemas.microsoft.com/office/drawing/2017/model3d" xmlns:o="urn:schemas-microsoft-com:office:office" xmlns:oel="http://schemas.microsoft.com/office/2019/extlst" xmlns:r="http://schemas.openxmlformats.org/officeDocument/2006/relationships" xmlns:m="http://schemas.openxmlformats.org/officeDocument/2006/math" xmlns:v="urn:schemas-microsoft-com:vml" xmlns:wp14="http://schemas.microsoft.com/office/word/2010/wordprocessingDrawing" xmlns:wp="http://schemas.openxmlformats.org/drawingml/2006/wordprocessingDrawing" xmlns:w10="urn:schemas-microsoft-com:office:word" xmlns:w="http://schemas.openxmlformats.org/wordprocessingml/2006/main" xmlns:w14="http://schemas.microsoft.com/office/word/2010/wordml" xmlns:w15="http://schemas.microsoft.com/office/word/2012/wordml" xmlns:w16cex="http://schemas.microsoft.com/office/word/2018/wordml/cex" xmlns:w16cid="http://schemas.microsoft.com/office/word/2016/wordml/cid" xmlns:w16="http://schemas.microsoft.com/office/word/2018/wordml" xmlns:w16sdtdh="http://schemas.microsoft.com/office/word/2020/wordml/sdtdatahash" xmlns:w16se="http://schemas.microsoft.com/office/word/2015/wordml/symex" xmlns:wpg="http://schemas.microsoft.com/office/word/2010/wordprocessingGroup" xmlns:wpi="http://schemas.microsoft.com/office/word/2010/wordprocessingInk" xmlns:wne="http://schemas.microsoft.com/office/word/2006/wordml" xmlns:wps="http://schemas.microsoft.com/office/word/2010/wordprocessingShape" mc:Ignorable="w14 w15 w16se w16cid w16 w16cex w16sdtdh cr wp14">
+<w16cex:commentsExtensible xmlns:wpc="http://schemas.microsoft.com/office/word/2010/wordprocessingCanvas" xmlns:cx="http://schemas.microsoft.com/office/drawing/2014/chartex" xmlns:cx1="http://schemas.microsoft.com/office/drawing/2015/9/8/chartex" xmlns:cx2="http://schemas.microsoft.com/office/drawing/2015/10/21/chartex" xmlns:cx3="http://schemas.microsoft.com/office/drawing/2016/5/9/chartex" xmlns:cx4="http://schemas.microsoft.com/office/drawing/2016/5/10/chartex" xmlns:cx5="http://schemas.microsoft.com/office/drawing/2016/5/11/chartex" xmlns:cx6="http://schemas.microsoft.com/office/drawing/2016/5/12/chartex" xmlns:cx7="http://schemas.microsoft.com/office/drawing/2016/5/13/chartex" xmlns:cx8="http://schemas.microsoft.com/office/drawing/2016/5/14/chartex" xmlns:cr="http://schemas.microsoft.com/office/comments/2020/reactions" xmlns:mc="http://schemas.openxmlformats.org/markup-compatibility/2006" xmlns:aink="http://schemas.microsoft.com/office/drawing/2016/ink" xmlns:am3d="http://schemas.microsoft.com/office/drawing/2017/model3d" xmlns:o="urn:schemas-microsoft-com:office:office" xmlns:oel="http://schemas.microsoft.com/office/2019/extlst" xmlns:r="http://schemas.openxmlformats.org/officeDocument/2006/relationships" xmlns:m="http://schemas.openxmlformats.org/officeDocument/2006/math" xmlns:v="urn:schemas-microsoft-com:vml" xmlns:wp14="http://schemas.microsoft.com/office/word/2010/wordprocessingDrawing" xmlns:wp="http://schemas.openxmlformats.org/drawingml/2006/wordprocessingDrawing" xmlns:w10="urn:schemas-microsoft-com:office:word" xmlns:w="http://schemas.openxmlformats.org/wordprocessingml/2006/main" xmlns:w14="http://schemas.microsoft.com/office/word/2010/wordml" xmlns:w15="http://schemas.microsoft.com/office/word/2012/wordml" xmlns:w16cex="http://schemas.microsoft.com/office/word/2018/wordml/cex" xmlns:w16cid="http://schemas.microsoft.com/office/word/2016/wordml/cid" xmlns:w16="http://schemas.microsoft.com/office/word/2018/wordml" xmlns:w16du="http://schemas.microsoft.com/office/word/2023/wordml/word16du" xmlns:w16sdtdh="http://schemas.microsoft.com/office/word/2020/wordml/sdtdatahash" xmlns:w16se="http://schemas.microsoft.com/office/word/2015/wordml/symex" xmlns:wpg="http://schemas.microsoft.com/office/word/2010/wordprocessingGroup" xmlns:wpi="http://schemas.microsoft.com/office/word/2010/wordprocessingInk" xmlns:wne="http://schemas.microsoft.com/office/word/2006/wordml" xmlns:wps="http://schemas.microsoft.com/office/word/2010/wordprocessingShape" mc:Ignorable="w14 w15 w16se w16cid w16 w16cex w16sdtdh cr w16du wp14">
   <w16cex:commentExtensible w16cex:durableId="2DE6BA9F" w16cex:dateUtc="2024-10-30T12:24:00Z"/>
   <w16cex:commentExtensible w16cex:durableId="0880D942" w16cex:dateUtc="2024-12-24T19:06:00Z"/>
   <w16cex:commentExtensible w16cex:durableId="60B2A0E4" w16cex:dateUtc="2024-12-24T19:14:00Z"/>
@@ -2245,7 +2147,7 @@
 </file>
 
 <file path=word/commentsIds.xml><?xml version="1.0" encoding="utf-8"?>
-<w16cid:commentsIds xmlns:wpc="http://schemas.microsoft.com/office/word/2010/wordprocessingCanvas" xmlns:cx="http://schemas.microsoft.com/office/drawing/2014/chartex" xmlns:cx1="http://schemas.microsoft.com/office/drawing/2015/9/8/chartex" xmlns:cx2="http://schemas.microsoft.com/office/drawing/2015/10/21/chartex" xmlns:cx3="http://schemas.microsoft.com/office/drawing/2016/5/9/chartex" xmlns:cx4="http://schemas.microsoft.com/office/drawing/2016/5/10/chartex" xmlns:cx5="http://schemas.microsoft.com/office/drawing/2016/5/11/chartex" xmlns:cx6="http://schemas.microsoft.com/office/drawing/2016/5/12/chartex" xmlns:cx7="http://schemas.microsoft.com/office/drawing/2016/5/13/chartex" xmlns:cx8="http://schemas.microsoft.com/office/drawing/2016/5/14/chartex" xmlns:mc="http://schemas.openxmlformats.org/markup-compatibility/2006" xmlns:aink="http://schemas.microsoft.com/office/drawing/2016/ink" xmlns:am3d="http://schemas.microsoft.com/office/drawing/2017/model3d" xmlns:o="urn:schemas-microsoft-com:office:office" xmlns:oel="http://schemas.microsoft.com/office/2019/extlst" xmlns:r="http://schemas.openxmlformats.org/officeDocument/2006/relationships" xmlns:m="http://schemas.openxmlformats.org/officeDocument/2006/math" xmlns:v="urn:schemas-microsoft-com:vml" xmlns:wp14="http://schemas.microsoft.com/office/word/2010/wordprocessingDrawing" xmlns:wp="http://schemas.openxmlformats.org/drawingml/2006/wordprocessingDrawing" xmlns:w10="urn:schemas-microsoft-com:office:word" xmlns:w="http://schemas.openxmlformats.org/wordprocessingml/2006/main" xmlns:w14="http://schemas.microsoft.com/office/word/2010/wordml" xmlns:w15="http://schemas.microsoft.com/office/word/2012/wordml" xmlns:w16cex="http://schemas.microsoft.com/office/word/2018/wordml/cex" xmlns:w16cid="http://schemas.microsoft.com/office/word/2016/wordml/cid" xmlns:w16="http://schemas.microsoft.com/office/word/2018/wordml" xmlns:w16sdtdh="http://schemas.microsoft.com/office/word/2020/wordml/sdtdatahash" xmlns:w16se="http://schemas.microsoft.com/office/word/2015/wordml/symex" xmlns:wpg="http://schemas.microsoft.com/office/word/2010/wordprocessingGroup" xmlns:wpi="http://schemas.microsoft.com/office/word/2010/wordprocessingInk" xmlns:wne="http://schemas.microsoft.com/office/word/2006/wordml" xmlns:wps="http://schemas.microsoft.com/office/word/2010/wordprocessingShape" mc:Ignorable="w14 w15 w16se w16cid w16 w16cex w16sdtdh wp14">
+<w16cid:commentsIds xmlns:wpc="http://schemas.microsoft.com/office/word/2010/wordprocessingCanvas" xmlns:cx="http://schemas.microsoft.com/office/drawing/2014/chartex" xmlns:cx1="http://schemas.microsoft.com/office/drawing/2015/9/8/chartex" xmlns:cx2="http://schemas.microsoft.com/office/drawing/2015/10/21/chartex" xmlns:cx3="http://schemas.microsoft.com/office/drawing/2016/5/9/chartex" xmlns:cx4="http://schemas.microsoft.com/office/drawing/2016/5/10/chartex" xmlns:cx5="http://schemas.microsoft.com/office/drawing/2016/5/11/chartex" xmlns:cx6="http://schemas.microsoft.com/office/drawing/2016/5/12/chartex" xmlns:cx7="http://schemas.microsoft.com/office/drawing/2016/5/13/chartex" xmlns:cx8="http://schemas.microsoft.com/office/drawing/2016/5/14/chartex" xmlns:mc="http://schemas.openxmlformats.org/markup-compatibility/2006" xmlns:aink="http://schemas.microsoft.com/office/drawing/2016/ink" xmlns:am3d="http://schemas.microsoft.com/office/drawing/2017/model3d" xmlns:o="urn:schemas-microsoft-com:office:office" xmlns:oel="http://schemas.microsoft.com/office/2019/extlst" xmlns:r="http://schemas.openxmlformats.org/officeDocument/2006/relationships" xmlns:m="http://schemas.openxmlformats.org/officeDocument/2006/math" xmlns:v="urn:schemas-microsoft-com:vml" xmlns:wp14="http://schemas.microsoft.com/office/word/2010/wordprocessingDrawing" xmlns:wp="http://schemas.openxmlformats.org/drawingml/2006/wordprocessingDrawing" xmlns:w10="urn:schemas-microsoft-com:office:word" xmlns:w="http://schemas.openxmlformats.org/wordprocessingml/2006/main" xmlns:w14="http://schemas.microsoft.com/office/word/2010/wordml" xmlns:w15="http://schemas.microsoft.com/office/word/2012/wordml" xmlns:w16cex="http://schemas.microsoft.com/office/word/2018/wordml/cex" xmlns:w16cid="http://schemas.microsoft.com/office/word/2016/wordml/cid" xmlns:w16="http://schemas.microsoft.com/office/word/2018/wordml" xmlns:w16du="http://schemas.microsoft.com/office/word/2023/wordml/word16du" xmlns:w16sdtdh="http://schemas.microsoft.com/office/word/2020/wordml/sdtdatahash" xmlns:w16se="http://schemas.microsoft.com/office/word/2015/wordml/symex" xmlns:wpg="http://schemas.microsoft.com/office/word/2010/wordprocessingGroup" xmlns:wpi="http://schemas.microsoft.com/office/word/2010/wordprocessingInk" xmlns:wne="http://schemas.microsoft.com/office/word/2006/wordml" xmlns:wps="http://schemas.microsoft.com/office/word/2010/wordprocessingShape" mc:Ignorable="w14 w15 w16se w16cid w16 w16cex w16sdtdh w16du wp14">
   <w16cid:commentId w16cid:paraId="2011D196" w16cid:durableId="2DE6BA9F"/>
   <w16cid:commentId w16cid:paraId="67FBDDD7" w16cid:durableId="0880D942"/>
   <w16cid:commentId w16cid:paraId="6B5D685E" w16cid:durableId="60B2A0E4"/>
@@ -2254,7 +2156,7 @@
 </file>
 
 <file path=word/people.xml><?xml version="1.0" encoding="utf-8"?>
-<w15:people xmlns:wpc="http://schemas.microsoft.com/office/word/2010/wordprocessingCanvas" xmlns:cx="http://schemas.microsoft.com/office/drawing/2014/chartex" xmlns:cx1="http://schemas.microsoft.com/office/drawing/2015/9/8/chartex" xmlns:cx2="http://schemas.microsoft.com/office/drawing/2015/10/21/chartex" xmlns:cx3="http://schemas.microsoft.com/office/drawing/2016/5/9/chartex" xmlns:cx4="http://schemas.microsoft.com/office/drawing/2016/5/10/chartex" xmlns:cx5="http://schemas.microsoft.com/office/drawing/2016/5/11/chartex" xmlns:cx6="http://schemas.microsoft.com/office/drawing/2016/5/12/chartex" xmlns:cx7="http://schemas.microsoft.com/office/drawing/2016/5/13/chartex" xmlns:cx8="http://schemas.microsoft.com/office/drawing/2016/5/14/chartex" xmlns:mc="http://schemas.openxmlformats.org/markup-compatibility/2006" xmlns:aink="http://schemas.microsoft.com/office/drawing/2016/ink" xmlns:am3d="http://schemas.microsoft.com/office/drawing/2017/model3d" xmlns:o="urn:schemas-microsoft-com:office:office" xmlns:oel="http://schemas.microsoft.com/office/2019/extlst" xmlns:r="http://schemas.openxmlformats.org/officeDocument/2006/relationships" xmlns:m="http://schemas.openxmlformats.org/officeDocument/2006/math" xmlns:v="urn:schemas-microsoft-com:vml" xmlns:wp14="http://schemas.microsoft.com/office/word/2010/wordprocessingDrawing" xmlns:wp="http://schemas.openxmlformats.org/drawingml/2006/wordprocessingDrawing" xmlns:w10="urn:schemas-microsoft-com:office:word" xmlns:w="http://schemas.openxmlformats.org/wordprocessingml/2006/main" xmlns:w14="http://schemas.microsoft.com/office/word/2010/wordml" xmlns:w15="http://schemas.microsoft.com/office/word/2012/wordml" xmlns:w16cex="http://schemas.microsoft.com/office/word/2018/wordml/cex" xmlns:w16cid="http://schemas.microsoft.com/office/word/2016/wordml/cid" xmlns:w16="http://schemas.microsoft.com/office/word/2018/wordml" xmlns:w16sdtdh="http://schemas.microsoft.com/office/word/2020/wordml/sdtdatahash" xmlns:w16se="http://schemas.microsoft.com/office/word/2015/wordml/symex" xmlns:wpg="http://schemas.microsoft.com/office/word/2010/wordprocessingGroup" xmlns:wpi="http://schemas.microsoft.com/office/word/2010/wordprocessingInk" xmlns:wne="http://schemas.microsoft.com/office/word/2006/wordml" xmlns:wps="http://schemas.microsoft.com/office/word/2010/wordprocessingShape" mc:Ignorable="w14 w15 w16se w16cid w16 w16cex w16sdtdh wp14">
+<w15:people xmlns:wpc="http://schemas.microsoft.com/office/word/2010/wordprocessingCanvas" xmlns:cx="http://schemas.microsoft.com/office/drawing/2014/chartex" xmlns:cx1="http://schemas.microsoft.com/office/drawing/2015/9/8/chartex" xmlns:cx2="http://schemas.microsoft.com/office/drawing/2015/10/21/chartex" xmlns:cx3="http://schemas.microsoft.com/office/drawing/2016/5/9/chartex" xmlns:cx4="http://schemas.microsoft.com/office/drawing/2016/5/10/chartex" xmlns:cx5="http://schemas.microsoft.com/office/drawing/2016/5/11/chartex" xmlns:cx6="http://schemas.microsoft.com/office/drawing/2016/5/12/chartex" xmlns:cx7="http://schemas.microsoft.com/office/drawing/2016/5/13/chartex" xmlns:cx8="http://schemas.microsoft.com/office/drawing/2016/5/14/chartex" xmlns:mc="http://schemas.openxmlformats.org/markup-compatibility/2006" xmlns:aink="http://schemas.microsoft.com/office/drawing/2016/ink" xmlns:am3d="http://schemas.microsoft.com/office/drawing/2017/model3d" xmlns:o="urn:schemas-microsoft-com:office:office" xmlns:oel="http://schemas.microsoft.com/office/2019/extlst" xmlns:r="http://schemas.openxmlformats.org/officeDocument/2006/relationships" xmlns:m="http://schemas.openxmlformats.org/officeDocument/2006/math" xmlns:v="urn:schemas-microsoft-com:vml" xmlns:wp14="http://schemas.microsoft.com/office/word/2010/wordprocessingDrawing" xmlns:wp="http://schemas.openxmlformats.org/drawingml/2006/wordprocessingDrawing" xmlns:w10="urn:schemas-microsoft-com:office:word" xmlns:w="http://schemas.openxmlformats.org/wordprocessingml/2006/main" xmlns:w14="http://schemas.microsoft.com/office/word/2010/wordml" xmlns:w15="http://schemas.microsoft.com/office/word/2012/wordml" xmlns:w16cex="http://schemas.microsoft.com/office/word/2018/wordml/cex" xmlns:w16cid="http://schemas.microsoft.com/office/word/2016/wordml/cid" xmlns:w16="http://schemas.microsoft.com/office/word/2018/wordml" xmlns:w16du="http://schemas.microsoft.com/office/word/2023/wordml/word16du" xmlns:w16sdtdh="http://schemas.microsoft.com/office/word/2020/wordml/sdtdatahash" xmlns:w16se="http://schemas.microsoft.com/office/word/2015/wordml/symex" xmlns:wpg="http://schemas.microsoft.com/office/word/2010/wordprocessingGroup" xmlns:wpi="http://schemas.microsoft.com/office/word/2010/wordprocessingInk" xmlns:wne="http://schemas.microsoft.com/office/word/2006/wordml" xmlns:wps="http://schemas.microsoft.com/office/word/2010/wordprocessingShape" mc:Ignorable="w14 w15 w16se w16cid w16 w16cex w16sdtdh w16du wp14">
   <w15:person w15:author="Pamela Jebson">
     <w15:presenceInfo w15:providerId="Windows Live" w15:userId="be926e77587a5505"/>
   </w15:person>
@@ -2262,7 +2164,7 @@
 </file>
 
 <file path=word/styles.xml><?xml version="1.0" encoding="utf-8"?>
-<w:styles xmlns:mc="http://schemas.openxmlformats.org/markup-compatibility/2006" xmlns:r="http://schemas.openxmlformats.org/officeDocument/2006/relationships" xmlns:w="http://schemas.openxmlformats.org/wordprocessingml/2006/main" xmlns:w14="http://schemas.microsoft.com/office/word/2010/wordml" xmlns:w15="http://schemas.microsoft.com/office/word/2012/wordml" xmlns:w16cex="http://schemas.microsoft.com/office/word/2018/wordml/cex" xmlns:w16cid="http://schemas.microsoft.com/office/word/2016/wordml/cid" xmlns:w16="http://schemas.microsoft.com/office/word/2018/wordml" xmlns:w16sdtdh="http://schemas.microsoft.com/office/word/2020/wordml/sdtdatahash" xmlns:w16se="http://schemas.microsoft.com/office/word/2015/wordml/symex" mc:Ignorable="w14 w15 w16se w16cid w16 w16cex w16sdtdh">
+<w:styles xmlns:mc="http://schemas.openxmlformats.org/markup-compatibility/2006" xmlns:r="http://schemas.openxmlformats.org/officeDocument/2006/relationships" xmlns:w="http://schemas.openxmlformats.org/wordprocessingml/2006/main" xmlns:w14="http://schemas.microsoft.com/office/word/2010/wordml" xmlns:w15="http://schemas.microsoft.com/office/word/2012/wordml" xmlns:w16cex="http://schemas.microsoft.com/office/word/2018/wordml/cex" xmlns:w16cid="http://schemas.microsoft.com/office/word/2016/wordml/cid" xmlns:w16="http://schemas.microsoft.com/office/word/2018/wordml" xmlns:w16du="http://schemas.microsoft.com/office/word/2023/wordml/word16du" xmlns:w16sdtdh="http://schemas.microsoft.com/office/word/2020/wordml/sdtdatahash" xmlns:w16se="http://schemas.microsoft.com/office/word/2015/wordml/symex" mc:Ignorable="w14 w15 w16se w16cid w16 w16cex w16sdtdh w16du">
   <w:docDefaults>
     <w:rPrDefault>
       <w:rPr>
@@ -2772,6 +2674,7 @@
   <w:style w:type="character" w:default="1" w:styleId="DefaultParagraphFont">
     <w:name w:val="Default Paragraph Font"/>
     <w:uiPriority w:val="1"/>
+    <w:semiHidden/>
     <w:unhideWhenUsed/>
   </w:style>
   <w:style w:type="table" w:default="1" w:styleId="TableNormal">

--- a/Academic Report - Thomas JEBSON - 24804704.docx
+++ b/Academic Report - Thomas JEBSON - 24804704.docx
@@ -1,6 +1,6 @@
 
 <file path=word/document.xml><?xml version="1.0" encoding="utf-8"?>
-<w:document xmlns:wpc="http://schemas.microsoft.com/office/word/2010/wordprocessingCanvas" xmlns:cx="http://schemas.microsoft.com/office/drawing/2014/chartex" xmlns:cx1="http://schemas.microsoft.com/office/drawing/2015/9/8/chartex" xmlns:cx2="http://schemas.microsoft.com/office/drawing/2015/10/21/chartex" xmlns:cx3="http://schemas.microsoft.com/office/drawing/2016/5/9/chartex" xmlns:cx4="http://schemas.microsoft.com/office/drawing/2016/5/10/chartex" xmlns:cx5="http://schemas.microsoft.com/office/drawing/2016/5/11/chartex" xmlns:cx6="http://schemas.microsoft.com/office/drawing/2016/5/12/chartex" xmlns:cx7="http://schemas.microsoft.com/office/drawing/2016/5/13/chartex" xmlns:cx8="http://schemas.microsoft.com/office/drawing/2016/5/14/chartex" xmlns:mc="http://schemas.openxmlformats.org/markup-compatibility/2006" xmlns:aink="http://schemas.microsoft.com/office/drawing/2016/ink" xmlns:am3d="http://schemas.microsoft.com/office/drawing/2017/model3d" xmlns:o="urn:schemas-microsoft-com:office:office" xmlns:oel="http://schemas.microsoft.com/office/2019/extlst" xmlns:r="http://schemas.openxmlformats.org/officeDocument/2006/relationships" xmlns:m="http://schemas.openxmlformats.org/officeDocument/2006/math" xmlns:v="urn:schemas-microsoft-com:vml" xmlns:wp14="http://schemas.microsoft.com/office/word/2010/wordprocessingDrawing" xmlns:wp="http://schemas.openxmlformats.org/drawingml/2006/wordprocessingDrawing" xmlns:w10="urn:schemas-microsoft-com:office:word" xmlns:w="http://schemas.openxmlformats.org/wordprocessingml/2006/main" xmlns:w14="http://schemas.microsoft.com/office/word/2010/wordml" xmlns:w15="http://schemas.microsoft.com/office/word/2012/wordml" xmlns:w16cex="http://schemas.microsoft.com/office/word/2018/wordml/cex" xmlns:w16cid="http://schemas.microsoft.com/office/word/2016/wordml/cid" xmlns:w16="http://schemas.microsoft.com/office/word/2018/wordml" xmlns:w16du="http://schemas.microsoft.com/office/word/2023/wordml/word16du" xmlns:w16sdtdh="http://schemas.microsoft.com/office/word/2020/wordml/sdtdatahash" xmlns:w16se="http://schemas.microsoft.com/office/word/2015/wordml/symex" xmlns:wpg="http://schemas.microsoft.com/office/word/2010/wordprocessingGroup" xmlns:wpi="http://schemas.microsoft.com/office/word/2010/wordprocessingInk" xmlns:wne="http://schemas.microsoft.com/office/word/2006/wordml" xmlns:wps="http://schemas.microsoft.com/office/word/2010/wordprocessingShape" mc:Ignorable="w14 w15 w16se w16cid w16 w16cex w16sdtdh w16du wp14">
+<w:document xmlns:wpc="http://schemas.microsoft.com/office/word/2010/wordprocessingCanvas" xmlns:cx="http://schemas.microsoft.com/office/drawing/2014/chartex" xmlns:cx1="http://schemas.microsoft.com/office/drawing/2015/9/8/chartex" xmlns:cx2="http://schemas.microsoft.com/office/drawing/2015/10/21/chartex" xmlns:cx3="http://schemas.microsoft.com/office/drawing/2016/5/9/chartex" xmlns:cx4="http://schemas.microsoft.com/office/drawing/2016/5/10/chartex" xmlns:cx5="http://schemas.microsoft.com/office/drawing/2016/5/11/chartex" xmlns:cx6="http://schemas.microsoft.com/office/drawing/2016/5/12/chartex" xmlns:cx7="http://schemas.microsoft.com/office/drawing/2016/5/13/chartex" xmlns:cx8="http://schemas.microsoft.com/office/drawing/2016/5/14/chartex" xmlns:mc="http://schemas.openxmlformats.org/markup-compatibility/2006" xmlns:aink="http://schemas.microsoft.com/office/drawing/2016/ink" xmlns:am3d="http://schemas.microsoft.com/office/drawing/2017/model3d" xmlns:o="urn:schemas-microsoft-com:office:office" xmlns:oel="http://schemas.microsoft.com/office/2019/extlst" xmlns:r="http://schemas.openxmlformats.org/officeDocument/2006/relationships" xmlns:m="http://schemas.openxmlformats.org/officeDocument/2006/math" xmlns:v="urn:schemas-microsoft-com:vml" xmlns:wp14="http://schemas.microsoft.com/office/word/2010/wordprocessingDrawing" xmlns:wp="http://schemas.openxmlformats.org/drawingml/2006/wordprocessingDrawing" xmlns:w10="urn:schemas-microsoft-com:office:word" xmlns:w="http://schemas.openxmlformats.org/wordprocessingml/2006/main" xmlns:w14="http://schemas.microsoft.com/office/word/2010/wordml" xmlns:w15="http://schemas.microsoft.com/office/word/2012/wordml" xmlns:w16cex="http://schemas.microsoft.com/office/word/2018/wordml/cex" xmlns:w16cid="http://schemas.microsoft.com/office/word/2016/wordml/cid" xmlns:w16="http://schemas.microsoft.com/office/word/2018/wordml" xmlns:w16du="http://schemas.microsoft.com/office/word/2023/wordml/word16du" xmlns:w16sdtdh="http://schemas.microsoft.com/office/word/2020/wordml/sdtdatahash" xmlns:w16sdtfl="http://schemas.microsoft.com/office/word/2024/wordml/sdtformatlock" xmlns:w16se="http://schemas.microsoft.com/office/word/2015/wordml/symex" xmlns:wpg="http://schemas.microsoft.com/office/word/2010/wordprocessingGroup" xmlns:wpi="http://schemas.microsoft.com/office/word/2010/wordprocessingInk" xmlns:wne="http://schemas.microsoft.com/office/word/2006/wordml" xmlns:wps="http://schemas.microsoft.com/office/word/2010/wordprocessingShape" mc:Ignorable="w14 w15 w16se w16cid w16 w16cex w16sdtdh w16sdtfl w16du wp14">
   <w:body>
     <w:p>
       <w:pPr>
@@ -33,7 +33,19 @@
     </w:p>
     <w:p>
       <w:r>
-        <w:t xml:space="preserve">The game Bouncing Balls is </w:t>
+        <w:t>The game Bouncing Balls</w:t>
+      </w:r>
+      <w:r>
+        <w:t xml:space="preserve"> (1, Novel Games, [n.d])</w:t>
+      </w:r>
+      <w:r>
+        <w:rPr>
+          <w:vertAlign w:val="subscript"/>
+        </w:rPr>
+        <w:t xml:space="preserve"> </w:t>
+      </w:r>
+      <w:r>
+        <w:t xml:space="preserve">is </w:t>
       </w:r>
       <w:r>
         <w:t xml:space="preserve">based </w:t>
@@ -59,6 +71,15 @@
         <w:commentReference w:id="0"/>
       </w:r>
       <w:r>
+        <w:t xml:space="preserve"> (17, </w:t>
+      </w:r>
+      <w:r>
+        <w:t>WebMagic Ventures, LLC, The International Arcade Museum®, Museum of the Game®</w:t>
+      </w:r>
+      <w:r>
+        <w:t>, [n.d])</w:t>
+      </w:r>
+      <w:r>
         <w:t xml:space="preserve">. The objective of this game is to arrange balls of the same colour into groups of at least three, as this causes the whole arrangement to pop. Any unsupported balls fall to the bottom of the screen and are also destroyed. </w:t>
       </w:r>
       <w:r>
@@ -162,7 +183,13 @@
     </w:p>
     <w:p>
       <w:r>
-        <w:t xml:space="preserve">Furthermore, points are awarded only for balls that are removed from the scene after falling to the bottom of the window. This means that whilst the game has a definitive end, there is an added competitive aspect of trying to get a new high score </w:t>
+        <w:t>Furthermore, points are awarded only for balls that are removed from the</w:t>
+      </w:r>
+      <w:r>
+        <w:t xml:space="preserve">. </w:t>
+      </w:r>
+      <w:r>
+        <w:t xml:space="preserve">This means that whilst the game has a definitive end, there is an added competitive aspect of trying to get a new high score </w:t>
       </w:r>
       <w:r>
         <w:t>too.</w:t>
@@ -178,26 +205,13 @@
     </w:p>
     <w:p>
       <w:r>
-        <w:t xml:space="preserve">In the development of the Bouncing Balls game, particular focus has been placed on the order in which each menu is visited, with a behaviour that is commonly seen in other best-selling video games currently, including Minecraft, in how each menu is </w:t>
-      </w:r>
-      <w:commentRangeStart w:id="1"/>
-      <w:r>
-        <w:t>accessed</w:t>
-      </w:r>
-      <w:commentRangeEnd w:id="1"/>
-      <w:r>
-        <w:rPr>
-          <w:rStyle w:val="CommentReference"/>
-        </w:rPr>
-        <w:commentReference w:id="1"/>
-      </w:r>
-      <w:r>
-        <w:t>.</w:t>
-      </w:r>
-    </w:p>
-    <w:p>
-      <w:r>
-        <w:t>The menu arrangement is shown clearly in the screen flow diagram seen below:</w:t>
+        <w:t>In the development of the Bouncing Balls game, particular focus has been placed on the order in which each menu is visited</w:t>
+      </w:r>
+      <w:r>
+        <w:t xml:space="preserve"> and t</w:t>
+      </w:r>
+      <w:r>
+        <w:t>he menu arrangement is shown clearly in the screen flow diagram seen below:</w:t>
       </w:r>
     </w:p>
     <w:p>
@@ -221,7 +235,7 @@
                     <pic:cNvPicPr/>
                   </pic:nvPicPr>
                   <pic:blipFill>
-                    <a:blip r:embed="rId9" cstate="print">
+                    <a:blip r:embed="rId10" cstate="print">
                       <a:extLst>
                         <a:ext uri="{28A0092B-C50C-407E-A947-70E740481C1C}">
                           <a14:useLocalDpi xmlns:a14="http://schemas.microsoft.com/office/drawing/2010/main" val="0"/>
@@ -253,48 +267,76 @@
         <w:pStyle w:val="Figure"/>
       </w:pPr>
       <w:r>
-        <w:t>Figure 1: The screen flow diagram for the ‘Bouncing Balls’ game.</w:t>
-      </w:r>
-    </w:p>
-    <w:p>
-      <w:r>
-        <w:t xml:space="preserve">In addition to focusing on the menu-to-menu navigation, a further focus was placed on the design </w:t>
-      </w:r>
-      <w:r>
-        <w:t>of</w:t>
-      </w:r>
-      <w:r>
-        <w:t xml:space="preserve"> the overall game. The original game is of the puzzle-solving genre</w:t>
-      </w:r>
-      <w:r>
-        <w:t xml:space="preserve"> and, as such,</w:t>
-      </w:r>
-      <w:r>
-        <w:t xml:space="preserve"> is accessible to a </w:t>
+        <w:t>Figure 1: The screen flow diagram for the ‘Bouncing Balls’ game</w:t>
+      </w:r>
+      <w:r>
+        <w:t xml:space="preserve"> (8, </w:t>
+      </w:r>
+      <w:r>
+        <w:t>JGraph</w:t>
+      </w:r>
+      <w:r>
+        <w:t>,</w:t>
+      </w:r>
+      <w:r>
+        <w:t xml:space="preserve"> 2025</w:t>
+      </w:r>
+      <w:r>
+        <w:t>)</w:t>
+      </w:r>
+      <w:r>
+        <w:t>.</w:t>
+      </w:r>
+      <w:r>
+        <w:t xml:space="preserve"> Note that the colours chosen here are to make the diagram easier to read, with the line colour corresponding to the menu it points to.</w:t>
+      </w:r>
+    </w:p>
+    <w:p>
+      <w:r>
+        <w:t xml:space="preserve">In addition to focusing on </w:t>
+      </w:r>
+      <w:r>
+        <w:t xml:space="preserve">menu-to-menu navigation, a further focus was placed on the overall game design. The original game is of the puzzle-solving genre and, as such, is accessible to a large target </w:t>
       </w:r>
       <w:r>
         <w:lastRenderedPageBreak/>
-        <w:t xml:space="preserve">large </w:t>
-      </w:r>
-      <w:commentRangeStart w:id="2"/>
-      <w:r>
-        <w:t>target</w:t>
-      </w:r>
-      <w:commentRangeEnd w:id="2"/>
+        <w:t>audience—</w:t>
+      </w:r>
+      <w:r>
+        <w:t>in the development of the Bouncing Balls game, it was</w:t>
+      </w:r>
+      <w:r>
+        <w:t>, therefore,</w:t>
+      </w:r>
+      <w:r>
+        <w:t xml:space="preserve"> </w:t>
+      </w:r>
+      <w:r>
+        <w:t>essential</w:t>
+      </w:r>
+      <w:r>
+        <w:t xml:space="preserve"> to ensure the game's design reflected this</w:t>
+      </w:r>
+      <w:r>
+        <w:t xml:space="preserve"> with the game targeted at a PEGI-3 rating: “suitable for all age groups”</w:t>
+      </w:r>
       <w:r>
         <w:rPr>
-          <w:rStyle w:val="CommentReference"/>
+          <w:vertAlign w:val="subscript"/>
         </w:rPr>
-        <w:commentReference w:id="2"/>
-      </w:r>
-      <w:r>
-        <w:t xml:space="preserve"> audience - in the development of the Bouncing Balls game, it was therefore </w:t>
-      </w:r>
-      <w:r>
-        <w:t>essential</w:t>
-      </w:r>
-      <w:r>
-        <w:t xml:space="preserve"> to ensure the game's design reflected this.</w:t>
+        <w:t xml:space="preserve"> </w:t>
+      </w:r>
+      <w:r>
+        <w:t xml:space="preserve">(11, </w:t>
+      </w:r>
+      <w:r>
+        <w:t>PEGI, Pan European Game Information</w:t>
+      </w:r>
+      <w:r>
+        <w:t>, 2017)</w:t>
+      </w:r>
+      <w:r>
+        <w:t>.</w:t>
       </w:r>
     </w:p>
     <w:p>
@@ -308,7 +350,37 @@
         <w:t xml:space="preserve">, the design focus shifted </w:t>
       </w:r>
       <w:r>
-        <w:t xml:space="preserve">from a very minimalistic style to the idea of becoming a therapy game. This idea explores the principle of the game being used as a way of relieving stress and the use of a somewhat realistic environment, with a serious consideration of the game’s use of colour to ensure that it features a blue theme – with the colour being well researched into having stress reliving and positive mental health benefits. Along with this idea, a restrictive colour palette was created, ensuring that the new game didn’t </w:t>
+        <w:t>from a very minimalistic style to the idea of becoming a therapy game. This idea explores the principle of the game being used as a way of relieving stress and the use of a somewhat realistic environment, with a serious consideration of the game’s use of colour to ensure that it features a blue theme – with the colour being well researched into having stress reliving and positive mental health benefits</w:t>
+      </w:r>
+      <w:r>
+        <w:t xml:space="preserve"> (</w:t>
+      </w:r>
+      <w:r>
+        <w:t xml:space="preserve">7, </w:t>
+      </w:r>
+      <w:r>
+        <w:t>Gupta</w:t>
+      </w:r>
+      <w:r>
+        <w:t>. R</w:t>
+      </w:r>
+      <w:r>
+        <w:t>, 2021), (</w:t>
+      </w:r>
+      <w:r>
+        <w:t xml:space="preserve">6, </w:t>
+      </w:r>
+      <w:r>
+        <w:t>Lubos</w:t>
+      </w:r>
+      <w:r>
+        <w:t>. L</w:t>
+      </w:r>
+      <w:r>
+        <w:t>, 2012)</w:t>
+      </w:r>
+      <w:r>
+        <w:t xml:space="preserve">. Along with this idea, a restrictive colour palette was created, ensuring that the new game didn’t </w:t>
       </w:r>
       <w:r>
         <w:t xml:space="preserve">stray </w:t>
@@ -358,7 +430,7 @@
                     </pic:cNvPicPr>
                   </pic:nvPicPr>
                   <pic:blipFill>
-                    <a:blip r:embed="rId10">
+                    <a:blip r:embed="rId11">
                       <a:extLst>
                         <a:ext uri="{28A0092B-C50C-407E-A947-70E740481C1C}">
                           <a14:useLocalDpi xmlns:a14="http://schemas.microsoft.com/office/drawing/2010/main" val="0"/>
@@ -397,6 +469,24 @@
       <w:r>
         <w:t>Figure 2: The European game artwork for the game ‘Puzzle Bobble’</w:t>
       </w:r>
+      <w:r>
+        <w:rPr>
+          <w:vertAlign w:val="subscript"/>
+        </w:rPr>
+        <w:t xml:space="preserve"> </w:t>
+      </w:r>
+      <w:r>
+        <w:t>(13, TAITO CORP.,</w:t>
+      </w:r>
+      <w:r>
+        <w:t xml:space="preserve"> </w:t>
+      </w:r>
+      <w:r>
+        <w:t>1994)</w:t>
+      </w:r>
+      <w:r>
+        <w:t>.</w:t>
+      </w:r>
     </w:p>
     <w:p>
       <w:pPr>
@@ -464,7 +554,7 @@
                     <pic:cNvPicPr/>
                   </pic:nvPicPr>
                   <pic:blipFill>
-                    <a:blip r:embed="rId11">
+                    <a:blip r:embed="rId12">
                       <a:extLst>
                         <a:ext uri="{28A0092B-C50C-407E-A947-70E740481C1C}">
                           <a14:useLocalDpi xmlns:a14="http://schemas.microsoft.com/office/drawing/2010/main" val="0"/>
@@ -498,6 +588,18 @@
       <w:r>
         <w:t>Figure 3: The cannon design for the ‘Bouncing Balls’ game</w:t>
       </w:r>
+      <w:r>
+        <w:t xml:space="preserve"> (8, JGraph, 2025), (9, Microsoft, 2024), (10, </w:t>
+      </w:r>
+      <w:r>
+        <w:t>The GIMP Development Team</w:t>
+      </w:r>
+      <w:r>
+        <w:t>, 2024)</w:t>
+      </w:r>
+      <w:r>
+        <w:t>.</w:t>
+      </w:r>
     </w:p>
     <w:p>
       <w:pPr>
@@ -543,7 +645,7 @@
                     <pic:cNvPicPr/>
                   </pic:nvPicPr>
                   <pic:blipFill>
-                    <a:blip r:embed="rId12">
+                    <a:blip r:embed="rId13">
                       <a:extLst>
                         <a:ext uri="{28A0092B-C50C-407E-A947-70E740481C1C}">
                           <a14:useLocalDpi xmlns:a14="http://schemas.microsoft.com/office/drawing/2010/main" val="0"/>
@@ -577,6 +679,9 @@
       <w:r>
         <w:t>Figure 4: The mass design for the ‘Bouncing Balls’ game</w:t>
       </w:r>
+      <w:r>
+        <w:t xml:space="preserve"> (8, JGraph, 2025), (9, Microsoft, 2024), (10, The GIMP Development Team, 2024).</w:t>
+      </w:r>
     </w:p>
     <w:p>
       <w:pPr>
@@ -594,7 +699,13 @@
         <w:t>in appearance and is seen in red, yellow,</w:t>
       </w:r>
       <w:r>
-        <w:t xml:space="preserve"> and blue variants. In the game, the balls are not represented by a texture to reduce memory usage; instead, they appear as drawn circles using SFML’s (Simple and Fast Media Library) `CircleShape` component.</w:t>
+        <w:t xml:space="preserve"> and blue variants. In the game, the balls are not represented by a texture to reduce memory usage; instead, they appear as drawn circles using SFML’s (Simple and Fast Media Library) `CircleShape` component</w:t>
+      </w:r>
+      <w:r>
+        <w:t xml:space="preserve"> (2, Gomilla. L, 2023)</w:t>
+      </w:r>
+      <w:r>
+        <w:t>.</w:t>
       </w:r>
     </w:p>
     <w:p>
@@ -659,7 +770,7 @@
                     <pic:cNvPicPr/>
                   </pic:nvPicPr>
                   <pic:blipFill>
-                    <a:blip r:embed="rId13"/>
+                    <a:blip r:embed="rId14"/>
                     <a:stretch>
                       <a:fillRect/>
                     </a:stretch>
@@ -739,13 +850,11 @@
         <w:t xml:space="preserve"> the next level.</w:t>
       </w:r>
     </w:p>
-    <w:p/>
     <w:p>
       <w:r>
         <w:t>It was considered to add a message telling the user that they failed when they loose the game, however this is immediately apparent from the next menu, whereas for winning the game, this is much less apparent, so needed to be made very clear to the player.</w:t>
       </w:r>
     </w:p>
-    <w:p/>
     <w:p>
       <w:r>
         <w:t>As detailed in the game mechanics earlier, the ball will bounce off the horizontal edges of the level area. This is the area constrained by the top of the cannon, the bottom of the mass, and the inner portion of the text. This is clearly shown in the image attached below:</w:t>
@@ -773,7 +882,7 @@
                     <pic:cNvPicPr/>
                   </pic:nvPicPr>
                   <pic:blipFill>
-                    <a:blip r:embed="rId14"/>
+                    <a:blip r:embed="rId15"/>
                     <a:stretch>
                       <a:fillRect/>
                     </a:stretch>
@@ -820,88 +929,6 @@
                 <pic:pic xmlns:pic="http://schemas.openxmlformats.org/drawingml/2006/picture">
                   <pic:nvPicPr>
                     <pic:cNvPr id="579496850" name=""/>
-                    <pic:cNvPicPr/>
-                  </pic:nvPicPr>
-                  <pic:blipFill>
-                    <a:blip r:embed="rId15"/>
-                    <a:stretch>
-                      <a:fillRect/>
-                    </a:stretch>
-                  </pic:blipFill>
-                  <pic:spPr>
-                    <a:xfrm>
-                      <a:off x="0" y="0"/>
-                      <a:ext cx="5731510" cy="3361690"/>
-                    </a:xfrm>
-                    <a:prstGeom prst="rect">
-                      <a:avLst/>
-                    </a:prstGeom>
-                  </pic:spPr>
-                </pic:pic>
-              </a:graphicData>
-            </a:graphic>
-          </wp:inline>
-        </w:drawing>
-      </w:r>
-    </w:p>
-    <w:p>
-      <w:pPr>
-        <w:pStyle w:val="Figure"/>
-      </w:pPr>
-      <w:r>
-        <w:t xml:space="preserve">Figure </w:t>
-      </w:r>
-      <w:r>
-        <w:t>6b</w:t>
-      </w:r>
-      <w:r>
-        <w:t xml:space="preserve">: Level One </w:t>
-      </w:r>
-      <w:r>
-        <w:t>design for</w:t>
-      </w:r>
-      <w:r>
-        <w:t xml:space="preserve"> the ‘Bouncing Balls’ game.</w:t>
-      </w:r>
-    </w:p>
-    <w:p>
-      <w:pPr>
-        <w:pStyle w:val="Heading5"/>
-      </w:pPr>
-      <w:r>
-        <w:t>Level Two</w:t>
-      </w:r>
-    </w:p>
-    <w:p>
-      <w:r>
-        <w:t>The second level is almost identical to the first, however this time there are two additional rows added to the ball arrangement, but these are initially hidden above the top of the window, so the end user doesn’t initially know how many balls they will need to pop to complete the game. The vertical position of the mass also changes to reflect this, but still appears to have its base immediately above the top of the first row of balls in the scene.</w:t>
-      </w:r>
-      <w:r>
-        <w:t xml:space="preserve"> Furthermore, unlike the previous </w:t>
-      </w:r>
-      <w:r>
-        <w:lastRenderedPageBreak/>
-        <w:t>level, instead of advancing to the next level in the game when the game is won – the game transitions to the end menu, this time displaying the ‘you win’ message to the user.</w:t>
-      </w:r>
-    </w:p>
-    <w:p>
-      <w:r>
-        <w:rPr>
-          <w:noProof/>
-        </w:rPr>
-        <w:drawing>
-          <wp:inline distT="0" distB="0" distL="0" distR="0" wp14:anchorId="2BCAD66C" wp14:editId="15270C89">
-            <wp:extent cx="5731510" cy="3361690"/>
-            <wp:effectExtent l="0" t="0" r="2540" b="0"/>
-            <wp:docPr id="1702111326" name="Picture 1"/>
-            <wp:cNvGraphicFramePr>
-              <a:graphicFrameLocks xmlns:a="http://schemas.openxmlformats.org/drawingml/2006/main" noChangeAspect="1"/>
-            </wp:cNvGraphicFramePr>
-            <a:graphic xmlns:a="http://schemas.openxmlformats.org/drawingml/2006/main">
-              <a:graphicData uri="http://schemas.openxmlformats.org/drawingml/2006/picture">
-                <pic:pic xmlns:pic="http://schemas.openxmlformats.org/drawingml/2006/picture">
-                  <pic:nvPicPr>
-                    <pic:cNvPr id="1702111326" name=""/>
                     <pic:cNvPicPr/>
                   </pic:nvPicPr>
                   <pic:blipFill>
@@ -934,10 +961,10 @@
         <w:t xml:space="preserve">Figure </w:t>
       </w:r>
       <w:r>
-        <w:t>7</w:t>
-      </w:r>
-      <w:r>
-        <w:t xml:space="preserve">: Level Two </w:t>
+        <w:t>6b</w:t>
+      </w:r>
+      <w:r>
+        <w:t xml:space="preserve">: Level One </w:t>
       </w:r>
       <w:r>
         <w:t>design for</w:t>
@@ -951,17 +978,19 @@
         <w:pStyle w:val="Heading5"/>
       </w:pPr>
       <w:r>
-        <w:t>Pause Menu</w:t>
-      </w:r>
-    </w:p>
-    <w:p>
-      <w:r>
-        <w:t>Unlike the other menus in the game, this one is simpler – but designed similarly to the main menu. The two kawaii dragons do not appear on the sides of the window, and this is an attempt to make transitioning between the pause menu faster by requiring fewer resources to be loaded from secondary storage.</w:t>
-      </w:r>
-    </w:p>
-    <w:p>
-      <w:r>
-        <w:t xml:space="preserve">This menu also features the most possible options of all the menus in the game and allows the user much more control over which menu they wish to go to next or even abandon the game entirely. </w:t>
+        <w:t>Level Two</w:t>
+      </w:r>
+    </w:p>
+    <w:p>
+      <w:r>
+        <w:t>The second level is almost identical to the first, however this time there are two additional rows added to the ball arrangement, but these are initially hidden above the top of the window, so the end user doesn’t initially know how many balls they will need to pop to complete the game. The vertical position of the mass also changes to reflect this, but still appears to have its base immediately above the top of the first row of balls in the scene.</w:t>
+      </w:r>
+      <w:r>
+        <w:t xml:space="preserve"> Furthermore, unlike the previous </w:t>
+      </w:r>
+      <w:r>
+        <w:lastRenderedPageBreak/>
+        <w:t>level, instead of advancing to the next level in the game when the game is won – the game transitions to the end menu, this time displaying the ‘you win’ message to the user.</w:t>
       </w:r>
     </w:p>
     <w:p>
@@ -969,12 +998,11 @@
         <w:rPr>
           <w:noProof/>
         </w:rPr>
-        <w:lastRenderedPageBreak/>
         <w:drawing>
-          <wp:inline distT="0" distB="0" distL="0" distR="0" wp14:anchorId="3DB0FF3E" wp14:editId="38EF702A">
+          <wp:inline distT="0" distB="0" distL="0" distR="0" wp14:anchorId="2BCAD66C" wp14:editId="15270C89">
             <wp:extent cx="5731510" cy="3361690"/>
             <wp:effectExtent l="0" t="0" r="2540" b="0"/>
-            <wp:docPr id="1280309007" name="Picture 1"/>
+            <wp:docPr id="1702111326" name="Picture 1"/>
             <wp:cNvGraphicFramePr>
               <a:graphicFrameLocks xmlns:a="http://schemas.openxmlformats.org/drawingml/2006/main" noChangeAspect="1"/>
             </wp:cNvGraphicFramePr>
@@ -982,7 +1010,7 @@
               <a:graphicData uri="http://schemas.openxmlformats.org/drawingml/2006/picture">
                 <pic:pic xmlns:pic="http://schemas.openxmlformats.org/drawingml/2006/picture">
                   <pic:nvPicPr>
-                    <pic:cNvPr id="1280309007" name=""/>
+                    <pic:cNvPr id="1702111326" name=""/>
                     <pic:cNvPicPr/>
                   </pic:nvPicPr>
                   <pic:blipFill>
@@ -1015,16 +1043,16 @@
         <w:t xml:space="preserve">Figure </w:t>
       </w:r>
       <w:r>
-        <w:t>8</w:t>
-      </w:r>
-      <w:r>
-        <w:t>: The Pause Menu</w:t>
-      </w:r>
-      <w:r>
-        <w:t xml:space="preserve"> design</w:t>
-      </w:r>
-      <w:r>
-        <w:t xml:space="preserve"> for the ‘Bouncing Balls’ game.</w:t>
+        <w:t>7</w:t>
+      </w:r>
+      <w:r>
+        <w:t xml:space="preserve">: Level Two </w:t>
+      </w:r>
+      <w:r>
+        <w:t>design for</w:t>
+      </w:r>
+      <w:r>
+        <w:t xml:space="preserve"> the ‘Bouncing Balls’ game.</w:t>
       </w:r>
     </w:p>
     <w:p>
@@ -1032,41 +1060,17 @@
         <w:pStyle w:val="Heading5"/>
       </w:pPr>
       <w:r>
-        <w:t>End Menu</w:t>
-      </w:r>
-    </w:p>
-    <w:p>
-      <w:r>
-        <w:t xml:space="preserve">This is the last menu in the game the end user is likely to see, being the one that only appears when the player wins or </w:t>
-      </w:r>
-      <w:r>
-        <w:t>loses</w:t>
-      </w:r>
-      <w:r>
-        <w:t xml:space="preserve"> the game. This is again very similar in design to the main menu, which essentially set the stylistic choices for button arrangement in the menus. The main difference between this menu and the others is the absence of the instructions running around the border of the game window or the level area. This decision was made as the instructions appear on all other menus and in the levels, and especially if the user wins the game, the instructions should have primarily been made clear by now.</w:t>
-      </w:r>
-    </w:p>
-    <w:p>
-      <w:r>
-        <w:t xml:space="preserve">It was very important in this menu to </w:t>
-      </w:r>
-      <w:r>
-        <w:t>clarify</w:t>
-      </w:r>
-      <w:r>
-        <w:t xml:space="preserve"> which way the game ended, either in a win or </w:t>
-      </w:r>
-      <w:r>
-        <w:t>lose, because t</w:t>
-      </w:r>
-      <w:r>
-        <w:t>he same menu is re-used for both state</w:t>
-      </w:r>
-      <w:r>
-        <w:t>s. It was also initially considered to have the game’s kawaii dragons appear to celebrate or cry depending on its final state. Still, this design decision was discarded when the dragon designs where reimagined</w:t>
-      </w:r>
-      <w:r>
-        <w:t xml:space="preserve"> and the design focus shifting to a therapy game.</w:t>
+        <w:t>Pause Menu</w:t>
+      </w:r>
+    </w:p>
+    <w:p>
+      <w:r>
+        <w:t>Unlike the other menus in the game, this one is simpler – but designed similarly to the main menu. The two kawaii dragons do not appear on the sides of the window, and this is an attempt to make transitioning between the pause menu faster by requiring fewer resources to be loaded from secondary storage.</w:t>
+      </w:r>
+    </w:p>
+    <w:p>
+      <w:r>
+        <w:t xml:space="preserve">This menu also features the most possible options of all the menus in the game and allows the user much more control over which menu they wish to go to next or even abandon the game entirely. </w:t>
       </w:r>
     </w:p>
     <w:p>
@@ -1076,10 +1080,10 @@
         </w:rPr>
         <w:lastRenderedPageBreak/>
         <w:drawing>
-          <wp:inline distT="0" distB="0" distL="0" distR="0" wp14:anchorId="34791A6A" wp14:editId="2467E3BD">
+          <wp:inline distT="0" distB="0" distL="0" distR="0" wp14:anchorId="3DB0FF3E" wp14:editId="38EF702A">
             <wp:extent cx="5731510" cy="3361690"/>
             <wp:effectExtent l="0" t="0" r="2540" b="0"/>
-            <wp:docPr id="1034774706" name="Picture 1"/>
+            <wp:docPr id="1280309007" name="Picture 1"/>
             <wp:cNvGraphicFramePr>
               <a:graphicFrameLocks xmlns:a="http://schemas.openxmlformats.org/drawingml/2006/main" noChangeAspect="1"/>
             </wp:cNvGraphicFramePr>
@@ -1087,7 +1091,7 @@
               <a:graphicData uri="http://schemas.openxmlformats.org/drawingml/2006/picture">
                 <pic:pic xmlns:pic="http://schemas.openxmlformats.org/drawingml/2006/picture">
                   <pic:nvPicPr>
-                    <pic:cNvPr id="1034774706" name=""/>
+                    <pic:cNvPr id="1280309007" name=""/>
                     <pic:cNvPicPr/>
                   </pic:nvPicPr>
                   <pic:blipFill>
@@ -1120,19 +1124,58 @@
         <w:t xml:space="preserve">Figure </w:t>
       </w:r>
       <w:r>
-        <w:t>9a</w:t>
-      </w:r>
-      <w:r>
-        <w:t>: The End Menu</w:t>
+        <w:t>8</w:t>
+      </w:r>
+      <w:r>
+        <w:t>: The Pause Menu</w:t>
       </w:r>
       <w:r>
         <w:t xml:space="preserve"> design</w:t>
       </w:r>
       <w:r>
-        <w:t xml:space="preserve"> for the ‘Bouncing Balls’ game, when the player wins the game</w:t>
-      </w:r>
-      <w:r>
-        <w:t>.</w:t>
+        <w:t xml:space="preserve"> for the ‘Bouncing Balls’ game.</w:t>
+      </w:r>
+    </w:p>
+    <w:p>
+      <w:pPr>
+        <w:pStyle w:val="Heading5"/>
+      </w:pPr>
+      <w:r>
+        <w:t>End Menu</w:t>
+      </w:r>
+    </w:p>
+    <w:p>
+      <w:r>
+        <w:t xml:space="preserve">This is the last menu in the game the end user is likely to see, being the one that only appears when the player wins or </w:t>
+      </w:r>
+      <w:r>
+        <w:t>loses</w:t>
+      </w:r>
+      <w:r>
+        <w:t xml:space="preserve"> the game. This is again very similar in design to the main menu, which essentially set the stylistic choices for button arrangement in the menus. The main difference between this menu and the others is the absence of the instructions running around the border of the game window or the level area. This decision was made as the instructions appear on all other menus and in the levels, and especially if the user wins the game, the instructions should have primarily been made clear by now.</w:t>
+      </w:r>
+    </w:p>
+    <w:p>
+      <w:r>
+        <w:t xml:space="preserve">It was very important in this menu to </w:t>
+      </w:r>
+      <w:r>
+        <w:t>clarify</w:t>
+      </w:r>
+      <w:r>
+        <w:t xml:space="preserve"> which way the game ended, either in a win or </w:t>
+      </w:r>
+      <w:r>
+        <w:t>lose, because t</w:t>
+      </w:r>
+      <w:r>
+        <w:t>he same menu is re-used for both state</w:t>
+      </w:r>
+      <w:r>
+        <w:t>s. It was also initially considered to have the game’s kawaii dragons appear to celebrate or cry depending on its final state. Still, this design decision was discarded when the dragon designs where reimagined</w:t>
+      </w:r>
+      <w:r>
+        <w:t xml:space="preserve"> and the design focus shifting to a therapy game.</w:t>
       </w:r>
     </w:p>
     <w:p>
@@ -1140,11 +1183,12 @@
         <w:rPr>
           <w:noProof/>
         </w:rPr>
+        <w:lastRenderedPageBreak/>
         <w:drawing>
-          <wp:inline distT="0" distB="0" distL="0" distR="0" wp14:anchorId="14E51EF9" wp14:editId="72E8780D">
+          <wp:inline distT="0" distB="0" distL="0" distR="0" wp14:anchorId="34791A6A" wp14:editId="2467E3BD">
             <wp:extent cx="5731510" cy="3361690"/>
             <wp:effectExtent l="0" t="0" r="2540" b="0"/>
-            <wp:docPr id="292273285" name="Picture 1"/>
+            <wp:docPr id="1034774706" name="Picture 1"/>
             <wp:cNvGraphicFramePr>
               <a:graphicFrameLocks xmlns:a="http://schemas.openxmlformats.org/drawingml/2006/main" noChangeAspect="1"/>
             </wp:cNvGraphicFramePr>
@@ -1152,7 +1196,7 @@
               <a:graphicData uri="http://schemas.openxmlformats.org/drawingml/2006/picture">
                 <pic:pic xmlns:pic="http://schemas.openxmlformats.org/drawingml/2006/picture">
                   <pic:nvPicPr>
-                    <pic:cNvPr id="292273285" name=""/>
+                    <pic:cNvPr id="1034774706" name=""/>
                     <pic:cNvPicPr/>
                   </pic:nvPicPr>
                   <pic:blipFill>
@@ -1185,6 +1229,71 @@
         <w:t xml:space="preserve">Figure </w:t>
       </w:r>
       <w:r>
+        <w:t>9a</w:t>
+      </w:r>
+      <w:r>
+        <w:t>: The End Menu</w:t>
+      </w:r>
+      <w:r>
+        <w:t xml:space="preserve"> design</w:t>
+      </w:r>
+      <w:r>
+        <w:t xml:space="preserve"> for the ‘Bouncing Balls’ game, when the player wins the game</w:t>
+      </w:r>
+      <w:r>
+        <w:t>.</w:t>
+      </w:r>
+    </w:p>
+    <w:p>
+      <w:r>
+        <w:rPr>
+          <w:noProof/>
+        </w:rPr>
+        <w:drawing>
+          <wp:inline distT="0" distB="0" distL="0" distR="0" wp14:anchorId="14E51EF9" wp14:editId="72E8780D">
+            <wp:extent cx="5731510" cy="3361690"/>
+            <wp:effectExtent l="0" t="0" r="2540" b="0"/>
+            <wp:docPr id="292273285" name="Picture 1"/>
+            <wp:cNvGraphicFramePr>
+              <a:graphicFrameLocks xmlns:a="http://schemas.openxmlformats.org/drawingml/2006/main" noChangeAspect="1"/>
+            </wp:cNvGraphicFramePr>
+            <a:graphic xmlns:a="http://schemas.openxmlformats.org/drawingml/2006/main">
+              <a:graphicData uri="http://schemas.openxmlformats.org/drawingml/2006/picture">
+                <pic:pic xmlns:pic="http://schemas.openxmlformats.org/drawingml/2006/picture">
+                  <pic:nvPicPr>
+                    <pic:cNvPr id="292273285" name=""/>
+                    <pic:cNvPicPr/>
+                  </pic:nvPicPr>
+                  <pic:blipFill>
+                    <a:blip r:embed="rId20"/>
+                    <a:stretch>
+                      <a:fillRect/>
+                    </a:stretch>
+                  </pic:blipFill>
+                  <pic:spPr>
+                    <a:xfrm>
+                      <a:off x="0" y="0"/>
+                      <a:ext cx="5731510" cy="3361690"/>
+                    </a:xfrm>
+                    <a:prstGeom prst="rect">
+                      <a:avLst/>
+                    </a:prstGeom>
+                  </pic:spPr>
+                </pic:pic>
+              </a:graphicData>
+            </a:graphic>
+          </wp:inline>
+        </w:drawing>
+      </w:r>
+    </w:p>
+    <w:p>
+      <w:pPr>
+        <w:pStyle w:val="Figure"/>
+      </w:pPr>
+      <w:r>
+        <w:t xml:space="preserve">Figure </w:t>
+      </w:r>
+      <w:r>
         <w:t>9b</w:t>
       </w:r>
       <w:r>
@@ -1208,8 +1317,1363 @@
         <w:pStyle w:val="Heading3"/>
       </w:pPr>
       <w:r>
+        <w:t>Pseudocode for Key Game Objects</w:t>
+      </w:r>
+    </w:p>
+    <w:p>
+      <w:pPr>
+        <w:pStyle w:val="Heading4"/>
+      </w:pPr>
+      <w:r>
+        <w:t>Main</w:t>
+      </w:r>
+    </w:p>
+    <w:p>
+      <w:pPr>
+        <w:pStyle w:val="NoSpacing"/>
+      </w:pPr>
+      <w:r>
+        <w:t>// This pseudocode can also be found in “main.pseudo.txt”</w:t>
+      </w:r>
+    </w:p>
+    <w:p>
+      <w:pPr>
+        <w:pStyle w:val="NoSpacing"/>
+      </w:pPr>
+      <w:r>
+        <w:t>START</w:t>
+      </w:r>
+    </w:p>
+    <w:p>
+      <w:pPr>
+        <w:pStyle w:val="NoSpacing"/>
+      </w:pPr>
+    </w:p>
+    <w:p>
+      <w:pPr>
+        <w:pStyle w:val="NoSpacing"/>
+      </w:pPr>
+      <w:r>
+        <w:t>FUNCTION main</w:t>
+      </w:r>
+    </w:p>
+    <w:p>
+      <w:pPr>
+        <w:pStyle w:val="NoSpacing"/>
+      </w:pPr>
+      <w:r>
+        <w:t xml:space="preserve">    Set random seed to TIME</w:t>
+      </w:r>
+    </w:p>
+    <w:p>
+      <w:pPr>
+        <w:pStyle w:val="NoSpacing"/>
+      </w:pPr>
+    </w:p>
+    <w:p>
+      <w:pPr>
+        <w:pStyle w:val="NoSpacing"/>
+      </w:pPr>
+      <w:r>
+        <w:t xml:space="preserve">    IF read save data is false THEN</w:t>
+      </w:r>
+    </w:p>
+    <w:p>
+      <w:pPr>
+        <w:pStyle w:val="NoSpacing"/>
+      </w:pPr>
+      <w:r>
+        <w:t xml:space="preserve">        write save data</w:t>
+      </w:r>
+    </w:p>
+    <w:p>
+      <w:pPr>
+        <w:pStyle w:val="NoSpacing"/>
+      </w:pPr>
+      <w:r>
+        <w:t xml:space="preserve">    END IF</w:t>
+      </w:r>
+    </w:p>
+    <w:p>
+      <w:pPr>
+        <w:pStyle w:val="NoSpacing"/>
+      </w:pPr>
+    </w:p>
+    <w:p>
+      <w:pPr>
+        <w:pStyle w:val="NoSpacing"/>
+      </w:pPr>
+      <w:r>
+        <w:t xml:space="preserve">    DECLARE window</w:t>
+      </w:r>
+    </w:p>
+    <w:p>
+      <w:pPr>
+        <w:pStyle w:val="NoSpacing"/>
+      </w:pPr>
+      <w:r>
+        <w:t xml:space="preserve">    create window with dimensions defined in Registry window size, a caption of "Bouncing Balls!" and disable window resizing</w:t>
+      </w:r>
+    </w:p>
+    <w:p>
+      <w:pPr>
+        <w:pStyle w:val="NoSpacing"/>
+      </w:pPr>
+      <w:r>
+        <w:t xml:space="preserve">    limit frame rate to 60 hz</w:t>
+      </w:r>
+    </w:p>
+    <w:p>
+      <w:pPr>
+        <w:pStyle w:val="NoSpacing"/>
+      </w:pPr>
+    </w:p>
+    <w:p>
+      <w:pPr>
+        <w:pStyle w:val="NoSpacing"/>
+      </w:pPr>
+      <w:r>
+        <w:t xml:space="preserve">    DECLARE menu_navigation AS a one-dimensional array with two elements</w:t>
+      </w:r>
+    </w:p>
+    <w:p>
+      <w:pPr>
+        <w:pStyle w:val="NoSpacing"/>
+      </w:pPr>
+      <w:r>
+        <w:t xml:space="preserve">    menu_navigation &lt;- [Constants MAIN_MENU, Constants MAIN_MENU]</w:t>
+      </w:r>
+    </w:p>
+    <w:p>
+      <w:pPr>
+        <w:pStyle w:val="NoSpacing"/>
+      </w:pPr>
+    </w:p>
+    <w:p>
+      <w:pPr>
+        <w:pStyle w:val="NoSpacing"/>
+      </w:pPr>
+      <w:r>
+        <w:t xml:space="preserve">    DECLARE game_running</w:t>
+      </w:r>
+    </w:p>
+    <w:p>
+      <w:pPr>
+        <w:pStyle w:val="NoSpacing"/>
+      </w:pPr>
+      <w:r>
+        <w:t xml:space="preserve">    game_running &lt;- TRUE</w:t>
+      </w:r>
+    </w:p>
+    <w:p>
+      <w:pPr>
+        <w:pStyle w:val="NoSpacing"/>
+      </w:pPr>
+    </w:p>
+    <w:p>
+      <w:pPr>
+        <w:pStyle w:val="NoSpacing"/>
+      </w:pPr>
+      <w:r>
+        <w:t xml:space="preserve">    DECLARE next_component</w:t>
+      </w:r>
+    </w:p>
+    <w:p>
+      <w:pPr>
+        <w:pStyle w:val="NoSpacing"/>
+      </w:pPr>
+    </w:p>
+    <w:p>
+      <w:pPr>
+        <w:pStyle w:val="NoSpacing"/>
+      </w:pPr>
+      <w:r>
+        <w:t xml:space="preserve">    DECLARE main_theme_fade_start</w:t>
+      </w:r>
+    </w:p>
+    <w:p>
+      <w:pPr>
+        <w:pStyle w:val="NoSpacing"/>
+      </w:pPr>
+      <w:r>
+        <w:t xml:space="preserve">    SET main_theme_fade_start &lt;- -1</w:t>
+      </w:r>
+    </w:p>
+    <w:p>
+      <w:pPr>
+        <w:pStyle w:val="NoSpacing"/>
+      </w:pPr>
+    </w:p>
+    <w:p>
+      <w:pPr>
+        <w:pStyle w:val="NoSpacing"/>
+      </w:pPr>
+      <w:r>
+        <w:t xml:space="preserve">    DECLARE window_focus</w:t>
+      </w:r>
+    </w:p>
+    <w:p>
+      <w:pPr>
+        <w:pStyle w:val="NoSpacing"/>
+      </w:pPr>
+      <w:r>
+        <w:t xml:space="preserve">    SET window_focus &lt;- TRUE</w:t>
+      </w:r>
+    </w:p>
+    <w:p>
+      <w:pPr>
+        <w:pStyle w:val="NoSpacing"/>
+      </w:pPr>
+    </w:p>
+    <w:p>
+      <w:pPr>
+        <w:pStyle w:val="NoSpacing"/>
+      </w:pPr>
+      <w:r>
+        <w:t xml:space="preserve">    DECLARE current_volume</w:t>
+      </w:r>
+    </w:p>
+    <w:p>
+      <w:pPr>
+        <w:pStyle w:val="NoSpacing"/>
+      </w:pPr>
+      <w:r>
+        <w:t xml:space="preserve">    SET current_volume &lt;- 15</w:t>
+      </w:r>
+    </w:p>
+    <w:p>
+      <w:pPr>
+        <w:pStyle w:val="NoSpacing"/>
+      </w:pPr>
+    </w:p>
+    <w:p>
+      <w:pPr>
+        <w:pStyle w:val="NoSpacing"/>
+      </w:pPr>
+      <w:r>
+        <w:t xml:space="preserve">    DECLARE player_input</w:t>
+      </w:r>
+    </w:p>
+    <w:p>
+      <w:pPr>
+        <w:pStyle w:val="NoSpacing"/>
+      </w:pPr>
+    </w:p>
+    <w:p>
+      <w:pPr>
+        <w:pStyle w:val="NoSpacing"/>
+      </w:pPr>
+      <w:r>
+        <w:t xml:space="preserve">    DECLARE main_menu</w:t>
+      </w:r>
+    </w:p>
+    <w:p>
+      <w:pPr>
+        <w:pStyle w:val="NoSpacing"/>
+      </w:pPr>
+      <w:r>
+        <w:t xml:space="preserve">    DECLARE level_one</w:t>
+      </w:r>
+    </w:p>
+    <w:p>
+      <w:pPr>
+        <w:pStyle w:val="NoSpacing"/>
+      </w:pPr>
+      <w:r>
+        <w:t xml:space="preserve">    DECLARE level_two</w:t>
+      </w:r>
+    </w:p>
+    <w:p>
+      <w:pPr>
+        <w:pStyle w:val="NoSpacing"/>
+      </w:pPr>
+      <w:r>
+        <w:t xml:space="preserve">    DECLARE end_menu</w:t>
+      </w:r>
+    </w:p>
+    <w:p>
+      <w:pPr>
+        <w:pStyle w:val="NoSpacing"/>
+      </w:pPr>
+      <w:r>
+        <w:t xml:space="preserve">    DECLARE pause_menu</w:t>
+      </w:r>
+    </w:p>
+    <w:p>
+      <w:pPr>
+        <w:pStyle w:val="NoSpacing"/>
+      </w:pPr>
+    </w:p>
+    <w:p>
+      <w:pPr>
+        <w:pStyle w:val="NoSpacing"/>
+      </w:pPr>
+      <w:r>
+        <w:t xml:space="preserve">    initialize level_one</w:t>
+      </w:r>
+    </w:p>
+    <w:p>
+      <w:pPr>
+        <w:pStyle w:val="NoSpacing"/>
+      </w:pPr>
+      <w:r>
+        <w:t xml:space="preserve">    initialize level_two</w:t>
+      </w:r>
+    </w:p>
+    <w:p>
+      <w:pPr>
+        <w:pStyle w:val="NoSpacing"/>
+      </w:pPr>
+    </w:p>
+    <w:p>
+      <w:pPr>
+        <w:pStyle w:val="NoSpacing"/>
+      </w:pPr>
+      <w:r>
+        <w:t xml:space="preserve">    DECLARE clouds as a one-dimensional array with 15 elements</w:t>
+      </w:r>
+    </w:p>
+    <w:p>
+      <w:pPr>
+        <w:pStyle w:val="NoSpacing"/>
+      </w:pPr>
+      <w:r>
+        <w:t xml:space="preserve">    DECLARE ground</w:t>
+      </w:r>
+    </w:p>
+    <w:p>
+      <w:pPr>
+        <w:pStyle w:val="NoSpacing"/>
+      </w:pPr>
+    </w:p>
+    <w:p>
+      <w:pPr>
+        <w:pStyle w:val="NoSpacing"/>
+      </w:pPr>
+      <w:r>
+        <w:t xml:space="preserve">    DECLARE main_theme</w:t>
+      </w:r>
+    </w:p>
+    <w:p>
+      <w:pPr>
+        <w:pStyle w:val="NoSpacing"/>
+      </w:pPr>
+      <w:r>
+        <w:t xml:space="preserve">    DECLARE path_components AS a one-dimensional array with four elements</w:t>
+      </w:r>
+    </w:p>
+    <w:p>
+      <w:pPr>
+        <w:pStyle w:val="NoSpacing"/>
+      </w:pPr>
+      <w:r>
+        <w:t xml:space="preserve">    path_components &lt;- ["resources", "music", "main theme [extended].ogg"]</w:t>
+      </w:r>
+    </w:p>
+    <w:p>
+      <w:pPr>
+        <w:pStyle w:val="NoSpacing"/>
+      </w:pPr>
+    </w:p>
+    <w:p>
+      <w:pPr>
+        <w:pStyle w:val="NoSpacing"/>
+      </w:pPr>
+      <w:r>
+        <w:t xml:space="preserve">    use main_theme to open the file defined in path_components after converting it into a proper file path</w:t>
+      </w:r>
+    </w:p>
+    <w:p>
+      <w:pPr>
+        <w:pStyle w:val="NoSpacing"/>
+      </w:pPr>
+      <w:r>
+        <w:t xml:space="preserve">    set the main_theme to loop indefinitely</w:t>
+      </w:r>
+    </w:p>
+    <w:p>
+      <w:pPr>
+        <w:pStyle w:val="NoSpacing"/>
+      </w:pPr>
+      <w:r>
+        <w:t xml:space="preserve">    set the volume of the main_theme to 15%</w:t>
+      </w:r>
+    </w:p>
+    <w:p>
+      <w:pPr>
+        <w:pStyle w:val="NoSpacing"/>
+      </w:pPr>
+    </w:p>
+    <w:p>
+      <w:pPr>
+        <w:pStyle w:val="NoSpacing"/>
+      </w:pPr>
+      <w:r>
+        <w:t xml:space="preserve">    IF music is to be played THEN</w:t>
+      </w:r>
+    </w:p>
+    <w:p>
+      <w:pPr>
+        <w:pStyle w:val="NoSpacing"/>
+      </w:pPr>
+      <w:r>
         <w:lastRenderedPageBreak/>
-        <w:t>Pseudocode for Key Game Objects</w:t>
+        <w:t xml:space="preserve">        play main_theme</w:t>
+      </w:r>
+    </w:p>
+    <w:p>
+      <w:pPr>
+        <w:pStyle w:val="NoSpacing"/>
+      </w:pPr>
+      <w:r>
+        <w:t xml:space="preserve">    END IF</w:t>
+      </w:r>
+    </w:p>
+    <w:p>
+      <w:pPr>
+        <w:pStyle w:val="NoSpacing"/>
+      </w:pPr>
+    </w:p>
+    <w:p>
+      <w:pPr>
+        <w:pStyle w:val="NoSpacing"/>
+      </w:pPr>
+      <w:r>
+        <w:t xml:space="preserve">    WHILE the game is running DO</w:t>
+      </w:r>
+    </w:p>
+    <w:p>
+      <w:pPr>
+        <w:pStyle w:val="NoSpacing"/>
+      </w:pPr>
+      <w:r>
+        <w:t xml:space="preserve">        DECLARE event</w:t>
+      </w:r>
+    </w:p>
+    <w:p>
+      <w:pPr>
+        <w:pStyle w:val="NoSpacing"/>
+      </w:pPr>
+      <w:r>
+        <w:t xml:space="preserve">        WHILE there are events to iterate over DO</w:t>
+      </w:r>
+    </w:p>
+    <w:p>
+      <w:pPr>
+        <w:pStyle w:val="NoSpacing"/>
+      </w:pPr>
+      <w:r>
+        <w:t xml:space="preserve">            IF window closed THEN</w:t>
+      </w:r>
+    </w:p>
+    <w:p>
+      <w:pPr>
+        <w:pStyle w:val="NoSpacing"/>
+      </w:pPr>
+      <w:r>
+        <w:t xml:space="preserve">                close window</w:t>
+      </w:r>
+    </w:p>
+    <w:p>
+      <w:pPr>
+        <w:pStyle w:val="NoSpacing"/>
+      </w:pPr>
+      <w:r>
+        <w:t xml:space="preserve">                game_running &lt;- FALSE</w:t>
+      </w:r>
+    </w:p>
+    <w:p>
+      <w:pPr>
+        <w:pStyle w:val="NoSpacing"/>
+      </w:pPr>
+      <w:r>
+        <w:t xml:space="preserve">                BREAK</w:t>
+      </w:r>
+    </w:p>
+    <w:p>
+      <w:pPr>
+        <w:pStyle w:val="NoSpacing"/>
+      </w:pPr>
+      <w:r>
+        <w:t xml:space="preserve">            ELSE IF key pressed THEN</w:t>
+      </w:r>
+    </w:p>
+    <w:p>
+      <w:pPr>
+        <w:pStyle w:val="NoSpacing"/>
+      </w:pPr>
+      <w:r>
+        <w:t xml:space="preserve">                SWITCH key code of key pressed</w:t>
+      </w:r>
+    </w:p>
+    <w:p>
+      <w:pPr>
+        <w:pStyle w:val="NoSpacing"/>
+      </w:pPr>
+      <w:r>
+        <w:t xml:space="preserve">                    CASE enter key pressed</w:t>
+      </w:r>
+    </w:p>
+    <w:p>
+      <w:pPr>
+        <w:pStyle w:val="NoSpacing"/>
+      </w:pPr>
+      <w:r>
+        <w:t xml:space="preserve">                        set player_input to register an input from the user</w:t>
+      </w:r>
+    </w:p>
+    <w:p>
+      <w:pPr>
+        <w:pStyle w:val="NoSpacing"/>
+      </w:pPr>
+      <w:r>
+        <w:t xml:space="preserve">                        BREAK</w:t>
+      </w:r>
+    </w:p>
+    <w:p>
+      <w:pPr>
+        <w:pStyle w:val="NoSpacing"/>
+      </w:pPr>
+      <w:r>
+        <w:t xml:space="preserve">                    CASE escape key pressed</w:t>
+      </w:r>
+    </w:p>
+    <w:p>
+      <w:pPr>
+        <w:pStyle w:val="NoSpacing"/>
+      </w:pPr>
+      <w:r>
+        <w:t xml:space="preserve">                        IF current menu is Constants PAUSE_MENU THEN</w:t>
+      </w:r>
+    </w:p>
+    <w:p>
+      <w:pPr>
+        <w:pStyle w:val="NoSpacing"/>
+      </w:pPr>
+      <w:r>
+        <w:t xml:space="preserve">                            menu_navigation[0] &lt;- menu_navigation[1]</w:t>
+      </w:r>
+    </w:p>
+    <w:p>
+      <w:pPr>
+        <w:pStyle w:val="NoSpacing"/>
+      </w:pPr>
+      <w:r>
+        <w:t xml:space="preserve">                            menu_navigation[1] &lt;- Constants PAUSE_MENU</w:t>
+      </w:r>
+    </w:p>
+    <w:p>
+      <w:pPr>
+        <w:pStyle w:val="NoSpacing"/>
+      </w:pPr>
+      <w:r>
+        <w:t xml:space="preserve">                            unload pause menu</w:t>
+      </w:r>
+    </w:p>
+    <w:p>
+      <w:pPr>
+        <w:pStyle w:val="NoSpacing"/>
+      </w:pPr>
+      <w:r>
+        <w:t xml:space="preserve">                        ELSE IF current menu is Constants LEVEL_ONE OR Constants LEVEL_TWO THEN</w:t>
+      </w:r>
+    </w:p>
+    <w:p>
+      <w:pPr>
+        <w:pStyle w:val="NoSpacing"/>
+      </w:pPr>
+      <w:r>
+        <w:t xml:space="preserve">                            menu_navigation[1] &lt;- menu_navigation[0]</w:t>
+      </w:r>
+    </w:p>
+    <w:p>
+      <w:pPr>
+        <w:pStyle w:val="NoSpacing"/>
+      </w:pPr>
+      <w:r>
+        <w:t xml:space="preserve">                            menu_navigation[0] &lt;- Constants PAUSE_MENU</w:t>
+      </w:r>
+    </w:p>
+    <w:p>
+      <w:pPr>
+        <w:pStyle w:val="NoSpacing"/>
+      </w:pPr>
+      <w:r>
+        <w:t xml:space="preserve">                        ELSE IF current menu is Constants MAIN_MENU THEN</w:t>
+      </w:r>
+    </w:p>
+    <w:p>
+      <w:pPr>
+        <w:pStyle w:val="NoSpacing"/>
+      </w:pPr>
+      <w:r>
+        <w:t xml:space="preserve">                            menu_navigation[0] &lt;- Constants QUIT</w:t>
+      </w:r>
+    </w:p>
+    <w:p>
+      <w:pPr>
+        <w:pStyle w:val="NoSpacing"/>
+      </w:pPr>
+      <w:r>
+        <w:t xml:space="preserve">                        ELSE IF current menu is Constants END_MENU THEN</w:t>
+      </w:r>
+    </w:p>
+    <w:p>
+      <w:pPr>
+        <w:pStyle w:val="NoSpacing"/>
+      </w:pPr>
+      <w:r>
+        <w:t xml:space="preserve">                            menu_navigation[1] &lt;- menu_navigation[0]</w:t>
+      </w:r>
+    </w:p>
+    <w:p>
+      <w:pPr>
+        <w:pStyle w:val="NoSpacing"/>
+      </w:pPr>
+      <w:r>
+        <w:t xml:space="preserve">                            menu_navigation[0] &lt;- Constants MAIN_MENU</w:t>
+      </w:r>
+    </w:p>
+    <w:p>
+      <w:pPr>
+        <w:pStyle w:val="NoSpacing"/>
+      </w:pPr>
+      <w:r>
+        <w:t xml:space="preserve">                        END IF</w:t>
+      </w:r>
+    </w:p>
+    <w:p>
+      <w:pPr>
+        <w:pStyle w:val="NoSpacing"/>
+      </w:pPr>
+      <w:r>
+        <w:t xml:space="preserve">                        BREAK</w:t>
+      </w:r>
+    </w:p>
+    <w:p>
+      <w:pPr>
+        <w:pStyle w:val="NoSpacing"/>
+      </w:pPr>
+      <w:r>
+        <w:t xml:space="preserve">                END SWITCH</w:t>
+      </w:r>
+    </w:p>
+    <w:p>
+      <w:pPr>
+        <w:pStyle w:val="NoSpacing"/>
+      </w:pPr>
+      <w:r>
+        <w:t xml:space="preserve">    END WHILE</w:t>
+      </w:r>
+    </w:p>
+    <w:p>
+      <w:pPr>
+        <w:pStyle w:val="NoSpacing"/>
+      </w:pPr>
+    </w:p>
+    <w:p>
+      <w:pPr>
+        <w:pStyle w:val="NoSpacing"/>
+      </w:pPr>
+      <w:r>
+        <w:t xml:space="preserve">    IF music should be playing AND isn't currently playing THEN</w:t>
+      </w:r>
+    </w:p>
+    <w:p>
+      <w:pPr>
+        <w:pStyle w:val="NoSpacing"/>
+      </w:pPr>
+      <w:r>
+        <w:t xml:space="preserve">        play main theme</w:t>
+      </w:r>
+    </w:p>
+    <w:p>
+      <w:pPr>
+        <w:pStyle w:val="NoSpacing"/>
+      </w:pPr>
+      <w:r>
+        <w:t xml:space="preserve">    ELSE IF music should NOT be playing AND is NOT currently paused THEN</w:t>
+      </w:r>
+    </w:p>
+    <w:p>
+      <w:pPr>
+        <w:pStyle w:val="NoSpacing"/>
+      </w:pPr>
+      <w:r>
+        <w:t xml:space="preserve">        pause main theme</w:t>
+      </w:r>
+    </w:p>
+    <w:p>
+      <w:pPr>
+        <w:pStyle w:val="NoSpacing"/>
+      </w:pPr>
+      <w:r>
+        <w:t xml:space="preserve">    END IF</w:t>
+      </w:r>
+    </w:p>
+    <w:p>
+      <w:pPr>
+        <w:pStyle w:val="NoSpacing"/>
+      </w:pPr>
+    </w:p>
+    <w:p>
+      <w:pPr>
+        <w:pStyle w:val="NoSpacing"/>
+      </w:pPr>
+      <w:r>
+        <w:t xml:space="preserve">    IF window is currently NOT in focus THEN</w:t>
+      </w:r>
+    </w:p>
+    <w:p>
+      <w:pPr>
+        <w:pStyle w:val="NoSpacing"/>
+      </w:pPr>
+      <w:r>
+        <w:t xml:space="preserve">        set the volume of main_theme to INTERPOLATE BETWEEN current_volume AND 5 IN DURATION 1 second WITH CURRENT DURATION time since main_theme_fade_start</w:t>
+      </w:r>
+    </w:p>
+    <w:p>
+      <w:pPr>
+        <w:pStyle w:val="NoSpacing"/>
+      </w:pPr>
+      <w:r>
+        <w:t xml:space="preserve">    ELSE</w:t>
+      </w:r>
+    </w:p>
+    <w:p>
+      <w:pPr>
+        <w:pStyle w:val="NoSpacing"/>
+      </w:pPr>
+      <w:r>
+        <w:t xml:space="preserve">        set the volume of main_theme to INTERPOLATE BETWEEN current_volume AND 15 IN DURATION 1 second WITH CURRENT DURATION time since main_theme_fade_start</w:t>
+      </w:r>
+    </w:p>
+    <w:p>
+      <w:pPr>
+        <w:pStyle w:val="NoSpacing"/>
+      </w:pPr>
+      <w:r>
+        <w:t xml:space="preserve">    END IF</w:t>
+      </w:r>
+    </w:p>
+    <w:p>
+      <w:pPr>
+        <w:pStyle w:val="NoSpacing"/>
+      </w:pPr>
+    </w:p>
+    <w:p>
+      <w:pPr>
+        <w:pStyle w:val="NoSpacing"/>
+      </w:pPr>
+      <w:r>
+        <w:t xml:space="preserve">    IF window is currently NOT in focus THEN</w:t>
+      </w:r>
+    </w:p>
+    <w:p>
+      <w:pPr>
+        <w:pStyle w:val="NoSpacing"/>
+      </w:pPr>
+      <w:r>
+        <w:t xml:space="preserve">        IF the current menu is either Constants LEVEL_ONE OR Constants LEVEL_TWO THEN</w:t>
+      </w:r>
+    </w:p>
+    <w:p>
+      <w:pPr>
+        <w:pStyle w:val="NoSpacing"/>
+      </w:pPr>
+      <w:r>
+        <w:t xml:space="preserve">            menu_navigation[1] &lt;- menu_navigation[0]</w:t>
+      </w:r>
+    </w:p>
+    <w:p>
+      <w:pPr>
+        <w:pStyle w:val="NoSpacing"/>
+      </w:pPr>
+      <w:r>
+        <w:t xml:space="preserve">            menu_navigation[0] &lt;- Constants PAUSE_MENU</w:t>
+      </w:r>
+    </w:p>
+    <w:p>
+      <w:pPr>
+        <w:pStyle w:val="NoSpacing"/>
+      </w:pPr>
+      <w:r>
+        <w:lastRenderedPageBreak/>
+        <w:t xml:space="preserve">        END IF</w:t>
+      </w:r>
+    </w:p>
+    <w:p>
+      <w:pPr>
+        <w:pStyle w:val="NoSpacing"/>
+      </w:pPr>
+      <w:r>
+        <w:t xml:space="preserve">    END IF</w:t>
+      </w:r>
+    </w:p>
+    <w:p>
+      <w:pPr>
+        <w:pStyle w:val="NoSpacing"/>
+      </w:pPr>
+    </w:p>
+    <w:p>
+      <w:pPr>
+        <w:pStyle w:val="NoSpacing"/>
+      </w:pPr>
+      <w:r>
+        <w:t xml:space="preserve">    set the window background color to Constants SKY_BLUE</w:t>
+      </w:r>
+    </w:p>
+    <w:p>
+      <w:pPr>
+        <w:pStyle w:val="NoSpacing"/>
+      </w:pPr>
+    </w:p>
+    <w:p>
+      <w:pPr>
+        <w:pStyle w:val="NoSpacing"/>
+      </w:pPr>
+      <w:r>
+        <w:t xml:space="preserve">    FOR i &lt;- 0 TO 15</w:t>
+      </w:r>
+    </w:p>
+    <w:p>
+      <w:pPr>
+        <w:pStyle w:val="NoSpacing"/>
+      </w:pPr>
+      <w:r>
+        <w:t xml:space="preserve">        compute cloud at index i</w:t>
+      </w:r>
+    </w:p>
+    <w:p>
+      <w:pPr>
+        <w:pStyle w:val="NoSpacing"/>
+      </w:pPr>
+      <w:r>
+        <w:t xml:space="preserve">        render cloud at index i to the window</w:t>
+      </w:r>
+    </w:p>
+    <w:p>
+      <w:pPr>
+        <w:pStyle w:val="NoSpacing"/>
+      </w:pPr>
+      <w:r>
+        <w:t xml:space="preserve">    END FOR</w:t>
+      </w:r>
+    </w:p>
+    <w:p>
+      <w:pPr>
+        <w:pStyle w:val="NoSpacing"/>
+      </w:pPr>
+    </w:p>
+    <w:p>
+      <w:pPr>
+        <w:pStyle w:val="NoSpacing"/>
+      </w:pPr>
+      <w:r>
+        <w:t xml:space="preserve">    compute the ground</w:t>
+      </w:r>
+    </w:p>
+    <w:p>
+      <w:pPr>
+        <w:pStyle w:val="NoSpacing"/>
+      </w:pPr>
+      <w:r>
+        <w:t xml:space="preserve">    render the ground to the window</w:t>
+      </w:r>
+    </w:p>
+    <w:p>
+      <w:pPr>
+        <w:pStyle w:val="NoSpacing"/>
+      </w:pPr>
+    </w:p>
+    <w:p>
+      <w:pPr>
+        <w:pStyle w:val="NoSpacing"/>
+      </w:pPr>
+      <w:r>
+        <w:t xml:space="preserve">    IF the current menu is Constants MAIN_MENU THEN</w:t>
+      </w:r>
+    </w:p>
+    <w:p>
+      <w:pPr>
+        <w:pStyle w:val="NoSpacing"/>
+      </w:pPr>
+      <w:r>
+        <w:t xml:space="preserve">        Registry score &lt;- 0</w:t>
+      </w:r>
+    </w:p>
+    <w:p>
+      <w:pPr>
+        <w:pStyle w:val="NoSpacing"/>
+      </w:pPr>
+      <w:r>
+        <w:t xml:space="preserve">        next_component &lt;- result from running the main menu</w:t>
+      </w:r>
+    </w:p>
+    <w:p>
+      <w:pPr>
+        <w:pStyle w:val="NoSpacing"/>
+      </w:pPr>
+      <w:r>
+        <w:t xml:space="preserve">        IF the next_component is NOT Constants MAIN_MENU THEN</w:t>
+      </w:r>
+    </w:p>
+    <w:p>
+      <w:pPr>
+        <w:pStyle w:val="NoSpacing"/>
+      </w:pPr>
+      <w:r>
+        <w:t xml:space="preserve">            menu_navigation[0] &lt;- next_component</w:t>
+      </w:r>
+    </w:p>
+    <w:p>
+      <w:pPr>
+        <w:pStyle w:val="NoSpacing"/>
+      </w:pPr>
+      <w:r>
+        <w:t xml:space="preserve">            menu_navigation[1] &lt;- Constants MAIN_MENU</w:t>
+      </w:r>
+    </w:p>
+    <w:p>
+      <w:pPr>
+        <w:pStyle w:val="NoSpacing"/>
+      </w:pPr>
+      <w:r>
+        <w:t xml:space="preserve">            unload main menu</w:t>
+      </w:r>
+    </w:p>
+    <w:p>
+      <w:pPr>
+        <w:pStyle w:val="NoSpacing"/>
+      </w:pPr>
+      <w:r>
+        <w:t xml:space="preserve">            reset level one</w:t>
+      </w:r>
+    </w:p>
+    <w:p>
+      <w:pPr>
+        <w:pStyle w:val="NoSpacing"/>
+      </w:pPr>
+      <w:r>
+        <w:t xml:space="preserve">            reset level two</w:t>
+      </w:r>
+    </w:p>
+    <w:p>
+      <w:pPr>
+        <w:pStyle w:val="NoSpacing"/>
+      </w:pPr>
+      <w:r>
+        <w:t xml:space="preserve">        END IF</w:t>
+      </w:r>
+    </w:p>
+    <w:p>
+      <w:pPr>
+        <w:pStyle w:val="NoSpacing"/>
+      </w:pPr>
+      <w:r>
+        <w:t xml:space="preserve">    ELSE IF the current menu is Constants LEVEL_ONE THEN</w:t>
+      </w:r>
+    </w:p>
+    <w:p>
+      <w:pPr>
+        <w:pStyle w:val="NoSpacing"/>
+      </w:pPr>
+      <w:r>
+        <w:t xml:space="preserve">        next_component &lt;- result from running level one</w:t>
+      </w:r>
+    </w:p>
+    <w:p>
+      <w:pPr>
+        <w:pStyle w:val="NoSpacing"/>
+      </w:pPr>
+      <w:r>
+        <w:t xml:space="preserve">        IF the next_component is NOT Constants LEVEL_ONE THEN</w:t>
+      </w:r>
+    </w:p>
+    <w:p>
+      <w:pPr>
+        <w:pStyle w:val="NoSpacing"/>
+      </w:pPr>
+      <w:r>
+        <w:t xml:space="preserve">            menu_navigation[0] &lt;- next_component</w:t>
+      </w:r>
+    </w:p>
+    <w:p>
+      <w:pPr>
+        <w:pStyle w:val="NoSpacing"/>
+      </w:pPr>
+      <w:r>
+        <w:t xml:space="preserve">            menu_navigation[1] &lt;- Constants LEVEL_ONE</w:t>
+      </w:r>
+    </w:p>
+    <w:p>
+      <w:pPr>
+        <w:pStyle w:val="NoSpacing"/>
+      </w:pPr>
+      <w:r>
+        <w:t xml:space="preserve">            unload level one</w:t>
+      </w:r>
+    </w:p>
+    <w:p>
+      <w:pPr>
+        <w:pStyle w:val="NoSpacing"/>
+      </w:pPr>
+      <w:r>
+        <w:t xml:space="preserve">            IF next_component is NOT Constants PAUSE_MENU THEN</w:t>
+      </w:r>
+    </w:p>
+    <w:p>
+      <w:pPr>
+        <w:pStyle w:val="NoSpacing"/>
+      </w:pPr>
+      <w:r>
+        <w:t xml:space="preserve">                reset level one</w:t>
+      </w:r>
+    </w:p>
+    <w:p>
+      <w:pPr>
+        <w:pStyle w:val="NoSpacing"/>
+      </w:pPr>
+      <w:r>
+        <w:t xml:space="preserve">            END IF</w:t>
+      </w:r>
+    </w:p>
+    <w:p>
+      <w:pPr>
+        <w:pStyle w:val="NoSpacing"/>
+      </w:pPr>
+      <w:r>
+        <w:t xml:space="preserve">        END IF</w:t>
+      </w:r>
+    </w:p>
+    <w:p>
+      <w:pPr>
+        <w:pStyle w:val="NoSpacing"/>
+      </w:pPr>
+      <w:r>
+        <w:t xml:space="preserve">    ELSE IF the current menu is Constants LEVEL_TWO THEN</w:t>
+      </w:r>
+    </w:p>
+    <w:p>
+      <w:pPr>
+        <w:pStyle w:val="NoSpacing"/>
+      </w:pPr>
+      <w:r>
+        <w:t xml:space="preserve">        next_component &lt;- result from running level two</w:t>
+      </w:r>
+    </w:p>
+    <w:p>
+      <w:pPr>
+        <w:pStyle w:val="NoSpacing"/>
+      </w:pPr>
+      <w:r>
+        <w:t xml:space="preserve">        IF the next_component is NOT Constants LEVEL_TWO THEN</w:t>
+      </w:r>
+    </w:p>
+    <w:p>
+      <w:pPr>
+        <w:pStyle w:val="NoSpacing"/>
+      </w:pPr>
+      <w:r>
+        <w:t xml:space="preserve">            menu_navigation[0] &lt;- next_component</w:t>
+      </w:r>
+    </w:p>
+    <w:p>
+      <w:pPr>
+        <w:pStyle w:val="NoSpacing"/>
+      </w:pPr>
+      <w:r>
+        <w:t xml:space="preserve">            menu_navigation[1] &lt;- Constants LEVEL_TWO</w:t>
+      </w:r>
+    </w:p>
+    <w:p>
+      <w:pPr>
+        <w:pStyle w:val="NoSpacing"/>
+      </w:pPr>
+      <w:r>
+        <w:t xml:space="preserve">            unload level two</w:t>
+      </w:r>
+    </w:p>
+    <w:p>
+      <w:pPr>
+        <w:pStyle w:val="NoSpacing"/>
+      </w:pPr>
+      <w:r>
+        <w:t xml:space="preserve">            IF next_component is NOT Constants PAUSE_MENU THEN</w:t>
+      </w:r>
+    </w:p>
+    <w:p>
+      <w:pPr>
+        <w:pStyle w:val="NoSpacing"/>
+      </w:pPr>
+      <w:r>
+        <w:t xml:space="preserve">                reset level two</w:t>
+      </w:r>
+    </w:p>
+    <w:p>
+      <w:pPr>
+        <w:pStyle w:val="NoSpacing"/>
+      </w:pPr>
+      <w:r>
+        <w:t xml:space="preserve">            END IF</w:t>
+      </w:r>
+    </w:p>
+    <w:p>
+      <w:pPr>
+        <w:pStyle w:val="NoSpacing"/>
+      </w:pPr>
+      <w:r>
+        <w:t xml:space="preserve">        END IF</w:t>
+      </w:r>
+    </w:p>
+    <w:p>
+      <w:pPr>
+        <w:pStyle w:val="NoSpacing"/>
+      </w:pPr>
+      <w:r>
+        <w:t xml:space="preserve">    ELSE IF the current menu is Constants END_MENU THEN</w:t>
+      </w:r>
+    </w:p>
+    <w:p>
+      <w:pPr>
+        <w:pStyle w:val="NoSpacing"/>
+      </w:pPr>
+      <w:r>
+        <w:t xml:space="preserve">        next_component &lt;- result from running the end menu</w:t>
+      </w:r>
+    </w:p>
+    <w:p>
+      <w:pPr>
+        <w:pStyle w:val="NoSpacing"/>
+      </w:pPr>
+      <w:r>
+        <w:t xml:space="preserve">        IF the next_component is NOT Constants END_MENU THEN</w:t>
+      </w:r>
+    </w:p>
+    <w:p>
+      <w:pPr>
+        <w:pStyle w:val="NoSpacing"/>
+      </w:pPr>
+      <w:r>
+        <w:t xml:space="preserve">            menu_navigation[0] &lt;- next_component</w:t>
+      </w:r>
+    </w:p>
+    <w:p>
+      <w:pPr>
+        <w:pStyle w:val="NoSpacing"/>
+      </w:pPr>
+      <w:r>
+        <w:t xml:space="preserve">            menu_navigation[1] &lt;- Constants END_MENU</w:t>
+      </w:r>
+    </w:p>
+    <w:p>
+      <w:pPr>
+        <w:pStyle w:val="NoSpacing"/>
+      </w:pPr>
+      <w:r>
+        <w:t xml:space="preserve">            unload end menu</w:t>
+      </w:r>
+    </w:p>
+    <w:p>
+      <w:pPr>
+        <w:pStyle w:val="NoSpacing"/>
+      </w:pPr>
+      <w:r>
+        <w:t xml:space="preserve">    ELSE IF the current menu is Constants PAUSE_MENU THEN</w:t>
+      </w:r>
+    </w:p>
+    <w:p>
+      <w:pPr>
+        <w:pStyle w:val="NoSpacing"/>
+      </w:pPr>
+      <w:r>
+        <w:t xml:space="preserve">        next_component &lt;- result from running the pause menu</w:t>
+      </w:r>
+    </w:p>
+    <w:p>
+      <w:pPr>
+        <w:pStyle w:val="NoSpacing"/>
+      </w:pPr>
+      <w:r>
+        <w:lastRenderedPageBreak/>
+        <w:t xml:space="preserve">        IF the next_component is NOT Constants PAUSE_MENU THEN</w:t>
+      </w:r>
+    </w:p>
+    <w:p>
+      <w:pPr>
+        <w:pStyle w:val="NoSpacing"/>
+      </w:pPr>
+      <w:r>
+        <w:t xml:space="preserve">            menu_navigation[0] &lt;- next_component</w:t>
+      </w:r>
+    </w:p>
+    <w:p>
+      <w:pPr>
+        <w:pStyle w:val="NoSpacing"/>
+      </w:pPr>
+      <w:r>
+        <w:t xml:space="preserve">            menu_navigation[1] &lt;- Constants PAUSE_MENU</w:t>
+      </w:r>
+    </w:p>
+    <w:p>
+      <w:pPr>
+        <w:pStyle w:val="NoSpacing"/>
+      </w:pPr>
+      <w:r>
+        <w:t xml:space="preserve">            unload pause menu</w:t>
+      </w:r>
+    </w:p>
+    <w:p>
+      <w:pPr>
+        <w:pStyle w:val="NoSpacing"/>
+      </w:pPr>
+      <w:r>
+        <w:t xml:space="preserve">            IF next_component is Constants MAIN_MENU THEN</w:t>
+      </w:r>
+    </w:p>
+    <w:p>
+      <w:pPr>
+        <w:pStyle w:val="NoSpacing"/>
+      </w:pPr>
+      <w:r>
+        <w:t xml:space="preserve">                unload level one</w:t>
+      </w:r>
+    </w:p>
+    <w:p>
+      <w:pPr>
+        <w:pStyle w:val="NoSpacing"/>
+      </w:pPr>
+      <w:r>
+        <w:t xml:space="preserve">                unload level two</w:t>
+      </w:r>
+    </w:p>
+    <w:p>
+      <w:pPr>
+        <w:pStyle w:val="NoSpacing"/>
+      </w:pPr>
+      <w:r>
+        <w:t xml:space="preserve">                unload end menu</w:t>
+      </w:r>
+    </w:p>
+    <w:p>
+      <w:pPr>
+        <w:pStyle w:val="NoSpacing"/>
+      </w:pPr>
+      <w:r>
+        <w:t xml:space="preserve">            END IF</w:t>
+      </w:r>
+    </w:p>
+    <w:p>
+      <w:pPr>
+        <w:pStyle w:val="NoSpacing"/>
+      </w:pPr>
+      <w:r>
+        <w:t xml:space="preserve">        END IF</w:t>
+      </w:r>
+    </w:p>
+    <w:p>
+      <w:pPr>
+        <w:pStyle w:val="NoSpacing"/>
+      </w:pPr>
+      <w:r>
+        <w:t xml:space="preserve">    ELSE IF the current menu is Constants QUIT THEN</w:t>
+      </w:r>
+    </w:p>
+    <w:p>
+      <w:pPr>
+        <w:pStyle w:val="NoSpacing"/>
+      </w:pPr>
+      <w:r>
+        <w:t xml:space="preserve">        game_running &lt;- FALSE</w:t>
+      </w:r>
+    </w:p>
+    <w:p>
+      <w:pPr>
+        <w:pStyle w:val="NoSpacing"/>
+      </w:pPr>
+      <w:r>
+        <w:t xml:space="preserve">        write save data</w:t>
+      </w:r>
+    </w:p>
+    <w:p>
+      <w:pPr>
+        <w:pStyle w:val="NoSpacing"/>
+      </w:pPr>
+      <w:r>
+        <w:t xml:space="preserve">    END IF</w:t>
+      </w:r>
+    </w:p>
+    <w:p>
+      <w:pPr>
+        <w:pStyle w:val="NoSpacing"/>
+      </w:pPr>
+    </w:p>
+    <w:p>
+      <w:pPr>
+        <w:pStyle w:val="NoSpacing"/>
+      </w:pPr>
+      <w:r>
+        <w:t xml:space="preserve">    display constants drawn to window on screen</w:t>
+      </w:r>
+    </w:p>
+    <w:p>
+      <w:pPr>
+        <w:pStyle w:val="NoSpacing"/>
+      </w:pPr>
+    </w:p>
+    <w:p>
+      <w:pPr>
+        <w:pStyle w:val="NoSpacing"/>
+      </w:pPr>
+      <w:r>
+        <w:t xml:space="preserve">    update the player input</w:t>
+      </w:r>
+    </w:p>
+    <w:p>
+      <w:pPr>
+        <w:pStyle w:val="NoSpacing"/>
+      </w:pPr>
+    </w:p>
+    <w:p>
+      <w:pPr>
+        <w:pStyle w:val="NoSpacing"/>
+      </w:pPr>
+      <w:r>
+        <w:t xml:space="preserve">    Registry run_time &lt;- Registry run_time + 1 / 60</w:t>
+      </w:r>
+    </w:p>
+    <w:p>
+      <w:pPr>
+        <w:pStyle w:val="NoSpacing"/>
+      </w:pPr>
+    </w:p>
+    <w:p>
+      <w:pPr>
+        <w:pStyle w:val="NoSpacing"/>
+      </w:pPr>
+      <w:r>
+        <w:t xml:space="preserve">    RETURN 0</w:t>
+      </w:r>
+    </w:p>
+    <w:p>
+      <w:pPr>
+        <w:pStyle w:val="NoSpacing"/>
+      </w:pPr>
+      <w:r>
+        <w:t>END FUNCTION</w:t>
+      </w:r>
+    </w:p>
+    <w:p>
+      <w:pPr>
+        <w:pStyle w:val="NoSpacing"/>
+      </w:pPr>
+    </w:p>
+    <w:p>
+      <w:pPr>
+        <w:pStyle w:val="NoSpacing"/>
+      </w:pPr>
+      <w:r>
+        <w:t>END</w:t>
       </w:r>
     </w:p>
     <w:p>
@@ -1217,7 +2681,2054 @@
         <w:pStyle w:val="Heading4"/>
       </w:pPr>
       <w:r>
-        <w:t>Main</w:t>
+        <w:t>Level Template</w:t>
+      </w:r>
+    </w:p>
+    <w:p>
+      <w:pPr>
+        <w:pStyle w:val="NoSpacing"/>
+      </w:pPr>
+      <w:r>
+        <w:t>// This pseudocode can also be found in “</w:t>
+      </w:r>
+      <w:r>
+        <w:t>LevelTemplate</w:t>
+      </w:r>
+      <w:r>
+        <w:t>.pseudo.txt”</w:t>
+      </w:r>
+    </w:p>
+    <w:p>
+      <w:pPr>
+        <w:pStyle w:val="NoSpacing"/>
+      </w:pPr>
+      <w:r>
+        <w:t>CLASS LevelTemplate</w:t>
+      </w:r>
+    </w:p>
+    <w:p>
+      <w:pPr>
+        <w:pStyle w:val="NoSpacing"/>
+      </w:pPr>
+      <w:r>
+        <w:t xml:space="preserve">    PROTECTED</w:t>
+      </w:r>
+    </w:p>
+    <w:p>
+      <w:pPr>
+        <w:pStyle w:val="NoSpacing"/>
+      </w:pPr>
+      <w:r>
+        <w:t xml:space="preserve">        game_balls AS vector</w:t>
+      </w:r>
+    </w:p>
+    <w:p>
+      <w:pPr>
+        <w:pStyle w:val="NoSpacing"/>
+      </w:pPr>
+      <w:r>
+        <w:t xml:space="preserve">        cannon_object</w:t>
+      </w:r>
+    </w:p>
+    <w:p>
+      <w:pPr>
+        <w:pStyle w:val="NoSpacing"/>
+      </w:pPr>
+      <w:r>
+        <w:t xml:space="preserve">        mass_object</w:t>
+      </w:r>
+    </w:p>
+    <w:p>
+      <w:pPr>
+        <w:pStyle w:val="NoSpacing"/>
+      </w:pPr>
+      <w:r>
+        <w:t xml:space="preserve">        game_lost &lt;- FALSE</w:t>
+      </w:r>
+    </w:p>
+    <w:p>
+      <w:pPr>
+        <w:pStyle w:val="NoSpacing"/>
+      </w:pPr>
+      <w:r>
+        <w:t xml:space="preserve">        instructions AS LevelInstructions</w:t>
+      </w:r>
+    </w:p>
+    <w:p>
+      <w:pPr>
+        <w:pStyle w:val="NoSpacing"/>
+      </w:pPr>
+      <w:r>
+        <w:t xml:space="preserve">        left_dragon</w:t>
+      </w:r>
+    </w:p>
+    <w:p>
+      <w:pPr>
+        <w:pStyle w:val="NoSpacing"/>
+      </w:pPr>
+      <w:r>
+        <w:t xml:space="preserve">        right_dragon</w:t>
+      </w:r>
+    </w:p>
+    <w:p>
+      <w:pPr>
+        <w:pStyle w:val="NoSpacing"/>
+      </w:pPr>
+      <w:r>
+        <w:t xml:space="preserve">        pop_sounds AS a one-dimensional array of 15 elements</w:t>
+      </w:r>
+    </w:p>
+    <w:p>
+      <w:pPr>
+        <w:pStyle w:val="NoSpacing"/>
+      </w:pPr>
+      <w:r>
+        <w:t xml:space="preserve">        cannon_fire_sound</w:t>
+      </w:r>
+    </w:p>
+    <w:p>
+      <w:pPr>
+        <w:pStyle w:val="NoSpacing"/>
+      </w:pPr>
+      <w:r>
+        <w:t xml:space="preserve">        anvil_fail_sound</w:t>
+      </w:r>
+    </w:p>
+    <w:p>
+      <w:pPr>
+        <w:pStyle w:val="NoSpacing"/>
+      </w:pPr>
+      <w:r>
+        <w:t xml:space="preserve">        level_end_time &lt;- -1</w:t>
+      </w:r>
+    </w:p>
+    <w:p>
+      <w:pPr>
+        <w:pStyle w:val="NoSpacing"/>
+      </w:pPr>
+      <w:r>
+        <w:t xml:space="preserve">        level_over &lt;- FALSE</w:t>
+      </w:r>
+    </w:p>
+    <w:p>
+      <w:pPr>
+        <w:pStyle w:val="NoSpacing"/>
+      </w:pPr>
+      <w:r>
+        <w:t xml:space="preserve">        level_complete_text</w:t>
+      </w:r>
+    </w:p>
+    <w:p>
+      <w:pPr>
+        <w:pStyle w:val="NoSpacing"/>
+      </w:pPr>
+      <w:r>
+        <w:t xml:space="preserve">        score_text</w:t>
+      </w:r>
+    </w:p>
+    <w:p>
+      <w:pPr>
+        <w:pStyle w:val="NoSpacing"/>
+      </w:pPr>
+    </w:p>
+    <w:p>
+      <w:pPr>
+        <w:pStyle w:val="NoSpacing"/>
+      </w:pPr>
+      <w:r>
+        <w:t xml:space="preserve">        CONSTRUCTOR LevelTemplate</w:t>
+      </w:r>
+    </w:p>
+    <w:p>
+      <w:pPr>
+        <w:pStyle w:val="NoSpacing"/>
+      </w:pPr>
+      <w:r>
+        <w:t xml:space="preserve">            DEFINE cannon_fire_sound_path_components AS a one-dimensional array of four elements</w:t>
+      </w:r>
+    </w:p>
+    <w:p>
+      <w:pPr>
+        <w:pStyle w:val="NoSpacing"/>
+      </w:pPr>
+      <w:r>
+        <w:t xml:space="preserve">            cannon_fire_sound_path_components &lt;- ["resources", "sounds", "cannon fire.ogg"]</w:t>
+      </w:r>
+    </w:p>
+    <w:p>
+      <w:pPr>
+        <w:pStyle w:val="NoSpacing"/>
+      </w:pPr>
+      <w:r>
+        <w:t xml:space="preserve">            DEFINE anvil_fail_sound_path_components AS a one-dimensional array of four elements</w:t>
+      </w:r>
+    </w:p>
+    <w:p>
+      <w:pPr>
+        <w:pStyle w:val="NoSpacing"/>
+      </w:pPr>
+      <w:r>
+        <w:t xml:space="preserve">            anvil_fail_sound_path_components &lt;- ["resources", "sounds", "anvil.ogg"]</w:t>
+      </w:r>
+    </w:p>
+    <w:p>
+      <w:pPr>
+        <w:pStyle w:val="NoSpacing"/>
+      </w:pPr>
+    </w:p>
+    <w:p>
+      <w:pPr>
+        <w:pStyle w:val="NoSpacing"/>
+      </w:pPr>
+      <w:r>
+        <w:t xml:space="preserve">            FOR i &lt;- 0 TO 15</w:t>
+      </w:r>
+    </w:p>
+    <w:p>
+      <w:pPr>
+        <w:pStyle w:val="NoSpacing"/>
+      </w:pPr>
+      <w:r>
+        <w:lastRenderedPageBreak/>
+        <w:t xml:space="preserve">                DECLARE file</w:t>
+      </w:r>
+    </w:p>
+    <w:p>
+      <w:pPr>
+        <w:pStyle w:val="NoSpacing"/>
+      </w:pPr>
+      <w:r>
+        <w:t xml:space="preserve">                file &lt;- AS_STRING(i + 1) + ".ogg"</w:t>
+      </w:r>
+    </w:p>
+    <w:p>
+      <w:pPr>
+        <w:pStyle w:val="NoSpacing"/>
+      </w:pPr>
+      <w:r>
+        <w:t xml:space="preserve">                DECLARE pop_sound_path_components AS a one-dimensional array of four elements</w:t>
+      </w:r>
+    </w:p>
+    <w:p>
+      <w:pPr>
+        <w:pStyle w:val="NoSpacing"/>
+      </w:pPr>
+      <w:r>
+        <w:t xml:space="preserve">                pop_sound_path_components &lt;- ["resources", "sounds", "pops", file]</w:t>
+      </w:r>
+    </w:p>
+    <w:p>
+      <w:pPr>
+        <w:pStyle w:val="NoSpacing"/>
+      </w:pPr>
+      <w:r>
+        <w:t xml:space="preserve">                DECLARE file_path</w:t>
+      </w:r>
+    </w:p>
+    <w:p>
+      <w:pPr>
+        <w:pStyle w:val="NoSpacing"/>
+      </w:pPr>
+      <w:r>
+        <w:t xml:space="preserve">                file_path &lt;- ARRAY_TO_PATH(pop_sound_path_components)</w:t>
+      </w:r>
+    </w:p>
+    <w:p>
+      <w:pPr>
+        <w:pStyle w:val="NoSpacing"/>
+      </w:pPr>
+      <w:r>
+        <w:t xml:space="preserve">                pop sound at index i to load file_path</w:t>
+      </w:r>
+    </w:p>
+    <w:p>
+      <w:pPr>
+        <w:pStyle w:val="NoSpacing"/>
+      </w:pPr>
+      <w:r>
+        <w:t xml:space="preserve">            END FOR</w:t>
+      </w:r>
+    </w:p>
+    <w:p>
+      <w:pPr>
+        <w:pStyle w:val="NoSpacing"/>
+      </w:pPr>
+    </w:p>
+    <w:p>
+      <w:pPr>
+        <w:pStyle w:val="NoSpacing"/>
+      </w:pPr>
+      <w:r>
+        <w:t xml:space="preserve">            use cannon_fire_sound to load cannon_fire_sound_path_components after converting it to a proper file path</w:t>
+      </w:r>
+    </w:p>
+    <w:p>
+      <w:pPr>
+        <w:pStyle w:val="NoSpacing"/>
+      </w:pPr>
+      <w:r>
+        <w:t xml:space="preserve">            set the cannon_fire_sound volume to 30%</w:t>
+      </w:r>
+    </w:p>
+    <w:p>
+      <w:pPr>
+        <w:pStyle w:val="NoSpacing"/>
+      </w:pPr>
+    </w:p>
+    <w:p>
+      <w:pPr>
+        <w:pStyle w:val="NoSpacing"/>
+      </w:pPr>
+      <w:r>
+        <w:t xml:space="preserve">            use anvil_fail_sound to load anvil_fail_sound_path_components after converting it to a proper file path</w:t>
+      </w:r>
+    </w:p>
+    <w:p>
+      <w:pPr>
+        <w:pStyle w:val="NoSpacing"/>
+      </w:pPr>
+      <w:r>
+        <w:t xml:space="preserve">            set the anvil_fail_sound volume to 40%</w:t>
+      </w:r>
+    </w:p>
+    <w:p>
+      <w:pPr>
+        <w:pStyle w:val="NoSpacing"/>
+      </w:pPr>
+      <w:r>
+        <w:t xml:space="preserve">        END CONSTRUCTOR</w:t>
+      </w:r>
+    </w:p>
+    <w:p>
+      <w:pPr>
+        <w:pStyle w:val="NoSpacing"/>
+      </w:pPr>
+    </w:p>
+    <w:p>
+      <w:pPr>
+        <w:pStyle w:val="NoSpacing"/>
+      </w:pPr>
+      <w:r>
+        <w:t xml:space="preserve">        PROCEDURE create_ball_grid(game_balls, current_level)</w:t>
+      </w:r>
+    </w:p>
+    <w:p>
+      <w:pPr>
+        <w:pStyle w:val="NoSpacing"/>
+      </w:pPr>
+      <w:r>
+        <w:t xml:space="preserve">            DECLARE columns</w:t>
+      </w:r>
+    </w:p>
+    <w:p>
+      <w:pPr>
+        <w:pStyle w:val="NoSpacing"/>
+      </w:pPr>
+      <w:r>
+        <w:t xml:space="preserve">            columns &lt;- 14</w:t>
+      </w:r>
+    </w:p>
+    <w:p>
+      <w:pPr>
+        <w:pStyle w:val="NoSpacing"/>
+      </w:pPr>
+    </w:p>
+    <w:p>
+      <w:pPr>
+        <w:pStyle w:val="NoSpacing"/>
+      </w:pPr>
+      <w:r>
+        <w:t xml:space="preserve">            DECLARE rows</w:t>
+      </w:r>
+    </w:p>
+    <w:p>
+      <w:pPr>
+        <w:pStyle w:val="NoSpacing"/>
+      </w:pPr>
+      <w:r>
+        <w:t xml:space="preserve">            rows &lt;- 6</w:t>
+      </w:r>
+    </w:p>
+    <w:p>
+      <w:pPr>
+        <w:pStyle w:val="NoSpacing"/>
+      </w:pPr>
+    </w:p>
+    <w:p>
+      <w:pPr>
+        <w:pStyle w:val="NoSpacing"/>
+      </w:pPr>
+      <w:r>
+        <w:t xml:space="preserve">            IF current_level is Constants LEVEL_TWO THEN</w:t>
+      </w:r>
+    </w:p>
+    <w:p>
+      <w:pPr>
+        <w:pStyle w:val="NoSpacing"/>
+      </w:pPr>
+      <w:r>
+        <w:t xml:space="preserve">                rows &lt;- 8</w:t>
+      </w:r>
+    </w:p>
+    <w:p>
+      <w:pPr>
+        <w:pStyle w:val="NoSpacing"/>
+      </w:pPr>
+      <w:r>
+        <w:t xml:space="preserve">            END IF</w:t>
+      </w:r>
+    </w:p>
+    <w:p>
+      <w:pPr>
+        <w:pStyle w:val="NoSpacing"/>
+      </w:pPr>
+    </w:p>
+    <w:p>
+      <w:pPr>
+        <w:pStyle w:val="NoSpacing"/>
+      </w:pPr>
+      <w:r>
+        <w:t xml:space="preserve">            DECLARE x_pos</w:t>
+      </w:r>
+    </w:p>
+    <w:p>
+      <w:pPr>
+        <w:pStyle w:val="NoSpacing"/>
+      </w:pPr>
+      <w:r>
+        <w:t xml:space="preserve">            x_pos &lt;- Registry ball_radius</w:t>
+      </w:r>
+    </w:p>
+    <w:p>
+      <w:pPr>
+        <w:pStyle w:val="NoSpacing"/>
+      </w:pPr>
+    </w:p>
+    <w:p>
+      <w:pPr>
+        <w:pStyle w:val="NoSpacing"/>
+      </w:pPr>
+      <w:r>
+        <w:t xml:space="preserve">            DECLARE y_pos</w:t>
+      </w:r>
+    </w:p>
+    <w:p>
+      <w:pPr>
+        <w:pStyle w:val="NoSpacing"/>
+      </w:pPr>
+      <w:r>
+        <w:t xml:space="preserve">            y_pos &lt;- Registry ball_radius + get game ceiling from mass object</w:t>
+      </w:r>
+    </w:p>
+    <w:p>
+      <w:pPr>
+        <w:pStyle w:val="NoSpacing"/>
+      </w:pPr>
+    </w:p>
+    <w:p>
+      <w:pPr>
+        <w:pStyle w:val="NoSpacing"/>
+      </w:pPr>
+      <w:r>
+        <w:t xml:space="preserve">            FOR row &lt;- 0 TO rows</w:t>
+      </w:r>
+    </w:p>
+    <w:p>
+      <w:pPr>
+        <w:pStyle w:val="NoSpacing"/>
+      </w:pPr>
+      <w:r>
+        <w:t xml:space="preserve">                IF row is an even number THEN</w:t>
+      </w:r>
+    </w:p>
+    <w:p>
+      <w:pPr>
+        <w:pStyle w:val="NoSpacing"/>
+      </w:pPr>
+      <w:r>
+        <w:t xml:space="preserve">                    columns &lt;- 14</w:t>
+      </w:r>
+    </w:p>
+    <w:p>
+      <w:pPr>
+        <w:pStyle w:val="NoSpacing"/>
+      </w:pPr>
+      <w:r>
+        <w:t xml:space="preserve">                    x_pos &lt;- Registry ball_radius</w:t>
+      </w:r>
+    </w:p>
+    <w:p>
+      <w:pPr>
+        <w:pStyle w:val="NoSpacing"/>
+      </w:pPr>
+      <w:r>
+        <w:t xml:space="preserve">                ELSE</w:t>
+      </w:r>
+    </w:p>
+    <w:p>
+      <w:pPr>
+        <w:pStyle w:val="NoSpacing"/>
+      </w:pPr>
+      <w:r>
+        <w:t xml:space="preserve">                    columns &lt;- 13;</w:t>
+      </w:r>
+    </w:p>
+    <w:p>
+      <w:pPr>
+        <w:pStyle w:val="NoSpacing"/>
+      </w:pPr>
+      <w:r>
+        <w:t xml:space="preserve">                    x_pos &lt;- Registry ball_radius * 2</w:t>
+      </w:r>
+    </w:p>
+    <w:p>
+      <w:pPr>
+        <w:pStyle w:val="NoSpacing"/>
+      </w:pPr>
+      <w:r>
+        <w:t xml:space="preserve">                END IF</w:t>
+      </w:r>
+    </w:p>
+    <w:p>
+      <w:pPr>
+        <w:pStyle w:val="NoSpacing"/>
+      </w:pPr>
+    </w:p>
+    <w:p>
+      <w:pPr>
+        <w:pStyle w:val="NoSpacing"/>
+      </w:pPr>
+      <w:r>
+        <w:t xml:space="preserve">                FOR column &lt;- 0 TO columns</w:t>
+      </w:r>
+    </w:p>
+    <w:p>
+      <w:pPr>
+        <w:pStyle w:val="NoSpacing"/>
+      </w:pPr>
+      <w:r>
+        <w:t xml:space="preserve">                    DECLARE game_ball AS Ball WITH x_position &lt;- x_pos + get x_position of mass object, y_position &lt;- y_pos</w:t>
+      </w:r>
+    </w:p>
+    <w:p>
+      <w:pPr>
+        <w:pStyle w:val="NoSpacing"/>
+      </w:pPr>
+      <w:r>
+        <w:t xml:space="preserve">                    add game_ball to end of game_balls vector</w:t>
+      </w:r>
+    </w:p>
+    <w:p>
+      <w:pPr>
+        <w:pStyle w:val="NoSpacing"/>
+      </w:pPr>
+      <w:r>
+        <w:t xml:space="preserve">                    x_pos &lt;- x_pos + Registry ball_radius * 2</w:t>
+      </w:r>
+    </w:p>
+    <w:p>
+      <w:pPr>
+        <w:pStyle w:val="NoSpacing"/>
+      </w:pPr>
+      <w:r>
+        <w:t xml:space="preserve">                END FOR</w:t>
+      </w:r>
+    </w:p>
+    <w:p>
+      <w:pPr>
+        <w:pStyle w:val="NoSpacing"/>
+      </w:pPr>
+    </w:p>
+    <w:p>
+      <w:pPr>
+        <w:pStyle w:val="NoSpacing"/>
+      </w:pPr>
+      <w:r>
+        <w:lastRenderedPageBreak/>
+        <w:t xml:space="preserve">                y_pos &lt;- y_pos + Registry ball_tesselation_coefficient</w:t>
+      </w:r>
+    </w:p>
+    <w:p>
+      <w:pPr>
+        <w:pStyle w:val="NoSpacing"/>
+      </w:pPr>
+      <w:r>
+        <w:t xml:space="preserve">            END FOR</w:t>
+      </w:r>
+    </w:p>
+    <w:p>
+      <w:pPr>
+        <w:pStyle w:val="NoSpacing"/>
+      </w:pPr>
+      <w:r>
+        <w:t xml:space="preserve">        END PROCEDURE</w:t>
+      </w:r>
+    </w:p>
+    <w:p>
+      <w:pPr>
+        <w:pStyle w:val="NoSpacing"/>
+      </w:pPr>
+    </w:p>
+    <w:p>
+      <w:pPr>
+        <w:pStyle w:val="NoSpacing"/>
+      </w:pPr>
+      <w:r>
+        <w:t xml:space="preserve">        PROCEDURE anchor_balls_to_mass</w:t>
+      </w:r>
+    </w:p>
+    <w:p>
+      <w:pPr>
+        <w:pStyle w:val="NoSpacing"/>
+      </w:pPr>
+      <w:r>
+        <w:t xml:space="preserve">            FOR i &lt;- 0 TO get size of game_balls - 2</w:t>
+      </w:r>
+    </w:p>
+    <w:p>
+      <w:pPr>
+        <w:pStyle w:val="NoSpacing"/>
+      </w:pPr>
+      <w:r>
+        <w:t xml:space="preserve">                IF the ball at index i has y_position sufficiently close to the bottom of the mass object THEN</w:t>
+      </w:r>
+    </w:p>
+    <w:p>
+      <w:pPr>
+        <w:pStyle w:val="NoSpacing"/>
+      </w:pPr>
+      <w:r>
+        <w:t xml:space="preserve">                    ball at index i is anchored</w:t>
+      </w:r>
+    </w:p>
+    <w:p>
+      <w:pPr>
+        <w:pStyle w:val="NoSpacing"/>
+      </w:pPr>
+      <w:r>
+        <w:t xml:space="preserve">                END IF</w:t>
+      </w:r>
+    </w:p>
+    <w:p>
+      <w:pPr>
+        <w:pStyle w:val="NoSpacing"/>
+      </w:pPr>
+      <w:r>
+        <w:t xml:space="preserve">            END FOR</w:t>
+      </w:r>
+    </w:p>
+    <w:p>
+      <w:pPr>
+        <w:pStyle w:val="NoSpacing"/>
+      </w:pPr>
+    </w:p>
+    <w:p>
+      <w:pPr>
+        <w:pStyle w:val="NoSpacing"/>
+      </w:pPr>
+      <w:r>
+        <w:t xml:space="preserve">            DEFINE changed</w:t>
+      </w:r>
+    </w:p>
+    <w:p>
+      <w:pPr>
+        <w:pStyle w:val="NoSpacing"/>
+      </w:pPr>
+      <w:r>
+        <w:t xml:space="preserve">            changed &lt;- TRUE</w:t>
+      </w:r>
+    </w:p>
+    <w:p>
+      <w:pPr>
+        <w:pStyle w:val="NoSpacing"/>
+      </w:pPr>
+    </w:p>
+    <w:p>
+      <w:pPr>
+        <w:pStyle w:val="NoSpacing"/>
+      </w:pPr>
+      <w:r>
+        <w:t xml:space="preserve">            WHILE changed DO</w:t>
+      </w:r>
+    </w:p>
+    <w:p>
+      <w:pPr>
+        <w:pStyle w:val="NoSpacing"/>
+      </w:pPr>
+      <w:r>
+        <w:t xml:space="preserve">                changed &lt;- result of spreading anchor flags across the game_balls vector</w:t>
+      </w:r>
+    </w:p>
+    <w:p>
+      <w:pPr>
+        <w:pStyle w:val="NoSpacing"/>
+      </w:pPr>
+      <w:r>
+        <w:t xml:space="preserve">            END WHILE</w:t>
+      </w:r>
+    </w:p>
+    <w:p>
+      <w:pPr>
+        <w:pStyle w:val="NoSpacing"/>
+      </w:pPr>
+    </w:p>
+    <w:p>
+      <w:pPr>
+        <w:pStyle w:val="NoSpacing"/>
+      </w:pPr>
+      <w:r>
+        <w:t xml:space="preserve">            FOR i &lt;- 0 TO get size of game_balls - 2</w:t>
+      </w:r>
+    </w:p>
+    <w:p>
+      <w:pPr>
+        <w:pStyle w:val="NoSpacing"/>
+      </w:pPr>
+      <w:r>
+        <w:t xml:space="preserve">                IF game_ball at index i is: not anchored, OR has a velocity in both x AND y of 0, and is not currently falling THEN</w:t>
+      </w:r>
+    </w:p>
+    <w:p>
+      <w:pPr>
+        <w:pStyle w:val="NoSpacing"/>
+      </w:pPr>
+      <w:r>
+        <w:t xml:space="preserve">                    set ball at index i to fall</w:t>
+      </w:r>
+    </w:p>
+    <w:p>
+      <w:pPr>
+        <w:pStyle w:val="NoSpacing"/>
+      </w:pPr>
+      <w:r>
+        <w:t xml:space="preserve">                END IF</w:t>
+      </w:r>
+    </w:p>
+    <w:p>
+      <w:pPr>
+        <w:pStyle w:val="NoSpacing"/>
+      </w:pPr>
+      <w:r>
+        <w:t xml:space="preserve">            END FOR</w:t>
+      </w:r>
+    </w:p>
+    <w:p>
+      <w:pPr>
+        <w:pStyle w:val="NoSpacing"/>
+      </w:pPr>
+    </w:p>
+    <w:p>
+      <w:pPr>
+        <w:pStyle w:val="NoSpacing"/>
+      </w:pPr>
+      <w:r>
+        <w:t xml:space="preserve">            FOR i &lt;- 0 TO get size of game_balls - 2</w:t>
+      </w:r>
+    </w:p>
+    <w:p>
+      <w:pPr>
+        <w:pStyle w:val="NoSpacing"/>
+      </w:pPr>
+      <w:r>
+        <w:t xml:space="preserve">                set game_ball at index i to NOT be anchored</w:t>
+      </w:r>
+    </w:p>
+    <w:p>
+      <w:pPr>
+        <w:pStyle w:val="NoSpacing"/>
+      </w:pPr>
+      <w:r>
+        <w:t xml:space="preserve">            END FOR</w:t>
+      </w:r>
+    </w:p>
+    <w:p>
+      <w:pPr>
+        <w:pStyle w:val="NoSpacing"/>
+      </w:pPr>
+      <w:r>
+        <w:t xml:space="preserve">        END PROCEDURE</w:t>
+      </w:r>
+    </w:p>
+    <w:p>
+      <w:pPr>
+        <w:pStyle w:val="NoSpacing"/>
+      </w:pPr>
+    </w:p>
+    <w:p>
+      <w:pPr>
+        <w:pStyle w:val="NoSpacing"/>
+      </w:pPr>
+      <w:r>
+        <w:t xml:space="preserve">        PROCEDURE handle_fire_cannon_event(angle)</w:t>
+      </w:r>
+    </w:p>
+    <w:p>
+      <w:pPr>
+        <w:pStyle w:val="NoSpacing"/>
+      </w:pPr>
+      <w:r>
+        <w:t xml:space="preserve">            IF sound effects are allowed to be played THEN</w:t>
+      </w:r>
+    </w:p>
+    <w:p>
+      <w:pPr>
+        <w:pStyle w:val="NoSpacing"/>
+      </w:pPr>
+      <w:r>
+        <w:t xml:space="preserve">                play cannon fire sound</w:t>
+      </w:r>
+    </w:p>
+    <w:p>
+      <w:pPr>
+        <w:pStyle w:val="NoSpacing"/>
+      </w:pPr>
+      <w:r>
+        <w:t xml:space="preserve">            END IF</w:t>
+      </w:r>
+    </w:p>
+    <w:p>
+      <w:pPr>
+        <w:pStyle w:val="NoSpacing"/>
+      </w:pPr>
+    </w:p>
+    <w:p>
+      <w:pPr>
+        <w:pStyle w:val="NoSpacing"/>
+      </w:pPr>
+      <w:r>
+        <w:t xml:space="preserve">            SWAP the last element in the vector game_balls, with the second to last element in the vector game_balls</w:t>
+      </w:r>
+    </w:p>
+    <w:p>
+      <w:pPr>
+        <w:pStyle w:val="NoSpacing"/>
+      </w:pPr>
+    </w:p>
+    <w:p>
+      <w:pPr>
+        <w:pStyle w:val="NoSpacing"/>
+      </w:pPr>
+      <w:r>
+        <w:t xml:space="preserve">            DECLARE x_velocity</w:t>
+      </w:r>
+    </w:p>
+    <w:p>
+      <w:pPr>
+        <w:pStyle w:val="NoSpacing"/>
+      </w:pPr>
+      <w:r>
+        <w:t xml:space="preserve">            x_velocity &lt;- SIN(angle) * Constants BALL_SPEED</w:t>
+      </w:r>
+    </w:p>
+    <w:p>
+      <w:pPr>
+        <w:pStyle w:val="NoSpacing"/>
+      </w:pPr>
+    </w:p>
+    <w:p>
+      <w:pPr>
+        <w:pStyle w:val="NoSpacing"/>
+      </w:pPr>
+      <w:r>
+        <w:t xml:space="preserve">            DECLARE y_velocity</w:t>
+      </w:r>
+    </w:p>
+    <w:p>
+      <w:pPr>
+        <w:pStyle w:val="NoSpacing"/>
+      </w:pPr>
+      <w:r>
+        <w:t xml:space="preserve">            y_velocity &lt;- COS(angle) * Constants BALL_SPEED</w:t>
+      </w:r>
+    </w:p>
+    <w:p>
+      <w:pPr>
+        <w:pStyle w:val="NoSpacing"/>
+      </w:pPr>
+    </w:p>
+    <w:p>
+      <w:pPr>
+        <w:pStyle w:val="NoSpacing"/>
+      </w:pPr>
+      <w:r>
+        <w:t xml:space="preserve">            set the second to last element in the game_balls vector to have velocity (x_velocity, y_velocity)</w:t>
+      </w:r>
+    </w:p>
+    <w:p>
+      <w:pPr>
+        <w:pStyle w:val="NoSpacing"/>
+      </w:pPr>
+    </w:p>
+    <w:p>
+      <w:pPr>
+        <w:pStyle w:val="NoSpacing"/>
+      </w:pPr>
+      <w:r>
+        <w:t xml:space="preserve">            add a new ball to the cannon</w:t>
+      </w:r>
+    </w:p>
+    <w:p>
+      <w:pPr>
+        <w:pStyle w:val="NoSpacing"/>
+      </w:pPr>
+    </w:p>
+    <w:p>
+      <w:pPr>
+        <w:pStyle w:val="NoSpacing"/>
+      </w:pPr>
+      <w:r>
+        <w:t xml:space="preserve">            SWAP the last element in the vector game_balls, with the second to last element in the vector game_balls</w:t>
+      </w:r>
+    </w:p>
+    <w:p>
+      <w:pPr>
+        <w:pStyle w:val="NoSpacing"/>
+      </w:pPr>
+      <w:r>
+        <w:lastRenderedPageBreak/>
+        <w:t xml:space="preserve">        END PROCEDURE</w:t>
+      </w:r>
+    </w:p>
+    <w:p>
+      <w:pPr>
+        <w:pStyle w:val="NoSpacing"/>
+      </w:pPr>
+    </w:p>
+    <w:p>
+      <w:pPr>
+        <w:pStyle w:val="NoSpacing"/>
+      </w:pPr>
+      <w:r>
+        <w:t xml:space="preserve">    PUBLIC</w:t>
+      </w:r>
+    </w:p>
+    <w:p>
+      <w:pPr>
+        <w:pStyle w:val="NoSpacing"/>
+      </w:pPr>
+      <w:r>
+        <w:t xml:space="preserve">        FUNCTION run_menu(window, player_input, current_menu)</w:t>
+      </w:r>
+    </w:p>
+    <w:p>
+      <w:pPr>
+        <w:pStyle w:val="NoSpacing"/>
+      </w:pPr>
+      <w:r>
+        <w:t xml:space="preserve">            DECLARE angle</w:t>
+      </w:r>
+    </w:p>
+    <w:p>
+      <w:pPr>
+        <w:pStyle w:val="NoSpacing"/>
+      </w:pPr>
+      <w:r>
+        <w:t xml:space="preserve">            angle &lt;- 0</w:t>
+      </w:r>
+    </w:p>
+    <w:p>
+      <w:pPr>
+        <w:pStyle w:val="NoSpacing"/>
+      </w:pPr>
+    </w:p>
+    <w:p>
+      <w:pPr>
+        <w:pStyle w:val="NoSpacing"/>
+      </w:pPr>
+      <w:r>
+        <w:t xml:space="preserve">            DECLARE ball_in_motion</w:t>
+      </w:r>
+    </w:p>
+    <w:p>
+      <w:pPr>
+        <w:pStyle w:val="NoSpacing"/>
+      </w:pPr>
+      <w:r>
+        <w:t xml:space="preserve">            ball_in_motion &lt;- FALSE</w:t>
+      </w:r>
+    </w:p>
+    <w:p>
+      <w:pPr>
+        <w:pStyle w:val="NoSpacing"/>
+      </w:pPr>
+    </w:p>
+    <w:p>
+      <w:pPr>
+        <w:pStyle w:val="NoSpacing"/>
+      </w:pPr>
+      <w:r>
+        <w:t xml:space="preserve">            DECLARE index</w:t>
+      </w:r>
+    </w:p>
+    <w:p>
+      <w:pPr>
+        <w:pStyle w:val="NoSpacing"/>
+      </w:pPr>
+      <w:r>
+        <w:t xml:space="preserve">            index &lt;- 0</w:t>
+      </w:r>
+    </w:p>
+    <w:p>
+      <w:pPr>
+        <w:pStyle w:val="NoSpacing"/>
+      </w:pPr>
+    </w:p>
+    <w:p>
+      <w:pPr>
+        <w:pStyle w:val="NoSpacing"/>
+      </w:pPr>
+      <w:r>
+        <w:t xml:space="preserve">            DECLARE random_pop_sound_index</w:t>
+      </w:r>
+    </w:p>
+    <w:p>
+      <w:pPr>
+        <w:pStyle w:val="NoSpacing"/>
+      </w:pPr>
+      <w:r>
+        <w:t xml:space="preserve">            DECLARE x_pos</w:t>
+      </w:r>
+    </w:p>
+    <w:p>
+      <w:pPr>
+        <w:pStyle w:val="NoSpacing"/>
+      </w:pPr>
+      <w:r>
+        <w:t xml:space="preserve">            DECLARE y_pos</w:t>
+      </w:r>
+    </w:p>
+    <w:p>
+      <w:pPr>
+        <w:pStyle w:val="NoSpacing"/>
+      </w:pPr>
+      <w:r>
+        <w:t xml:space="preserve">            DECLARE garbage_ball_elements AS a vector of integers</w:t>
+      </w:r>
+    </w:p>
+    <w:p>
+      <w:pPr>
+        <w:pStyle w:val="NoSpacing"/>
+      </w:pPr>
+    </w:p>
+    <w:p>
+      <w:pPr>
+        <w:pStyle w:val="NoSpacing"/>
+      </w:pPr>
+      <w:r>
+        <w:t xml:space="preserve">            compute the instructions</w:t>
+      </w:r>
+    </w:p>
+    <w:p>
+      <w:pPr>
+        <w:pStyle w:val="NoSpacing"/>
+      </w:pPr>
+      <w:r>
+        <w:t xml:space="preserve">            compute the left dragon</w:t>
+      </w:r>
+    </w:p>
+    <w:p>
+      <w:pPr>
+        <w:pStyle w:val="NoSpacing"/>
+      </w:pPr>
+      <w:r>
+        <w:t xml:space="preserve">            compute the right dragon</w:t>
+      </w:r>
+    </w:p>
+    <w:p>
+      <w:pPr>
+        <w:pStyle w:val="NoSpacing"/>
+      </w:pPr>
+    </w:p>
+    <w:p>
+      <w:pPr>
+        <w:pStyle w:val="NoSpacing"/>
+      </w:pPr>
+      <w:r>
+        <w:t xml:space="preserve">            IF the level is NOT over THEN</w:t>
+      </w:r>
+    </w:p>
+    <w:p>
+      <w:pPr>
+        <w:pStyle w:val="NoSpacing"/>
+      </w:pPr>
+      <w:r>
+        <w:t xml:space="preserve">                compute the cannon</w:t>
+      </w:r>
+    </w:p>
+    <w:p>
+      <w:pPr>
+        <w:pStyle w:val="NoSpacing"/>
+      </w:pPr>
+      <w:r>
+        <w:t xml:space="preserve">            END IF</w:t>
+      </w:r>
+    </w:p>
+    <w:p>
+      <w:pPr>
+        <w:pStyle w:val="NoSpacing"/>
+      </w:pPr>
+    </w:p>
+    <w:p>
+      <w:pPr>
+        <w:pStyle w:val="NoSpacing"/>
+      </w:pPr>
+      <w:r>
+        <w:t xml:space="preserve">            render the instructions to the window</w:t>
+      </w:r>
+    </w:p>
+    <w:p>
+      <w:pPr>
+        <w:pStyle w:val="NoSpacing"/>
+      </w:pPr>
+      <w:r>
+        <w:t xml:space="preserve">            render the left dragon to the window</w:t>
+      </w:r>
+    </w:p>
+    <w:p>
+      <w:pPr>
+        <w:pStyle w:val="NoSpacing"/>
+      </w:pPr>
+      <w:r>
+        <w:t xml:space="preserve">            render the right dragon to the window</w:t>
+      </w:r>
+    </w:p>
+    <w:p>
+      <w:pPr>
+        <w:pStyle w:val="NoSpacing"/>
+      </w:pPr>
+    </w:p>
+    <w:p>
+      <w:pPr>
+        <w:pStyle w:val="NoSpacing"/>
+      </w:pPr>
+      <w:r>
+        <w:t xml:space="preserve">            IF the level is NOT over THEN</w:t>
+      </w:r>
+    </w:p>
+    <w:p>
+      <w:pPr>
+        <w:pStyle w:val="NoSpacing"/>
+      </w:pPr>
+      <w:r>
+        <w:t xml:space="preserve">                render the cannon to the window</w:t>
+      </w:r>
+    </w:p>
+    <w:p>
+      <w:pPr>
+        <w:pStyle w:val="NoSpacing"/>
+      </w:pPr>
+    </w:p>
+    <w:p>
+      <w:pPr>
+        <w:pStyle w:val="NoSpacing"/>
+      </w:pPr>
+      <w:r>
+        <w:t xml:space="preserve">                set the score text position on screen to the origin (0, 0)</w:t>
+      </w:r>
+    </w:p>
+    <w:p>
+      <w:pPr>
+        <w:pStyle w:val="NoSpacing"/>
+      </w:pPr>
+      <w:r>
+        <w:t xml:space="preserve">                RENDER "Score: " + AS_STRING(Registry score) TO window WITH: FONT SIZE 30, COLOUR BLACK</w:t>
+      </w:r>
+    </w:p>
+    <w:p>
+      <w:pPr>
+        <w:pStyle w:val="NoSpacing"/>
+      </w:pPr>
+    </w:p>
+    <w:p>
+      <w:pPr>
+        <w:pStyle w:val="NoSpacing"/>
+      </w:pPr>
+      <w:r>
+        <w:t xml:space="preserve">                FOR game_ball IN game_balls</w:t>
+      </w:r>
+    </w:p>
+    <w:p>
+      <w:pPr>
+        <w:pStyle w:val="NoSpacing"/>
+      </w:pPr>
+      <w:r>
+        <w:t xml:space="preserve">                    IF the index represents the second to last element in the vector game_balls THEN</w:t>
+      </w:r>
+    </w:p>
+    <w:p>
+      <w:pPr>
+        <w:pStyle w:val="NoSpacing"/>
+      </w:pPr>
+      <w:r>
+        <w:t xml:space="preserve">                        angle &lt;- (get cannon rotation - 90) * Constants DEGREES_TO_RADIANS_CONVERSION_CONSTANT</w:t>
+      </w:r>
+    </w:p>
+    <w:p>
+      <w:pPr>
+        <w:pStyle w:val="NoSpacing"/>
+      </w:pPr>
+    </w:p>
+    <w:p>
+      <w:pPr>
+        <w:pStyle w:val="NoSpacing"/>
+      </w:pPr>
+      <w:r>
+        <w:t xml:space="preserve">                        x_pos &lt;- -sin(angle) * Registry ball_radius / 2</w:t>
+      </w:r>
+    </w:p>
+    <w:p>
+      <w:pPr>
+        <w:pStyle w:val="NoSpacing"/>
+      </w:pPr>
+      <w:r>
+        <w:t xml:space="preserve">                        y_pos &lt;- -cos(angle) * Registry ball_radius / 2</w:t>
+      </w:r>
+    </w:p>
+    <w:p>
+      <w:pPr>
+        <w:pStyle w:val="NoSpacing"/>
+      </w:pPr>
+      <w:r>
+        <w:t xml:space="preserve">                        set the game_ball to position (get cannon x position + x_pos, get cannon y position + y_pos)</w:t>
+      </w:r>
+    </w:p>
+    <w:p>
+      <w:pPr>
+        <w:pStyle w:val="NoSpacing"/>
+      </w:pPr>
+      <w:r>
+        <w:t xml:space="preserve">                    END IF</w:t>
+      </w:r>
+    </w:p>
+    <w:p>
+      <w:pPr>
+        <w:pStyle w:val="NoSpacing"/>
+      </w:pPr>
+    </w:p>
+    <w:p>
+      <w:pPr>
+        <w:pStyle w:val="NoSpacing"/>
+      </w:pPr>
+      <w:r>
+        <w:t xml:space="preserve">                    compute game_ball</w:t>
+      </w:r>
+    </w:p>
+    <w:p>
+      <w:pPr>
+        <w:pStyle w:val="NoSpacing"/>
+      </w:pPr>
+      <w:r>
+        <w:t xml:space="preserve">                    render game_ball to window</w:t>
+      </w:r>
+    </w:p>
+    <w:p>
+      <w:pPr>
+        <w:pStyle w:val="NoSpacing"/>
+      </w:pPr>
+    </w:p>
+    <w:p>
+      <w:pPr>
+        <w:pStyle w:val="NoSpacing"/>
+      </w:pPr>
+      <w:r>
+        <w:lastRenderedPageBreak/>
+        <w:t xml:space="preserve">                    IF the game_ball is popped THEN</w:t>
+      </w:r>
+    </w:p>
+    <w:p>
+      <w:pPr>
+        <w:pStyle w:val="NoSpacing"/>
+      </w:pPr>
+      <w:r>
+        <w:t xml:space="preserve">                        add index to the end of the vector garbage_ball_elements</w:t>
+      </w:r>
+    </w:p>
+    <w:p>
+      <w:pPr>
+        <w:pStyle w:val="NoSpacing"/>
+      </w:pPr>
+      <w:r>
+        <w:t xml:space="preserve">                    ELSE IF the game_ball has a velocity of 0, AND is not one of the last two elements in the vector game_balls THEN</w:t>
+      </w:r>
+    </w:p>
+    <w:p>
+      <w:pPr>
+        <w:pStyle w:val="NoSpacing"/>
+      </w:pPr>
+      <w:r>
+        <w:t xml:space="preserve">                        FOR collision_game_ball IN game_balls</w:t>
+      </w:r>
+    </w:p>
+    <w:p>
+      <w:pPr>
+        <w:pStyle w:val="NoSpacing"/>
+      </w:pPr>
+      <w:r>
+        <w:t xml:space="preserve">                            check for collisions between collision_game_ball AND game_ball</w:t>
+      </w:r>
+    </w:p>
+    <w:p>
+      <w:pPr>
+        <w:pStyle w:val="NoSpacing"/>
+      </w:pPr>
+      <w:r>
+        <w:t xml:space="preserve">                        END FOR</w:t>
+      </w:r>
+    </w:p>
+    <w:p>
+      <w:pPr>
+        <w:pStyle w:val="NoSpacing"/>
+      </w:pPr>
+      <w:r>
+        <w:t xml:space="preserve">                    END IF</w:t>
+      </w:r>
+    </w:p>
+    <w:p>
+      <w:pPr>
+        <w:pStyle w:val="NoSpacing"/>
+      </w:pPr>
+    </w:p>
+    <w:p>
+      <w:pPr>
+        <w:pStyle w:val="NoSpacing"/>
+      </w:pPr>
+      <w:r>
+        <w:t xml:space="preserve">                    index &lt;- index + 1</w:t>
+      </w:r>
+    </w:p>
+    <w:p>
+      <w:pPr>
+        <w:pStyle w:val="NoSpacing"/>
+      </w:pPr>
+      <w:r>
+        <w:t xml:space="preserve">                END FOR</w:t>
+      </w:r>
+    </w:p>
+    <w:p>
+      <w:pPr>
+        <w:pStyle w:val="NoSpacing"/>
+      </w:pPr>
+    </w:p>
+    <w:p>
+      <w:pPr>
+        <w:pStyle w:val="NoSpacing"/>
+      </w:pPr>
+      <w:r>
+        <w:t xml:space="preserve">                anchor balls to mass</w:t>
+      </w:r>
+    </w:p>
+    <w:p>
+      <w:pPr>
+        <w:pStyle w:val="NoSpacing"/>
+      </w:pPr>
+    </w:p>
+    <w:p>
+      <w:pPr>
+        <w:pStyle w:val="NoSpacing"/>
+      </w:pPr>
+      <w:r>
+        <w:t xml:space="preserve">                index &lt;- 0</w:t>
+      </w:r>
+    </w:p>
+    <w:p>
+      <w:pPr>
+        <w:pStyle w:val="NoSpacing"/>
+      </w:pPr>
+    </w:p>
+    <w:p>
+      <w:pPr>
+        <w:pStyle w:val="NoSpacing"/>
+      </w:pPr>
+      <w:r>
+        <w:t xml:space="preserve">                FOR game_ball IN game_balls</w:t>
+      </w:r>
+    </w:p>
+    <w:p>
+      <w:pPr>
+        <w:pStyle w:val="NoSpacing"/>
+      </w:pPr>
+      <w:r>
+        <w:t xml:space="preserve">                    IF the velocity of the ball is not 0 THEN</w:t>
+      </w:r>
+    </w:p>
+    <w:p>
+      <w:pPr>
+        <w:pStyle w:val="NoSpacing"/>
+      </w:pPr>
+      <w:r>
+        <w:t xml:space="preserve">                        ball_in_motion &lt;- TRUE</w:t>
+      </w:r>
+    </w:p>
+    <w:p>
+      <w:pPr>
+        <w:pStyle w:val="NoSpacing"/>
+      </w:pPr>
+      <w:r>
+        <w:t xml:space="preserve">                    END IF</w:t>
+      </w:r>
+    </w:p>
+    <w:p>
+      <w:pPr>
+        <w:pStyle w:val="NoSpacing"/>
+      </w:pPr>
+    </w:p>
+    <w:p>
+      <w:pPr>
+        <w:pStyle w:val="NoSpacing"/>
+      </w:pPr>
+      <w:r>
+        <w:t xml:space="preserve">                    IF the game_ball has a velocity of 0, AND is not one of the last two elements in the vector game_balls THEN</w:t>
+      </w:r>
+    </w:p>
+    <w:p>
+      <w:pPr>
+        <w:pStyle w:val="NoSpacing"/>
+      </w:pPr>
+      <w:r>
+        <w:t xml:space="preserve">                        IF y position for the bottom of the ball is greater than the top of the cannon object THEN</w:t>
+      </w:r>
+    </w:p>
+    <w:p>
+      <w:pPr>
+        <w:pStyle w:val="NoSpacing"/>
+      </w:pPr>
+      <w:r>
+        <w:t xml:space="preserve">                            IF the ball is NOT falling THEN</w:t>
+      </w:r>
+    </w:p>
+    <w:p>
+      <w:pPr>
+        <w:pStyle w:val="NoSpacing"/>
+      </w:pPr>
+      <w:r>
+        <w:t xml:space="preserve">                                game_lost &lt;- TRUE</w:t>
+      </w:r>
+    </w:p>
+    <w:p>
+      <w:pPr>
+        <w:pStyle w:val="NoSpacing"/>
+      </w:pPr>
+      <w:r>
+        <w:t xml:space="preserve">                                level_over &lt;- TRUE</w:t>
+      </w:r>
+    </w:p>
+    <w:p>
+      <w:pPr>
+        <w:pStyle w:val="NoSpacing"/>
+      </w:pPr>
+      <w:r>
+        <w:t xml:space="preserve">                            END IF</w:t>
+      </w:r>
+    </w:p>
+    <w:p>
+      <w:pPr>
+        <w:pStyle w:val="NoSpacing"/>
+      </w:pPr>
+      <w:r>
+        <w:t xml:space="preserve">                        END IF</w:t>
+      </w:r>
+    </w:p>
+    <w:p>
+      <w:pPr>
+        <w:pStyle w:val="NoSpacing"/>
+      </w:pPr>
+      <w:r>
+        <w:t xml:space="preserve">                    END IF</w:t>
+      </w:r>
+    </w:p>
+    <w:p>
+      <w:pPr>
+        <w:pStyle w:val="NoSpacing"/>
+      </w:pPr>
+    </w:p>
+    <w:p>
+      <w:pPr>
+        <w:pStyle w:val="NoSpacing"/>
+      </w:pPr>
+      <w:r>
+        <w:t xml:space="preserve">                    IF the pop sound should be played, AND sounds are to be played THEN</w:t>
+      </w:r>
+    </w:p>
+    <w:p>
+      <w:pPr>
+        <w:pStyle w:val="NoSpacing"/>
+      </w:pPr>
+      <w:r>
+        <w:t xml:space="preserve">                        random_pop_sound_index &lt;- RANDOM INTEGER BETWEEN 0 AND 14</w:t>
+      </w:r>
+    </w:p>
+    <w:p>
+      <w:pPr>
+        <w:pStyle w:val="NoSpacing"/>
+      </w:pPr>
+      <w:r>
+        <w:t xml:space="preserve">                        play pop sound at index random_pop_sound_index</w:t>
+      </w:r>
+    </w:p>
+    <w:p>
+      <w:pPr>
+        <w:pStyle w:val="NoSpacing"/>
+      </w:pPr>
+      <w:r>
+        <w:t xml:space="preserve">                    END IF</w:t>
+      </w:r>
+    </w:p>
+    <w:p>
+      <w:pPr>
+        <w:pStyle w:val="NoSpacing"/>
+      </w:pPr>
+    </w:p>
+    <w:p>
+      <w:pPr>
+        <w:pStyle w:val="NoSpacing"/>
+      </w:pPr>
+      <w:r>
+        <w:t xml:space="preserve">                    index &lt;- index + 1</w:t>
+      </w:r>
+    </w:p>
+    <w:p>
+      <w:pPr>
+        <w:pStyle w:val="NoSpacing"/>
+      </w:pPr>
+      <w:r>
+        <w:t xml:space="preserve">                END FOR</w:t>
+      </w:r>
+    </w:p>
+    <w:p>
+      <w:pPr>
+        <w:pStyle w:val="NoSpacing"/>
+      </w:pPr>
+    </w:p>
+    <w:p>
+      <w:pPr>
+        <w:pStyle w:val="NoSpacing"/>
+      </w:pPr>
+      <w:r>
+        <w:t xml:space="preserve">                IF the y position for the bottom of the mass, is greater than the y position for the top of the cannon THEN</w:t>
+      </w:r>
+    </w:p>
+    <w:p>
+      <w:pPr>
+        <w:pStyle w:val="NoSpacing"/>
+      </w:pPr>
+      <w:r>
+        <w:t xml:space="preserve">                    game_lost &lt;- TRUE</w:t>
+      </w:r>
+    </w:p>
+    <w:p>
+      <w:pPr>
+        <w:pStyle w:val="NoSpacing"/>
+      </w:pPr>
+      <w:r>
+        <w:t xml:space="preserve">                    level_over &lt;- TRUE</w:t>
+      </w:r>
+    </w:p>
+    <w:p>
+      <w:pPr>
+        <w:pStyle w:val="NoSpacing"/>
+      </w:pPr>
+      <w:r>
+        <w:t xml:space="preserve">                END IF</w:t>
+      </w:r>
+    </w:p>
+    <w:p>
+      <w:pPr>
+        <w:pStyle w:val="NoSpacing"/>
+      </w:pPr>
+      <w:r>
+        <w:t xml:space="preserve">            END IF</w:t>
+      </w:r>
+    </w:p>
+    <w:p>
+      <w:pPr>
+        <w:pStyle w:val="NoSpacing"/>
+      </w:pPr>
+    </w:p>
+    <w:p>
+      <w:pPr>
+        <w:pStyle w:val="NoSpacing"/>
+      </w:pPr>
+      <w:r>
+        <w:t xml:space="preserve">            render mass object to window</w:t>
+      </w:r>
+    </w:p>
+    <w:p>
+      <w:pPr>
+        <w:pStyle w:val="NoSpacing"/>
+      </w:pPr>
+      <w:r>
+        <w:t xml:space="preserve">            compute mass object</w:t>
+      </w:r>
+    </w:p>
+    <w:p>
+      <w:pPr>
+        <w:pStyle w:val="NoSpacing"/>
+      </w:pPr>
+    </w:p>
+    <w:p>
+      <w:pPr>
+        <w:pStyle w:val="NoSpacing"/>
+      </w:pPr>
+      <w:r>
+        <w:t xml:space="preserve">            IF the level is NOT over THEN</w:t>
+      </w:r>
+    </w:p>
+    <w:p>
+      <w:pPr>
+        <w:pStyle w:val="NoSpacing"/>
+      </w:pPr>
+      <w:r>
+        <w:lastRenderedPageBreak/>
+        <w:t xml:space="preserve">                IF the player has made a valid input, AND there are no balls moving currently THEN</w:t>
+      </w:r>
+    </w:p>
+    <w:p>
+      <w:pPr>
+        <w:pStyle w:val="NoSpacing"/>
+      </w:pPr>
+      <w:r>
+        <w:t xml:space="preserve">                    fire cannon</w:t>
+      </w:r>
+    </w:p>
+    <w:p>
+      <w:pPr>
+        <w:pStyle w:val="NoSpacing"/>
+      </w:pPr>
+      <w:r>
+        <w:t xml:space="preserve">                END IF</w:t>
+      </w:r>
+    </w:p>
+    <w:p>
+      <w:pPr>
+        <w:pStyle w:val="NoSpacing"/>
+      </w:pPr>
+      <w:r>
+        <w:t xml:space="preserve">            END IF</w:t>
+      </w:r>
+    </w:p>
+    <w:p>
+      <w:pPr>
+        <w:pStyle w:val="NoSpacing"/>
+      </w:pPr>
+    </w:p>
+    <w:p>
+      <w:pPr>
+        <w:pStyle w:val="NoSpacing"/>
+      </w:pPr>
+      <w:r>
+        <w:t xml:space="preserve">            IF all the balls in the grid are popped THEN</w:t>
+      </w:r>
+    </w:p>
+    <w:p>
+      <w:pPr>
+        <w:pStyle w:val="NoSpacing"/>
+      </w:pPr>
+      <w:r>
+        <w:t xml:space="preserve">                level_over &lt;- TRUE</w:t>
+      </w:r>
+    </w:p>
+    <w:p>
+      <w:pPr>
+        <w:pStyle w:val="NoSpacing"/>
+      </w:pPr>
+      <w:r>
+        <w:t xml:space="preserve">            END IF</w:t>
+      </w:r>
+    </w:p>
+    <w:p>
+      <w:pPr>
+        <w:pStyle w:val="NoSpacing"/>
+      </w:pPr>
+    </w:p>
+    <w:p>
+      <w:pPr>
+        <w:pStyle w:val="NoSpacing"/>
+      </w:pPr>
+      <w:r>
+        <w:t xml:space="preserve">            IF the level_end_time is -1 THEN</w:t>
+      </w:r>
+    </w:p>
+    <w:p>
+      <w:pPr>
+        <w:pStyle w:val="NoSpacing"/>
+      </w:pPr>
+      <w:r>
+        <w:t xml:space="preserve">                IF game_lost THEN</w:t>
+      </w:r>
+    </w:p>
+    <w:p>
+      <w:pPr>
+        <w:pStyle w:val="NoSpacing"/>
+      </w:pPr>
+      <w:r>
+        <w:t xml:space="preserve">                    level_end_time &lt;- Registry run_time</w:t>
+      </w:r>
+    </w:p>
+    <w:p>
+      <w:pPr>
+        <w:pStyle w:val="NoSpacing"/>
+      </w:pPr>
+      <w:r>
+        <w:t xml:space="preserve">                    set the mass object to stop falling</w:t>
+      </w:r>
+    </w:p>
+    <w:p>
+      <w:pPr>
+        <w:pStyle w:val="NoSpacing"/>
+      </w:pPr>
+      <w:r>
+        <w:t xml:space="preserve">                    set the mass position such that the bottom of the mass is at the bottom of the window</w:t>
+      </w:r>
+    </w:p>
+    <w:p>
+      <w:pPr>
+        <w:pStyle w:val="NoSpacing"/>
+      </w:pPr>
+    </w:p>
+    <w:p>
+      <w:pPr>
+        <w:pStyle w:val="NoSpacing"/>
+      </w:pPr>
+      <w:r>
+        <w:t xml:space="preserve">                    IF sounds are to be played THEN</w:t>
+      </w:r>
+    </w:p>
+    <w:p>
+      <w:pPr>
+        <w:pStyle w:val="NoSpacing"/>
+      </w:pPr>
+      <w:r>
+        <w:t xml:space="preserve">                        play anvil fail sound</w:t>
+      </w:r>
+    </w:p>
+    <w:p>
+      <w:pPr>
+        <w:pStyle w:val="NoSpacing"/>
+      </w:pPr>
+    </w:p>
+    <w:p>
+      <w:pPr>
+        <w:pStyle w:val="NoSpacing"/>
+      </w:pPr>
+      <w:r>
+        <w:t xml:space="preserve">                        FOR i &lt;- 0 TO 15</w:t>
+      </w:r>
+    </w:p>
+    <w:p>
+      <w:pPr>
+        <w:pStyle w:val="NoSpacing"/>
+      </w:pPr>
+      <w:r>
+        <w:t xml:space="preserve">                            random_pop_sound_index &lt;- RANDOM INTEGER BETWEEN 0 AND 14</w:t>
+      </w:r>
+    </w:p>
+    <w:p>
+      <w:pPr>
+        <w:pStyle w:val="NoSpacing"/>
+      </w:pPr>
+      <w:r>
+        <w:t xml:space="preserve">                            play pop sound at index random_pop_sound_index</w:t>
+      </w:r>
+    </w:p>
+    <w:p>
+      <w:pPr>
+        <w:pStyle w:val="NoSpacing"/>
+      </w:pPr>
+      <w:r>
+        <w:t xml:space="preserve">                        END FOR</w:t>
+      </w:r>
+    </w:p>
+    <w:p>
+      <w:pPr>
+        <w:pStyle w:val="NoSpacing"/>
+      </w:pPr>
+      <w:r>
+        <w:t xml:space="preserve">                    END IF</w:t>
+      </w:r>
+    </w:p>
+    <w:p>
+      <w:pPr>
+        <w:pStyle w:val="NoSpacing"/>
+      </w:pPr>
+      <w:r>
+        <w:t xml:space="preserve">                ELSE IF the level is over THEN</w:t>
+      </w:r>
+    </w:p>
+    <w:p>
+      <w:pPr>
+        <w:pStyle w:val="NoSpacing"/>
+      </w:pPr>
+      <w:r>
+        <w:t xml:space="preserve">                    set the mass object to stop falling</w:t>
+      </w:r>
+    </w:p>
+    <w:p>
+      <w:pPr>
+        <w:pStyle w:val="NoSpacing"/>
+      </w:pPr>
+      <w:r>
+        <w:t xml:space="preserve">                    level_end_time &lt;- Registry run time</w:t>
+      </w:r>
+    </w:p>
+    <w:p>
+      <w:pPr>
+        <w:pStyle w:val="NoSpacing"/>
+      </w:pPr>
+      <w:r>
+        <w:t xml:space="preserve">                END IF</w:t>
+      </w:r>
+    </w:p>
+    <w:p>
+      <w:pPr>
+        <w:pStyle w:val="NoSpacing"/>
+      </w:pPr>
+      <w:r>
+        <w:t xml:space="preserve">            END IF</w:t>
+      </w:r>
+    </w:p>
+    <w:p>
+      <w:pPr>
+        <w:pStyle w:val="NoSpacing"/>
+      </w:pPr>
+    </w:p>
+    <w:p>
+      <w:pPr>
+        <w:pStyle w:val="NoSpacing"/>
+      </w:pPr>
+      <w:r>
+        <w:t xml:space="preserve">            IF level_over AND game NOT lost THEN</w:t>
+      </w:r>
+    </w:p>
+    <w:p>
+      <w:pPr>
+        <w:pStyle w:val="NoSpacing"/>
+      </w:pPr>
+      <w:r>
+        <w:t xml:space="preserve">                set the level_complete text position on screen to the centre, by specifying location (-1, -1)</w:t>
+      </w:r>
+    </w:p>
+    <w:p>
+      <w:pPr>
+        <w:pStyle w:val="NoSpacing"/>
+      </w:pPr>
+      <w:r>
+        <w:t xml:space="preserve">                RENDER "Level Complete!" TO window WITH: FONT SIZE 50, COLOUR (60, 176, 67), BOLD</w:t>
+      </w:r>
+    </w:p>
+    <w:p>
+      <w:pPr>
+        <w:pStyle w:val="NoSpacing"/>
+      </w:pPr>
+      <w:r>
+        <w:t xml:space="preserve">            END IF</w:t>
+      </w:r>
+    </w:p>
+    <w:p>
+      <w:pPr>
+        <w:pStyle w:val="NoSpacing"/>
+      </w:pPr>
+    </w:p>
+    <w:p>
+      <w:pPr>
+        <w:pStyle w:val="NoSpacing"/>
+      </w:pPr>
+      <w:r>
+        <w:t xml:space="preserve">            IF the time between the level being either won or lost is greater than three THEN</w:t>
+      </w:r>
+    </w:p>
+    <w:p>
+      <w:pPr>
+        <w:pStyle w:val="NoSpacing"/>
+      </w:pPr>
+      <w:r>
+        <w:t xml:space="preserve">                IF game lost THEN</w:t>
+      </w:r>
+    </w:p>
+    <w:p>
+      <w:pPr>
+        <w:pStyle w:val="NoSpacing"/>
+      </w:pPr>
+      <w:r>
+        <w:t xml:space="preserve">                    Registry game_end_state &lt;- Constants LOST</w:t>
+      </w:r>
+    </w:p>
+    <w:p>
+      <w:pPr>
+        <w:pStyle w:val="NoSpacing"/>
+      </w:pPr>
+      <w:r>
+        <w:t xml:space="preserve">                    RETURN Constants END_MENU</w:t>
+      </w:r>
+    </w:p>
+    <w:p>
+      <w:pPr>
+        <w:pStyle w:val="NoSpacing"/>
+      </w:pPr>
+      <w:r>
+        <w:t xml:space="preserve">                ELSE IF level over THEN</w:t>
+      </w:r>
+    </w:p>
+    <w:p>
+      <w:pPr>
+        <w:pStyle w:val="NoSpacing"/>
+      </w:pPr>
+      <w:r>
+        <w:t xml:space="preserve">                    IF the current menu is Constants LEVEL_ONE THEN</w:t>
+      </w:r>
+    </w:p>
+    <w:p>
+      <w:pPr>
+        <w:pStyle w:val="NoSpacing"/>
+      </w:pPr>
+      <w:r>
+        <w:t xml:space="preserve">                        RETURN Constants LEVEL_TWO</w:t>
+      </w:r>
+    </w:p>
+    <w:p>
+      <w:pPr>
+        <w:pStyle w:val="NoSpacing"/>
+      </w:pPr>
+      <w:r>
+        <w:t xml:space="preserve">                    ELSE IF the current level is Constants LEVEL_TWO THEN</w:t>
+      </w:r>
+    </w:p>
+    <w:p>
+      <w:pPr>
+        <w:pStyle w:val="NoSpacing"/>
+      </w:pPr>
+      <w:r>
+        <w:t xml:space="preserve">                        RETURN Constants END_MENU</w:t>
+      </w:r>
+    </w:p>
+    <w:p>
+      <w:pPr>
+        <w:pStyle w:val="NoSpacing"/>
+      </w:pPr>
+      <w:r>
+        <w:t xml:space="preserve">                    END IF</w:t>
+      </w:r>
+    </w:p>
+    <w:p>
+      <w:pPr>
+        <w:pStyle w:val="NoSpacing"/>
+      </w:pPr>
+      <w:r>
+        <w:t xml:space="preserve">                END IF</w:t>
+      </w:r>
+    </w:p>
+    <w:p>
+      <w:pPr>
+        <w:pStyle w:val="NoSpacing"/>
+      </w:pPr>
+      <w:r>
+        <w:t xml:space="preserve">            END IF</w:t>
+      </w:r>
+    </w:p>
+    <w:p>
+      <w:pPr>
+        <w:pStyle w:val="NoSpacing"/>
+      </w:pPr>
+    </w:p>
+    <w:p>
+      <w:pPr>
+        <w:pStyle w:val="NoSpacing"/>
+      </w:pPr>
+      <w:r>
+        <w:t xml:space="preserve">            RETURN current_menu</w:t>
+      </w:r>
+    </w:p>
+    <w:p>
+      <w:pPr>
+        <w:pStyle w:val="NoSpacing"/>
+      </w:pPr>
+      <w:r>
+        <w:t xml:space="preserve">        END FUNCTION</w:t>
+      </w:r>
+    </w:p>
+    <w:p>
+      <w:pPr>
+        <w:pStyle w:val="NoSpacing"/>
+      </w:pPr>
+    </w:p>
+    <w:p>
+      <w:pPr>
+        <w:pStyle w:val="NoSpacing"/>
+      </w:pPr>
+      <w:r>
+        <w:t xml:space="preserve">        PROCEDURE unload</w:t>
+      </w:r>
+    </w:p>
+    <w:p>
+      <w:pPr>
+        <w:pStyle w:val="NoSpacing"/>
+      </w:pPr>
+      <w:r>
+        <w:lastRenderedPageBreak/>
+        <w:t xml:space="preserve">            unload cannon</w:t>
+      </w:r>
+    </w:p>
+    <w:p>
+      <w:pPr>
+        <w:pStyle w:val="NoSpacing"/>
+      </w:pPr>
+      <w:r>
+        <w:t xml:space="preserve">            unload mass</w:t>
+      </w:r>
+    </w:p>
+    <w:p>
+      <w:pPr>
+        <w:pStyle w:val="NoSpacing"/>
+      </w:pPr>
+      <w:r>
+        <w:t xml:space="preserve">            unload left dragon</w:t>
+      </w:r>
+    </w:p>
+    <w:p>
+      <w:pPr>
+        <w:pStyle w:val="NoSpacing"/>
+      </w:pPr>
+      <w:r>
+        <w:t xml:space="preserve">            unload right dragon</w:t>
+      </w:r>
+    </w:p>
+    <w:p>
+      <w:pPr>
+        <w:pStyle w:val="NoSpacing"/>
+      </w:pPr>
+      <w:r>
+        <w:t xml:space="preserve">            unload instructions</w:t>
+      </w:r>
+    </w:p>
+    <w:p>
+      <w:pPr>
+        <w:pStyle w:val="NoSpacing"/>
+      </w:pPr>
+      <w:r>
+        <w:t xml:space="preserve">            unload score text</w:t>
+      </w:r>
+    </w:p>
+    <w:p>
+      <w:pPr>
+        <w:pStyle w:val="NoSpacing"/>
+      </w:pPr>
+      <w:r>
+        <w:t xml:space="preserve">            unload level_complete_text</w:t>
+      </w:r>
+    </w:p>
+    <w:p>
+      <w:pPr>
+        <w:pStyle w:val="NoSpacing"/>
+      </w:pPr>
+      <w:r>
+        <w:t xml:space="preserve">        END PROCEDURE</w:t>
+      </w:r>
+    </w:p>
+    <w:p>
+      <w:pPr>
+        <w:pStyle w:val="NoSpacing"/>
+      </w:pPr>
+      <w:r>
+        <w:t>END CLASS</w:t>
       </w:r>
     </w:p>
     <w:p>
@@ -1225,7 +4736,226 @@
         <w:pStyle w:val="Heading4"/>
       </w:pPr>
       <w:r>
-        <w:t>Level Template</w:t>
+        <w:t>Level One</w:t>
+      </w:r>
+    </w:p>
+    <w:p>
+      <w:pPr>
+        <w:pStyle w:val="NoSpacing"/>
+      </w:pPr>
+      <w:r>
+        <w:t>// This pseudocode can also be found in “</w:t>
+      </w:r>
+      <w:r>
+        <w:t>LevelOne</w:t>
+      </w:r>
+      <w:r>
+        <w:t>.pseudo.txt”</w:t>
+      </w:r>
+    </w:p>
+    <w:p>
+      <w:pPr>
+        <w:pStyle w:val="NoSpacing"/>
+      </w:pPr>
+      <w:r>
+        <w:t>CLASS LevelOne INHERITS FROM LevelTemplate</w:t>
+      </w:r>
+    </w:p>
+    <w:p>
+      <w:pPr>
+        <w:pStyle w:val="NoSpacing"/>
+      </w:pPr>
+      <w:r>
+        <w:t xml:space="preserve">    PUBLIC</w:t>
+      </w:r>
+    </w:p>
+    <w:p>
+      <w:pPr>
+        <w:pStyle w:val="NoSpacing"/>
+      </w:pPr>
+      <w:r>
+        <w:t xml:space="preserve">        PROCEDURE init</w:t>
+      </w:r>
+    </w:p>
+    <w:p>
+      <w:pPr>
+        <w:pStyle w:val="NoSpacing"/>
+      </w:pPr>
+      <w:r>
+        <w:t xml:space="preserve">            compute mass object</w:t>
+      </w:r>
+    </w:p>
+    <w:p>
+      <w:pPr>
+        <w:pStyle w:val="NoSpacing"/>
+      </w:pPr>
+    </w:p>
+    <w:p>
+      <w:pPr>
+        <w:pStyle w:val="NoSpacing"/>
+      </w:pPr>
+      <w:r>
+        <w:t xml:space="preserve">            create a grid of balls passing in the level identifier to generate the correct number of rows</w:t>
+      </w:r>
+    </w:p>
+    <w:p>
+      <w:pPr>
+        <w:pStyle w:val="NoSpacing"/>
+      </w:pPr>
+    </w:p>
+    <w:p>
+      <w:pPr>
+        <w:pStyle w:val="NoSpacing"/>
+      </w:pPr>
+      <w:r>
+        <w:t xml:space="preserve">            load cannon with ball</w:t>
+      </w:r>
+    </w:p>
+    <w:p>
+      <w:pPr>
+        <w:pStyle w:val="NoSpacing"/>
+      </w:pPr>
+      <w:r>
+        <w:t xml:space="preserve">            load cannon with ball</w:t>
+      </w:r>
+    </w:p>
+    <w:p>
+      <w:pPr>
+        <w:pStyle w:val="NoSpacing"/>
+      </w:pPr>
+      <w:r>
+        <w:t xml:space="preserve">        END PROCEDURE</w:t>
+      </w:r>
+    </w:p>
+    <w:p>
+      <w:pPr>
+        <w:pStyle w:val="NoSpacing"/>
+      </w:pPr>
+    </w:p>
+    <w:p>
+      <w:pPr>
+        <w:pStyle w:val="NoSpacing"/>
+      </w:pPr>
+      <w:r>
+        <w:t xml:space="preserve">        PROCEDURE reset_level</w:t>
+      </w:r>
+    </w:p>
+    <w:p>
+      <w:pPr>
+        <w:pStyle w:val="NoSpacing"/>
+      </w:pPr>
+      <w:r>
+        <w:t xml:space="preserve">            game_lost &lt;- FALSE</w:t>
+      </w:r>
+    </w:p>
+    <w:p>
+      <w:pPr>
+        <w:pStyle w:val="NoSpacing"/>
+      </w:pPr>
+      <w:r>
+        <w:t xml:space="preserve">            level_over &lt;- FALSE</w:t>
+      </w:r>
+    </w:p>
+    <w:p>
+      <w:pPr>
+        <w:pStyle w:val="NoSpacing"/>
+      </w:pPr>
+      <w:r>
+        <w:t xml:space="preserve">            level_end_time &lt;- -1</w:t>
+      </w:r>
+    </w:p>
+    <w:p>
+      <w:pPr>
+        <w:pStyle w:val="NoSpacing"/>
+      </w:pPr>
+    </w:p>
+    <w:p>
+      <w:pPr>
+        <w:pStyle w:val="NoSpacing"/>
+      </w:pPr>
+      <w:r>
+        <w:t xml:space="preserve">            reset mass object</w:t>
+      </w:r>
+    </w:p>
+    <w:p>
+      <w:pPr>
+        <w:pStyle w:val="NoSpacing"/>
+      </w:pPr>
+    </w:p>
+    <w:p>
+      <w:pPr>
+        <w:pStyle w:val="NoSpacing"/>
+      </w:pPr>
+      <w:r>
+        <w:t xml:space="preserve">            clear all elements from game_balls vector</w:t>
+      </w:r>
+    </w:p>
+    <w:p>
+      <w:pPr>
+        <w:pStyle w:val="NoSpacing"/>
+      </w:pPr>
+    </w:p>
+    <w:p>
+      <w:pPr>
+        <w:pStyle w:val="NoSpacing"/>
+      </w:pPr>
+      <w:r>
+        <w:t xml:space="preserve">            compute mass object</w:t>
+      </w:r>
+    </w:p>
+    <w:p>
+      <w:pPr>
+        <w:pStyle w:val="NoSpacing"/>
+      </w:pPr>
+    </w:p>
+    <w:p>
+      <w:pPr>
+        <w:pStyle w:val="NoSpacing"/>
+      </w:pPr>
+      <w:r>
+        <w:t xml:space="preserve">            create a grid of balls passing in the level identifier to generate the correct number of rows</w:t>
+      </w:r>
+    </w:p>
+    <w:p>
+      <w:pPr>
+        <w:pStyle w:val="NoSpacing"/>
+      </w:pPr>
+    </w:p>
+    <w:p>
+      <w:pPr>
+        <w:pStyle w:val="NoSpacing"/>
+      </w:pPr>
+      <w:r>
+        <w:t xml:space="preserve">            load cannon with ball</w:t>
+      </w:r>
+    </w:p>
+    <w:p>
+      <w:pPr>
+        <w:pStyle w:val="NoSpacing"/>
+      </w:pPr>
+      <w:r>
+        <w:t xml:space="preserve">            load cannon with ball</w:t>
+      </w:r>
+    </w:p>
+    <w:p>
+      <w:pPr>
+        <w:pStyle w:val="NoSpacing"/>
+      </w:pPr>
+      <w:r>
+        <w:t xml:space="preserve">        END PROCEDURE</w:t>
+      </w:r>
+    </w:p>
+    <w:p>
+      <w:pPr>
+        <w:pStyle w:val="NoSpacing"/>
+      </w:pPr>
+    </w:p>
+    <w:p>
+      <w:pPr>
+        <w:pStyle w:val="NoSpacing"/>
+      </w:pPr>
+      <w:r>
+        <w:t>END CLASS</w:t>
       </w:r>
     </w:p>
     <w:p>
@@ -1233,7 +4963,285 @@
         <w:pStyle w:val="Heading4"/>
       </w:pPr>
       <w:r>
-        <w:t>Level One</w:t>
+        <w:t>Level Two</w:t>
+      </w:r>
+    </w:p>
+    <w:p>
+      <w:pPr>
+        <w:pStyle w:val="NoSpacing"/>
+      </w:pPr>
+      <w:r>
+        <w:t>// This pseudocode can also be found in “</w:t>
+      </w:r>
+      <w:r>
+        <w:t>LevelTwo</w:t>
+      </w:r>
+      <w:r>
+        <w:t>.pseudo.txt”</w:t>
+      </w:r>
+    </w:p>
+    <w:p>
+      <w:pPr>
+        <w:pStyle w:val="NoSpacing"/>
+      </w:pPr>
+      <w:r>
+        <w:t>CLASS LevelTwo INHERITS FROM LevelTemplate</w:t>
+      </w:r>
+    </w:p>
+    <w:p>
+      <w:pPr>
+        <w:pStyle w:val="NoSpacing"/>
+      </w:pPr>
+      <w:r>
+        <w:t xml:space="preserve">    PUBLIC</w:t>
+      </w:r>
+    </w:p>
+    <w:p>
+      <w:pPr>
+        <w:pStyle w:val="NoSpacing"/>
+      </w:pPr>
+      <w:r>
+        <w:t xml:space="preserve">        PROCEDURE init</w:t>
+      </w:r>
+    </w:p>
+    <w:p>
+      <w:pPr>
+        <w:pStyle w:val="NoSpacing"/>
+      </w:pPr>
+      <w:r>
+        <w:t xml:space="preserve">            DECLARE ball_diameter</w:t>
+      </w:r>
+    </w:p>
+    <w:p>
+      <w:pPr>
+        <w:pStyle w:val="NoSpacing"/>
+      </w:pPr>
+      <w:r>
+        <w:t xml:space="preserve">            ball_diameter &lt;- 2 * Registry ball_radius</w:t>
+      </w:r>
+    </w:p>
+    <w:p>
+      <w:pPr>
+        <w:pStyle w:val="NoSpacing"/>
+      </w:pPr>
+    </w:p>
+    <w:p>
+      <w:pPr>
+        <w:pStyle w:val="NoSpacing"/>
+      </w:pPr>
+      <w:r>
+        <w:t xml:space="preserve">            set vertical mass offset to -2 * ball_diameter</w:t>
+      </w:r>
+    </w:p>
+    <w:p>
+      <w:pPr>
+        <w:pStyle w:val="NoSpacing"/>
+      </w:pPr>
+      <w:r>
+        <w:t xml:space="preserve">            compute mass object</w:t>
+      </w:r>
+    </w:p>
+    <w:p>
+      <w:pPr>
+        <w:pStyle w:val="NoSpacing"/>
+      </w:pPr>
+    </w:p>
+    <w:p>
+      <w:pPr>
+        <w:pStyle w:val="NoSpacing"/>
+      </w:pPr>
+      <w:r>
+        <w:lastRenderedPageBreak/>
+        <w:t xml:space="preserve">            create a grid of balls passing in the level identifier to generate the correct number of rows</w:t>
+      </w:r>
+    </w:p>
+    <w:p>
+      <w:pPr>
+        <w:pStyle w:val="NoSpacing"/>
+      </w:pPr>
+    </w:p>
+    <w:p>
+      <w:pPr>
+        <w:pStyle w:val="NoSpacing"/>
+      </w:pPr>
+      <w:r>
+        <w:t xml:space="preserve">            load cannon with ball</w:t>
+      </w:r>
+    </w:p>
+    <w:p>
+      <w:pPr>
+        <w:pStyle w:val="NoSpacing"/>
+      </w:pPr>
+      <w:r>
+        <w:t xml:space="preserve">            load cannon with ball</w:t>
+      </w:r>
+    </w:p>
+    <w:p>
+      <w:pPr>
+        <w:pStyle w:val="NoSpacing"/>
+      </w:pPr>
+      <w:r>
+        <w:t xml:space="preserve">        END PROCEDURE</w:t>
+      </w:r>
+    </w:p>
+    <w:p>
+      <w:pPr>
+        <w:pStyle w:val="NoSpacing"/>
+      </w:pPr>
+    </w:p>
+    <w:p>
+      <w:pPr>
+        <w:pStyle w:val="NoSpacing"/>
+      </w:pPr>
+      <w:r>
+        <w:t xml:space="preserve">        PROCEDURE reset_level</w:t>
+      </w:r>
+    </w:p>
+    <w:p>
+      <w:pPr>
+        <w:pStyle w:val="NoSpacing"/>
+      </w:pPr>
+      <w:r>
+        <w:t xml:space="preserve">            DECLARE ball_diameter</w:t>
+      </w:r>
+    </w:p>
+    <w:p>
+      <w:pPr>
+        <w:pStyle w:val="NoSpacing"/>
+      </w:pPr>
+      <w:r>
+        <w:t xml:space="preserve">            ball_diameter &lt;- 2 * Registry ball_radius</w:t>
+      </w:r>
+    </w:p>
+    <w:p>
+      <w:pPr>
+        <w:pStyle w:val="NoSpacing"/>
+      </w:pPr>
+    </w:p>
+    <w:p>
+      <w:pPr>
+        <w:pStyle w:val="NoSpacing"/>
+      </w:pPr>
+      <w:r>
+        <w:t xml:space="preserve">            game_lost &lt;- FALSE</w:t>
+      </w:r>
+    </w:p>
+    <w:p>
+      <w:pPr>
+        <w:pStyle w:val="NoSpacing"/>
+      </w:pPr>
+      <w:r>
+        <w:t xml:space="preserve">            level_over &lt;- FALSE</w:t>
+      </w:r>
+    </w:p>
+    <w:p>
+      <w:pPr>
+        <w:pStyle w:val="NoSpacing"/>
+      </w:pPr>
+      <w:r>
+        <w:t xml:space="preserve">            level_end_time &lt;- -1</w:t>
+      </w:r>
+    </w:p>
+    <w:p>
+      <w:pPr>
+        <w:pStyle w:val="NoSpacing"/>
+      </w:pPr>
+    </w:p>
+    <w:p>
+      <w:pPr>
+        <w:pStyle w:val="NoSpacing"/>
+      </w:pPr>
+      <w:r>
+        <w:t xml:space="preserve">            reset mass object</w:t>
+      </w:r>
+    </w:p>
+    <w:p>
+      <w:pPr>
+        <w:pStyle w:val="NoSpacing"/>
+      </w:pPr>
+    </w:p>
+    <w:p>
+      <w:pPr>
+        <w:pStyle w:val="NoSpacing"/>
+      </w:pPr>
+      <w:r>
+        <w:t xml:space="preserve">            clear all elements from game_balls vector</w:t>
+      </w:r>
+    </w:p>
+    <w:p>
+      <w:pPr>
+        <w:pStyle w:val="NoSpacing"/>
+      </w:pPr>
+    </w:p>
+    <w:p>
+      <w:pPr>
+        <w:pStyle w:val="NoSpacing"/>
+      </w:pPr>
+      <w:r>
+        <w:t xml:space="preserve">            set vertical mass offset to -2 * ball_diameter</w:t>
+      </w:r>
+    </w:p>
+    <w:p>
+      <w:pPr>
+        <w:pStyle w:val="NoSpacing"/>
+      </w:pPr>
+      <w:r>
+        <w:t xml:space="preserve">            compute mass object</w:t>
+      </w:r>
+    </w:p>
+    <w:p>
+      <w:pPr>
+        <w:pStyle w:val="NoSpacing"/>
+      </w:pPr>
+    </w:p>
+    <w:p>
+      <w:pPr>
+        <w:pStyle w:val="NoSpacing"/>
+      </w:pPr>
+      <w:r>
+        <w:t xml:space="preserve">            create a grid of balls passing in the level identifier to generate the correct number of rows</w:t>
+      </w:r>
+    </w:p>
+    <w:p>
+      <w:pPr>
+        <w:pStyle w:val="NoSpacing"/>
+      </w:pPr>
+    </w:p>
+    <w:p>
+      <w:pPr>
+        <w:pStyle w:val="NoSpacing"/>
+      </w:pPr>
+      <w:r>
+        <w:t xml:space="preserve">            load cannon with ball</w:t>
+      </w:r>
+    </w:p>
+    <w:p>
+      <w:pPr>
+        <w:pStyle w:val="NoSpacing"/>
+      </w:pPr>
+      <w:r>
+        <w:t xml:space="preserve">            load cannon with ball</w:t>
+      </w:r>
+    </w:p>
+    <w:p>
+      <w:pPr>
+        <w:pStyle w:val="NoSpacing"/>
+      </w:pPr>
+      <w:r>
+        <w:t xml:space="preserve">        END PROCEDURE</w:t>
+      </w:r>
+    </w:p>
+    <w:p>
+      <w:pPr>
+        <w:pStyle w:val="NoSpacing"/>
+      </w:pPr>
+    </w:p>
+    <w:p>
+      <w:pPr>
+        <w:pStyle w:val="NoSpacing"/>
+      </w:pPr>
+      <w:r>
+        <w:t>END CLASS</w:t>
       </w:r>
     </w:p>
     <w:p>
@@ -1241,7 +5249,850 @@
         <w:pStyle w:val="Heading4"/>
       </w:pPr>
       <w:r>
-        <w:t>Level Two</w:t>
+        <w:t>Mass</w:t>
+      </w:r>
+    </w:p>
+    <w:p>
+      <w:pPr>
+        <w:pStyle w:val="NoSpacing"/>
+      </w:pPr>
+      <w:r>
+        <w:t>// This pseudocode can also be found in “</w:t>
+      </w:r>
+      <w:r>
+        <w:t>Mass</w:t>
+      </w:r>
+      <w:r>
+        <w:t>.pseudo.txt”</w:t>
+      </w:r>
+    </w:p>
+    <w:p>
+      <w:pPr>
+        <w:pStyle w:val="NoSpacing"/>
+      </w:pPr>
+      <w:r>
+        <w:t>CLASS Mass</w:t>
+      </w:r>
+    </w:p>
+    <w:p>
+      <w:pPr>
+        <w:pStyle w:val="NoSpacing"/>
+      </w:pPr>
+      <w:r>
+        <w:t xml:space="preserve">    PRIVATE</w:t>
+      </w:r>
+    </w:p>
+    <w:p>
+      <w:pPr>
+        <w:pStyle w:val="NoSpacing"/>
+      </w:pPr>
+      <w:r>
+        <w:t xml:space="preserve">        mass_texture</w:t>
+      </w:r>
+    </w:p>
+    <w:p>
+      <w:pPr>
+        <w:pStyle w:val="NoSpacing"/>
+      </w:pPr>
+      <w:r>
+        <w:t xml:space="preserve">        mass AS Sprite</w:t>
+      </w:r>
+    </w:p>
+    <w:p>
+      <w:pPr>
+        <w:pStyle w:val="NoSpacing"/>
+      </w:pPr>
+      <w:r>
+        <w:t xml:space="preserve">        x_position &lt;- 0</w:t>
+      </w:r>
+    </w:p>
+    <w:p>
+      <w:pPr>
+        <w:pStyle w:val="NoSpacing"/>
+      </w:pPr>
+      <w:r>
+        <w:t xml:space="preserve">        y_position &lt;- 0</w:t>
+      </w:r>
+    </w:p>
+    <w:p>
+      <w:pPr>
+        <w:pStyle w:val="NoSpacing"/>
+      </w:pPr>
+      <w:r>
+        <w:t xml:space="preserve">        mass_sprite_x_size &lt;- 0</w:t>
+      </w:r>
+    </w:p>
+    <w:p>
+      <w:pPr>
+        <w:pStyle w:val="NoSpacing"/>
+      </w:pPr>
+      <w:r>
+        <w:t xml:space="preserve">        mass_sprite_y_size &lt;- 0</w:t>
+      </w:r>
+    </w:p>
+    <w:p>
+      <w:pPr>
+        <w:pStyle w:val="NoSpacing"/>
+      </w:pPr>
+      <w:r>
+        <w:t xml:space="preserve">        vertical_offset &lt;- 0</w:t>
+      </w:r>
+    </w:p>
+    <w:p>
+      <w:pPr>
+        <w:pStyle w:val="NoSpacing"/>
+      </w:pPr>
+      <w:r>
+        <w:t xml:space="preserve">        loaded &lt;- FALSE</w:t>
+      </w:r>
+    </w:p>
+    <w:p>
+      <w:pPr>
+        <w:pStyle w:val="NoSpacing"/>
+      </w:pPr>
+      <w:r>
+        <w:t xml:space="preserve">        mass_texture_file_path</w:t>
+      </w:r>
+    </w:p>
+    <w:p>
+      <w:pPr>
+        <w:pStyle w:val="NoSpacing"/>
+      </w:pPr>
+      <w:r>
+        <w:t xml:space="preserve">        first_load &lt;- TRUE</w:t>
+      </w:r>
+    </w:p>
+    <w:p>
+      <w:pPr>
+        <w:pStyle w:val="NoSpacing"/>
+      </w:pPr>
+      <w:r>
+        <w:t xml:space="preserve">        is_falling &lt;- TRUE</w:t>
+      </w:r>
+    </w:p>
+    <w:p>
+      <w:pPr>
+        <w:pStyle w:val="NoSpacing"/>
+      </w:pPr>
+    </w:p>
+    <w:p>
+      <w:pPr>
+        <w:pStyle w:val="NoSpacing"/>
+      </w:pPr>
+      <w:r>
+        <w:t xml:space="preserve">    PUBLIC</w:t>
+      </w:r>
+    </w:p>
+    <w:p>
+      <w:pPr>
+        <w:pStyle w:val="NoSpacing"/>
+      </w:pPr>
+      <w:r>
+        <w:t xml:space="preserve">        CONSTRUCTOR Mass</w:t>
+      </w:r>
+    </w:p>
+    <w:p>
+      <w:pPr>
+        <w:pStyle w:val="NoSpacing"/>
+      </w:pPr>
+      <w:r>
+        <w:t xml:space="preserve">            DECLARE mass_texture_path_components AS a one-dimensional array of 4 elements</w:t>
+      </w:r>
+    </w:p>
+    <w:p>
+      <w:pPr>
+        <w:pStyle w:val="NoSpacing"/>
+      </w:pPr>
+      <w:r>
+        <w:t xml:space="preserve">            mass_texture_path_components &lt;- ["resources", "images", "anvil.png"]</w:t>
+      </w:r>
+    </w:p>
+    <w:p>
+      <w:pPr>
+        <w:pStyle w:val="NoSpacing"/>
+      </w:pPr>
+      <w:r>
+        <w:t xml:space="preserve">            mass_texture_file_path &lt;- ARRAY_TO_PATH(mass_texture_path_components)</w:t>
+      </w:r>
+    </w:p>
+    <w:p>
+      <w:pPr>
+        <w:pStyle w:val="NoSpacing"/>
+      </w:pPr>
+      <w:r>
+        <w:t xml:space="preserve">        END CONSTRUCTOR</w:t>
+      </w:r>
+    </w:p>
+    <w:p>
+      <w:pPr>
+        <w:pStyle w:val="NoSpacing"/>
+      </w:pPr>
+    </w:p>
+    <w:p>
+      <w:pPr>
+        <w:pStyle w:val="NoSpacing"/>
+      </w:pPr>
+      <w:r>
+        <w:lastRenderedPageBreak/>
+        <w:t xml:space="preserve">        FUNCTION get_game_ceiling</w:t>
+      </w:r>
+    </w:p>
+    <w:p>
+      <w:pPr>
+        <w:pStyle w:val="NoSpacing"/>
+      </w:pPr>
+      <w:r>
+        <w:t xml:space="preserve">            RETURN y_position + get mass sprite vertical size</w:t>
+      </w:r>
+    </w:p>
+    <w:p>
+      <w:pPr>
+        <w:pStyle w:val="NoSpacing"/>
+      </w:pPr>
+      <w:r>
+        <w:t xml:space="preserve">        END FUNCTION</w:t>
+      </w:r>
+    </w:p>
+    <w:p>
+      <w:pPr>
+        <w:pStyle w:val="NoSpacing"/>
+      </w:pPr>
+    </w:p>
+    <w:p>
+      <w:pPr>
+        <w:pStyle w:val="NoSpacing"/>
+      </w:pPr>
+      <w:r>
+        <w:t xml:space="preserve">        FUNCTION get_x_position</w:t>
+      </w:r>
+    </w:p>
+    <w:p>
+      <w:pPr>
+        <w:pStyle w:val="NoSpacing"/>
+      </w:pPr>
+      <w:r>
+        <w:t xml:space="preserve">            RETURN x_position</w:t>
+      </w:r>
+    </w:p>
+    <w:p>
+      <w:pPr>
+        <w:pStyle w:val="NoSpacing"/>
+      </w:pPr>
+      <w:r>
+        <w:t xml:space="preserve">        END FUNCTION</w:t>
+      </w:r>
+    </w:p>
+    <w:p>
+      <w:pPr>
+        <w:pStyle w:val="NoSpacing"/>
+      </w:pPr>
+    </w:p>
+    <w:p>
+      <w:pPr>
+        <w:pStyle w:val="NoSpacing"/>
+      </w:pPr>
+      <w:r>
+        <w:t xml:space="preserve">        FUNCTION get_y_position</w:t>
+      </w:r>
+    </w:p>
+    <w:p>
+      <w:pPr>
+        <w:pStyle w:val="NoSpacing"/>
+      </w:pPr>
+      <w:r>
+        <w:t xml:space="preserve">            RETURN y_position</w:t>
+      </w:r>
+    </w:p>
+    <w:p>
+      <w:pPr>
+        <w:pStyle w:val="NoSpacing"/>
+      </w:pPr>
+      <w:r>
+        <w:t xml:space="preserve">        END FUNCTION</w:t>
+      </w:r>
+    </w:p>
+    <w:p>
+      <w:pPr>
+        <w:pStyle w:val="NoSpacing"/>
+      </w:pPr>
+    </w:p>
+    <w:p>
+      <w:pPr>
+        <w:pStyle w:val="NoSpacing"/>
+      </w:pPr>
+      <w:r>
+        <w:t xml:space="preserve">        FUNCTION get_width</w:t>
+      </w:r>
+    </w:p>
+    <w:p>
+      <w:pPr>
+        <w:pStyle w:val="NoSpacing"/>
+      </w:pPr>
+      <w:r>
+        <w:t xml:space="preserve">            RETURN get mass sprite horizontal size</w:t>
+      </w:r>
+    </w:p>
+    <w:p>
+      <w:pPr>
+        <w:pStyle w:val="NoSpacing"/>
+      </w:pPr>
+      <w:r>
+        <w:t xml:space="preserve">        END FUNCTION</w:t>
+      </w:r>
+    </w:p>
+    <w:p>
+      <w:pPr>
+        <w:pStyle w:val="NoSpacing"/>
+      </w:pPr>
+    </w:p>
+    <w:p>
+      <w:pPr>
+        <w:pStyle w:val="NoSpacing"/>
+      </w:pPr>
+      <w:r>
+        <w:t xml:space="preserve">        FUNCTION get_height</w:t>
+      </w:r>
+    </w:p>
+    <w:p>
+      <w:pPr>
+        <w:pStyle w:val="NoSpacing"/>
+      </w:pPr>
+      <w:r>
+        <w:t xml:space="preserve">            RETURN get mass sprite vertical size</w:t>
+      </w:r>
+    </w:p>
+    <w:p>
+      <w:pPr>
+        <w:pStyle w:val="NoSpacing"/>
+      </w:pPr>
+      <w:r>
+        <w:t xml:space="preserve">        END FUNCTION</w:t>
+      </w:r>
+    </w:p>
+    <w:p>
+      <w:pPr>
+        <w:pStyle w:val="NoSpacing"/>
+      </w:pPr>
+    </w:p>
+    <w:p>
+      <w:pPr>
+        <w:pStyle w:val="NoSpacing"/>
+      </w:pPr>
+      <w:r>
+        <w:t xml:space="preserve">        PROCEDURE set_vertical_offset(offset)</w:t>
+      </w:r>
+    </w:p>
+    <w:p>
+      <w:pPr>
+        <w:pStyle w:val="NoSpacing"/>
+      </w:pPr>
+      <w:r>
+        <w:t xml:space="preserve">            vertical_offset &lt;- offset</w:t>
+      </w:r>
+    </w:p>
+    <w:p>
+      <w:pPr>
+        <w:pStyle w:val="NoSpacing"/>
+      </w:pPr>
+      <w:r>
+        <w:t xml:space="preserve">        END PROCEDURE</w:t>
+      </w:r>
+    </w:p>
+    <w:p>
+      <w:pPr>
+        <w:pStyle w:val="NoSpacing"/>
+      </w:pPr>
+    </w:p>
+    <w:p>
+      <w:pPr>
+        <w:pStyle w:val="NoSpacing"/>
+      </w:pPr>
+      <w:r>
+        <w:t xml:space="preserve">        PROCEDURE compute</w:t>
+      </w:r>
+    </w:p>
+    <w:p>
+      <w:pPr>
+        <w:pStyle w:val="NoSpacing"/>
+      </w:pPr>
+      <w:r>
+        <w:t xml:space="preserve">            IF loaded is false THEN</w:t>
+      </w:r>
+    </w:p>
+    <w:p>
+      <w:pPr>
+        <w:pStyle w:val="NoSpacing"/>
+      </w:pPr>
+      <w:r>
+        <w:t xml:space="preserve">                load</w:t>
+      </w:r>
+    </w:p>
+    <w:p>
+      <w:pPr>
+        <w:pStyle w:val="NoSpacing"/>
+      </w:pPr>
+      <w:r>
+        <w:t xml:space="preserve">            END IF</w:t>
+      </w:r>
+    </w:p>
+    <w:p>
+      <w:pPr>
+        <w:pStyle w:val="NoSpacing"/>
+      </w:pPr>
+    </w:p>
+    <w:p>
+      <w:pPr>
+        <w:pStyle w:val="NoSpacing"/>
+      </w:pPr>
+      <w:r>
+        <w:t xml:space="preserve">            DECLARE x_scale</w:t>
+      </w:r>
+    </w:p>
+    <w:p>
+      <w:pPr>
+        <w:pStyle w:val="NoSpacing"/>
+      </w:pPr>
+      <w:r>
+        <w:t xml:space="preserve">            x_scale &lt;- Registry window_size[1] / mass_sprite_x_size</w:t>
+      </w:r>
+    </w:p>
+    <w:p>
+      <w:pPr>
+        <w:pStyle w:val="NoSpacing"/>
+      </w:pPr>
+    </w:p>
+    <w:p>
+      <w:pPr>
+        <w:pStyle w:val="NoSpacing"/>
+      </w:pPr>
+      <w:r>
+        <w:t xml:space="preserve">            set mass scale to (x_scale, x_scale)</w:t>
+      </w:r>
+    </w:p>
+    <w:p>
+      <w:pPr>
+        <w:pStyle w:val="NoSpacing"/>
+      </w:pPr>
+    </w:p>
+    <w:p>
+      <w:pPr>
+        <w:pStyle w:val="NoSpacing"/>
+      </w:pPr>
+      <w:r>
+        <w:t xml:space="preserve">            IF mass is falling THEN</w:t>
+      </w:r>
+    </w:p>
+    <w:p>
+      <w:pPr>
+        <w:pStyle w:val="NoSpacing"/>
+      </w:pPr>
+      <w:r>
+        <w:t xml:space="preserve">                y_position &lt;- -(mass sprite vertical size) + vertical_offset</w:t>
+      </w:r>
+    </w:p>
+    <w:p>
+      <w:pPr>
+        <w:pStyle w:val="NoSpacing"/>
+      </w:pPr>
+      <w:r>
+        <w:t xml:space="preserve">            END IF</w:t>
+      </w:r>
+    </w:p>
+    <w:p>
+      <w:pPr>
+        <w:pStyle w:val="NoSpacing"/>
+      </w:pPr>
+    </w:p>
+    <w:p>
+      <w:pPr>
+        <w:pStyle w:val="NoSpacing"/>
+      </w:pPr>
+      <w:r>
+        <w:t xml:space="preserve">            x_position &lt;- (Registry window_size[0] - (mass sprite horizontal size)) / 2</w:t>
+      </w:r>
+    </w:p>
+    <w:p>
+      <w:pPr>
+        <w:pStyle w:val="NoSpacing"/>
+      </w:pPr>
+    </w:p>
+    <w:p>
+      <w:pPr>
+        <w:pStyle w:val="NoSpacing"/>
+      </w:pPr>
+      <w:r>
+        <w:t xml:space="preserve">            IF mass is falling THEN</w:t>
+      </w:r>
+    </w:p>
+    <w:p>
+      <w:pPr>
+        <w:pStyle w:val="NoSpacing"/>
+      </w:pPr>
+      <w:r>
+        <w:t xml:space="preserve">                vertical_offset &lt;- vertical_offset + 1</w:t>
+      </w:r>
+    </w:p>
+    <w:p>
+      <w:pPr>
+        <w:pStyle w:val="NoSpacing"/>
+      </w:pPr>
+      <w:r>
+        <w:t xml:space="preserve">            END IF</w:t>
+      </w:r>
+    </w:p>
+    <w:p>
+      <w:pPr>
+        <w:pStyle w:val="NoSpacing"/>
+      </w:pPr>
+      <w:r>
+        <w:t xml:space="preserve">        END PROCEDURE</w:t>
+      </w:r>
+    </w:p>
+    <w:p>
+      <w:pPr>
+        <w:pStyle w:val="NoSpacing"/>
+      </w:pPr>
+    </w:p>
+    <w:p>
+      <w:pPr>
+        <w:pStyle w:val="NoSpacing"/>
+      </w:pPr>
+      <w:r>
+        <w:t xml:space="preserve">        PROCEDURE render(window)</w:t>
+      </w:r>
+    </w:p>
+    <w:p>
+      <w:pPr>
+        <w:pStyle w:val="NoSpacing"/>
+      </w:pPr>
+      <w:r>
+        <w:t xml:space="preserve">            IF loaded is false THEN</w:t>
+      </w:r>
+    </w:p>
+    <w:p>
+      <w:pPr>
+        <w:pStyle w:val="NoSpacing"/>
+      </w:pPr>
+      <w:r>
+        <w:t xml:space="preserve">                load</w:t>
+      </w:r>
+    </w:p>
+    <w:p>
+      <w:pPr>
+        <w:pStyle w:val="NoSpacing"/>
+      </w:pPr>
+      <w:r>
+        <w:t xml:space="preserve">            END IF</w:t>
+      </w:r>
+    </w:p>
+    <w:p>
+      <w:pPr>
+        <w:pStyle w:val="NoSpacing"/>
+      </w:pPr>
+      <w:r>
+        <w:t xml:space="preserve">            set mass position to (x_position, y_position)</w:t>
+      </w:r>
+    </w:p>
+    <w:p>
+      <w:pPr>
+        <w:pStyle w:val="NoSpacing"/>
+      </w:pPr>
+      <w:r>
+        <w:t xml:space="preserve">            draw mass sprite to the window</w:t>
+      </w:r>
+    </w:p>
+    <w:p>
+      <w:pPr>
+        <w:pStyle w:val="NoSpacing"/>
+      </w:pPr>
+      <w:r>
+        <w:lastRenderedPageBreak/>
+        <w:t xml:space="preserve">        END PROCEDURE</w:t>
+      </w:r>
+    </w:p>
+    <w:p>
+      <w:pPr>
+        <w:pStyle w:val="NoSpacing"/>
+      </w:pPr>
+    </w:p>
+    <w:p>
+      <w:pPr>
+        <w:pStyle w:val="NoSpacing"/>
+      </w:pPr>
+      <w:r>
+        <w:t xml:space="preserve">        PROCEDURE reset</w:t>
+      </w:r>
+    </w:p>
+    <w:p>
+      <w:pPr>
+        <w:pStyle w:val="NoSpacing"/>
+      </w:pPr>
+      <w:r>
+        <w:t xml:space="preserve">            vertical_offset &lt;- 0</w:t>
+      </w:r>
+    </w:p>
+    <w:p>
+      <w:pPr>
+        <w:pStyle w:val="NoSpacing"/>
+      </w:pPr>
+      <w:r>
+        <w:t xml:space="preserve">            is_falling &lt;- TRUE</w:t>
+      </w:r>
+    </w:p>
+    <w:p>
+      <w:pPr>
+        <w:pStyle w:val="NoSpacing"/>
+      </w:pPr>
+      <w:r>
+        <w:t xml:space="preserve">        END PROCEDURE</w:t>
+      </w:r>
+    </w:p>
+    <w:p>
+      <w:pPr>
+        <w:pStyle w:val="NoSpacing"/>
+      </w:pPr>
+    </w:p>
+    <w:p>
+      <w:pPr>
+        <w:pStyle w:val="NoSpacing"/>
+      </w:pPr>
+      <w:r>
+        <w:t xml:space="preserve">        PROCEDURE load</w:t>
+      </w:r>
+    </w:p>
+    <w:p>
+      <w:pPr>
+        <w:pStyle w:val="NoSpacing"/>
+      </w:pPr>
+      <w:r>
+        <w:t xml:space="preserve">            load mass_texture_file_path into mass_texture</w:t>
+      </w:r>
+    </w:p>
+    <w:p>
+      <w:pPr>
+        <w:pStyle w:val="NoSpacing"/>
+      </w:pPr>
+      <w:r>
+        <w:t xml:space="preserve">            set mass texture to use a smoothing filter</w:t>
+      </w:r>
+    </w:p>
+    <w:p>
+      <w:pPr>
+        <w:pStyle w:val="NoSpacing"/>
+      </w:pPr>
+    </w:p>
+    <w:p>
+      <w:pPr>
+        <w:pStyle w:val="NoSpacing"/>
+      </w:pPr>
+      <w:r>
+        <w:t xml:space="preserve">            set the mass sprite texture to mass_texture</w:t>
+      </w:r>
+    </w:p>
+    <w:p>
+      <w:pPr>
+        <w:pStyle w:val="NoSpacing"/>
+      </w:pPr>
+    </w:p>
+    <w:p>
+      <w:pPr>
+        <w:pStyle w:val="NoSpacing"/>
+      </w:pPr>
+      <w:r>
+        <w:t xml:space="preserve">            IF this is the first load THEN</w:t>
+      </w:r>
+    </w:p>
+    <w:p>
+      <w:pPr>
+        <w:pStyle w:val="NoSpacing"/>
+      </w:pPr>
+      <w:r>
+        <w:t xml:space="preserve">                mass_sprite_x_size &lt;- get mass sprite horizontal size</w:t>
+      </w:r>
+    </w:p>
+    <w:p>
+      <w:pPr>
+        <w:pStyle w:val="NoSpacing"/>
+      </w:pPr>
+      <w:r>
+        <w:t xml:space="preserve">                mass_sprite_y_size &lt;- get mass sprite vertical size</w:t>
+      </w:r>
+    </w:p>
+    <w:p>
+      <w:pPr>
+        <w:pStyle w:val="NoSpacing"/>
+      </w:pPr>
+      <w:r>
+        <w:t xml:space="preserve">                y_position &lt;- -(mass sprite vertical size)</w:t>
+      </w:r>
+    </w:p>
+    <w:p>
+      <w:pPr>
+        <w:pStyle w:val="NoSpacing"/>
+      </w:pPr>
+      <w:r>
+        <w:t xml:space="preserve">                x_position &lt;- (Registry window_size[0] - mass_sprite_x_size) / 2</w:t>
+      </w:r>
+    </w:p>
+    <w:p>
+      <w:pPr>
+        <w:pStyle w:val="NoSpacing"/>
+      </w:pPr>
+      <w:r>
+        <w:t xml:space="preserve">                first_load &lt;- FALSE</w:t>
+      </w:r>
+    </w:p>
+    <w:p>
+      <w:pPr>
+        <w:pStyle w:val="NoSpacing"/>
+      </w:pPr>
+      <w:r>
+        <w:t xml:space="preserve">            END IF</w:t>
+      </w:r>
+    </w:p>
+    <w:p>
+      <w:pPr>
+        <w:pStyle w:val="NoSpacing"/>
+      </w:pPr>
+    </w:p>
+    <w:p>
+      <w:pPr>
+        <w:pStyle w:val="NoSpacing"/>
+      </w:pPr>
+      <w:r>
+        <w:t xml:space="preserve">            loaded &lt;- TRUE</w:t>
+      </w:r>
+    </w:p>
+    <w:p>
+      <w:pPr>
+        <w:pStyle w:val="NoSpacing"/>
+      </w:pPr>
+      <w:r>
+        <w:t xml:space="preserve">        END PROCEDURE</w:t>
+      </w:r>
+    </w:p>
+    <w:p>
+      <w:pPr>
+        <w:pStyle w:val="NoSpacing"/>
+      </w:pPr>
+    </w:p>
+    <w:p>
+      <w:pPr>
+        <w:pStyle w:val="NoSpacing"/>
+      </w:pPr>
+      <w:r>
+        <w:t xml:space="preserve">        PROCEDURE unload</w:t>
+      </w:r>
+    </w:p>
+    <w:p>
+      <w:pPr>
+        <w:pStyle w:val="NoSpacing"/>
+      </w:pPr>
+      <w:r>
+        <w:t xml:space="preserve">            loaded &lt;- FALSE</w:t>
+      </w:r>
+    </w:p>
+    <w:p>
+      <w:pPr>
+        <w:pStyle w:val="NoSpacing"/>
+      </w:pPr>
+      <w:r>
+        <w:t xml:space="preserve">            DECLARE new_mass_texture</w:t>
+      </w:r>
+    </w:p>
+    <w:p>
+      <w:pPr>
+        <w:pStyle w:val="NoSpacing"/>
+      </w:pPr>
+      <w:r>
+        <w:t xml:space="preserve">            set mass sprites texture to new_mass_texture</w:t>
+      </w:r>
+    </w:p>
+    <w:p>
+      <w:pPr>
+        <w:pStyle w:val="NoSpacing"/>
+      </w:pPr>
+      <w:r>
+        <w:t xml:space="preserve">            set mass texture to new_mass_texture</w:t>
+      </w:r>
+    </w:p>
+    <w:p>
+      <w:pPr>
+        <w:pStyle w:val="NoSpacing"/>
+      </w:pPr>
+      <w:r>
+        <w:t xml:space="preserve">        END PROCEDURE</w:t>
+      </w:r>
+    </w:p>
+    <w:p>
+      <w:pPr>
+        <w:pStyle w:val="NoSpacing"/>
+      </w:pPr>
+    </w:p>
+    <w:p>
+      <w:pPr>
+        <w:pStyle w:val="NoSpacing"/>
+      </w:pPr>
+      <w:r>
+        <w:t xml:space="preserve">        PROCEDURE set_is_falling(is_falling)</w:t>
+      </w:r>
+    </w:p>
+    <w:p>
+      <w:pPr>
+        <w:pStyle w:val="NoSpacing"/>
+      </w:pPr>
+      <w:r>
+        <w:t xml:space="preserve">            Mass is_falling &lt;- is_falling</w:t>
+      </w:r>
+    </w:p>
+    <w:p>
+      <w:pPr>
+        <w:pStyle w:val="NoSpacing"/>
+      </w:pPr>
+      <w:r>
+        <w:t xml:space="preserve">        END PROCEDURE</w:t>
+      </w:r>
+    </w:p>
+    <w:p>
+      <w:pPr>
+        <w:pStyle w:val="NoSpacing"/>
+      </w:pPr>
+    </w:p>
+    <w:p>
+      <w:pPr>
+        <w:pStyle w:val="NoSpacing"/>
+      </w:pPr>
+      <w:r>
+        <w:t xml:space="preserve">        PROCEDURE set_y_position(y_position)</w:t>
+      </w:r>
+    </w:p>
+    <w:p>
+      <w:pPr>
+        <w:pStyle w:val="NoSpacing"/>
+      </w:pPr>
+      <w:r>
+        <w:t xml:space="preserve">            Mass y_position &lt;- y_position</w:t>
+      </w:r>
+    </w:p>
+    <w:p>
+      <w:pPr>
+        <w:pStyle w:val="NoSpacing"/>
+      </w:pPr>
+      <w:r>
+        <w:t xml:space="preserve">        END PROCEDURE</w:t>
+      </w:r>
+    </w:p>
+    <w:p>
+      <w:pPr>
+        <w:pStyle w:val="NoSpacing"/>
+      </w:pPr>
+    </w:p>
+    <w:p>
+      <w:pPr>
+        <w:pStyle w:val="NoSpacing"/>
+      </w:pPr>
+      <w:r>
+        <w:t>END CLASS</w:t>
       </w:r>
     </w:p>
     <w:p>
@@ -1249,7 +6100,848 @@
         <w:pStyle w:val="Heading4"/>
       </w:pPr>
       <w:r>
-        <w:t>Mass</w:t>
+        <w:t>Cannon</w:t>
+      </w:r>
+    </w:p>
+    <w:p>
+      <w:pPr>
+        <w:pStyle w:val="NoSpacing"/>
+      </w:pPr>
+      <w:r>
+        <w:t>// This pseudocode can also be found in “</w:t>
+      </w:r>
+      <w:r>
+        <w:t>Cannon</w:t>
+      </w:r>
+      <w:r>
+        <w:t>.pseudo.txt”</w:t>
+      </w:r>
+    </w:p>
+    <w:p>
+      <w:pPr>
+        <w:pStyle w:val="NoSpacing"/>
+      </w:pPr>
+      <w:r>
+        <w:t>CLASS Cannon</w:t>
+      </w:r>
+    </w:p>
+    <w:p>
+      <w:pPr>
+        <w:pStyle w:val="NoSpacing"/>
+      </w:pPr>
+      <w:r>
+        <w:t xml:space="preserve">    PRIVATE</w:t>
+      </w:r>
+    </w:p>
+    <w:p>
+      <w:pPr>
+        <w:pStyle w:val="NoSpacing"/>
+      </w:pPr>
+      <w:r>
+        <w:t xml:space="preserve">        first_load &lt;- TRUE</w:t>
+      </w:r>
+    </w:p>
+    <w:p>
+      <w:pPr>
+        <w:pStyle w:val="NoSpacing"/>
+      </w:pPr>
+      <w:r>
+        <w:t xml:space="preserve">        cannon_texture</w:t>
+      </w:r>
+    </w:p>
+    <w:p>
+      <w:pPr>
+        <w:pStyle w:val="NoSpacing"/>
+      </w:pPr>
+      <w:r>
+        <w:t xml:space="preserve">        cannon AS sprite</w:t>
+      </w:r>
+    </w:p>
+    <w:p>
+      <w:pPr>
+        <w:pStyle w:val="NoSpacing"/>
+      </w:pPr>
+      <w:r>
+        <w:t xml:space="preserve">        rotation &lt;- 0</w:t>
+      </w:r>
+    </w:p>
+    <w:p>
+      <w:pPr>
+        <w:pStyle w:val="NoSpacing"/>
+      </w:pPr>
+      <w:r>
+        <w:t xml:space="preserve">        unrotated_cannon_height &lt;- 0</w:t>
+      </w:r>
+    </w:p>
+    <w:p>
+      <w:pPr>
+        <w:pStyle w:val="NoSpacing"/>
+      </w:pPr>
+      <w:r>
+        <w:t xml:space="preserve">        cannon_x_position &lt;- 0</w:t>
+      </w:r>
+    </w:p>
+    <w:p>
+      <w:pPr>
+        <w:pStyle w:val="NoSpacing"/>
+      </w:pPr>
+      <w:r>
+        <w:t xml:space="preserve">        cannon_y_position &lt;- 0</w:t>
+      </w:r>
+    </w:p>
+    <w:p>
+      <w:pPr>
+        <w:pStyle w:val="NoSpacing"/>
+      </w:pPr>
+      <w:r>
+        <w:lastRenderedPageBreak/>
+        <w:t xml:space="preserve">        loaded &lt;- FALSE</w:t>
+      </w:r>
+    </w:p>
+    <w:p>
+      <w:pPr>
+        <w:pStyle w:val="NoSpacing"/>
+      </w:pPr>
+      <w:r>
+        <w:t xml:space="preserve">        cannon_texture_file_path</w:t>
+      </w:r>
+    </w:p>
+    <w:p>
+      <w:pPr>
+        <w:pStyle w:val="NoSpacing"/>
+      </w:pPr>
+    </w:p>
+    <w:p>
+      <w:pPr>
+        <w:pStyle w:val="NoSpacing"/>
+      </w:pPr>
+      <w:r>
+        <w:t xml:space="preserve">    PUBLIC</w:t>
+      </w:r>
+    </w:p>
+    <w:p>
+      <w:pPr>
+        <w:pStyle w:val="NoSpacing"/>
+      </w:pPr>
+      <w:r>
+        <w:t xml:space="preserve">        CONSTRUCTOR Cannon</w:t>
+      </w:r>
+    </w:p>
+    <w:p>
+      <w:pPr>
+        <w:pStyle w:val="NoSpacing"/>
+      </w:pPr>
+      <w:r>
+        <w:t xml:space="preserve">            DECLARE cannon_texture_path_components AS a one-dimensional array of 4 elements</w:t>
+      </w:r>
+    </w:p>
+    <w:p>
+      <w:pPr>
+        <w:pStyle w:val="NoSpacing"/>
+      </w:pPr>
+      <w:r>
+        <w:t xml:space="preserve">            cannon_texture_path_components &lt;- ["resources", "images", "cannon.png"]</w:t>
+      </w:r>
+    </w:p>
+    <w:p>
+      <w:pPr>
+        <w:pStyle w:val="NoSpacing"/>
+      </w:pPr>
+      <w:r>
+        <w:t xml:space="preserve">            cannon_texture_file_path &lt;- ARRAY_TO_PATH(cannon_texture_path_components)</w:t>
+      </w:r>
+    </w:p>
+    <w:p>
+      <w:pPr>
+        <w:pStyle w:val="NoSpacing"/>
+      </w:pPr>
+      <w:r>
+        <w:t xml:space="preserve">        END CONSTRUCTOR</w:t>
+      </w:r>
+    </w:p>
+    <w:p>
+      <w:pPr>
+        <w:pStyle w:val="NoSpacing"/>
+      </w:pPr>
+    </w:p>
+    <w:p>
+      <w:pPr>
+        <w:pStyle w:val="NoSpacing"/>
+      </w:pPr>
+      <w:r>
+        <w:t xml:space="preserve">        PROCEDURE set_position(new_x, new_y, game_balls)</w:t>
+      </w:r>
+    </w:p>
+    <w:p>
+      <w:pPr>
+        <w:pStyle w:val="NoSpacing"/>
+      </w:pPr>
+      <w:r>
+        <w:t xml:space="preserve">            cannon_x_position &lt;- new_x</w:t>
+      </w:r>
+    </w:p>
+    <w:p>
+      <w:pPr>
+        <w:pStyle w:val="NoSpacing"/>
+      </w:pPr>
+      <w:r>
+        <w:t xml:space="preserve">            cannon_y_position &lt;- new_y</w:t>
+      </w:r>
+    </w:p>
+    <w:p>
+      <w:pPr>
+        <w:pStyle w:val="NoSpacing"/>
+      </w:pPr>
+    </w:p>
+    <w:p>
+      <w:pPr>
+        <w:pStyle w:val="NoSpacing"/>
+      </w:pPr>
+      <w:r>
+        <w:t xml:space="preserve">            set cannon position to (new_x, new_y)</w:t>
+      </w:r>
+    </w:p>
+    <w:p>
+      <w:pPr>
+        <w:pStyle w:val="NoSpacing"/>
+      </w:pPr>
+    </w:p>
+    <w:p>
+      <w:pPr>
+        <w:pStyle w:val="NoSpacing"/>
+      </w:pPr>
+      <w:r>
+        <w:t xml:space="preserve">            IF the size of the game balls vector is greater than or equal to two THEN</w:t>
+      </w:r>
+    </w:p>
+    <w:p>
+      <w:pPr>
+        <w:pStyle w:val="NoSpacing"/>
+      </w:pPr>
+      <w:r>
+        <w:t xml:space="preserve">                FOR i &lt;- 0 TO get size of game_balls - 2</w:t>
+      </w:r>
+    </w:p>
+    <w:p>
+      <w:pPr>
+        <w:pStyle w:val="NoSpacing"/>
+      </w:pPr>
+      <w:r>
+        <w:t xml:space="preserve">                    set game balls at index i to position (new_x, new_y)</w:t>
+      </w:r>
+    </w:p>
+    <w:p>
+      <w:pPr>
+        <w:pStyle w:val="NoSpacing"/>
+      </w:pPr>
+      <w:r>
+        <w:t xml:space="preserve">                END FOR</w:t>
+      </w:r>
+    </w:p>
+    <w:p>
+      <w:pPr>
+        <w:pStyle w:val="NoSpacing"/>
+      </w:pPr>
+      <w:r>
+        <w:t xml:space="preserve">            END IF</w:t>
+      </w:r>
+    </w:p>
+    <w:p>
+      <w:pPr>
+        <w:pStyle w:val="NoSpacing"/>
+      </w:pPr>
+      <w:r>
+        <w:t xml:space="preserve">        END PROCEDURE</w:t>
+      </w:r>
+    </w:p>
+    <w:p>
+      <w:pPr>
+        <w:pStyle w:val="NoSpacing"/>
+      </w:pPr>
+    </w:p>
+    <w:p>
+      <w:pPr>
+        <w:pStyle w:val="NoSpacing"/>
+      </w:pPr>
+      <w:r>
+        <w:t xml:space="preserve">        PROCEDURE load_cannon_with_ball(game_balls)</w:t>
+      </w:r>
+    </w:p>
+    <w:p>
+      <w:pPr>
+        <w:pStyle w:val="NoSpacing"/>
+      </w:pPr>
+      <w:r>
+        <w:t xml:space="preserve">            DECLARE game_ball AS Ball WITH POSITION (cannon position)</w:t>
+      </w:r>
+    </w:p>
+    <w:p>
+      <w:pPr>
+        <w:pStyle w:val="NoSpacing"/>
+      </w:pPr>
+      <w:r>
+        <w:t xml:space="preserve">            add game_ball to the end of the game_balls vector</w:t>
+      </w:r>
+    </w:p>
+    <w:p>
+      <w:pPr>
+        <w:pStyle w:val="NoSpacing"/>
+      </w:pPr>
+      <w:r>
+        <w:t xml:space="preserve">        END PROCEDURE</w:t>
+      </w:r>
+    </w:p>
+    <w:p>
+      <w:pPr>
+        <w:pStyle w:val="NoSpacing"/>
+      </w:pPr>
+    </w:p>
+    <w:p>
+      <w:pPr>
+        <w:pStyle w:val="NoSpacing"/>
+      </w:pPr>
+      <w:r>
+        <w:t xml:space="preserve">        PROCEDURE compute(window, player_input, game_balls)</w:t>
+      </w:r>
+    </w:p>
+    <w:p>
+      <w:pPr>
+        <w:pStyle w:val="NoSpacing"/>
+      </w:pPr>
+      <w:r>
+        <w:t xml:space="preserve">            DECLARE cannon_width</w:t>
+      </w:r>
+    </w:p>
+    <w:p>
+      <w:pPr>
+        <w:pStyle w:val="NoSpacing"/>
+      </w:pPr>
+      <w:r>
+        <w:t xml:space="preserve">            cannon_width &lt;- get cannon sprite horizontal size</w:t>
+      </w:r>
+    </w:p>
+    <w:p>
+      <w:pPr>
+        <w:pStyle w:val="NoSpacing"/>
+      </w:pPr>
+    </w:p>
+    <w:p>
+      <w:pPr>
+        <w:pStyle w:val="NoSpacing"/>
+      </w:pPr>
+      <w:r>
+        <w:t xml:space="preserve">            DECLARE cannon_height</w:t>
+      </w:r>
+    </w:p>
+    <w:p>
+      <w:pPr>
+        <w:pStyle w:val="NoSpacing"/>
+      </w:pPr>
+      <w:r>
+        <w:t xml:space="preserve">            cannon_height &lt;- get cannon sprite vertical size</w:t>
+      </w:r>
+    </w:p>
+    <w:p>
+      <w:pPr>
+        <w:pStyle w:val="NoSpacing"/>
+      </w:pPr>
+    </w:p>
+    <w:p>
+      <w:pPr>
+        <w:pStyle w:val="NoSpacing"/>
+      </w:pPr>
+      <w:r>
+        <w:t xml:space="preserve">            DECLARE opposite</w:t>
+      </w:r>
+    </w:p>
+    <w:p>
+      <w:pPr>
+        <w:pStyle w:val="NoSpacing"/>
+      </w:pPr>
+      <w:r>
+        <w:t xml:space="preserve">            opposite &lt;- (get mouse x position) - (get cannon x position)</w:t>
+      </w:r>
+    </w:p>
+    <w:p>
+      <w:pPr>
+        <w:pStyle w:val="NoSpacing"/>
+      </w:pPr>
+    </w:p>
+    <w:p>
+      <w:pPr>
+        <w:pStyle w:val="NoSpacing"/>
+      </w:pPr>
+      <w:r>
+        <w:t xml:space="preserve">            DECLARE adjacent</w:t>
+      </w:r>
+    </w:p>
+    <w:p>
+      <w:pPr>
+        <w:pStyle w:val="NoSpacing"/>
+      </w:pPr>
+      <w:r>
+        <w:t xml:space="preserve">            adjacent &lt;- abs((get mouse y position) - (get cannon y position))</w:t>
+      </w:r>
+    </w:p>
+    <w:p>
+      <w:pPr>
+        <w:pStyle w:val="NoSpacing"/>
+      </w:pPr>
+    </w:p>
+    <w:p>
+      <w:pPr>
+        <w:pStyle w:val="NoSpacing"/>
+      </w:pPr>
+      <w:r>
+        <w:t xml:space="preserve">            DECLARE new_rotation</w:t>
+      </w:r>
+    </w:p>
+    <w:p>
+      <w:pPr>
+        <w:pStyle w:val="NoSpacing"/>
+      </w:pPr>
+      <w:r>
+        <w:t xml:space="preserve">            new_rotation &lt;- 90 + arctan(opposite / adjacent) * Constants RADIANS_TO_DEGREES_CONVERSION_CONSTANT</w:t>
+      </w:r>
+    </w:p>
+    <w:p>
+      <w:pPr>
+        <w:pStyle w:val="NoSpacing"/>
+      </w:pPr>
+    </w:p>
+    <w:p>
+      <w:pPr>
+        <w:pStyle w:val="NoSpacing"/>
+      </w:pPr>
+      <w:r>
+        <w:t xml:space="preserve">            IF the angle is between 170 degrees AND 10 degrees THEN</w:t>
+      </w:r>
+    </w:p>
+    <w:p>
+      <w:pPr>
+        <w:pStyle w:val="NoSpacing"/>
+      </w:pPr>
+      <w:r>
+        <w:t xml:space="preserve">                rotation &lt;- new_rotation</w:t>
+      </w:r>
+    </w:p>
+    <w:p>
+      <w:pPr>
+        <w:pStyle w:val="NoSpacing"/>
+      </w:pPr>
+      <w:r>
+        <w:t xml:space="preserve">                rotate cannon sprite by rotation</w:t>
+      </w:r>
+    </w:p>
+    <w:p>
+      <w:pPr>
+        <w:pStyle w:val="NoSpacing"/>
+      </w:pPr>
+      <w:r>
+        <w:t xml:space="preserve">            END IF</w:t>
+      </w:r>
+    </w:p>
+    <w:p>
+      <w:pPr>
+        <w:pStyle w:val="NoSpacing"/>
+      </w:pPr>
+    </w:p>
+    <w:p>
+      <w:pPr>
+        <w:pStyle w:val="NoSpacing"/>
+      </w:pPr>
+      <w:r>
+        <w:lastRenderedPageBreak/>
+        <w:t xml:space="preserve">            set_position(Registry window_size[0] / 2, (Registry window_size) - unrotated_cannon_height / 2, game_balls)</w:t>
+      </w:r>
+    </w:p>
+    <w:p>
+      <w:pPr>
+        <w:pStyle w:val="NoSpacing"/>
+      </w:pPr>
+      <w:r>
+        <w:t xml:space="preserve">        END PROCEDURE</w:t>
+      </w:r>
+    </w:p>
+    <w:p>
+      <w:pPr>
+        <w:pStyle w:val="NoSpacing"/>
+      </w:pPr>
+    </w:p>
+    <w:p>
+      <w:pPr>
+        <w:pStyle w:val="NoSpacing"/>
+      </w:pPr>
+      <w:r>
+        <w:t xml:space="preserve">        FUNCTION get_rotation</w:t>
+      </w:r>
+    </w:p>
+    <w:p>
+      <w:pPr>
+        <w:pStyle w:val="NoSpacing"/>
+      </w:pPr>
+      <w:r>
+        <w:t xml:space="preserve">            RETURN rotation</w:t>
+      </w:r>
+    </w:p>
+    <w:p>
+      <w:pPr>
+        <w:pStyle w:val="NoSpacing"/>
+      </w:pPr>
+      <w:r>
+        <w:t xml:space="preserve">        END FUNCTION</w:t>
+      </w:r>
+    </w:p>
+    <w:p>
+      <w:pPr>
+        <w:pStyle w:val="NoSpacing"/>
+      </w:pPr>
+    </w:p>
+    <w:p>
+      <w:pPr>
+        <w:pStyle w:val="NoSpacing"/>
+      </w:pPr>
+      <w:r>
+        <w:t xml:space="preserve">        PROCEDURE render(window)</w:t>
+      </w:r>
+    </w:p>
+    <w:p>
+      <w:pPr>
+        <w:pStyle w:val="NoSpacing"/>
+      </w:pPr>
+      <w:r>
+        <w:t xml:space="preserve">            IF loaded is false THEN</w:t>
+      </w:r>
+    </w:p>
+    <w:p>
+      <w:pPr>
+        <w:pStyle w:val="NoSpacing"/>
+      </w:pPr>
+      <w:r>
+        <w:t xml:space="preserve">                load</w:t>
+      </w:r>
+    </w:p>
+    <w:p>
+      <w:pPr>
+        <w:pStyle w:val="NoSpacing"/>
+      </w:pPr>
+      <w:r>
+        <w:t xml:space="preserve">            END IF</w:t>
+      </w:r>
+    </w:p>
+    <w:p>
+      <w:pPr>
+        <w:pStyle w:val="NoSpacing"/>
+      </w:pPr>
+      <w:r>
+        <w:t xml:space="preserve">            draw the cannon sprite to the window</w:t>
+      </w:r>
+    </w:p>
+    <w:p>
+      <w:pPr>
+        <w:pStyle w:val="NoSpacing"/>
+      </w:pPr>
+      <w:r>
+        <w:t xml:space="preserve">        END PROCEDURE</w:t>
+      </w:r>
+    </w:p>
+    <w:p>
+      <w:pPr>
+        <w:pStyle w:val="NoSpacing"/>
+      </w:pPr>
+    </w:p>
+    <w:p>
+      <w:pPr>
+        <w:pStyle w:val="NoSpacing"/>
+      </w:pPr>
+      <w:r>
+        <w:t xml:space="preserve">        PROCEDURE unload</w:t>
+      </w:r>
+    </w:p>
+    <w:p>
+      <w:pPr>
+        <w:pStyle w:val="NoSpacing"/>
+      </w:pPr>
+      <w:r>
+        <w:t xml:space="preserve">            loaded &lt;- FALSE</w:t>
+      </w:r>
+    </w:p>
+    <w:p>
+      <w:pPr>
+        <w:pStyle w:val="NoSpacing"/>
+      </w:pPr>
+      <w:r>
+        <w:t xml:space="preserve">            DECLARE new_cannon_texture</w:t>
+      </w:r>
+    </w:p>
+    <w:p>
+      <w:pPr>
+        <w:pStyle w:val="NoSpacing"/>
+      </w:pPr>
+      <w:r>
+        <w:t xml:space="preserve">            set cannon sprite texture to new_cannon_texture</w:t>
+      </w:r>
+    </w:p>
+    <w:p>
+      <w:pPr>
+        <w:pStyle w:val="NoSpacing"/>
+      </w:pPr>
+      <w:r>
+        <w:t xml:space="preserve">            set cannon texture to new_cannon_texture</w:t>
+      </w:r>
+    </w:p>
+    <w:p>
+      <w:pPr>
+        <w:pStyle w:val="NoSpacing"/>
+      </w:pPr>
+      <w:r>
+        <w:t xml:space="preserve">        END PROCEDURE</w:t>
+      </w:r>
+    </w:p>
+    <w:p>
+      <w:pPr>
+        <w:pStyle w:val="NoSpacing"/>
+      </w:pPr>
+    </w:p>
+    <w:p>
+      <w:pPr>
+        <w:pStyle w:val="NoSpacing"/>
+      </w:pPr>
+      <w:r>
+        <w:t xml:space="preserve">        PROCEDURE load</w:t>
+      </w:r>
+    </w:p>
+    <w:p>
+      <w:pPr>
+        <w:pStyle w:val="NoSpacing"/>
+      </w:pPr>
+      <w:r>
+        <w:t xml:space="preserve">            load cannon_texture_file_path into cannon_texture</w:t>
+      </w:r>
+    </w:p>
+    <w:p>
+      <w:pPr>
+        <w:pStyle w:val="NoSpacing"/>
+      </w:pPr>
+      <w:r>
+        <w:t xml:space="preserve">            set cannon sprite texture to cannon_texture</w:t>
+      </w:r>
+    </w:p>
+    <w:p>
+      <w:pPr>
+        <w:pStyle w:val="NoSpacing"/>
+      </w:pPr>
+    </w:p>
+    <w:p>
+      <w:pPr>
+        <w:pStyle w:val="NoSpacing"/>
+      </w:pPr>
+      <w:r>
+        <w:t xml:space="preserve">            IF first load THEN</w:t>
+      </w:r>
+    </w:p>
+    <w:p>
+      <w:pPr>
+        <w:pStyle w:val="NoSpacing"/>
+      </w:pPr>
+      <w:r>
+        <w:t xml:space="preserve">                set cannon position to (-500, -500)</w:t>
+      </w:r>
+    </w:p>
+    <w:p>
+      <w:pPr>
+        <w:pStyle w:val="NoSpacing"/>
+      </w:pPr>
+      <w:r>
+        <w:t xml:space="preserve">                set cannon scale to (0.168, 0.168)</w:t>
+      </w:r>
+    </w:p>
+    <w:p>
+      <w:pPr>
+        <w:pStyle w:val="NoSpacing"/>
+      </w:pPr>
+    </w:p>
+    <w:p>
+      <w:pPr>
+        <w:pStyle w:val="NoSpacing"/>
+      </w:pPr>
+      <w:r>
+        <w:t xml:space="preserve">                DECLARE window_scale</w:t>
+      </w:r>
+    </w:p>
+    <w:p>
+      <w:pPr>
+        <w:pStyle w:val="NoSpacing"/>
+      </w:pPr>
+      <w:r>
+        <w:t xml:space="preserve">                window_scale &lt;- Registry window_size[1] / 720</w:t>
+      </w:r>
+    </w:p>
+    <w:p>
+      <w:pPr>
+        <w:pStyle w:val="NoSpacing"/>
+      </w:pPr>
+    </w:p>
+    <w:p>
+      <w:pPr>
+        <w:pStyle w:val="NoSpacing"/>
+      </w:pPr>
+      <w:r>
+        <w:t xml:space="preserve">                set cannon scale to (0.168 * window_scale, 0.168 * window_scale)</w:t>
+      </w:r>
+    </w:p>
+    <w:p>
+      <w:pPr>
+        <w:pStyle w:val="NoSpacing"/>
+      </w:pPr>
+      <w:r>
+        <w:t xml:space="preserve">                set cannon origin to (366, 170)</w:t>
+      </w:r>
+    </w:p>
+    <w:p>
+      <w:pPr>
+        <w:pStyle w:val="NoSpacing"/>
+      </w:pPr>
+      <w:r>
+        <w:t xml:space="preserve">                set cannon rotation to 0 degrees</w:t>
+      </w:r>
+    </w:p>
+    <w:p>
+      <w:pPr>
+        <w:pStyle w:val="NoSpacing"/>
+      </w:pPr>
+      <w:r>
+        <w:t xml:space="preserve">                first_load &lt;- FALSE</w:t>
+      </w:r>
+    </w:p>
+    <w:p>
+      <w:pPr>
+        <w:pStyle w:val="NoSpacing"/>
+      </w:pPr>
+      <w:r>
+        <w:t xml:space="preserve">            END IF</w:t>
+      </w:r>
+    </w:p>
+    <w:p>
+      <w:pPr>
+        <w:pStyle w:val="NoSpacing"/>
+      </w:pPr>
+    </w:p>
+    <w:p>
+      <w:pPr>
+        <w:pStyle w:val="NoSpacing"/>
+      </w:pPr>
+      <w:r>
+        <w:t xml:space="preserve">            loaded &lt;- TRUE</w:t>
+      </w:r>
+    </w:p>
+    <w:p>
+      <w:pPr>
+        <w:pStyle w:val="NoSpacing"/>
+      </w:pPr>
+      <w:r>
+        <w:t xml:space="preserve">        END PROCEDURE</w:t>
+      </w:r>
+    </w:p>
+    <w:p>
+      <w:pPr>
+        <w:pStyle w:val="NoSpacing"/>
+      </w:pPr>
+    </w:p>
+    <w:p>
+      <w:pPr>
+        <w:pStyle w:val="NoSpacing"/>
+      </w:pPr>
+      <w:r>
+        <w:t xml:space="preserve">        FUNCTION get_x_position</w:t>
+      </w:r>
+    </w:p>
+    <w:p>
+      <w:pPr>
+        <w:pStyle w:val="NoSpacing"/>
+      </w:pPr>
+      <w:r>
+        <w:t xml:space="preserve">            RETURN cannon_x_position</w:t>
+      </w:r>
+    </w:p>
+    <w:p>
+      <w:pPr>
+        <w:pStyle w:val="NoSpacing"/>
+      </w:pPr>
+      <w:r>
+        <w:t xml:space="preserve">        END FUNCTION</w:t>
+      </w:r>
+    </w:p>
+    <w:p>
+      <w:pPr>
+        <w:pStyle w:val="NoSpacing"/>
+      </w:pPr>
+    </w:p>
+    <w:p>
+      <w:pPr>
+        <w:pStyle w:val="NoSpacing"/>
+      </w:pPr>
+      <w:r>
+        <w:t xml:space="preserve">        FUNCTION get_y_position</w:t>
+      </w:r>
+    </w:p>
+    <w:p>
+      <w:pPr>
+        <w:pStyle w:val="NoSpacing"/>
+      </w:pPr>
+      <w:r>
+        <w:t xml:space="preserve">            RETURN cannon_y_position</w:t>
+      </w:r>
+    </w:p>
+    <w:p>
+      <w:pPr>
+        <w:pStyle w:val="NoSpacing"/>
+      </w:pPr>
+      <w:r>
+        <w:t xml:space="preserve">        END FUNCTION</w:t>
+      </w:r>
+    </w:p>
+    <w:p>
+      <w:pPr>
+        <w:pStyle w:val="NoSpacing"/>
+      </w:pPr>
+    </w:p>
+    <w:p>
+      <w:pPr>
+        <w:pStyle w:val="NoSpacing"/>
+      </w:pPr>
+      <w:r>
+        <w:t xml:space="preserve">        FUNCTION get_height</w:t>
+      </w:r>
+    </w:p>
+    <w:p>
+      <w:pPr>
+        <w:pStyle w:val="NoSpacing"/>
+      </w:pPr>
+      <w:r>
+        <w:lastRenderedPageBreak/>
+        <w:t xml:space="preserve">            RETURN get cannon sprite vertical size</w:t>
+      </w:r>
+    </w:p>
+    <w:p>
+      <w:pPr>
+        <w:pStyle w:val="NoSpacing"/>
+      </w:pPr>
+      <w:r>
+        <w:t xml:space="preserve">        END FUNCTION</w:t>
+      </w:r>
+    </w:p>
+    <w:p>
+      <w:pPr>
+        <w:pStyle w:val="NoSpacing"/>
+      </w:pPr>
+    </w:p>
+    <w:p>
+      <w:pPr>
+        <w:pStyle w:val="NoSpacing"/>
+      </w:pPr>
+      <w:r>
+        <w:t>END CLASS</w:t>
       </w:r>
     </w:p>
     <w:p>
@@ -1257,15 +6949,1852 @@
         <w:pStyle w:val="Heading4"/>
       </w:pPr>
       <w:r>
-        <w:t>Cannon</w:t>
-      </w:r>
-    </w:p>
-    <w:p>
-      <w:pPr>
-        <w:pStyle w:val="Heading4"/>
-      </w:pPr>
-      <w:r>
         <w:t>Ball</w:t>
+      </w:r>
+    </w:p>
+    <w:p>
+      <w:pPr>
+        <w:pStyle w:val="NoSpacing"/>
+      </w:pPr>
+      <w:r>
+        <w:t>// This pseudocode can also be found in “</w:t>
+      </w:r>
+      <w:r>
+        <w:t>Ball</w:t>
+      </w:r>
+      <w:r>
+        <w:t>.pseudo.txt”</w:t>
+      </w:r>
+    </w:p>
+    <w:p>
+      <w:pPr>
+        <w:pStyle w:val="NoSpacing"/>
+      </w:pPr>
+      <w:r>
+        <w:t>CLASS Ball</w:t>
+      </w:r>
+    </w:p>
+    <w:p>
+      <w:pPr>
+        <w:pStyle w:val="NoSpacing"/>
+      </w:pPr>
+      <w:r>
+        <w:t xml:space="preserve">    PRIVATE</w:t>
+      </w:r>
+    </w:p>
+    <w:p>
+      <w:pPr>
+        <w:pStyle w:val="NoSpacing"/>
+      </w:pPr>
+      <w:r>
+        <w:t xml:space="preserve">        x</w:t>
+      </w:r>
+    </w:p>
+    <w:p>
+      <w:pPr>
+        <w:pStyle w:val="NoSpacing"/>
+      </w:pPr>
+      <w:r>
+        <w:t xml:space="preserve">        y</w:t>
+      </w:r>
+    </w:p>
+    <w:p>
+      <w:pPr>
+        <w:pStyle w:val="NoSpacing"/>
+      </w:pPr>
+      <w:r>
+        <w:t xml:space="preserve">        radius</w:t>
+      </w:r>
+    </w:p>
+    <w:p>
+      <w:pPr>
+        <w:pStyle w:val="NoSpacing"/>
+      </w:pPr>
+      <w:r>
+        <w:t xml:space="preserve">        color</w:t>
+      </w:r>
+    </w:p>
+    <w:p>
+      <w:pPr>
+        <w:pStyle w:val="NoSpacing"/>
+      </w:pPr>
+      <w:r>
+        <w:t xml:space="preserve">        shape_x_velocity &lt;- 0</w:t>
+      </w:r>
+    </w:p>
+    <w:p>
+      <w:pPr>
+        <w:pStyle w:val="NoSpacing"/>
+      </w:pPr>
+      <w:r>
+        <w:t xml:space="preserve">        shape_y_velocity &lt;- 0</w:t>
+      </w:r>
+    </w:p>
+    <w:p>
+      <w:pPr>
+        <w:pStyle w:val="NoSpacing"/>
+      </w:pPr>
+      <w:r>
+        <w:t xml:space="preserve">        shape AS CircleShape</w:t>
+      </w:r>
+    </w:p>
+    <w:p>
+      <w:pPr>
+        <w:pStyle w:val="NoSpacing"/>
+      </w:pPr>
+      <w:r>
+        <w:t xml:space="preserve">        popped &lt;- FALSE</w:t>
+      </w:r>
+    </w:p>
+    <w:p>
+      <w:pPr>
+        <w:pStyle w:val="NoSpacing"/>
+      </w:pPr>
+      <w:r>
+        <w:t xml:space="preserve">        group_flag &lt;- FALSE</w:t>
+      </w:r>
+    </w:p>
+    <w:p>
+      <w:pPr>
+        <w:pStyle w:val="NoSpacing"/>
+      </w:pPr>
+      <w:r>
+        <w:t xml:space="preserve">        anchored_flag &lt;- FALSE</w:t>
+      </w:r>
+    </w:p>
+    <w:p>
+      <w:pPr>
+        <w:pStyle w:val="NoSpacing"/>
+      </w:pPr>
+      <w:r>
+        <w:t xml:space="preserve">        ball_to_fall &lt;- FALSE</w:t>
+      </w:r>
+    </w:p>
+    <w:p>
+      <w:pPr>
+        <w:pStyle w:val="NoSpacing"/>
+      </w:pPr>
+      <w:r>
+        <w:t xml:space="preserve">        pop_sound_to_play &lt;- FALSE</w:t>
+      </w:r>
+    </w:p>
+    <w:p>
+      <w:pPr>
+        <w:pStyle w:val="NoSpacing"/>
+      </w:pPr>
+      <w:r>
+        <w:t xml:space="preserve">        ball_fall_start_time &lt;- 0</w:t>
+      </w:r>
+    </w:p>
+    <w:p>
+      <w:pPr>
+        <w:pStyle w:val="NoSpacing"/>
+      </w:pPr>
+      <w:r>
+        <w:t xml:space="preserve">        fall_distance &lt;- 0</w:t>
+      </w:r>
+    </w:p>
+    <w:p>
+      <w:pPr>
+        <w:pStyle w:val="NoSpacing"/>
+      </w:pPr>
+    </w:p>
+    <w:p>
+      <w:pPr>
+        <w:pStyle w:val="NoSpacing"/>
+      </w:pPr>
+      <w:r>
+        <w:t xml:space="preserve">    PUBLIC</w:t>
+      </w:r>
+    </w:p>
+    <w:p>
+      <w:pPr>
+        <w:pStyle w:val="NoSpacing"/>
+      </w:pPr>
+      <w:r>
+        <w:t xml:space="preserve">        CONSTRUCTOR Ball(x, y)</w:t>
+      </w:r>
+    </w:p>
+    <w:p>
+      <w:pPr>
+        <w:pStyle w:val="NoSpacing"/>
+      </w:pPr>
+      <w:r>
+        <w:t xml:space="preserve">            Ball x &lt;- x</w:t>
+      </w:r>
+    </w:p>
+    <w:p>
+      <w:pPr>
+        <w:pStyle w:val="NoSpacing"/>
+      </w:pPr>
+      <w:r>
+        <w:t xml:space="preserve">            Ball y &lt;- y</w:t>
+      </w:r>
+    </w:p>
+    <w:p>
+      <w:pPr>
+        <w:pStyle w:val="NoSpacing"/>
+      </w:pPr>
+    </w:p>
+    <w:p>
+      <w:pPr>
+        <w:pStyle w:val="NoSpacing"/>
+      </w:pPr>
+      <w:r>
+        <w:t xml:space="preserve">            color &lt;- RANDOM CHOICE FROM ["Red", "Blue", "Yellow"]</w:t>
+      </w:r>
+    </w:p>
+    <w:p>
+      <w:pPr>
+        <w:pStyle w:val="NoSpacing"/>
+      </w:pPr>
+      <w:r>
+        <w:t xml:space="preserve">            set shape fill color to color</w:t>
+      </w:r>
+    </w:p>
+    <w:p>
+      <w:pPr>
+        <w:pStyle w:val="NoSpacing"/>
+      </w:pPr>
+    </w:p>
+    <w:p>
+      <w:pPr>
+        <w:pStyle w:val="NoSpacing"/>
+      </w:pPr>
+      <w:r>
+        <w:t xml:space="preserve">            radius &lt;- Registry ball_radius</w:t>
+      </w:r>
+    </w:p>
+    <w:p>
+      <w:pPr>
+        <w:pStyle w:val="NoSpacing"/>
+      </w:pPr>
+      <w:r>
+        <w:t xml:space="preserve">            set shape radius to radius</w:t>
+      </w:r>
+    </w:p>
+    <w:p>
+      <w:pPr>
+        <w:pStyle w:val="NoSpacing"/>
+      </w:pPr>
+    </w:p>
+    <w:p>
+      <w:pPr>
+        <w:pStyle w:val="NoSpacing"/>
+      </w:pPr>
+      <w:r>
+        <w:t xml:space="preserve">            set shape origin to the centre of the circle</w:t>
+      </w:r>
+    </w:p>
+    <w:p>
+      <w:pPr>
+        <w:pStyle w:val="NoSpacing"/>
+      </w:pPr>
+    </w:p>
+    <w:p>
+      <w:pPr>
+        <w:pStyle w:val="NoSpacing"/>
+      </w:pPr>
+      <w:r>
+        <w:t xml:space="preserve">            set point count to an optimal quantity</w:t>
+      </w:r>
+    </w:p>
+    <w:p>
+      <w:pPr>
+        <w:pStyle w:val="NoSpacing"/>
+      </w:pPr>
+    </w:p>
+    <w:p>
+      <w:pPr>
+        <w:pStyle w:val="NoSpacing"/>
+      </w:pPr>
+      <w:r>
+        <w:t xml:space="preserve">            set shape position to (x, y)</w:t>
+      </w:r>
+    </w:p>
+    <w:p>
+      <w:pPr>
+        <w:pStyle w:val="NoSpacing"/>
+      </w:pPr>
+      <w:r>
+        <w:t xml:space="preserve">        END CONSTRUCTOR</w:t>
+      </w:r>
+    </w:p>
+    <w:p>
+      <w:pPr>
+        <w:pStyle w:val="NoSpacing"/>
+      </w:pPr>
+    </w:p>
+    <w:p>
+      <w:pPr>
+        <w:pStyle w:val="NoSpacing"/>
+      </w:pPr>
+      <w:r>
+        <w:t xml:space="preserve">        PROCEDURE set_velocity(x_velocity, y_velocity)</w:t>
+      </w:r>
+    </w:p>
+    <w:p>
+      <w:pPr>
+        <w:pStyle w:val="NoSpacing"/>
+      </w:pPr>
+      <w:r>
+        <w:t xml:space="preserve">            shape_x_velocity &lt;- x_velocity</w:t>
+      </w:r>
+    </w:p>
+    <w:p>
+      <w:pPr>
+        <w:pStyle w:val="NoSpacing"/>
+      </w:pPr>
+      <w:r>
+        <w:t xml:space="preserve">            shape_y_velocity &lt;- y_velocity</w:t>
+      </w:r>
+    </w:p>
+    <w:p>
+      <w:pPr>
+        <w:pStyle w:val="NoSpacing"/>
+      </w:pPr>
+      <w:r>
+        <w:t xml:space="preserve">        END PROCEDURE</w:t>
+      </w:r>
+    </w:p>
+    <w:p>
+      <w:pPr>
+        <w:pStyle w:val="NoSpacing"/>
+      </w:pPr>
+    </w:p>
+    <w:p>
+      <w:pPr>
+        <w:pStyle w:val="NoSpacing"/>
+      </w:pPr>
+      <w:r>
+        <w:t xml:space="preserve">        PROCEDURE set_position(new_x, new_y)</w:t>
+      </w:r>
+    </w:p>
+    <w:p>
+      <w:pPr>
+        <w:pStyle w:val="NoSpacing"/>
+      </w:pPr>
+      <w:r>
+        <w:t xml:space="preserve">            x &lt;- new_x</w:t>
+      </w:r>
+    </w:p>
+    <w:p>
+      <w:pPr>
+        <w:pStyle w:val="NoSpacing"/>
+      </w:pPr>
+      <w:r>
+        <w:t xml:space="preserve">            y &lt;- new_y</w:t>
+      </w:r>
+    </w:p>
+    <w:p>
+      <w:pPr>
+        <w:pStyle w:val="NoSpacing"/>
+      </w:pPr>
+      <w:r>
+        <w:t xml:space="preserve">        END PROCEDURE</w:t>
+      </w:r>
+    </w:p>
+    <w:p>
+      <w:pPr>
+        <w:pStyle w:val="NoSpacing"/>
+      </w:pPr>
+    </w:p>
+    <w:p>
+      <w:pPr>
+        <w:pStyle w:val="NoSpacing"/>
+      </w:pPr>
+      <w:r>
+        <w:lastRenderedPageBreak/>
+        <w:t xml:space="preserve">        PROCEDURE compute(mass)</w:t>
+      </w:r>
+    </w:p>
+    <w:p>
+      <w:pPr>
+        <w:pStyle w:val="NoSpacing"/>
+      </w:pPr>
+      <w:r>
+        <w:t xml:space="preserve">            DECLARE game_y_minimum</w:t>
+      </w:r>
+    </w:p>
+    <w:p>
+      <w:pPr>
+        <w:pStyle w:val="NoSpacing"/>
+      </w:pPr>
+      <w:r>
+        <w:t xml:space="preserve">            game_y_minimum &lt;- get game ceiling from mass</w:t>
+      </w:r>
+    </w:p>
+    <w:p>
+      <w:pPr>
+        <w:pStyle w:val="NoSpacing"/>
+      </w:pPr>
+    </w:p>
+    <w:p>
+      <w:pPr>
+        <w:pStyle w:val="NoSpacing"/>
+      </w:pPr>
+      <w:r>
+        <w:t xml:space="preserve">            DECLARE game_surface_max_x</w:t>
+      </w:r>
+    </w:p>
+    <w:p>
+      <w:pPr>
+        <w:pStyle w:val="NoSpacing"/>
+      </w:pPr>
+      <w:r>
+        <w:t xml:space="preserve">            game_surface_max_x &lt;- get mass x position + get mass width</w:t>
+      </w:r>
+    </w:p>
+    <w:p>
+      <w:pPr>
+        <w:pStyle w:val="NoSpacing"/>
+      </w:pPr>
+    </w:p>
+    <w:p>
+      <w:pPr>
+        <w:pStyle w:val="NoSpacing"/>
+      </w:pPr>
+      <w:r>
+        <w:t xml:space="preserve">            DECLARE game_surface_min_x</w:t>
+      </w:r>
+    </w:p>
+    <w:p>
+      <w:pPr>
+        <w:pStyle w:val="NoSpacing"/>
+      </w:pPr>
+      <w:r>
+        <w:t xml:space="preserve">            game_surface_min_x &lt;- get mass x position</w:t>
+      </w:r>
+    </w:p>
+    <w:p>
+      <w:pPr>
+        <w:pStyle w:val="NoSpacing"/>
+      </w:pPr>
+    </w:p>
+    <w:p>
+      <w:pPr>
+        <w:pStyle w:val="NoSpacing"/>
+      </w:pPr>
+      <w:r>
+        <w:t xml:space="preserve">            DECLARE time_difference</w:t>
+      </w:r>
+    </w:p>
+    <w:p>
+      <w:pPr>
+        <w:pStyle w:val="NoSpacing"/>
+      </w:pPr>
+    </w:p>
+    <w:p>
+      <w:pPr>
+        <w:pStyle w:val="NoSpacing"/>
+      </w:pPr>
+      <w:r>
+        <w:t xml:space="preserve">            radius &lt;- Registry ball_radius</w:t>
+      </w:r>
+    </w:p>
+    <w:p>
+      <w:pPr>
+        <w:pStyle w:val="NoSpacing"/>
+      </w:pPr>
+      <w:r>
+        <w:t xml:space="preserve">            set shape radius to radius</w:t>
+      </w:r>
+    </w:p>
+    <w:p>
+      <w:pPr>
+        <w:pStyle w:val="NoSpacing"/>
+      </w:pPr>
+    </w:p>
+    <w:p>
+      <w:pPr>
+        <w:pStyle w:val="NoSpacing"/>
+      </w:pPr>
+      <w:r>
+        <w:t xml:space="preserve">            IF the shape's x position is less than game_surface_min_x OR the shape's x position is greater than the game_surface_max_x THEN</w:t>
+      </w:r>
+    </w:p>
+    <w:p>
+      <w:pPr>
+        <w:pStyle w:val="NoSpacing"/>
+      </w:pPr>
+      <w:r>
+        <w:t xml:space="preserve">                shape_x_velocity &lt;- shape_x_velocity * -1</w:t>
+      </w:r>
+    </w:p>
+    <w:p>
+      <w:pPr>
+        <w:pStyle w:val="NoSpacing"/>
+      </w:pPr>
+      <w:r>
+        <w:t xml:space="preserve">            END IF</w:t>
+      </w:r>
+    </w:p>
+    <w:p>
+      <w:pPr>
+        <w:pStyle w:val="NoSpacing"/>
+      </w:pPr>
+    </w:p>
+    <w:p>
+      <w:pPr>
+        <w:pStyle w:val="NoSpacing"/>
+      </w:pPr>
+      <w:r>
+        <w:t xml:space="preserve">            IF the shape's x position is less than the game ceiling THEN</w:t>
+      </w:r>
+    </w:p>
+    <w:p>
+      <w:pPr>
+        <w:pStyle w:val="NoSpacing"/>
+      </w:pPr>
+      <w:r>
+        <w:t xml:space="preserve">                shape_x_velocity &lt;- 0</w:t>
+      </w:r>
+    </w:p>
+    <w:p>
+      <w:pPr>
+        <w:pStyle w:val="NoSpacing"/>
+      </w:pPr>
+      <w:r>
+        <w:t xml:space="preserve">                shape_y_velocity &lt;- 0</w:t>
+      </w:r>
+    </w:p>
+    <w:p>
+      <w:pPr>
+        <w:pStyle w:val="NoSpacing"/>
+      </w:pPr>
+      <w:r>
+        <w:t xml:space="preserve">            END IF</w:t>
+      </w:r>
+    </w:p>
+    <w:p>
+      <w:pPr>
+        <w:pStyle w:val="NoSpacing"/>
+      </w:pPr>
+    </w:p>
+    <w:p>
+      <w:pPr>
+        <w:pStyle w:val="NoSpacing"/>
+      </w:pPr>
+      <w:r>
+        <w:t xml:space="preserve">            IF the shape's x position is less than game_surface_min_x THEN</w:t>
+      </w:r>
+    </w:p>
+    <w:p>
+      <w:pPr>
+        <w:pStyle w:val="NoSpacing"/>
+      </w:pPr>
+      <w:r>
+        <w:t xml:space="preserve">                x &lt;- radius + game_surface_min_x</w:t>
+      </w:r>
+    </w:p>
+    <w:p>
+      <w:pPr>
+        <w:pStyle w:val="NoSpacing"/>
+      </w:pPr>
+      <w:r>
+        <w:t xml:space="preserve">            END IF</w:t>
+      </w:r>
+    </w:p>
+    <w:p>
+      <w:pPr>
+        <w:pStyle w:val="NoSpacing"/>
+      </w:pPr>
+    </w:p>
+    <w:p>
+      <w:pPr>
+        <w:pStyle w:val="NoSpacing"/>
+      </w:pPr>
+      <w:r>
+        <w:t xml:space="preserve">            IF the shape's x position is more than game_surface_max_x THEN</w:t>
+      </w:r>
+    </w:p>
+    <w:p>
+      <w:pPr>
+        <w:pStyle w:val="NoSpacing"/>
+      </w:pPr>
+      <w:r>
+        <w:t xml:space="preserve">                x &lt;- game_surface_max_x - radius</w:t>
+      </w:r>
+    </w:p>
+    <w:p>
+      <w:pPr>
+        <w:pStyle w:val="NoSpacing"/>
+      </w:pPr>
+      <w:r>
+        <w:t xml:space="preserve">            END IF</w:t>
+      </w:r>
+    </w:p>
+    <w:p>
+      <w:pPr>
+        <w:pStyle w:val="NoSpacing"/>
+      </w:pPr>
+    </w:p>
+    <w:p>
+      <w:pPr>
+        <w:pStyle w:val="NoSpacing"/>
+      </w:pPr>
+      <w:r>
+        <w:t xml:space="preserve">            IF the shape's y position is less than the game_y_minimum THEN</w:t>
+      </w:r>
+    </w:p>
+    <w:p>
+      <w:pPr>
+        <w:pStyle w:val="NoSpacing"/>
+      </w:pPr>
+      <w:r>
+        <w:t xml:space="preserve">                y &lt;- radius + game_y_minimum</w:t>
+      </w:r>
+    </w:p>
+    <w:p>
+      <w:pPr>
+        <w:pStyle w:val="NoSpacing"/>
+      </w:pPr>
+      <w:r>
+        <w:t xml:space="preserve">            END IF</w:t>
+      </w:r>
+    </w:p>
+    <w:p>
+      <w:pPr>
+        <w:pStyle w:val="NoSpacing"/>
+      </w:pPr>
+    </w:p>
+    <w:p>
+      <w:pPr>
+        <w:pStyle w:val="NoSpacing"/>
+      </w:pPr>
+      <w:r>
+        <w:t xml:space="preserve">            IF the shape is placed vertically off the bottom of the screen THEN</w:t>
+      </w:r>
+    </w:p>
+    <w:p>
+      <w:pPr>
+        <w:pStyle w:val="NoSpacing"/>
+      </w:pPr>
+      <w:r>
+        <w:t xml:space="preserve">                popped &lt;- TRUE</w:t>
+      </w:r>
+    </w:p>
+    <w:p>
+      <w:pPr>
+        <w:pStyle w:val="NoSpacing"/>
+      </w:pPr>
+      <w:r>
+        <w:t xml:space="preserve">                y &lt;- -100</w:t>
+      </w:r>
+    </w:p>
+    <w:p>
+      <w:pPr>
+        <w:pStyle w:val="NoSpacing"/>
+      </w:pPr>
+      <w:r>
+        <w:t xml:space="preserve">                shape_x_velocity &lt;- 0</w:t>
+      </w:r>
+    </w:p>
+    <w:p>
+      <w:pPr>
+        <w:pStyle w:val="NoSpacing"/>
+      </w:pPr>
+      <w:r>
+        <w:t xml:space="preserve">                shape_y_velocity &lt;- 0</w:t>
+      </w:r>
+    </w:p>
+    <w:p>
+      <w:pPr>
+        <w:pStyle w:val="NoSpacing"/>
+      </w:pPr>
+      <w:r>
+        <w:t xml:space="preserve">            END IF</w:t>
+      </w:r>
+    </w:p>
+    <w:p>
+      <w:pPr>
+        <w:pStyle w:val="NoSpacing"/>
+      </w:pPr>
+    </w:p>
+    <w:p>
+      <w:pPr>
+        <w:pStyle w:val="NoSpacing"/>
+      </w:pPr>
+      <w:r>
+        <w:t xml:space="preserve">            x &lt;- x + shape_x_velocity</w:t>
+      </w:r>
+    </w:p>
+    <w:p>
+      <w:pPr>
+        <w:pStyle w:val="NoSpacing"/>
+      </w:pPr>
+      <w:r>
+        <w:t xml:space="preserve">            y &lt;- y + shape_y_velocity</w:t>
+      </w:r>
+    </w:p>
+    <w:p>
+      <w:pPr>
+        <w:pStyle w:val="NoSpacing"/>
+      </w:pPr>
+    </w:p>
+    <w:p>
+      <w:pPr>
+        <w:pStyle w:val="NoSpacing"/>
+      </w:pPr>
+      <w:r>
+        <w:t xml:space="preserve">            IF ball is falling THEN</w:t>
+      </w:r>
+    </w:p>
+    <w:p>
+      <w:pPr>
+        <w:pStyle w:val="NoSpacing"/>
+      </w:pPr>
+      <w:r>
+        <w:t xml:space="preserve">                IF the ball_fall_start_time is 0 THEN</w:t>
+      </w:r>
+    </w:p>
+    <w:p>
+      <w:pPr>
+        <w:pStyle w:val="NoSpacing"/>
+      </w:pPr>
+      <w:r>
+        <w:t xml:space="preserve">                    ball_fall_start_time &lt;- Registry run_time</w:t>
+      </w:r>
+    </w:p>
+    <w:p>
+      <w:pPr>
+        <w:pStyle w:val="NoSpacing"/>
+      </w:pPr>
+      <w:r>
+        <w:t xml:space="preserve">                END IF</w:t>
+      </w:r>
+    </w:p>
+    <w:p>
+      <w:pPr>
+        <w:pStyle w:val="NoSpacing"/>
+      </w:pPr>
+    </w:p>
+    <w:p>
+      <w:pPr>
+        <w:pStyle w:val="NoSpacing"/>
+      </w:pPr>
+      <w:r>
+        <w:t xml:space="preserve">                time_difference &lt;- Registry run time - ball_fall_start_time</w:t>
+      </w:r>
+    </w:p>
+    <w:p>
+      <w:pPr>
+        <w:pStyle w:val="NoSpacing"/>
+      </w:pPr>
+      <w:r>
+        <w:t xml:space="preserve">                y &lt;- y + Constants MASS_FALL_SPEED * time_difference + Constants ACCELERATION_DUE_TO_GRAVITY * time_difference**2</w:t>
+      </w:r>
+    </w:p>
+    <w:p>
+      <w:pPr>
+        <w:pStyle w:val="NoSpacing"/>
+      </w:pPr>
+      <w:r>
+        <w:t xml:space="preserve">            ELSE</w:t>
+      </w:r>
+    </w:p>
+    <w:p>
+      <w:pPr>
+        <w:pStyle w:val="NoSpacing"/>
+      </w:pPr>
+      <w:r>
+        <w:t xml:space="preserve">                IF the shape has no velocity THEN</w:t>
+      </w:r>
+    </w:p>
+    <w:p>
+      <w:pPr>
+        <w:pStyle w:val="NoSpacing"/>
+      </w:pPr>
+      <w:r>
+        <w:t xml:space="preserve">                    y &lt;- y + Constants MASS_FALL_SPEED</w:t>
+      </w:r>
+    </w:p>
+    <w:p>
+      <w:pPr>
+        <w:pStyle w:val="NoSpacing"/>
+      </w:pPr>
+      <w:r>
+        <w:t xml:space="preserve">                END IF</w:t>
+      </w:r>
+    </w:p>
+    <w:p>
+      <w:pPr>
+        <w:pStyle w:val="NoSpacing"/>
+      </w:pPr>
+      <w:r>
+        <w:t xml:space="preserve">            END IF</w:t>
+      </w:r>
+    </w:p>
+    <w:p>
+      <w:pPr>
+        <w:pStyle w:val="NoSpacing"/>
+      </w:pPr>
+      <w:r>
+        <w:t xml:space="preserve">        END PROCEDURE</w:t>
+      </w:r>
+    </w:p>
+    <w:p>
+      <w:pPr>
+        <w:pStyle w:val="NoSpacing"/>
+      </w:pPr>
+    </w:p>
+    <w:p>
+      <w:pPr>
+        <w:pStyle w:val="NoSpacing"/>
+      </w:pPr>
+      <w:r>
+        <w:t xml:space="preserve">        FUNCTION check_collision_with_flag_ball(ball)</w:t>
+      </w:r>
+    </w:p>
+    <w:p>
+      <w:pPr>
+        <w:pStyle w:val="NoSpacing"/>
+      </w:pPr>
+      <w:r>
+        <w:t xml:space="preserve">            IF the ball has the same color AND the ball has the group flag AND the current group flag is FALSE AND the current ball isn't falling THEN</w:t>
+      </w:r>
+    </w:p>
+    <w:p>
+      <w:pPr>
+        <w:pStyle w:val="NoSpacing"/>
+      </w:pPr>
+      <w:r>
+        <w:t xml:space="preserve">                DECLARE distance</w:t>
+      </w:r>
+    </w:p>
+    <w:p>
+      <w:pPr>
+        <w:pStyle w:val="NoSpacing"/>
+      </w:pPr>
+      <w:r>
+        <w:t xml:space="preserve">                distance &lt;- (PYTHAGOREAN DISTANCE FROM x, y TO ball x, ball y) - 3</w:t>
+      </w:r>
+    </w:p>
+    <w:p>
+      <w:pPr>
+        <w:pStyle w:val="NoSpacing"/>
+      </w:pPr>
+      <w:r>
+        <w:t xml:space="preserve">                IF the distance implies the balls are in collision THEN</w:t>
+      </w:r>
+    </w:p>
+    <w:p>
+      <w:pPr>
+        <w:pStyle w:val="NoSpacing"/>
+      </w:pPr>
+      <w:r>
+        <w:t xml:space="preserve">                    RETURN TRUE</w:t>
+      </w:r>
+    </w:p>
+    <w:p>
+      <w:pPr>
+        <w:pStyle w:val="NoSpacing"/>
+      </w:pPr>
+      <w:r>
+        <w:t xml:space="preserve">                END IF</w:t>
+      </w:r>
+    </w:p>
+    <w:p>
+      <w:pPr>
+        <w:pStyle w:val="NoSpacing"/>
+      </w:pPr>
+      <w:r>
+        <w:t xml:space="preserve">            END IF</w:t>
+      </w:r>
+    </w:p>
+    <w:p>
+      <w:pPr>
+        <w:pStyle w:val="NoSpacing"/>
+      </w:pPr>
+      <w:r>
+        <w:t xml:space="preserve">            RETURN FALSE</w:t>
+      </w:r>
+    </w:p>
+    <w:p>
+      <w:pPr>
+        <w:pStyle w:val="NoSpacing"/>
+      </w:pPr>
+      <w:r>
+        <w:t xml:space="preserve">        END FUNCTION</w:t>
+      </w:r>
+    </w:p>
+    <w:p>
+      <w:pPr>
+        <w:pStyle w:val="NoSpacing"/>
+      </w:pPr>
+    </w:p>
+    <w:p>
+      <w:pPr>
+        <w:pStyle w:val="NoSpacing"/>
+      </w:pPr>
+      <w:r>
+        <w:t xml:space="preserve">        FUNCTION check_collision_with_anchor_ball(ball)</w:t>
+      </w:r>
+    </w:p>
+    <w:p>
+      <w:pPr>
+        <w:pStyle w:val="NoSpacing"/>
+      </w:pPr>
+      <w:r>
+        <w:t xml:space="preserve">            IF the ball is anchored AND the current ball is not anchored AND the ball isn't falling THEN</w:t>
+      </w:r>
+    </w:p>
+    <w:p>
+      <w:pPr>
+        <w:pStyle w:val="NoSpacing"/>
+      </w:pPr>
+      <w:r>
+        <w:t xml:space="preserve">                DECLARE distance</w:t>
+      </w:r>
+    </w:p>
+    <w:p>
+      <w:pPr>
+        <w:pStyle w:val="NoSpacing"/>
+      </w:pPr>
+      <w:r>
+        <w:t xml:space="preserve">                distance &lt;- (PYTHAGOREAN DISTANCE FROM x, y TO ball x, ball y) - 3</w:t>
+      </w:r>
+    </w:p>
+    <w:p>
+      <w:pPr>
+        <w:pStyle w:val="NoSpacing"/>
+      </w:pPr>
+      <w:r>
+        <w:t xml:space="preserve">                IF the distance implies the balls are in collision THEN</w:t>
+      </w:r>
+    </w:p>
+    <w:p>
+      <w:pPr>
+        <w:pStyle w:val="NoSpacing"/>
+      </w:pPr>
+      <w:r>
+        <w:t xml:space="preserve">                    RETURN TRUE</w:t>
+      </w:r>
+    </w:p>
+    <w:p>
+      <w:pPr>
+        <w:pStyle w:val="NoSpacing"/>
+      </w:pPr>
+      <w:r>
+        <w:t xml:space="preserve">                END IF</w:t>
+      </w:r>
+    </w:p>
+    <w:p>
+      <w:pPr>
+        <w:pStyle w:val="NoSpacing"/>
+      </w:pPr>
+      <w:r>
+        <w:t xml:space="preserve">            END IF</w:t>
+      </w:r>
+    </w:p>
+    <w:p>
+      <w:pPr>
+        <w:pStyle w:val="NoSpacing"/>
+      </w:pPr>
+      <w:r>
+        <w:t xml:space="preserve">            RETURN FALSE</w:t>
+      </w:r>
+    </w:p>
+    <w:p>
+      <w:pPr>
+        <w:pStyle w:val="NoSpacing"/>
+      </w:pPr>
+      <w:r>
+        <w:t xml:space="preserve">        END FUNCTION</w:t>
+      </w:r>
+    </w:p>
+    <w:p>
+      <w:pPr>
+        <w:pStyle w:val="NoSpacing"/>
+      </w:pPr>
+    </w:p>
+    <w:p>
+      <w:pPr>
+        <w:pStyle w:val="NoSpacing"/>
+      </w:pPr>
+      <w:r>
+        <w:t xml:space="preserve">        PROCEDURE collision(ball, game_balls)</w:t>
+      </w:r>
+    </w:p>
+    <w:p>
+      <w:pPr>
+        <w:pStyle w:val="NoSpacing"/>
+      </w:pPr>
+      <w:r>
+        <w:t xml:space="preserve">            IF the ball hasn't been popped AND isn't falling AND the current ball isn't falling THEN</w:t>
+      </w:r>
+    </w:p>
+    <w:p>
+      <w:pPr>
+        <w:pStyle w:val="NoSpacing"/>
+      </w:pPr>
+      <w:r>
+        <w:t xml:space="preserve">                DECLARE distance</w:t>
+      </w:r>
+    </w:p>
+    <w:p>
+      <w:pPr>
+        <w:pStyle w:val="NoSpacing"/>
+      </w:pPr>
+      <w:r>
+        <w:t xml:space="preserve">                distance &lt;- (PYTHAGOREAN DISTANCE FROM x, y TO ball x, ball y)</w:t>
+      </w:r>
+    </w:p>
+    <w:p>
+      <w:pPr>
+        <w:pStyle w:val="NoSpacing"/>
+      </w:pPr>
+    </w:p>
+    <w:p>
+      <w:pPr>
+        <w:pStyle w:val="NoSpacing"/>
+      </w:pPr>
+      <w:r>
+        <w:t xml:space="preserve">                IF the distance implies the balls are inside each other THEN</w:t>
+      </w:r>
+    </w:p>
+    <w:p>
+      <w:pPr>
+        <w:pStyle w:val="NoSpacing"/>
+      </w:pPr>
+      <w:r>
+        <w:t xml:space="preserve">                    DECLARE angle</w:t>
+      </w:r>
+    </w:p>
+    <w:p>
+      <w:pPr>
+        <w:pStyle w:val="NoSpacing"/>
+      </w:pPr>
+      <w:r>
+        <w:t xml:space="preserve">                    angle &lt;- arctan2(y - ball y, x - ball x)</w:t>
+      </w:r>
+    </w:p>
+    <w:p>
+      <w:pPr>
+        <w:pStyle w:val="NoSpacing"/>
+      </w:pPr>
+    </w:p>
+    <w:p>
+      <w:pPr>
+        <w:pStyle w:val="NoSpacing"/>
+      </w:pPr>
+      <w:r>
+        <w:t xml:space="preserve">                    DECLARE sin_angle</w:t>
+      </w:r>
+    </w:p>
+    <w:p>
+      <w:pPr>
+        <w:pStyle w:val="NoSpacing"/>
+      </w:pPr>
+      <w:r>
+        <w:t xml:space="preserve">                    sin_angle &lt;- sin(angle)</w:t>
+      </w:r>
+    </w:p>
+    <w:p>
+      <w:pPr>
+        <w:pStyle w:val="NoSpacing"/>
+      </w:pPr>
+    </w:p>
+    <w:p>
+      <w:pPr>
+        <w:pStyle w:val="NoSpacing"/>
+      </w:pPr>
+      <w:r>
+        <w:t xml:space="preserve">                    DECLARE cos_angle</w:t>
+      </w:r>
+    </w:p>
+    <w:p>
+      <w:pPr>
+        <w:pStyle w:val="NoSpacing"/>
+      </w:pPr>
+      <w:r>
+        <w:t xml:space="preserve">                    cos_angle &lt;- cos(angle)</w:t>
+      </w:r>
+    </w:p>
+    <w:p>
+      <w:pPr>
+        <w:pStyle w:val="NoSpacing"/>
+      </w:pPr>
+    </w:p>
+    <w:p>
+      <w:pPr>
+        <w:pStyle w:val="NoSpacing"/>
+      </w:pPr>
+      <w:r>
+        <w:t xml:space="preserve">                    DECLARE overlap</w:t>
+      </w:r>
+    </w:p>
+    <w:p>
+      <w:pPr>
+        <w:pStyle w:val="NoSpacing"/>
+      </w:pPr>
+      <w:r>
+        <w:t xml:space="preserve">                    overlap &lt;- 0.5 * ((radius + ball radius) - distance)</w:t>
+      </w:r>
+    </w:p>
+    <w:p>
+      <w:pPr>
+        <w:pStyle w:val="NoSpacing"/>
+      </w:pPr>
+    </w:p>
+    <w:p>
+      <w:pPr>
+        <w:pStyle w:val="NoSpacing"/>
+      </w:pPr>
+      <w:r>
+        <w:t xml:space="preserve">                    IF the current ball has no velocity AND the ball has no velocity THEN</w:t>
+      </w:r>
+    </w:p>
+    <w:p>
+      <w:pPr>
+        <w:pStyle w:val="NoSpacing"/>
+      </w:pPr>
+      <w:r>
+        <w:t xml:space="preserve">                        x &lt;- x + cos_angle * overlap</w:t>
+      </w:r>
+    </w:p>
+    <w:p>
+      <w:pPr>
+        <w:pStyle w:val="NoSpacing"/>
+      </w:pPr>
+      <w:r>
+        <w:t xml:space="preserve">                        y &lt;- y + sin_angle * overlap</w:t>
+      </w:r>
+    </w:p>
+    <w:p>
+      <w:pPr>
+        <w:pStyle w:val="NoSpacing"/>
+      </w:pPr>
+      <w:r>
+        <w:t xml:space="preserve">                        ball x &lt;- ball x - cos_angle * overlap</w:t>
+      </w:r>
+    </w:p>
+    <w:p>
+      <w:pPr>
+        <w:pStyle w:val="NoSpacing"/>
+      </w:pPr>
+      <w:r>
+        <w:t xml:space="preserve">                        ball y &lt;- ball y - sin_angle * overlap</w:t>
+      </w:r>
+    </w:p>
+    <w:p>
+      <w:pPr>
+        <w:pStyle w:val="NoSpacing"/>
+      </w:pPr>
+      <w:r>
+        <w:t xml:space="preserve">                    ELSE</w:t>
+      </w:r>
+    </w:p>
+    <w:p>
+      <w:pPr>
+        <w:pStyle w:val="NoSpacing"/>
+      </w:pPr>
+      <w:r>
+        <w:t xml:space="preserve">                        ball x &lt;- ball x - cos_angle * overlap * 2</w:t>
+      </w:r>
+    </w:p>
+    <w:p>
+      <w:pPr>
+        <w:pStyle w:val="NoSpacing"/>
+      </w:pPr>
+      <w:r>
+        <w:t xml:space="preserve">                        ball y &lt;- ball y - sin_angle * overlap * 2</w:t>
+      </w:r>
+    </w:p>
+    <w:p>
+      <w:pPr>
+        <w:pStyle w:val="NoSpacing"/>
+      </w:pPr>
+      <w:r>
+        <w:t xml:space="preserve">                    END IF</w:t>
+      </w:r>
+    </w:p>
+    <w:p>
+      <w:pPr>
+        <w:pStyle w:val="NoSpacing"/>
+      </w:pPr>
+    </w:p>
+    <w:p>
+      <w:pPr>
+        <w:pStyle w:val="NoSpacing"/>
+      </w:pPr>
+      <w:r>
+        <w:t xml:space="preserve">                    IF the ball has velocity THEN</w:t>
+      </w:r>
+    </w:p>
+    <w:p>
+      <w:pPr>
+        <w:pStyle w:val="NoSpacing"/>
+      </w:pPr>
+      <w:r>
+        <w:t xml:space="preserve">                        ball group_flag &lt;- TRUE</w:t>
+      </w:r>
+    </w:p>
+    <w:p>
+      <w:pPr>
+        <w:pStyle w:val="NoSpacing"/>
+      </w:pPr>
+    </w:p>
+    <w:p>
+      <w:pPr>
+        <w:pStyle w:val="NoSpacing"/>
+      </w:pPr>
+      <w:r>
+        <w:t xml:space="preserve">                        spread group flags</w:t>
+      </w:r>
+    </w:p>
+    <w:p>
+      <w:pPr>
+        <w:pStyle w:val="NoSpacing"/>
+      </w:pPr>
+      <w:r>
+        <w:t xml:space="preserve">                        spread group flags</w:t>
+      </w:r>
+    </w:p>
+    <w:p>
+      <w:pPr>
+        <w:pStyle w:val="NoSpacing"/>
+      </w:pPr>
+      <w:r>
+        <w:t xml:space="preserve">                        spread group flags</w:t>
+      </w:r>
+    </w:p>
+    <w:p>
+      <w:pPr>
+        <w:pStyle w:val="NoSpacing"/>
+      </w:pPr>
+    </w:p>
+    <w:p>
+      <w:pPr>
+        <w:pStyle w:val="NoSpacing"/>
+      </w:pPr>
+      <w:r>
+        <w:t xml:space="preserve">                        IF the number of group flags in the game_balls vector is more than or equal to three THEN</w:t>
+      </w:r>
+    </w:p>
+    <w:p>
+      <w:pPr>
+        <w:pStyle w:val="NoSpacing"/>
+      </w:pPr>
+      <w:r>
+        <w:t xml:space="preserve">                            DECLARE changed</w:t>
+      </w:r>
+    </w:p>
+    <w:p>
+      <w:pPr>
+        <w:pStyle w:val="NoSpacing"/>
+      </w:pPr>
+      <w:r>
+        <w:t xml:space="preserve">                            changed &lt;- TRUE</w:t>
+      </w:r>
+    </w:p>
+    <w:p>
+      <w:pPr>
+        <w:pStyle w:val="NoSpacing"/>
+      </w:pPr>
+    </w:p>
+    <w:p>
+      <w:pPr>
+        <w:pStyle w:val="NoSpacing"/>
+      </w:pPr>
+      <w:r>
+        <w:t xml:space="preserve">                            WHILE changed DO</w:t>
+      </w:r>
+    </w:p>
+    <w:p>
+      <w:pPr>
+        <w:pStyle w:val="NoSpacing"/>
+      </w:pPr>
+      <w:r>
+        <w:t xml:space="preserve">                                changed &lt;- result of spread group flags</w:t>
+      </w:r>
+    </w:p>
+    <w:p>
+      <w:pPr>
+        <w:pStyle w:val="NoSpacing"/>
+      </w:pPr>
+      <w:r>
+        <w:t xml:space="preserve">                            END WHILE</w:t>
+      </w:r>
+    </w:p>
+    <w:p>
+      <w:pPr>
+        <w:pStyle w:val="NoSpacing"/>
+      </w:pPr>
+    </w:p>
+    <w:p>
+      <w:pPr>
+        <w:pStyle w:val="NoSpacing"/>
+      </w:pPr>
+      <w:r>
+        <w:t xml:space="preserve">                            FOR i &lt;- 0 TO get size of game_balls - 2</w:t>
+      </w:r>
+    </w:p>
+    <w:p>
+      <w:pPr>
+        <w:pStyle w:val="NoSpacing"/>
+      </w:pPr>
+      <w:r>
+        <w:t xml:space="preserve">                                IF the ball at index i has a group flag THEN</w:t>
+      </w:r>
+    </w:p>
+    <w:p>
+      <w:pPr>
+        <w:pStyle w:val="NoSpacing"/>
+      </w:pPr>
+      <w:r>
+        <w:t xml:space="preserve">                                    game_balls[i] popped &lt;- TRUE</w:t>
+      </w:r>
+    </w:p>
+    <w:p>
+      <w:pPr>
+        <w:pStyle w:val="NoSpacing"/>
+      </w:pPr>
+      <w:r>
+        <w:t xml:space="preserve">                                    pop_sound_to_play &lt;- TRUE</w:t>
+      </w:r>
+    </w:p>
+    <w:p>
+      <w:pPr>
+        <w:pStyle w:val="NoSpacing"/>
+      </w:pPr>
+      <w:r>
+        <w:t xml:space="preserve">                                    game_balls[i] pop_sound_to_play &lt;- TRUE</w:t>
+      </w:r>
+    </w:p>
+    <w:p>
+      <w:pPr>
+        <w:pStyle w:val="NoSpacing"/>
+      </w:pPr>
+      <w:r>
+        <w:t xml:space="preserve">                                END IF</w:t>
+      </w:r>
+    </w:p>
+    <w:p>
+      <w:pPr>
+        <w:pStyle w:val="NoSpacing"/>
+      </w:pPr>
+      <w:r>
+        <w:t xml:space="preserve">                            END FOR</w:t>
+      </w:r>
+    </w:p>
+    <w:p>
+      <w:pPr>
+        <w:pStyle w:val="NoSpacing"/>
+      </w:pPr>
+      <w:r>
+        <w:t xml:space="preserve">                    ELSE</w:t>
+      </w:r>
+    </w:p>
+    <w:p>
+      <w:pPr>
+        <w:pStyle w:val="NoSpacing"/>
+      </w:pPr>
+      <w:r>
+        <w:t xml:space="preserve">                        FOR i &lt;- 0 TO get size of game_balls - 2</w:t>
+      </w:r>
+    </w:p>
+    <w:p>
+      <w:pPr>
+        <w:pStyle w:val="NoSpacing"/>
+      </w:pPr>
+      <w:r>
+        <w:t xml:space="preserve">                            game_balls[i] group_flag &lt;- FALSE</w:t>
+      </w:r>
+    </w:p>
+    <w:p>
+      <w:pPr>
+        <w:pStyle w:val="NoSpacing"/>
+      </w:pPr>
+      <w:r>
+        <w:t xml:space="preserve">                        END FOR</w:t>
+      </w:r>
+    </w:p>
+    <w:p>
+      <w:pPr>
+        <w:pStyle w:val="NoSpacing"/>
+      </w:pPr>
+      <w:r>
+        <w:t xml:space="preserve">                    END IF</w:t>
+      </w:r>
+    </w:p>
+    <w:p>
+      <w:pPr>
+        <w:pStyle w:val="NoSpacing"/>
+      </w:pPr>
+    </w:p>
+    <w:p>
+      <w:pPr>
+        <w:pStyle w:val="NoSpacing"/>
+      </w:pPr>
+      <w:r>
+        <w:t xml:space="preserve">                    shape_x_velocity &lt;- 0</w:t>
+      </w:r>
+    </w:p>
+    <w:p>
+      <w:pPr>
+        <w:pStyle w:val="NoSpacing"/>
+      </w:pPr>
+      <w:r>
+        <w:t xml:space="preserve">                    shape_y_velocity &lt;- 0</w:t>
+      </w:r>
+    </w:p>
+    <w:p>
+      <w:pPr>
+        <w:pStyle w:val="NoSpacing"/>
+      </w:pPr>
+      <w:r>
+        <w:t xml:space="preserve">                    ball shape_x_velocity &lt;- 0</w:t>
+      </w:r>
+    </w:p>
+    <w:p>
+      <w:pPr>
+        <w:pStyle w:val="NoSpacing"/>
+      </w:pPr>
+      <w:r>
+        <w:t xml:space="preserve">                    ball shape_y_velocity &lt;- 0</w:t>
+      </w:r>
+    </w:p>
+    <w:p>
+      <w:pPr>
+        <w:pStyle w:val="NoSpacing"/>
+      </w:pPr>
+      <w:r>
+        <w:t xml:space="preserve">                END IF</w:t>
+      </w:r>
+    </w:p>
+    <w:p>
+      <w:pPr>
+        <w:pStyle w:val="NoSpacing"/>
+      </w:pPr>
+      <w:r>
+        <w:t xml:space="preserve">            END IF</w:t>
+      </w:r>
+    </w:p>
+    <w:p>
+      <w:pPr>
+        <w:pStyle w:val="NoSpacing"/>
+      </w:pPr>
+      <w:r>
+        <w:t xml:space="preserve">        END PROCEDURE</w:t>
+      </w:r>
+    </w:p>
+    <w:p>
+      <w:pPr>
+        <w:pStyle w:val="NoSpacing"/>
+      </w:pPr>
+    </w:p>
+    <w:p>
+      <w:pPr>
+        <w:pStyle w:val="NoSpacing"/>
+      </w:pPr>
+      <w:r>
+        <w:t xml:space="preserve">        PROCEDURE render(window)</w:t>
+      </w:r>
+    </w:p>
+    <w:p>
+      <w:pPr>
+        <w:pStyle w:val="NoSpacing"/>
+      </w:pPr>
+      <w:r>
+        <w:t xml:space="preserve">            set shape position to (x, y)</w:t>
+      </w:r>
+    </w:p>
+    <w:p>
+      <w:pPr>
+        <w:pStyle w:val="NoSpacing"/>
+      </w:pPr>
+      <w:r>
+        <w:t xml:space="preserve">            IF the object hasn't been popped THEN</w:t>
+      </w:r>
+    </w:p>
+    <w:p>
+      <w:pPr>
+        <w:pStyle w:val="NoSpacing"/>
+      </w:pPr>
+      <w:r>
+        <w:lastRenderedPageBreak/>
+        <w:t xml:space="preserve">                draw the shape to the window</w:t>
+      </w:r>
+    </w:p>
+    <w:p>
+      <w:pPr>
+        <w:pStyle w:val="NoSpacing"/>
+      </w:pPr>
+      <w:r>
+        <w:t xml:space="preserve">            END IF</w:t>
+      </w:r>
+    </w:p>
+    <w:p>
+      <w:pPr>
+        <w:pStyle w:val="NoSpacing"/>
+      </w:pPr>
+      <w:r>
+        <w:t xml:space="preserve">        END PROCEDURE</w:t>
+      </w:r>
+    </w:p>
+    <w:p>
+      <w:pPr>
+        <w:pStyle w:val="NoSpacing"/>
+      </w:pPr>
+    </w:p>
+    <w:p>
+      <w:pPr>
+        <w:pStyle w:val="NoSpacing"/>
+      </w:pPr>
+      <w:r>
+        <w:t xml:space="preserve">        FUNCTION pop_sound_needs_playing</w:t>
+      </w:r>
+    </w:p>
+    <w:p>
+      <w:pPr>
+        <w:pStyle w:val="NoSpacing"/>
+      </w:pPr>
+      <w:r>
+        <w:t xml:space="preserve">            IF pop sound needs to play THEN</w:t>
+      </w:r>
+    </w:p>
+    <w:p>
+      <w:pPr>
+        <w:pStyle w:val="NoSpacing"/>
+      </w:pPr>
+      <w:r>
+        <w:t xml:space="preserve">                pop_sound_needs_playing &lt;- FALSE</w:t>
+      </w:r>
+    </w:p>
+    <w:p>
+      <w:pPr>
+        <w:pStyle w:val="NoSpacing"/>
+      </w:pPr>
+      <w:r>
+        <w:t xml:space="preserve">                RETURN TRUE</w:t>
+      </w:r>
+    </w:p>
+    <w:p>
+      <w:pPr>
+        <w:pStyle w:val="NoSpacing"/>
+      </w:pPr>
+      <w:r>
+        <w:t xml:space="preserve">            END IF</w:t>
+      </w:r>
+    </w:p>
+    <w:p>
+      <w:pPr>
+        <w:pStyle w:val="NoSpacing"/>
+      </w:pPr>
+      <w:r>
+        <w:t xml:space="preserve">            RETURN FALSE</w:t>
+      </w:r>
+    </w:p>
+    <w:p>
+      <w:pPr>
+        <w:pStyle w:val="NoSpacing"/>
+      </w:pPr>
+      <w:r>
+        <w:t xml:space="preserve">        END FUNCTION</w:t>
+      </w:r>
+    </w:p>
+    <w:p>
+      <w:pPr>
+        <w:pStyle w:val="NoSpacing"/>
+      </w:pPr>
+    </w:p>
+    <w:p>
+      <w:pPr>
+        <w:pStyle w:val="NoSpacing"/>
+      </w:pPr>
+      <w:r>
+        <w:t xml:space="preserve">        FUNCTION get_popped</w:t>
+      </w:r>
+    </w:p>
+    <w:p>
+      <w:pPr>
+        <w:pStyle w:val="NoSpacing"/>
+      </w:pPr>
+      <w:r>
+        <w:t xml:space="preserve">            RETURN popped</w:t>
+      </w:r>
+    </w:p>
+    <w:p>
+      <w:pPr>
+        <w:pStyle w:val="NoSpacing"/>
+      </w:pPr>
+      <w:r>
+        <w:t xml:space="preserve">        END FUNCTION</w:t>
+      </w:r>
+    </w:p>
+    <w:p>
+      <w:pPr>
+        <w:pStyle w:val="NoSpacing"/>
+      </w:pPr>
+    </w:p>
+    <w:p>
+      <w:pPr>
+        <w:pStyle w:val="NoSpacing"/>
+      </w:pPr>
+      <w:r>
+        <w:t xml:space="preserve">        FUNCTION get_x_velocity</w:t>
+      </w:r>
+    </w:p>
+    <w:p>
+      <w:pPr>
+        <w:pStyle w:val="NoSpacing"/>
+      </w:pPr>
+      <w:r>
+        <w:t xml:space="preserve">            RETURN shape_x_velocity</w:t>
+      </w:r>
+    </w:p>
+    <w:p>
+      <w:pPr>
+        <w:pStyle w:val="NoSpacing"/>
+      </w:pPr>
+      <w:r>
+        <w:t xml:space="preserve">        END FUNCTION</w:t>
+      </w:r>
+    </w:p>
+    <w:p>
+      <w:pPr>
+        <w:pStyle w:val="NoSpacing"/>
+      </w:pPr>
+    </w:p>
+    <w:p>
+      <w:pPr>
+        <w:pStyle w:val="NoSpacing"/>
+      </w:pPr>
+      <w:r>
+        <w:t xml:space="preserve">        FUNCTION get_y_velocity</w:t>
+      </w:r>
+    </w:p>
+    <w:p>
+      <w:pPr>
+        <w:pStyle w:val="NoSpacing"/>
+      </w:pPr>
+      <w:r>
+        <w:t xml:space="preserve">            RETURN shape_y_velocity</w:t>
+      </w:r>
+    </w:p>
+    <w:p>
+      <w:pPr>
+        <w:pStyle w:val="NoSpacing"/>
+      </w:pPr>
+      <w:r>
+        <w:t xml:space="preserve">        END FUNCTION</w:t>
+      </w:r>
+    </w:p>
+    <w:p>
+      <w:pPr>
+        <w:pStyle w:val="NoSpacing"/>
+      </w:pPr>
+    </w:p>
+    <w:p>
+      <w:pPr>
+        <w:pStyle w:val="NoSpacing"/>
+      </w:pPr>
+      <w:r>
+        <w:t xml:space="preserve">        FUNCTION get_y_position</w:t>
+      </w:r>
+    </w:p>
+    <w:p>
+      <w:pPr>
+        <w:pStyle w:val="NoSpacing"/>
+      </w:pPr>
+      <w:r>
+        <w:t xml:space="preserve">            RETURN y</w:t>
+      </w:r>
+    </w:p>
+    <w:p>
+      <w:pPr>
+        <w:pStyle w:val="NoSpacing"/>
+      </w:pPr>
+      <w:r>
+        <w:t xml:space="preserve">        END FUNCTION</w:t>
+      </w:r>
+    </w:p>
+    <w:p>
+      <w:pPr>
+        <w:pStyle w:val="NoSpacing"/>
+      </w:pPr>
+    </w:p>
+    <w:p>
+      <w:pPr>
+        <w:pStyle w:val="NoSpacing"/>
+      </w:pPr>
+      <w:r>
+        <w:t xml:space="preserve">        FUNCTION get_anchored</w:t>
+      </w:r>
+    </w:p>
+    <w:p>
+      <w:pPr>
+        <w:pStyle w:val="NoSpacing"/>
+      </w:pPr>
+      <w:r>
+        <w:t xml:space="preserve">            RETURN anchored_flag</w:t>
+      </w:r>
+    </w:p>
+    <w:p>
+      <w:pPr>
+        <w:pStyle w:val="NoSpacing"/>
+      </w:pPr>
+      <w:r>
+        <w:t xml:space="preserve">        END FUNCTION</w:t>
+      </w:r>
+    </w:p>
+    <w:p>
+      <w:pPr>
+        <w:pStyle w:val="NoSpacing"/>
+      </w:pPr>
+    </w:p>
+    <w:p>
+      <w:pPr>
+        <w:pStyle w:val="NoSpacing"/>
+      </w:pPr>
+      <w:r>
+        <w:t xml:space="preserve">        FUNCTION get_is_ball_to_fall</w:t>
+      </w:r>
+    </w:p>
+    <w:p>
+      <w:pPr>
+        <w:pStyle w:val="NoSpacing"/>
+      </w:pPr>
+      <w:r>
+        <w:t xml:space="preserve">            RETURN ball_to_fall</w:t>
+      </w:r>
+    </w:p>
+    <w:p>
+      <w:pPr>
+        <w:pStyle w:val="NoSpacing"/>
+      </w:pPr>
+      <w:r>
+        <w:t xml:space="preserve">        END FUNCTION</w:t>
+      </w:r>
+    </w:p>
+    <w:p>
+      <w:pPr>
+        <w:pStyle w:val="NoSpacing"/>
+      </w:pPr>
+    </w:p>
+    <w:p>
+      <w:pPr>
+        <w:pStyle w:val="NoSpacing"/>
+      </w:pPr>
+      <w:r>
+        <w:t xml:space="preserve">        FUNCTION get_group_flag</w:t>
+      </w:r>
+    </w:p>
+    <w:p>
+      <w:pPr>
+        <w:pStyle w:val="NoSpacing"/>
+      </w:pPr>
+      <w:r>
+        <w:t xml:space="preserve">            RETURN group_flag</w:t>
+      </w:r>
+    </w:p>
+    <w:p>
+      <w:pPr>
+        <w:pStyle w:val="NoSpacing"/>
+      </w:pPr>
+      <w:r>
+        <w:t xml:space="preserve">        END FUNCTION</w:t>
+      </w:r>
+    </w:p>
+    <w:p>
+      <w:pPr>
+        <w:pStyle w:val="NoSpacing"/>
+      </w:pPr>
+    </w:p>
+    <w:p>
+      <w:pPr>
+        <w:pStyle w:val="NoSpacing"/>
+      </w:pPr>
+      <w:r>
+        <w:t xml:space="preserve">        PROCEDURE set_anchored(is_anchored)</w:t>
+      </w:r>
+    </w:p>
+    <w:p>
+      <w:pPr>
+        <w:pStyle w:val="NoSpacing"/>
+      </w:pPr>
+      <w:r>
+        <w:t xml:space="preserve">            anchored_flag &lt;- is_anchored</w:t>
+      </w:r>
+    </w:p>
+    <w:p>
+      <w:pPr>
+        <w:pStyle w:val="NoSpacing"/>
+      </w:pPr>
+      <w:r>
+        <w:t xml:space="preserve">        END PROCEDURE</w:t>
+      </w:r>
+    </w:p>
+    <w:p>
+      <w:pPr>
+        <w:pStyle w:val="NoSpacing"/>
+      </w:pPr>
+    </w:p>
+    <w:p>
+      <w:pPr>
+        <w:pStyle w:val="NoSpacing"/>
+      </w:pPr>
+      <w:r>
+        <w:t xml:space="preserve">        PROCEDURE set_ball_to_fall(is_to_fall)</w:t>
+      </w:r>
+    </w:p>
+    <w:p>
+      <w:pPr>
+        <w:pStyle w:val="NoSpacing"/>
+      </w:pPr>
+      <w:r>
+        <w:t xml:space="preserve">            ball_to_fall &lt;- is_to_fall</w:t>
+      </w:r>
+    </w:p>
+    <w:p>
+      <w:pPr>
+        <w:pStyle w:val="NoSpacing"/>
+      </w:pPr>
+      <w:r>
+        <w:t xml:space="preserve">        END PROCEDURE</w:t>
+      </w:r>
+    </w:p>
+    <w:p>
+      <w:pPr>
+        <w:pStyle w:val="NoSpacing"/>
+      </w:pPr>
+    </w:p>
+    <w:p>
+      <w:pPr>
+        <w:pStyle w:val="NoSpacing"/>
+      </w:pPr>
+      <w:r>
+        <w:t xml:space="preserve">        PROCEDURE set_group_flag(is_grouped)</w:t>
+      </w:r>
+    </w:p>
+    <w:p>
+      <w:pPr>
+        <w:pStyle w:val="NoSpacing"/>
+      </w:pPr>
+      <w:r>
+        <w:t xml:space="preserve">            group_flag &lt;- is_grouped</w:t>
+      </w:r>
+    </w:p>
+    <w:p>
+      <w:pPr>
+        <w:pStyle w:val="NoSpacing"/>
+      </w:pPr>
+      <w:r>
+        <w:t xml:space="preserve">        END PROCEDURE</w:t>
+      </w:r>
+    </w:p>
+    <w:p>
+      <w:pPr>
+        <w:pStyle w:val="NoSpacing"/>
+      </w:pPr>
+    </w:p>
+    <w:p>
+      <w:pPr>
+        <w:pStyle w:val="NoSpacing"/>
+      </w:pPr>
+      <w:r>
+        <w:t>END CLASS</w:t>
       </w:r>
     </w:p>
     <w:p>
@@ -1708,11 +9237,7 @@
         <w:t xml:space="preserve">Before the game could enter </w:t>
       </w:r>
       <w:r>
-        <w:t xml:space="preserve">development, it was necessary to consider which mechanics of the original game would need to be carried over to the new game. This process has been known as the </w:t>
-      </w:r>
-      <w:r>
-        <w:lastRenderedPageBreak/>
-        <w:t>‘Game Extraction Process,’ and it was used heavily to determine which</w:t>
+        <w:t>development, it was necessary to consider which mechanics of the original game would need to be carried over to the new game. This process has been known as the ‘Game Extraction Process,’ and it was used heavily to determine which</w:t>
       </w:r>
       <w:r>
         <w:t xml:space="preserve"> mechanics of the original game needed to be mirrored in the new game.</w:t>
@@ -1728,6 +9253,7 @@
         <w:rPr>
           <w:noProof/>
         </w:rPr>
+        <w:lastRenderedPageBreak/>
         <w:drawing>
           <wp:inline distT="0" distB="0" distL="0" distR="0" wp14:anchorId="3FD63667" wp14:editId="1C404AE9">
             <wp:extent cx="5731510" cy="4857750"/>
@@ -1744,7 +9270,7 @@
                     <pic:cNvPicPr/>
                   </pic:nvPicPr>
                   <pic:blipFill>
-                    <a:blip r:embed="rId20" cstate="print">
+                    <a:blip r:embed="rId21" cstate="print">
                       <a:extLst>
                         <a:ext uri="{28A0092B-C50C-407E-A947-70E740481C1C}">
                           <a14:useLocalDpi xmlns:a14="http://schemas.microsoft.com/office/drawing/2010/main" val="0"/>
@@ -1782,28 +9308,58 @@
         <w:t>10</w:t>
       </w:r>
       <w:r>
-        <w:t>: The development plan detailed as a Gannt Chart</w:t>
-      </w:r>
-    </w:p>
-    <w:p>
-      <w:r>
-        <w:t>Whilst working on introducing the fundamental game mechanics, time was also spent considering how best to design and theme the game, and once the game mechanics were added, a process of adding colours and Sprites that would add only visually to the game was also completed.</w:t>
-      </w:r>
-    </w:p>
-    <w:p>
-      <w:r>
-        <w:t xml:space="preserve">In the development of this game, an Agile Workflow system was used, which allowed for the game's development process to return to previously added components and improve them where necessary. This system was selected as it best reflected the current systems used in real-world game development </w:t>
-      </w:r>
-      <w:commentRangeStart w:id="3"/>
+        <w:t xml:space="preserve">: The development plan </w:t>
+      </w:r>
+      <w:r>
+        <w:t>is detailed in</w:t>
+      </w:r>
+      <w:r>
+        <w:t xml:space="preserve"> a Gannt Char</w:t>
+      </w:r>
+      <w:r>
+        <w:t>t (12, Jebson. T, 2025)</w:t>
+      </w:r>
+      <w:r>
+        <w:t>.</w:t>
+      </w:r>
+    </w:p>
+    <w:p>
+      <w:r>
+        <w:t>While introducing the fundamental game mechanics, time was also spent considering how best to design and theme the game. Once the game mechanics were added, a process of adding colours and Sprites that would only visually enhance</w:t>
+      </w:r>
+      <w:r>
+        <w:t xml:space="preserve"> the game was also completed.</w:t>
+      </w:r>
+    </w:p>
+    <w:p>
+      <w:r>
+        <w:t xml:space="preserve">In the development of this game, an Agile </w:t>
+      </w:r>
+      <w:r>
+        <w:t>w</w:t>
+      </w:r>
+      <w:r>
+        <w:t xml:space="preserve">orkflow system was used, which allowed for the game's development process to return to previously added components and improve them where necessary. This system was selected as it best reflected the current systems used in real-world game development </w:t>
+      </w:r>
+      <w:commentRangeStart w:id="1"/>
       <w:r>
         <w:t>environments</w:t>
       </w:r>
-      <w:commentRangeEnd w:id="3"/>
+      <w:commentRangeEnd w:id="1"/>
       <w:r>
         <w:rPr>
           <w:rStyle w:val="CommentReference"/>
         </w:rPr>
-        <w:commentReference w:id="3"/>
+        <w:commentReference w:id="1"/>
+      </w:r>
+      <w:r>
+        <w:rPr>
+          <w:vertAlign w:val="subscript"/>
+        </w:rPr>
+        <w:t xml:space="preserve"> </w:t>
+      </w:r>
+      <w:r>
+        <w:t>(18, HM Government, 2016)</w:t>
       </w:r>
       <w:r>
         <w:t>.</w:t>
@@ -1819,18 +9375,143 @@
         <w:pStyle w:val="Heading3"/>
       </w:pPr>
       <w:r>
+        <w:t>Conclusion and Evaluation</w:t>
+      </w:r>
+    </w:p>
+    <w:p>
+      <w:r>
+        <w:t xml:space="preserve">In the construction of this game, there are </w:t>
+      </w:r>
+      <w:r>
+        <w:t>12</w:t>
+      </w:r>
+      <w:r>
+        <w:t xml:space="preserve"> textures loaded from secondary storage into main memory. Currently each class in the game is responsible for loading and unloading these resources to efficiently moderate the usage of space in memory taken up by the game. However, most classes are instantiated multiple times, like for example the clouds and kawaii dragon. Subsequently, this means their textures are also loaded multiple times despite being the same (or similar) textures for each instance. Given then the opportunity to create the game again, a centralised class would be used to </w:t>
+      </w:r>
+      <w:r>
         <w:lastRenderedPageBreak/>
-        <w:t>Conclusion and Evaluation</w:t>
-      </w:r>
-    </w:p>
-    <w:p>
-      <w:r>
-        <w:t>In the construction of this game, there are numerous textures loaded from secondary storage into main memory. Currently each class in the game is responsible for loading and unloading these resources to efficiently moderate the usage of space in memory taken up by the game. However, most classes are instantiated multiple times, like for example the clouds and kawaii dragon. Subsequently, this means their textures are also loaded multiple times despite being the same (or similar) textures for each instance. Given then the opportunity to create the game again, a centralised class would be used to manage the loading and unloading of each texture and would also allow for the same texture to be re-used instead of loaded multiple times.</w:t>
-      </w:r>
-    </w:p>
-    <w:p>
-      <w:r>
-        <w:t>The current implementation of this game also does not use parallel processing; however, with the introduction of a centralised asset management system, threads could be utilised to load and unload assets in the background, creating a smoother gameplay experience. However, the current implementation has the benefit of only loading or unloading the majority of the textures during level transitions, making the potential slow-down less critical and noticeable. Also, it allows for content to be loaded in advance by looking at which menus would proceed with the current one.</w:t>
+        <w:t>manage the loading and unloading of each texture and would also allow for the same texture to be re-used instead of loaded multiple times.</w:t>
+      </w:r>
+    </w:p>
+    <w:p>
+      <w:r>
+        <w:t xml:space="preserve">The current implementation of this game also does not use parallel processing; however, with the introduction of a centralised asset management system, threads could be utilised to load and unload assets in the background, creating a smoother gameplay experience. However, the current implementation has the benefit of only loading or unloading </w:t>
+      </w:r>
+      <w:r>
+        <w:t>most</w:t>
+      </w:r>
+      <w:r>
+        <w:t xml:space="preserve"> of the textures during level transitions, making the potential slow-down less critical and noticeable. Also, it allows for content to be loaded in advance by looking at which menus would proceed with the current one.</w:t>
+      </w:r>
+    </w:p>
+    <w:p>
+      <w:r>
+        <w:t>This game was created using custom designs for the anvil, cannon, cloud, and dragon textures</w:t>
+      </w:r>
+      <w:r>
+        <w:t>, and foley was used as a technique to create the pop, anvil sound, and cannon fire sounds using Audacity</w:t>
+      </w:r>
+      <w:r>
+        <w:rPr>
+          <w:vertAlign w:val="subscript"/>
+        </w:rPr>
+        <w:t xml:space="preserve"> </w:t>
+      </w:r>
+      <w:r>
+        <w:t>(15, Muse Group &amp; contributors, 2025)</w:t>
+      </w:r>
+      <w:r>
+        <w:t>. The main theme was created using Logic Pro X</w:t>
+      </w:r>
+      <w:r>
+        <w:rPr>
+          <w:vertAlign w:val="subscript"/>
+        </w:rPr>
+        <w:t xml:space="preserve"> </w:t>
+      </w:r>
+      <w:r>
+        <w:t>(14, Apple Inc</w:t>
+      </w:r>
+      <w:r>
+        <w:t>,</w:t>
+      </w:r>
+      <w:r>
+        <w:t xml:space="preserve"> 202</w:t>
+      </w:r>
+      <w:r>
+        <w:t>3</w:t>
+      </w:r>
+      <w:r>
+        <w:t>)</w:t>
+      </w:r>
+      <w:r>
+        <w:t xml:space="preserve"> and then later extended using Audacity</w:t>
+      </w:r>
+      <w:r>
+        <w:rPr>
+          <w:vertAlign w:val="subscript"/>
+        </w:rPr>
+        <w:t xml:space="preserve"> </w:t>
+      </w:r>
+      <w:r>
+        <w:t>(15, Muse Group &amp; contributors, 2025)</w:t>
+      </w:r>
+      <w:r>
+        <w:t>. The music and sound buttons</w:t>
+      </w:r>
+      <w:r>
+        <w:rPr>
+          <w:vertAlign w:val="subscript"/>
+        </w:rPr>
+        <w:t xml:space="preserve"> </w:t>
+      </w:r>
+      <w:r>
+        <w:t>(16, Bakaoukas. A, 2024)</w:t>
+      </w:r>
+      <w:r>
+        <w:t>, as well as the title font</w:t>
+      </w:r>
+      <w:r>
+        <w:rPr>
+          <w:vertAlign w:val="subscript"/>
+        </w:rPr>
+        <w:t xml:space="preserve"> </w:t>
+      </w:r>
+      <w:r>
+        <w:t xml:space="preserve">(4, </w:t>
+      </w:r>
+      <w:r>
+        <w:t>Montoreano. J</w:t>
+      </w:r>
+      <w:r>
+        <w:t>, 2011)</w:t>
+      </w:r>
+      <w:r>
+        <w:t xml:space="preserve"> and instructions </w:t>
+      </w:r>
+      <w:r>
+        <w:t>font</w:t>
+      </w:r>
+      <w:r>
+        <w:rPr>
+          <w:vertAlign w:val="subscript"/>
+        </w:rPr>
+        <w:t xml:space="preserve"> </w:t>
+      </w:r>
+      <w:r>
+        <w:t xml:space="preserve">(5, </w:t>
+      </w:r>
+      <w:r>
+        <w:t>Hechsher. J</w:t>
+      </w:r>
+      <w:r>
+        <w:t>, 2011)</w:t>
+      </w:r>
+      <w:r>
+        <w:t>, were all created by third parties</w:t>
+      </w:r>
+      <w:r>
+        <w:t>.</w:t>
       </w:r>
     </w:p>
     <w:p>
@@ -1856,10 +9537,17 @@
       </w:r>
     </w:p>
     <w:p>
+      <w:pPr>
+        <w:pStyle w:val="ListParagraph"/>
+        <w:numPr>
+          <w:ilvl w:val="0"/>
+          <w:numId w:val="1"/>
+        </w:numPr>
+      </w:pPr>
       <w:r>
         <w:t xml:space="preserve">Novel Games - </w:t>
       </w:r>
-      <w:hyperlink r:id="rId21" w:history="1">
+      <w:hyperlink r:id="rId22" w:history="1">
         <w:r>
           <w:rPr>
             <w:rStyle w:val="Hyperlink"/>
@@ -1872,15 +9560,34 @@
       </w:r>
     </w:p>
     <w:p>
+      <w:pPr>
+        <w:pStyle w:val="ListParagraph"/>
+        <w:numPr>
+          <w:ilvl w:val="0"/>
+          <w:numId w:val="1"/>
+        </w:numPr>
+      </w:pPr>
       <w:r>
         <w:t xml:space="preserve">Gomilla. L - </w:t>
       </w:r>
-      <w:hyperlink r:id="rId22" w:history="1">
+      <w:hyperlink r:id="rId23" w:history="1">
         <w:r>
           <w:rPr>
             <w:rStyle w:val="Hyperlink"/>
           </w:rPr>
-          <w:t>https://www.sfml-dev.org/documentation/2.6.1/index.php</w:t>
+          <w:t>https:/</w:t>
+        </w:r>
+        <w:r>
+          <w:rPr>
+            <w:rStyle w:val="Hyperlink"/>
+          </w:rPr>
+          <w:t>/</w:t>
+        </w:r>
+        <w:r>
+          <w:rPr>
+            <w:rStyle w:val="Hyperlink"/>
+          </w:rPr>
+          <w:t>www.sfml-dev.org/documentation/2.6.1/index.php</w:t>
         </w:r>
         <w:r>
           <w:t xml:space="preserve"> - 03/10/2024 at 14:48</w:t>
@@ -1888,10 +9595,17 @@
       </w:hyperlink>
     </w:p>
     <w:p>
+      <w:pPr>
+        <w:pStyle w:val="ListParagraph"/>
+        <w:numPr>
+          <w:ilvl w:val="0"/>
+          <w:numId w:val="1"/>
+        </w:numPr>
+      </w:pPr>
       <w:r>
         <w:t xml:space="preserve">Kariya. A - </w:t>
       </w:r>
-      <w:hyperlink r:id="rId23" w:history="1">
+      <w:hyperlink r:id="rId24" w:history="1">
         <w:r>
           <w:rPr>
             <w:rStyle w:val="Hyperlink"/>
@@ -1904,47 +9618,116 @@
       </w:r>
     </w:p>
     <w:p>
+      <w:pPr>
+        <w:pStyle w:val="ListParagraph"/>
+        <w:numPr>
+          <w:ilvl w:val="0"/>
+          <w:numId w:val="1"/>
+        </w:numPr>
+      </w:pPr>
       <w:r>
         <w:t xml:space="preserve">Montoreano. J - </w:t>
-      </w:r>
-      <w:hyperlink r:id="rId24" w:history="1">
-        <w:r>
-          <w:rPr>
-            <w:rStyle w:val="Hyperlink"/>
-          </w:rPr>
-          <w:t>https://fonts.google.com/specimen/Lilita+One?preview.text=Bouncing%20Balls</w:t>
-        </w:r>
-      </w:hyperlink>
-      <w:r>
-        <w:t xml:space="preserve"> – 12/10/2024 at 21:38</w:t>
-      </w:r>
-    </w:p>
-    <w:p>
-      <w:r>
-        <w:t xml:space="preserve">Hechsher. J - </w:t>
       </w:r>
       <w:hyperlink r:id="rId25" w:history="1">
         <w:r>
           <w:rPr>
             <w:rStyle w:val="Hyperlink"/>
           </w:rPr>
-          <w:t>https://fonts.google.com/specimen/Play?preview.text=The%20quick&amp;query=Play</w:t>
+          <w:t>https://fonts.google.com/specim</w:t>
+        </w:r>
+        <w:r>
+          <w:rPr>
+            <w:rStyle w:val="Hyperlink"/>
+          </w:rPr>
+          <w:t>e</w:t>
+        </w:r>
+        <w:r>
+          <w:rPr>
+            <w:rStyle w:val="Hyperlink"/>
+          </w:rPr>
+          <w:t>n/Lilita+One?preview.text=Bouncin</w:t>
+        </w:r>
+        <w:r>
+          <w:rPr>
+            <w:rStyle w:val="Hyperlink"/>
+          </w:rPr>
+          <w:t>g</w:t>
+        </w:r>
+        <w:r>
+          <w:rPr>
+            <w:rStyle w:val="Hyperlink"/>
+          </w:rPr>
+          <w:t>%20Balls</w:t>
         </w:r>
       </w:hyperlink>
       <w:r>
-        <w:t xml:space="preserve"> – 12/10/2024 at 21:40</w:t>
-      </w:r>
-    </w:p>
-    <w:p>
-      <w:r>
-        <w:t xml:space="preserve">Lubos. L - </w:t>
+        <w:t xml:space="preserve"> – 12/10/2024 at 21:38</w:t>
+      </w:r>
+    </w:p>
+    <w:p>
+      <w:pPr>
+        <w:pStyle w:val="ListParagraph"/>
+        <w:numPr>
+          <w:ilvl w:val="0"/>
+          <w:numId w:val="1"/>
+        </w:numPr>
+      </w:pPr>
+      <w:r>
+        <w:t xml:space="preserve">Hechsher. J - </w:t>
       </w:r>
       <w:hyperlink r:id="rId26" w:history="1">
         <w:r>
           <w:rPr>
             <w:rStyle w:val="Hyperlink"/>
           </w:rPr>
-          <w:t>https://www.researchgate.net/profile/Lesley-Lubos/publication/314578015_The_Role_of_Colors_in_Stress_Reduction/links/5baf102e92851ca9ed2e6128/The-Role-of-Colors-in-Stress-Reduction.pdf</w:t>
+          <w:t>https://fonts.google.com</w:t>
+        </w:r>
+        <w:r>
+          <w:rPr>
+            <w:rStyle w:val="Hyperlink"/>
+          </w:rPr>
+          <w:t>/</w:t>
+        </w:r>
+        <w:r>
+          <w:rPr>
+            <w:rStyle w:val="Hyperlink"/>
+          </w:rPr>
+          <w:t>specimen/Play?preview.text=The%20quick&amp;query=Play</w:t>
+        </w:r>
+      </w:hyperlink>
+      <w:r>
+        <w:t xml:space="preserve"> – 12/10/2024 at 21:40</w:t>
+      </w:r>
+    </w:p>
+    <w:p>
+      <w:pPr>
+        <w:pStyle w:val="ListParagraph"/>
+        <w:numPr>
+          <w:ilvl w:val="0"/>
+          <w:numId w:val="1"/>
+        </w:numPr>
+      </w:pPr>
+      <w:r>
+        <w:t xml:space="preserve">Lubos. L - </w:t>
+      </w:r>
+      <w:hyperlink r:id="rId27" w:history="1">
+        <w:r>
+          <w:rPr>
+            <w:rStyle w:val="Hyperlink"/>
+          </w:rPr>
+          <w:t>https://www.researchgate.net/profile/Lesley-Lubos/publication/314</w:t>
+        </w:r>
+        <w:r>
+          <w:rPr>
+            <w:rStyle w:val="Hyperlink"/>
+          </w:rPr>
+          <w:t>5</w:t>
+        </w:r>
+        <w:r>
+          <w:rPr>
+            <w:rStyle w:val="Hyperlink"/>
+          </w:rPr>
+          <w:t>78015_The_Role_of_Colors_in_Stress_Reduction/links/5baf102e92851ca9ed2e6128/The-Role-of-Colors-in-Stress-Reduction.pdf</w:t>
         </w:r>
         <w:r>
           <w:t xml:space="preserve"> - 20/11/2024 at 12:41</w:t>
@@ -1952,15 +9735,34 @@
       </w:hyperlink>
     </w:p>
     <w:p>
+      <w:pPr>
+        <w:pStyle w:val="ListParagraph"/>
+        <w:numPr>
+          <w:ilvl w:val="0"/>
+          <w:numId w:val="1"/>
+        </w:numPr>
+      </w:pPr>
       <w:r>
         <w:t xml:space="preserve">Gupta. R - </w:t>
       </w:r>
-      <w:hyperlink r:id="rId27" w:history="1">
+      <w:hyperlink r:id="rId28" w:history="1">
         <w:r>
           <w:rPr>
             <w:rStyle w:val="Hyperlink"/>
           </w:rPr>
-          <w:t>https://www.researchgate.net/profile/Rakesh-Gupta/publication/349426950_COLOR_THERAPY_IN_MENTAL_HEALTH_AND_WELL_BEING/links/6033352aa6fdcc37a84253b0/COLOR-THERAPY-IN-MENTAL-HEALTH-AND-WELL-BEING.pdf</w:t>
+          <w:t>https://www.researchgate.net/profile/Rakesh-Gupta/publication/349426950_COLOR_THERAPY_IN_MENTAL_HEALTH_AND_WELL_BEING/links/6033352aa6fdcc37a842</w:t>
+        </w:r>
+        <w:r>
+          <w:rPr>
+            <w:rStyle w:val="Hyperlink"/>
+          </w:rPr>
+          <w:t>5</w:t>
+        </w:r>
+        <w:r>
+          <w:rPr>
+            <w:rStyle w:val="Hyperlink"/>
+          </w:rPr>
+          <w:t>3b0/COLOR-THERAPY-IN-MENTAL-HEALTH-AND-WELL-BEING.pdf</w:t>
         </w:r>
         <w:r>
           <w:t xml:space="preserve"> - 20/11/2024 at 12:43</w:t>
@@ -1968,6 +9770,13 @@
       </w:hyperlink>
     </w:p>
     <w:p>
+      <w:pPr>
+        <w:pStyle w:val="ListParagraph"/>
+        <w:numPr>
+          <w:ilvl w:val="0"/>
+          <w:numId w:val="1"/>
+        </w:numPr>
+      </w:pPr>
       <w:r>
         <w:t>JGraph</w:t>
       </w:r>
@@ -1983,7 +9792,7 @@
       <w:r>
         <w:t xml:space="preserve">Draw.io (Version: 26.0.4) – Available from: </w:t>
       </w:r>
-      <w:hyperlink r:id="rId28" w:history="1">
+      <w:hyperlink r:id="rId29" w:history="1">
         <w:r>
           <w:rPr>
             <w:rStyle w:val="Hyperlink"/>
@@ -1999,6 +9808,13 @@
       </w:r>
     </w:p>
     <w:p>
+      <w:pPr>
+        <w:pStyle w:val="ListParagraph"/>
+        <w:numPr>
+          <w:ilvl w:val="0"/>
+          <w:numId w:val="1"/>
+        </w:numPr>
+      </w:pPr>
       <w:r>
         <w:t xml:space="preserve">Microsoft </w:t>
       </w:r>
@@ -2020,7 +9836,7 @@
       <w:r>
         <w:t xml:space="preserve">) – Available from: </w:t>
       </w:r>
-      <w:hyperlink r:id="rId29" w:history="1">
+      <w:hyperlink r:id="rId30" w:history="1">
         <w:r>
           <w:rPr>
             <w:rStyle w:val="Hyperlink"/>
@@ -2033,10 +9849,23 @@
       </w:r>
     </w:p>
     <w:p>
-      <w:r>
-        <w:t xml:space="preserve">The GIMP Development Team (2024) – GIMP (Version: 2.10.38) – Available From: </w:t>
-      </w:r>
-      <w:hyperlink r:id="rId30" w:history="1">
+      <w:pPr>
+        <w:pStyle w:val="ListParagraph"/>
+        <w:numPr>
+          <w:ilvl w:val="0"/>
+          <w:numId w:val="1"/>
+        </w:numPr>
+      </w:pPr>
+      <w:r>
+        <w:t xml:space="preserve">The GIMP Development Team (2024) – GIMP (Version: 2.10.38) – Available </w:t>
+      </w:r>
+      <w:r>
+        <w:t>f</w:t>
+      </w:r>
+      <w:r>
+        <w:t xml:space="preserve">rom: </w:t>
+      </w:r>
+      <w:hyperlink r:id="rId31" w:history="1">
         <w:r>
           <w:rPr>
             <w:rStyle w:val="Hyperlink"/>
@@ -2048,7 +9877,278 @@
         <w:t xml:space="preserve"> - 13/10/2024 at 09:37</w:t>
       </w:r>
     </w:p>
-    <w:p/>
+    <w:p>
+      <w:pPr>
+        <w:pStyle w:val="ListParagraph"/>
+        <w:numPr>
+          <w:ilvl w:val="0"/>
+          <w:numId w:val="1"/>
+        </w:numPr>
+      </w:pPr>
+      <w:r>
+        <w:t>PEGI, Pan European Game Information</w:t>
+      </w:r>
+      <w:r>
+        <w:t xml:space="preserve"> - </w:t>
+      </w:r>
+      <w:hyperlink r:id="rId32" w:history="1">
+        <w:r>
+          <w:rPr>
+            <w:rStyle w:val="Hyperlink"/>
+          </w:rPr>
+          <w:t>https://p</w:t>
+        </w:r>
+        <w:r>
+          <w:rPr>
+            <w:rStyle w:val="Hyperlink"/>
+          </w:rPr>
+          <w:t>e</w:t>
+        </w:r>
+        <w:r>
+          <w:rPr>
+            <w:rStyle w:val="Hyperlink"/>
+          </w:rPr>
+          <w:t>gi.info/what-do-the-labels-mean</w:t>
+        </w:r>
+        <w:r>
+          <w:t xml:space="preserve"> - 08/01/2024 at 12:22</w:t>
+        </w:r>
+      </w:hyperlink>
+    </w:p>
+    <w:p>
+      <w:pPr>
+        <w:pStyle w:val="ListParagraph"/>
+        <w:numPr>
+          <w:ilvl w:val="0"/>
+          <w:numId w:val="1"/>
+        </w:numPr>
+      </w:pPr>
+      <w:r>
+        <w:lastRenderedPageBreak/>
+        <w:t>GitHub, Inc.</w:t>
+      </w:r>
+      <w:r>
+        <w:t xml:space="preserve"> - </w:t>
+      </w:r>
+      <w:hyperlink r:id="rId33" w:history="1">
+        <w:r>
+          <w:rPr>
+            <w:rStyle w:val="Hyperlink"/>
+          </w:rPr>
+          <w:t>https://github.com/users/PycraftDeveloper/projects/1/views/4</w:t>
+        </w:r>
+        <w:r>
+          <w:t xml:space="preserve"> - 01/10/2024 at 09:47</w:t>
+        </w:r>
+      </w:hyperlink>
+    </w:p>
+    <w:p>
+      <w:pPr>
+        <w:pStyle w:val="ListParagraph"/>
+        <w:numPr>
+          <w:ilvl w:val="0"/>
+          <w:numId w:val="1"/>
+        </w:numPr>
+      </w:pPr>
+      <w:r>
+        <w:t xml:space="preserve">TAITO CORP. - </w:t>
+      </w:r>
+      <w:hyperlink r:id="rId34" w:history="1">
+        <w:r>
+          <w:rPr>
+            <w:rStyle w:val="Hyperlink"/>
+          </w:rPr>
+          <w:t>https://flyers.arcade-museum.com/videogames/show/1462#gallery-1</w:t>
+        </w:r>
+      </w:hyperlink>
+      <w:r>
+        <w:t xml:space="preserve"> – 07/10/2024 at 15:37</w:t>
+      </w:r>
+    </w:p>
+    <w:p>
+      <w:pPr>
+        <w:pStyle w:val="ListParagraph"/>
+        <w:numPr>
+          <w:ilvl w:val="0"/>
+          <w:numId w:val="1"/>
+        </w:numPr>
+      </w:pPr>
+      <w:r>
+        <w:t>Apple Inc.</w:t>
+      </w:r>
+      <w:r>
+        <w:t xml:space="preserve"> (2025) – Logic Pro (Version: 10.8) </w:t>
+      </w:r>
+      <w:r>
+        <w:t>– Available from:</w:t>
+      </w:r>
+      <w:r>
+        <w:t xml:space="preserve"> </w:t>
+      </w:r>
+      <w:hyperlink r:id="rId35" w:history="1">
+        <w:r>
+          <w:rPr>
+            <w:rStyle w:val="Hyperlink"/>
+          </w:rPr>
+          <w:t>https://www.apple.com/uk/logic-pro/</w:t>
+        </w:r>
+      </w:hyperlink>
+      <w:r>
+        <w:t xml:space="preserve"> - </w:t>
+      </w:r>
+      <w:r>
+        <w:t>09</w:t>
+      </w:r>
+      <w:r>
+        <w:t>/</w:t>
+      </w:r>
+      <w:r>
+        <w:t>07</w:t>
+      </w:r>
+      <w:r>
+        <w:t>/202</w:t>
+      </w:r>
+      <w:r>
+        <w:t>0</w:t>
+      </w:r>
+      <w:r>
+        <w:t xml:space="preserve"> at </w:t>
+      </w:r>
+      <w:r>
+        <w:t>17</w:t>
+      </w:r>
+      <w:r>
+        <w:t>:49</w:t>
+      </w:r>
+    </w:p>
+    <w:p>
+      <w:pPr>
+        <w:pStyle w:val="ListParagraph"/>
+        <w:numPr>
+          <w:ilvl w:val="0"/>
+          <w:numId w:val="1"/>
+        </w:numPr>
+      </w:pPr>
+      <w:r>
+        <w:t>Muse Group &amp; contributors.</w:t>
+      </w:r>
+      <w:r>
+        <w:t xml:space="preserve"> (2025) – Audacity (Version: 3.7.1) – Available from: </w:t>
+      </w:r>
+      <w:hyperlink r:id="rId36" w:history="1">
+        <w:r>
+          <w:rPr>
+            <w:rStyle w:val="Hyperlink"/>
+          </w:rPr>
+          <w:t>https://www.audacityteam.org/</w:t>
+        </w:r>
+      </w:hyperlink>
+      <w:r>
+        <w:t xml:space="preserve"> - 30/10/2024 at 20:14</w:t>
+      </w:r>
+    </w:p>
+    <w:p>
+      <w:pPr>
+        <w:pStyle w:val="ListParagraph"/>
+        <w:numPr>
+          <w:ilvl w:val="0"/>
+          <w:numId w:val="1"/>
+        </w:numPr>
+      </w:pPr>
+      <w:r>
+        <w:t>Bakaoukas</w:t>
+      </w:r>
+      <w:r>
+        <w:t xml:space="preserve">. A - </w:t>
+      </w:r>
+      <w:hyperlink r:id="rId37" w:history="1">
+        <w:r>
+          <w:rPr>
+            <w:rStyle w:val="Hyperlink"/>
+          </w:rPr>
+          <w:t>https://nile.northampton.ac.uk/bbcswebdav/pid-8230696-dt-content-rid-38804187_1/xid-38804187_1</w:t>
+        </w:r>
+        <w:r>
+          <w:t xml:space="preserve"> - 12/12/2024 at 17:46</w:t>
+        </w:r>
+      </w:hyperlink>
+    </w:p>
+    <w:p>
+      <w:pPr>
+        <w:pStyle w:val="ListParagraph"/>
+        <w:numPr>
+          <w:ilvl w:val="0"/>
+          <w:numId w:val="1"/>
+        </w:numPr>
+      </w:pPr>
+      <w:r>
+        <w:t>WebMagic Ventures, LLC, The International Arcade Museum®, Museum of the Game®</w:t>
+      </w:r>
+      <w:r>
+        <w:t xml:space="preserve"> - </w:t>
+      </w:r>
+      <w:hyperlink r:id="rId38" w:history="1">
+        <w:r>
+          <w:rPr>
+            <w:rStyle w:val="Hyperlink"/>
+          </w:rPr>
+          <w:t>https://www.arcade-museum.com/Vide</w:t>
+        </w:r>
+        <w:r>
+          <w:rPr>
+            <w:rStyle w:val="Hyperlink"/>
+          </w:rPr>
+          <w:t>o</w:t>
+        </w:r>
+        <w:r>
+          <w:rPr>
+            <w:rStyle w:val="Hyperlink"/>
+          </w:rPr>
+          <w:t>game/puzzle-bo</w:t>
+        </w:r>
+        <w:r>
+          <w:rPr>
+            <w:rStyle w:val="Hyperlink"/>
+          </w:rPr>
+          <w:t>b</w:t>
+        </w:r>
+        <w:r>
+          <w:rPr>
+            <w:rStyle w:val="Hyperlink"/>
+          </w:rPr>
+          <w:t>ble</w:t>
+        </w:r>
+        <w:r>
+          <w:t xml:space="preserve"> - 12/10/2024 at 20:45</w:t>
+        </w:r>
+      </w:hyperlink>
+    </w:p>
+    <w:p>
+      <w:pPr>
+        <w:pStyle w:val="ListParagraph"/>
+        <w:numPr>
+          <w:ilvl w:val="0"/>
+          <w:numId w:val="1"/>
+        </w:numPr>
+      </w:pPr>
+      <w:r>
+        <w:t xml:space="preserve">HM Government - </w:t>
+      </w:r>
+      <w:hyperlink r:id="rId39" w:history="1">
+        <w:r>
+          <w:rPr>
+            <w:rStyle w:val="Hyperlink"/>
+          </w:rPr>
+          <w:t>https://www.gov.uk/service-manual/agile-delivery/agile-methodologies</w:t>
+        </w:r>
+        <w:r>
+          <w:t xml:space="preserve"> - 08/01/2025</w:t>
+        </w:r>
+      </w:hyperlink>
+      <w:r>
+        <w:t xml:space="preserve"> at 13:19</w:t>
+      </w:r>
+    </w:p>
     <w:sectPr>
       <w:pgSz w:w="11906" w:h="16838"/>
       <w:pgMar w:top="1440" w:right="1440" w:bottom="1440" w:left="1440" w:header="708" w:footer="708" w:gutter="0"/>
@@ -2060,7 +10160,7 @@
 </file>
 
 <file path=word/comments.xml><?xml version="1.0" encoding="utf-8"?>
-<w:comments xmlns:wpc="http://schemas.microsoft.com/office/word/2010/wordprocessingCanvas" xmlns:cx="http://schemas.microsoft.com/office/drawing/2014/chartex" xmlns:cx1="http://schemas.microsoft.com/office/drawing/2015/9/8/chartex" xmlns:cx2="http://schemas.microsoft.com/office/drawing/2015/10/21/chartex" xmlns:cx3="http://schemas.microsoft.com/office/drawing/2016/5/9/chartex" xmlns:cx4="http://schemas.microsoft.com/office/drawing/2016/5/10/chartex" xmlns:cx5="http://schemas.microsoft.com/office/drawing/2016/5/11/chartex" xmlns:cx6="http://schemas.microsoft.com/office/drawing/2016/5/12/chartex" xmlns:cx7="http://schemas.microsoft.com/office/drawing/2016/5/13/chartex" xmlns:cx8="http://schemas.microsoft.com/office/drawing/2016/5/14/chartex" xmlns:mc="http://schemas.openxmlformats.org/markup-compatibility/2006" xmlns:aink="http://schemas.microsoft.com/office/drawing/2016/ink" xmlns:am3d="http://schemas.microsoft.com/office/drawing/2017/model3d" xmlns:o="urn:schemas-microsoft-com:office:office" xmlns:oel="http://schemas.microsoft.com/office/2019/extlst" xmlns:r="http://schemas.openxmlformats.org/officeDocument/2006/relationships" xmlns:m="http://schemas.openxmlformats.org/officeDocument/2006/math" xmlns:v="urn:schemas-microsoft-com:vml" xmlns:wp14="http://schemas.microsoft.com/office/word/2010/wordprocessingDrawing" xmlns:wp="http://schemas.openxmlformats.org/drawingml/2006/wordprocessingDrawing" xmlns:w10="urn:schemas-microsoft-com:office:word" xmlns:w="http://schemas.openxmlformats.org/wordprocessingml/2006/main" xmlns:w14="http://schemas.microsoft.com/office/word/2010/wordml" xmlns:w15="http://schemas.microsoft.com/office/word/2012/wordml" xmlns:w16cex="http://schemas.microsoft.com/office/word/2018/wordml/cex" xmlns:w16cid="http://schemas.microsoft.com/office/word/2016/wordml/cid" xmlns:w16="http://schemas.microsoft.com/office/word/2018/wordml" xmlns:w16du="http://schemas.microsoft.com/office/word/2023/wordml/word16du" xmlns:w16sdtdh="http://schemas.microsoft.com/office/word/2020/wordml/sdtdatahash" xmlns:w16se="http://schemas.microsoft.com/office/word/2015/wordml/symex" xmlns:wpg="http://schemas.microsoft.com/office/word/2010/wordprocessingGroup" xmlns:wpi="http://schemas.microsoft.com/office/word/2010/wordprocessingInk" xmlns:wne="http://schemas.microsoft.com/office/word/2006/wordml" xmlns:wps="http://schemas.microsoft.com/office/word/2010/wordprocessingShape" mc:Ignorable="w14 w15 w16se w16cid w16 w16cex w16sdtdh w16du wp14">
+<w:comments xmlns:wpc="http://schemas.microsoft.com/office/word/2010/wordprocessingCanvas" xmlns:cx="http://schemas.microsoft.com/office/drawing/2014/chartex" xmlns:cx1="http://schemas.microsoft.com/office/drawing/2015/9/8/chartex" xmlns:cx2="http://schemas.microsoft.com/office/drawing/2015/10/21/chartex" xmlns:cx3="http://schemas.microsoft.com/office/drawing/2016/5/9/chartex" xmlns:cx4="http://schemas.microsoft.com/office/drawing/2016/5/10/chartex" xmlns:cx5="http://schemas.microsoft.com/office/drawing/2016/5/11/chartex" xmlns:cx6="http://schemas.microsoft.com/office/drawing/2016/5/12/chartex" xmlns:cx7="http://schemas.microsoft.com/office/drawing/2016/5/13/chartex" xmlns:cx8="http://schemas.microsoft.com/office/drawing/2016/5/14/chartex" xmlns:mc="http://schemas.openxmlformats.org/markup-compatibility/2006" xmlns:aink="http://schemas.microsoft.com/office/drawing/2016/ink" xmlns:am3d="http://schemas.microsoft.com/office/drawing/2017/model3d" xmlns:o="urn:schemas-microsoft-com:office:office" xmlns:oel="http://schemas.microsoft.com/office/2019/extlst" xmlns:r="http://schemas.openxmlformats.org/officeDocument/2006/relationships" xmlns:m="http://schemas.openxmlformats.org/officeDocument/2006/math" xmlns:v="urn:schemas-microsoft-com:vml" xmlns:wp14="http://schemas.microsoft.com/office/word/2010/wordprocessingDrawing" xmlns:wp="http://schemas.openxmlformats.org/drawingml/2006/wordprocessingDrawing" xmlns:w10="urn:schemas-microsoft-com:office:word" xmlns:w="http://schemas.openxmlformats.org/wordprocessingml/2006/main" xmlns:w14="http://schemas.microsoft.com/office/word/2010/wordml" xmlns:w15="http://schemas.microsoft.com/office/word/2012/wordml" xmlns:w16cex="http://schemas.microsoft.com/office/word/2018/wordml/cex" xmlns:w16cid="http://schemas.microsoft.com/office/word/2016/wordml/cid" xmlns:w16="http://schemas.microsoft.com/office/word/2018/wordml" xmlns:w16du="http://schemas.microsoft.com/office/word/2023/wordml/word16du" xmlns:w16sdtdh="http://schemas.microsoft.com/office/word/2020/wordml/sdtdatahash" xmlns:w16sdtfl="http://schemas.microsoft.com/office/word/2024/wordml/sdtformatlock" xmlns:w16se="http://schemas.microsoft.com/office/word/2015/wordml/symex" xmlns:wpg="http://schemas.microsoft.com/office/word/2010/wordprocessingGroup" xmlns:wpi="http://schemas.microsoft.com/office/word/2010/wordprocessingInk" xmlns:wne="http://schemas.microsoft.com/office/word/2006/wordml" xmlns:wps="http://schemas.microsoft.com/office/word/2010/wordprocessingShape" mc:Ignorable="w14 w15 w16se w16cid w16 w16cex w16sdtdh w16sdtfl w16du wp14">
   <w:comment w:id="0" w:author="Pamela Jebson" w:date="2024-10-30T12:24:00Z" w:initials="PJ">
     <w:p>
       <w:pPr>
@@ -2077,39 +10177,7 @@
       </w:r>
     </w:p>
   </w:comment>
-  <w:comment w:id="1" w:author="Pamela Jebson" w:date="2024-12-24T19:06:00Z" w:initials="PJ">
-    <w:p>
-      <w:pPr>
-        <w:pStyle w:val="CommentText"/>
-      </w:pPr>
-      <w:r>
-        <w:rPr>
-          <w:rStyle w:val="CommentReference"/>
-        </w:rPr>
-        <w:annotationRef/>
-      </w:r>
-      <w:r>
-        <w:t>Source this!</w:t>
-      </w:r>
-    </w:p>
-  </w:comment>
-  <w:comment w:id="2" w:author="Pamela Jebson" w:date="2024-12-24T19:14:00Z" w:initials="PJ">
-    <w:p>
-      <w:pPr>
-        <w:pStyle w:val="CommentText"/>
-      </w:pPr>
-      <w:r>
-        <w:rPr>
-          <w:rStyle w:val="CommentReference"/>
-        </w:rPr>
-        <w:annotationRef/>
-      </w:r>
-      <w:r>
-        <w:t>Check this</w:t>
-      </w:r>
-    </w:p>
-  </w:comment>
-  <w:comment w:id="3" w:author="Pamela Jebson" w:date="2024-12-24T19:37:00Z" w:initials="PJ">
+  <w:comment w:id="1" w:author="Pamela Jebson" w:date="2024-12-24T19:37:00Z" w:initials="PJ">
     <w:p>
       <w:pPr>
         <w:pStyle w:val="CommentText"/>
@@ -2129,34 +10197,125 @@
 </file>
 
 <file path=word/commentsExtended.xml><?xml version="1.0" encoding="utf-8"?>
-<w15:commentsEx xmlns:wpc="http://schemas.microsoft.com/office/word/2010/wordprocessingCanvas" xmlns:cx="http://schemas.microsoft.com/office/drawing/2014/chartex" xmlns:cx1="http://schemas.microsoft.com/office/drawing/2015/9/8/chartex" xmlns:cx2="http://schemas.microsoft.com/office/drawing/2015/10/21/chartex" xmlns:cx3="http://schemas.microsoft.com/office/drawing/2016/5/9/chartex" xmlns:cx4="http://schemas.microsoft.com/office/drawing/2016/5/10/chartex" xmlns:cx5="http://schemas.microsoft.com/office/drawing/2016/5/11/chartex" xmlns:cx6="http://schemas.microsoft.com/office/drawing/2016/5/12/chartex" xmlns:cx7="http://schemas.microsoft.com/office/drawing/2016/5/13/chartex" xmlns:cx8="http://schemas.microsoft.com/office/drawing/2016/5/14/chartex" xmlns:mc="http://schemas.openxmlformats.org/markup-compatibility/2006" xmlns:aink="http://schemas.microsoft.com/office/drawing/2016/ink" xmlns:am3d="http://schemas.microsoft.com/office/drawing/2017/model3d" xmlns:o="urn:schemas-microsoft-com:office:office" xmlns:oel="http://schemas.microsoft.com/office/2019/extlst" xmlns:r="http://schemas.openxmlformats.org/officeDocument/2006/relationships" xmlns:m="http://schemas.openxmlformats.org/officeDocument/2006/math" xmlns:v="urn:schemas-microsoft-com:vml" xmlns:wp14="http://schemas.microsoft.com/office/word/2010/wordprocessingDrawing" xmlns:wp="http://schemas.openxmlformats.org/drawingml/2006/wordprocessingDrawing" xmlns:w10="urn:schemas-microsoft-com:office:word" xmlns:w="http://schemas.openxmlformats.org/wordprocessingml/2006/main" xmlns:w14="http://schemas.microsoft.com/office/word/2010/wordml" xmlns:w15="http://schemas.microsoft.com/office/word/2012/wordml" xmlns:w16cex="http://schemas.microsoft.com/office/word/2018/wordml/cex" xmlns:w16cid="http://schemas.microsoft.com/office/word/2016/wordml/cid" xmlns:w16="http://schemas.microsoft.com/office/word/2018/wordml" xmlns:w16du="http://schemas.microsoft.com/office/word/2023/wordml/word16du" xmlns:w16sdtdh="http://schemas.microsoft.com/office/word/2020/wordml/sdtdatahash" xmlns:w16se="http://schemas.microsoft.com/office/word/2015/wordml/symex" xmlns:wpg="http://schemas.microsoft.com/office/word/2010/wordprocessingGroup" xmlns:wpi="http://schemas.microsoft.com/office/word/2010/wordprocessingInk" xmlns:wne="http://schemas.microsoft.com/office/word/2006/wordml" xmlns:wps="http://schemas.microsoft.com/office/word/2010/wordprocessingShape" mc:Ignorable="w14 w15 w16se w16cid w16 w16cex w16sdtdh w16du wp14">
+<w15:commentsEx xmlns:wpc="http://schemas.microsoft.com/office/word/2010/wordprocessingCanvas" xmlns:cx="http://schemas.microsoft.com/office/drawing/2014/chartex" xmlns:cx1="http://schemas.microsoft.com/office/drawing/2015/9/8/chartex" xmlns:cx2="http://schemas.microsoft.com/office/drawing/2015/10/21/chartex" xmlns:cx3="http://schemas.microsoft.com/office/drawing/2016/5/9/chartex" xmlns:cx4="http://schemas.microsoft.com/office/drawing/2016/5/10/chartex" xmlns:cx5="http://schemas.microsoft.com/office/drawing/2016/5/11/chartex" xmlns:cx6="http://schemas.microsoft.com/office/drawing/2016/5/12/chartex" xmlns:cx7="http://schemas.microsoft.com/office/drawing/2016/5/13/chartex" xmlns:cx8="http://schemas.microsoft.com/office/drawing/2016/5/14/chartex" xmlns:mc="http://schemas.openxmlformats.org/markup-compatibility/2006" xmlns:aink="http://schemas.microsoft.com/office/drawing/2016/ink" xmlns:am3d="http://schemas.microsoft.com/office/drawing/2017/model3d" xmlns:o="urn:schemas-microsoft-com:office:office" xmlns:oel="http://schemas.microsoft.com/office/2019/extlst" xmlns:r="http://schemas.openxmlformats.org/officeDocument/2006/relationships" xmlns:m="http://schemas.openxmlformats.org/officeDocument/2006/math" xmlns:v="urn:schemas-microsoft-com:vml" xmlns:wp14="http://schemas.microsoft.com/office/word/2010/wordprocessingDrawing" xmlns:wp="http://schemas.openxmlformats.org/drawingml/2006/wordprocessingDrawing" xmlns:w10="urn:schemas-microsoft-com:office:word" xmlns:w="http://schemas.openxmlformats.org/wordprocessingml/2006/main" xmlns:w14="http://schemas.microsoft.com/office/word/2010/wordml" xmlns:w15="http://schemas.microsoft.com/office/word/2012/wordml" xmlns:w16cex="http://schemas.microsoft.com/office/word/2018/wordml/cex" xmlns:w16cid="http://schemas.microsoft.com/office/word/2016/wordml/cid" xmlns:w16="http://schemas.microsoft.com/office/word/2018/wordml" xmlns:w16du="http://schemas.microsoft.com/office/word/2023/wordml/word16du" xmlns:w16sdtdh="http://schemas.microsoft.com/office/word/2020/wordml/sdtdatahash" xmlns:w16sdtfl="http://schemas.microsoft.com/office/word/2024/wordml/sdtformatlock" xmlns:w16se="http://schemas.microsoft.com/office/word/2015/wordml/symex" xmlns:wpg="http://schemas.microsoft.com/office/word/2010/wordprocessingGroup" xmlns:wpi="http://schemas.microsoft.com/office/word/2010/wordprocessingInk" xmlns:wne="http://schemas.microsoft.com/office/word/2006/wordml" xmlns:wps="http://schemas.microsoft.com/office/word/2010/wordprocessingShape" mc:Ignorable="w14 w15 w16se w16cid w16 w16cex w16sdtdh w16sdtfl w16du wp14">
   <w15:commentEx w15:paraId="2011D196" w15:done="0"/>
-  <w15:commentEx w15:paraId="67FBDDD7" w15:done="0"/>
-  <w15:commentEx w15:paraId="6B5D685E" w15:done="0"/>
   <w15:commentEx w15:paraId="29B36D8E" w15:done="0"/>
 </w15:commentsEx>
 </file>
 
 <file path=word/commentsExtensible.xml><?xml version="1.0" encoding="utf-8"?>
-<w16cex:commentsExtensible xmlns:wpc="http://schemas.microsoft.com/office/word/2010/wordprocessingCanvas" xmlns:cx="http://schemas.microsoft.com/office/drawing/2014/chartex" xmlns:cx1="http://schemas.microsoft.com/office/drawing/2015/9/8/chartex" xmlns:cx2="http://schemas.microsoft.com/office/drawing/2015/10/21/chartex" xmlns:cx3="http://schemas.microsoft.com/office/drawing/2016/5/9/chartex" xmlns:cx4="http://schemas.microsoft.com/office/drawing/2016/5/10/chartex" xmlns:cx5="http://schemas.microsoft.com/office/drawing/2016/5/11/chartex" xmlns:cx6="http://schemas.microsoft.com/office/drawing/2016/5/12/chartex" xmlns:cx7="http://schemas.microsoft.com/office/drawing/2016/5/13/chartex" xmlns:cx8="http://schemas.microsoft.com/office/drawing/2016/5/14/chartex" xmlns:cr="http://schemas.microsoft.com/office/comments/2020/reactions" xmlns:mc="http://schemas.openxmlformats.org/markup-compatibility/2006" xmlns:aink="http://schemas.microsoft.com/office/drawing/2016/ink" xmlns:am3d="http://schemas.microsoft.com/office/drawing/2017/model3d" xmlns:o="urn:schemas-microsoft-com:office:office" xmlns:oel="http://schemas.microsoft.com/office/2019/extlst" xmlns:r="http://schemas.openxmlformats.org/officeDocument/2006/relationships" xmlns:m="http://schemas.openxmlformats.org/officeDocument/2006/math" xmlns:v="urn:schemas-microsoft-com:vml" xmlns:wp14="http://schemas.microsoft.com/office/word/2010/wordprocessingDrawing" xmlns:wp="http://schemas.openxmlformats.org/drawingml/2006/wordprocessingDrawing" xmlns:w10="urn:schemas-microsoft-com:office:word" xmlns:w="http://schemas.openxmlformats.org/wordprocessingml/2006/main" xmlns:w14="http://schemas.microsoft.com/office/word/2010/wordml" xmlns:w15="http://schemas.microsoft.com/office/word/2012/wordml" xmlns:w16cex="http://schemas.microsoft.com/office/word/2018/wordml/cex" xmlns:w16cid="http://schemas.microsoft.com/office/word/2016/wordml/cid" xmlns:w16="http://schemas.microsoft.com/office/word/2018/wordml" xmlns:w16du="http://schemas.microsoft.com/office/word/2023/wordml/word16du" xmlns:w16sdtdh="http://schemas.microsoft.com/office/word/2020/wordml/sdtdatahash" xmlns:w16se="http://schemas.microsoft.com/office/word/2015/wordml/symex" xmlns:wpg="http://schemas.microsoft.com/office/word/2010/wordprocessingGroup" xmlns:wpi="http://schemas.microsoft.com/office/word/2010/wordprocessingInk" xmlns:wne="http://schemas.microsoft.com/office/word/2006/wordml" xmlns:wps="http://schemas.microsoft.com/office/word/2010/wordprocessingShape" mc:Ignorable="w14 w15 w16se w16cid w16 w16cex w16sdtdh cr w16du wp14">
+<w16cex:commentsExtensible xmlns:wpc="http://schemas.microsoft.com/office/word/2010/wordprocessingCanvas" xmlns:cx="http://schemas.microsoft.com/office/drawing/2014/chartex" xmlns:cx1="http://schemas.microsoft.com/office/drawing/2015/9/8/chartex" xmlns:cx2="http://schemas.microsoft.com/office/drawing/2015/10/21/chartex" xmlns:cx3="http://schemas.microsoft.com/office/drawing/2016/5/9/chartex" xmlns:cx4="http://schemas.microsoft.com/office/drawing/2016/5/10/chartex" xmlns:cx5="http://schemas.microsoft.com/office/drawing/2016/5/11/chartex" xmlns:cx6="http://schemas.microsoft.com/office/drawing/2016/5/12/chartex" xmlns:cx7="http://schemas.microsoft.com/office/drawing/2016/5/13/chartex" xmlns:cx8="http://schemas.microsoft.com/office/drawing/2016/5/14/chartex" xmlns:cr="http://schemas.microsoft.com/office/comments/2020/reactions" xmlns:mc="http://schemas.openxmlformats.org/markup-compatibility/2006" xmlns:aink="http://schemas.microsoft.com/office/drawing/2016/ink" xmlns:am3d="http://schemas.microsoft.com/office/drawing/2017/model3d" xmlns:o="urn:schemas-microsoft-com:office:office" xmlns:oel="http://schemas.microsoft.com/office/2019/extlst" xmlns:r="http://schemas.openxmlformats.org/officeDocument/2006/relationships" xmlns:m="http://schemas.openxmlformats.org/officeDocument/2006/math" xmlns:v="urn:schemas-microsoft-com:vml" xmlns:wp14="http://schemas.microsoft.com/office/word/2010/wordprocessingDrawing" xmlns:wp="http://schemas.openxmlformats.org/drawingml/2006/wordprocessingDrawing" xmlns:w10="urn:schemas-microsoft-com:office:word" xmlns:w="http://schemas.openxmlformats.org/wordprocessingml/2006/main" xmlns:w14="http://schemas.microsoft.com/office/word/2010/wordml" xmlns:w15="http://schemas.microsoft.com/office/word/2012/wordml" xmlns:w16cex="http://schemas.microsoft.com/office/word/2018/wordml/cex" xmlns:w16cid="http://schemas.microsoft.com/office/word/2016/wordml/cid" xmlns:w16="http://schemas.microsoft.com/office/word/2018/wordml" xmlns:w16du="http://schemas.microsoft.com/office/word/2023/wordml/word16du" xmlns:w16sdtdh="http://schemas.microsoft.com/office/word/2020/wordml/sdtdatahash" xmlns:w16sdtfl="http://schemas.microsoft.com/office/word/2024/wordml/sdtformatlock" xmlns:w16se="http://schemas.microsoft.com/office/word/2015/wordml/symex" xmlns:wpg="http://schemas.microsoft.com/office/word/2010/wordprocessingGroup" xmlns:wpi="http://schemas.microsoft.com/office/word/2010/wordprocessingInk" xmlns:wne="http://schemas.microsoft.com/office/word/2006/wordml" xmlns:wps="http://schemas.microsoft.com/office/word/2010/wordprocessingShape" mc:Ignorable="w14 w15 w16se w16cid w16 w16cex w16sdtdh w16sdtfl cr w16du wp14">
   <w16cex:commentExtensible w16cex:durableId="2DE6BA9F" w16cex:dateUtc="2024-10-30T12:24:00Z"/>
-  <w16cex:commentExtensible w16cex:durableId="0880D942" w16cex:dateUtc="2024-12-24T19:06:00Z"/>
-  <w16cex:commentExtensible w16cex:durableId="60B2A0E4" w16cex:dateUtc="2024-12-24T19:14:00Z"/>
   <w16cex:commentExtensible w16cex:durableId="29019248" w16cex:dateUtc="2024-12-24T19:37:00Z"/>
 </w16cex:commentsExtensible>
 </file>
 
 <file path=word/commentsIds.xml><?xml version="1.0" encoding="utf-8"?>
-<w16cid:commentsIds xmlns:wpc="http://schemas.microsoft.com/office/word/2010/wordprocessingCanvas" xmlns:cx="http://schemas.microsoft.com/office/drawing/2014/chartex" xmlns:cx1="http://schemas.microsoft.com/office/drawing/2015/9/8/chartex" xmlns:cx2="http://schemas.microsoft.com/office/drawing/2015/10/21/chartex" xmlns:cx3="http://schemas.microsoft.com/office/drawing/2016/5/9/chartex" xmlns:cx4="http://schemas.microsoft.com/office/drawing/2016/5/10/chartex" xmlns:cx5="http://schemas.microsoft.com/office/drawing/2016/5/11/chartex" xmlns:cx6="http://schemas.microsoft.com/office/drawing/2016/5/12/chartex" xmlns:cx7="http://schemas.microsoft.com/office/drawing/2016/5/13/chartex" xmlns:cx8="http://schemas.microsoft.com/office/drawing/2016/5/14/chartex" xmlns:mc="http://schemas.openxmlformats.org/markup-compatibility/2006" xmlns:aink="http://schemas.microsoft.com/office/drawing/2016/ink" xmlns:am3d="http://schemas.microsoft.com/office/drawing/2017/model3d" xmlns:o="urn:schemas-microsoft-com:office:office" xmlns:oel="http://schemas.microsoft.com/office/2019/extlst" xmlns:r="http://schemas.openxmlformats.org/officeDocument/2006/relationships" xmlns:m="http://schemas.openxmlformats.org/officeDocument/2006/math" xmlns:v="urn:schemas-microsoft-com:vml" xmlns:wp14="http://schemas.microsoft.com/office/word/2010/wordprocessingDrawing" xmlns:wp="http://schemas.openxmlformats.org/drawingml/2006/wordprocessingDrawing" xmlns:w10="urn:schemas-microsoft-com:office:word" xmlns:w="http://schemas.openxmlformats.org/wordprocessingml/2006/main" xmlns:w14="http://schemas.microsoft.com/office/word/2010/wordml" xmlns:w15="http://schemas.microsoft.com/office/word/2012/wordml" xmlns:w16cex="http://schemas.microsoft.com/office/word/2018/wordml/cex" xmlns:w16cid="http://schemas.microsoft.com/office/word/2016/wordml/cid" xmlns:w16="http://schemas.microsoft.com/office/word/2018/wordml" xmlns:w16du="http://schemas.microsoft.com/office/word/2023/wordml/word16du" xmlns:w16sdtdh="http://schemas.microsoft.com/office/word/2020/wordml/sdtdatahash" xmlns:w16se="http://schemas.microsoft.com/office/word/2015/wordml/symex" xmlns:wpg="http://schemas.microsoft.com/office/word/2010/wordprocessingGroup" xmlns:wpi="http://schemas.microsoft.com/office/word/2010/wordprocessingInk" xmlns:wne="http://schemas.microsoft.com/office/word/2006/wordml" xmlns:wps="http://schemas.microsoft.com/office/word/2010/wordprocessingShape" mc:Ignorable="w14 w15 w16se w16cid w16 w16cex w16sdtdh w16du wp14">
+<w16cid:commentsIds xmlns:wpc="http://schemas.microsoft.com/office/word/2010/wordprocessingCanvas" xmlns:cx="http://schemas.microsoft.com/office/drawing/2014/chartex" xmlns:cx1="http://schemas.microsoft.com/office/drawing/2015/9/8/chartex" xmlns:cx2="http://schemas.microsoft.com/office/drawing/2015/10/21/chartex" xmlns:cx3="http://schemas.microsoft.com/office/drawing/2016/5/9/chartex" xmlns:cx4="http://schemas.microsoft.com/office/drawing/2016/5/10/chartex" xmlns:cx5="http://schemas.microsoft.com/office/drawing/2016/5/11/chartex" xmlns:cx6="http://schemas.microsoft.com/office/drawing/2016/5/12/chartex" xmlns:cx7="http://schemas.microsoft.com/office/drawing/2016/5/13/chartex" xmlns:cx8="http://schemas.microsoft.com/office/drawing/2016/5/14/chartex" xmlns:mc="http://schemas.openxmlformats.org/markup-compatibility/2006" xmlns:aink="http://schemas.microsoft.com/office/drawing/2016/ink" xmlns:am3d="http://schemas.microsoft.com/office/drawing/2017/model3d" xmlns:o="urn:schemas-microsoft-com:office:office" xmlns:oel="http://schemas.microsoft.com/office/2019/extlst" xmlns:r="http://schemas.openxmlformats.org/officeDocument/2006/relationships" xmlns:m="http://schemas.openxmlformats.org/officeDocument/2006/math" xmlns:v="urn:schemas-microsoft-com:vml" xmlns:wp14="http://schemas.microsoft.com/office/word/2010/wordprocessingDrawing" xmlns:wp="http://schemas.openxmlformats.org/drawingml/2006/wordprocessingDrawing" xmlns:w10="urn:schemas-microsoft-com:office:word" xmlns:w="http://schemas.openxmlformats.org/wordprocessingml/2006/main" xmlns:w14="http://schemas.microsoft.com/office/word/2010/wordml" xmlns:w15="http://schemas.microsoft.com/office/word/2012/wordml" xmlns:w16cex="http://schemas.microsoft.com/office/word/2018/wordml/cex" xmlns:w16cid="http://schemas.microsoft.com/office/word/2016/wordml/cid" xmlns:w16="http://schemas.microsoft.com/office/word/2018/wordml" xmlns:w16du="http://schemas.microsoft.com/office/word/2023/wordml/word16du" xmlns:w16sdtdh="http://schemas.microsoft.com/office/word/2020/wordml/sdtdatahash" xmlns:w16sdtfl="http://schemas.microsoft.com/office/word/2024/wordml/sdtformatlock" xmlns:w16se="http://schemas.microsoft.com/office/word/2015/wordml/symex" xmlns:wpg="http://schemas.microsoft.com/office/word/2010/wordprocessingGroup" xmlns:wpi="http://schemas.microsoft.com/office/word/2010/wordprocessingInk" xmlns:wne="http://schemas.microsoft.com/office/word/2006/wordml" xmlns:wps="http://schemas.microsoft.com/office/word/2010/wordprocessingShape" mc:Ignorable="w14 w15 w16se w16cid w16 w16cex w16sdtdh w16sdtfl w16du wp14">
   <w16cid:commentId w16cid:paraId="2011D196" w16cid:durableId="2DE6BA9F"/>
-  <w16cid:commentId w16cid:paraId="67FBDDD7" w16cid:durableId="0880D942"/>
-  <w16cid:commentId w16cid:paraId="6B5D685E" w16cid:durableId="60B2A0E4"/>
   <w16cid:commentId w16cid:paraId="29B36D8E" w16cid:durableId="29019248"/>
 </w16cid:commentsIds>
 </file>
 
+<file path=word/numbering.xml><?xml version="1.0" encoding="utf-8"?>
+<w:numbering xmlns:wpc="http://schemas.microsoft.com/office/word/2010/wordprocessingCanvas" xmlns:cx="http://schemas.microsoft.com/office/drawing/2014/chartex" xmlns:cx1="http://schemas.microsoft.com/office/drawing/2015/9/8/chartex" xmlns:cx2="http://schemas.microsoft.com/office/drawing/2015/10/21/chartex" xmlns:cx3="http://schemas.microsoft.com/office/drawing/2016/5/9/chartex" xmlns:cx4="http://schemas.microsoft.com/office/drawing/2016/5/10/chartex" xmlns:cx5="http://schemas.microsoft.com/office/drawing/2016/5/11/chartex" xmlns:cx6="http://schemas.microsoft.com/office/drawing/2016/5/12/chartex" xmlns:cx7="http://schemas.microsoft.com/office/drawing/2016/5/13/chartex" xmlns:cx8="http://schemas.microsoft.com/office/drawing/2016/5/14/chartex" xmlns:mc="http://schemas.openxmlformats.org/markup-compatibility/2006" xmlns:aink="http://schemas.microsoft.com/office/drawing/2016/ink" xmlns:am3d="http://schemas.microsoft.com/office/drawing/2017/model3d" xmlns:o="urn:schemas-microsoft-com:office:office" xmlns:oel="http://schemas.microsoft.com/office/2019/extlst" xmlns:r="http://schemas.openxmlformats.org/officeDocument/2006/relationships" xmlns:m="http://schemas.openxmlformats.org/officeDocument/2006/math" xmlns:v="urn:schemas-microsoft-com:vml" xmlns:wp14="http://schemas.microsoft.com/office/word/2010/wordprocessingDrawing" xmlns:wp="http://schemas.openxmlformats.org/drawingml/2006/wordprocessingDrawing" xmlns:w10="urn:schemas-microsoft-com:office:word" xmlns:w="http://schemas.openxmlformats.org/wordprocessingml/2006/main" xmlns:w14="http://schemas.microsoft.com/office/word/2010/wordml" xmlns:w15="http://schemas.microsoft.com/office/word/2012/wordml" xmlns:w16cex="http://schemas.microsoft.com/office/word/2018/wordml/cex" xmlns:w16cid="http://schemas.microsoft.com/office/word/2016/wordml/cid" xmlns:w16="http://schemas.microsoft.com/office/word/2018/wordml" xmlns:w16du="http://schemas.microsoft.com/office/word/2023/wordml/word16du" xmlns:w16sdtdh="http://schemas.microsoft.com/office/word/2020/wordml/sdtdatahash" xmlns:w16sdtfl="http://schemas.microsoft.com/office/word/2024/wordml/sdtformatlock" xmlns:w16se="http://schemas.microsoft.com/office/word/2015/wordml/symex" xmlns:wpg="http://schemas.microsoft.com/office/word/2010/wordprocessingGroup" xmlns:wpi="http://schemas.microsoft.com/office/word/2010/wordprocessingInk" xmlns:wne="http://schemas.microsoft.com/office/word/2006/wordml" xmlns:wps="http://schemas.microsoft.com/office/word/2010/wordprocessingShape" mc:Ignorable="w14 w15 w16se w16cid w16 w16cex w16sdtdh w16sdtfl w16du wp14">
+  <w:abstractNum w:abstractNumId="0" w15:restartNumberingAfterBreak="0">
+    <w:nsid w:val="3A755FEB"/>
+    <w:multiLevelType w:val="hybridMultilevel"/>
+    <w:tmpl w:val="56E4E672"/>
+    <w:lvl w:ilvl="0" w:tplc="0809000F">
+      <w:start w:val="1"/>
+      <w:numFmt w:val="decimal"/>
+      <w:lvlText w:val="%1."/>
+      <w:lvlJc w:val="left"/>
+      <w:pPr>
+        <w:ind w:left="720" w:hanging="360"/>
+      </w:pPr>
+      <w:rPr>
+        <w:rFonts w:hint="default"/>
+      </w:rPr>
+    </w:lvl>
+    <w:lvl w:ilvl="1" w:tplc="08090019" w:tentative="1">
+      <w:start w:val="1"/>
+      <w:numFmt w:val="lowerLetter"/>
+      <w:lvlText w:val="%2."/>
+      <w:lvlJc w:val="left"/>
+      <w:pPr>
+        <w:ind w:left="1440" w:hanging="360"/>
+      </w:pPr>
+    </w:lvl>
+    <w:lvl w:ilvl="2" w:tplc="0809001B" w:tentative="1">
+      <w:start w:val="1"/>
+      <w:numFmt w:val="lowerRoman"/>
+      <w:lvlText w:val="%3."/>
+      <w:lvlJc w:val="right"/>
+      <w:pPr>
+        <w:ind w:left="2160" w:hanging="180"/>
+      </w:pPr>
+    </w:lvl>
+    <w:lvl w:ilvl="3" w:tplc="0809000F" w:tentative="1">
+      <w:start w:val="1"/>
+      <w:numFmt w:val="decimal"/>
+      <w:lvlText w:val="%4."/>
+      <w:lvlJc w:val="left"/>
+      <w:pPr>
+        <w:ind w:left="2880" w:hanging="360"/>
+      </w:pPr>
+    </w:lvl>
+    <w:lvl w:ilvl="4" w:tplc="08090019" w:tentative="1">
+      <w:start w:val="1"/>
+      <w:numFmt w:val="lowerLetter"/>
+      <w:lvlText w:val="%5."/>
+      <w:lvlJc w:val="left"/>
+      <w:pPr>
+        <w:ind w:left="3600" w:hanging="360"/>
+      </w:pPr>
+    </w:lvl>
+    <w:lvl w:ilvl="5" w:tplc="0809001B" w:tentative="1">
+      <w:start w:val="1"/>
+      <w:numFmt w:val="lowerRoman"/>
+      <w:lvlText w:val="%6."/>
+      <w:lvlJc w:val="right"/>
+      <w:pPr>
+        <w:ind w:left="4320" w:hanging="180"/>
+      </w:pPr>
+    </w:lvl>
+    <w:lvl w:ilvl="6" w:tplc="0809000F" w:tentative="1">
+      <w:start w:val="1"/>
+      <w:numFmt w:val="decimal"/>
+      <w:lvlText w:val="%7."/>
+      <w:lvlJc w:val="left"/>
+      <w:pPr>
+        <w:ind w:left="5040" w:hanging="360"/>
+      </w:pPr>
+    </w:lvl>
+    <w:lvl w:ilvl="7" w:tplc="08090019" w:tentative="1">
+      <w:start w:val="1"/>
+      <w:numFmt w:val="lowerLetter"/>
+      <w:lvlText w:val="%8."/>
+      <w:lvlJc w:val="left"/>
+      <w:pPr>
+        <w:ind w:left="5760" w:hanging="360"/>
+      </w:pPr>
+    </w:lvl>
+    <w:lvl w:ilvl="8" w:tplc="0809001B" w:tentative="1">
+      <w:start w:val="1"/>
+      <w:numFmt w:val="lowerRoman"/>
+      <w:lvlText w:val="%9."/>
+      <w:lvlJc w:val="right"/>
+      <w:pPr>
+        <w:ind w:left="6480" w:hanging="180"/>
+      </w:pPr>
+    </w:lvl>
+  </w:abstractNum>
+  <w:num w:numId="1" w16cid:durableId="556937236">
+    <w:abstractNumId w:val="0"/>
+  </w:num>
+</w:numbering>
+</file>
+
 <file path=word/people.xml><?xml version="1.0" encoding="utf-8"?>
-<w15:people xmlns:wpc="http://schemas.microsoft.com/office/word/2010/wordprocessingCanvas" xmlns:cx="http://schemas.microsoft.com/office/drawing/2014/chartex" xmlns:cx1="http://schemas.microsoft.com/office/drawing/2015/9/8/chartex" xmlns:cx2="http://schemas.microsoft.com/office/drawing/2015/10/21/chartex" xmlns:cx3="http://schemas.microsoft.com/office/drawing/2016/5/9/chartex" xmlns:cx4="http://schemas.microsoft.com/office/drawing/2016/5/10/chartex" xmlns:cx5="http://schemas.microsoft.com/office/drawing/2016/5/11/chartex" xmlns:cx6="http://schemas.microsoft.com/office/drawing/2016/5/12/chartex" xmlns:cx7="http://schemas.microsoft.com/office/drawing/2016/5/13/chartex" xmlns:cx8="http://schemas.microsoft.com/office/drawing/2016/5/14/chartex" xmlns:mc="http://schemas.openxmlformats.org/markup-compatibility/2006" xmlns:aink="http://schemas.microsoft.com/office/drawing/2016/ink" xmlns:am3d="http://schemas.microsoft.com/office/drawing/2017/model3d" xmlns:o="urn:schemas-microsoft-com:office:office" xmlns:oel="http://schemas.microsoft.com/office/2019/extlst" xmlns:r="http://schemas.openxmlformats.org/officeDocument/2006/relationships" xmlns:m="http://schemas.openxmlformats.org/officeDocument/2006/math" xmlns:v="urn:schemas-microsoft-com:vml" xmlns:wp14="http://schemas.microsoft.com/office/word/2010/wordprocessingDrawing" xmlns:wp="http://schemas.openxmlformats.org/drawingml/2006/wordprocessingDrawing" xmlns:w10="urn:schemas-microsoft-com:office:word" xmlns:w="http://schemas.openxmlformats.org/wordprocessingml/2006/main" xmlns:w14="http://schemas.microsoft.com/office/word/2010/wordml" xmlns:w15="http://schemas.microsoft.com/office/word/2012/wordml" xmlns:w16cex="http://schemas.microsoft.com/office/word/2018/wordml/cex" xmlns:w16cid="http://schemas.microsoft.com/office/word/2016/wordml/cid" xmlns:w16="http://schemas.microsoft.com/office/word/2018/wordml" xmlns:w16du="http://schemas.microsoft.com/office/word/2023/wordml/word16du" xmlns:w16sdtdh="http://schemas.microsoft.com/office/word/2020/wordml/sdtdatahash" xmlns:w16se="http://schemas.microsoft.com/office/word/2015/wordml/symex" xmlns:wpg="http://schemas.microsoft.com/office/word/2010/wordprocessingGroup" xmlns:wpi="http://schemas.microsoft.com/office/word/2010/wordprocessingInk" xmlns:wne="http://schemas.microsoft.com/office/word/2006/wordml" xmlns:wps="http://schemas.microsoft.com/office/word/2010/wordprocessingShape" mc:Ignorable="w14 w15 w16se w16cid w16 w16cex w16sdtdh w16du wp14">
+<w15:people xmlns:wpc="http://schemas.microsoft.com/office/word/2010/wordprocessingCanvas" xmlns:cx="http://schemas.microsoft.com/office/drawing/2014/chartex" xmlns:cx1="http://schemas.microsoft.com/office/drawing/2015/9/8/chartex" xmlns:cx2="http://schemas.microsoft.com/office/drawing/2015/10/21/chartex" xmlns:cx3="http://schemas.microsoft.com/office/drawing/2016/5/9/chartex" xmlns:cx4="http://schemas.microsoft.com/office/drawing/2016/5/10/chartex" xmlns:cx5="http://schemas.microsoft.com/office/drawing/2016/5/11/chartex" xmlns:cx6="http://schemas.microsoft.com/office/drawing/2016/5/12/chartex" xmlns:cx7="http://schemas.microsoft.com/office/drawing/2016/5/13/chartex" xmlns:cx8="http://schemas.microsoft.com/office/drawing/2016/5/14/chartex" xmlns:mc="http://schemas.openxmlformats.org/markup-compatibility/2006" xmlns:aink="http://schemas.microsoft.com/office/drawing/2016/ink" xmlns:am3d="http://schemas.microsoft.com/office/drawing/2017/model3d" xmlns:o="urn:schemas-microsoft-com:office:office" xmlns:oel="http://schemas.microsoft.com/office/2019/extlst" xmlns:r="http://schemas.openxmlformats.org/officeDocument/2006/relationships" xmlns:m="http://schemas.openxmlformats.org/officeDocument/2006/math" xmlns:v="urn:schemas-microsoft-com:vml" xmlns:wp14="http://schemas.microsoft.com/office/word/2010/wordprocessingDrawing" xmlns:wp="http://schemas.openxmlformats.org/drawingml/2006/wordprocessingDrawing" xmlns:w10="urn:schemas-microsoft-com:office:word" xmlns:w="http://schemas.openxmlformats.org/wordprocessingml/2006/main" xmlns:w14="http://schemas.microsoft.com/office/word/2010/wordml" xmlns:w15="http://schemas.microsoft.com/office/word/2012/wordml" xmlns:w16cex="http://schemas.microsoft.com/office/word/2018/wordml/cex" xmlns:w16cid="http://schemas.microsoft.com/office/word/2016/wordml/cid" xmlns:w16="http://schemas.microsoft.com/office/word/2018/wordml" xmlns:w16du="http://schemas.microsoft.com/office/word/2023/wordml/word16du" xmlns:w16sdtdh="http://schemas.microsoft.com/office/word/2020/wordml/sdtdatahash" xmlns:w16sdtfl="http://schemas.microsoft.com/office/word/2024/wordml/sdtformatlock" xmlns:w16se="http://schemas.microsoft.com/office/word/2015/wordml/symex" xmlns:wpg="http://schemas.microsoft.com/office/word/2010/wordprocessingGroup" xmlns:wpi="http://schemas.microsoft.com/office/word/2010/wordprocessingInk" xmlns:wne="http://schemas.microsoft.com/office/word/2006/wordml" xmlns:wps="http://schemas.microsoft.com/office/word/2010/wordprocessingShape" mc:Ignorable="w14 w15 w16se w16cid w16 w16cex w16sdtdh w16sdtfl w16du wp14">
   <w15:person w15:author="Pamela Jebson">
     <w15:presenceInfo w15:providerId="Windows Live" w15:userId="be926e77587a5505"/>
   </w15:person>
@@ -2164,7 +10323,7 @@
 </file>
 
 <file path=word/styles.xml><?xml version="1.0" encoding="utf-8"?>
-<w:styles xmlns:mc="http://schemas.openxmlformats.org/markup-compatibility/2006" xmlns:r="http://schemas.openxmlformats.org/officeDocument/2006/relationships" xmlns:w="http://schemas.openxmlformats.org/wordprocessingml/2006/main" xmlns:w14="http://schemas.microsoft.com/office/word/2010/wordml" xmlns:w15="http://schemas.microsoft.com/office/word/2012/wordml" xmlns:w16cex="http://schemas.microsoft.com/office/word/2018/wordml/cex" xmlns:w16cid="http://schemas.microsoft.com/office/word/2016/wordml/cid" xmlns:w16="http://schemas.microsoft.com/office/word/2018/wordml" xmlns:w16du="http://schemas.microsoft.com/office/word/2023/wordml/word16du" xmlns:w16sdtdh="http://schemas.microsoft.com/office/word/2020/wordml/sdtdatahash" xmlns:w16se="http://schemas.microsoft.com/office/word/2015/wordml/symex" mc:Ignorable="w14 w15 w16se w16cid w16 w16cex w16sdtdh w16du">
+<w:styles xmlns:mc="http://schemas.openxmlformats.org/markup-compatibility/2006" xmlns:r="http://schemas.openxmlformats.org/officeDocument/2006/relationships" xmlns:w="http://schemas.openxmlformats.org/wordprocessingml/2006/main" xmlns:w14="http://schemas.microsoft.com/office/word/2010/wordml" xmlns:w15="http://schemas.microsoft.com/office/word/2012/wordml" xmlns:w16cex="http://schemas.microsoft.com/office/word/2018/wordml/cex" xmlns:w16cid="http://schemas.microsoft.com/office/word/2016/wordml/cid" xmlns:w16="http://schemas.microsoft.com/office/word/2018/wordml" xmlns:w16du="http://schemas.microsoft.com/office/word/2023/wordml/word16du" xmlns:w16sdtdh="http://schemas.microsoft.com/office/word/2020/wordml/sdtdatahash" xmlns:w16sdtfl="http://schemas.microsoft.com/office/word/2024/wordml/sdtformatlock" xmlns:w16se="http://schemas.microsoft.com/office/word/2015/wordml/symex" mc:Ignorable="w14 w15 w16se w16cid w16 w16cex w16sdtdh w16sdtfl w16du">
   <w:docDefaults>
     <w:rPrDefault>
       <w:rPr>
@@ -2674,7 +10833,6 @@
   <w:style w:type="character" w:default="1" w:styleId="DefaultParagraphFont">
     <w:name w:val="Default Paragraph Font"/>
     <w:uiPriority w:val="1"/>
-    <w:semiHidden/>
     <w:unhideWhenUsed/>
   </w:style>
   <w:style w:type="table" w:default="1" w:styleId="TableNormal">
@@ -2963,6 +11121,38 @@
       <w:rFonts w:asciiTheme="majorHAnsi" w:eastAsiaTheme="majorEastAsia" w:hAnsiTheme="majorHAnsi" w:cstheme="majorBidi"/>
       <w:color w:val="2F5496" w:themeColor="accent1" w:themeShade="BF"/>
     </w:rPr>
+  </w:style>
+  <w:style w:type="paragraph" w:styleId="ListParagraph">
+    <w:name w:val="List Paragraph"/>
+    <w:basedOn w:val="Normal"/>
+    <w:uiPriority w:val="34"/>
+    <w:qFormat/>
+    <w:rsid w:val="007F7896"/>
+    <w:pPr>
+      <w:ind w:left="720"/>
+      <w:contextualSpacing/>
+    </w:pPr>
+  </w:style>
+  <w:style w:type="character" w:styleId="FollowedHyperlink">
+    <w:name w:val="FollowedHyperlink"/>
+    <w:basedOn w:val="DefaultParagraphFont"/>
+    <w:uiPriority w:val="99"/>
+    <w:semiHidden/>
+    <w:unhideWhenUsed/>
+    <w:rsid w:val="003E2A0B"/>
+    <w:rPr>
+      <w:color w:val="954F72" w:themeColor="followedHyperlink"/>
+      <w:u w:val="single"/>
+    </w:rPr>
+  </w:style>
+  <w:style w:type="paragraph" w:styleId="NoSpacing">
+    <w:name w:val="No Spacing"/>
+    <w:uiPriority w:val="1"/>
+    <w:qFormat/>
+    <w:rsid w:val="00C53677"/>
+    <w:pPr>
+      <w:spacing w:after="0" w:line="240" w:lineRule="auto"/>
+    </w:pPr>
   </w:style>
 </w:styles>
 </file>

--- a/Academic Report - Thomas JEBSON - 24804704.docx
+++ b/Academic Report - Thomas JEBSON - 24804704.docx
@@ -36,7 +36,15 @@
         <w:t>The game Bouncing Balls</w:t>
       </w:r>
       <w:r>
-        <w:t xml:space="preserve"> (1, Novel Games, [n.d])</w:t>
+        <w:t xml:space="preserve"> (1, Novel Games, [</w:t>
+      </w:r>
+      <w:proofErr w:type="spellStart"/>
+      <w:r>
+        <w:t>n.d</w:t>
+      </w:r>
+      <w:proofErr w:type="spellEnd"/>
+      <w:r>
+        <w:t>])</w:t>
       </w:r>
       <w:r>
         <w:rPr>
@@ -73,11 +81,24 @@
       <w:r>
         <w:t xml:space="preserve"> (17, </w:t>
       </w:r>
-      <w:r>
-        <w:t>WebMagic Ventures, LLC, The International Arcade Museum®, Museum of the Game®</w:t>
-      </w:r>
-      <w:r>
-        <w:t>, [n.d])</w:t>
+      <w:proofErr w:type="spellStart"/>
+      <w:r>
+        <w:t>WebMagic</w:t>
+      </w:r>
+      <w:proofErr w:type="spellEnd"/>
+      <w:r>
+        <w:t xml:space="preserve"> Ventures, LLC, The International Arcade Museum®, Museum of the Game®</w:t>
+      </w:r>
+      <w:r>
+        <w:t>, [</w:t>
+      </w:r>
+      <w:proofErr w:type="spellStart"/>
+      <w:r>
+        <w:t>n.d</w:t>
+      </w:r>
+      <w:proofErr w:type="spellEnd"/>
+      <w:r>
+        <w:t>])</w:t>
       </w:r>
       <w:r>
         <w:t xml:space="preserve">. The objective of this game is to arrange balls of the same colour into groups of at least three, as this causes the whole arrangement to pop. Any unsupported balls fall to the bottom of the screen and are also destroyed. </w:t>
@@ -272,17 +293,16 @@
       <w:r>
         <w:t xml:space="preserve"> (8, </w:t>
       </w:r>
+      <w:proofErr w:type="spellStart"/>
       <w:r>
         <w:t>JGraph</w:t>
       </w:r>
+      <w:proofErr w:type="spellEnd"/>
       <w:r>
         <w:t>,</w:t>
       </w:r>
       <w:r>
-        <w:t xml:space="preserve"> 2025</w:t>
-      </w:r>
-      <w:r>
-        <w:t>)</w:t>
+        <w:t xml:space="preserve"> 2025)</w:t>
       </w:r>
       <w:r>
         <w:t>.</w:t>
@@ -370,9 +390,11 @@
       <w:r>
         <w:t xml:space="preserve">6, </w:t>
       </w:r>
+      <w:proofErr w:type="spellStart"/>
       <w:r>
         <w:t>Lubos</w:t>
       </w:r>
+      <w:proofErr w:type="spellEnd"/>
       <w:r>
         <w:t>. L</w:t>
       </w:r>
@@ -589,13 +611,15 @@
         <w:t>Figure 3: The cannon design for the ‘Bouncing Balls’ game</w:t>
       </w:r>
       <w:r>
-        <w:t xml:space="preserve"> (8, JGraph, 2025), (9, Microsoft, 2024), (10, </w:t>
-      </w:r>
-      <w:r>
-        <w:t>The GIMP Development Team</w:t>
-      </w:r>
-      <w:r>
-        <w:t>, 2024)</w:t>
+        <w:t xml:space="preserve"> (8, </w:t>
+      </w:r>
+      <w:proofErr w:type="spellStart"/>
+      <w:r>
+        <w:t>JGraph</w:t>
+      </w:r>
+      <w:proofErr w:type="spellEnd"/>
+      <w:r>
+        <w:t>, 2025), (9, Microsoft, 2024), (10, The GIMP Development Team, 2024)</w:t>
       </w:r>
       <w:r>
         <w:t>.</w:t>
@@ -680,7 +704,15 @@
         <w:t>Figure 4: The mass design for the ‘Bouncing Balls’ game</w:t>
       </w:r>
       <w:r>
-        <w:t xml:space="preserve"> (8, JGraph, 2025), (9, Microsoft, 2024), (10, The GIMP Development Team, 2024).</w:t>
+        <w:t xml:space="preserve"> (8, </w:t>
+      </w:r>
+      <w:proofErr w:type="spellStart"/>
+      <w:r>
+        <w:t>JGraph</w:t>
+      </w:r>
+      <w:proofErr w:type="spellEnd"/>
+      <w:r>
+        <w:t>, 2025), (9, Microsoft, 2024), (10, The GIMP Development Team, 2024).</w:t>
       </w:r>
     </w:p>
     <w:p>
@@ -699,7 +731,15 @@
         <w:t>in appearance and is seen in red, yellow,</w:t>
       </w:r>
       <w:r>
-        <w:t xml:space="preserve"> and blue variants. In the game, the balls are not represented by a texture to reduce memory usage; instead, they appear as drawn circles using SFML’s (Simple and Fast Media Library) `CircleShape` component</w:t>
+        <w:t xml:space="preserve"> and blue variants. In the game, the balls are not represented by a texture to reduce memory usage; instead, they appear as drawn circles using SFML’s (Simple and Fast Media Library) `</w:t>
+      </w:r>
+      <w:proofErr w:type="spellStart"/>
+      <w:r>
+        <w:t>CircleShape</w:t>
+      </w:r>
+      <w:proofErr w:type="spellEnd"/>
+      <w:r>
+        <w:t>` component</w:t>
       </w:r>
       <w:r>
         <w:t xml:space="preserve"> (2, Gomilla. L, 2023)</w:t>
@@ -852,7 +892,15 @@
     </w:p>
     <w:p>
       <w:r>
-        <w:t>It was considered to add a message telling the user that they failed when they loose the game, however this is immediately apparent from the next menu, whereas for winning the game, this is much less apparent, so needed to be made very clear to the player.</w:t>
+        <w:t xml:space="preserve">It was considered to add a message telling the user that they failed when they </w:t>
+      </w:r>
+      <w:proofErr w:type="spellStart"/>
+      <w:r>
+        <w:t>loose</w:t>
+      </w:r>
+      <w:proofErr w:type="spellEnd"/>
+      <w:r>
+        <w:t xml:space="preserve"> the game, however this is immediately apparent from the next menu, whereas for winning the game, this is much less apparent, so needed to be made very clear to the player.</w:t>
       </w:r>
     </w:p>
     <w:p>
@@ -1420,139 +1468,222 @@
         <w:pStyle w:val="NoSpacing"/>
       </w:pPr>
       <w:r>
-        <w:t xml:space="preserve">    limit frame rate to 60 hz</w:t>
-      </w:r>
-    </w:p>
-    <w:p>
-      <w:pPr>
-        <w:pStyle w:val="NoSpacing"/>
-      </w:pPr>
-    </w:p>
-    <w:p>
-      <w:pPr>
-        <w:pStyle w:val="NoSpacing"/>
-      </w:pPr>
-      <w:r>
-        <w:t xml:space="preserve">    DECLARE menu_navigation AS a one-dimensional array with two elements</w:t>
-      </w:r>
-    </w:p>
-    <w:p>
-      <w:pPr>
-        <w:pStyle w:val="NoSpacing"/>
-      </w:pPr>
-      <w:r>
-        <w:t xml:space="preserve">    menu_navigation &lt;- [Constants MAIN_MENU, Constants MAIN_MENU]</w:t>
-      </w:r>
-    </w:p>
-    <w:p>
-      <w:pPr>
-        <w:pStyle w:val="NoSpacing"/>
-      </w:pPr>
-    </w:p>
-    <w:p>
-      <w:pPr>
-        <w:pStyle w:val="NoSpacing"/>
-      </w:pPr>
-      <w:r>
-        <w:t xml:space="preserve">    DECLARE game_running</w:t>
-      </w:r>
-    </w:p>
-    <w:p>
-      <w:pPr>
-        <w:pStyle w:val="NoSpacing"/>
-      </w:pPr>
-      <w:r>
-        <w:t xml:space="preserve">    game_running &lt;- TRUE</w:t>
-      </w:r>
-    </w:p>
-    <w:p>
-      <w:pPr>
-        <w:pStyle w:val="NoSpacing"/>
-      </w:pPr>
-    </w:p>
-    <w:p>
-      <w:pPr>
-        <w:pStyle w:val="NoSpacing"/>
-      </w:pPr>
-      <w:r>
-        <w:t xml:space="preserve">    DECLARE next_component</w:t>
-      </w:r>
-    </w:p>
-    <w:p>
-      <w:pPr>
-        <w:pStyle w:val="NoSpacing"/>
-      </w:pPr>
-    </w:p>
-    <w:p>
-      <w:pPr>
-        <w:pStyle w:val="NoSpacing"/>
-      </w:pPr>
-      <w:r>
-        <w:t xml:space="preserve">    DECLARE main_theme_fade_start</w:t>
-      </w:r>
-    </w:p>
-    <w:p>
-      <w:pPr>
-        <w:pStyle w:val="NoSpacing"/>
-      </w:pPr>
-      <w:r>
-        <w:t xml:space="preserve">    SET main_theme_fade_start &lt;- -1</w:t>
-      </w:r>
-    </w:p>
-    <w:p>
-      <w:pPr>
-        <w:pStyle w:val="NoSpacing"/>
-      </w:pPr>
-    </w:p>
-    <w:p>
-      <w:pPr>
-        <w:pStyle w:val="NoSpacing"/>
-      </w:pPr>
-      <w:r>
-        <w:t xml:space="preserve">    DECLARE window_focus</w:t>
-      </w:r>
-    </w:p>
-    <w:p>
-      <w:pPr>
-        <w:pStyle w:val="NoSpacing"/>
-      </w:pPr>
-      <w:r>
-        <w:t xml:space="preserve">    SET window_focus &lt;- TRUE</w:t>
-      </w:r>
-    </w:p>
-    <w:p>
-      <w:pPr>
-        <w:pStyle w:val="NoSpacing"/>
-      </w:pPr>
-    </w:p>
-    <w:p>
-      <w:pPr>
-        <w:pStyle w:val="NoSpacing"/>
-      </w:pPr>
-      <w:r>
-        <w:t xml:space="preserve">    DECLARE current_volume</w:t>
-      </w:r>
-    </w:p>
-    <w:p>
-      <w:pPr>
-        <w:pStyle w:val="NoSpacing"/>
-      </w:pPr>
-      <w:r>
-        <w:t xml:space="preserve">    SET current_volume &lt;- 15</w:t>
-      </w:r>
-    </w:p>
-    <w:p>
-      <w:pPr>
-        <w:pStyle w:val="NoSpacing"/>
-      </w:pPr>
-    </w:p>
-    <w:p>
-      <w:pPr>
-        <w:pStyle w:val="NoSpacing"/>
-      </w:pPr>
-      <w:r>
-        <w:t xml:space="preserve">    DECLARE player_input</w:t>
-      </w:r>
+        <w:t xml:space="preserve">    limit frame rate to 60 </w:t>
+      </w:r>
+      <w:proofErr w:type="spellStart"/>
+      <w:r>
+        <w:t>hz</w:t>
+      </w:r>
+      <w:proofErr w:type="spellEnd"/>
+    </w:p>
+    <w:p>
+      <w:pPr>
+        <w:pStyle w:val="NoSpacing"/>
+      </w:pPr>
+    </w:p>
+    <w:p>
+      <w:pPr>
+        <w:pStyle w:val="NoSpacing"/>
+      </w:pPr>
+      <w:r>
+        <w:t xml:space="preserve">    DECLARE </w:t>
+      </w:r>
+      <w:proofErr w:type="spellStart"/>
+      <w:r>
+        <w:t>menu_navigation</w:t>
+      </w:r>
+      <w:proofErr w:type="spellEnd"/>
+      <w:r>
+        <w:t xml:space="preserve"> AS a one-dimensional array with two elements</w:t>
+      </w:r>
+    </w:p>
+    <w:p>
+      <w:pPr>
+        <w:pStyle w:val="NoSpacing"/>
+      </w:pPr>
+      <w:r>
+        <w:t xml:space="preserve">    </w:t>
+      </w:r>
+      <w:proofErr w:type="spellStart"/>
+      <w:r>
+        <w:t>menu_navigation</w:t>
+      </w:r>
+      <w:proofErr w:type="spellEnd"/>
+      <w:r>
+        <w:t xml:space="preserve"> &lt;- [Constants MAIN_MENU, Constants MAIN_MENU]</w:t>
+      </w:r>
+    </w:p>
+    <w:p>
+      <w:pPr>
+        <w:pStyle w:val="NoSpacing"/>
+      </w:pPr>
+    </w:p>
+    <w:p>
+      <w:pPr>
+        <w:pStyle w:val="NoSpacing"/>
+      </w:pPr>
+      <w:r>
+        <w:t xml:space="preserve">    DECLARE </w:t>
+      </w:r>
+      <w:proofErr w:type="spellStart"/>
+      <w:r>
+        <w:t>game_running</w:t>
+      </w:r>
+      <w:proofErr w:type="spellEnd"/>
+    </w:p>
+    <w:p>
+      <w:pPr>
+        <w:pStyle w:val="NoSpacing"/>
+      </w:pPr>
+      <w:r>
+        <w:t xml:space="preserve">    </w:t>
+      </w:r>
+      <w:proofErr w:type="spellStart"/>
+      <w:r>
+        <w:t>game_running</w:t>
+      </w:r>
+      <w:proofErr w:type="spellEnd"/>
+      <w:r>
+        <w:t xml:space="preserve"> &lt;- TRUE</w:t>
+      </w:r>
+    </w:p>
+    <w:p>
+      <w:pPr>
+        <w:pStyle w:val="NoSpacing"/>
+      </w:pPr>
+    </w:p>
+    <w:p>
+      <w:pPr>
+        <w:pStyle w:val="NoSpacing"/>
+      </w:pPr>
+      <w:r>
+        <w:t xml:space="preserve">    DECLARE </w:t>
+      </w:r>
+      <w:proofErr w:type="spellStart"/>
+      <w:r>
+        <w:t>next_component</w:t>
+      </w:r>
+      <w:proofErr w:type="spellEnd"/>
+    </w:p>
+    <w:p>
+      <w:pPr>
+        <w:pStyle w:val="NoSpacing"/>
+      </w:pPr>
+    </w:p>
+    <w:p>
+      <w:pPr>
+        <w:pStyle w:val="NoSpacing"/>
+      </w:pPr>
+      <w:r>
+        <w:t xml:space="preserve">    DECLARE </w:t>
+      </w:r>
+      <w:proofErr w:type="spellStart"/>
+      <w:r>
+        <w:t>main_theme_fade_start</w:t>
+      </w:r>
+      <w:proofErr w:type="spellEnd"/>
+    </w:p>
+    <w:p>
+      <w:pPr>
+        <w:pStyle w:val="NoSpacing"/>
+      </w:pPr>
+      <w:r>
+        <w:t xml:space="preserve">    SET </w:t>
+      </w:r>
+      <w:proofErr w:type="spellStart"/>
+      <w:r>
+        <w:t>main_theme_fade_start</w:t>
+      </w:r>
+      <w:proofErr w:type="spellEnd"/>
+      <w:r>
+        <w:t xml:space="preserve"> &lt;- -1</w:t>
+      </w:r>
+    </w:p>
+    <w:p>
+      <w:pPr>
+        <w:pStyle w:val="NoSpacing"/>
+      </w:pPr>
+    </w:p>
+    <w:p>
+      <w:pPr>
+        <w:pStyle w:val="NoSpacing"/>
+      </w:pPr>
+      <w:r>
+        <w:t xml:space="preserve">    DECLARE </w:t>
+      </w:r>
+      <w:proofErr w:type="spellStart"/>
+      <w:r>
+        <w:t>window_focus</w:t>
+      </w:r>
+      <w:proofErr w:type="spellEnd"/>
+    </w:p>
+    <w:p>
+      <w:pPr>
+        <w:pStyle w:val="NoSpacing"/>
+      </w:pPr>
+      <w:r>
+        <w:t xml:space="preserve">    SET </w:t>
+      </w:r>
+      <w:proofErr w:type="spellStart"/>
+      <w:r>
+        <w:t>window_focus</w:t>
+      </w:r>
+      <w:proofErr w:type="spellEnd"/>
+      <w:r>
+        <w:t xml:space="preserve"> &lt;- TRUE</w:t>
+      </w:r>
+    </w:p>
+    <w:p>
+      <w:pPr>
+        <w:pStyle w:val="NoSpacing"/>
+      </w:pPr>
+    </w:p>
+    <w:p>
+      <w:pPr>
+        <w:pStyle w:val="NoSpacing"/>
+      </w:pPr>
+      <w:r>
+        <w:t xml:space="preserve">    DECLARE </w:t>
+      </w:r>
+      <w:proofErr w:type="spellStart"/>
+      <w:r>
+        <w:t>current_volume</w:t>
+      </w:r>
+      <w:proofErr w:type="spellEnd"/>
+    </w:p>
+    <w:p>
+      <w:pPr>
+        <w:pStyle w:val="NoSpacing"/>
+      </w:pPr>
+      <w:r>
+        <w:t xml:space="preserve">    SET </w:t>
+      </w:r>
+      <w:proofErr w:type="spellStart"/>
+      <w:r>
+        <w:t>current_volume</w:t>
+      </w:r>
+      <w:proofErr w:type="spellEnd"/>
+      <w:r>
+        <w:t xml:space="preserve"> &lt;- 15</w:t>
+      </w:r>
+    </w:p>
+    <w:p>
+      <w:pPr>
+        <w:pStyle w:val="NoSpacing"/>
+      </w:pPr>
+    </w:p>
+    <w:p>
+      <w:pPr>
+        <w:pStyle w:val="NoSpacing"/>
+      </w:pPr>
+      <w:r>
+        <w:t xml:space="preserve">    DECLARE </w:t>
+      </w:r>
+      <w:proofErr w:type="spellStart"/>
+      <w:r>
+        <w:t>player_input</w:t>
+      </w:r>
+      <w:proofErr w:type="spellEnd"/>
     </w:p>
     <w:p>
       <w:pPr>
@@ -1572,53 +1703,83 @@
         <w:pStyle w:val="NoSpacing"/>
       </w:pPr>
       <w:r>
-        <w:t xml:space="preserve">    DECLARE level_one</w:t>
-      </w:r>
-    </w:p>
-    <w:p>
-      <w:pPr>
-        <w:pStyle w:val="NoSpacing"/>
-      </w:pPr>
-      <w:r>
-        <w:t xml:space="preserve">    DECLARE level_two</w:t>
-      </w:r>
-    </w:p>
-    <w:p>
-      <w:pPr>
-        <w:pStyle w:val="NoSpacing"/>
-      </w:pPr>
-      <w:r>
-        <w:t xml:space="preserve">    DECLARE end_menu</w:t>
-      </w:r>
-    </w:p>
-    <w:p>
-      <w:pPr>
-        <w:pStyle w:val="NoSpacing"/>
-      </w:pPr>
-      <w:r>
-        <w:t xml:space="preserve">    DECLARE pause_menu</w:t>
-      </w:r>
-    </w:p>
-    <w:p>
-      <w:pPr>
-        <w:pStyle w:val="NoSpacing"/>
-      </w:pPr>
-    </w:p>
-    <w:p>
-      <w:pPr>
-        <w:pStyle w:val="NoSpacing"/>
-      </w:pPr>
-      <w:r>
-        <w:t xml:space="preserve">    initialize level_one</w:t>
-      </w:r>
-    </w:p>
-    <w:p>
-      <w:pPr>
-        <w:pStyle w:val="NoSpacing"/>
-      </w:pPr>
-      <w:r>
-        <w:t xml:space="preserve">    initialize level_two</w:t>
-      </w:r>
+        <w:t xml:space="preserve">    DECLARE </w:t>
+      </w:r>
+      <w:proofErr w:type="spellStart"/>
+      <w:r>
+        <w:t>level_one</w:t>
+      </w:r>
+      <w:proofErr w:type="spellEnd"/>
+    </w:p>
+    <w:p>
+      <w:pPr>
+        <w:pStyle w:val="NoSpacing"/>
+      </w:pPr>
+      <w:r>
+        <w:t xml:space="preserve">    DECLARE </w:t>
+      </w:r>
+      <w:proofErr w:type="spellStart"/>
+      <w:r>
+        <w:t>level_two</w:t>
+      </w:r>
+      <w:proofErr w:type="spellEnd"/>
+    </w:p>
+    <w:p>
+      <w:pPr>
+        <w:pStyle w:val="NoSpacing"/>
+      </w:pPr>
+      <w:r>
+        <w:t xml:space="preserve">    DECLARE </w:t>
+      </w:r>
+      <w:proofErr w:type="spellStart"/>
+      <w:r>
+        <w:t>end_menu</w:t>
+      </w:r>
+      <w:proofErr w:type="spellEnd"/>
+    </w:p>
+    <w:p>
+      <w:pPr>
+        <w:pStyle w:val="NoSpacing"/>
+      </w:pPr>
+      <w:r>
+        <w:t xml:space="preserve">    DECLARE </w:t>
+      </w:r>
+      <w:proofErr w:type="spellStart"/>
+      <w:r>
+        <w:t>pause_menu</w:t>
+      </w:r>
+      <w:proofErr w:type="spellEnd"/>
+    </w:p>
+    <w:p>
+      <w:pPr>
+        <w:pStyle w:val="NoSpacing"/>
+      </w:pPr>
+    </w:p>
+    <w:p>
+      <w:pPr>
+        <w:pStyle w:val="NoSpacing"/>
+      </w:pPr>
+      <w:r>
+        <w:t xml:space="preserve">    initialize </w:t>
+      </w:r>
+      <w:proofErr w:type="spellStart"/>
+      <w:r>
+        <w:t>level_one</w:t>
+      </w:r>
+      <w:proofErr w:type="spellEnd"/>
+    </w:p>
+    <w:p>
+      <w:pPr>
+        <w:pStyle w:val="NoSpacing"/>
+      </w:pPr>
+      <w:r>
+        <w:t xml:space="preserve">    initialize </w:t>
+      </w:r>
+      <w:proofErr w:type="spellStart"/>
+      <w:r>
+        <w:t>level_two</w:t>
+      </w:r>
+      <w:proofErr w:type="spellEnd"/>
     </w:p>
     <w:p>
       <w:pPr>
@@ -1651,52 +1812,105 @@
         <w:pStyle w:val="NoSpacing"/>
       </w:pPr>
       <w:r>
-        <w:t xml:space="preserve">    DECLARE main_theme</w:t>
-      </w:r>
-    </w:p>
-    <w:p>
-      <w:pPr>
-        <w:pStyle w:val="NoSpacing"/>
-      </w:pPr>
-      <w:r>
-        <w:t xml:space="preserve">    DECLARE path_components AS a one-dimensional array with four elements</w:t>
-      </w:r>
-    </w:p>
-    <w:p>
-      <w:pPr>
-        <w:pStyle w:val="NoSpacing"/>
-      </w:pPr>
-      <w:r>
-        <w:t xml:space="preserve">    path_components &lt;- ["resources", "music", "main theme [extended].ogg"]</w:t>
-      </w:r>
-    </w:p>
-    <w:p>
-      <w:pPr>
-        <w:pStyle w:val="NoSpacing"/>
-      </w:pPr>
-    </w:p>
-    <w:p>
-      <w:pPr>
-        <w:pStyle w:val="NoSpacing"/>
-      </w:pPr>
-      <w:r>
-        <w:t xml:space="preserve">    use main_theme to open the file defined in path_components after converting it into a proper file path</w:t>
-      </w:r>
-    </w:p>
-    <w:p>
-      <w:pPr>
-        <w:pStyle w:val="NoSpacing"/>
-      </w:pPr>
-      <w:r>
-        <w:t xml:space="preserve">    set the main_theme to loop indefinitely</w:t>
-      </w:r>
-    </w:p>
-    <w:p>
-      <w:pPr>
-        <w:pStyle w:val="NoSpacing"/>
-      </w:pPr>
-      <w:r>
-        <w:t xml:space="preserve">    set the volume of the main_theme to 15%</w:t>
+        <w:t xml:space="preserve">    DECLARE </w:t>
+      </w:r>
+      <w:proofErr w:type="spellStart"/>
+      <w:r>
+        <w:t>main_theme</w:t>
+      </w:r>
+      <w:proofErr w:type="spellEnd"/>
+    </w:p>
+    <w:p>
+      <w:pPr>
+        <w:pStyle w:val="NoSpacing"/>
+      </w:pPr>
+      <w:r>
+        <w:t xml:space="preserve">    DECLARE </w:t>
+      </w:r>
+      <w:proofErr w:type="spellStart"/>
+      <w:r>
+        <w:t>path_components</w:t>
+      </w:r>
+      <w:proofErr w:type="spellEnd"/>
+      <w:r>
+        <w:t xml:space="preserve"> AS a one-dimensional array with four elements</w:t>
+      </w:r>
+    </w:p>
+    <w:p>
+      <w:pPr>
+        <w:pStyle w:val="NoSpacing"/>
+      </w:pPr>
+      <w:r>
+        <w:t xml:space="preserve">    </w:t>
+      </w:r>
+      <w:proofErr w:type="spellStart"/>
+      <w:r>
+        <w:t>path_components</w:t>
+      </w:r>
+      <w:proofErr w:type="spellEnd"/>
+      <w:r>
+        <w:t xml:space="preserve"> &lt;- ["resources", "music", "main theme [extended].ogg"]</w:t>
+      </w:r>
+    </w:p>
+    <w:p>
+      <w:pPr>
+        <w:pStyle w:val="NoSpacing"/>
+      </w:pPr>
+    </w:p>
+    <w:p>
+      <w:pPr>
+        <w:pStyle w:val="NoSpacing"/>
+      </w:pPr>
+      <w:r>
+        <w:t xml:space="preserve">    use </w:t>
+      </w:r>
+      <w:proofErr w:type="spellStart"/>
+      <w:r>
+        <w:t>main_theme</w:t>
+      </w:r>
+      <w:proofErr w:type="spellEnd"/>
+      <w:r>
+        <w:t xml:space="preserve"> to open the file defined in </w:t>
+      </w:r>
+      <w:proofErr w:type="spellStart"/>
+      <w:r>
+        <w:t>path_components</w:t>
+      </w:r>
+      <w:proofErr w:type="spellEnd"/>
+      <w:r>
+        <w:t xml:space="preserve"> after converting it into a proper file path</w:t>
+      </w:r>
+    </w:p>
+    <w:p>
+      <w:pPr>
+        <w:pStyle w:val="NoSpacing"/>
+      </w:pPr>
+      <w:r>
+        <w:t xml:space="preserve">    set the </w:t>
+      </w:r>
+      <w:proofErr w:type="spellStart"/>
+      <w:r>
+        <w:t>main_theme</w:t>
+      </w:r>
+      <w:proofErr w:type="spellEnd"/>
+      <w:r>
+        <w:t xml:space="preserve"> to loop indefinitely</w:t>
+      </w:r>
+    </w:p>
+    <w:p>
+      <w:pPr>
+        <w:pStyle w:val="NoSpacing"/>
+      </w:pPr>
+      <w:r>
+        <w:t xml:space="preserve">    set the volume of the </w:t>
+      </w:r>
+      <w:proofErr w:type="spellStart"/>
+      <w:r>
+        <w:t>main_theme</w:t>
+      </w:r>
+      <w:proofErr w:type="spellEnd"/>
+      <w:r>
+        <w:t xml:space="preserve"> to 15%</w:t>
       </w:r>
     </w:p>
     <w:p>
@@ -1718,8 +1932,13 @@
       </w:pPr>
       <w:r>
         <w:lastRenderedPageBreak/>
-        <w:t xml:space="preserve">        play main_theme</w:t>
-      </w:r>
+        <w:t xml:space="preserve">        play </w:t>
+      </w:r>
+      <w:proofErr w:type="spellStart"/>
+      <w:r>
+        <w:t>main_theme</w:t>
+      </w:r>
+      <w:proofErr w:type="spellEnd"/>
     </w:p>
     <w:p>
       <w:pPr>
@@ -1779,7 +1998,15 @@
         <w:pStyle w:val="NoSpacing"/>
       </w:pPr>
       <w:r>
-        <w:t xml:space="preserve">                game_running &lt;- FALSE</w:t>
+        <w:t xml:space="preserve">                </w:t>
+      </w:r>
+      <w:proofErr w:type="spellStart"/>
+      <w:r>
+        <w:t>game_running</w:t>
+      </w:r>
+      <w:proofErr w:type="spellEnd"/>
+      <w:r>
+        <w:t xml:space="preserve"> &lt;- FALSE</w:t>
       </w:r>
     </w:p>
     <w:p>
@@ -1819,7 +2046,15 @@
         <w:pStyle w:val="NoSpacing"/>
       </w:pPr>
       <w:r>
-        <w:t xml:space="preserve">                        set player_input to register an input from the user</w:t>
+        <w:t xml:space="preserve">                        set </w:t>
+      </w:r>
+      <w:proofErr w:type="spellStart"/>
+      <w:r>
+        <w:t>player_input</w:t>
+      </w:r>
+      <w:proofErr w:type="spellEnd"/>
+      <w:r>
+        <w:t xml:space="preserve"> to register an input from the user</w:t>
       </w:r>
     </w:p>
     <w:p>
@@ -1851,15 +2086,39 @@
         <w:pStyle w:val="NoSpacing"/>
       </w:pPr>
       <w:r>
-        <w:t xml:space="preserve">                            menu_navigation[0] &lt;- menu_navigation[1]</w:t>
-      </w:r>
-    </w:p>
-    <w:p>
-      <w:pPr>
-        <w:pStyle w:val="NoSpacing"/>
-      </w:pPr>
-      <w:r>
-        <w:t xml:space="preserve">                            menu_navigation[1] &lt;- Constants PAUSE_MENU</w:t>
+        <w:t xml:space="preserve">                            </w:t>
+      </w:r>
+      <w:proofErr w:type="spellStart"/>
+      <w:r>
+        <w:t>menu_navigation</w:t>
+      </w:r>
+      <w:proofErr w:type="spellEnd"/>
+      <w:r>
+        <w:t xml:space="preserve">[0] &lt;- </w:t>
+      </w:r>
+      <w:proofErr w:type="spellStart"/>
+      <w:r>
+        <w:t>menu_navigation</w:t>
+      </w:r>
+      <w:proofErr w:type="spellEnd"/>
+      <w:r>
+        <w:t>[1]</w:t>
+      </w:r>
+    </w:p>
+    <w:p>
+      <w:pPr>
+        <w:pStyle w:val="NoSpacing"/>
+      </w:pPr>
+      <w:r>
+        <w:t xml:space="preserve">                            </w:t>
+      </w:r>
+      <w:proofErr w:type="spellStart"/>
+      <w:r>
+        <w:t>menu_navigation</w:t>
+      </w:r>
+      <w:proofErr w:type="spellEnd"/>
+      <w:r>
+        <w:t>[1] &lt;- Constants PAUSE_MENU</w:t>
       </w:r>
     </w:p>
     <w:p>
@@ -1883,15 +2142,39 @@
         <w:pStyle w:val="NoSpacing"/>
       </w:pPr>
       <w:r>
-        <w:t xml:space="preserve">                            menu_navigation[1] &lt;- menu_navigation[0]</w:t>
-      </w:r>
-    </w:p>
-    <w:p>
-      <w:pPr>
-        <w:pStyle w:val="NoSpacing"/>
-      </w:pPr>
-      <w:r>
-        <w:t xml:space="preserve">                            menu_navigation[0] &lt;- Constants PAUSE_MENU</w:t>
+        <w:t xml:space="preserve">                            </w:t>
+      </w:r>
+      <w:proofErr w:type="spellStart"/>
+      <w:r>
+        <w:t>menu_navigation</w:t>
+      </w:r>
+      <w:proofErr w:type="spellEnd"/>
+      <w:r>
+        <w:t xml:space="preserve">[1] &lt;- </w:t>
+      </w:r>
+      <w:proofErr w:type="spellStart"/>
+      <w:r>
+        <w:t>menu_navigation</w:t>
+      </w:r>
+      <w:proofErr w:type="spellEnd"/>
+      <w:r>
+        <w:t>[0]</w:t>
+      </w:r>
+    </w:p>
+    <w:p>
+      <w:pPr>
+        <w:pStyle w:val="NoSpacing"/>
+      </w:pPr>
+      <w:r>
+        <w:t xml:space="preserve">                            </w:t>
+      </w:r>
+      <w:proofErr w:type="spellStart"/>
+      <w:r>
+        <w:t>menu_navigation</w:t>
+      </w:r>
+      <w:proofErr w:type="spellEnd"/>
+      <w:r>
+        <w:t>[0] &lt;- Constants PAUSE_MENU</w:t>
       </w:r>
     </w:p>
     <w:p>
@@ -1907,7 +2190,15 @@
         <w:pStyle w:val="NoSpacing"/>
       </w:pPr>
       <w:r>
-        <w:t xml:space="preserve">                            menu_navigation[0] &lt;- Constants QUIT</w:t>
+        <w:t xml:space="preserve">                            </w:t>
+      </w:r>
+      <w:proofErr w:type="spellStart"/>
+      <w:r>
+        <w:t>menu_navigation</w:t>
+      </w:r>
+      <w:proofErr w:type="spellEnd"/>
+      <w:r>
+        <w:t>[0] &lt;- Constants QUIT</w:t>
       </w:r>
     </w:p>
     <w:p>
@@ -1923,15 +2214,39 @@
         <w:pStyle w:val="NoSpacing"/>
       </w:pPr>
       <w:r>
-        <w:t xml:space="preserve">                            menu_navigation[1] &lt;- menu_navigation[0]</w:t>
-      </w:r>
-    </w:p>
-    <w:p>
-      <w:pPr>
-        <w:pStyle w:val="NoSpacing"/>
-      </w:pPr>
-      <w:r>
-        <w:t xml:space="preserve">                            menu_navigation[0] &lt;- Constants MAIN_MENU</w:t>
+        <w:t xml:space="preserve">                            </w:t>
+      </w:r>
+      <w:proofErr w:type="spellStart"/>
+      <w:r>
+        <w:t>menu_navigation</w:t>
+      </w:r>
+      <w:proofErr w:type="spellEnd"/>
+      <w:r>
+        <w:t xml:space="preserve">[1] &lt;- </w:t>
+      </w:r>
+      <w:proofErr w:type="spellStart"/>
+      <w:r>
+        <w:t>menu_navigation</w:t>
+      </w:r>
+      <w:proofErr w:type="spellEnd"/>
+      <w:r>
+        <w:t>[0]</w:t>
+      </w:r>
+    </w:p>
+    <w:p>
+      <w:pPr>
+        <w:pStyle w:val="NoSpacing"/>
+      </w:pPr>
+      <w:r>
+        <w:t xml:space="preserve">                            </w:t>
+      </w:r>
+      <w:proofErr w:type="spellStart"/>
+      <w:r>
+        <w:t>menu_navigation</w:t>
+      </w:r>
+      <w:proofErr w:type="spellEnd"/>
+      <w:r>
+        <w:t>[0] &lt;- Constants MAIN_MENU</w:t>
       </w:r>
     </w:p>
     <w:p>
@@ -2029,8 +2344,29 @@
         <w:pStyle w:val="NoSpacing"/>
       </w:pPr>
       <w:r>
-        <w:t xml:space="preserve">        set the volume of main_theme to INTERPOLATE BETWEEN current_volume AND 5 IN DURATION 1 second WITH CURRENT DURATION time since main_theme_fade_start</w:t>
-      </w:r>
+        <w:t xml:space="preserve">        set the volume of </w:t>
+      </w:r>
+      <w:proofErr w:type="spellStart"/>
+      <w:r>
+        <w:t>main_theme</w:t>
+      </w:r>
+      <w:proofErr w:type="spellEnd"/>
+      <w:r>
+        <w:t xml:space="preserve"> to INTERPOLATE BETWEEN </w:t>
+      </w:r>
+      <w:proofErr w:type="spellStart"/>
+      <w:r>
+        <w:t>current_volume</w:t>
+      </w:r>
+      <w:proofErr w:type="spellEnd"/>
+      <w:r>
+        <w:t xml:space="preserve"> AND 5 IN DURATION 1 second WITH CURRENT DURATION time since </w:t>
+      </w:r>
+      <w:proofErr w:type="spellStart"/>
+      <w:r>
+        <w:t>main_theme_fade_start</w:t>
+      </w:r>
+      <w:proofErr w:type="spellEnd"/>
     </w:p>
     <w:p>
       <w:pPr>
@@ -2045,8 +2381,29 @@
         <w:pStyle w:val="NoSpacing"/>
       </w:pPr>
       <w:r>
-        <w:t xml:space="preserve">        set the volume of main_theme to INTERPOLATE BETWEEN current_volume AND 15 IN DURATION 1 second WITH CURRENT DURATION time since main_theme_fade_start</w:t>
-      </w:r>
+        <w:t xml:space="preserve">        set the volume of </w:t>
+      </w:r>
+      <w:proofErr w:type="spellStart"/>
+      <w:r>
+        <w:t>main_theme</w:t>
+      </w:r>
+      <w:proofErr w:type="spellEnd"/>
+      <w:r>
+        <w:t xml:space="preserve"> to INTERPOLATE BETWEEN </w:t>
+      </w:r>
+      <w:proofErr w:type="spellStart"/>
+      <w:r>
+        <w:t>current_volume</w:t>
+      </w:r>
+      <w:proofErr w:type="spellEnd"/>
+      <w:r>
+        <w:t xml:space="preserve"> AND 15 IN DURATION 1 second WITH CURRENT DURATION time since </w:t>
+      </w:r>
+      <w:proofErr w:type="spellStart"/>
+      <w:r>
+        <w:t>main_theme_fade_start</w:t>
+      </w:r>
+      <w:proofErr w:type="spellEnd"/>
     </w:p>
     <w:p>
       <w:pPr>
@@ -2082,15 +2439,39 @@
         <w:pStyle w:val="NoSpacing"/>
       </w:pPr>
       <w:r>
-        <w:t xml:space="preserve">            menu_navigation[1] &lt;- menu_navigation[0]</w:t>
-      </w:r>
-    </w:p>
-    <w:p>
-      <w:pPr>
-        <w:pStyle w:val="NoSpacing"/>
-      </w:pPr>
-      <w:r>
-        <w:t xml:space="preserve">            menu_navigation[0] &lt;- Constants PAUSE_MENU</w:t>
+        <w:t xml:space="preserve">            </w:t>
+      </w:r>
+      <w:proofErr w:type="spellStart"/>
+      <w:r>
+        <w:t>menu_navigation</w:t>
+      </w:r>
+      <w:proofErr w:type="spellEnd"/>
+      <w:r>
+        <w:t xml:space="preserve">[1] &lt;- </w:t>
+      </w:r>
+      <w:proofErr w:type="spellStart"/>
+      <w:r>
+        <w:t>menu_navigation</w:t>
+      </w:r>
+      <w:proofErr w:type="spellEnd"/>
+      <w:r>
+        <w:t>[0]</w:t>
+      </w:r>
+    </w:p>
+    <w:p>
+      <w:pPr>
+        <w:pStyle w:val="NoSpacing"/>
+      </w:pPr>
+      <w:r>
+        <w:t xml:space="preserve">            </w:t>
+      </w:r>
+      <w:proofErr w:type="spellStart"/>
+      <w:r>
+        <w:t>menu_navigation</w:t>
+      </w:r>
+      <w:proofErr w:type="spellEnd"/>
+      <w:r>
+        <w:t>[0] &lt;- Constants PAUSE_MENU</w:t>
       </w:r>
     </w:p>
     <w:p>
@@ -2133,23 +2514,44 @@
         <w:pStyle w:val="NoSpacing"/>
       </w:pPr>
       <w:r>
-        <w:t xml:space="preserve">    FOR i &lt;- 0 TO 15</w:t>
-      </w:r>
-    </w:p>
-    <w:p>
-      <w:pPr>
-        <w:pStyle w:val="NoSpacing"/>
-      </w:pPr>
-      <w:r>
-        <w:t xml:space="preserve">        compute cloud at index i</w:t>
-      </w:r>
-    </w:p>
-    <w:p>
-      <w:pPr>
-        <w:pStyle w:val="NoSpacing"/>
-      </w:pPr>
-      <w:r>
-        <w:t xml:space="preserve">        render cloud at index i to the window</w:t>
+        <w:t xml:space="preserve">    FOR </w:t>
+      </w:r>
+      <w:proofErr w:type="spellStart"/>
+      <w:r>
+        <w:t>i</w:t>
+      </w:r>
+      <w:proofErr w:type="spellEnd"/>
+      <w:r>
+        <w:t xml:space="preserve"> &lt;- 0 TO 15</w:t>
+      </w:r>
+    </w:p>
+    <w:p>
+      <w:pPr>
+        <w:pStyle w:val="NoSpacing"/>
+      </w:pPr>
+      <w:r>
+        <w:t xml:space="preserve">        compute cloud at index </w:t>
+      </w:r>
+      <w:proofErr w:type="spellStart"/>
+      <w:r>
+        <w:t>i</w:t>
+      </w:r>
+      <w:proofErr w:type="spellEnd"/>
+    </w:p>
+    <w:p>
+      <w:pPr>
+        <w:pStyle w:val="NoSpacing"/>
+      </w:pPr>
+      <w:r>
+        <w:t xml:space="preserve">        render cloud at index </w:t>
+      </w:r>
+      <w:proofErr w:type="spellStart"/>
+      <w:r>
+        <w:t>i</w:t>
+      </w:r>
+      <w:proofErr w:type="spellEnd"/>
+      <w:r>
+        <w:t xml:space="preserve"> to the window</w:t>
       </w:r>
     </w:p>
     <w:p>
@@ -2207,31 +2609,68 @@
         <w:pStyle w:val="NoSpacing"/>
       </w:pPr>
       <w:r>
-        <w:t xml:space="preserve">        next_component &lt;- result from running the main menu</w:t>
-      </w:r>
-    </w:p>
-    <w:p>
-      <w:pPr>
-        <w:pStyle w:val="NoSpacing"/>
-      </w:pPr>
-      <w:r>
-        <w:t xml:space="preserve">        IF the next_component is NOT Constants MAIN_MENU THEN</w:t>
-      </w:r>
-    </w:p>
-    <w:p>
-      <w:pPr>
-        <w:pStyle w:val="NoSpacing"/>
-      </w:pPr>
-      <w:r>
-        <w:t xml:space="preserve">            menu_navigation[0] &lt;- next_component</w:t>
-      </w:r>
-    </w:p>
-    <w:p>
-      <w:pPr>
-        <w:pStyle w:val="NoSpacing"/>
-      </w:pPr>
-      <w:r>
-        <w:t xml:space="preserve">            menu_navigation[1] &lt;- Constants MAIN_MENU</w:t>
+        <w:t xml:space="preserve">        </w:t>
+      </w:r>
+      <w:proofErr w:type="spellStart"/>
+      <w:r>
+        <w:t>next_component</w:t>
+      </w:r>
+      <w:proofErr w:type="spellEnd"/>
+      <w:r>
+        <w:t xml:space="preserve"> &lt;- result from running the main menu</w:t>
+      </w:r>
+    </w:p>
+    <w:p>
+      <w:pPr>
+        <w:pStyle w:val="NoSpacing"/>
+      </w:pPr>
+      <w:r>
+        <w:t xml:space="preserve">        IF the </w:t>
+      </w:r>
+      <w:proofErr w:type="spellStart"/>
+      <w:r>
+        <w:t>next_component</w:t>
+      </w:r>
+      <w:proofErr w:type="spellEnd"/>
+      <w:r>
+        <w:t xml:space="preserve"> is NOT Constants MAIN_MENU THEN</w:t>
+      </w:r>
+    </w:p>
+    <w:p>
+      <w:pPr>
+        <w:pStyle w:val="NoSpacing"/>
+      </w:pPr>
+      <w:r>
+        <w:t xml:space="preserve">            </w:t>
+      </w:r>
+      <w:proofErr w:type="spellStart"/>
+      <w:r>
+        <w:t>menu_navigation</w:t>
+      </w:r>
+      <w:proofErr w:type="spellEnd"/>
+      <w:r>
+        <w:t xml:space="preserve">[0] &lt;- </w:t>
+      </w:r>
+      <w:proofErr w:type="spellStart"/>
+      <w:r>
+        <w:t>next_component</w:t>
+      </w:r>
+      <w:proofErr w:type="spellEnd"/>
+    </w:p>
+    <w:p>
+      <w:pPr>
+        <w:pStyle w:val="NoSpacing"/>
+      </w:pPr>
+      <w:r>
+        <w:t xml:space="preserve">            </w:t>
+      </w:r>
+      <w:proofErr w:type="spellStart"/>
+      <w:r>
+        <w:t>menu_navigation</w:t>
+      </w:r>
+      <w:proofErr w:type="spellEnd"/>
+      <w:r>
+        <w:t>[1] &lt;- Constants MAIN_MENU</w:t>
       </w:r>
     </w:p>
     <w:p>
@@ -2279,31 +2718,68 @@
         <w:pStyle w:val="NoSpacing"/>
       </w:pPr>
       <w:r>
-        <w:t xml:space="preserve">        next_component &lt;- result from running level one</w:t>
-      </w:r>
-    </w:p>
-    <w:p>
-      <w:pPr>
-        <w:pStyle w:val="NoSpacing"/>
-      </w:pPr>
-      <w:r>
-        <w:t xml:space="preserve">        IF the next_component is NOT Constants LEVEL_ONE THEN</w:t>
-      </w:r>
-    </w:p>
-    <w:p>
-      <w:pPr>
-        <w:pStyle w:val="NoSpacing"/>
-      </w:pPr>
-      <w:r>
-        <w:t xml:space="preserve">            menu_navigation[0] &lt;- next_component</w:t>
-      </w:r>
-    </w:p>
-    <w:p>
-      <w:pPr>
-        <w:pStyle w:val="NoSpacing"/>
-      </w:pPr>
-      <w:r>
-        <w:t xml:space="preserve">            menu_navigation[1] &lt;- Constants LEVEL_ONE</w:t>
+        <w:t xml:space="preserve">        </w:t>
+      </w:r>
+      <w:proofErr w:type="spellStart"/>
+      <w:r>
+        <w:t>next_component</w:t>
+      </w:r>
+      <w:proofErr w:type="spellEnd"/>
+      <w:r>
+        <w:t xml:space="preserve"> &lt;- result from running level one</w:t>
+      </w:r>
+    </w:p>
+    <w:p>
+      <w:pPr>
+        <w:pStyle w:val="NoSpacing"/>
+      </w:pPr>
+      <w:r>
+        <w:t xml:space="preserve">        IF the </w:t>
+      </w:r>
+      <w:proofErr w:type="spellStart"/>
+      <w:r>
+        <w:t>next_component</w:t>
+      </w:r>
+      <w:proofErr w:type="spellEnd"/>
+      <w:r>
+        <w:t xml:space="preserve"> is NOT Constants LEVEL_ONE THEN</w:t>
+      </w:r>
+    </w:p>
+    <w:p>
+      <w:pPr>
+        <w:pStyle w:val="NoSpacing"/>
+      </w:pPr>
+      <w:r>
+        <w:t xml:space="preserve">            </w:t>
+      </w:r>
+      <w:proofErr w:type="spellStart"/>
+      <w:r>
+        <w:t>menu_navigation</w:t>
+      </w:r>
+      <w:proofErr w:type="spellEnd"/>
+      <w:r>
+        <w:t xml:space="preserve">[0] &lt;- </w:t>
+      </w:r>
+      <w:proofErr w:type="spellStart"/>
+      <w:r>
+        <w:t>next_component</w:t>
+      </w:r>
+      <w:proofErr w:type="spellEnd"/>
+    </w:p>
+    <w:p>
+      <w:pPr>
+        <w:pStyle w:val="NoSpacing"/>
+      </w:pPr>
+      <w:r>
+        <w:t xml:space="preserve">            </w:t>
+      </w:r>
+      <w:proofErr w:type="spellStart"/>
+      <w:r>
+        <w:t>menu_navigation</w:t>
+      </w:r>
+      <w:proofErr w:type="spellEnd"/>
+      <w:r>
+        <w:t>[1] &lt;- Constants LEVEL_ONE</w:t>
       </w:r>
     </w:p>
     <w:p>
@@ -2319,7 +2795,15 @@
         <w:pStyle w:val="NoSpacing"/>
       </w:pPr>
       <w:r>
-        <w:t xml:space="preserve">            IF next_component is NOT Constants PAUSE_MENU THEN</w:t>
+        <w:t xml:space="preserve">            IF </w:t>
+      </w:r>
+      <w:proofErr w:type="spellStart"/>
+      <w:r>
+        <w:t>next_component</w:t>
+      </w:r>
+      <w:proofErr w:type="spellEnd"/>
+      <w:r>
+        <w:t xml:space="preserve"> is NOT Constants PAUSE_MENU THEN</w:t>
       </w:r>
     </w:p>
     <w:p>
@@ -2359,31 +2843,68 @@
         <w:pStyle w:val="NoSpacing"/>
       </w:pPr>
       <w:r>
-        <w:t xml:space="preserve">        next_component &lt;- result from running level two</w:t>
-      </w:r>
-    </w:p>
-    <w:p>
-      <w:pPr>
-        <w:pStyle w:val="NoSpacing"/>
-      </w:pPr>
-      <w:r>
-        <w:t xml:space="preserve">        IF the next_component is NOT Constants LEVEL_TWO THEN</w:t>
-      </w:r>
-    </w:p>
-    <w:p>
-      <w:pPr>
-        <w:pStyle w:val="NoSpacing"/>
-      </w:pPr>
-      <w:r>
-        <w:t xml:space="preserve">            menu_navigation[0] &lt;- next_component</w:t>
-      </w:r>
-    </w:p>
-    <w:p>
-      <w:pPr>
-        <w:pStyle w:val="NoSpacing"/>
-      </w:pPr>
-      <w:r>
-        <w:t xml:space="preserve">            menu_navigation[1] &lt;- Constants LEVEL_TWO</w:t>
+        <w:t xml:space="preserve">        </w:t>
+      </w:r>
+      <w:proofErr w:type="spellStart"/>
+      <w:r>
+        <w:t>next_component</w:t>
+      </w:r>
+      <w:proofErr w:type="spellEnd"/>
+      <w:r>
+        <w:t xml:space="preserve"> &lt;- result from running level two</w:t>
+      </w:r>
+    </w:p>
+    <w:p>
+      <w:pPr>
+        <w:pStyle w:val="NoSpacing"/>
+      </w:pPr>
+      <w:r>
+        <w:t xml:space="preserve">        IF the </w:t>
+      </w:r>
+      <w:proofErr w:type="spellStart"/>
+      <w:r>
+        <w:t>next_component</w:t>
+      </w:r>
+      <w:proofErr w:type="spellEnd"/>
+      <w:r>
+        <w:t xml:space="preserve"> is NOT Constants LEVEL_TWO THEN</w:t>
+      </w:r>
+    </w:p>
+    <w:p>
+      <w:pPr>
+        <w:pStyle w:val="NoSpacing"/>
+      </w:pPr>
+      <w:r>
+        <w:t xml:space="preserve">            </w:t>
+      </w:r>
+      <w:proofErr w:type="spellStart"/>
+      <w:r>
+        <w:t>menu_navigation</w:t>
+      </w:r>
+      <w:proofErr w:type="spellEnd"/>
+      <w:r>
+        <w:t xml:space="preserve">[0] &lt;- </w:t>
+      </w:r>
+      <w:proofErr w:type="spellStart"/>
+      <w:r>
+        <w:t>next_component</w:t>
+      </w:r>
+      <w:proofErr w:type="spellEnd"/>
+    </w:p>
+    <w:p>
+      <w:pPr>
+        <w:pStyle w:val="NoSpacing"/>
+      </w:pPr>
+      <w:r>
+        <w:t xml:space="preserve">            </w:t>
+      </w:r>
+      <w:proofErr w:type="spellStart"/>
+      <w:r>
+        <w:t>menu_navigation</w:t>
+      </w:r>
+      <w:proofErr w:type="spellEnd"/>
+      <w:r>
+        <w:t>[1] &lt;- Constants LEVEL_TWO</w:t>
       </w:r>
     </w:p>
     <w:p>
@@ -2399,7 +2920,15 @@
         <w:pStyle w:val="NoSpacing"/>
       </w:pPr>
       <w:r>
-        <w:t xml:space="preserve">            IF next_component is NOT Constants PAUSE_MENU THEN</w:t>
+        <w:t xml:space="preserve">            IF </w:t>
+      </w:r>
+      <w:proofErr w:type="spellStart"/>
+      <w:r>
+        <w:t>next_component</w:t>
+      </w:r>
+      <w:proofErr w:type="spellEnd"/>
+      <w:r>
+        <w:t xml:space="preserve"> is NOT Constants PAUSE_MENU THEN</w:t>
       </w:r>
     </w:p>
     <w:p>
@@ -2439,31 +2968,68 @@
         <w:pStyle w:val="NoSpacing"/>
       </w:pPr>
       <w:r>
-        <w:t xml:space="preserve">        next_component &lt;- result from running the end menu</w:t>
-      </w:r>
-    </w:p>
-    <w:p>
-      <w:pPr>
-        <w:pStyle w:val="NoSpacing"/>
-      </w:pPr>
-      <w:r>
-        <w:t xml:space="preserve">        IF the next_component is NOT Constants END_MENU THEN</w:t>
-      </w:r>
-    </w:p>
-    <w:p>
-      <w:pPr>
-        <w:pStyle w:val="NoSpacing"/>
-      </w:pPr>
-      <w:r>
-        <w:t xml:space="preserve">            menu_navigation[0] &lt;- next_component</w:t>
-      </w:r>
-    </w:p>
-    <w:p>
-      <w:pPr>
-        <w:pStyle w:val="NoSpacing"/>
-      </w:pPr>
-      <w:r>
-        <w:t xml:space="preserve">            menu_navigation[1] &lt;- Constants END_MENU</w:t>
+        <w:t xml:space="preserve">        </w:t>
+      </w:r>
+      <w:proofErr w:type="spellStart"/>
+      <w:r>
+        <w:t>next_component</w:t>
+      </w:r>
+      <w:proofErr w:type="spellEnd"/>
+      <w:r>
+        <w:t xml:space="preserve"> &lt;- result from running the end menu</w:t>
+      </w:r>
+    </w:p>
+    <w:p>
+      <w:pPr>
+        <w:pStyle w:val="NoSpacing"/>
+      </w:pPr>
+      <w:r>
+        <w:t xml:space="preserve">        IF the </w:t>
+      </w:r>
+      <w:proofErr w:type="spellStart"/>
+      <w:r>
+        <w:t>next_component</w:t>
+      </w:r>
+      <w:proofErr w:type="spellEnd"/>
+      <w:r>
+        <w:t xml:space="preserve"> is NOT Constants END_MENU THEN</w:t>
+      </w:r>
+    </w:p>
+    <w:p>
+      <w:pPr>
+        <w:pStyle w:val="NoSpacing"/>
+      </w:pPr>
+      <w:r>
+        <w:t xml:space="preserve">            </w:t>
+      </w:r>
+      <w:proofErr w:type="spellStart"/>
+      <w:r>
+        <w:t>menu_navigation</w:t>
+      </w:r>
+      <w:proofErr w:type="spellEnd"/>
+      <w:r>
+        <w:t xml:space="preserve">[0] &lt;- </w:t>
+      </w:r>
+      <w:proofErr w:type="spellStart"/>
+      <w:r>
+        <w:t>next_component</w:t>
+      </w:r>
+      <w:proofErr w:type="spellEnd"/>
+    </w:p>
+    <w:p>
+      <w:pPr>
+        <w:pStyle w:val="NoSpacing"/>
+      </w:pPr>
+      <w:r>
+        <w:t xml:space="preserve">            </w:t>
+      </w:r>
+      <w:proofErr w:type="spellStart"/>
+      <w:r>
+        <w:t>menu_navigation</w:t>
+      </w:r>
+      <w:proofErr w:type="spellEnd"/>
+      <w:r>
+        <w:t>[1] &lt;- Constants END_MENU</w:t>
       </w:r>
     </w:p>
     <w:p>
@@ -2487,7 +3053,15 @@
         <w:pStyle w:val="NoSpacing"/>
       </w:pPr>
       <w:r>
-        <w:t xml:space="preserve">        next_component &lt;- result from running the pause menu</w:t>
+        <w:t xml:space="preserve">        </w:t>
+      </w:r>
+      <w:proofErr w:type="spellStart"/>
+      <w:r>
+        <w:t>next_component</w:t>
+      </w:r>
+      <w:proofErr w:type="spellEnd"/>
+      <w:r>
+        <w:t xml:space="preserve"> &lt;- result from running the pause menu</w:t>
       </w:r>
     </w:p>
     <w:p>
@@ -2496,23 +3070,52 @@
       </w:pPr>
       <w:r>
         <w:lastRenderedPageBreak/>
-        <w:t xml:space="preserve">        IF the next_component is NOT Constants PAUSE_MENU THEN</w:t>
-      </w:r>
-    </w:p>
-    <w:p>
-      <w:pPr>
-        <w:pStyle w:val="NoSpacing"/>
-      </w:pPr>
-      <w:r>
-        <w:t xml:space="preserve">            menu_navigation[0] &lt;- next_component</w:t>
-      </w:r>
-    </w:p>
-    <w:p>
-      <w:pPr>
-        <w:pStyle w:val="NoSpacing"/>
-      </w:pPr>
-      <w:r>
-        <w:t xml:space="preserve">            menu_navigation[1] &lt;- Constants PAUSE_MENU</w:t>
+        <w:t xml:space="preserve">        IF the </w:t>
+      </w:r>
+      <w:proofErr w:type="spellStart"/>
+      <w:r>
+        <w:t>next_component</w:t>
+      </w:r>
+      <w:proofErr w:type="spellEnd"/>
+      <w:r>
+        <w:t xml:space="preserve"> is NOT Constants PAUSE_MENU THEN</w:t>
+      </w:r>
+    </w:p>
+    <w:p>
+      <w:pPr>
+        <w:pStyle w:val="NoSpacing"/>
+      </w:pPr>
+      <w:r>
+        <w:t xml:space="preserve">            </w:t>
+      </w:r>
+      <w:proofErr w:type="spellStart"/>
+      <w:r>
+        <w:t>menu_navigation</w:t>
+      </w:r>
+      <w:proofErr w:type="spellEnd"/>
+      <w:r>
+        <w:t xml:space="preserve">[0] &lt;- </w:t>
+      </w:r>
+      <w:proofErr w:type="spellStart"/>
+      <w:r>
+        <w:t>next_component</w:t>
+      </w:r>
+      <w:proofErr w:type="spellEnd"/>
+    </w:p>
+    <w:p>
+      <w:pPr>
+        <w:pStyle w:val="NoSpacing"/>
+      </w:pPr>
+      <w:r>
+        <w:t xml:space="preserve">            </w:t>
+      </w:r>
+      <w:proofErr w:type="spellStart"/>
+      <w:r>
+        <w:t>menu_navigation</w:t>
+      </w:r>
+      <w:proofErr w:type="spellEnd"/>
+      <w:r>
+        <w:t>[1] &lt;- Constants PAUSE_MENU</w:t>
       </w:r>
     </w:p>
     <w:p>
@@ -2528,7 +3131,15 @@
         <w:pStyle w:val="NoSpacing"/>
       </w:pPr>
       <w:r>
-        <w:t xml:space="preserve">            IF next_component is Constants MAIN_MENU THEN</w:t>
+        <w:t xml:space="preserve">            IF </w:t>
+      </w:r>
+      <w:proofErr w:type="spellStart"/>
+      <w:r>
+        <w:t>next_component</w:t>
+      </w:r>
+      <w:proofErr w:type="spellEnd"/>
+      <w:r>
+        <w:t xml:space="preserve"> is Constants MAIN_MENU THEN</w:t>
       </w:r>
     </w:p>
     <w:p>
@@ -2584,7 +3195,15 @@
         <w:pStyle w:val="NoSpacing"/>
       </w:pPr>
       <w:r>
-        <w:t xml:space="preserve">        game_running &lt;- FALSE</w:t>
+        <w:t xml:space="preserve">        </w:t>
+      </w:r>
+      <w:proofErr w:type="spellStart"/>
+      <w:r>
+        <w:t>game_running</w:t>
+      </w:r>
+      <w:proofErr w:type="spellEnd"/>
+      <w:r>
+        <w:t xml:space="preserve"> &lt;- FALSE</w:t>
       </w:r>
     </w:p>
     <w:p>
@@ -2639,7 +3258,23 @@
         <w:pStyle w:val="NoSpacing"/>
       </w:pPr>
       <w:r>
-        <w:t xml:space="preserve">    Registry run_time &lt;- Registry run_time + 1 / 60</w:t>
+        <w:t xml:space="preserve">    Registry </w:t>
+      </w:r>
+      <w:proofErr w:type="spellStart"/>
+      <w:r>
+        <w:t>run_time</w:t>
+      </w:r>
+      <w:proofErr w:type="spellEnd"/>
+      <w:r>
+        <w:t xml:space="preserve"> &lt;- Registry </w:t>
+      </w:r>
+      <w:proofErr w:type="spellStart"/>
+      <w:r>
+        <w:t>run_time</w:t>
+      </w:r>
+      <w:proofErr w:type="spellEnd"/>
+      <w:r>
+        <w:t xml:space="preserve"> + 1 / 60</w:t>
       </w:r>
     </w:p>
     <w:p>
@@ -2689,22 +3324,21 @@
         <w:pStyle w:val="NoSpacing"/>
       </w:pPr>
       <w:r>
-        <w:t>// This pseudocode can also be found in “</w:t>
-      </w:r>
+        <w:t>// This pseudocode can also be found in “LevelTemplate.pseudo.txt”</w:t>
+      </w:r>
+    </w:p>
+    <w:p>
+      <w:pPr>
+        <w:pStyle w:val="NoSpacing"/>
+      </w:pPr>
+      <w:r>
+        <w:t xml:space="preserve">CLASS </w:t>
+      </w:r>
+      <w:proofErr w:type="spellStart"/>
       <w:r>
         <w:t>LevelTemplate</w:t>
       </w:r>
-      <w:r>
-        <w:t>.pseudo.txt”</w:t>
-      </w:r>
-    </w:p>
-    <w:p>
-      <w:pPr>
-        <w:pStyle w:val="NoSpacing"/>
-      </w:pPr>
-      <w:r>
-        <w:t>CLASS LevelTemplate</w:t>
-      </w:r>
+      <w:proofErr w:type="spellEnd"/>
     </w:p>
     <w:p>
       <w:pPr>
@@ -2719,169 +3353,299 @@
         <w:pStyle w:val="NoSpacing"/>
       </w:pPr>
       <w:r>
-        <w:t xml:space="preserve">        game_balls AS vector</w:t>
-      </w:r>
-    </w:p>
-    <w:p>
-      <w:pPr>
-        <w:pStyle w:val="NoSpacing"/>
-      </w:pPr>
-      <w:r>
-        <w:t xml:space="preserve">        cannon_object</w:t>
-      </w:r>
-    </w:p>
-    <w:p>
-      <w:pPr>
-        <w:pStyle w:val="NoSpacing"/>
-      </w:pPr>
-      <w:r>
-        <w:t xml:space="preserve">        mass_object</w:t>
-      </w:r>
-    </w:p>
-    <w:p>
-      <w:pPr>
-        <w:pStyle w:val="NoSpacing"/>
-      </w:pPr>
-      <w:r>
-        <w:t xml:space="preserve">        game_lost &lt;- FALSE</w:t>
-      </w:r>
-    </w:p>
-    <w:p>
-      <w:pPr>
-        <w:pStyle w:val="NoSpacing"/>
-      </w:pPr>
-      <w:r>
-        <w:t xml:space="preserve">        instructions AS LevelInstructions</w:t>
-      </w:r>
-    </w:p>
-    <w:p>
-      <w:pPr>
-        <w:pStyle w:val="NoSpacing"/>
-      </w:pPr>
-      <w:r>
-        <w:t xml:space="preserve">        left_dragon</w:t>
-      </w:r>
-    </w:p>
-    <w:p>
-      <w:pPr>
-        <w:pStyle w:val="NoSpacing"/>
-      </w:pPr>
-      <w:r>
-        <w:t xml:space="preserve">        right_dragon</w:t>
-      </w:r>
-    </w:p>
-    <w:p>
-      <w:pPr>
-        <w:pStyle w:val="NoSpacing"/>
-      </w:pPr>
-      <w:r>
-        <w:t xml:space="preserve">        pop_sounds AS a one-dimensional array of 15 elements</w:t>
-      </w:r>
-    </w:p>
-    <w:p>
-      <w:pPr>
-        <w:pStyle w:val="NoSpacing"/>
-      </w:pPr>
-      <w:r>
-        <w:t xml:space="preserve">        cannon_fire_sound</w:t>
-      </w:r>
-    </w:p>
-    <w:p>
-      <w:pPr>
-        <w:pStyle w:val="NoSpacing"/>
-      </w:pPr>
-      <w:r>
-        <w:t xml:space="preserve">        anvil_fail_sound</w:t>
-      </w:r>
-    </w:p>
-    <w:p>
-      <w:pPr>
-        <w:pStyle w:val="NoSpacing"/>
-      </w:pPr>
-      <w:r>
-        <w:t xml:space="preserve">        level_end_time &lt;- -1</w:t>
-      </w:r>
-    </w:p>
-    <w:p>
-      <w:pPr>
-        <w:pStyle w:val="NoSpacing"/>
-      </w:pPr>
-      <w:r>
-        <w:t xml:space="preserve">        level_over &lt;- FALSE</w:t>
-      </w:r>
-    </w:p>
-    <w:p>
-      <w:pPr>
-        <w:pStyle w:val="NoSpacing"/>
-      </w:pPr>
-      <w:r>
-        <w:t xml:space="preserve">        level_complete_text</w:t>
-      </w:r>
-    </w:p>
-    <w:p>
-      <w:pPr>
-        <w:pStyle w:val="NoSpacing"/>
-      </w:pPr>
-      <w:r>
-        <w:t xml:space="preserve">        score_text</w:t>
-      </w:r>
-    </w:p>
-    <w:p>
-      <w:pPr>
-        <w:pStyle w:val="NoSpacing"/>
-      </w:pPr>
-    </w:p>
-    <w:p>
-      <w:pPr>
-        <w:pStyle w:val="NoSpacing"/>
-      </w:pPr>
-      <w:r>
-        <w:t xml:space="preserve">        CONSTRUCTOR LevelTemplate</w:t>
-      </w:r>
-    </w:p>
-    <w:p>
-      <w:pPr>
-        <w:pStyle w:val="NoSpacing"/>
-      </w:pPr>
-      <w:r>
-        <w:t xml:space="preserve">            DEFINE cannon_fire_sound_path_components AS a one-dimensional array of four elements</w:t>
-      </w:r>
-    </w:p>
-    <w:p>
-      <w:pPr>
-        <w:pStyle w:val="NoSpacing"/>
-      </w:pPr>
-      <w:r>
-        <w:t xml:space="preserve">            cannon_fire_sound_path_components &lt;- ["resources", "sounds", "cannon fire.ogg"]</w:t>
-      </w:r>
-    </w:p>
-    <w:p>
-      <w:pPr>
-        <w:pStyle w:val="NoSpacing"/>
-      </w:pPr>
-      <w:r>
-        <w:t xml:space="preserve">            DEFINE anvil_fail_sound_path_components AS a one-dimensional array of four elements</w:t>
-      </w:r>
-    </w:p>
-    <w:p>
-      <w:pPr>
-        <w:pStyle w:val="NoSpacing"/>
-      </w:pPr>
-      <w:r>
-        <w:t xml:space="preserve">            anvil_fail_sound_path_components &lt;- ["resources", "sounds", "anvil.ogg"]</w:t>
-      </w:r>
-    </w:p>
-    <w:p>
-      <w:pPr>
-        <w:pStyle w:val="NoSpacing"/>
-      </w:pPr>
-    </w:p>
-    <w:p>
-      <w:pPr>
-        <w:pStyle w:val="NoSpacing"/>
-      </w:pPr>
-      <w:r>
-        <w:t xml:space="preserve">            FOR i &lt;- 0 TO 15</w:t>
+        <w:t xml:space="preserve">        </w:t>
+      </w:r>
+      <w:proofErr w:type="spellStart"/>
+      <w:r>
+        <w:t>game_balls</w:t>
+      </w:r>
+      <w:proofErr w:type="spellEnd"/>
+      <w:r>
+        <w:t xml:space="preserve"> AS vector</w:t>
+      </w:r>
+    </w:p>
+    <w:p>
+      <w:pPr>
+        <w:pStyle w:val="NoSpacing"/>
+      </w:pPr>
+      <w:r>
+        <w:t xml:space="preserve">        </w:t>
+      </w:r>
+      <w:proofErr w:type="spellStart"/>
+      <w:r>
+        <w:t>cannon_object</w:t>
+      </w:r>
+      <w:proofErr w:type="spellEnd"/>
+    </w:p>
+    <w:p>
+      <w:pPr>
+        <w:pStyle w:val="NoSpacing"/>
+      </w:pPr>
+      <w:r>
+        <w:t xml:space="preserve">        </w:t>
+      </w:r>
+      <w:proofErr w:type="spellStart"/>
+      <w:r>
+        <w:t>mass_object</w:t>
+      </w:r>
+      <w:proofErr w:type="spellEnd"/>
+    </w:p>
+    <w:p>
+      <w:pPr>
+        <w:pStyle w:val="NoSpacing"/>
+      </w:pPr>
+      <w:r>
+        <w:t xml:space="preserve">        </w:t>
+      </w:r>
+      <w:proofErr w:type="spellStart"/>
+      <w:r>
+        <w:t>game_lost</w:t>
+      </w:r>
+      <w:proofErr w:type="spellEnd"/>
+      <w:r>
+        <w:t xml:space="preserve"> &lt;- FALSE</w:t>
+      </w:r>
+    </w:p>
+    <w:p>
+      <w:pPr>
+        <w:pStyle w:val="NoSpacing"/>
+      </w:pPr>
+      <w:r>
+        <w:t xml:space="preserve">        instructions AS </w:t>
+      </w:r>
+      <w:proofErr w:type="spellStart"/>
+      <w:r>
+        <w:t>LevelInstructions</w:t>
+      </w:r>
+      <w:proofErr w:type="spellEnd"/>
+    </w:p>
+    <w:p>
+      <w:pPr>
+        <w:pStyle w:val="NoSpacing"/>
+      </w:pPr>
+      <w:r>
+        <w:t xml:space="preserve">        </w:t>
+      </w:r>
+      <w:proofErr w:type="spellStart"/>
+      <w:r>
+        <w:t>left_dragon</w:t>
+      </w:r>
+      <w:proofErr w:type="spellEnd"/>
+    </w:p>
+    <w:p>
+      <w:pPr>
+        <w:pStyle w:val="NoSpacing"/>
+      </w:pPr>
+      <w:r>
+        <w:t xml:space="preserve">        </w:t>
+      </w:r>
+      <w:proofErr w:type="spellStart"/>
+      <w:r>
+        <w:t>right_dragon</w:t>
+      </w:r>
+      <w:proofErr w:type="spellEnd"/>
+    </w:p>
+    <w:p>
+      <w:pPr>
+        <w:pStyle w:val="NoSpacing"/>
+      </w:pPr>
+      <w:r>
+        <w:t xml:space="preserve">        </w:t>
+      </w:r>
+      <w:proofErr w:type="spellStart"/>
+      <w:r>
+        <w:t>pop_sounds</w:t>
+      </w:r>
+      <w:proofErr w:type="spellEnd"/>
+      <w:r>
+        <w:t xml:space="preserve"> AS a one-dimensional array of 15 elements</w:t>
+      </w:r>
+    </w:p>
+    <w:p>
+      <w:pPr>
+        <w:pStyle w:val="NoSpacing"/>
+      </w:pPr>
+      <w:r>
+        <w:t xml:space="preserve">        </w:t>
+      </w:r>
+      <w:proofErr w:type="spellStart"/>
+      <w:r>
+        <w:t>cannon_fire_sound</w:t>
+      </w:r>
+      <w:proofErr w:type="spellEnd"/>
+    </w:p>
+    <w:p>
+      <w:pPr>
+        <w:pStyle w:val="NoSpacing"/>
+      </w:pPr>
+      <w:r>
+        <w:t xml:space="preserve">        </w:t>
+      </w:r>
+      <w:proofErr w:type="spellStart"/>
+      <w:r>
+        <w:t>anvil_fail_sound</w:t>
+      </w:r>
+      <w:proofErr w:type="spellEnd"/>
+    </w:p>
+    <w:p>
+      <w:pPr>
+        <w:pStyle w:val="NoSpacing"/>
+      </w:pPr>
+      <w:r>
+        <w:t xml:space="preserve">        </w:t>
+      </w:r>
+      <w:proofErr w:type="spellStart"/>
+      <w:r>
+        <w:t>level_end_time</w:t>
+      </w:r>
+      <w:proofErr w:type="spellEnd"/>
+      <w:r>
+        <w:t xml:space="preserve"> &lt;- -1</w:t>
+      </w:r>
+    </w:p>
+    <w:p>
+      <w:pPr>
+        <w:pStyle w:val="NoSpacing"/>
+      </w:pPr>
+      <w:r>
+        <w:t xml:space="preserve">        </w:t>
+      </w:r>
+      <w:proofErr w:type="spellStart"/>
+      <w:r>
+        <w:t>level_over</w:t>
+      </w:r>
+      <w:proofErr w:type="spellEnd"/>
+      <w:r>
+        <w:t xml:space="preserve"> &lt;- FALSE</w:t>
+      </w:r>
+    </w:p>
+    <w:p>
+      <w:pPr>
+        <w:pStyle w:val="NoSpacing"/>
+      </w:pPr>
+      <w:r>
+        <w:t xml:space="preserve">        </w:t>
+      </w:r>
+      <w:proofErr w:type="spellStart"/>
+      <w:r>
+        <w:t>level_complete_text</w:t>
+      </w:r>
+      <w:proofErr w:type="spellEnd"/>
+    </w:p>
+    <w:p>
+      <w:pPr>
+        <w:pStyle w:val="NoSpacing"/>
+      </w:pPr>
+      <w:r>
+        <w:t xml:space="preserve">        </w:t>
+      </w:r>
+      <w:proofErr w:type="spellStart"/>
+      <w:r>
+        <w:t>score_text</w:t>
+      </w:r>
+      <w:proofErr w:type="spellEnd"/>
+    </w:p>
+    <w:p>
+      <w:pPr>
+        <w:pStyle w:val="NoSpacing"/>
+      </w:pPr>
+    </w:p>
+    <w:p>
+      <w:pPr>
+        <w:pStyle w:val="NoSpacing"/>
+      </w:pPr>
+      <w:r>
+        <w:t xml:space="preserve">        CONSTRUCTOR </w:t>
+      </w:r>
+      <w:proofErr w:type="spellStart"/>
+      <w:r>
+        <w:t>LevelTemplate</w:t>
+      </w:r>
+      <w:proofErr w:type="spellEnd"/>
+    </w:p>
+    <w:p>
+      <w:pPr>
+        <w:pStyle w:val="NoSpacing"/>
+      </w:pPr>
+      <w:r>
+        <w:t xml:space="preserve">            DEFINE </w:t>
+      </w:r>
+      <w:proofErr w:type="spellStart"/>
+      <w:r>
+        <w:t>cannon_fire_sound_path_components</w:t>
+      </w:r>
+      <w:proofErr w:type="spellEnd"/>
+      <w:r>
+        <w:t xml:space="preserve"> AS a one-dimensional array of four elements</w:t>
+      </w:r>
+    </w:p>
+    <w:p>
+      <w:pPr>
+        <w:pStyle w:val="NoSpacing"/>
+      </w:pPr>
+      <w:r>
+        <w:t xml:space="preserve">            </w:t>
+      </w:r>
+      <w:proofErr w:type="spellStart"/>
+      <w:r>
+        <w:t>cannon_fire_sound_path_components</w:t>
+      </w:r>
+      <w:proofErr w:type="spellEnd"/>
+      <w:r>
+        <w:t xml:space="preserve"> &lt;- ["resources", "sounds", "cannon fire.ogg"]</w:t>
+      </w:r>
+    </w:p>
+    <w:p>
+      <w:pPr>
+        <w:pStyle w:val="NoSpacing"/>
+      </w:pPr>
+      <w:r>
+        <w:t xml:space="preserve">            DEFINE </w:t>
+      </w:r>
+      <w:proofErr w:type="spellStart"/>
+      <w:r>
+        <w:t>anvil_fail_sound_path_components</w:t>
+      </w:r>
+      <w:proofErr w:type="spellEnd"/>
+      <w:r>
+        <w:t xml:space="preserve"> AS a one-dimensional array of four elements</w:t>
+      </w:r>
+    </w:p>
+    <w:p>
+      <w:pPr>
+        <w:pStyle w:val="NoSpacing"/>
+      </w:pPr>
+      <w:r>
+        <w:t xml:space="preserve">            </w:t>
+      </w:r>
+      <w:proofErr w:type="spellStart"/>
+      <w:r>
+        <w:t>anvil_fail_sound_path_components</w:t>
+      </w:r>
+      <w:proofErr w:type="spellEnd"/>
+      <w:r>
+        <w:t xml:space="preserve"> &lt;- ["resources", "sounds", "anvil.ogg"]</w:t>
+      </w:r>
+    </w:p>
+    <w:p>
+      <w:pPr>
+        <w:pStyle w:val="NoSpacing"/>
+      </w:pPr>
+    </w:p>
+    <w:p>
+      <w:pPr>
+        <w:pStyle w:val="NoSpacing"/>
+      </w:pPr>
+      <w:r>
+        <w:t xml:space="preserve">            FOR </w:t>
+      </w:r>
+      <w:proofErr w:type="spellStart"/>
+      <w:r>
+        <w:t>i</w:t>
+      </w:r>
+      <w:proofErr w:type="spellEnd"/>
+      <w:r>
+        <w:t xml:space="preserve"> &lt;- 0 TO 15</w:t>
       </w:r>
     </w:p>
     <w:p>
@@ -2898,48 +3662,106 @@
         <w:pStyle w:val="NoSpacing"/>
       </w:pPr>
       <w:r>
-        <w:t xml:space="preserve">                file &lt;- AS_STRING(i + 1) + ".ogg"</w:t>
-      </w:r>
-    </w:p>
-    <w:p>
-      <w:pPr>
-        <w:pStyle w:val="NoSpacing"/>
-      </w:pPr>
-      <w:r>
-        <w:t xml:space="preserve">                DECLARE pop_sound_path_components AS a one-dimensional array of four elements</w:t>
-      </w:r>
-    </w:p>
-    <w:p>
-      <w:pPr>
-        <w:pStyle w:val="NoSpacing"/>
-      </w:pPr>
-      <w:r>
-        <w:t xml:space="preserve">                pop_sound_path_components &lt;- ["resources", "sounds", "pops", file]</w:t>
-      </w:r>
-    </w:p>
-    <w:p>
-      <w:pPr>
-        <w:pStyle w:val="NoSpacing"/>
-      </w:pPr>
-      <w:r>
-        <w:t xml:space="preserve">                DECLARE file_path</w:t>
-      </w:r>
-    </w:p>
-    <w:p>
-      <w:pPr>
-        <w:pStyle w:val="NoSpacing"/>
-      </w:pPr>
-      <w:r>
-        <w:t xml:space="preserve">                file_path &lt;- ARRAY_TO_PATH(pop_sound_path_components)</w:t>
-      </w:r>
-    </w:p>
-    <w:p>
-      <w:pPr>
-        <w:pStyle w:val="NoSpacing"/>
-      </w:pPr>
-      <w:r>
-        <w:t xml:space="preserve">                pop sound at index i to load file_path</w:t>
-      </w:r>
+        <w:t xml:space="preserve">                file &lt;- AS_STRING(</w:t>
+      </w:r>
+      <w:proofErr w:type="spellStart"/>
+      <w:r>
+        <w:t>i</w:t>
+      </w:r>
+      <w:proofErr w:type="spellEnd"/>
+      <w:r>
+        <w:t xml:space="preserve"> + 1) + ".ogg"</w:t>
+      </w:r>
+    </w:p>
+    <w:p>
+      <w:pPr>
+        <w:pStyle w:val="NoSpacing"/>
+      </w:pPr>
+      <w:r>
+        <w:t xml:space="preserve">                DECLARE </w:t>
+      </w:r>
+      <w:proofErr w:type="spellStart"/>
+      <w:r>
+        <w:t>pop_sound_path_components</w:t>
+      </w:r>
+      <w:proofErr w:type="spellEnd"/>
+      <w:r>
+        <w:t xml:space="preserve"> AS a one-dimensional array of four elements</w:t>
+      </w:r>
+    </w:p>
+    <w:p>
+      <w:pPr>
+        <w:pStyle w:val="NoSpacing"/>
+      </w:pPr>
+      <w:r>
+        <w:t xml:space="preserve">                </w:t>
+      </w:r>
+      <w:proofErr w:type="spellStart"/>
+      <w:r>
+        <w:t>pop_sound_path_components</w:t>
+      </w:r>
+      <w:proofErr w:type="spellEnd"/>
+      <w:r>
+        <w:t xml:space="preserve"> &lt;- ["resources", "sounds", "pops", file]</w:t>
+      </w:r>
+    </w:p>
+    <w:p>
+      <w:pPr>
+        <w:pStyle w:val="NoSpacing"/>
+      </w:pPr>
+      <w:r>
+        <w:t xml:space="preserve">                DECLARE </w:t>
+      </w:r>
+      <w:proofErr w:type="spellStart"/>
+      <w:r>
+        <w:t>file_path</w:t>
+      </w:r>
+      <w:proofErr w:type="spellEnd"/>
+    </w:p>
+    <w:p>
+      <w:pPr>
+        <w:pStyle w:val="NoSpacing"/>
+      </w:pPr>
+      <w:r>
+        <w:t xml:space="preserve">                </w:t>
+      </w:r>
+      <w:proofErr w:type="spellStart"/>
+      <w:r>
+        <w:t>file_path</w:t>
+      </w:r>
+      <w:proofErr w:type="spellEnd"/>
+      <w:r>
+        <w:t xml:space="preserve"> &lt;- ARRAY_TO_PATH(</w:t>
+      </w:r>
+      <w:proofErr w:type="spellStart"/>
+      <w:r>
+        <w:t>pop_sound_path_components</w:t>
+      </w:r>
+      <w:proofErr w:type="spellEnd"/>
+      <w:r>
+        <w:t>)</w:t>
+      </w:r>
+    </w:p>
+    <w:p>
+      <w:pPr>
+        <w:pStyle w:val="NoSpacing"/>
+      </w:pPr>
+      <w:r>
+        <w:t xml:space="preserve">                pop sound at index </w:t>
+      </w:r>
+      <w:proofErr w:type="spellStart"/>
+      <w:r>
+        <w:t>i</w:t>
+      </w:r>
+      <w:proofErr w:type="spellEnd"/>
+      <w:r>
+        <w:t xml:space="preserve"> to load </w:t>
+      </w:r>
+      <w:proofErr w:type="spellStart"/>
+      <w:r>
+        <w:t>file_path</w:t>
+      </w:r>
+      <w:proofErr w:type="spellEnd"/>
     </w:p>
     <w:p>
       <w:pPr>
@@ -2959,36 +3781,84 @@
         <w:pStyle w:val="NoSpacing"/>
       </w:pPr>
       <w:r>
-        <w:t xml:space="preserve">            use cannon_fire_sound to load cannon_fire_sound_path_components after converting it to a proper file path</w:t>
-      </w:r>
-    </w:p>
-    <w:p>
-      <w:pPr>
-        <w:pStyle w:val="NoSpacing"/>
-      </w:pPr>
-      <w:r>
-        <w:t xml:space="preserve">            set the cannon_fire_sound volume to 30%</w:t>
-      </w:r>
-    </w:p>
-    <w:p>
-      <w:pPr>
-        <w:pStyle w:val="NoSpacing"/>
-      </w:pPr>
-    </w:p>
-    <w:p>
-      <w:pPr>
-        <w:pStyle w:val="NoSpacing"/>
-      </w:pPr>
-      <w:r>
-        <w:t xml:space="preserve">            use anvil_fail_sound to load anvil_fail_sound_path_components after converting it to a proper file path</w:t>
-      </w:r>
-    </w:p>
-    <w:p>
-      <w:pPr>
-        <w:pStyle w:val="NoSpacing"/>
-      </w:pPr>
-      <w:r>
-        <w:t xml:space="preserve">            set the anvil_fail_sound volume to 40%</w:t>
+        <w:t xml:space="preserve">            use </w:t>
+      </w:r>
+      <w:proofErr w:type="spellStart"/>
+      <w:r>
+        <w:t>cannon_fire_sound</w:t>
+      </w:r>
+      <w:proofErr w:type="spellEnd"/>
+      <w:r>
+        <w:t xml:space="preserve"> to load </w:t>
+      </w:r>
+      <w:proofErr w:type="spellStart"/>
+      <w:r>
+        <w:t>cannon_fire_sound_path_components</w:t>
+      </w:r>
+      <w:proofErr w:type="spellEnd"/>
+      <w:r>
+        <w:t xml:space="preserve"> after converting it to a proper file path</w:t>
+      </w:r>
+    </w:p>
+    <w:p>
+      <w:pPr>
+        <w:pStyle w:val="NoSpacing"/>
+      </w:pPr>
+      <w:r>
+        <w:t xml:space="preserve">            set the </w:t>
+      </w:r>
+      <w:proofErr w:type="spellStart"/>
+      <w:r>
+        <w:t>cannon_fire_sound</w:t>
+      </w:r>
+      <w:proofErr w:type="spellEnd"/>
+      <w:r>
+        <w:t xml:space="preserve"> volume to 30%</w:t>
+      </w:r>
+    </w:p>
+    <w:p>
+      <w:pPr>
+        <w:pStyle w:val="NoSpacing"/>
+      </w:pPr>
+    </w:p>
+    <w:p>
+      <w:pPr>
+        <w:pStyle w:val="NoSpacing"/>
+      </w:pPr>
+      <w:r>
+        <w:t xml:space="preserve">            use </w:t>
+      </w:r>
+      <w:proofErr w:type="spellStart"/>
+      <w:r>
+        <w:t>anvil_fail_sound</w:t>
+      </w:r>
+      <w:proofErr w:type="spellEnd"/>
+      <w:r>
+        <w:t xml:space="preserve"> to load </w:t>
+      </w:r>
+      <w:proofErr w:type="spellStart"/>
+      <w:r>
+        <w:t>anvil_fail_sound_path_components</w:t>
+      </w:r>
+      <w:proofErr w:type="spellEnd"/>
+      <w:r>
+        <w:t xml:space="preserve"> after converting it to a proper file path</w:t>
+      </w:r>
+    </w:p>
+    <w:p>
+      <w:pPr>
+        <w:pStyle w:val="NoSpacing"/>
+      </w:pPr>
+      <w:r>
+        <w:t xml:space="preserve">            set the </w:t>
+      </w:r>
+      <w:proofErr w:type="spellStart"/>
+      <w:r>
+        <w:t>anvil_fail_sound</w:t>
+      </w:r>
+      <w:proofErr w:type="spellEnd"/>
+      <w:r>
+        <w:t xml:space="preserve"> volume to 40%</w:t>
       </w:r>
     </w:p>
     <w:p>
@@ -3009,7 +3879,31 @@
         <w:pStyle w:val="NoSpacing"/>
       </w:pPr>
       <w:r>
-        <w:t xml:space="preserve">        PROCEDURE create_ball_grid(game_balls, current_level)</w:t>
+        <w:t xml:space="preserve">        PROCEDURE </w:t>
+      </w:r>
+      <w:proofErr w:type="spellStart"/>
+      <w:r>
+        <w:t>create_ball_grid</w:t>
+      </w:r>
+      <w:proofErr w:type="spellEnd"/>
+      <w:r>
+        <w:t>(</w:t>
+      </w:r>
+      <w:proofErr w:type="spellStart"/>
+      <w:r>
+        <w:t>game_balls</w:t>
+      </w:r>
+      <w:proofErr w:type="spellEnd"/>
+      <w:r>
+        <w:t xml:space="preserve">, </w:t>
+      </w:r>
+      <w:proofErr w:type="spellStart"/>
+      <w:r>
+        <w:t>current_level</w:t>
+      </w:r>
+      <w:proofErr w:type="spellEnd"/>
+      <w:r>
+        <w:t>)</w:t>
       </w:r>
     </w:p>
     <w:p>
@@ -3059,7 +3953,15 @@
         <w:pStyle w:val="NoSpacing"/>
       </w:pPr>
       <w:r>
-        <w:t xml:space="preserve">            IF current_level is Constants LEVEL_TWO THEN</w:t>
+        <w:t xml:space="preserve">            IF </w:t>
+      </w:r>
+      <w:proofErr w:type="spellStart"/>
+      <w:r>
+        <w:t>current_level</w:t>
+      </w:r>
+      <w:proofErr w:type="spellEnd"/>
+      <w:r>
+        <w:t xml:space="preserve"> is Constants LEVEL_TWO THEN</w:t>
       </w:r>
     </w:p>
     <w:p>
@@ -3096,8 +3998,13 @@
         <w:pStyle w:val="NoSpacing"/>
       </w:pPr>
       <w:r>
-        <w:t xml:space="preserve">            x_pos &lt;- Registry ball_radius</w:t>
-      </w:r>
+        <w:t xml:space="preserve">            x_pos &lt;- Registry </w:t>
+      </w:r>
+      <w:proofErr w:type="spellStart"/>
+      <w:r>
+        <w:t>ball_radius</w:t>
+      </w:r>
+      <w:proofErr w:type="spellEnd"/>
     </w:p>
     <w:p>
       <w:pPr>
@@ -3117,7 +4024,15 @@
         <w:pStyle w:val="NoSpacing"/>
       </w:pPr>
       <w:r>
-        <w:t xml:space="preserve">            y_pos &lt;- Registry ball_radius + get game ceiling from mass object</w:t>
+        <w:t xml:space="preserve">            y_pos &lt;- Registry </w:t>
+      </w:r>
+      <w:proofErr w:type="spellStart"/>
+      <w:r>
+        <w:t>ball_radius</w:t>
+      </w:r>
+      <w:proofErr w:type="spellEnd"/>
+      <w:r>
+        <w:t xml:space="preserve"> + get game ceiling from mass object</w:t>
       </w:r>
     </w:p>
     <w:p>
@@ -3154,8 +4069,13 @@
         <w:pStyle w:val="NoSpacing"/>
       </w:pPr>
       <w:r>
-        <w:t xml:space="preserve">                    x_pos &lt;- Registry ball_radius</w:t>
-      </w:r>
+        <w:t xml:space="preserve">                    x_pos &lt;- Registry </w:t>
+      </w:r>
+      <w:proofErr w:type="spellStart"/>
+      <w:r>
+        <w:t>ball_radius</w:t>
+      </w:r>
+      <w:proofErr w:type="spellEnd"/>
     </w:p>
     <w:p>
       <w:pPr>
@@ -3178,7 +4098,15 @@
         <w:pStyle w:val="NoSpacing"/>
       </w:pPr>
       <w:r>
-        <w:t xml:space="preserve">                    x_pos &lt;- Registry ball_radius * 2</w:t>
+        <w:t xml:space="preserve">                    x_pos &lt;- Registry </w:t>
+      </w:r>
+      <w:proofErr w:type="spellStart"/>
+      <w:r>
+        <w:t>ball_radius</w:t>
+      </w:r>
+      <w:proofErr w:type="spellEnd"/>
+      <w:r>
+        <w:t xml:space="preserve"> * 2</w:t>
       </w:r>
     </w:p>
     <w:p>
@@ -3207,23 +4135,71 @@
         <w:pStyle w:val="NoSpacing"/>
       </w:pPr>
       <w:r>
-        <w:t xml:space="preserve">                    DECLARE game_ball AS Ball WITH x_position &lt;- x_pos + get x_position of mass object, y_position &lt;- y_pos</w:t>
-      </w:r>
-    </w:p>
-    <w:p>
-      <w:pPr>
-        <w:pStyle w:val="NoSpacing"/>
-      </w:pPr>
-      <w:r>
-        <w:t xml:space="preserve">                    add game_ball to end of game_balls vector</w:t>
-      </w:r>
-    </w:p>
-    <w:p>
-      <w:pPr>
-        <w:pStyle w:val="NoSpacing"/>
-      </w:pPr>
-      <w:r>
-        <w:t xml:space="preserve">                    x_pos &lt;- x_pos + Registry ball_radius * 2</w:t>
+        <w:t xml:space="preserve">                    DECLARE </w:t>
+      </w:r>
+      <w:proofErr w:type="spellStart"/>
+      <w:r>
+        <w:t>game_ball</w:t>
+      </w:r>
+      <w:proofErr w:type="spellEnd"/>
+      <w:r>
+        <w:t xml:space="preserve"> AS Ball WITH </w:t>
+      </w:r>
+      <w:proofErr w:type="spellStart"/>
+      <w:r>
+        <w:t>x_position</w:t>
+      </w:r>
+      <w:proofErr w:type="spellEnd"/>
+      <w:r>
+        <w:t xml:space="preserve"> &lt;- x_pos + get </w:t>
+      </w:r>
+      <w:proofErr w:type="spellStart"/>
+      <w:r>
+        <w:t>x_position</w:t>
+      </w:r>
+      <w:proofErr w:type="spellEnd"/>
+      <w:r>
+        <w:t xml:space="preserve"> of mass object, y_position &lt;- y_pos</w:t>
+      </w:r>
+    </w:p>
+    <w:p>
+      <w:pPr>
+        <w:pStyle w:val="NoSpacing"/>
+      </w:pPr>
+      <w:r>
+        <w:t xml:space="preserve">                    add </w:t>
+      </w:r>
+      <w:proofErr w:type="spellStart"/>
+      <w:r>
+        <w:t>game_ball</w:t>
+      </w:r>
+      <w:proofErr w:type="spellEnd"/>
+      <w:r>
+        <w:t xml:space="preserve"> to end of </w:t>
+      </w:r>
+      <w:proofErr w:type="spellStart"/>
+      <w:r>
+        <w:t>game_balls</w:t>
+      </w:r>
+      <w:proofErr w:type="spellEnd"/>
+      <w:r>
+        <w:t xml:space="preserve"> vector</w:t>
+      </w:r>
+    </w:p>
+    <w:p>
+      <w:pPr>
+        <w:pStyle w:val="NoSpacing"/>
+      </w:pPr>
+      <w:r>
+        <w:t xml:space="preserve">                    x_pos &lt;- x_pos + Registry </w:t>
+      </w:r>
+      <w:proofErr w:type="spellStart"/>
+      <w:r>
+        <w:t>ball_radius</w:t>
+      </w:r>
+      <w:proofErr w:type="spellEnd"/>
+      <w:r>
+        <w:t xml:space="preserve"> * 2</w:t>
       </w:r>
     </w:p>
     <w:p>
@@ -3245,8 +4221,13 @@
       </w:pPr>
       <w:r>
         <w:lastRenderedPageBreak/>
-        <w:t xml:space="preserve">                y_pos &lt;- y_pos + Registry ball_tesselation_coefficient</w:t>
-      </w:r>
+        <w:t xml:space="preserve">                y_pos &lt;- y_pos + Registry </w:t>
+      </w:r>
+      <w:proofErr w:type="spellStart"/>
+      <w:r>
+        <w:t>ball_tesselation_coefficient</w:t>
+      </w:r>
+      <w:proofErr w:type="spellEnd"/>
     </w:p>
     <w:p>
       <w:pPr>
@@ -3274,31 +4255,68 @@
         <w:pStyle w:val="NoSpacing"/>
       </w:pPr>
       <w:r>
-        <w:t xml:space="preserve">        PROCEDURE anchor_balls_to_mass</w:t>
-      </w:r>
-    </w:p>
-    <w:p>
-      <w:pPr>
-        <w:pStyle w:val="NoSpacing"/>
-      </w:pPr>
-      <w:r>
-        <w:t xml:space="preserve">            FOR i &lt;- 0 TO get size of game_balls - 2</w:t>
-      </w:r>
-    </w:p>
-    <w:p>
-      <w:pPr>
-        <w:pStyle w:val="NoSpacing"/>
-      </w:pPr>
-      <w:r>
-        <w:t xml:space="preserve">                IF the ball at index i has y_position sufficiently close to the bottom of the mass object THEN</w:t>
-      </w:r>
-    </w:p>
-    <w:p>
-      <w:pPr>
-        <w:pStyle w:val="NoSpacing"/>
-      </w:pPr>
-      <w:r>
-        <w:t xml:space="preserve">                    ball at index i is anchored</w:t>
+        <w:t xml:space="preserve">        PROCEDURE </w:t>
+      </w:r>
+      <w:proofErr w:type="spellStart"/>
+      <w:r>
+        <w:t>anchor_balls_to_mass</w:t>
+      </w:r>
+      <w:proofErr w:type="spellEnd"/>
+    </w:p>
+    <w:p>
+      <w:pPr>
+        <w:pStyle w:val="NoSpacing"/>
+      </w:pPr>
+      <w:r>
+        <w:t xml:space="preserve">            FOR </w:t>
+      </w:r>
+      <w:proofErr w:type="spellStart"/>
+      <w:r>
+        <w:t>i</w:t>
+      </w:r>
+      <w:proofErr w:type="spellEnd"/>
+      <w:r>
+        <w:t xml:space="preserve"> &lt;- 0 TO get size of </w:t>
+      </w:r>
+      <w:proofErr w:type="spellStart"/>
+      <w:r>
+        <w:t>game_balls</w:t>
+      </w:r>
+      <w:proofErr w:type="spellEnd"/>
+      <w:r>
+        <w:t xml:space="preserve"> - 2</w:t>
+      </w:r>
+    </w:p>
+    <w:p>
+      <w:pPr>
+        <w:pStyle w:val="NoSpacing"/>
+      </w:pPr>
+      <w:r>
+        <w:t xml:space="preserve">                IF the ball at index </w:t>
+      </w:r>
+      <w:proofErr w:type="spellStart"/>
+      <w:r>
+        <w:t>i</w:t>
+      </w:r>
+      <w:proofErr w:type="spellEnd"/>
+      <w:r>
+        <w:t xml:space="preserve"> has y_position sufficiently close to the bottom of the mass object THEN</w:t>
+      </w:r>
+    </w:p>
+    <w:p>
+      <w:pPr>
+        <w:pStyle w:val="NoSpacing"/>
+      </w:pPr>
+      <w:r>
+        <w:t xml:space="preserve">                    ball at index </w:t>
+      </w:r>
+      <w:proofErr w:type="spellStart"/>
+      <w:r>
+        <w:t>i</w:t>
+      </w:r>
+      <w:proofErr w:type="spellEnd"/>
+      <w:r>
+        <w:t xml:space="preserve"> is anchored</w:t>
       </w:r>
     </w:p>
     <w:p>
@@ -3356,7 +4374,15 @@
         <w:pStyle w:val="NoSpacing"/>
       </w:pPr>
       <w:r>
-        <w:t xml:space="preserve">                changed &lt;- result of spreading anchor flags across the game_balls vector</w:t>
+        <w:t xml:space="preserve">                changed &lt;- result of spreading anchor flags across the </w:t>
+      </w:r>
+      <w:proofErr w:type="spellStart"/>
+      <w:r>
+        <w:t>game_balls</w:t>
+      </w:r>
+      <w:proofErr w:type="spellEnd"/>
+      <w:r>
+        <w:t xml:space="preserve"> vector</w:t>
       </w:r>
     </w:p>
     <w:p>
@@ -3377,23 +4403,63 @@
         <w:pStyle w:val="NoSpacing"/>
       </w:pPr>
       <w:r>
-        <w:t xml:space="preserve">            FOR i &lt;- 0 TO get size of game_balls - 2</w:t>
-      </w:r>
-    </w:p>
-    <w:p>
-      <w:pPr>
-        <w:pStyle w:val="NoSpacing"/>
-      </w:pPr>
-      <w:r>
-        <w:t xml:space="preserve">                IF game_ball at index i is: not anchored, OR has a velocity in both x AND y of 0, and is not currently falling THEN</w:t>
-      </w:r>
-    </w:p>
-    <w:p>
-      <w:pPr>
-        <w:pStyle w:val="NoSpacing"/>
-      </w:pPr>
-      <w:r>
-        <w:t xml:space="preserve">                    set ball at index i to fall</w:t>
+        <w:t xml:space="preserve">            FOR </w:t>
+      </w:r>
+      <w:proofErr w:type="spellStart"/>
+      <w:r>
+        <w:t>i</w:t>
+      </w:r>
+      <w:proofErr w:type="spellEnd"/>
+      <w:r>
+        <w:t xml:space="preserve"> &lt;- 0 TO get size of </w:t>
+      </w:r>
+      <w:proofErr w:type="spellStart"/>
+      <w:r>
+        <w:t>game_balls</w:t>
+      </w:r>
+      <w:proofErr w:type="spellEnd"/>
+      <w:r>
+        <w:t xml:space="preserve"> - 2</w:t>
+      </w:r>
+    </w:p>
+    <w:p>
+      <w:pPr>
+        <w:pStyle w:val="NoSpacing"/>
+      </w:pPr>
+      <w:r>
+        <w:t xml:space="preserve">                IF </w:t>
+      </w:r>
+      <w:proofErr w:type="spellStart"/>
+      <w:r>
+        <w:t>game_ball</w:t>
+      </w:r>
+      <w:proofErr w:type="spellEnd"/>
+      <w:r>
+        <w:t xml:space="preserve"> at index </w:t>
+      </w:r>
+      <w:proofErr w:type="spellStart"/>
+      <w:r>
+        <w:t>i</w:t>
+      </w:r>
+      <w:proofErr w:type="spellEnd"/>
+      <w:r>
+        <w:t xml:space="preserve"> is: not anchored, OR has a velocity in both x AND y of 0, and is not currently falling THEN</w:t>
+      </w:r>
+    </w:p>
+    <w:p>
+      <w:pPr>
+        <w:pStyle w:val="NoSpacing"/>
+      </w:pPr>
+      <w:r>
+        <w:t xml:space="preserve">                    set ball at index </w:t>
+      </w:r>
+      <w:proofErr w:type="spellStart"/>
+      <w:r>
+        <w:t>i</w:t>
+      </w:r>
+      <w:proofErr w:type="spellEnd"/>
+      <w:r>
+        <w:t xml:space="preserve"> to fall</w:t>
       </w:r>
     </w:p>
     <w:p>
@@ -3422,15 +4488,47 @@
         <w:pStyle w:val="NoSpacing"/>
       </w:pPr>
       <w:r>
-        <w:t xml:space="preserve">            FOR i &lt;- 0 TO get size of game_balls - 2</w:t>
-      </w:r>
-    </w:p>
-    <w:p>
-      <w:pPr>
-        <w:pStyle w:val="NoSpacing"/>
-      </w:pPr>
-      <w:r>
-        <w:t xml:space="preserve">                set game_ball at index i to NOT be anchored</w:t>
+        <w:t xml:space="preserve">            FOR </w:t>
+      </w:r>
+      <w:proofErr w:type="spellStart"/>
+      <w:r>
+        <w:t>i</w:t>
+      </w:r>
+      <w:proofErr w:type="spellEnd"/>
+      <w:r>
+        <w:t xml:space="preserve"> &lt;- 0 TO get size of </w:t>
+      </w:r>
+      <w:proofErr w:type="spellStart"/>
+      <w:r>
+        <w:t>game_balls</w:t>
+      </w:r>
+      <w:proofErr w:type="spellEnd"/>
+      <w:r>
+        <w:t xml:space="preserve"> - 2</w:t>
+      </w:r>
+    </w:p>
+    <w:p>
+      <w:pPr>
+        <w:pStyle w:val="NoSpacing"/>
+      </w:pPr>
+      <w:r>
+        <w:t xml:space="preserve">                set </w:t>
+      </w:r>
+      <w:proofErr w:type="spellStart"/>
+      <w:r>
+        <w:t>game_ball</w:t>
+      </w:r>
+      <w:proofErr w:type="spellEnd"/>
+      <w:r>
+        <w:t xml:space="preserve"> at index </w:t>
+      </w:r>
+      <w:proofErr w:type="spellStart"/>
+      <w:r>
+        <w:t>i</w:t>
+      </w:r>
+      <w:proofErr w:type="spellEnd"/>
+      <w:r>
+        <w:t xml:space="preserve"> to NOT be anchored</w:t>
       </w:r>
     </w:p>
     <w:p>
@@ -3459,7 +4557,15 @@
         <w:pStyle w:val="NoSpacing"/>
       </w:pPr>
       <w:r>
-        <w:t xml:space="preserve">        PROCEDURE handle_fire_cannon_event(angle)</w:t>
+        <w:t xml:space="preserve">        PROCEDURE </w:t>
+      </w:r>
+      <w:proofErr w:type="spellStart"/>
+      <w:r>
+        <w:t>handle_fire_cannon_event</w:t>
+      </w:r>
+      <w:proofErr w:type="spellEnd"/>
+      <w:r>
+        <w:t>(angle)</w:t>
       </w:r>
     </w:p>
     <w:p>
@@ -3496,62 +4602,125 @@
         <w:pStyle w:val="NoSpacing"/>
       </w:pPr>
       <w:r>
-        <w:t xml:space="preserve">            SWAP the last element in the vector game_balls, with the second to last element in the vector game_balls</w:t>
-      </w:r>
-    </w:p>
-    <w:p>
-      <w:pPr>
-        <w:pStyle w:val="NoSpacing"/>
-      </w:pPr>
-    </w:p>
-    <w:p>
-      <w:pPr>
-        <w:pStyle w:val="NoSpacing"/>
-      </w:pPr>
-      <w:r>
-        <w:t xml:space="preserve">            DECLARE x_velocity</w:t>
-      </w:r>
-    </w:p>
-    <w:p>
-      <w:pPr>
-        <w:pStyle w:val="NoSpacing"/>
-      </w:pPr>
-      <w:r>
-        <w:t xml:space="preserve">            x_velocity &lt;- SIN(angle) * Constants BALL_SPEED</w:t>
-      </w:r>
-    </w:p>
-    <w:p>
-      <w:pPr>
-        <w:pStyle w:val="NoSpacing"/>
-      </w:pPr>
-    </w:p>
-    <w:p>
-      <w:pPr>
-        <w:pStyle w:val="NoSpacing"/>
-      </w:pPr>
-      <w:r>
-        <w:t xml:space="preserve">            DECLARE y_velocity</w:t>
-      </w:r>
-    </w:p>
-    <w:p>
-      <w:pPr>
-        <w:pStyle w:val="NoSpacing"/>
-      </w:pPr>
-      <w:r>
-        <w:t xml:space="preserve">            y_velocity &lt;- COS(angle) * Constants BALL_SPEED</w:t>
-      </w:r>
-    </w:p>
-    <w:p>
-      <w:pPr>
-        <w:pStyle w:val="NoSpacing"/>
-      </w:pPr>
-    </w:p>
-    <w:p>
-      <w:pPr>
-        <w:pStyle w:val="NoSpacing"/>
-      </w:pPr>
-      <w:r>
-        <w:t xml:space="preserve">            set the second to last element in the game_balls vector to have velocity (x_velocity, y_velocity)</w:t>
+        <w:t xml:space="preserve">            SWAP the last element in the vector </w:t>
+      </w:r>
+      <w:proofErr w:type="spellStart"/>
+      <w:r>
+        <w:t>game_balls</w:t>
+      </w:r>
+      <w:proofErr w:type="spellEnd"/>
+      <w:r>
+        <w:t xml:space="preserve">, with the second to last element in the vector </w:t>
+      </w:r>
+      <w:proofErr w:type="spellStart"/>
+      <w:r>
+        <w:t>game_balls</w:t>
+      </w:r>
+      <w:proofErr w:type="spellEnd"/>
+    </w:p>
+    <w:p>
+      <w:pPr>
+        <w:pStyle w:val="NoSpacing"/>
+      </w:pPr>
+    </w:p>
+    <w:p>
+      <w:pPr>
+        <w:pStyle w:val="NoSpacing"/>
+      </w:pPr>
+      <w:r>
+        <w:t xml:space="preserve">            DECLARE </w:t>
+      </w:r>
+      <w:proofErr w:type="spellStart"/>
+      <w:r>
+        <w:t>x_velocity</w:t>
+      </w:r>
+      <w:proofErr w:type="spellEnd"/>
+    </w:p>
+    <w:p>
+      <w:pPr>
+        <w:pStyle w:val="NoSpacing"/>
+      </w:pPr>
+      <w:r>
+        <w:t xml:space="preserve">            </w:t>
+      </w:r>
+      <w:proofErr w:type="spellStart"/>
+      <w:r>
+        <w:t>x_velocity</w:t>
+      </w:r>
+      <w:proofErr w:type="spellEnd"/>
+      <w:r>
+        <w:t xml:space="preserve"> &lt;- SIN(angle) * Constants BALL_SPEED</w:t>
+      </w:r>
+    </w:p>
+    <w:p>
+      <w:pPr>
+        <w:pStyle w:val="NoSpacing"/>
+      </w:pPr>
+    </w:p>
+    <w:p>
+      <w:pPr>
+        <w:pStyle w:val="NoSpacing"/>
+      </w:pPr>
+      <w:r>
+        <w:t xml:space="preserve">            DECLARE </w:t>
+      </w:r>
+      <w:proofErr w:type="spellStart"/>
+      <w:r>
+        <w:t>y_velocity</w:t>
+      </w:r>
+      <w:proofErr w:type="spellEnd"/>
+    </w:p>
+    <w:p>
+      <w:pPr>
+        <w:pStyle w:val="NoSpacing"/>
+      </w:pPr>
+      <w:r>
+        <w:t xml:space="preserve">            </w:t>
+      </w:r>
+      <w:proofErr w:type="spellStart"/>
+      <w:r>
+        <w:t>y_velocity</w:t>
+      </w:r>
+      <w:proofErr w:type="spellEnd"/>
+      <w:r>
+        <w:t xml:space="preserve"> &lt;- COS(angle) * Constants BALL_SPEED</w:t>
+      </w:r>
+    </w:p>
+    <w:p>
+      <w:pPr>
+        <w:pStyle w:val="NoSpacing"/>
+      </w:pPr>
+    </w:p>
+    <w:p>
+      <w:pPr>
+        <w:pStyle w:val="NoSpacing"/>
+      </w:pPr>
+      <w:r>
+        <w:t xml:space="preserve">            set the second to last element in the </w:t>
+      </w:r>
+      <w:proofErr w:type="spellStart"/>
+      <w:r>
+        <w:t>game_balls</w:t>
+      </w:r>
+      <w:proofErr w:type="spellEnd"/>
+      <w:r>
+        <w:t xml:space="preserve"> vector to have velocity (</w:t>
+      </w:r>
+      <w:proofErr w:type="spellStart"/>
+      <w:r>
+        <w:t>x_velocity</w:t>
+      </w:r>
+      <w:proofErr w:type="spellEnd"/>
+      <w:r>
+        <w:t xml:space="preserve">, </w:t>
+      </w:r>
+      <w:proofErr w:type="spellStart"/>
+      <w:r>
+        <w:t>y_velocity</w:t>
+      </w:r>
+      <w:proofErr w:type="spellEnd"/>
+      <w:r>
+        <w:t>)</w:t>
       </w:r>
     </w:p>
     <w:p>
@@ -3577,8 +4746,21 @@
         <w:pStyle w:val="NoSpacing"/>
       </w:pPr>
       <w:r>
-        <w:t xml:space="preserve">            SWAP the last element in the vector game_balls, with the second to last element in the vector game_balls</w:t>
-      </w:r>
+        <w:t xml:space="preserve">            SWAP the last element in the vector </w:t>
+      </w:r>
+      <w:proofErr w:type="spellStart"/>
+      <w:r>
+        <w:t>game_balls</w:t>
+      </w:r>
+      <w:proofErr w:type="spellEnd"/>
+      <w:r>
+        <w:t xml:space="preserve">, with the second to last element in the vector </w:t>
+      </w:r>
+      <w:proofErr w:type="spellStart"/>
+      <w:r>
+        <w:t>game_balls</w:t>
+      </w:r>
+      <w:proofErr w:type="spellEnd"/>
     </w:p>
     <w:p>
       <w:pPr>
@@ -3607,7 +4789,31 @@
         <w:pStyle w:val="NoSpacing"/>
       </w:pPr>
       <w:r>
-        <w:t xml:space="preserve">        FUNCTION run_menu(window, player_input, current_menu)</w:t>
+        <w:t xml:space="preserve">        FUNCTION </w:t>
+      </w:r>
+      <w:proofErr w:type="spellStart"/>
+      <w:r>
+        <w:t>run_menu</w:t>
+      </w:r>
+      <w:proofErr w:type="spellEnd"/>
+      <w:r>
+        <w:t xml:space="preserve">(window, </w:t>
+      </w:r>
+      <w:proofErr w:type="spellStart"/>
+      <w:r>
+        <w:t>player_input</w:t>
+      </w:r>
+      <w:proofErr w:type="spellEnd"/>
+      <w:r>
+        <w:t xml:space="preserve">, </w:t>
+      </w:r>
+      <w:proofErr w:type="spellStart"/>
+      <w:r>
+        <w:t>current_menu</w:t>
+      </w:r>
+      <w:proofErr w:type="spellEnd"/>
+      <w:r>
+        <w:t>)</w:t>
       </w:r>
     </w:p>
     <w:p>
@@ -3636,15 +4842,28 @@
         <w:pStyle w:val="NoSpacing"/>
       </w:pPr>
       <w:r>
-        <w:t xml:space="preserve">            DECLARE ball_in_motion</w:t>
-      </w:r>
-    </w:p>
-    <w:p>
-      <w:pPr>
-        <w:pStyle w:val="NoSpacing"/>
-      </w:pPr>
-      <w:r>
-        <w:t xml:space="preserve">            ball_in_motion &lt;- FALSE</w:t>
+        <w:t xml:space="preserve">            DECLARE </w:t>
+      </w:r>
+      <w:proofErr w:type="spellStart"/>
+      <w:r>
+        <w:t>ball_in_motion</w:t>
+      </w:r>
+      <w:proofErr w:type="spellEnd"/>
+    </w:p>
+    <w:p>
+      <w:pPr>
+        <w:pStyle w:val="NoSpacing"/>
+      </w:pPr>
+      <w:r>
+        <w:t xml:space="preserve">            </w:t>
+      </w:r>
+      <w:proofErr w:type="spellStart"/>
+      <w:r>
+        <w:t>ball_in_motion</w:t>
+      </w:r>
+      <w:proofErr w:type="spellEnd"/>
+      <w:r>
+        <w:t xml:space="preserve"> &lt;- FALSE</w:t>
       </w:r>
     </w:p>
     <w:p>
@@ -3678,8 +4897,13 @@
         <w:pStyle w:val="NoSpacing"/>
       </w:pPr>
       <w:r>
-        <w:t xml:space="preserve">            DECLARE random_pop_sound_index</w:t>
-      </w:r>
+        <w:t xml:space="preserve">            DECLARE </w:t>
+      </w:r>
+      <w:proofErr w:type="spellStart"/>
+      <w:r>
+        <w:t>random_pop_sound_index</w:t>
+      </w:r>
+      <w:proofErr w:type="spellEnd"/>
     </w:p>
     <w:p>
       <w:pPr>
@@ -3702,7 +4926,15 @@
         <w:pStyle w:val="NoSpacing"/>
       </w:pPr>
       <w:r>
-        <w:t xml:space="preserve">            DECLARE garbage_ball_elements AS a vector of integers</w:t>
+        <w:t xml:space="preserve">            DECLARE </w:t>
+      </w:r>
+      <w:proofErr w:type="spellStart"/>
+      <w:r>
+        <w:t>garbage_ball_elements</w:t>
+      </w:r>
+      <w:proofErr w:type="spellEnd"/>
+      <w:r>
+        <w:t xml:space="preserve"> AS a vector of integers</w:t>
       </w:r>
     </w:p>
     <w:p>
@@ -3844,15 +5076,36 @@
         <w:pStyle w:val="NoSpacing"/>
       </w:pPr>
       <w:r>
-        <w:t xml:space="preserve">                FOR game_ball IN game_balls</w:t>
-      </w:r>
-    </w:p>
-    <w:p>
-      <w:pPr>
-        <w:pStyle w:val="NoSpacing"/>
-      </w:pPr>
-      <w:r>
-        <w:t xml:space="preserve">                    IF the index represents the second to last element in the vector game_balls THEN</w:t>
+        <w:t xml:space="preserve">                FOR </w:t>
+      </w:r>
+      <w:proofErr w:type="spellStart"/>
+      <w:r>
+        <w:t>game_ball</w:t>
+      </w:r>
+      <w:proofErr w:type="spellEnd"/>
+      <w:r>
+        <w:t xml:space="preserve"> IN </w:t>
+      </w:r>
+      <w:proofErr w:type="spellStart"/>
+      <w:r>
+        <w:t>game_balls</w:t>
+      </w:r>
+      <w:proofErr w:type="spellEnd"/>
+    </w:p>
+    <w:p>
+      <w:pPr>
+        <w:pStyle w:val="NoSpacing"/>
+      </w:pPr>
+      <w:r>
+        <w:t xml:space="preserve">                    IF the index represents the second to last element in the vector </w:t>
+      </w:r>
+      <w:proofErr w:type="spellStart"/>
+      <w:r>
+        <w:t>game_balls</w:t>
+      </w:r>
+      <w:proofErr w:type="spellEnd"/>
+      <w:r>
+        <w:t xml:space="preserve"> THEN</w:t>
       </w:r>
     </w:p>
     <w:p>
@@ -3873,23 +5126,47 @@
         <w:pStyle w:val="NoSpacing"/>
       </w:pPr>
       <w:r>
-        <w:t xml:space="preserve">                        x_pos &lt;- -sin(angle) * Registry ball_radius / 2</w:t>
-      </w:r>
-    </w:p>
-    <w:p>
-      <w:pPr>
-        <w:pStyle w:val="NoSpacing"/>
-      </w:pPr>
-      <w:r>
-        <w:t xml:space="preserve">                        y_pos &lt;- -cos(angle) * Registry ball_radius / 2</w:t>
-      </w:r>
-    </w:p>
-    <w:p>
-      <w:pPr>
-        <w:pStyle w:val="NoSpacing"/>
-      </w:pPr>
-      <w:r>
-        <w:t xml:space="preserve">                        set the game_ball to position (get cannon x position + x_pos, get cannon y position + y_pos)</w:t>
+        <w:t xml:space="preserve">                        x_pos &lt;- -sin(angle) * Registry </w:t>
+      </w:r>
+      <w:proofErr w:type="spellStart"/>
+      <w:r>
+        <w:t>ball_radius</w:t>
+      </w:r>
+      <w:proofErr w:type="spellEnd"/>
+      <w:r>
+        <w:t xml:space="preserve"> / 2</w:t>
+      </w:r>
+    </w:p>
+    <w:p>
+      <w:pPr>
+        <w:pStyle w:val="NoSpacing"/>
+      </w:pPr>
+      <w:r>
+        <w:t xml:space="preserve">                        y_pos &lt;- -cos(angle) * Registry </w:t>
+      </w:r>
+      <w:proofErr w:type="spellStart"/>
+      <w:r>
+        <w:t>ball_radius</w:t>
+      </w:r>
+      <w:proofErr w:type="spellEnd"/>
+      <w:r>
+        <w:t xml:space="preserve"> / 2</w:t>
+      </w:r>
+    </w:p>
+    <w:p>
+      <w:pPr>
+        <w:pStyle w:val="NoSpacing"/>
+      </w:pPr>
+      <w:r>
+        <w:t xml:space="preserve">                        set the </w:t>
+      </w:r>
+      <w:proofErr w:type="spellStart"/>
+      <w:r>
+        <w:t>game_ball</w:t>
+      </w:r>
+      <w:proofErr w:type="spellEnd"/>
+      <w:r>
+        <w:t xml:space="preserve"> to position (get cannon x position + x_pos, get cannon y position + y_pos)</w:t>
       </w:r>
     </w:p>
     <w:p>
@@ -3910,15 +5187,28 @@
         <w:pStyle w:val="NoSpacing"/>
       </w:pPr>
       <w:r>
-        <w:t xml:space="preserve">                    compute game_ball</w:t>
-      </w:r>
-    </w:p>
-    <w:p>
-      <w:pPr>
-        <w:pStyle w:val="NoSpacing"/>
-      </w:pPr>
-      <w:r>
-        <w:t xml:space="preserve">                    render game_ball to window</w:t>
+        <w:t xml:space="preserve">                    compute </w:t>
+      </w:r>
+      <w:proofErr w:type="spellStart"/>
+      <w:r>
+        <w:t>game_ball</w:t>
+      </w:r>
+      <w:proofErr w:type="spellEnd"/>
+    </w:p>
+    <w:p>
+      <w:pPr>
+        <w:pStyle w:val="NoSpacing"/>
+      </w:pPr>
+      <w:r>
+        <w:t xml:space="preserve">                    render </w:t>
+      </w:r>
+      <w:proofErr w:type="spellStart"/>
+      <w:r>
+        <w:t>game_ball</w:t>
+      </w:r>
+      <w:proofErr w:type="spellEnd"/>
+      <w:r>
+        <w:t xml:space="preserve"> to window</w:t>
       </w:r>
     </w:p>
     <w:p>
@@ -3932,40 +5222,95 @@
       </w:pPr>
       <w:r>
         <w:lastRenderedPageBreak/>
-        <w:t xml:space="preserve">                    IF the game_ball is popped THEN</w:t>
-      </w:r>
-    </w:p>
-    <w:p>
-      <w:pPr>
-        <w:pStyle w:val="NoSpacing"/>
-      </w:pPr>
-      <w:r>
-        <w:t xml:space="preserve">                        add index to the end of the vector garbage_ball_elements</w:t>
-      </w:r>
-    </w:p>
-    <w:p>
-      <w:pPr>
-        <w:pStyle w:val="NoSpacing"/>
-      </w:pPr>
-      <w:r>
-        <w:t xml:space="preserve">                    ELSE IF the game_ball has a velocity of 0, AND is not one of the last two elements in the vector game_balls THEN</w:t>
-      </w:r>
-    </w:p>
-    <w:p>
-      <w:pPr>
-        <w:pStyle w:val="NoSpacing"/>
-      </w:pPr>
-      <w:r>
-        <w:t xml:space="preserve">                        FOR collision_game_ball IN game_balls</w:t>
-      </w:r>
-    </w:p>
-    <w:p>
-      <w:pPr>
-        <w:pStyle w:val="NoSpacing"/>
-      </w:pPr>
-      <w:r>
-        <w:t xml:space="preserve">                            check for collisions between collision_game_ball AND game_ball</w:t>
-      </w:r>
+        <w:t xml:space="preserve">                    IF the </w:t>
+      </w:r>
+      <w:proofErr w:type="spellStart"/>
+      <w:r>
+        <w:t>game_ball</w:t>
+      </w:r>
+      <w:proofErr w:type="spellEnd"/>
+      <w:r>
+        <w:t xml:space="preserve"> is popped THEN</w:t>
+      </w:r>
+    </w:p>
+    <w:p>
+      <w:pPr>
+        <w:pStyle w:val="NoSpacing"/>
+      </w:pPr>
+      <w:r>
+        <w:t xml:space="preserve">                        add index to the end of the vector </w:t>
+      </w:r>
+      <w:proofErr w:type="spellStart"/>
+      <w:r>
+        <w:t>garbage_ball_elements</w:t>
+      </w:r>
+      <w:proofErr w:type="spellEnd"/>
+    </w:p>
+    <w:p>
+      <w:pPr>
+        <w:pStyle w:val="NoSpacing"/>
+      </w:pPr>
+      <w:r>
+        <w:t xml:space="preserve">                    ELSE IF the </w:t>
+      </w:r>
+      <w:proofErr w:type="spellStart"/>
+      <w:r>
+        <w:t>game_ball</w:t>
+      </w:r>
+      <w:proofErr w:type="spellEnd"/>
+      <w:r>
+        <w:t xml:space="preserve"> has a velocity of 0, AND is not one of the last two elements in the vector </w:t>
+      </w:r>
+      <w:proofErr w:type="spellStart"/>
+      <w:r>
+        <w:t>game_balls</w:t>
+      </w:r>
+      <w:proofErr w:type="spellEnd"/>
+      <w:r>
+        <w:t xml:space="preserve"> THEN</w:t>
+      </w:r>
+    </w:p>
+    <w:p>
+      <w:pPr>
+        <w:pStyle w:val="NoSpacing"/>
+      </w:pPr>
+      <w:r>
+        <w:t xml:space="preserve">                        FOR </w:t>
+      </w:r>
+      <w:proofErr w:type="spellStart"/>
+      <w:r>
+        <w:t>collision_game_ball</w:t>
+      </w:r>
+      <w:proofErr w:type="spellEnd"/>
+      <w:r>
+        <w:t xml:space="preserve"> IN </w:t>
+      </w:r>
+      <w:proofErr w:type="spellStart"/>
+      <w:r>
+        <w:t>game_balls</w:t>
+      </w:r>
+      <w:proofErr w:type="spellEnd"/>
+    </w:p>
+    <w:p>
+      <w:pPr>
+        <w:pStyle w:val="NoSpacing"/>
+      </w:pPr>
+      <w:r>
+        <w:t xml:space="preserve">                            check for collisions between </w:t>
+      </w:r>
+      <w:proofErr w:type="spellStart"/>
+      <w:r>
+        <w:t>collision_game_ball</w:t>
+      </w:r>
+      <w:proofErr w:type="spellEnd"/>
+      <w:r>
+        <w:t xml:space="preserve"> AND </w:t>
+      </w:r>
+      <w:proofErr w:type="spellStart"/>
+      <w:r>
+        <w:t>game_ball</w:t>
+      </w:r>
+      <w:proofErr w:type="spellEnd"/>
     </w:p>
     <w:p>
       <w:pPr>
@@ -4040,8 +5385,21 @@
         <w:pStyle w:val="NoSpacing"/>
       </w:pPr>
       <w:r>
-        <w:t xml:space="preserve">                FOR game_ball IN game_balls</w:t>
-      </w:r>
+        <w:t xml:space="preserve">                FOR </w:t>
+      </w:r>
+      <w:proofErr w:type="spellStart"/>
+      <w:r>
+        <w:t>game_ball</w:t>
+      </w:r>
+      <w:proofErr w:type="spellEnd"/>
+      <w:r>
+        <w:t xml:space="preserve"> IN </w:t>
+      </w:r>
+      <w:proofErr w:type="spellStart"/>
+      <w:r>
+        <w:t>game_balls</w:t>
+      </w:r>
+      <w:proofErr w:type="spellEnd"/>
     </w:p>
     <w:p>
       <w:pPr>
@@ -4056,7 +5414,15 @@
         <w:pStyle w:val="NoSpacing"/>
       </w:pPr>
       <w:r>
-        <w:t xml:space="preserve">                        ball_in_motion &lt;- TRUE</w:t>
+        <w:t xml:space="preserve">                        </w:t>
+      </w:r>
+      <w:proofErr w:type="spellStart"/>
+      <w:r>
+        <w:t>ball_in_motion</w:t>
+      </w:r>
+      <w:proofErr w:type="spellEnd"/>
+      <w:r>
+        <w:t xml:space="preserve"> &lt;- TRUE</w:t>
       </w:r>
     </w:p>
     <w:p>
@@ -4077,15 +5443,39 @@
         <w:pStyle w:val="NoSpacing"/>
       </w:pPr>
       <w:r>
-        <w:t xml:space="preserve">                    IF the game_ball has a velocity of 0, AND is not one of the last two elements in the vector game_balls THEN</w:t>
-      </w:r>
-    </w:p>
-    <w:p>
-      <w:pPr>
-        <w:pStyle w:val="NoSpacing"/>
-      </w:pPr>
-      <w:r>
-        <w:t xml:space="preserve">                        IF y position for the bottom of the ball is greater than the top of the cannon object THEN</w:t>
+        <w:t xml:space="preserve">                    IF the </w:t>
+      </w:r>
+      <w:proofErr w:type="spellStart"/>
+      <w:r>
+        <w:t>game_ball</w:t>
+      </w:r>
+      <w:proofErr w:type="spellEnd"/>
+      <w:r>
+        <w:t xml:space="preserve"> has a velocity of 0, AND is not one of the last two elements in the vector </w:t>
+      </w:r>
+      <w:proofErr w:type="spellStart"/>
+      <w:r>
+        <w:t>game_balls</w:t>
+      </w:r>
+      <w:proofErr w:type="spellEnd"/>
+      <w:r>
+        <w:t xml:space="preserve"> THEN</w:t>
+      </w:r>
+    </w:p>
+    <w:p>
+      <w:pPr>
+        <w:pStyle w:val="NoSpacing"/>
+      </w:pPr>
+      <w:r>
+        <w:t xml:space="preserve">                        IF </w:t>
+      </w:r>
+      <w:proofErr w:type="spellStart"/>
+      <w:r>
+        <w:t>y</w:t>
+      </w:r>
+      <w:proofErr w:type="spellEnd"/>
+      <w:r>
+        <w:t xml:space="preserve"> position for the bottom of the ball is greater than the top of the cannon object THEN</w:t>
       </w:r>
     </w:p>
     <w:p>
@@ -4101,15 +5491,31 @@
         <w:pStyle w:val="NoSpacing"/>
       </w:pPr>
       <w:r>
-        <w:t xml:space="preserve">                                game_lost &lt;- TRUE</w:t>
-      </w:r>
-    </w:p>
-    <w:p>
-      <w:pPr>
-        <w:pStyle w:val="NoSpacing"/>
-      </w:pPr>
-      <w:r>
-        <w:t xml:space="preserve">                                level_over &lt;- TRUE</w:t>
+        <w:t xml:space="preserve">                                </w:t>
+      </w:r>
+      <w:proofErr w:type="spellStart"/>
+      <w:r>
+        <w:t>game_lost</w:t>
+      </w:r>
+      <w:proofErr w:type="spellEnd"/>
+      <w:r>
+        <w:t xml:space="preserve"> &lt;- TRUE</w:t>
+      </w:r>
+    </w:p>
+    <w:p>
+      <w:pPr>
+        <w:pStyle w:val="NoSpacing"/>
+      </w:pPr>
+      <w:r>
+        <w:t xml:space="preserve">                                </w:t>
+      </w:r>
+      <w:proofErr w:type="spellStart"/>
+      <w:r>
+        <w:t>level_over</w:t>
+      </w:r>
+      <w:proofErr w:type="spellEnd"/>
+      <w:r>
+        <w:t xml:space="preserve"> &lt;- TRUE</w:t>
       </w:r>
     </w:p>
     <w:p>
@@ -4154,16 +5560,29 @@
         <w:pStyle w:val="NoSpacing"/>
       </w:pPr>
       <w:r>
-        <w:t xml:space="preserve">                        random_pop_sound_index &lt;- RANDOM INTEGER BETWEEN 0 AND 14</w:t>
-      </w:r>
-    </w:p>
-    <w:p>
-      <w:pPr>
-        <w:pStyle w:val="NoSpacing"/>
-      </w:pPr>
-      <w:r>
-        <w:t xml:space="preserve">                        play pop sound at index random_pop_sound_index</w:t>
-      </w:r>
+        <w:t xml:space="preserve">                        </w:t>
+      </w:r>
+      <w:proofErr w:type="spellStart"/>
+      <w:r>
+        <w:t>random_pop_sound_index</w:t>
+      </w:r>
+      <w:proofErr w:type="spellEnd"/>
+      <w:r>
+        <w:t xml:space="preserve"> &lt;- RANDOM INTEGER BETWEEN 0 AND 14</w:t>
+      </w:r>
+    </w:p>
+    <w:p>
+      <w:pPr>
+        <w:pStyle w:val="NoSpacing"/>
+      </w:pPr>
+      <w:r>
+        <w:t xml:space="preserve">                        play pop sound at index </w:t>
+      </w:r>
+      <w:proofErr w:type="spellStart"/>
+      <w:r>
+        <w:t>random_pop_sound_index</w:t>
+      </w:r>
+      <w:proofErr w:type="spellEnd"/>
     </w:p>
     <w:p>
       <w:pPr>
@@ -4212,15 +5631,31 @@
         <w:pStyle w:val="NoSpacing"/>
       </w:pPr>
       <w:r>
-        <w:t xml:space="preserve">                    game_lost &lt;- TRUE</w:t>
-      </w:r>
-    </w:p>
-    <w:p>
-      <w:pPr>
-        <w:pStyle w:val="NoSpacing"/>
-      </w:pPr>
-      <w:r>
-        <w:t xml:space="preserve">                    level_over &lt;- TRUE</w:t>
+        <w:t xml:space="preserve">                    </w:t>
+      </w:r>
+      <w:proofErr w:type="spellStart"/>
+      <w:r>
+        <w:t>game_lost</w:t>
+      </w:r>
+      <w:proofErr w:type="spellEnd"/>
+      <w:r>
+        <w:t xml:space="preserve"> &lt;- TRUE</w:t>
+      </w:r>
+    </w:p>
+    <w:p>
+      <w:pPr>
+        <w:pStyle w:val="NoSpacing"/>
+      </w:pPr>
+      <w:r>
+        <w:t xml:space="preserve">                    </w:t>
+      </w:r>
+      <w:proofErr w:type="spellStart"/>
+      <w:r>
+        <w:t>level_over</w:t>
+      </w:r>
+      <w:proofErr w:type="spellEnd"/>
+      <w:r>
+        <w:t xml:space="preserve"> &lt;- TRUE</w:t>
       </w:r>
     </w:p>
     <w:p>
@@ -4324,7 +5759,15 @@
         <w:pStyle w:val="NoSpacing"/>
       </w:pPr>
       <w:r>
-        <w:t xml:space="preserve">                level_over &lt;- TRUE</w:t>
+        <w:t xml:space="preserve">                </w:t>
+      </w:r>
+      <w:proofErr w:type="spellStart"/>
+      <w:r>
+        <w:t>level_over</w:t>
+      </w:r>
+      <w:proofErr w:type="spellEnd"/>
+      <w:r>
+        <w:t xml:space="preserve"> &lt;- TRUE</w:t>
       </w:r>
     </w:p>
     <w:p>
@@ -4345,24 +5788,53 @@
         <w:pStyle w:val="NoSpacing"/>
       </w:pPr>
       <w:r>
-        <w:t xml:space="preserve">            IF the level_end_time is -1 THEN</w:t>
-      </w:r>
-    </w:p>
-    <w:p>
-      <w:pPr>
-        <w:pStyle w:val="NoSpacing"/>
-      </w:pPr>
-      <w:r>
-        <w:t xml:space="preserve">                IF game_lost THEN</w:t>
-      </w:r>
-    </w:p>
-    <w:p>
-      <w:pPr>
-        <w:pStyle w:val="NoSpacing"/>
-      </w:pPr>
-      <w:r>
-        <w:t xml:space="preserve">                    level_end_time &lt;- Registry run_time</w:t>
-      </w:r>
+        <w:t xml:space="preserve">            IF the </w:t>
+      </w:r>
+      <w:proofErr w:type="spellStart"/>
+      <w:r>
+        <w:t>level_end_time</w:t>
+      </w:r>
+      <w:proofErr w:type="spellEnd"/>
+      <w:r>
+        <w:t xml:space="preserve"> is -1 THEN</w:t>
+      </w:r>
+    </w:p>
+    <w:p>
+      <w:pPr>
+        <w:pStyle w:val="NoSpacing"/>
+      </w:pPr>
+      <w:r>
+        <w:t xml:space="preserve">                IF </w:t>
+      </w:r>
+      <w:proofErr w:type="spellStart"/>
+      <w:r>
+        <w:t>game_lost</w:t>
+      </w:r>
+      <w:proofErr w:type="spellEnd"/>
+      <w:r>
+        <w:t xml:space="preserve"> THEN</w:t>
+      </w:r>
+    </w:p>
+    <w:p>
+      <w:pPr>
+        <w:pStyle w:val="NoSpacing"/>
+      </w:pPr>
+      <w:r>
+        <w:t xml:space="preserve">                    </w:t>
+      </w:r>
+      <w:proofErr w:type="spellStart"/>
+      <w:r>
+        <w:t>level_end_time</w:t>
+      </w:r>
+      <w:proofErr w:type="spellEnd"/>
+      <w:r>
+        <w:t xml:space="preserve"> &lt;- Registry </w:t>
+      </w:r>
+      <w:proofErr w:type="spellStart"/>
+      <w:r>
+        <w:t>run_time</w:t>
+      </w:r>
+      <w:proofErr w:type="spellEnd"/>
     </w:p>
     <w:p>
       <w:pPr>
@@ -4411,24 +5883,45 @@
         <w:pStyle w:val="NoSpacing"/>
       </w:pPr>
       <w:r>
-        <w:t xml:space="preserve">                        FOR i &lt;- 0 TO 15</w:t>
-      </w:r>
-    </w:p>
-    <w:p>
-      <w:pPr>
-        <w:pStyle w:val="NoSpacing"/>
-      </w:pPr>
-      <w:r>
-        <w:t xml:space="preserve">                            random_pop_sound_index &lt;- RANDOM INTEGER BETWEEN 0 AND 14</w:t>
-      </w:r>
-    </w:p>
-    <w:p>
-      <w:pPr>
-        <w:pStyle w:val="NoSpacing"/>
-      </w:pPr>
-      <w:r>
-        <w:t xml:space="preserve">                            play pop sound at index random_pop_sound_index</w:t>
-      </w:r>
+        <w:t xml:space="preserve">                        FOR </w:t>
+      </w:r>
+      <w:proofErr w:type="spellStart"/>
+      <w:r>
+        <w:t>i</w:t>
+      </w:r>
+      <w:proofErr w:type="spellEnd"/>
+      <w:r>
+        <w:t xml:space="preserve"> &lt;- 0 TO 15</w:t>
+      </w:r>
+    </w:p>
+    <w:p>
+      <w:pPr>
+        <w:pStyle w:val="NoSpacing"/>
+      </w:pPr>
+      <w:r>
+        <w:t xml:space="preserve">                            </w:t>
+      </w:r>
+      <w:proofErr w:type="spellStart"/>
+      <w:r>
+        <w:t>random_pop_sound_index</w:t>
+      </w:r>
+      <w:proofErr w:type="spellEnd"/>
+      <w:r>
+        <w:t xml:space="preserve"> &lt;- RANDOM INTEGER BETWEEN 0 AND 14</w:t>
+      </w:r>
+    </w:p>
+    <w:p>
+      <w:pPr>
+        <w:pStyle w:val="NoSpacing"/>
+      </w:pPr>
+      <w:r>
+        <w:t xml:space="preserve">                            play pop sound at index </w:t>
+      </w:r>
+      <w:proofErr w:type="spellStart"/>
+      <w:r>
+        <w:t>random_pop_sound_index</w:t>
+      </w:r>
+      <w:proofErr w:type="spellEnd"/>
     </w:p>
     <w:p>
       <w:pPr>
@@ -4467,7 +5960,15 @@
         <w:pStyle w:val="NoSpacing"/>
       </w:pPr>
       <w:r>
-        <w:t xml:space="preserve">                    level_end_time &lt;- Registry run time</w:t>
+        <w:t xml:space="preserve">                    </w:t>
+      </w:r>
+      <w:proofErr w:type="spellStart"/>
+      <w:r>
+        <w:t>level_end_time</w:t>
+      </w:r>
+      <w:proofErr w:type="spellEnd"/>
+      <w:r>
+        <w:t xml:space="preserve"> &lt;- Registry run time</w:t>
       </w:r>
     </w:p>
     <w:p>
@@ -4496,15 +5997,31 @@
         <w:pStyle w:val="NoSpacing"/>
       </w:pPr>
       <w:r>
-        <w:t xml:space="preserve">            IF level_over AND game NOT lost THEN</w:t>
-      </w:r>
-    </w:p>
-    <w:p>
-      <w:pPr>
-        <w:pStyle w:val="NoSpacing"/>
-      </w:pPr>
-      <w:r>
-        <w:t xml:space="preserve">                set the level_complete text position on screen to the centre, by specifying location (-1, -1)</w:t>
+        <w:t xml:space="preserve">            IF </w:t>
+      </w:r>
+      <w:proofErr w:type="spellStart"/>
+      <w:r>
+        <w:t>level_over</w:t>
+      </w:r>
+      <w:proofErr w:type="spellEnd"/>
+      <w:r>
+        <w:t xml:space="preserve"> AND game NOT lost THEN</w:t>
+      </w:r>
+    </w:p>
+    <w:p>
+      <w:pPr>
+        <w:pStyle w:val="NoSpacing"/>
+      </w:pPr>
+      <w:r>
+        <w:t xml:space="preserve">                set the </w:t>
+      </w:r>
+      <w:proofErr w:type="spellStart"/>
+      <w:r>
+        <w:t>level_complete</w:t>
+      </w:r>
+      <w:proofErr w:type="spellEnd"/>
+      <w:r>
+        <w:t xml:space="preserve"> text position on screen to the centre, by specifying location (-1, -1)</w:t>
       </w:r>
     </w:p>
     <w:p>
@@ -4549,7 +6066,15 @@
         <w:pStyle w:val="NoSpacing"/>
       </w:pPr>
       <w:r>
-        <w:t xml:space="preserve">                    Registry game_end_state &lt;- Constants LOST</w:t>
+        <w:t xml:space="preserve">                    Registry </w:t>
+      </w:r>
+      <w:proofErr w:type="spellStart"/>
+      <w:r>
+        <w:t>game_end_state</w:t>
+      </w:r>
+      <w:proofErr w:type="spellEnd"/>
+      <w:r>
+        <w:t xml:space="preserve"> &lt;- Constants LOST</w:t>
       </w:r>
     </w:p>
     <w:p>
@@ -4634,8 +6159,13 @@
         <w:pStyle w:val="NoSpacing"/>
       </w:pPr>
       <w:r>
-        <w:t xml:space="preserve">            RETURN current_menu</w:t>
-      </w:r>
+        <w:t xml:space="preserve">            RETURN </w:t>
+      </w:r>
+      <w:proofErr w:type="spellStart"/>
+      <w:r>
+        <w:t>current_menu</w:t>
+      </w:r>
+      <w:proofErr w:type="spellEnd"/>
     </w:p>
     <w:p>
       <w:pPr>
@@ -4712,8 +6242,13 @@
         <w:pStyle w:val="NoSpacing"/>
       </w:pPr>
       <w:r>
-        <w:t xml:space="preserve">            unload level_complete_text</w:t>
-      </w:r>
+        <w:t xml:space="preserve">            unload </w:t>
+      </w:r>
+      <w:proofErr w:type="spellStart"/>
+      <w:r>
+        <w:t>level_complete_text</w:t>
+      </w:r>
+      <w:proofErr w:type="spellEnd"/>
     </w:p>
     <w:p>
       <w:pPr>
@@ -4744,22 +6279,29 @@
         <w:pStyle w:val="NoSpacing"/>
       </w:pPr>
       <w:r>
-        <w:t>// This pseudocode can also be found in “</w:t>
-      </w:r>
+        <w:t>// This pseudocode can also be found in “LevelOne.pseudo.txt”</w:t>
+      </w:r>
+    </w:p>
+    <w:p>
+      <w:pPr>
+        <w:pStyle w:val="NoSpacing"/>
+      </w:pPr>
+      <w:r>
+        <w:t xml:space="preserve">CLASS </w:t>
+      </w:r>
+      <w:proofErr w:type="spellStart"/>
       <w:r>
         <w:t>LevelOne</w:t>
       </w:r>
-      <w:r>
-        <w:t>.pseudo.txt”</w:t>
-      </w:r>
-    </w:p>
-    <w:p>
-      <w:pPr>
-        <w:pStyle w:val="NoSpacing"/>
-      </w:pPr>
-      <w:r>
-        <w:t>CLASS LevelOne INHERITS FROM LevelTemplate</w:t>
-      </w:r>
+      <w:proofErr w:type="spellEnd"/>
+      <w:r>
+        <w:t xml:space="preserve"> INHERITS FROM </w:t>
+      </w:r>
+      <w:proofErr w:type="spellStart"/>
+      <w:r>
+        <w:t>LevelTemplate</w:t>
+      </w:r>
+      <w:proofErr w:type="spellEnd"/>
     </w:p>
     <w:p>
       <w:pPr>
@@ -4837,31 +6379,60 @@
         <w:pStyle w:val="NoSpacing"/>
       </w:pPr>
       <w:r>
-        <w:t xml:space="preserve">        PROCEDURE reset_level</w:t>
-      </w:r>
-    </w:p>
-    <w:p>
-      <w:pPr>
-        <w:pStyle w:val="NoSpacing"/>
-      </w:pPr>
-      <w:r>
-        <w:t xml:space="preserve">            game_lost &lt;- FALSE</w:t>
-      </w:r>
-    </w:p>
-    <w:p>
-      <w:pPr>
-        <w:pStyle w:val="NoSpacing"/>
-      </w:pPr>
-      <w:r>
-        <w:t xml:space="preserve">            level_over &lt;- FALSE</w:t>
-      </w:r>
-    </w:p>
-    <w:p>
-      <w:pPr>
-        <w:pStyle w:val="NoSpacing"/>
-      </w:pPr>
-      <w:r>
-        <w:t xml:space="preserve">            level_end_time &lt;- -1</w:t>
+        <w:t xml:space="preserve">        PROCEDURE </w:t>
+      </w:r>
+      <w:proofErr w:type="spellStart"/>
+      <w:r>
+        <w:t>reset_level</w:t>
+      </w:r>
+      <w:proofErr w:type="spellEnd"/>
+    </w:p>
+    <w:p>
+      <w:pPr>
+        <w:pStyle w:val="NoSpacing"/>
+      </w:pPr>
+      <w:r>
+        <w:t xml:space="preserve">            </w:t>
+      </w:r>
+      <w:proofErr w:type="spellStart"/>
+      <w:r>
+        <w:t>game_lost</w:t>
+      </w:r>
+      <w:proofErr w:type="spellEnd"/>
+      <w:r>
+        <w:t xml:space="preserve"> &lt;- FALSE</w:t>
+      </w:r>
+    </w:p>
+    <w:p>
+      <w:pPr>
+        <w:pStyle w:val="NoSpacing"/>
+      </w:pPr>
+      <w:r>
+        <w:t xml:space="preserve">            </w:t>
+      </w:r>
+      <w:proofErr w:type="spellStart"/>
+      <w:r>
+        <w:t>level_over</w:t>
+      </w:r>
+      <w:proofErr w:type="spellEnd"/>
+      <w:r>
+        <w:t xml:space="preserve"> &lt;- FALSE</w:t>
+      </w:r>
+    </w:p>
+    <w:p>
+      <w:pPr>
+        <w:pStyle w:val="NoSpacing"/>
+      </w:pPr>
+      <w:r>
+        <w:t xml:space="preserve">            </w:t>
+      </w:r>
+      <w:proofErr w:type="spellStart"/>
+      <w:r>
+        <w:t>level_end_time</w:t>
+      </w:r>
+      <w:proofErr w:type="spellEnd"/>
+      <w:r>
+        <w:t xml:space="preserve"> &lt;- -1</w:t>
       </w:r>
     </w:p>
     <w:p>
@@ -4887,7 +6458,15 @@
         <w:pStyle w:val="NoSpacing"/>
       </w:pPr>
       <w:r>
-        <w:t xml:space="preserve">            clear all elements from game_balls vector</w:t>
+        <w:t xml:space="preserve">            clear all elements from </w:t>
+      </w:r>
+      <w:proofErr w:type="spellStart"/>
+      <w:r>
+        <w:t>game_balls</w:t>
+      </w:r>
+      <w:proofErr w:type="spellEnd"/>
+      <w:r>
+        <w:t xml:space="preserve"> vector</w:t>
       </w:r>
     </w:p>
     <w:p>
@@ -4971,22 +6550,29 @@
         <w:pStyle w:val="NoSpacing"/>
       </w:pPr>
       <w:r>
-        <w:t>// This pseudocode can also be found in “</w:t>
-      </w:r>
+        <w:t>// This pseudocode can also be found in “LevelTwo.pseudo.txt”</w:t>
+      </w:r>
+    </w:p>
+    <w:p>
+      <w:pPr>
+        <w:pStyle w:val="NoSpacing"/>
+      </w:pPr>
+      <w:r>
+        <w:t xml:space="preserve">CLASS </w:t>
+      </w:r>
+      <w:proofErr w:type="spellStart"/>
       <w:r>
         <w:t>LevelTwo</w:t>
       </w:r>
-      <w:r>
-        <w:t>.pseudo.txt”</w:t>
-      </w:r>
-    </w:p>
-    <w:p>
-      <w:pPr>
-        <w:pStyle w:val="NoSpacing"/>
-      </w:pPr>
-      <w:r>
-        <w:t>CLASS LevelTwo INHERITS FROM LevelTemplate</w:t>
-      </w:r>
+      <w:proofErr w:type="spellEnd"/>
+      <w:r>
+        <w:t xml:space="preserve"> INHERITS FROM </w:t>
+      </w:r>
+      <w:proofErr w:type="spellStart"/>
+      <w:r>
+        <w:t>LevelTemplate</w:t>
+      </w:r>
+      <w:proofErr w:type="spellEnd"/>
     </w:p>
     <w:p>
       <w:pPr>
@@ -5009,29 +6595,52 @@
         <w:pStyle w:val="NoSpacing"/>
       </w:pPr>
       <w:r>
-        <w:t xml:space="preserve">            DECLARE ball_diameter</w:t>
-      </w:r>
-    </w:p>
-    <w:p>
-      <w:pPr>
-        <w:pStyle w:val="NoSpacing"/>
-      </w:pPr>
-      <w:r>
-        <w:t xml:space="preserve">            ball_diameter &lt;- 2 * Registry ball_radius</w:t>
-      </w:r>
-    </w:p>
-    <w:p>
-      <w:pPr>
-        <w:pStyle w:val="NoSpacing"/>
-      </w:pPr>
-    </w:p>
-    <w:p>
-      <w:pPr>
-        <w:pStyle w:val="NoSpacing"/>
-      </w:pPr>
-      <w:r>
-        <w:t xml:space="preserve">            set vertical mass offset to -2 * ball_diameter</w:t>
-      </w:r>
+        <w:t xml:space="preserve">            DECLARE </w:t>
+      </w:r>
+      <w:proofErr w:type="spellStart"/>
+      <w:r>
+        <w:t>ball_diameter</w:t>
+      </w:r>
+      <w:proofErr w:type="spellEnd"/>
+    </w:p>
+    <w:p>
+      <w:pPr>
+        <w:pStyle w:val="NoSpacing"/>
+      </w:pPr>
+      <w:r>
+        <w:t xml:space="preserve">            </w:t>
+      </w:r>
+      <w:proofErr w:type="spellStart"/>
+      <w:r>
+        <w:t>ball_diameter</w:t>
+      </w:r>
+      <w:proofErr w:type="spellEnd"/>
+      <w:r>
+        <w:t xml:space="preserve"> &lt;- 2 * Registry </w:t>
+      </w:r>
+      <w:proofErr w:type="spellStart"/>
+      <w:r>
+        <w:t>ball_radius</w:t>
+      </w:r>
+      <w:proofErr w:type="spellEnd"/>
+    </w:p>
+    <w:p>
+      <w:pPr>
+        <w:pStyle w:val="NoSpacing"/>
+      </w:pPr>
+    </w:p>
+    <w:p>
+      <w:pPr>
+        <w:pStyle w:val="NoSpacing"/>
+      </w:pPr>
+      <w:r>
+        <w:t xml:space="preserve">            set vertical mass offset to -2 * </w:t>
+      </w:r>
+      <w:proofErr w:type="spellStart"/>
+      <w:r>
+        <w:t>ball_diameter</w:t>
+      </w:r>
+      <w:proofErr w:type="spellEnd"/>
     </w:p>
     <w:p>
       <w:pPr>
@@ -5094,52 +6703,99 @@
         <w:pStyle w:val="NoSpacing"/>
       </w:pPr>
       <w:r>
-        <w:t xml:space="preserve">        PROCEDURE reset_level</w:t>
-      </w:r>
-    </w:p>
-    <w:p>
-      <w:pPr>
-        <w:pStyle w:val="NoSpacing"/>
-      </w:pPr>
-      <w:r>
-        <w:t xml:space="preserve">            DECLARE ball_diameter</w:t>
-      </w:r>
-    </w:p>
-    <w:p>
-      <w:pPr>
-        <w:pStyle w:val="NoSpacing"/>
-      </w:pPr>
-      <w:r>
-        <w:t xml:space="preserve">            ball_diameter &lt;- 2 * Registry ball_radius</w:t>
-      </w:r>
-    </w:p>
-    <w:p>
-      <w:pPr>
-        <w:pStyle w:val="NoSpacing"/>
-      </w:pPr>
-    </w:p>
-    <w:p>
-      <w:pPr>
-        <w:pStyle w:val="NoSpacing"/>
-      </w:pPr>
-      <w:r>
-        <w:t xml:space="preserve">            game_lost &lt;- FALSE</w:t>
-      </w:r>
-    </w:p>
-    <w:p>
-      <w:pPr>
-        <w:pStyle w:val="NoSpacing"/>
-      </w:pPr>
-      <w:r>
-        <w:t xml:space="preserve">            level_over &lt;- FALSE</w:t>
-      </w:r>
-    </w:p>
-    <w:p>
-      <w:pPr>
-        <w:pStyle w:val="NoSpacing"/>
-      </w:pPr>
-      <w:r>
-        <w:t xml:space="preserve">            level_end_time &lt;- -1</w:t>
+        <w:t xml:space="preserve">        PROCEDURE </w:t>
+      </w:r>
+      <w:proofErr w:type="spellStart"/>
+      <w:r>
+        <w:t>reset_level</w:t>
+      </w:r>
+      <w:proofErr w:type="spellEnd"/>
+    </w:p>
+    <w:p>
+      <w:pPr>
+        <w:pStyle w:val="NoSpacing"/>
+      </w:pPr>
+      <w:r>
+        <w:t xml:space="preserve">            DECLARE </w:t>
+      </w:r>
+      <w:proofErr w:type="spellStart"/>
+      <w:r>
+        <w:t>ball_diameter</w:t>
+      </w:r>
+      <w:proofErr w:type="spellEnd"/>
+    </w:p>
+    <w:p>
+      <w:pPr>
+        <w:pStyle w:val="NoSpacing"/>
+      </w:pPr>
+      <w:r>
+        <w:t xml:space="preserve">            </w:t>
+      </w:r>
+      <w:proofErr w:type="spellStart"/>
+      <w:r>
+        <w:t>ball_diameter</w:t>
+      </w:r>
+      <w:proofErr w:type="spellEnd"/>
+      <w:r>
+        <w:t xml:space="preserve"> &lt;- 2 * Registry </w:t>
+      </w:r>
+      <w:proofErr w:type="spellStart"/>
+      <w:r>
+        <w:t>ball_radius</w:t>
+      </w:r>
+      <w:proofErr w:type="spellEnd"/>
+    </w:p>
+    <w:p>
+      <w:pPr>
+        <w:pStyle w:val="NoSpacing"/>
+      </w:pPr>
+    </w:p>
+    <w:p>
+      <w:pPr>
+        <w:pStyle w:val="NoSpacing"/>
+      </w:pPr>
+      <w:r>
+        <w:t xml:space="preserve">            </w:t>
+      </w:r>
+      <w:proofErr w:type="spellStart"/>
+      <w:r>
+        <w:t>game_lost</w:t>
+      </w:r>
+      <w:proofErr w:type="spellEnd"/>
+      <w:r>
+        <w:t xml:space="preserve"> &lt;- FALSE</w:t>
+      </w:r>
+    </w:p>
+    <w:p>
+      <w:pPr>
+        <w:pStyle w:val="NoSpacing"/>
+      </w:pPr>
+      <w:r>
+        <w:t xml:space="preserve">            </w:t>
+      </w:r>
+      <w:proofErr w:type="spellStart"/>
+      <w:r>
+        <w:t>level_over</w:t>
+      </w:r>
+      <w:proofErr w:type="spellEnd"/>
+      <w:r>
+        <w:t xml:space="preserve"> &lt;- FALSE</w:t>
+      </w:r>
+    </w:p>
+    <w:p>
+      <w:pPr>
+        <w:pStyle w:val="NoSpacing"/>
+      </w:pPr>
+      <w:r>
+        <w:t xml:space="preserve">            </w:t>
+      </w:r>
+      <w:proofErr w:type="spellStart"/>
+      <w:r>
+        <w:t>level_end_time</w:t>
+      </w:r>
+      <w:proofErr w:type="spellEnd"/>
+      <w:r>
+        <w:t xml:space="preserve"> &lt;- -1</w:t>
       </w:r>
     </w:p>
     <w:p>
@@ -5165,21 +6821,34 @@
         <w:pStyle w:val="NoSpacing"/>
       </w:pPr>
       <w:r>
-        <w:t xml:space="preserve">            clear all elements from game_balls vector</w:t>
-      </w:r>
-    </w:p>
-    <w:p>
-      <w:pPr>
-        <w:pStyle w:val="NoSpacing"/>
-      </w:pPr>
-    </w:p>
-    <w:p>
-      <w:pPr>
-        <w:pStyle w:val="NoSpacing"/>
-      </w:pPr>
-      <w:r>
-        <w:t xml:space="preserve">            set vertical mass offset to -2 * ball_diameter</w:t>
-      </w:r>
+        <w:t xml:space="preserve">            clear all elements from </w:t>
+      </w:r>
+      <w:proofErr w:type="spellStart"/>
+      <w:r>
+        <w:t>game_balls</w:t>
+      </w:r>
+      <w:proofErr w:type="spellEnd"/>
+      <w:r>
+        <w:t xml:space="preserve"> vector</w:t>
+      </w:r>
+    </w:p>
+    <w:p>
+      <w:pPr>
+        <w:pStyle w:val="NoSpacing"/>
+      </w:pPr>
+    </w:p>
+    <w:p>
+      <w:pPr>
+        <w:pStyle w:val="NoSpacing"/>
+      </w:pPr>
+      <w:r>
+        <w:t xml:space="preserve">            set vertical mass offset to -2 * </w:t>
+      </w:r>
+      <w:proofErr w:type="spellStart"/>
+      <w:r>
+        <w:t>ball_diameter</w:t>
+      </w:r>
+      <w:proofErr w:type="spellEnd"/>
     </w:p>
     <w:p>
       <w:pPr>
@@ -5257,13 +6926,7 @@
         <w:pStyle w:val="NoSpacing"/>
       </w:pPr>
       <w:r>
-        <w:t>// This pseudocode can also be found in “</w:t>
-      </w:r>
-      <w:r>
-        <w:t>Mass</w:t>
-      </w:r>
-      <w:r>
-        <w:t>.pseudo.txt”</w:t>
+        <w:t>// This pseudocode can also be found in “Mass.pseudo.txt”</w:t>
       </w:r>
     </w:p>
     <w:p>
@@ -5287,8 +6950,13 @@
         <w:pStyle w:val="NoSpacing"/>
       </w:pPr>
       <w:r>
-        <w:t xml:space="preserve">        mass_texture</w:t>
-      </w:r>
+        <w:t xml:space="preserve">        </w:t>
+      </w:r>
+      <w:proofErr w:type="spellStart"/>
+      <w:r>
+        <w:t>mass_texture</w:t>
+      </w:r>
+      <w:proofErr w:type="spellEnd"/>
     </w:p>
     <w:p>
       <w:pPr>
@@ -5303,7 +6971,15 @@
         <w:pStyle w:val="NoSpacing"/>
       </w:pPr>
       <w:r>
-        <w:t xml:space="preserve">        x_position &lt;- 0</w:t>
+        <w:t xml:space="preserve">        </w:t>
+      </w:r>
+      <w:proofErr w:type="spellStart"/>
+      <w:r>
+        <w:t>x_position</w:t>
+      </w:r>
+      <w:proofErr w:type="spellEnd"/>
+      <w:r>
+        <w:t xml:space="preserve"> &lt;- 0</w:t>
       </w:r>
     </w:p>
     <w:p>
@@ -5319,23 +6995,47 @@
         <w:pStyle w:val="NoSpacing"/>
       </w:pPr>
       <w:r>
-        <w:t xml:space="preserve">        mass_sprite_x_size &lt;- 0</w:t>
-      </w:r>
-    </w:p>
-    <w:p>
-      <w:pPr>
-        <w:pStyle w:val="NoSpacing"/>
-      </w:pPr>
-      <w:r>
-        <w:t xml:space="preserve">        mass_sprite_y_size &lt;- 0</w:t>
-      </w:r>
-    </w:p>
-    <w:p>
-      <w:pPr>
-        <w:pStyle w:val="NoSpacing"/>
-      </w:pPr>
-      <w:r>
-        <w:t xml:space="preserve">        vertical_offset &lt;- 0</w:t>
+        <w:t xml:space="preserve">        </w:t>
+      </w:r>
+      <w:proofErr w:type="spellStart"/>
+      <w:r>
+        <w:t>mass_sprite_x_size</w:t>
+      </w:r>
+      <w:proofErr w:type="spellEnd"/>
+      <w:r>
+        <w:t xml:space="preserve"> &lt;- 0</w:t>
+      </w:r>
+    </w:p>
+    <w:p>
+      <w:pPr>
+        <w:pStyle w:val="NoSpacing"/>
+      </w:pPr>
+      <w:r>
+        <w:t xml:space="preserve">        </w:t>
+      </w:r>
+      <w:proofErr w:type="spellStart"/>
+      <w:r>
+        <w:t>mass_sprite_y_size</w:t>
+      </w:r>
+      <w:proofErr w:type="spellEnd"/>
+      <w:r>
+        <w:t xml:space="preserve"> &lt;- 0</w:t>
+      </w:r>
+    </w:p>
+    <w:p>
+      <w:pPr>
+        <w:pStyle w:val="NoSpacing"/>
+      </w:pPr>
+      <w:r>
+        <w:t xml:space="preserve">        </w:t>
+      </w:r>
+      <w:proofErr w:type="spellStart"/>
+      <w:r>
+        <w:t>vertical_offset</w:t>
+      </w:r>
+      <w:proofErr w:type="spellEnd"/>
+      <w:r>
+        <w:t xml:space="preserve"> &lt;- 0</w:t>
       </w:r>
     </w:p>
     <w:p>
@@ -5351,23 +7051,44 @@
         <w:pStyle w:val="NoSpacing"/>
       </w:pPr>
       <w:r>
-        <w:t xml:space="preserve">        mass_texture_file_path</w:t>
-      </w:r>
-    </w:p>
-    <w:p>
-      <w:pPr>
-        <w:pStyle w:val="NoSpacing"/>
-      </w:pPr>
-      <w:r>
-        <w:t xml:space="preserve">        first_load &lt;- TRUE</w:t>
-      </w:r>
-    </w:p>
-    <w:p>
-      <w:pPr>
-        <w:pStyle w:val="NoSpacing"/>
-      </w:pPr>
-      <w:r>
-        <w:t xml:space="preserve">        is_falling &lt;- TRUE</w:t>
+        <w:t xml:space="preserve">        </w:t>
+      </w:r>
+      <w:proofErr w:type="spellStart"/>
+      <w:r>
+        <w:t>mass_texture_file_path</w:t>
+      </w:r>
+      <w:proofErr w:type="spellEnd"/>
+    </w:p>
+    <w:p>
+      <w:pPr>
+        <w:pStyle w:val="NoSpacing"/>
+      </w:pPr>
+      <w:r>
+        <w:t xml:space="preserve">        </w:t>
+      </w:r>
+      <w:proofErr w:type="spellStart"/>
+      <w:r>
+        <w:t>first_load</w:t>
+      </w:r>
+      <w:proofErr w:type="spellEnd"/>
+      <w:r>
+        <w:t xml:space="preserve"> &lt;- TRUE</w:t>
+      </w:r>
+    </w:p>
+    <w:p>
+      <w:pPr>
+        <w:pStyle w:val="NoSpacing"/>
+      </w:pPr>
+      <w:r>
+        <w:t xml:space="preserve">        </w:t>
+      </w:r>
+      <w:proofErr w:type="spellStart"/>
+      <w:r>
+        <w:t>is_falling</w:t>
+      </w:r>
+      <w:proofErr w:type="spellEnd"/>
+      <w:r>
+        <w:t xml:space="preserve"> &lt;- TRUE</w:t>
       </w:r>
     </w:p>
     <w:p>
@@ -5396,23 +7117,55 @@
         <w:pStyle w:val="NoSpacing"/>
       </w:pPr>
       <w:r>
-        <w:t xml:space="preserve">            DECLARE mass_texture_path_components AS a one-dimensional array of 4 elements</w:t>
-      </w:r>
-    </w:p>
-    <w:p>
-      <w:pPr>
-        <w:pStyle w:val="NoSpacing"/>
-      </w:pPr>
-      <w:r>
-        <w:t xml:space="preserve">            mass_texture_path_components &lt;- ["resources", "images", "anvil.png"]</w:t>
-      </w:r>
-    </w:p>
-    <w:p>
-      <w:pPr>
-        <w:pStyle w:val="NoSpacing"/>
-      </w:pPr>
-      <w:r>
-        <w:t xml:space="preserve">            mass_texture_file_path &lt;- ARRAY_TO_PATH(mass_texture_path_components)</w:t>
+        <w:t xml:space="preserve">            DECLARE </w:t>
+      </w:r>
+      <w:proofErr w:type="spellStart"/>
+      <w:r>
+        <w:t>mass_texture_path_components</w:t>
+      </w:r>
+      <w:proofErr w:type="spellEnd"/>
+      <w:r>
+        <w:t xml:space="preserve"> AS a one-dimensional array of 4 elements</w:t>
+      </w:r>
+    </w:p>
+    <w:p>
+      <w:pPr>
+        <w:pStyle w:val="NoSpacing"/>
+      </w:pPr>
+      <w:r>
+        <w:t xml:space="preserve">            </w:t>
+      </w:r>
+      <w:proofErr w:type="spellStart"/>
+      <w:r>
+        <w:t>mass_texture_path_components</w:t>
+      </w:r>
+      <w:proofErr w:type="spellEnd"/>
+      <w:r>
+        <w:t xml:space="preserve"> &lt;- ["resources", "images", "anvil.png"]</w:t>
+      </w:r>
+    </w:p>
+    <w:p>
+      <w:pPr>
+        <w:pStyle w:val="NoSpacing"/>
+      </w:pPr>
+      <w:r>
+        <w:t xml:space="preserve">            </w:t>
+      </w:r>
+      <w:proofErr w:type="spellStart"/>
+      <w:r>
+        <w:t>mass_texture_file_path</w:t>
+      </w:r>
+      <w:proofErr w:type="spellEnd"/>
+      <w:r>
+        <w:t xml:space="preserve"> &lt;- ARRAY_TO_PATH(</w:t>
+      </w:r>
+      <w:proofErr w:type="spellStart"/>
+      <w:r>
+        <w:t>mass_texture_path_components</w:t>
+      </w:r>
+      <w:proofErr w:type="spellEnd"/>
+      <w:r>
+        <w:t>)</w:t>
       </w:r>
     </w:p>
     <w:p>
@@ -5434,8 +7187,13 @@
       </w:pPr>
       <w:r>
         <w:lastRenderedPageBreak/>
-        <w:t xml:space="preserve">        FUNCTION get_game_ceiling</w:t>
-      </w:r>
+        <w:t xml:space="preserve">        FUNCTION </w:t>
+      </w:r>
+      <w:proofErr w:type="spellStart"/>
+      <w:r>
+        <w:t>get_game_ceiling</w:t>
+      </w:r>
+      <w:proofErr w:type="spellEnd"/>
     </w:p>
     <w:p>
       <w:pPr>
@@ -5463,16 +7221,26 @@
         <w:pStyle w:val="NoSpacing"/>
       </w:pPr>
       <w:r>
-        <w:t xml:space="preserve">        FUNCTION get_x_position</w:t>
-      </w:r>
-    </w:p>
-    <w:p>
-      <w:pPr>
-        <w:pStyle w:val="NoSpacing"/>
-      </w:pPr>
-      <w:r>
-        <w:t xml:space="preserve">            RETURN x_position</w:t>
-      </w:r>
+        <w:t xml:space="preserve">        FUNCTION </w:t>
+      </w:r>
+      <w:proofErr w:type="spellStart"/>
+      <w:r>
+        <w:t>get_x_position</w:t>
+      </w:r>
+      <w:proofErr w:type="spellEnd"/>
+    </w:p>
+    <w:p>
+      <w:pPr>
+        <w:pStyle w:val="NoSpacing"/>
+      </w:pPr>
+      <w:r>
+        <w:t xml:space="preserve">            RETURN </w:t>
+      </w:r>
+      <w:proofErr w:type="spellStart"/>
+      <w:r>
+        <w:t>x_position</w:t>
+      </w:r>
+      <w:proofErr w:type="spellEnd"/>
     </w:p>
     <w:p>
       <w:pPr>
@@ -5492,8 +7260,13 @@
         <w:pStyle w:val="NoSpacing"/>
       </w:pPr>
       <w:r>
-        <w:t xml:space="preserve">        FUNCTION get_y_position</w:t>
-      </w:r>
+        <w:t xml:space="preserve">        FUNCTION </w:t>
+      </w:r>
+      <w:proofErr w:type="spellStart"/>
+      <w:r>
+        <w:t>get_y_position</w:t>
+      </w:r>
+      <w:proofErr w:type="spellEnd"/>
     </w:p>
     <w:p>
       <w:pPr>
@@ -5550,8 +7323,13 @@
         <w:pStyle w:val="NoSpacing"/>
       </w:pPr>
       <w:r>
-        <w:t xml:space="preserve">        FUNCTION get_height</w:t>
-      </w:r>
+        <w:t xml:space="preserve">        FUNCTION </w:t>
+      </w:r>
+      <w:proofErr w:type="spellStart"/>
+      <w:r>
+        <w:t>get_height</w:t>
+      </w:r>
+      <w:proofErr w:type="spellEnd"/>
     </w:p>
     <w:p>
       <w:pPr>
@@ -5579,15 +7357,31 @@
         <w:pStyle w:val="NoSpacing"/>
       </w:pPr>
       <w:r>
-        <w:t xml:space="preserve">        PROCEDURE set_vertical_offset(offset)</w:t>
-      </w:r>
-    </w:p>
-    <w:p>
-      <w:pPr>
-        <w:pStyle w:val="NoSpacing"/>
-      </w:pPr>
-      <w:r>
-        <w:t xml:space="preserve">            vertical_offset &lt;- offset</w:t>
+        <w:t xml:space="preserve">        PROCEDURE </w:t>
+      </w:r>
+      <w:proofErr w:type="spellStart"/>
+      <w:r>
+        <w:t>set_vertical_offset</w:t>
+      </w:r>
+      <w:proofErr w:type="spellEnd"/>
+      <w:r>
+        <w:t>(offset)</w:t>
+      </w:r>
+    </w:p>
+    <w:p>
+      <w:pPr>
+        <w:pStyle w:val="NoSpacing"/>
+      </w:pPr>
+      <w:r>
+        <w:t xml:space="preserve">            </w:t>
+      </w:r>
+      <w:proofErr w:type="spellStart"/>
+      <w:r>
+        <w:t>vertical_offset</w:t>
+      </w:r>
+      <w:proofErr w:type="spellEnd"/>
+      <w:r>
+        <w:t xml:space="preserve"> &lt;- offset</w:t>
       </w:r>
     </w:p>
     <w:p>
@@ -5645,28 +7439,70 @@
         <w:pStyle w:val="NoSpacing"/>
       </w:pPr>
       <w:r>
-        <w:t xml:space="preserve">            DECLARE x_scale</w:t>
-      </w:r>
-    </w:p>
-    <w:p>
-      <w:pPr>
-        <w:pStyle w:val="NoSpacing"/>
-      </w:pPr>
-      <w:r>
-        <w:t xml:space="preserve">            x_scale &lt;- Registry window_size[1] / mass_sprite_x_size</w:t>
-      </w:r>
-    </w:p>
-    <w:p>
-      <w:pPr>
-        <w:pStyle w:val="NoSpacing"/>
-      </w:pPr>
-    </w:p>
-    <w:p>
-      <w:pPr>
-        <w:pStyle w:val="NoSpacing"/>
-      </w:pPr>
-      <w:r>
-        <w:t xml:space="preserve">            set mass scale to (x_scale, x_scale)</w:t>
+        <w:t xml:space="preserve">            DECLARE </w:t>
+      </w:r>
+      <w:proofErr w:type="spellStart"/>
+      <w:r>
+        <w:t>x_scale</w:t>
+      </w:r>
+      <w:proofErr w:type="spellEnd"/>
+    </w:p>
+    <w:p>
+      <w:pPr>
+        <w:pStyle w:val="NoSpacing"/>
+      </w:pPr>
+      <w:r>
+        <w:t xml:space="preserve">            </w:t>
+      </w:r>
+      <w:proofErr w:type="spellStart"/>
+      <w:r>
+        <w:t>x_scale</w:t>
+      </w:r>
+      <w:proofErr w:type="spellEnd"/>
+      <w:r>
+        <w:t xml:space="preserve"> &lt;- Registry </w:t>
+      </w:r>
+      <w:proofErr w:type="spellStart"/>
+      <w:r>
+        <w:t>window_size</w:t>
+      </w:r>
+      <w:proofErr w:type="spellEnd"/>
+      <w:r>
+        <w:t xml:space="preserve">[1] / </w:t>
+      </w:r>
+      <w:proofErr w:type="spellStart"/>
+      <w:r>
+        <w:t>mass_sprite_x_size</w:t>
+      </w:r>
+      <w:proofErr w:type="spellEnd"/>
+    </w:p>
+    <w:p>
+      <w:pPr>
+        <w:pStyle w:val="NoSpacing"/>
+      </w:pPr>
+    </w:p>
+    <w:p>
+      <w:pPr>
+        <w:pStyle w:val="NoSpacing"/>
+      </w:pPr>
+      <w:r>
+        <w:t xml:space="preserve">            set mass scale to (</w:t>
+      </w:r>
+      <w:proofErr w:type="spellStart"/>
+      <w:r>
+        <w:t>x_scale</w:t>
+      </w:r>
+      <w:proofErr w:type="spellEnd"/>
+      <w:r>
+        <w:t xml:space="preserve">, </w:t>
+      </w:r>
+      <w:proofErr w:type="spellStart"/>
+      <w:r>
+        <w:t>x_scale</w:t>
+      </w:r>
+      <w:proofErr w:type="spellEnd"/>
+      <w:r>
+        <w:t>)</w:t>
       </w:r>
     </w:p>
     <w:p>
@@ -5687,8 +7523,13 @@
         <w:pStyle w:val="NoSpacing"/>
       </w:pPr>
       <w:r>
-        <w:t xml:space="preserve">                y_position &lt;- -(mass sprite vertical size) + vertical_offset</w:t>
-      </w:r>
+        <w:t xml:space="preserve">                y_position &lt;- -(mass sprite vertical size) + </w:t>
+      </w:r>
+      <w:proofErr w:type="spellStart"/>
+      <w:r>
+        <w:t>vertical_offset</w:t>
+      </w:r>
+      <w:proofErr w:type="spellEnd"/>
     </w:p>
     <w:p>
       <w:pPr>
@@ -5708,7 +7549,23 @@
         <w:pStyle w:val="NoSpacing"/>
       </w:pPr>
       <w:r>
-        <w:t xml:space="preserve">            x_position &lt;- (Registry window_size[0] - (mass sprite horizontal size)) / 2</w:t>
+        <w:t xml:space="preserve">            </w:t>
+      </w:r>
+      <w:proofErr w:type="spellStart"/>
+      <w:r>
+        <w:t>x_position</w:t>
+      </w:r>
+      <w:proofErr w:type="spellEnd"/>
+      <w:r>
+        <w:t xml:space="preserve"> &lt;- (Registry </w:t>
+      </w:r>
+      <w:proofErr w:type="spellStart"/>
+      <w:r>
+        <w:t>window_size</w:t>
+      </w:r>
+      <w:proofErr w:type="spellEnd"/>
+      <w:r>
+        <w:t>[0] - (mass sprite horizontal size)) / 2</w:t>
       </w:r>
     </w:p>
     <w:p>
@@ -5729,7 +7586,23 @@
         <w:pStyle w:val="NoSpacing"/>
       </w:pPr>
       <w:r>
-        <w:t xml:space="preserve">                vertical_offset &lt;- vertical_offset + 1</w:t>
+        <w:t xml:space="preserve">                </w:t>
+      </w:r>
+      <w:proofErr w:type="spellStart"/>
+      <w:r>
+        <w:t>vertical_offset</w:t>
+      </w:r>
+      <w:proofErr w:type="spellEnd"/>
+      <w:r>
+        <w:t xml:space="preserve"> &lt;- </w:t>
+      </w:r>
+      <w:proofErr w:type="spellStart"/>
+      <w:r>
+        <w:t>vertical_offset</w:t>
+      </w:r>
+      <w:proofErr w:type="spellEnd"/>
+      <w:r>
+        <w:t xml:space="preserve"> + 1</w:t>
       </w:r>
     </w:p>
     <w:p>
@@ -5790,7 +7663,15 @@
         <w:pStyle w:val="NoSpacing"/>
       </w:pPr>
       <w:r>
-        <w:t xml:space="preserve">            set mass position to (x_position, y_position)</w:t>
+        <w:t xml:space="preserve">            set mass position to (</w:t>
+      </w:r>
+      <w:proofErr w:type="spellStart"/>
+      <w:r>
+        <w:t>x_position</w:t>
+      </w:r>
+      <w:proofErr w:type="spellEnd"/>
+      <w:r>
+        <w:t>, y_position)</w:t>
       </w:r>
     </w:p>
     <w:p>
@@ -5828,15 +7709,31 @@
         <w:pStyle w:val="NoSpacing"/>
       </w:pPr>
       <w:r>
-        <w:t xml:space="preserve">            vertical_offset &lt;- 0</w:t>
-      </w:r>
-    </w:p>
-    <w:p>
-      <w:pPr>
-        <w:pStyle w:val="NoSpacing"/>
-      </w:pPr>
-      <w:r>
-        <w:t xml:space="preserve">            is_falling &lt;- TRUE</w:t>
+        <w:t xml:space="preserve">            </w:t>
+      </w:r>
+      <w:proofErr w:type="spellStart"/>
+      <w:r>
+        <w:t>vertical_offset</w:t>
+      </w:r>
+      <w:proofErr w:type="spellEnd"/>
+      <w:r>
+        <w:t xml:space="preserve"> &lt;- 0</w:t>
+      </w:r>
+    </w:p>
+    <w:p>
+      <w:pPr>
+        <w:pStyle w:val="NoSpacing"/>
+      </w:pPr>
+      <w:r>
+        <w:t xml:space="preserve">            </w:t>
+      </w:r>
+      <w:proofErr w:type="spellStart"/>
+      <w:r>
+        <w:t>is_falling</w:t>
+      </w:r>
+      <w:proofErr w:type="spellEnd"/>
+      <w:r>
+        <w:t xml:space="preserve"> &lt;- TRUE</w:t>
       </w:r>
     </w:p>
     <w:p>
@@ -5865,8 +7762,21 @@
         <w:pStyle w:val="NoSpacing"/>
       </w:pPr>
       <w:r>
-        <w:t xml:space="preserve">            load mass_texture_file_path into mass_texture</w:t>
-      </w:r>
+        <w:t xml:space="preserve">            load </w:t>
+      </w:r>
+      <w:proofErr w:type="spellStart"/>
+      <w:r>
+        <w:t>mass_texture_file_path</w:t>
+      </w:r>
+      <w:proofErr w:type="spellEnd"/>
+      <w:r>
+        <w:t xml:space="preserve"> into </w:t>
+      </w:r>
+      <w:proofErr w:type="spellStart"/>
+      <w:r>
+        <w:t>mass_texture</w:t>
+      </w:r>
+      <w:proofErr w:type="spellEnd"/>
     </w:p>
     <w:p>
       <w:pPr>
@@ -5886,8 +7796,13 @@
         <w:pStyle w:val="NoSpacing"/>
       </w:pPr>
       <w:r>
-        <w:t xml:space="preserve">            set the mass sprite texture to mass_texture</w:t>
-      </w:r>
+        <w:t xml:space="preserve">            set the mass sprite texture to </w:t>
+      </w:r>
+      <w:proofErr w:type="spellStart"/>
+      <w:r>
+        <w:t>mass_texture</w:t>
+      </w:r>
+      <w:proofErr w:type="spellEnd"/>
     </w:p>
     <w:p>
       <w:pPr>
@@ -5907,15 +7822,31 @@
         <w:pStyle w:val="NoSpacing"/>
       </w:pPr>
       <w:r>
-        <w:t xml:space="preserve">                mass_sprite_x_size &lt;- get mass sprite horizontal size</w:t>
-      </w:r>
-    </w:p>
-    <w:p>
-      <w:pPr>
-        <w:pStyle w:val="NoSpacing"/>
-      </w:pPr>
-      <w:r>
-        <w:t xml:space="preserve">                mass_sprite_y_size &lt;- get mass sprite vertical size</w:t>
+        <w:t xml:space="preserve">                </w:t>
+      </w:r>
+      <w:proofErr w:type="spellStart"/>
+      <w:r>
+        <w:t>mass_sprite_x_size</w:t>
+      </w:r>
+      <w:proofErr w:type="spellEnd"/>
+      <w:r>
+        <w:t xml:space="preserve"> &lt;- get mass sprite horizontal size</w:t>
+      </w:r>
+    </w:p>
+    <w:p>
+      <w:pPr>
+        <w:pStyle w:val="NoSpacing"/>
+      </w:pPr>
+      <w:r>
+        <w:t xml:space="preserve">                </w:t>
+      </w:r>
+      <w:proofErr w:type="spellStart"/>
+      <w:r>
+        <w:t>mass_sprite_y_size</w:t>
+      </w:r>
+      <w:proofErr w:type="spellEnd"/>
+      <w:r>
+        <w:t xml:space="preserve"> &lt;- get mass sprite vertical size</w:t>
       </w:r>
     </w:p>
     <w:p>
@@ -5931,15 +7862,47 @@
         <w:pStyle w:val="NoSpacing"/>
       </w:pPr>
       <w:r>
-        <w:t xml:space="preserve">                x_position &lt;- (Registry window_size[0] - mass_sprite_x_size) / 2</w:t>
-      </w:r>
-    </w:p>
-    <w:p>
-      <w:pPr>
-        <w:pStyle w:val="NoSpacing"/>
-      </w:pPr>
-      <w:r>
-        <w:t xml:space="preserve">                first_load &lt;- FALSE</w:t>
+        <w:t xml:space="preserve">                </w:t>
+      </w:r>
+      <w:proofErr w:type="spellStart"/>
+      <w:r>
+        <w:t>x_position</w:t>
+      </w:r>
+      <w:proofErr w:type="spellEnd"/>
+      <w:r>
+        <w:t xml:space="preserve"> &lt;- (Registry </w:t>
+      </w:r>
+      <w:proofErr w:type="spellStart"/>
+      <w:r>
+        <w:t>window_size</w:t>
+      </w:r>
+      <w:proofErr w:type="spellEnd"/>
+      <w:r>
+        <w:t xml:space="preserve">[0] - </w:t>
+      </w:r>
+      <w:proofErr w:type="spellStart"/>
+      <w:r>
+        <w:t>mass_sprite_x_size</w:t>
+      </w:r>
+      <w:proofErr w:type="spellEnd"/>
+      <w:r>
+        <w:t>) / 2</w:t>
+      </w:r>
+    </w:p>
+    <w:p>
+      <w:pPr>
+        <w:pStyle w:val="NoSpacing"/>
+      </w:pPr>
+      <w:r>
+        <w:t xml:space="preserve">                </w:t>
+      </w:r>
+      <w:proofErr w:type="spellStart"/>
+      <w:r>
+        <w:t>first_load</w:t>
+      </w:r>
+      <w:proofErr w:type="spellEnd"/>
+      <w:r>
+        <w:t xml:space="preserve"> &lt;- FALSE</w:t>
       </w:r>
     </w:p>
     <w:p>
@@ -5997,24 +7960,39 @@
         <w:pStyle w:val="NoSpacing"/>
       </w:pPr>
       <w:r>
-        <w:t xml:space="preserve">            DECLARE new_mass_texture</w:t>
-      </w:r>
-    </w:p>
-    <w:p>
-      <w:pPr>
-        <w:pStyle w:val="NoSpacing"/>
-      </w:pPr>
-      <w:r>
-        <w:t xml:space="preserve">            set mass sprites texture to new_mass_texture</w:t>
-      </w:r>
-    </w:p>
-    <w:p>
-      <w:pPr>
-        <w:pStyle w:val="NoSpacing"/>
-      </w:pPr>
-      <w:r>
-        <w:t xml:space="preserve">            set mass texture to new_mass_texture</w:t>
-      </w:r>
+        <w:t xml:space="preserve">            DECLARE </w:t>
+      </w:r>
+      <w:proofErr w:type="spellStart"/>
+      <w:r>
+        <w:t>new_mass_texture</w:t>
+      </w:r>
+      <w:proofErr w:type="spellEnd"/>
+    </w:p>
+    <w:p>
+      <w:pPr>
+        <w:pStyle w:val="NoSpacing"/>
+      </w:pPr>
+      <w:r>
+        <w:t xml:space="preserve">            set mass sprites texture to </w:t>
+      </w:r>
+      <w:proofErr w:type="spellStart"/>
+      <w:r>
+        <w:t>new_mass_texture</w:t>
+      </w:r>
+      <w:proofErr w:type="spellEnd"/>
+    </w:p>
+    <w:p>
+      <w:pPr>
+        <w:pStyle w:val="NoSpacing"/>
+      </w:pPr>
+      <w:r>
+        <w:t xml:space="preserve">            set mass texture to </w:t>
+      </w:r>
+      <w:proofErr w:type="spellStart"/>
+      <w:r>
+        <w:t>new_mass_texture</w:t>
+      </w:r>
+      <w:proofErr w:type="spellEnd"/>
     </w:p>
     <w:p>
       <w:pPr>
@@ -6034,16 +8012,45 @@
         <w:pStyle w:val="NoSpacing"/>
       </w:pPr>
       <w:r>
-        <w:t xml:space="preserve">        PROCEDURE set_is_falling(is_falling)</w:t>
-      </w:r>
-    </w:p>
-    <w:p>
-      <w:pPr>
-        <w:pStyle w:val="NoSpacing"/>
-      </w:pPr>
-      <w:r>
-        <w:t xml:space="preserve">            Mass is_falling &lt;- is_falling</w:t>
-      </w:r>
+        <w:t xml:space="preserve">        PROCEDURE </w:t>
+      </w:r>
+      <w:proofErr w:type="spellStart"/>
+      <w:r>
+        <w:t>set_is_falling</w:t>
+      </w:r>
+      <w:proofErr w:type="spellEnd"/>
+      <w:r>
+        <w:t>(</w:t>
+      </w:r>
+      <w:proofErr w:type="spellStart"/>
+      <w:r>
+        <w:t>is_falling</w:t>
+      </w:r>
+      <w:proofErr w:type="spellEnd"/>
+      <w:r>
+        <w:t>)</w:t>
+      </w:r>
+    </w:p>
+    <w:p>
+      <w:pPr>
+        <w:pStyle w:val="NoSpacing"/>
+      </w:pPr>
+      <w:r>
+        <w:t xml:space="preserve">            Mass </w:t>
+      </w:r>
+      <w:proofErr w:type="spellStart"/>
+      <w:r>
+        <w:t>is_falling</w:t>
+      </w:r>
+      <w:proofErr w:type="spellEnd"/>
+      <w:r>
+        <w:t xml:space="preserve"> &lt;- </w:t>
+      </w:r>
+      <w:proofErr w:type="spellStart"/>
+      <w:r>
+        <w:t>is_falling</w:t>
+      </w:r>
+      <w:proofErr w:type="spellEnd"/>
     </w:p>
     <w:p>
       <w:pPr>
@@ -6063,7 +8070,15 @@
         <w:pStyle w:val="NoSpacing"/>
       </w:pPr>
       <w:r>
-        <w:t xml:space="preserve">        PROCEDURE set_y_position(y_position)</w:t>
+        <w:t xml:space="preserve">        PROCEDURE </w:t>
+      </w:r>
+      <w:proofErr w:type="spellStart"/>
+      <w:r>
+        <w:t>set_y_position</w:t>
+      </w:r>
+      <w:proofErr w:type="spellEnd"/>
+      <w:r>
+        <w:t>(y_position)</w:t>
       </w:r>
     </w:p>
     <w:p>
@@ -6108,13 +8123,7 @@
         <w:pStyle w:val="NoSpacing"/>
       </w:pPr>
       <w:r>
-        <w:t>// This pseudocode can also be found in “</w:t>
-      </w:r>
-      <w:r>
-        <w:t>Cannon</w:t>
-      </w:r>
-      <w:r>
-        <w:t>.pseudo.txt”</w:t>
+        <w:t>// This pseudocode can also be found in “Cannon.pseudo.txt”</w:t>
       </w:r>
     </w:p>
     <w:p>
@@ -6138,16 +8147,29 @@
         <w:pStyle w:val="NoSpacing"/>
       </w:pPr>
       <w:r>
-        <w:t xml:space="preserve">        first_load &lt;- TRUE</w:t>
-      </w:r>
-    </w:p>
-    <w:p>
-      <w:pPr>
-        <w:pStyle w:val="NoSpacing"/>
-      </w:pPr>
-      <w:r>
-        <w:t xml:space="preserve">        cannon_texture</w:t>
-      </w:r>
+        <w:t xml:space="preserve">        </w:t>
+      </w:r>
+      <w:proofErr w:type="spellStart"/>
+      <w:r>
+        <w:t>first_load</w:t>
+      </w:r>
+      <w:proofErr w:type="spellEnd"/>
+      <w:r>
+        <w:t xml:space="preserve"> &lt;- TRUE</w:t>
+      </w:r>
+    </w:p>
+    <w:p>
+      <w:pPr>
+        <w:pStyle w:val="NoSpacing"/>
+      </w:pPr>
+      <w:r>
+        <w:t xml:space="preserve">        </w:t>
+      </w:r>
+      <w:proofErr w:type="spellStart"/>
+      <w:r>
+        <w:t>cannon_texture</w:t>
+      </w:r>
+      <w:proofErr w:type="spellEnd"/>
     </w:p>
     <w:p>
       <w:pPr>
@@ -6170,23 +8192,47 @@
         <w:pStyle w:val="NoSpacing"/>
       </w:pPr>
       <w:r>
-        <w:t xml:space="preserve">        unrotated_cannon_height &lt;- 0</w:t>
-      </w:r>
-    </w:p>
-    <w:p>
-      <w:pPr>
-        <w:pStyle w:val="NoSpacing"/>
-      </w:pPr>
-      <w:r>
-        <w:t xml:space="preserve">        cannon_x_position &lt;- 0</w:t>
-      </w:r>
-    </w:p>
-    <w:p>
-      <w:pPr>
-        <w:pStyle w:val="NoSpacing"/>
-      </w:pPr>
-      <w:r>
-        <w:t xml:space="preserve">        cannon_y_position &lt;- 0</w:t>
+        <w:t xml:space="preserve">        </w:t>
+      </w:r>
+      <w:proofErr w:type="spellStart"/>
+      <w:r>
+        <w:t>unrotated_cannon_height</w:t>
+      </w:r>
+      <w:proofErr w:type="spellEnd"/>
+      <w:r>
+        <w:t xml:space="preserve"> &lt;- 0</w:t>
+      </w:r>
+    </w:p>
+    <w:p>
+      <w:pPr>
+        <w:pStyle w:val="NoSpacing"/>
+      </w:pPr>
+      <w:r>
+        <w:t xml:space="preserve">        </w:t>
+      </w:r>
+      <w:proofErr w:type="spellStart"/>
+      <w:r>
+        <w:t>cannon_x_position</w:t>
+      </w:r>
+      <w:proofErr w:type="spellEnd"/>
+      <w:r>
+        <w:t xml:space="preserve"> &lt;- 0</w:t>
+      </w:r>
+    </w:p>
+    <w:p>
+      <w:pPr>
+        <w:pStyle w:val="NoSpacing"/>
+      </w:pPr>
+      <w:r>
+        <w:t xml:space="preserve">        </w:t>
+      </w:r>
+      <w:proofErr w:type="spellStart"/>
+      <w:r>
+        <w:t>cannon_y_position</w:t>
+      </w:r>
+      <w:proofErr w:type="spellEnd"/>
+      <w:r>
+        <w:t xml:space="preserve"> &lt;- 0</w:t>
       </w:r>
     </w:p>
     <w:p>
@@ -6203,8 +8249,13 @@
         <w:pStyle w:val="NoSpacing"/>
       </w:pPr>
       <w:r>
-        <w:t xml:space="preserve">        cannon_texture_file_path</w:t>
-      </w:r>
+        <w:t xml:space="preserve">        </w:t>
+      </w:r>
+      <w:proofErr w:type="spellStart"/>
+      <w:r>
+        <w:t>cannon_texture_file_path</w:t>
+      </w:r>
+      <w:proofErr w:type="spellEnd"/>
     </w:p>
     <w:p>
       <w:pPr>
@@ -6232,23 +8283,55 @@
         <w:pStyle w:val="NoSpacing"/>
       </w:pPr>
       <w:r>
-        <w:t xml:space="preserve">            DECLARE cannon_texture_path_components AS a one-dimensional array of 4 elements</w:t>
-      </w:r>
-    </w:p>
-    <w:p>
-      <w:pPr>
-        <w:pStyle w:val="NoSpacing"/>
-      </w:pPr>
-      <w:r>
-        <w:t xml:space="preserve">            cannon_texture_path_components &lt;- ["resources", "images", "cannon.png"]</w:t>
-      </w:r>
-    </w:p>
-    <w:p>
-      <w:pPr>
-        <w:pStyle w:val="NoSpacing"/>
-      </w:pPr>
-      <w:r>
-        <w:t xml:space="preserve">            cannon_texture_file_path &lt;- ARRAY_TO_PATH(cannon_texture_path_components)</w:t>
+        <w:t xml:space="preserve">            DECLARE </w:t>
+      </w:r>
+      <w:proofErr w:type="spellStart"/>
+      <w:r>
+        <w:t>cannon_texture_path_components</w:t>
+      </w:r>
+      <w:proofErr w:type="spellEnd"/>
+      <w:r>
+        <w:t xml:space="preserve"> AS a one-dimensional array of 4 elements</w:t>
+      </w:r>
+    </w:p>
+    <w:p>
+      <w:pPr>
+        <w:pStyle w:val="NoSpacing"/>
+      </w:pPr>
+      <w:r>
+        <w:t xml:space="preserve">            </w:t>
+      </w:r>
+      <w:proofErr w:type="spellStart"/>
+      <w:r>
+        <w:t>cannon_texture_path_components</w:t>
+      </w:r>
+      <w:proofErr w:type="spellEnd"/>
+      <w:r>
+        <w:t xml:space="preserve"> &lt;- ["resources", "images", "cannon.png"]</w:t>
+      </w:r>
+    </w:p>
+    <w:p>
+      <w:pPr>
+        <w:pStyle w:val="NoSpacing"/>
+      </w:pPr>
+      <w:r>
+        <w:t xml:space="preserve">            </w:t>
+      </w:r>
+      <w:proofErr w:type="spellStart"/>
+      <w:r>
+        <w:t>cannon_texture_file_path</w:t>
+      </w:r>
+      <w:proofErr w:type="spellEnd"/>
+      <w:r>
+        <w:t xml:space="preserve"> &lt;- ARRAY_TO_PATH(</w:t>
+      </w:r>
+      <w:proofErr w:type="spellStart"/>
+      <w:r>
+        <w:t>cannon_texture_path_components</w:t>
+      </w:r>
+      <w:proofErr w:type="spellEnd"/>
+      <w:r>
+        <w:t>)</w:t>
       </w:r>
     </w:p>
     <w:p>
@@ -6269,36 +8352,110 @@
         <w:pStyle w:val="NoSpacing"/>
       </w:pPr>
       <w:r>
-        <w:t xml:space="preserve">        PROCEDURE set_position(new_x, new_y, game_balls)</w:t>
-      </w:r>
-    </w:p>
-    <w:p>
-      <w:pPr>
-        <w:pStyle w:val="NoSpacing"/>
-      </w:pPr>
-      <w:r>
-        <w:t xml:space="preserve">            cannon_x_position &lt;- new_x</w:t>
-      </w:r>
-    </w:p>
-    <w:p>
-      <w:pPr>
-        <w:pStyle w:val="NoSpacing"/>
-      </w:pPr>
-      <w:r>
-        <w:t xml:space="preserve">            cannon_y_position &lt;- new_y</w:t>
-      </w:r>
-    </w:p>
-    <w:p>
-      <w:pPr>
-        <w:pStyle w:val="NoSpacing"/>
-      </w:pPr>
-    </w:p>
-    <w:p>
-      <w:pPr>
-        <w:pStyle w:val="NoSpacing"/>
-      </w:pPr>
-      <w:r>
-        <w:t xml:space="preserve">            set cannon position to (new_x, new_y)</w:t>
+        <w:t xml:space="preserve">        PROCEDURE </w:t>
+      </w:r>
+      <w:proofErr w:type="spellStart"/>
+      <w:r>
+        <w:t>set_position</w:t>
+      </w:r>
+      <w:proofErr w:type="spellEnd"/>
+      <w:r>
+        <w:t>(</w:t>
+      </w:r>
+      <w:proofErr w:type="spellStart"/>
+      <w:r>
+        <w:t>new_x</w:t>
+      </w:r>
+      <w:proofErr w:type="spellEnd"/>
+      <w:r>
+        <w:t xml:space="preserve">, </w:t>
+      </w:r>
+      <w:proofErr w:type="spellStart"/>
+      <w:r>
+        <w:t>new_y</w:t>
+      </w:r>
+      <w:proofErr w:type="spellEnd"/>
+      <w:r>
+        <w:t xml:space="preserve">, </w:t>
+      </w:r>
+      <w:proofErr w:type="spellStart"/>
+      <w:r>
+        <w:t>game_balls</w:t>
+      </w:r>
+      <w:proofErr w:type="spellEnd"/>
+      <w:r>
+        <w:t>)</w:t>
+      </w:r>
+    </w:p>
+    <w:p>
+      <w:pPr>
+        <w:pStyle w:val="NoSpacing"/>
+      </w:pPr>
+      <w:r>
+        <w:t xml:space="preserve">            </w:t>
+      </w:r>
+      <w:proofErr w:type="spellStart"/>
+      <w:r>
+        <w:t>cannon_x_position</w:t>
+      </w:r>
+      <w:proofErr w:type="spellEnd"/>
+      <w:r>
+        <w:t xml:space="preserve"> &lt;- </w:t>
+      </w:r>
+      <w:proofErr w:type="spellStart"/>
+      <w:r>
+        <w:t>new_x</w:t>
+      </w:r>
+      <w:proofErr w:type="spellEnd"/>
+    </w:p>
+    <w:p>
+      <w:pPr>
+        <w:pStyle w:val="NoSpacing"/>
+      </w:pPr>
+      <w:r>
+        <w:t xml:space="preserve">            </w:t>
+      </w:r>
+      <w:proofErr w:type="spellStart"/>
+      <w:r>
+        <w:t>cannon_y_position</w:t>
+      </w:r>
+      <w:proofErr w:type="spellEnd"/>
+      <w:r>
+        <w:t xml:space="preserve"> &lt;- </w:t>
+      </w:r>
+      <w:proofErr w:type="spellStart"/>
+      <w:r>
+        <w:t>new_y</w:t>
+      </w:r>
+      <w:proofErr w:type="spellEnd"/>
+    </w:p>
+    <w:p>
+      <w:pPr>
+        <w:pStyle w:val="NoSpacing"/>
+      </w:pPr>
+    </w:p>
+    <w:p>
+      <w:pPr>
+        <w:pStyle w:val="NoSpacing"/>
+      </w:pPr>
+      <w:r>
+        <w:t xml:space="preserve">            set cannon position to (</w:t>
+      </w:r>
+      <w:proofErr w:type="spellStart"/>
+      <w:r>
+        <w:t>new_x</w:t>
+      </w:r>
+      <w:proofErr w:type="spellEnd"/>
+      <w:r>
+        <w:t xml:space="preserve">, </w:t>
+      </w:r>
+      <w:proofErr w:type="spellStart"/>
+      <w:r>
+        <w:t>new_y</w:t>
+      </w:r>
+      <w:proofErr w:type="spellEnd"/>
+      <w:r>
+        <w:t>)</w:t>
       </w:r>
     </w:p>
     <w:p>
@@ -6319,15 +8476,55 @@
         <w:pStyle w:val="NoSpacing"/>
       </w:pPr>
       <w:r>
-        <w:t xml:space="preserve">                FOR i &lt;- 0 TO get size of game_balls - 2</w:t>
-      </w:r>
-    </w:p>
-    <w:p>
-      <w:pPr>
-        <w:pStyle w:val="NoSpacing"/>
-      </w:pPr>
-      <w:r>
-        <w:t xml:space="preserve">                    set game balls at index i to position (new_x, new_y)</w:t>
+        <w:t xml:space="preserve">                FOR </w:t>
+      </w:r>
+      <w:proofErr w:type="spellStart"/>
+      <w:r>
+        <w:t>i</w:t>
+      </w:r>
+      <w:proofErr w:type="spellEnd"/>
+      <w:r>
+        <w:t xml:space="preserve"> &lt;- 0 TO get size of </w:t>
+      </w:r>
+      <w:proofErr w:type="spellStart"/>
+      <w:r>
+        <w:t>game_balls</w:t>
+      </w:r>
+      <w:proofErr w:type="spellEnd"/>
+      <w:r>
+        <w:t xml:space="preserve"> - 2</w:t>
+      </w:r>
+    </w:p>
+    <w:p>
+      <w:pPr>
+        <w:pStyle w:val="NoSpacing"/>
+      </w:pPr>
+      <w:r>
+        <w:t xml:space="preserve">                    set game balls at index </w:t>
+      </w:r>
+      <w:proofErr w:type="spellStart"/>
+      <w:r>
+        <w:t>i</w:t>
+      </w:r>
+      <w:proofErr w:type="spellEnd"/>
+      <w:r>
+        <w:t xml:space="preserve"> to position (</w:t>
+      </w:r>
+      <w:proofErr w:type="spellStart"/>
+      <w:r>
+        <w:t>new_x</w:t>
+      </w:r>
+      <w:proofErr w:type="spellEnd"/>
+      <w:r>
+        <w:t xml:space="preserve">, </w:t>
+      </w:r>
+      <w:proofErr w:type="spellStart"/>
+      <w:r>
+        <w:t>new_y</w:t>
+      </w:r>
+      <w:proofErr w:type="spellEnd"/>
+      <w:r>
+        <w:t>)</w:t>
       </w:r>
     </w:p>
     <w:p>
@@ -6364,23 +8561,63 @@
         <w:pStyle w:val="NoSpacing"/>
       </w:pPr>
       <w:r>
-        <w:t xml:space="preserve">        PROCEDURE load_cannon_with_ball(game_balls)</w:t>
-      </w:r>
-    </w:p>
-    <w:p>
-      <w:pPr>
-        <w:pStyle w:val="NoSpacing"/>
-      </w:pPr>
-      <w:r>
-        <w:t xml:space="preserve">            DECLARE game_ball AS Ball WITH POSITION (cannon position)</w:t>
-      </w:r>
-    </w:p>
-    <w:p>
-      <w:pPr>
-        <w:pStyle w:val="NoSpacing"/>
-      </w:pPr>
-      <w:r>
-        <w:t xml:space="preserve">            add game_ball to the end of the game_balls vector</w:t>
+        <w:t xml:space="preserve">        PROCEDURE </w:t>
+      </w:r>
+      <w:proofErr w:type="spellStart"/>
+      <w:r>
+        <w:t>load_cannon_with_ball</w:t>
+      </w:r>
+      <w:proofErr w:type="spellEnd"/>
+      <w:r>
+        <w:t>(</w:t>
+      </w:r>
+      <w:proofErr w:type="spellStart"/>
+      <w:r>
+        <w:t>game_balls</w:t>
+      </w:r>
+      <w:proofErr w:type="spellEnd"/>
+      <w:r>
+        <w:t>)</w:t>
+      </w:r>
+    </w:p>
+    <w:p>
+      <w:pPr>
+        <w:pStyle w:val="NoSpacing"/>
+      </w:pPr>
+      <w:r>
+        <w:t xml:space="preserve">            DECLARE </w:t>
+      </w:r>
+      <w:proofErr w:type="spellStart"/>
+      <w:r>
+        <w:t>game_ball</w:t>
+      </w:r>
+      <w:proofErr w:type="spellEnd"/>
+      <w:r>
+        <w:t xml:space="preserve"> AS Ball WITH POSITION (cannon position)</w:t>
+      </w:r>
+    </w:p>
+    <w:p>
+      <w:pPr>
+        <w:pStyle w:val="NoSpacing"/>
+      </w:pPr>
+      <w:r>
+        <w:t xml:space="preserve">            add </w:t>
+      </w:r>
+      <w:proofErr w:type="spellStart"/>
+      <w:r>
+        <w:t>game_ball</w:t>
+      </w:r>
+      <w:proofErr w:type="spellEnd"/>
+      <w:r>
+        <w:t xml:space="preserve"> to the end of the </w:t>
+      </w:r>
+      <w:proofErr w:type="spellStart"/>
+      <w:r>
+        <w:t>game_balls</w:t>
+      </w:r>
+      <w:proofErr w:type="spellEnd"/>
+      <w:r>
+        <w:t xml:space="preserve"> vector</w:t>
       </w:r>
     </w:p>
     <w:p>
@@ -6401,44 +8638,86 @@
         <w:pStyle w:val="NoSpacing"/>
       </w:pPr>
       <w:r>
-        <w:t xml:space="preserve">        PROCEDURE compute(window, player_input, game_balls)</w:t>
-      </w:r>
-    </w:p>
-    <w:p>
-      <w:pPr>
-        <w:pStyle w:val="NoSpacing"/>
-      </w:pPr>
-      <w:r>
-        <w:t xml:space="preserve">            DECLARE cannon_width</w:t>
-      </w:r>
-    </w:p>
-    <w:p>
-      <w:pPr>
-        <w:pStyle w:val="NoSpacing"/>
-      </w:pPr>
-      <w:r>
-        <w:t xml:space="preserve">            cannon_width &lt;- get cannon sprite horizontal size</w:t>
-      </w:r>
-    </w:p>
-    <w:p>
-      <w:pPr>
-        <w:pStyle w:val="NoSpacing"/>
-      </w:pPr>
-    </w:p>
-    <w:p>
-      <w:pPr>
-        <w:pStyle w:val="NoSpacing"/>
-      </w:pPr>
-      <w:r>
-        <w:t xml:space="preserve">            DECLARE cannon_height</w:t>
-      </w:r>
-    </w:p>
-    <w:p>
-      <w:pPr>
-        <w:pStyle w:val="NoSpacing"/>
-      </w:pPr>
-      <w:r>
-        <w:t xml:space="preserve">            cannon_height &lt;- get cannon sprite vertical size</w:t>
+        <w:t xml:space="preserve">        PROCEDURE compute(window, </w:t>
+      </w:r>
+      <w:proofErr w:type="spellStart"/>
+      <w:r>
+        <w:t>player_input</w:t>
+      </w:r>
+      <w:proofErr w:type="spellEnd"/>
+      <w:r>
+        <w:t xml:space="preserve">, </w:t>
+      </w:r>
+      <w:proofErr w:type="spellStart"/>
+      <w:r>
+        <w:t>game_balls</w:t>
+      </w:r>
+      <w:proofErr w:type="spellEnd"/>
+      <w:r>
+        <w:t>)</w:t>
+      </w:r>
+    </w:p>
+    <w:p>
+      <w:pPr>
+        <w:pStyle w:val="NoSpacing"/>
+      </w:pPr>
+      <w:r>
+        <w:t xml:space="preserve">            DECLARE </w:t>
+      </w:r>
+      <w:proofErr w:type="spellStart"/>
+      <w:r>
+        <w:t>cannon_width</w:t>
+      </w:r>
+      <w:proofErr w:type="spellEnd"/>
+    </w:p>
+    <w:p>
+      <w:pPr>
+        <w:pStyle w:val="NoSpacing"/>
+      </w:pPr>
+      <w:r>
+        <w:t xml:space="preserve">            </w:t>
+      </w:r>
+      <w:proofErr w:type="spellStart"/>
+      <w:r>
+        <w:t>cannon_width</w:t>
+      </w:r>
+      <w:proofErr w:type="spellEnd"/>
+      <w:r>
+        <w:t xml:space="preserve"> &lt;- get cannon sprite horizontal size</w:t>
+      </w:r>
+    </w:p>
+    <w:p>
+      <w:pPr>
+        <w:pStyle w:val="NoSpacing"/>
+      </w:pPr>
+    </w:p>
+    <w:p>
+      <w:pPr>
+        <w:pStyle w:val="NoSpacing"/>
+      </w:pPr>
+      <w:r>
+        <w:t xml:space="preserve">            DECLARE </w:t>
+      </w:r>
+      <w:proofErr w:type="spellStart"/>
+      <w:r>
+        <w:t>cannon_height</w:t>
+      </w:r>
+      <w:proofErr w:type="spellEnd"/>
+    </w:p>
+    <w:p>
+      <w:pPr>
+        <w:pStyle w:val="NoSpacing"/>
+      </w:pPr>
+      <w:r>
+        <w:t xml:space="preserve">            </w:t>
+      </w:r>
+      <w:proofErr w:type="spellStart"/>
+      <w:r>
+        <w:t>cannon_height</w:t>
+      </w:r>
+      <w:proofErr w:type="spellEnd"/>
+      <w:r>
+        <w:t xml:space="preserve"> &lt;- get cannon sprite vertical size</w:t>
       </w:r>
     </w:p>
     <w:p>
@@ -6493,15 +8772,28 @@
         <w:pStyle w:val="NoSpacing"/>
       </w:pPr>
       <w:r>
-        <w:t xml:space="preserve">            DECLARE new_rotation</w:t>
-      </w:r>
-    </w:p>
-    <w:p>
-      <w:pPr>
-        <w:pStyle w:val="NoSpacing"/>
-      </w:pPr>
-      <w:r>
-        <w:t xml:space="preserve">            new_rotation &lt;- 90 + arctan(opposite / adjacent) * Constants RADIANS_TO_DEGREES_CONVERSION_CONSTANT</w:t>
+        <w:t xml:space="preserve">            DECLARE </w:t>
+      </w:r>
+      <w:proofErr w:type="spellStart"/>
+      <w:r>
+        <w:t>new_rotation</w:t>
+      </w:r>
+      <w:proofErr w:type="spellEnd"/>
+    </w:p>
+    <w:p>
+      <w:pPr>
+        <w:pStyle w:val="NoSpacing"/>
+      </w:pPr>
+      <w:r>
+        <w:t xml:space="preserve">            </w:t>
+      </w:r>
+      <w:proofErr w:type="spellStart"/>
+      <w:r>
+        <w:t>new_rotation</w:t>
+      </w:r>
+      <w:proofErr w:type="spellEnd"/>
+      <w:r>
+        <w:t xml:space="preserve"> &lt;- 90 + arctan(opposite / adjacent) * Constants RADIANS_TO_DEGREES_CONVERSION_CONSTANT</w:t>
       </w:r>
     </w:p>
     <w:p>
@@ -6522,8 +8814,13 @@
         <w:pStyle w:val="NoSpacing"/>
       </w:pPr>
       <w:r>
-        <w:t xml:space="preserve">                rotation &lt;- new_rotation</w:t>
-      </w:r>
+        <w:t xml:space="preserve">                rotation &lt;- </w:t>
+      </w:r>
+      <w:proofErr w:type="spellStart"/>
+      <w:r>
+        <w:t>new_rotation</w:t>
+      </w:r>
+      <w:proofErr w:type="spellEnd"/>
     </w:p>
     <w:p>
       <w:pPr>
@@ -6552,7 +8849,47 @@
       </w:pPr>
       <w:r>
         <w:lastRenderedPageBreak/>
-        <w:t xml:space="preserve">            set_position(Registry window_size[0] / 2, (Registry window_size) - unrotated_cannon_height / 2, game_balls)</w:t>
+        <w:t xml:space="preserve">            </w:t>
+      </w:r>
+      <w:proofErr w:type="spellStart"/>
+      <w:r>
+        <w:t>set_position</w:t>
+      </w:r>
+      <w:proofErr w:type="spellEnd"/>
+      <w:r>
+        <w:t xml:space="preserve">(Registry </w:t>
+      </w:r>
+      <w:proofErr w:type="spellStart"/>
+      <w:r>
+        <w:t>window_size</w:t>
+      </w:r>
+      <w:proofErr w:type="spellEnd"/>
+      <w:r>
+        <w:t xml:space="preserve">[0] / 2, (Registry </w:t>
+      </w:r>
+      <w:proofErr w:type="spellStart"/>
+      <w:r>
+        <w:t>window_size</w:t>
+      </w:r>
+      <w:proofErr w:type="spellEnd"/>
+      <w:r>
+        <w:t xml:space="preserve">) - </w:t>
+      </w:r>
+      <w:proofErr w:type="spellStart"/>
+      <w:r>
+        <w:t>unrotated_cannon_height</w:t>
+      </w:r>
+      <w:proofErr w:type="spellEnd"/>
+      <w:r>
+        <w:t xml:space="preserve"> / 2, </w:t>
+      </w:r>
+      <w:proofErr w:type="spellStart"/>
+      <w:r>
+        <w:t>game_balls</w:t>
+      </w:r>
+      <w:proofErr w:type="spellEnd"/>
+      <w:r>
+        <w:t>)</w:t>
       </w:r>
     </w:p>
     <w:p>
@@ -6573,8 +8910,13 @@
         <w:pStyle w:val="NoSpacing"/>
       </w:pPr>
       <w:r>
-        <w:t xml:space="preserve">        FUNCTION get_rotation</w:t>
-      </w:r>
+        <w:t xml:space="preserve">        FUNCTION </w:t>
+      </w:r>
+      <w:proofErr w:type="spellStart"/>
+      <w:r>
+        <w:t>get_rotation</w:t>
+      </w:r>
+      <w:proofErr w:type="spellEnd"/>
     </w:p>
     <w:p>
       <w:pPr>
@@ -6671,24 +9013,39 @@
         <w:pStyle w:val="NoSpacing"/>
       </w:pPr>
       <w:r>
-        <w:t xml:space="preserve">            DECLARE new_cannon_texture</w:t>
-      </w:r>
-    </w:p>
-    <w:p>
-      <w:pPr>
-        <w:pStyle w:val="NoSpacing"/>
-      </w:pPr>
-      <w:r>
-        <w:t xml:space="preserve">            set cannon sprite texture to new_cannon_texture</w:t>
-      </w:r>
-    </w:p>
-    <w:p>
-      <w:pPr>
-        <w:pStyle w:val="NoSpacing"/>
-      </w:pPr>
-      <w:r>
-        <w:t xml:space="preserve">            set cannon texture to new_cannon_texture</w:t>
-      </w:r>
+        <w:t xml:space="preserve">            DECLARE </w:t>
+      </w:r>
+      <w:proofErr w:type="spellStart"/>
+      <w:r>
+        <w:t>new_cannon_texture</w:t>
+      </w:r>
+      <w:proofErr w:type="spellEnd"/>
+    </w:p>
+    <w:p>
+      <w:pPr>
+        <w:pStyle w:val="NoSpacing"/>
+      </w:pPr>
+      <w:r>
+        <w:t xml:space="preserve">            set cannon sprite texture to </w:t>
+      </w:r>
+      <w:proofErr w:type="spellStart"/>
+      <w:r>
+        <w:t>new_cannon_texture</w:t>
+      </w:r>
+      <w:proofErr w:type="spellEnd"/>
+    </w:p>
+    <w:p>
+      <w:pPr>
+        <w:pStyle w:val="NoSpacing"/>
+      </w:pPr>
+      <w:r>
+        <w:t xml:space="preserve">            set cannon texture to </w:t>
+      </w:r>
+      <w:proofErr w:type="spellStart"/>
+      <w:r>
+        <w:t>new_cannon_texture</w:t>
+      </w:r>
+      <w:proofErr w:type="spellEnd"/>
     </w:p>
     <w:p>
       <w:pPr>
@@ -6716,16 +9073,34 @@
         <w:pStyle w:val="NoSpacing"/>
       </w:pPr>
       <w:r>
-        <w:t xml:space="preserve">            load cannon_texture_file_path into cannon_texture</w:t>
-      </w:r>
-    </w:p>
-    <w:p>
-      <w:pPr>
-        <w:pStyle w:val="NoSpacing"/>
-      </w:pPr>
-      <w:r>
-        <w:t xml:space="preserve">            set cannon sprite texture to cannon_texture</w:t>
-      </w:r>
+        <w:t xml:space="preserve">            load </w:t>
+      </w:r>
+      <w:proofErr w:type="spellStart"/>
+      <w:r>
+        <w:t>cannon_texture_file_path</w:t>
+      </w:r>
+      <w:proofErr w:type="spellEnd"/>
+      <w:r>
+        <w:t xml:space="preserve"> into </w:t>
+      </w:r>
+      <w:proofErr w:type="spellStart"/>
+      <w:r>
+        <w:t>cannon_texture</w:t>
+      </w:r>
+      <w:proofErr w:type="spellEnd"/>
+    </w:p>
+    <w:p>
+      <w:pPr>
+        <w:pStyle w:val="NoSpacing"/>
+      </w:pPr>
+      <w:r>
+        <w:t xml:space="preserve">            set cannon sprite texture to </w:t>
+      </w:r>
+      <w:proofErr w:type="spellStart"/>
+      <w:r>
+        <w:t>cannon_texture</w:t>
+      </w:r>
+      <w:proofErr w:type="spellEnd"/>
     </w:p>
     <w:p>
       <w:pPr>
@@ -6766,28 +9141,65 @@
         <w:pStyle w:val="NoSpacing"/>
       </w:pPr>
       <w:r>
-        <w:t xml:space="preserve">                DECLARE window_scale</w:t>
-      </w:r>
-    </w:p>
-    <w:p>
-      <w:pPr>
-        <w:pStyle w:val="NoSpacing"/>
-      </w:pPr>
-      <w:r>
-        <w:t xml:space="preserve">                window_scale &lt;- Registry window_size[1] / 720</w:t>
-      </w:r>
-    </w:p>
-    <w:p>
-      <w:pPr>
-        <w:pStyle w:val="NoSpacing"/>
-      </w:pPr>
-    </w:p>
-    <w:p>
-      <w:pPr>
-        <w:pStyle w:val="NoSpacing"/>
-      </w:pPr>
-      <w:r>
-        <w:t xml:space="preserve">                set cannon scale to (0.168 * window_scale, 0.168 * window_scale)</w:t>
+        <w:t xml:space="preserve">                DECLARE </w:t>
+      </w:r>
+      <w:proofErr w:type="spellStart"/>
+      <w:r>
+        <w:t>window_scale</w:t>
+      </w:r>
+      <w:proofErr w:type="spellEnd"/>
+    </w:p>
+    <w:p>
+      <w:pPr>
+        <w:pStyle w:val="NoSpacing"/>
+      </w:pPr>
+      <w:r>
+        <w:t xml:space="preserve">                </w:t>
+      </w:r>
+      <w:proofErr w:type="spellStart"/>
+      <w:r>
+        <w:t>window_scale</w:t>
+      </w:r>
+      <w:proofErr w:type="spellEnd"/>
+      <w:r>
+        <w:t xml:space="preserve"> &lt;- Registry </w:t>
+      </w:r>
+      <w:proofErr w:type="spellStart"/>
+      <w:r>
+        <w:t>window_size</w:t>
+      </w:r>
+      <w:proofErr w:type="spellEnd"/>
+      <w:r>
+        <w:t>[1] / 720</w:t>
+      </w:r>
+    </w:p>
+    <w:p>
+      <w:pPr>
+        <w:pStyle w:val="NoSpacing"/>
+      </w:pPr>
+    </w:p>
+    <w:p>
+      <w:pPr>
+        <w:pStyle w:val="NoSpacing"/>
+      </w:pPr>
+      <w:r>
+        <w:t xml:space="preserve">                set cannon scale to (0.168 * </w:t>
+      </w:r>
+      <w:proofErr w:type="spellStart"/>
+      <w:r>
+        <w:t>window_scale</w:t>
+      </w:r>
+      <w:proofErr w:type="spellEnd"/>
+      <w:r>
+        <w:t xml:space="preserve">, 0.168 * </w:t>
+      </w:r>
+      <w:proofErr w:type="spellStart"/>
+      <w:r>
+        <w:t>window_scale</w:t>
+      </w:r>
+      <w:proofErr w:type="spellEnd"/>
+      <w:r>
+        <w:t>)</w:t>
       </w:r>
     </w:p>
     <w:p>
@@ -6811,7 +9223,15 @@
         <w:pStyle w:val="NoSpacing"/>
       </w:pPr>
       <w:r>
-        <w:t xml:space="preserve">                first_load &lt;- FALSE</w:t>
+        <w:t xml:space="preserve">                </w:t>
+      </w:r>
+      <w:proofErr w:type="spellStart"/>
+      <w:r>
+        <w:t>first_load</w:t>
+      </w:r>
+      <w:proofErr w:type="spellEnd"/>
+      <w:r>
+        <w:t xml:space="preserve"> &lt;- FALSE</w:t>
       </w:r>
     </w:p>
     <w:p>
@@ -6853,16 +9273,26 @@
         <w:pStyle w:val="NoSpacing"/>
       </w:pPr>
       <w:r>
-        <w:t xml:space="preserve">        FUNCTION get_x_position</w:t>
-      </w:r>
-    </w:p>
-    <w:p>
-      <w:pPr>
-        <w:pStyle w:val="NoSpacing"/>
-      </w:pPr>
-      <w:r>
-        <w:t xml:space="preserve">            RETURN cannon_x_position</w:t>
-      </w:r>
+        <w:t xml:space="preserve">        FUNCTION </w:t>
+      </w:r>
+      <w:proofErr w:type="spellStart"/>
+      <w:r>
+        <w:t>get_x_position</w:t>
+      </w:r>
+      <w:proofErr w:type="spellEnd"/>
+    </w:p>
+    <w:p>
+      <w:pPr>
+        <w:pStyle w:val="NoSpacing"/>
+      </w:pPr>
+      <w:r>
+        <w:t xml:space="preserve">            RETURN </w:t>
+      </w:r>
+      <w:proofErr w:type="spellStart"/>
+      <w:r>
+        <w:t>cannon_x_position</w:t>
+      </w:r>
+      <w:proofErr w:type="spellEnd"/>
     </w:p>
     <w:p>
       <w:pPr>
@@ -6882,16 +9312,26 @@
         <w:pStyle w:val="NoSpacing"/>
       </w:pPr>
       <w:r>
-        <w:t xml:space="preserve">        FUNCTION get_y_position</w:t>
-      </w:r>
-    </w:p>
-    <w:p>
-      <w:pPr>
-        <w:pStyle w:val="NoSpacing"/>
-      </w:pPr>
-      <w:r>
-        <w:t xml:space="preserve">            RETURN cannon_y_position</w:t>
-      </w:r>
+        <w:t xml:space="preserve">        FUNCTION </w:t>
+      </w:r>
+      <w:proofErr w:type="spellStart"/>
+      <w:r>
+        <w:t>get_y_position</w:t>
+      </w:r>
+      <w:proofErr w:type="spellEnd"/>
+    </w:p>
+    <w:p>
+      <w:pPr>
+        <w:pStyle w:val="NoSpacing"/>
+      </w:pPr>
+      <w:r>
+        <w:t xml:space="preserve">            RETURN </w:t>
+      </w:r>
+      <w:proofErr w:type="spellStart"/>
+      <w:r>
+        <w:t>cannon_y_position</w:t>
+      </w:r>
+      <w:proofErr w:type="spellEnd"/>
     </w:p>
     <w:p>
       <w:pPr>
@@ -6911,8 +9351,13 @@
         <w:pStyle w:val="NoSpacing"/>
       </w:pPr>
       <w:r>
-        <w:t xml:space="preserve">        FUNCTION get_height</w:t>
-      </w:r>
+        <w:t xml:space="preserve">        FUNCTION </w:t>
+      </w:r>
+      <w:proofErr w:type="spellStart"/>
+      <w:r>
+        <w:t>get_height</w:t>
+      </w:r>
+      <w:proofErr w:type="spellEnd"/>
     </w:p>
     <w:p>
       <w:pPr>
@@ -6957,13 +9402,7 @@
         <w:pStyle w:val="NoSpacing"/>
       </w:pPr>
       <w:r>
-        <w:t>// This pseudocode can also be found in “</w:t>
-      </w:r>
-      <w:r>
-        <w:t>Ball</w:t>
-      </w:r>
-      <w:r>
-        <w:t>.pseudo.txt”</w:t>
+        <w:t>// This pseudocode can also be found in “Ball.pseudo.txt”</w:t>
       </w:r>
     </w:p>
     <w:p>
@@ -7019,24 +9458,45 @@
         <w:pStyle w:val="NoSpacing"/>
       </w:pPr>
       <w:r>
-        <w:t xml:space="preserve">        shape_x_velocity &lt;- 0</w:t>
-      </w:r>
-    </w:p>
-    <w:p>
-      <w:pPr>
-        <w:pStyle w:val="NoSpacing"/>
-      </w:pPr>
-      <w:r>
-        <w:t xml:space="preserve">        shape_y_velocity &lt;- 0</w:t>
-      </w:r>
-    </w:p>
-    <w:p>
-      <w:pPr>
-        <w:pStyle w:val="NoSpacing"/>
-      </w:pPr>
-      <w:r>
-        <w:t xml:space="preserve">        shape AS CircleShape</w:t>
-      </w:r>
+        <w:t xml:space="preserve">        </w:t>
+      </w:r>
+      <w:proofErr w:type="spellStart"/>
+      <w:r>
+        <w:t>shape_x_velocity</w:t>
+      </w:r>
+      <w:proofErr w:type="spellEnd"/>
+      <w:r>
+        <w:t xml:space="preserve"> &lt;- 0</w:t>
+      </w:r>
+    </w:p>
+    <w:p>
+      <w:pPr>
+        <w:pStyle w:val="NoSpacing"/>
+      </w:pPr>
+      <w:r>
+        <w:t xml:space="preserve">        </w:t>
+      </w:r>
+      <w:proofErr w:type="spellStart"/>
+      <w:r>
+        <w:t>shape_y_velocity</w:t>
+      </w:r>
+      <w:proofErr w:type="spellEnd"/>
+      <w:r>
+        <w:t xml:space="preserve"> &lt;- 0</w:t>
+      </w:r>
+    </w:p>
+    <w:p>
+      <w:pPr>
+        <w:pStyle w:val="NoSpacing"/>
+      </w:pPr>
+      <w:r>
+        <w:t xml:space="preserve">        shape AS </w:t>
+      </w:r>
+      <w:proofErr w:type="spellStart"/>
+      <w:r>
+        <w:t>CircleShape</w:t>
+      </w:r>
+      <w:proofErr w:type="spellEnd"/>
     </w:p>
     <w:p>
       <w:pPr>
@@ -7051,47 +9511,95 @@
         <w:pStyle w:val="NoSpacing"/>
       </w:pPr>
       <w:r>
-        <w:t xml:space="preserve">        group_flag &lt;- FALSE</w:t>
-      </w:r>
-    </w:p>
-    <w:p>
-      <w:pPr>
-        <w:pStyle w:val="NoSpacing"/>
-      </w:pPr>
-      <w:r>
-        <w:t xml:space="preserve">        anchored_flag &lt;- FALSE</w:t>
-      </w:r>
-    </w:p>
-    <w:p>
-      <w:pPr>
-        <w:pStyle w:val="NoSpacing"/>
-      </w:pPr>
-      <w:r>
-        <w:t xml:space="preserve">        ball_to_fall &lt;- FALSE</w:t>
-      </w:r>
-    </w:p>
-    <w:p>
-      <w:pPr>
-        <w:pStyle w:val="NoSpacing"/>
-      </w:pPr>
-      <w:r>
-        <w:t xml:space="preserve">        pop_sound_to_play &lt;- FALSE</w:t>
-      </w:r>
-    </w:p>
-    <w:p>
-      <w:pPr>
-        <w:pStyle w:val="NoSpacing"/>
-      </w:pPr>
-      <w:r>
-        <w:t xml:space="preserve">        ball_fall_start_time &lt;- 0</w:t>
-      </w:r>
-    </w:p>
-    <w:p>
-      <w:pPr>
-        <w:pStyle w:val="NoSpacing"/>
-      </w:pPr>
-      <w:r>
-        <w:t xml:space="preserve">        fall_distance &lt;- 0</w:t>
+        <w:t xml:space="preserve">        </w:t>
+      </w:r>
+      <w:proofErr w:type="spellStart"/>
+      <w:r>
+        <w:t>group_flag</w:t>
+      </w:r>
+      <w:proofErr w:type="spellEnd"/>
+      <w:r>
+        <w:t xml:space="preserve"> &lt;- FALSE</w:t>
+      </w:r>
+    </w:p>
+    <w:p>
+      <w:pPr>
+        <w:pStyle w:val="NoSpacing"/>
+      </w:pPr>
+      <w:r>
+        <w:t xml:space="preserve">        </w:t>
+      </w:r>
+      <w:proofErr w:type="spellStart"/>
+      <w:r>
+        <w:t>anchored_flag</w:t>
+      </w:r>
+      <w:proofErr w:type="spellEnd"/>
+      <w:r>
+        <w:t xml:space="preserve"> &lt;- FALSE</w:t>
+      </w:r>
+    </w:p>
+    <w:p>
+      <w:pPr>
+        <w:pStyle w:val="NoSpacing"/>
+      </w:pPr>
+      <w:r>
+        <w:t xml:space="preserve">        </w:t>
+      </w:r>
+      <w:proofErr w:type="spellStart"/>
+      <w:r>
+        <w:t>ball_to_fall</w:t>
+      </w:r>
+      <w:proofErr w:type="spellEnd"/>
+      <w:r>
+        <w:t xml:space="preserve"> &lt;- FALSE</w:t>
+      </w:r>
+    </w:p>
+    <w:p>
+      <w:pPr>
+        <w:pStyle w:val="NoSpacing"/>
+      </w:pPr>
+      <w:r>
+        <w:t xml:space="preserve">        </w:t>
+      </w:r>
+      <w:proofErr w:type="spellStart"/>
+      <w:r>
+        <w:t>pop_sound_to_play</w:t>
+      </w:r>
+      <w:proofErr w:type="spellEnd"/>
+      <w:r>
+        <w:t xml:space="preserve"> &lt;- FALSE</w:t>
+      </w:r>
+    </w:p>
+    <w:p>
+      <w:pPr>
+        <w:pStyle w:val="NoSpacing"/>
+      </w:pPr>
+      <w:r>
+        <w:t xml:space="preserve">        </w:t>
+      </w:r>
+      <w:proofErr w:type="spellStart"/>
+      <w:r>
+        <w:t>ball_fall_start_time</w:t>
+      </w:r>
+      <w:proofErr w:type="spellEnd"/>
+      <w:r>
+        <w:t xml:space="preserve"> &lt;- 0</w:t>
+      </w:r>
+    </w:p>
+    <w:p>
+      <w:pPr>
+        <w:pStyle w:val="NoSpacing"/>
+      </w:pPr>
+      <w:r>
+        <w:t xml:space="preserve">        </w:t>
+      </w:r>
+      <w:proofErr w:type="spellStart"/>
+      <w:r>
+        <w:t>fall_distance</w:t>
+      </w:r>
+      <w:proofErr w:type="spellEnd"/>
+      <w:r>
+        <w:t xml:space="preserve"> &lt;- 0</w:t>
       </w:r>
     </w:p>
     <w:p>
@@ -7162,8 +9670,13 @@
         <w:pStyle w:val="NoSpacing"/>
       </w:pPr>
       <w:r>
-        <w:t xml:space="preserve">            radius &lt;- Registry ball_radius</w:t>
-      </w:r>
+        <w:t xml:space="preserve">            radius &lt;- Registry </w:t>
+      </w:r>
+      <w:proofErr w:type="spellStart"/>
+      <w:r>
+        <w:t>ball_radius</w:t>
+      </w:r>
+      <w:proofErr w:type="spellEnd"/>
     </w:p>
     <w:p>
       <w:pPr>
@@ -7230,24 +9743,74 @@
         <w:pStyle w:val="NoSpacing"/>
       </w:pPr>
       <w:r>
-        <w:t xml:space="preserve">        PROCEDURE set_velocity(x_velocity, y_velocity)</w:t>
-      </w:r>
-    </w:p>
-    <w:p>
-      <w:pPr>
-        <w:pStyle w:val="NoSpacing"/>
-      </w:pPr>
-      <w:r>
-        <w:t xml:space="preserve">            shape_x_velocity &lt;- x_velocity</w:t>
-      </w:r>
-    </w:p>
-    <w:p>
-      <w:pPr>
-        <w:pStyle w:val="NoSpacing"/>
-      </w:pPr>
-      <w:r>
-        <w:t xml:space="preserve">            shape_y_velocity &lt;- y_velocity</w:t>
-      </w:r>
+        <w:t xml:space="preserve">        PROCEDURE </w:t>
+      </w:r>
+      <w:proofErr w:type="spellStart"/>
+      <w:r>
+        <w:t>set_velocity</w:t>
+      </w:r>
+      <w:proofErr w:type="spellEnd"/>
+      <w:r>
+        <w:t>(</w:t>
+      </w:r>
+      <w:proofErr w:type="spellStart"/>
+      <w:r>
+        <w:t>x_velocity</w:t>
+      </w:r>
+      <w:proofErr w:type="spellEnd"/>
+      <w:r>
+        <w:t xml:space="preserve">, </w:t>
+      </w:r>
+      <w:proofErr w:type="spellStart"/>
+      <w:r>
+        <w:t>y_velocity</w:t>
+      </w:r>
+      <w:proofErr w:type="spellEnd"/>
+      <w:r>
+        <w:t>)</w:t>
+      </w:r>
+    </w:p>
+    <w:p>
+      <w:pPr>
+        <w:pStyle w:val="NoSpacing"/>
+      </w:pPr>
+      <w:r>
+        <w:t xml:space="preserve">            </w:t>
+      </w:r>
+      <w:proofErr w:type="spellStart"/>
+      <w:r>
+        <w:t>shape_x_velocity</w:t>
+      </w:r>
+      <w:proofErr w:type="spellEnd"/>
+      <w:r>
+        <w:t xml:space="preserve"> &lt;- </w:t>
+      </w:r>
+      <w:proofErr w:type="spellStart"/>
+      <w:r>
+        <w:t>x_velocity</w:t>
+      </w:r>
+      <w:proofErr w:type="spellEnd"/>
+    </w:p>
+    <w:p>
+      <w:pPr>
+        <w:pStyle w:val="NoSpacing"/>
+      </w:pPr>
+      <w:r>
+        <w:t xml:space="preserve">            </w:t>
+      </w:r>
+      <w:proofErr w:type="spellStart"/>
+      <w:r>
+        <w:t>shape_y_velocity</w:t>
+      </w:r>
+      <w:proofErr w:type="spellEnd"/>
+      <w:r>
+        <w:t xml:space="preserve"> &lt;- </w:t>
+      </w:r>
+      <w:proofErr w:type="spellStart"/>
+      <w:r>
+        <w:t>y_velocity</w:t>
+      </w:r>
+      <w:proofErr w:type="spellEnd"/>
     </w:p>
     <w:p>
       <w:pPr>
@@ -7267,24 +9830,58 @@
         <w:pStyle w:val="NoSpacing"/>
       </w:pPr>
       <w:r>
-        <w:t xml:space="preserve">        PROCEDURE set_position(new_x, new_y)</w:t>
-      </w:r>
-    </w:p>
-    <w:p>
-      <w:pPr>
-        <w:pStyle w:val="NoSpacing"/>
-      </w:pPr>
-      <w:r>
-        <w:t xml:space="preserve">            x &lt;- new_x</w:t>
-      </w:r>
-    </w:p>
-    <w:p>
-      <w:pPr>
-        <w:pStyle w:val="NoSpacing"/>
-      </w:pPr>
-      <w:r>
-        <w:t xml:space="preserve">            y &lt;- new_y</w:t>
-      </w:r>
+        <w:t xml:space="preserve">        PROCEDURE </w:t>
+      </w:r>
+      <w:proofErr w:type="spellStart"/>
+      <w:r>
+        <w:t>set_position</w:t>
+      </w:r>
+      <w:proofErr w:type="spellEnd"/>
+      <w:r>
+        <w:t>(</w:t>
+      </w:r>
+      <w:proofErr w:type="spellStart"/>
+      <w:r>
+        <w:t>new_x</w:t>
+      </w:r>
+      <w:proofErr w:type="spellEnd"/>
+      <w:r>
+        <w:t xml:space="preserve">, </w:t>
+      </w:r>
+      <w:proofErr w:type="spellStart"/>
+      <w:r>
+        <w:t>new_y</w:t>
+      </w:r>
+      <w:proofErr w:type="spellEnd"/>
+      <w:r>
+        <w:t>)</w:t>
+      </w:r>
+    </w:p>
+    <w:p>
+      <w:pPr>
+        <w:pStyle w:val="NoSpacing"/>
+      </w:pPr>
+      <w:r>
+        <w:t xml:space="preserve">            x &lt;- </w:t>
+      </w:r>
+      <w:proofErr w:type="spellStart"/>
+      <w:r>
+        <w:t>new_x</w:t>
+      </w:r>
+      <w:proofErr w:type="spellEnd"/>
+    </w:p>
+    <w:p>
+      <w:pPr>
+        <w:pStyle w:val="NoSpacing"/>
+      </w:pPr>
+      <w:r>
+        <w:t xml:space="preserve">            y &lt;- </w:t>
+      </w:r>
+      <w:proofErr w:type="spellStart"/>
+      <w:r>
+        <w:t>new_y</w:t>
+      </w:r>
+      <w:proofErr w:type="spellEnd"/>
     </w:p>
     <w:p>
       <w:pPr>
@@ -7313,84 +9910,133 @@
         <w:pStyle w:val="NoSpacing"/>
       </w:pPr>
       <w:r>
-        <w:t xml:space="preserve">            DECLARE game_y_minimum</w:t>
-      </w:r>
-    </w:p>
-    <w:p>
-      <w:pPr>
-        <w:pStyle w:val="NoSpacing"/>
-      </w:pPr>
-      <w:r>
-        <w:t xml:space="preserve">            game_y_minimum &lt;- get game ceiling from mass</w:t>
-      </w:r>
-    </w:p>
-    <w:p>
-      <w:pPr>
-        <w:pStyle w:val="NoSpacing"/>
-      </w:pPr>
-    </w:p>
-    <w:p>
-      <w:pPr>
-        <w:pStyle w:val="NoSpacing"/>
-      </w:pPr>
-      <w:r>
-        <w:t xml:space="preserve">            DECLARE game_surface_max_x</w:t>
-      </w:r>
-    </w:p>
-    <w:p>
-      <w:pPr>
-        <w:pStyle w:val="NoSpacing"/>
-      </w:pPr>
-      <w:r>
-        <w:t xml:space="preserve">            game_surface_max_x &lt;- get mass x position + get mass width</w:t>
-      </w:r>
-    </w:p>
-    <w:p>
-      <w:pPr>
-        <w:pStyle w:val="NoSpacing"/>
-      </w:pPr>
-    </w:p>
-    <w:p>
-      <w:pPr>
-        <w:pStyle w:val="NoSpacing"/>
-      </w:pPr>
-      <w:r>
-        <w:t xml:space="preserve">            DECLARE game_surface_min_x</w:t>
-      </w:r>
-    </w:p>
-    <w:p>
-      <w:pPr>
-        <w:pStyle w:val="NoSpacing"/>
-      </w:pPr>
-      <w:r>
-        <w:t xml:space="preserve">            game_surface_min_x &lt;- get mass x position</w:t>
-      </w:r>
-    </w:p>
-    <w:p>
-      <w:pPr>
-        <w:pStyle w:val="NoSpacing"/>
-      </w:pPr>
-    </w:p>
-    <w:p>
-      <w:pPr>
-        <w:pStyle w:val="NoSpacing"/>
-      </w:pPr>
-      <w:r>
-        <w:t xml:space="preserve">            DECLARE time_difference</w:t>
-      </w:r>
-    </w:p>
-    <w:p>
-      <w:pPr>
-        <w:pStyle w:val="NoSpacing"/>
-      </w:pPr>
-    </w:p>
-    <w:p>
-      <w:pPr>
-        <w:pStyle w:val="NoSpacing"/>
-      </w:pPr>
-      <w:r>
-        <w:t xml:space="preserve">            radius &lt;- Registry ball_radius</w:t>
-      </w:r>
+        <w:t xml:space="preserve">            DECLARE </w:t>
+      </w:r>
+      <w:proofErr w:type="spellStart"/>
+      <w:r>
+        <w:t>game_y_minimum</w:t>
+      </w:r>
+      <w:proofErr w:type="spellEnd"/>
+    </w:p>
+    <w:p>
+      <w:pPr>
+        <w:pStyle w:val="NoSpacing"/>
+      </w:pPr>
+      <w:r>
+        <w:t xml:space="preserve">            </w:t>
+      </w:r>
+      <w:proofErr w:type="spellStart"/>
+      <w:r>
+        <w:t>game_y_minimum</w:t>
+      </w:r>
+      <w:proofErr w:type="spellEnd"/>
+      <w:r>
+        <w:t xml:space="preserve"> &lt;- get game ceiling from mass</w:t>
+      </w:r>
+    </w:p>
+    <w:p>
+      <w:pPr>
+        <w:pStyle w:val="NoSpacing"/>
+      </w:pPr>
+    </w:p>
+    <w:p>
+      <w:pPr>
+        <w:pStyle w:val="NoSpacing"/>
+      </w:pPr>
+      <w:r>
+        <w:t xml:space="preserve">            DECLARE </w:t>
+      </w:r>
+      <w:proofErr w:type="spellStart"/>
+      <w:r>
+        <w:t>game_surface_max_x</w:t>
+      </w:r>
+      <w:proofErr w:type="spellEnd"/>
+    </w:p>
+    <w:p>
+      <w:pPr>
+        <w:pStyle w:val="NoSpacing"/>
+      </w:pPr>
+      <w:r>
+        <w:t xml:space="preserve">            </w:t>
+      </w:r>
+      <w:proofErr w:type="spellStart"/>
+      <w:r>
+        <w:t>game_surface_max_x</w:t>
+      </w:r>
+      <w:proofErr w:type="spellEnd"/>
+      <w:r>
+        <w:t xml:space="preserve"> &lt;- get mass x position + get mass width</w:t>
+      </w:r>
+    </w:p>
+    <w:p>
+      <w:pPr>
+        <w:pStyle w:val="NoSpacing"/>
+      </w:pPr>
+    </w:p>
+    <w:p>
+      <w:pPr>
+        <w:pStyle w:val="NoSpacing"/>
+      </w:pPr>
+      <w:r>
+        <w:t xml:space="preserve">            DECLARE </w:t>
+      </w:r>
+      <w:proofErr w:type="spellStart"/>
+      <w:r>
+        <w:t>game_surface_min_x</w:t>
+      </w:r>
+      <w:proofErr w:type="spellEnd"/>
+    </w:p>
+    <w:p>
+      <w:pPr>
+        <w:pStyle w:val="NoSpacing"/>
+      </w:pPr>
+      <w:r>
+        <w:t xml:space="preserve">            </w:t>
+      </w:r>
+      <w:proofErr w:type="spellStart"/>
+      <w:r>
+        <w:t>game_surface_min_x</w:t>
+      </w:r>
+      <w:proofErr w:type="spellEnd"/>
+      <w:r>
+        <w:t xml:space="preserve"> &lt;- get mass x position</w:t>
+      </w:r>
+    </w:p>
+    <w:p>
+      <w:pPr>
+        <w:pStyle w:val="NoSpacing"/>
+      </w:pPr>
+    </w:p>
+    <w:p>
+      <w:pPr>
+        <w:pStyle w:val="NoSpacing"/>
+      </w:pPr>
+      <w:r>
+        <w:t xml:space="preserve">            DECLARE </w:t>
+      </w:r>
+      <w:proofErr w:type="spellStart"/>
+      <w:r>
+        <w:t>time_difference</w:t>
+      </w:r>
+      <w:proofErr w:type="spellEnd"/>
+    </w:p>
+    <w:p>
+      <w:pPr>
+        <w:pStyle w:val="NoSpacing"/>
+      </w:pPr>
+    </w:p>
+    <w:p>
+      <w:pPr>
+        <w:pStyle w:val="NoSpacing"/>
+      </w:pPr>
+      <w:r>
+        <w:t xml:space="preserve">            radius &lt;- Registry </w:t>
+      </w:r>
+      <w:proofErr w:type="spellStart"/>
+      <w:r>
+        <w:t>ball_radius</w:t>
+      </w:r>
+      <w:proofErr w:type="spellEnd"/>
     </w:p>
     <w:p>
       <w:pPr>
@@ -7410,15 +10056,47 @@
         <w:pStyle w:val="NoSpacing"/>
       </w:pPr>
       <w:r>
-        <w:t xml:space="preserve">            IF the shape's x position is less than game_surface_min_x OR the shape's x position is greater than the game_surface_max_x THEN</w:t>
-      </w:r>
-    </w:p>
-    <w:p>
-      <w:pPr>
-        <w:pStyle w:val="NoSpacing"/>
-      </w:pPr>
-      <w:r>
-        <w:t xml:space="preserve">                shape_x_velocity &lt;- shape_x_velocity * -1</w:t>
+        <w:t xml:space="preserve">            IF the shape's x position is less than </w:t>
+      </w:r>
+      <w:proofErr w:type="spellStart"/>
+      <w:r>
+        <w:t>game_surface_min_x</w:t>
+      </w:r>
+      <w:proofErr w:type="spellEnd"/>
+      <w:r>
+        <w:t xml:space="preserve"> OR the shape's x position is greater than the </w:t>
+      </w:r>
+      <w:proofErr w:type="spellStart"/>
+      <w:r>
+        <w:t>game_surface_max_x</w:t>
+      </w:r>
+      <w:proofErr w:type="spellEnd"/>
+      <w:r>
+        <w:t xml:space="preserve"> THEN</w:t>
+      </w:r>
+    </w:p>
+    <w:p>
+      <w:pPr>
+        <w:pStyle w:val="NoSpacing"/>
+      </w:pPr>
+      <w:r>
+        <w:t xml:space="preserve">                </w:t>
+      </w:r>
+      <w:proofErr w:type="spellStart"/>
+      <w:r>
+        <w:t>shape_x_velocity</w:t>
+      </w:r>
+      <w:proofErr w:type="spellEnd"/>
+      <w:r>
+        <w:t xml:space="preserve"> &lt;- </w:t>
+      </w:r>
+      <w:proofErr w:type="spellStart"/>
+      <w:r>
+        <w:t>shape_x_velocity</w:t>
+      </w:r>
+      <w:proofErr w:type="spellEnd"/>
+      <w:r>
+        <w:t xml:space="preserve"> * -1</w:t>
       </w:r>
     </w:p>
     <w:p>
@@ -7447,15 +10125,31 @@
         <w:pStyle w:val="NoSpacing"/>
       </w:pPr>
       <w:r>
-        <w:t xml:space="preserve">                shape_x_velocity &lt;- 0</w:t>
-      </w:r>
-    </w:p>
-    <w:p>
-      <w:pPr>
-        <w:pStyle w:val="NoSpacing"/>
-      </w:pPr>
-      <w:r>
-        <w:t xml:space="preserve">                shape_y_velocity &lt;- 0</w:t>
+        <w:t xml:space="preserve">                </w:t>
+      </w:r>
+      <w:proofErr w:type="spellStart"/>
+      <w:r>
+        <w:t>shape_x_velocity</w:t>
+      </w:r>
+      <w:proofErr w:type="spellEnd"/>
+      <w:r>
+        <w:t xml:space="preserve"> &lt;- 0</w:t>
+      </w:r>
+    </w:p>
+    <w:p>
+      <w:pPr>
+        <w:pStyle w:val="NoSpacing"/>
+      </w:pPr>
+      <w:r>
+        <w:t xml:space="preserve">                </w:t>
+      </w:r>
+      <w:proofErr w:type="spellStart"/>
+      <w:r>
+        <w:t>shape_y_velocity</w:t>
+      </w:r>
+      <w:proofErr w:type="spellEnd"/>
+      <w:r>
+        <w:t xml:space="preserve"> &lt;- 0</w:t>
       </w:r>
     </w:p>
     <w:p>
@@ -7476,16 +10170,29 @@
         <w:pStyle w:val="NoSpacing"/>
       </w:pPr>
       <w:r>
-        <w:t xml:space="preserve">            IF the shape's x position is less than game_surface_min_x THEN</w:t>
-      </w:r>
-    </w:p>
-    <w:p>
-      <w:pPr>
-        <w:pStyle w:val="NoSpacing"/>
-      </w:pPr>
-      <w:r>
-        <w:t xml:space="preserve">                x &lt;- radius + game_surface_min_x</w:t>
-      </w:r>
+        <w:t xml:space="preserve">            IF the shape's x position is less than </w:t>
+      </w:r>
+      <w:proofErr w:type="spellStart"/>
+      <w:r>
+        <w:t>game_surface_min_x</w:t>
+      </w:r>
+      <w:proofErr w:type="spellEnd"/>
+      <w:r>
+        <w:t xml:space="preserve"> THEN</w:t>
+      </w:r>
+    </w:p>
+    <w:p>
+      <w:pPr>
+        <w:pStyle w:val="NoSpacing"/>
+      </w:pPr>
+      <w:r>
+        <w:t xml:space="preserve">                x &lt;- radius + </w:t>
+      </w:r>
+      <w:proofErr w:type="spellStart"/>
+      <w:r>
+        <w:t>game_surface_min_x</w:t>
+      </w:r>
+      <w:proofErr w:type="spellEnd"/>
     </w:p>
     <w:p>
       <w:pPr>
@@ -7505,15 +10212,31 @@
         <w:pStyle w:val="NoSpacing"/>
       </w:pPr>
       <w:r>
-        <w:t xml:space="preserve">            IF the shape's x position is more than game_surface_max_x THEN</w:t>
-      </w:r>
-    </w:p>
-    <w:p>
-      <w:pPr>
-        <w:pStyle w:val="NoSpacing"/>
-      </w:pPr>
-      <w:r>
-        <w:t xml:space="preserve">                x &lt;- game_surface_max_x - radius</w:t>
+        <w:t xml:space="preserve">            IF the shape's x position is more than </w:t>
+      </w:r>
+      <w:proofErr w:type="spellStart"/>
+      <w:r>
+        <w:t>game_surface_max_x</w:t>
+      </w:r>
+      <w:proofErr w:type="spellEnd"/>
+      <w:r>
+        <w:t xml:space="preserve"> THEN</w:t>
+      </w:r>
+    </w:p>
+    <w:p>
+      <w:pPr>
+        <w:pStyle w:val="NoSpacing"/>
+      </w:pPr>
+      <w:r>
+        <w:t xml:space="preserve">                x &lt;- </w:t>
+      </w:r>
+      <w:proofErr w:type="spellStart"/>
+      <w:r>
+        <w:t>game_surface_max_x</w:t>
+      </w:r>
+      <w:proofErr w:type="spellEnd"/>
+      <w:r>
+        <w:t xml:space="preserve"> - radius</w:t>
       </w:r>
     </w:p>
     <w:p>
@@ -7534,16 +10257,29 @@
         <w:pStyle w:val="NoSpacing"/>
       </w:pPr>
       <w:r>
-        <w:t xml:space="preserve">            IF the shape's y position is less than the game_y_minimum THEN</w:t>
-      </w:r>
-    </w:p>
-    <w:p>
-      <w:pPr>
-        <w:pStyle w:val="NoSpacing"/>
-      </w:pPr>
-      <w:r>
-        <w:t xml:space="preserve">                y &lt;- radius + game_y_minimum</w:t>
-      </w:r>
+        <w:t xml:space="preserve">            IF the shape's y position is less than the </w:t>
+      </w:r>
+      <w:proofErr w:type="spellStart"/>
+      <w:r>
+        <w:t>game_y_minimum</w:t>
+      </w:r>
+      <w:proofErr w:type="spellEnd"/>
+      <w:r>
+        <w:t xml:space="preserve"> THEN</w:t>
+      </w:r>
+    </w:p>
+    <w:p>
+      <w:pPr>
+        <w:pStyle w:val="NoSpacing"/>
+      </w:pPr>
+      <w:r>
+        <w:t xml:space="preserve">                y &lt;- radius + </w:t>
+      </w:r>
+      <w:proofErr w:type="spellStart"/>
+      <w:r>
+        <w:t>game_y_minimum</w:t>
+      </w:r>
+      <w:proofErr w:type="spellEnd"/>
     </w:p>
     <w:p>
       <w:pPr>
@@ -7587,15 +10323,31 @@
         <w:pStyle w:val="NoSpacing"/>
       </w:pPr>
       <w:r>
-        <w:t xml:space="preserve">                shape_x_velocity &lt;- 0</w:t>
-      </w:r>
-    </w:p>
-    <w:p>
-      <w:pPr>
-        <w:pStyle w:val="NoSpacing"/>
-      </w:pPr>
-      <w:r>
-        <w:t xml:space="preserve">                shape_y_velocity &lt;- 0</w:t>
+        <w:t xml:space="preserve">                </w:t>
+      </w:r>
+      <w:proofErr w:type="spellStart"/>
+      <w:r>
+        <w:t>shape_x_velocity</w:t>
+      </w:r>
+      <w:proofErr w:type="spellEnd"/>
+      <w:r>
+        <w:t xml:space="preserve"> &lt;- 0</w:t>
+      </w:r>
+    </w:p>
+    <w:p>
+      <w:pPr>
+        <w:pStyle w:val="NoSpacing"/>
+      </w:pPr>
+      <w:r>
+        <w:t xml:space="preserve">                </w:t>
+      </w:r>
+      <w:proofErr w:type="spellStart"/>
+      <w:r>
+        <w:t>shape_y_velocity</w:t>
+      </w:r>
+      <w:proofErr w:type="spellEnd"/>
+      <w:r>
+        <w:t xml:space="preserve"> &lt;- 0</w:t>
       </w:r>
     </w:p>
     <w:p>
@@ -7616,16 +10368,26 @@
         <w:pStyle w:val="NoSpacing"/>
       </w:pPr>
       <w:r>
-        <w:t xml:space="preserve">            x &lt;- x + shape_x_velocity</w:t>
-      </w:r>
-    </w:p>
-    <w:p>
-      <w:pPr>
-        <w:pStyle w:val="NoSpacing"/>
-      </w:pPr>
-      <w:r>
-        <w:t xml:space="preserve">            y &lt;- y + shape_y_velocity</w:t>
-      </w:r>
+        <w:t xml:space="preserve">            x &lt;- x + </w:t>
+      </w:r>
+      <w:proofErr w:type="spellStart"/>
+      <w:r>
+        <w:t>shape_x_velocity</w:t>
+      </w:r>
+      <w:proofErr w:type="spellEnd"/>
+    </w:p>
+    <w:p>
+      <w:pPr>
+        <w:pStyle w:val="NoSpacing"/>
+      </w:pPr>
+      <w:r>
+        <w:t xml:space="preserve">            y &lt;- y + </w:t>
+      </w:r>
+      <w:proofErr w:type="spellStart"/>
+      <w:r>
+        <w:t>shape_y_velocity</w:t>
+      </w:r>
+      <w:proofErr w:type="spellEnd"/>
     </w:p>
     <w:p>
       <w:pPr>
@@ -7645,16 +10407,37 @@
         <w:pStyle w:val="NoSpacing"/>
       </w:pPr>
       <w:r>
-        <w:t xml:space="preserve">                IF the ball_fall_start_time is 0 THEN</w:t>
-      </w:r>
-    </w:p>
-    <w:p>
-      <w:pPr>
-        <w:pStyle w:val="NoSpacing"/>
-      </w:pPr>
-      <w:r>
-        <w:t xml:space="preserve">                    ball_fall_start_time &lt;- Registry run_time</w:t>
-      </w:r>
+        <w:t xml:space="preserve">                IF the </w:t>
+      </w:r>
+      <w:proofErr w:type="spellStart"/>
+      <w:r>
+        <w:t>ball_fall_start_time</w:t>
+      </w:r>
+      <w:proofErr w:type="spellEnd"/>
+      <w:r>
+        <w:t xml:space="preserve"> is 0 THEN</w:t>
+      </w:r>
+    </w:p>
+    <w:p>
+      <w:pPr>
+        <w:pStyle w:val="NoSpacing"/>
+      </w:pPr>
+      <w:r>
+        <w:t xml:space="preserve">                    </w:t>
+      </w:r>
+      <w:proofErr w:type="spellStart"/>
+      <w:r>
+        <w:t>ball_fall_start_time</w:t>
+      </w:r>
+      <w:proofErr w:type="spellEnd"/>
+      <w:r>
+        <w:t xml:space="preserve"> &lt;- Registry </w:t>
+      </w:r>
+      <w:proofErr w:type="spellStart"/>
+      <w:r>
+        <w:t>run_time</w:t>
+      </w:r>
+      <w:proofErr w:type="spellEnd"/>
     </w:p>
     <w:p>
       <w:pPr>
@@ -7674,15 +10457,44 @@
         <w:pStyle w:val="NoSpacing"/>
       </w:pPr>
       <w:r>
-        <w:t xml:space="preserve">                time_difference &lt;- Registry run time - ball_fall_start_time</w:t>
-      </w:r>
-    </w:p>
-    <w:p>
-      <w:pPr>
-        <w:pStyle w:val="NoSpacing"/>
-      </w:pPr>
-      <w:r>
-        <w:t xml:space="preserve">                y &lt;- y + Constants MASS_FALL_SPEED * time_difference + Constants ACCELERATION_DUE_TO_GRAVITY * time_difference**2</w:t>
+        <w:t xml:space="preserve">                </w:t>
+      </w:r>
+      <w:proofErr w:type="spellStart"/>
+      <w:r>
+        <w:t>time_difference</w:t>
+      </w:r>
+      <w:proofErr w:type="spellEnd"/>
+      <w:r>
+        <w:t xml:space="preserve"> &lt;- Registry run time - </w:t>
+      </w:r>
+      <w:proofErr w:type="spellStart"/>
+      <w:r>
+        <w:t>ball_fall_start_time</w:t>
+      </w:r>
+      <w:proofErr w:type="spellEnd"/>
+    </w:p>
+    <w:p>
+      <w:pPr>
+        <w:pStyle w:val="NoSpacing"/>
+      </w:pPr>
+      <w:r>
+        <w:t xml:space="preserve">                y &lt;- y + Constants MASS_FALL_SPEED * </w:t>
+      </w:r>
+      <w:proofErr w:type="spellStart"/>
+      <w:r>
+        <w:t>time_difference</w:t>
+      </w:r>
+      <w:proofErr w:type="spellEnd"/>
+      <w:r>
+        <w:t xml:space="preserve"> + Constants ACCELERATION_DUE_TO_GRAVITY * </w:t>
+      </w:r>
+      <w:proofErr w:type="spellStart"/>
+      <w:r>
+        <w:t>time_difference</w:t>
+      </w:r>
+      <w:proofErr w:type="spellEnd"/>
+      <w:r>
+        <w:t>**2</w:t>
       </w:r>
     </w:p>
     <w:p>
@@ -7743,7 +10555,15 @@
         <w:pStyle w:val="NoSpacing"/>
       </w:pPr>
       <w:r>
-        <w:t xml:space="preserve">        FUNCTION check_collision_with_flag_ball(ball)</w:t>
+        <w:t xml:space="preserve">        FUNCTION </w:t>
+      </w:r>
+      <w:proofErr w:type="spellStart"/>
+      <w:r>
+        <w:t>check_collision_with_flag_ball</w:t>
+      </w:r>
+      <w:proofErr w:type="spellEnd"/>
+      <w:r>
+        <w:t>(ball)</w:t>
       </w:r>
     </w:p>
     <w:p>
@@ -7828,7 +10648,15 @@
         <w:pStyle w:val="NoSpacing"/>
       </w:pPr>
       <w:r>
-        <w:t xml:space="preserve">        FUNCTION check_collision_with_anchor_ball(ball)</w:t>
+        <w:t xml:space="preserve">        FUNCTION </w:t>
+      </w:r>
+      <w:proofErr w:type="spellStart"/>
+      <w:r>
+        <w:t>check_collision_with_anchor_ball</w:t>
+      </w:r>
+      <w:proofErr w:type="spellEnd"/>
+      <w:r>
+        <w:t>(ball)</w:t>
       </w:r>
     </w:p>
     <w:p>
@@ -7913,7 +10741,15 @@
         <w:pStyle w:val="NoSpacing"/>
       </w:pPr>
       <w:r>
-        <w:t xml:space="preserve">        PROCEDURE collision(ball, game_balls)</w:t>
+        <w:t xml:space="preserve">        PROCEDURE collision(ball, </w:t>
+      </w:r>
+      <w:proofErr w:type="spellStart"/>
+      <w:r>
+        <w:t>game_balls</w:t>
+      </w:r>
+      <w:proofErr w:type="spellEnd"/>
+      <w:r>
+        <w:t>)</w:t>
       </w:r>
     </w:p>
     <w:p>
@@ -7979,36 +10815,62 @@
         <w:pStyle w:val="NoSpacing"/>
       </w:pPr>
       <w:r>
-        <w:t xml:space="preserve">                    DECLARE sin_angle</w:t>
-      </w:r>
-    </w:p>
-    <w:p>
-      <w:pPr>
-        <w:pStyle w:val="NoSpacing"/>
-      </w:pPr>
-      <w:r>
-        <w:t xml:space="preserve">                    sin_angle &lt;- sin(angle)</w:t>
-      </w:r>
-    </w:p>
-    <w:p>
-      <w:pPr>
-        <w:pStyle w:val="NoSpacing"/>
-      </w:pPr>
-    </w:p>
-    <w:p>
-      <w:pPr>
-        <w:pStyle w:val="NoSpacing"/>
-      </w:pPr>
-      <w:r>
-        <w:t xml:space="preserve">                    DECLARE cos_angle</w:t>
-      </w:r>
-    </w:p>
-    <w:p>
-      <w:pPr>
-        <w:pStyle w:val="NoSpacing"/>
-      </w:pPr>
-      <w:r>
-        <w:t xml:space="preserve">                    cos_angle &lt;- cos(angle)</w:t>
+        <w:t xml:space="preserve">                    DECLARE </w:t>
+      </w:r>
+      <w:proofErr w:type="spellStart"/>
+      <w:r>
+        <w:t>sin_angle</w:t>
+      </w:r>
+      <w:proofErr w:type="spellEnd"/>
+    </w:p>
+    <w:p>
+      <w:pPr>
+        <w:pStyle w:val="NoSpacing"/>
+      </w:pPr>
+      <w:r>
+        <w:t xml:space="preserve">                    </w:t>
+      </w:r>
+      <w:proofErr w:type="spellStart"/>
+      <w:r>
+        <w:t>sin_angle</w:t>
+      </w:r>
+      <w:proofErr w:type="spellEnd"/>
+      <w:r>
+        <w:t xml:space="preserve"> &lt;- sin(angle)</w:t>
+      </w:r>
+    </w:p>
+    <w:p>
+      <w:pPr>
+        <w:pStyle w:val="NoSpacing"/>
+      </w:pPr>
+    </w:p>
+    <w:p>
+      <w:pPr>
+        <w:pStyle w:val="NoSpacing"/>
+      </w:pPr>
+      <w:r>
+        <w:t xml:space="preserve">                    DECLARE </w:t>
+      </w:r>
+      <w:proofErr w:type="spellStart"/>
+      <w:r>
+        <w:t>cos_angle</w:t>
+      </w:r>
+      <w:proofErr w:type="spellEnd"/>
+    </w:p>
+    <w:p>
+      <w:pPr>
+        <w:pStyle w:val="NoSpacing"/>
+      </w:pPr>
+      <w:r>
+        <w:t xml:space="preserve">                    </w:t>
+      </w:r>
+      <w:proofErr w:type="spellStart"/>
+      <w:r>
+        <w:t>cos_angle</w:t>
+      </w:r>
+      <w:proofErr w:type="spellEnd"/>
+      <w:r>
+        <w:t xml:space="preserve"> &lt;- cos(angle)</w:t>
       </w:r>
     </w:p>
     <w:p>
@@ -8050,31 +10912,63 @@
         <w:pStyle w:val="NoSpacing"/>
       </w:pPr>
       <w:r>
-        <w:t xml:space="preserve">                        x &lt;- x + cos_angle * overlap</w:t>
-      </w:r>
-    </w:p>
-    <w:p>
-      <w:pPr>
-        <w:pStyle w:val="NoSpacing"/>
-      </w:pPr>
-      <w:r>
-        <w:t xml:space="preserve">                        y &lt;- y + sin_angle * overlap</w:t>
-      </w:r>
-    </w:p>
-    <w:p>
-      <w:pPr>
-        <w:pStyle w:val="NoSpacing"/>
-      </w:pPr>
-      <w:r>
-        <w:t xml:space="preserve">                        ball x &lt;- ball x - cos_angle * overlap</w:t>
-      </w:r>
-    </w:p>
-    <w:p>
-      <w:pPr>
-        <w:pStyle w:val="NoSpacing"/>
-      </w:pPr>
-      <w:r>
-        <w:t xml:space="preserve">                        ball y &lt;- ball y - sin_angle * overlap</w:t>
+        <w:t xml:space="preserve">                        x &lt;- x + </w:t>
+      </w:r>
+      <w:proofErr w:type="spellStart"/>
+      <w:r>
+        <w:t>cos_angle</w:t>
+      </w:r>
+      <w:proofErr w:type="spellEnd"/>
+      <w:r>
+        <w:t xml:space="preserve"> * overlap</w:t>
+      </w:r>
+    </w:p>
+    <w:p>
+      <w:pPr>
+        <w:pStyle w:val="NoSpacing"/>
+      </w:pPr>
+      <w:r>
+        <w:t xml:space="preserve">                        y &lt;- y + </w:t>
+      </w:r>
+      <w:proofErr w:type="spellStart"/>
+      <w:r>
+        <w:t>sin_angle</w:t>
+      </w:r>
+      <w:proofErr w:type="spellEnd"/>
+      <w:r>
+        <w:t xml:space="preserve"> * overlap</w:t>
+      </w:r>
+    </w:p>
+    <w:p>
+      <w:pPr>
+        <w:pStyle w:val="NoSpacing"/>
+      </w:pPr>
+      <w:r>
+        <w:t xml:space="preserve">                        ball x &lt;- ball x - </w:t>
+      </w:r>
+      <w:proofErr w:type="spellStart"/>
+      <w:r>
+        <w:t>cos_angle</w:t>
+      </w:r>
+      <w:proofErr w:type="spellEnd"/>
+      <w:r>
+        <w:t xml:space="preserve"> * overlap</w:t>
+      </w:r>
+    </w:p>
+    <w:p>
+      <w:pPr>
+        <w:pStyle w:val="NoSpacing"/>
+      </w:pPr>
+      <w:r>
+        <w:t xml:space="preserve">                        ball y &lt;- ball y - </w:t>
+      </w:r>
+      <w:proofErr w:type="spellStart"/>
+      <w:r>
+        <w:t>sin_angle</w:t>
+      </w:r>
+      <w:proofErr w:type="spellEnd"/>
+      <w:r>
+        <w:t xml:space="preserve"> * overlap</w:t>
       </w:r>
     </w:p>
     <w:p>
@@ -8090,15 +10984,31 @@
         <w:pStyle w:val="NoSpacing"/>
       </w:pPr>
       <w:r>
-        <w:t xml:space="preserve">                        ball x &lt;- ball x - cos_angle * overlap * 2</w:t>
-      </w:r>
-    </w:p>
-    <w:p>
-      <w:pPr>
-        <w:pStyle w:val="NoSpacing"/>
-      </w:pPr>
-      <w:r>
-        <w:t xml:space="preserve">                        ball y &lt;- ball y - sin_angle * overlap * 2</w:t>
+        <w:t xml:space="preserve">                        ball x &lt;- ball x - </w:t>
+      </w:r>
+      <w:proofErr w:type="spellStart"/>
+      <w:r>
+        <w:t>cos_angle</w:t>
+      </w:r>
+      <w:proofErr w:type="spellEnd"/>
+      <w:r>
+        <w:t xml:space="preserve"> * overlap * 2</w:t>
+      </w:r>
+    </w:p>
+    <w:p>
+      <w:pPr>
+        <w:pStyle w:val="NoSpacing"/>
+      </w:pPr>
+      <w:r>
+        <w:t xml:space="preserve">                        ball y &lt;- ball y - </w:t>
+      </w:r>
+      <w:proofErr w:type="spellStart"/>
+      <w:r>
+        <w:t>sin_angle</w:t>
+      </w:r>
+      <w:proofErr w:type="spellEnd"/>
+      <w:r>
+        <w:t xml:space="preserve"> * overlap * 2</w:t>
       </w:r>
     </w:p>
     <w:p>
@@ -8127,7 +11037,15 @@
         <w:pStyle w:val="NoSpacing"/>
       </w:pPr>
       <w:r>
-        <w:t xml:space="preserve">                        ball group_flag &lt;- TRUE</w:t>
+        <w:t xml:space="preserve">                        ball </w:t>
+      </w:r>
+      <w:proofErr w:type="spellStart"/>
+      <w:r>
+        <w:t>group_flag</w:t>
+      </w:r>
+      <w:proofErr w:type="spellEnd"/>
+      <w:r>
+        <w:t xml:space="preserve"> &lt;- TRUE</w:t>
       </w:r>
     </w:p>
     <w:p>
@@ -8169,7 +11087,15 @@
         <w:pStyle w:val="NoSpacing"/>
       </w:pPr>
       <w:r>
-        <w:t xml:space="preserve">                        IF the number of group flags in the game_balls vector is more than or equal to three THEN</w:t>
+        <w:t xml:space="preserve">                        IF the number of group flags in the </w:t>
+      </w:r>
+      <w:proofErr w:type="spellStart"/>
+      <w:r>
+        <w:t>game_balls</w:t>
+      </w:r>
+      <w:proofErr w:type="spellEnd"/>
+      <w:r>
+        <w:t xml:space="preserve"> vector is more than or equal to three THEN</w:t>
       </w:r>
     </w:p>
     <w:p>
@@ -8227,39 +11153,111 @@
         <w:pStyle w:val="NoSpacing"/>
       </w:pPr>
       <w:r>
-        <w:t xml:space="preserve">                            FOR i &lt;- 0 TO get size of game_balls - 2</w:t>
-      </w:r>
-    </w:p>
-    <w:p>
-      <w:pPr>
-        <w:pStyle w:val="NoSpacing"/>
-      </w:pPr>
-      <w:r>
-        <w:t xml:space="preserve">                                IF the ball at index i has a group flag THEN</w:t>
-      </w:r>
-    </w:p>
-    <w:p>
-      <w:pPr>
-        <w:pStyle w:val="NoSpacing"/>
-      </w:pPr>
-      <w:r>
-        <w:t xml:space="preserve">                                    game_balls[i] popped &lt;- TRUE</w:t>
-      </w:r>
-    </w:p>
-    <w:p>
-      <w:pPr>
-        <w:pStyle w:val="NoSpacing"/>
-      </w:pPr>
-      <w:r>
-        <w:t xml:space="preserve">                                    pop_sound_to_play &lt;- TRUE</w:t>
-      </w:r>
-    </w:p>
-    <w:p>
-      <w:pPr>
-        <w:pStyle w:val="NoSpacing"/>
-      </w:pPr>
-      <w:r>
-        <w:t xml:space="preserve">                                    game_balls[i] pop_sound_to_play &lt;- TRUE</w:t>
+        <w:t xml:space="preserve">                            FOR </w:t>
+      </w:r>
+      <w:proofErr w:type="spellStart"/>
+      <w:r>
+        <w:t>i</w:t>
+      </w:r>
+      <w:proofErr w:type="spellEnd"/>
+      <w:r>
+        <w:t xml:space="preserve"> &lt;- 0 TO get size of </w:t>
+      </w:r>
+      <w:proofErr w:type="spellStart"/>
+      <w:r>
+        <w:t>game_balls</w:t>
+      </w:r>
+      <w:proofErr w:type="spellEnd"/>
+      <w:r>
+        <w:t xml:space="preserve"> - 2</w:t>
+      </w:r>
+    </w:p>
+    <w:p>
+      <w:pPr>
+        <w:pStyle w:val="NoSpacing"/>
+      </w:pPr>
+      <w:r>
+        <w:t xml:space="preserve">                                IF the ball at index </w:t>
+      </w:r>
+      <w:proofErr w:type="spellStart"/>
+      <w:r>
+        <w:t>i</w:t>
+      </w:r>
+      <w:proofErr w:type="spellEnd"/>
+      <w:r>
+        <w:t xml:space="preserve"> has a group flag THEN</w:t>
+      </w:r>
+    </w:p>
+    <w:p>
+      <w:pPr>
+        <w:pStyle w:val="NoSpacing"/>
+      </w:pPr>
+      <w:r>
+        <w:t xml:space="preserve">                                    </w:t>
+      </w:r>
+      <w:proofErr w:type="spellStart"/>
+      <w:r>
+        <w:t>game_balls</w:t>
+      </w:r>
+      <w:proofErr w:type="spellEnd"/>
+      <w:r>
+        <w:t>[</w:t>
+      </w:r>
+      <w:proofErr w:type="spellStart"/>
+      <w:r>
+        <w:t>i</w:t>
+      </w:r>
+      <w:proofErr w:type="spellEnd"/>
+      <w:r>
+        <w:t>] popped &lt;- TRUE</w:t>
+      </w:r>
+    </w:p>
+    <w:p>
+      <w:pPr>
+        <w:pStyle w:val="NoSpacing"/>
+      </w:pPr>
+      <w:r>
+        <w:t xml:space="preserve">                                    </w:t>
+      </w:r>
+      <w:proofErr w:type="spellStart"/>
+      <w:r>
+        <w:t>pop_sound_to_play</w:t>
+      </w:r>
+      <w:proofErr w:type="spellEnd"/>
+      <w:r>
+        <w:t xml:space="preserve"> &lt;- TRUE</w:t>
+      </w:r>
+    </w:p>
+    <w:p>
+      <w:pPr>
+        <w:pStyle w:val="NoSpacing"/>
+      </w:pPr>
+      <w:r>
+        <w:t xml:space="preserve">                                    </w:t>
+      </w:r>
+      <w:proofErr w:type="spellStart"/>
+      <w:r>
+        <w:t>game_balls</w:t>
+      </w:r>
+      <w:proofErr w:type="spellEnd"/>
+      <w:r>
+        <w:t>[</w:t>
+      </w:r>
+      <w:proofErr w:type="spellStart"/>
+      <w:r>
+        <w:t>i</w:t>
+      </w:r>
+      <w:proofErr w:type="spellEnd"/>
+      <w:r>
+        <w:t xml:space="preserve">] </w:t>
+      </w:r>
+      <w:proofErr w:type="spellStart"/>
+      <w:r>
+        <w:t>pop_sound_to_play</w:t>
+      </w:r>
+      <w:proofErr w:type="spellEnd"/>
+      <w:r>
+        <w:t xml:space="preserve"> &lt;- TRUE</w:t>
       </w:r>
     </w:p>
     <w:p>
@@ -8291,15 +11289,55 @@
         <w:pStyle w:val="NoSpacing"/>
       </w:pPr>
       <w:r>
-        <w:t xml:space="preserve">                        FOR i &lt;- 0 TO get size of game_balls - 2</w:t>
-      </w:r>
-    </w:p>
-    <w:p>
-      <w:pPr>
-        <w:pStyle w:val="NoSpacing"/>
-      </w:pPr>
-      <w:r>
-        <w:t xml:space="preserve">                            game_balls[i] group_flag &lt;- FALSE</w:t>
+        <w:t xml:space="preserve">                        FOR </w:t>
+      </w:r>
+      <w:proofErr w:type="spellStart"/>
+      <w:r>
+        <w:t>i</w:t>
+      </w:r>
+      <w:proofErr w:type="spellEnd"/>
+      <w:r>
+        <w:t xml:space="preserve"> &lt;- 0 TO get size of </w:t>
+      </w:r>
+      <w:proofErr w:type="spellStart"/>
+      <w:r>
+        <w:t>game_balls</w:t>
+      </w:r>
+      <w:proofErr w:type="spellEnd"/>
+      <w:r>
+        <w:t xml:space="preserve"> - 2</w:t>
+      </w:r>
+    </w:p>
+    <w:p>
+      <w:pPr>
+        <w:pStyle w:val="NoSpacing"/>
+      </w:pPr>
+      <w:r>
+        <w:t xml:space="preserve">                            </w:t>
+      </w:r>
+      <w:proofErr w:type="spellStart"/>
+      <w:r>
+        <w:t>game_balls</w:t>
+      </w:r>
+      <w:proofErr w:type="spellEnd"/>
+      <w:r>
+        <w:t>[</w:t>
+      </w:r>
+      <w:proofErr w:type="spellStart"/>
+      <w:r>
+        <w:t>i</w:t>
+      </w:r>
+      <w:proofErr w:type="spellEnd"/>
+      <w:r>
+        <w:t xml:space="preserve">] </w:t>
+      </w:r>
+      <w:proofErr w:type="spellStart"/>
+      <w:r>
+        <w:t>group_flag</w:t>
+      </w:r>
+      <w:proofErr w:type="spellEnd"/>
+      <w:r>
+        <w:t xml:space="preserve"> &lt;- FALSE</w:t>
       </w:r>
     </w:p>
     <w:p>
@@ -8328,31 +11366,63 @@
         <w:pStyle w:val="NoSpacing"/>
       </w:pPr>
       <w:r>
-        <w:t xml:space="preserve">                    shape_x_velocity &lt;- 0</w:t>
-      </w:r>
-    </w:p>
-    <w:p>
-      <w:pPr>
-        <w:pStyle w:val="NoSpacing"/>
-      </w:pPr>
-      <w:r>
-        <w:t xml:space="preserve">                    shape_y_velocity &lt;- 0</w:t>
-      </w:r>
-    </w:p>
-    <w:p>
-      <w:pPr>
-        <w:pStyle w:val="NoSpacing"/>
-      </w:pPr>
-      <w:r>
-        <w:t xml:space="preserve">                    ball shape_x_velocity &lt;- 0</w:t>
-      </w:r>
-    </w:p>
-    <w:p>
-      <w:pPr>
-        <w:pStyle w:val="NoSpacing"/>
-      </w:pPr>
-      <w:r>
-        <w:t xml:space="preserve">                    ball shape_y_velocity &lt;- 0</w:t>
+        <w:t xml:space="preserve">                    </w:t>
+      </w:r>
+      <w:proofErr w:type="spellStart"/>
+      <w:r>
+        <w:t>shape_x_velocity</w:t>
+      </w:r>
+      <w:proofErr w:type="spellEnd"/>
+      <w:r>
+        <w:t xml:space="preserve"> &lt;- 0</w:t>
+      </w:r>
+    </w:p>
+    <w:p>
+      <w:pPr>
+        <w:pStyle w:val="NoSpacing"/>
+      </w:pPr>
+      <w:r>
+        <w:t xml:space="preserve">                    </w:t>
+      </w:r>
+      <w:proofErr w:type="spellStart"/>
+      <w:r>
+        <w:t>shape_y_velocity</w:t>
+      </w:r>
+      <w:proofErr w:type="spellEnd"/>
+      <w:r>
+        <w:t xml:space="preserve"> &lt;- 0</w:t>
+      </w:r>
+    </w:p>
+    <w:p>
+      <w:pPr>
+        <w:pStyle w:val="NoSpacing"/>
+      </w:pPr>
+      <w:r>
+        <w:t xml:space="preserve">                    ball </w:t>
+      </w:r>
+      <w:proofErr w:type="spellStart"/>
+      <w:r>
+        <w:t>shape_x_velocity</w:t>
+      </w:r>
+      <w:proofErr w:type="spellEnd"/>
+      <w:r>
+        <w:t xml:space="preserve"> &lt;- 0</w:t>
+      </w:r>
+    </w:p>
+    <w:p>
+      <w:pPr>
+        <w:pStyle w:val="NoSpacing"/>
+      </w:pPr>
+      <w:r>
+        <w:t xml:space="preserve">                    ball </w:t>
+      </w:r>
+      <w:proofErr w:type="spellStart"/>
+      <w:r>
+        <w:t>shape_y_velocity</w:t>
+      </w:r>
+      <w:proofErr w:type="spellEnd"/>
+      <w:r>
+        <w:t xml:space="preserve"> &lt;- 0</w:t>
       </w:r>
     </w:p>
     <w:p>
@@ -8443,8 +11513,13 @@
         <w:pStyle w:val="NoSpacing"/>
       </w:pPr>
       <w:r>
-        <w:t xml:space="preserve">        FUNCTION pop_sound_needs_playing</w:t>
-      </w:r>
+        <w:t xml:space="preserve">        FUNCTION </w:t>
+      </w:r>
+      <w:proofErr w:type="spellStart"/>
+      <w:r>
+        <w:t>pop_sound_needs_playing</w:t>
+      </w:r>
+      <w:proofErr w:type="spellEnd"/>
     </w:p>
     <w:p>
       <w:pPr>
@@ -8459,7 +11534,15 @@
         <w:pStyle w:val="NoSpacing"/>
       </w:pPr>
       <w:r>
-        <w:t xml:space="preserve">                pop_sound_needs_playing &lt;- FALSE</w:t>
+        <w:t xml:space="preserve">                </w:t>
+      </w:r>
+      <w:proofErr w:type="spellStart"/>
+      <w:r>
+        <w:t>pop_sound_needs_playing</w:t>
+      </w:r>
+      <w:proofErr w:type="spellEnd"/>
+      <w:r>
+        <w:t xml:space="preserve"> &lt;- FALSE</w:t>
       </w:r>
     </w:p>
     <w:p>
@@ -8504,8 +11587,13 @@
         <w:pStyle w:val="NoSpacing"/>
       </w:pPr>
       <w:r>
-        <w:t xml:space="preserve">        FUNCTION get_popped</w:t>
-      </w:r>
+        <w:t xml:space="preserve">        FUNCTION </w:t>
+      </w:r>
+      <w:proofErr w:type="spellStart"/>
+      <w:r>
+        <w:t>get_popped</w:t>
+      </w:r>
+      <w:proofErr w:type="spellEnd"/>
     </w:p>
     <w:p>
       <w:pPr>
@@ -8533,16 +11621,26 @@
         <w:pStyle w:val="NoSpacing"/>
       </w:pPr>
       <w:r>
-        <w:t xml:space="preserve">        FUNCTION get_x_velocity</w:t>
-      </w:r>
-    </w:p>
-    <w:p>
-      <w:pPr>
-        <w:pStyle w:val="NoSpacing"/>
-      </w:pPr>
-      <w:r>
-        <w:t xml:space="preserve">            RETURN shape_x_velocity</w:t>
-      </w:r>
+        <w:t xml:space="preserve">        FUNCTION </w:t>
+      </w:r>
+      <w:proofErr w:type="spellStart"/>
+      <w:r>
+        <w:t>get_x_velocity</w:t>
+      </w:r>
+      <w:proofErr w:type="spellEnd"/>
+    </w:p>
+    <w:p>
+      <w:pPr>
+        <w:pStyle w:val="NoSpacing"/>
+      </w:pPr>
+      <w:r>
+        <w:t xml:space="preserve">            RETURN </w:t>
+      </w:r>
+      <w:proofErr w:type="spellStart"/>
+      <w:r>
+        <w:t>shape_x_velocity</w:t>
+      </w:r>
+      <w:proofErr w:type="spellEnd"/>
     </w:p>
     <w:p>
       <w:pPr>
@@ -8562,16 +11660,26 @@
         <w:pStyle w:val="NoSpacing"/>
       </w:pPr>
       <w:r>
-        <w:t xml:space="preserve">        FUNCTION get_y_velocity</w:t>
-      </w:r>
-    </w:p>
-    <w:p>
-      <w:pPr>
-        <w:pStyle w:val="NoSpacing"/>
-      </w:pPr>
-      <w:r>
-        <w:t xml:space="preserve">            RETURN shape_y_velocity</w:t>
-      </w:r>
+        <w:t xml:space="preserve">        FUNCTION </w:t>
+      </w:r>
+      <w:proofErr w:type="spellStart"/>
+      <w:r>
+        <w:t>get_y_velocity</w:t>
+      </w:r>
+      <w:proofErr w:type="spellEnd"/>
+    </w:p>
+    <w:p>
+      <w:pPr>
+        <w:pStyle w:val="NoSpacing"/>
+      </w:pPr>
+      <w:r>
+        <w:t xml:space="preserve">            RETURN </w:t>
+      </w:r>
+      <w:proofErr w:type="spellStart"/>
+      <w:r>
+        <w:t>shape_y_velocity</w:t>
+      </w:r>
+      <w:proofErr w:type="spellEnd"/>
     </w:p>
     <w:p>
       <w:pPr>
@@ -8591,8 +11699,13 @@
         <w:pStyle w:val="NoSpacing"/>
       </w:pPr>
       <w:r>
-        <w:t xml:space="preserve">        FUNCTION get_y_position</w:t>
-      </w:r>
+        <w:t xml:space="preserve">        FUNCTION </w:t>
+      </w:r>
+      <w:proofErr w:type="spellStart"/>
+      <w:r>
+        <w:t>get_y_position</w:t>
+      </w:r>
+      <w:proofErr w:type="spellEnd"/>
     </w:p>
     <w:p>
       <w:pPr>
@@ -8620,16 +11733,26 @@
         <w:pStyle w:val="NoSpacing"/>
       </w:pPr>
       <w:r>
-        <w:t xml:space="preserve">        FUNCTION get_anchored</w:t>
-      </w:r>
-    </w:p>
-    <w:p>
-      <w:pPr>
-        <w:pStyle w:val="NoSpacing"/>
-      </w:pPr>
-      <w:r>
-        <w:t xml:space="preserve">            RETURN anchored_flag</w:t>
-      </w:r>
+        <w:t xml:space="preserve">        FUNCTION </w:t>
+      </w:r>
+      <w:proofErr w:type="spellStart"/>
+      <w:r>
+        <w:t>get_anchored</w:t>
+      </w:r>
+      <w:proofErr w:type="spellEnd"/>
+    </w:p>
+    <w:p>
+      <w:pPr>
+        <w:pStyle w:val="NoSpacing"/>
+      </w:pPr>
+      <w:r>
+        <w:t xml:space="preserve">            RETURN </w:t>
+      </w:r>
+      <w:proofErr w:type="spellStart"/>
+      <w:r>
+        <w:t>anchored_flag</w:t>
+      </w:r>
+      <w:proofErr w:type="spellEnd"/>
     </w:p>
     <w:p>
       <w:pPr>
@@ -8649,16 +11772,26 @@
         <w:pStyle w:val="NoSpacing"/>
       </w:pPr>
       <w:r>
-        <w:t xml:space="preserve">        FUNCTION get_is_ball_to_fall</w:t>
-      </w:r>
-    </w:p>
-    <w:p>
-      <w:pPr>
-        <w:pStyle w:val="NoSpacing"/>
-      </w:pPr>
-      <w:r>
-        <w:t xml:space="preserve">            RETURN ball_to_fall</w:t>
-      </w:r>
+        <w:t xml:space="preserve">        FUNCTION </w:t>
+      </w:r>
+      <w:proofErr w:type="spellStart"/>
+      <w:r>
+        <w:t>get_is_ball_to_fall</w:t>
+      </w:r>
+      <w:proofErr w:type="spellEnd"/>
+    </w:p>
+    <w:p>
+      <w:pPr>
+        <w:pStyle w:val="NoSpacing"/>
+      </w:pPr>
+      <w:r>
+        <w:t xml:space="preserve">            RETURN </w:t>
+      </w:r>
+      <w:proofErr w:type="spellStart"/>
+      <w:r>
+        <w:t>ball_to_fall</w:t>
+      </w:r>
+      <w:proofErr w:type="spellEnd"/>
     </w:p>
     <w:p>
       <w:pPr>
@@ -8678,16 +11811,26 @@
         <w:pStyle w:val="NoSpacing"/>
       </w:pPr>
       <w:r>
-        <w:t xml:space="preserve">        FUNCTION get_group_flag</w:t>
-      </w:r>
-    </w:p>
-    <w:p>
-      <w:pPr>
-        <w:pStyle w:val="NoSpacing"/>
-      </w:pPr>
-      <w:r>
-        <w:t xml:space="preserve">            RETURN group_flag</w:t>
-      </w:r>
+        <w:t xml:space="preserve">        FUNCTION </w:t>
+      </w:r>
+      <w:proofErr w:type="spellStart"/>
+      <w:r>
+        <w:t>get_group_flag</w:t>
+      </w:r>
+      <w:proofErr w:type="spellEnd"/>
+    </w:p>
+    <w:p>
+      <w:pPr>
+        <w:pStyle w:val="NoSpacing"/>
+      </w:pPr>
+      <w:r>
+        <w:t xml:space="preserve">            RETURN </w:t>
+      </w:r>
+      <w:proofErr w:type="spellStart"/>
+      <w:r>
+        <w:t>group_flag</w:t>
+      </w:r>
+      <w:proofErr w:type="spellEnd"/>
     </w:p>
     <w:p>
       <w:pPr>
@@ -8707,16 +11850,45 @@
         <w:pStyle w:val="NoSpacing"/>
       </w:pPr>
       <w:r>
-        <w:t xml:space="preserve">        PROCEDURE set_anchored(is_anchored)</w:t>
-      </w:r>
-    </w:p>
-    <w:p>
-      <w:pPr>
-        <w:pStyle w:val="NoSpacing"/>
-      </w:pPr>
-      <w:r>
-        <w:t xml:space="preserve">            anchored_flag &lt;- is_anchored</w:t>
-      </w:r>
+        <w:t xml:space="preserve">        PROCEDURE </w:t>
+      </w:r>
+      <w:proofErr w:type="spellStart"/>
+      <w:r>
+        <w:t>set_anchored</w:t>
+      </w:r>
+      <w:proofErr w:type="spellEnd"/>
+      <w:r>
+        <w:t>(</w:t>
+      </w:r>
+      <w:proofErr w:type="spellStart"/>
+      <w:r>
+        <w:t>is_anchored</w:t>
+      </w:r>
+      <w:proofErr w:type="spellEnd"/>
+      <w:r>
+        <w:t>)</w:t>
+      </w:r>
+    </w:p>
+    <w:p>
+      <w:pPr>
+        <w:pStyle w:val="NoSpacing"/>
+      </w:pPr>
+      <w:r>
+        <w:t xml:space="preserve">            </w:t>
+      </w:r>
+      <w:proofErr w:type="spellStart"/>
+      <w:r>
+        <w:t>anchored_flag</w:t>
+      </w:r>
+      <w:proofErr w:type="spellEnd"/>
+      <w:r>
+        <w:t xml:space="preserve"> &lt;- </w:t>
+      </w:r>
+      <w:proofErr w:type="spellStart"/>
+      <w:r>
+        <w:t>is_anchored</w:t>
+      </w:r>
+      <w:proofErr w:type="spellEnd"/>
     </w:p>
     <w:p>
       <w:pPr>
@@ -8736,16 +11908,45 @@
         <w:pStyle w:val="NoSpacing"/>
       </w:pPr>
       <w:r>
-        <w:t xml:space="preserve">        PROCEDURE set_ball_to_fall(is_to_fall)</w:t>
-      </w:r>
-    </w:p>
-    <w:p>
-      <w:pPr>
-        <w:pStyle w:val="NoSpacing"/>
-      </w:pPr>
-      <w:r>
-        <w:t xml:space="preserve">            ball_to_fall &lt;- is_to_fall</w:t>
-      </w:r>
+        <w:t xml:space="preserve">        PROCEDURE </w:t>
+      </w:r>
+      <w:proofErr w:type="spellStart"/>
+      <w:r>
+        <w:t>set_ball_to_fall</w:t>
+      </w:r>
+      <w:proofErr w:type="spellEnd"/>
+      <w:r>
+        <w:t>(</w:t>
+      </w:r>
+      <w:proofErr w:type="spellStart"/>
+      <w:r>
+        <w:t>is_to_fall</w:t>
+      </w:r>
+      <w:proofErr w:type="spellEnd"/>
+      <w:r>
+        <w:t>)</w:t>
+      </w:r>
+    </w:p>
+    <w:p>
+      <w:pPr>
+        <w:pStyle w:val="NoSpacing"/>
+      </w:pPr>
+      <w:r>
+        <w:t xml:space="preserve">            </w:t>
+      </w:r>
+      <w:proofErr w:type="spellStart"/>
+      <w:r>
+        <w:t>ball_to_fall</w:t>
+      </w:r>
+      <w:proofErr w:type="spellEnd"/>
+      <w:r>
+        <w:t xml:space="preserve"> &lt;- </w:t>
+      </w:r>
+      <w:proofErr w:type="spellStart"/>
+      <w:r>
+        <w:t>is_to_fall</w:t>
+      </w:r>
+      <w:proofErr w:type="spellEnd"/>
     </w:p>
     <w:p>
       <w:pPr>
@@ -8765,16 +11966,45 @@
         <w:pStyle w:val="NoSpacing"/>
       </w:pPr>
       <w:r>
-        <w:t xml:space="preserve">        PROCEDURE set_group_flag(is_grouped)</w:t>
-      </w:r>
-    </w:p>
-    <w:p>
-      <w:pPr>
-        <w:pStyle w:val="NoSpacing"/>
-      </w:pPr>
-      <w:r>
-        <w:t xml:space="preserve">            group_flag &lt;- is_grouped</w:t>
-      </w:r>
+        <w:t xml:space="preserve">        PROCEDURE </w:t>
+      </w:r>
+      <w:proofErr w:type="spellStart"/>
+      <w:r>
+        <w:t>set_group_flag</w:t>
+      </w:r>
+      <w:proofErr w:type="spellEnd"/>
+      <w:r>
+        <w:t>(</w:t>
+      </w:r>
+      <w:proofErr w:type="spellStart"/>
+      <w:r>
+        <w:t>is_grouped</w:t>
+      </w:r>
+      <w:proofErr w:type="spellEnd"/>
+      <w:r>
+        <w:t>)</w:t>
+      </w:r>
+    </w:p>
+    <w:p>
+      <w:pPr>
+        <w:pStyle w:val="NoSpacing"/>
+      </w:pPr>
+      <w:r>
+        <w:t xml:space="preserve">            </w:t>
+      </w:r>
+      <w:proofErr w:type="spellStart"/>
+      <w:r>
+        <w:t>group_flag</w:t>
+      </w:r>
+      <w:proofErr w:type="spellEnd"/>
+      <w:r>
+        <w:t xml:space="preserve"> &lt;- </w:t>
+      </w:r>
+      <w:proofErr w:type="spellStart"/>
+      <w:r>
+        <w:t>is_grouped</w:t>
+      </w:r>
+      <w:proofErr w:type="spellEnd"/>
     </w:p>
     <w:p>
       <w:pPr>
@@ -9466,7 +12696,15 @@
         <w:t xml:space="preserve"> </w:t>
       </w:r>
       <w:r>
-        <w:t>(16, Bakaoukas. A, 2024)</w:t>
+        <w:t xml:space="preserve">(16, </w:t>
+      </w:r>
+      <w:proofErr w:type="spellStart"/>
+      <w:r>
+        <w:t>Bakaoukas</w:t>
+      </w:r>
+      <w:proofErr w:type="spellEnd"/>
+      <w:r>
+        <w:t>. A, 2024)</w:t>
       </w:r>
       <w:r>
         <w:t>, as well as the title font</w:t>
@@ -9480,11 +12718,13 @@
       <w:r>
         <w:t xml:space="preserve">(4, </w:t>
       </w:r>
-      <w:r>
-        <w:t>Montoreano. J</w:t>
-      </w:r>
-      <w:r>
-        <w:t>, 2011)</w:t>
+      <w:proofErr w:type="spellStart"/>
+      <w:r>
+        <w:t>Montoreano</w:t>
+      </w:r>
+      <w:proofErr w:type="spellEnd"/>
+      <w:r>
+        <w:t>. J, 2011)</w:t>
       </w:r>
       <w:r>
         <w:t xml:space="preserve"> and instructions </w:t>
@@ -9499,13 +12739,7 @@
         <w:t xml:space="preserve"> </w:t>
       </w:r>
       <w:r>
-        <w:t xml:space="preserve">(5, </w:t>
-      </w:r>
-      <w:r>
-        <w:t>Hechsher. J</w:t>
-      </w:r>
-      <w:r>
-        <w:t>, 2011)</w:t>
+        <w:t>(5, Hechsher. J, 2011)</w:t>
       </w:r>
       <w:r>
         <w:t>, were all created by third parties</w:t>
@@ -9575,19 +12809,7 @@
           <w:rPr>
             <w:rStyle w:val="Hyperlink"/>
           </w:rPr>
-          <w:t>https:/</w:t>
-        </w:r>
-        <w:r>
-          <w:rPr>
-            <w:rStyle w:val="Hyperlink"/>
-          </w:rPr>
-          <w:t>/</w:t>
-        </w:r>
-        <w:r>
-          <w:rPr>
-            <w:rStyle w:val="Hyperlink"/>
-          </w:rPr>
-          <w:t>www.sfml-dev.org/documentation/2.6.1/index.php</w:t>
+          <w:t>https://www.sfml-dev.org/documentation/2.6.1/index.php</w:t>
         </w:r>
         <w:r>
           <w:t xml:space="preserve"> - 03/10/2024 at 14:48</w:t>
@@ -9625,39 +12847,20 @@
           <w:numId w:val="1"/>
         </w:numPr>
       </w:pPr>
-      <w:r>
-        <w:t xml:space="preserve">Montoreano. J - </w:t>
+      <w:proofErr w:type="spellStart"/>
+      <w:r>
+        <w:t>Montoreano</w:t>
+      </w:r>
+      <w:proofErr w:type="spellEnd"/>
+      <w:r>
+        <w:t xml:space="preserve">. J - </w:t>
       </w:r>
       <w:hyperlink r:id="rId25" w:history="1">
         <w:r>
           <w:rPr>
             <w:rStyle w:val="Hyperlink"/>
           </w:rPr>
-          <w:t>https://fonts.google.com/specim</w:t>
-        </w:r>
-        <w:r>
-          <w:rPr>
-            <w:rStyle w:val="Hyperlink"/>
-          </w:rPr>
-          <w:t>e</w:t>
-        </w:r>
-        <w:r>
-          <w:rPr>
-            <w:rStyle w:val="Hyperlink"/>
-          </w:rPr>
-          <w:t>n/Lilita+One?preview.text=Bouncin</w:t>
-        </w:r>
-        <w:r>
-          <w:rPr>
-            <w:rStyle w:val="Hyperlink"/>
-          </w:rPr>
-          <w:t>g</w:t>
-        </w:r>
-        <w:r>
-          <w:rPr>
-            <w:rStyle w:val="Hyperlink"/>
-          </w:rPr>
-          <w:t>%20Balls</w:t>
+          <w:t>https://fonts.google.com/specimen/Lilita+One?preview.text=Bouncing%20Balls</w:t>
         </w:r>
       </w:hyperlink>
       <w:r>
@@ -9680,19 +12883,7 @@
           <w:rPr>
             <w:rStyle w:val="Hyperlink"/>
           </w:rPr>
-          <w:t>https://fonts.google.com</w:t>
-        </w:r>
-        <w:r>
-          <w:rPr>
-            <w:rStyle w:val="Hyperlink"/>
-          </w:rPr>
-          <w:t>/</w:t>
-        </w:r>
-        <w:r>
-          <w:rPr>
-            <w:rStyle w:val="Hyperlink"/>
-          </w:rPr>
-          <w:t>specimen/Play?preview.text=The%20quick&amp;query=Play</w:t>
+          <w:t>https://fonts.google.com/specimen/Play?preview.text=The%20quick&amp;query=Play</w:t>
         </w:r>
       </w:hyperlink>
       <w:r>
@@ -9707,27 +12898,20 @@
           <w:numId w:val="1"/>
         </w:numPr>
       </w:pPr>
-      <w:r>
-        <w:t xml:space="preserve">Lubos. L - </w:t>
+      <w:proofErr w:type="spellStart"/>
+      <w:r>
+        <w:t>Lubos</w:t>
+      </w:r>
+      <w:proofErr w:type="spellEnd"/>
+      <w:r>
+        <w:t xml:space="preserve">. L - </w:t>
       </w:r>
       <w:hyperlink r:id="rId27" w:history="1">
         <w:r>
           <w:rPr>
             <w:rStyle w:val="Hyperlink"/>
           </w:rPr>
-          <w:t>https://www.researchgate.net/profile/Lesley-Lubos/publication/314</w:t>
-        </w:r>
-        <w:r>
-          <w:rPr>
-            <w:rStyle w:val="Hyperlink"/>
-          </w:rPr>
-          <w:t>5</w:t>
-        </w:r>
-        <w:r>
-          <w:rPr>
-            <w:rStyle w:val="Hyperlink"/>
-          </w:rPr>
-          <w:t>78015_The_Role_of_Colors_in_Stress_Reduction/links/5baf102e92851ca9ed2e6128/The-Role-of-Colors-in-Stress-Reduction.pdf</w:t>
+          <w:t>https://www.researchgate.net/profile/Lesley-Lubos/publication/314578015_The_Role_of_Colors_in_Stress_Reduction/links/5baf102e92851ca9ed2e6128/The-Role-of-Colors-in-Stress-Reduction.pdf</w:t>
         </w:r>
         <w:r>
           <w:t xml:space="preserve"> - 20/11/2024 at 12:41</w:t>
@@ -9750,19 +12934,7 @@
           <w:rPr>
             <w:rStyle w:val="Hyperlink"/>
           </w:rPr>
-          <w:t>https://www.researchgate.net/profile/Rakesh-Gupta/publication/349426950_COLOR_THERAPY_IN_MENTAL_HEALTH_AND_WELL_BEING/links/6033352aa6fdcc37a842</w:t>
-        </w:r>
-        <w:r>
-          <w:rPr>
-            <w:rStyle w:val="Hyperlink"/>
-          </w:rPr>
-          <w:t>5</w:t>
-        </w:r>
-        <w:r>
-          <w:rPr>
-            <w:rStyle w:val="Hyperlink"/>
-          </w:rPr>
-          <w:t>3b0/COLOR-THERAPY-IN-MENTAL-HEALTH-AND-WELL-BEING.pdf</w:t>
+          <w:t>https://www.researchgate.net/profile/Rakesh-Gupta/publication/349426950_COLOR_THERAPY_IN_MENTAL_HEALTH_AND_WELL_BEING/links/6033352aa6fdcc37a84253b0/COLOR-THERAPY-IN-MENTAL-HEALTH-AND-WELL-BEING.pdf</w:t>
         </w:r>
         <w:r>
           <w:t xml:space="preserve"> - 20/11/2024 at 12:43</w:t>
@@ -9777,9 +12949,11 @@
           <w:numId w:val="1"/>
         </w:numPr>
       </w:pPr>
+      <w:proofErr w:type="spellStart"/>
       <w:r>
         <w:t>JGraph</w:t>
       </w:r>
+      <w:proofErr w:type="spellEnd"/>
       <w:r>
         <w:t xml:space="preserve"> (2025)</w:t>
       </w:r>
@@ -9896,19 +13070,7 @@
           <w:rPr>
             <w:rStyle w:val="Hyperlink"/>
           </w:rPr>
-          <w:t>https://p</w:t>
-        </w:r>
-        <w:r>
-          <w:rPr>
-            <w:rStyle w:val="Hyperlink"/>
-          </w:rPr>
-          <w:t>e</w:t>
-        </w:r>
-        <w:r>
-          <w:rPr>
-            <w:rStyle w:val="Hyperlink"/>
-          </w:rPr>
-          <w:t>gi.info/what-do-the-labels-mean</w:t>
+          <w:t>https://pegi.info/what-do-the-labels-mean</w:t>
         </w:r>
         <w:r>
           <w:t xml:space="preserve"> - 08/01/2024 at 12:22</w:t>
@@ -9953,7 +13115,7 @@
       <w:r>
         <w:t xml:space="preserve">TAITO CORP. - </w:t>
       </w:r>
-      <w:hyperlink r:id="rId34" w:history="1">
+      <w:hyperlink r:id="rId34" w:anchor="gallery-1" w:history="1">
         <w:r>
           <w:rPr>
             <w:rStyle w:val="Hyperlink"/>
@@ -10055,9 +13217,11 @@
           <w:numId w:val="1"/>
         </w:numPr>
       </w:pPr>
+      <w:proofErr w:type="spellStart"/>
       <w:r>
         <w:t>Bakaoukas</w:t>
       </w:r>
+      <w:proofErr w:type="spellEnd"/>
       <w:r>
         <w:t xml:space="preserve">. A - </w:t>
       </w:r>
@@ -10081,8 +13245,13 @@
           <w:numId w:val="1"/>
         </w:numPr>
       </w:pPr>
-      <w:r>
-        <w:t>WebMagic Ventures, LLC, The International Arcade Museum®, Museum of the Game®</w:t>
+      <w:proofErr w:type="spellStart"/>
+      <w:r>
+        <w:t>WebMagic</w:t>
+      </w:r>
+      <w:proofErr w:type="spellEnd"/>
+      <w:r>
+        <w:t xml:space="preserve"> Ventures, LLC, The International Arcade Museum®, Museum of the Game®</w:t>
       </w:r>
       <w:r>
         <w:t xml:space="preserve"> - </w:t>
@@ -10092,31 +13261,7 @@
           <w:rPr>
             <w:rStyle w:val="Hyperlink"/>
           </w:rPr>
-          <w:t>https://www.arcade-museum.com/Vide</w:t>
-        </w:r>
-        <w:r>
-          <w:rPr>
-            <w:rStyle w:val="Hyperlink"/>
-          </w:rPr>
-          <w:t>o</w:t>
-        </w:r>
-        <w:r>
-          <w:rPr>
-            <w:rStyle w:val="Hyperlink"/>
-          </w:rPr>
-          <w:t>game/puzzle-bo</w:t>
-        </w:r>
-        <w:r>
-          <w:rPr>
-            <w:rStyle w:val="Hyperlink"/>
-          </w:rPr>
-          <w:t>b</w:t>
-        </w:r>
-        <w:r>
-          <w:rPr>
-            <w:rStyle w:val="Hyperlink"/>
-          </w:rPr>
-          <w:t>ble</w:t>
+          <w:t>https://www.arcade-museum.com/Videogame/puzzle-bobble</w:t>
         </w:r>
         <w:r>
           <w:t xml:space="preserve"> - 12/10/2024 at 20:45</w:t>
@@ -10139,14 +13284,40 @@
           <w:rPr>
             <w:rStyle w:val="Hyperlink"/>
           </w:rPr>
-          <w:t>https://www.gov.uk/service-manual/agile-delivery/agile-methodologies</w:t>
-        </w:r>
-        <w:r>
-          <w:t xml:space="preserve"> - 08/01/2025</w:t>
+          <w:t>https://www.gov.uk/service-manual/agile-delivery/agile-methodologies - 08/01/2025 at 13:19</w:t>
         </w:r>
       </w:hyperlink>
-      <w:r>
-        <w:t xml:space="preserve"> at 13:19</w:t>
+    </w:p>
+    <w:p>
+      <w:pPr>
+        <w:pStyle w:val="ListParagraph"/>
+        <w:numPr>
+          <w:ilvl w:val="0"/>
+          <w:numId w:val="1"/>
+        </w:numPr>
+      </w:pPr>
+      <w:r>
+        <w:t xml:space="preserve">NIST, </w:t>
+      </w:r>
+      <w:r>
+        <w:t>National Institute of Standards and Technology</w:t>
+      </w:r>
+      <w:r>
+        <w:t xml:space="preserve"> - </w:t>
+      </w:r>
+      <w:hyperlink r:id="rId40" w:history="1">
+        <w:r>
+          <w:rPr>
+            <w:rStyle w:val="Hyperlink"/>
+          </w:rPr>
+          <w:t>https://physics.nist.gov/cgi-bin/cuu/Value?gn</w:t>
+        </w:r>
+      </w:hyperlink>
+      <w:r>
+        <w:t xml:space="preserve"> - A</w:t>
+      </w:r>
+      <w:r>
+        <w:t>ccessed 10/12/2024 @ 15:51</w:t>
       </w:r>
     </w:p>
     <w:sectPr>
@@ -10833,6 +14004,7 @@
   <w:style w:type="character" w:default="1" w:styleId="DefaultParagraphFont">
     <w:name w:val="Default Paragraph Font"/>
     <w:uiPriority w:val="1"/>
+    <w:semiHidden/>
     <w:unhideWhenUsed/>
   </w:style>
   <w:style w:type="table" w:default="1" w:styleId="TableNormal">

--- a/Academic Report - Thomas JEBSON - 24804704.docx
+++ b/Academic Report - Thomas JEBSON - 24804704.docx
@@ -8447,15 +8447,7 @@
       </w:r>
       <w:proofErr w:type="spellEnd"/>
       <w:r>
-        <w:t xml:space="preserve">, </w:t>
-      </w:r>
-      <w:proofErr w:type="spellStart"/>
-      <w:r>
-        <w:t>new_y</w:t>
-      </w:r>
-      <w:proofErr w:type="spellEnd"/>
-      <w:r>
-        <w:t>)</w:t>
+        <w:t>, new_y)</w:t>
       </w:r>
     </w:p>
     <w:p>
@@ -11249,15 +11241,7 @@
       </w:r>
       <w:proofErr w:type="spellEnd"/>
       <w:r>
-        <w:t xml:space="preserve">] </w:t>
-      </w:r>
-      <w:proofErr w:type="spellStart"/>
-      <w:r>
-        <w:t>pop_sound_to_play</w:t>
-      </w:r>
-      <w:proofErr w:type="spellEnd"/>
-      <w:r>
-        <w:t xml:space="preserve"> &lt;- TRUE</w:t>
+        <w:t>] pop_sound_to_play &lt;- TRUE</w:t>
       </w:r>
     </w:p>
     <w:p>
@@ -11329,15 +11313,7 @@
       </w:r>
       <w:proofErr w:type="spellEnd"/>
       <w:r>
-        <w:t xml:space="preserve">] </w:t>
-      </w:r>
-      <w:proofErr w:type="spellStart"/>
-      <w:r>
-        <w:t>group_flag</w:t>
-      </w:r>
-      <w:proofErr w:type="spellEnd"/>
-      <w:r>
-        <w:t xml:space="preserve"> &lt;- FALSE</w:t>
+        <w:t>] group_flag &lt;- FALSE</w:t>
       </w:r>
     </w:p>
     <w:p>
@@ -12260,6 +12236,9 @@
             <w:r>
               <w:t>After the cannon is loaded with a second ball (placing it as the next ball to be fired), it must be swapped with the ball that’s supposed to fire first.</w:t>
             </w:r>
+            <w:r>
+              <w:t xml:space="preserve"> Fixing this and re-testing lead to no further issues with this test.</w:t>
+            </w:r>
           </w:p>
         </w:tc>
       </w:tr>
@@ -12387,6 +12366,9 @@
             <w:r>
               <w:t>Move the 50-point bonus from where the balls are destroyed to when the balls are marked with the ‘falling’ flag, but this should only occur when the flag changes, as opposed to every frame with the flag set to ‘true’.</w:t>
             </w:r>
+            <w:r>
+              <w:t xml:space="preserve"> Fixing this and re-testing lead to no further issues with this test.</w:t>
+            </w:r>
           </w:p>
         </w:tc>
       </w:tr>
@@ -12475,6 +12457,7 @@
     </w:p>
     <w:p>
       <w:r>
+        <w:lastRenderedPageBreak/>
         <w:t>After completing this process, and now having compiled an extensive list, this was broken down into meaningful stages and arranged logically into the Gannt chart attached below:</w:t>
       </w:r>
     </w:p>
@@ -12483,7 +12466,6 @@
         <w:rPr>
           <w:noProof/>
         </w:rPr>
-        <w:lastRenderedPageBreak/>
         <w:drawing>
           <wp:inline distT="0" distB="0" distL="0" distR="0" wp14:anchorId="3FD63667" wp14:editId="1C404AE9">
             <wp:extent cx="5731510" cy="4857750"/>
@@ -12616,11 +12598,11 @@
         <w:t>12</w:t>
       </w:r>
       <w:r>
-        <w:t xml:space="preserve"> textures loaded from secondary storage into main memory. Currently each class in the game is responsible for loading and unloading these resources to efficiently moderate the usage of space in memory taken up by the game. However, most classes are instantiated multiple times, like for example the clouds and kawaii dragon. Subsequently, this means their textures are also loaded multiple times despite being the same (or similar) textures for each instance. Given then the opportunity to create the game again, a centralised class would be used to </w:t>
+        <w:t xml:space="preserve"> textures loaded from secondary storage into main memory. Currently each class in the game is responsible for loading and unloading these resources to efficiently moderate the usage of space in memory taken up by the game. However, most classes are </w:t>
       </w:r>
       <w:r>
         <w:lastRenderedPageBreak/>
-        <w:t>manage the loading and unloading of each texture and would also allow for the same texture to be re-used instead of loaded multiple times.</w:t>
+        <w:t>instantiated multiple times, like for example the clouds and kawaii dragon. Subsequently, this means their textures are also loaded multiple times despite being the same (or similar) textures for each instance. Given then the opportunity to create the game again, a centralised class would be used to manage the loading and unloading of each texture and would also allow for the same texture to be re-used instead of loaded multiple times.</w:t>
       </w:r>
     </w:p>
     <w:p>
@@ -13031,6 +13013,7 @@
         </w:numPr>
       </w:pPr>
       <w:r>
+        <w:lastRenderedPageBreak/>
         <w:t xml:space="preserve">The GIMP Development Team (2024) – GIMP (Version: 2.10.38) – Available </w:t>
       </w:r>
       <w:r>
@@ -13086,7 +13069,6 @@
         </w:numPr>
       </w:pPr>
       <w:r>
-        <w:lastRenderedPageBreak/>
         <w:t>GitHub, Inc.</w:t>
       </w:r>
       <w:r>

--- a/Academic Report - Thomas JEBSON - 24804704.docx
+++ b/Academic Report - Thomas JEBSON - 24804704.docx
@@ -36,15 +36,7 @@
         <w:t>The game Bouncing Balls</w:t>
       </w:r>
       <w:r>
-        <w:t xml:space="preserve"> (1, Novel Games, [</w:t>
-      </w:r>
-      <w:proofErr w:type="spellStart"/>
-      <w:r>
-        <w:t>n.d</w:t>
-      </w:r>
-      <w:proofErr w:type="spellEnd"/>
-      <w:r>
-        <w:t>])</w:t>
+        <w:t xml:space="preserve"> (1, Novel Games, [n.d])</w:t>
       </w:r>
       <w:r>
         <w:rPr>
@@ -81,24 +73,11 @@
       <w:r>
         <w:t xml:space="preserve"> (17, </w:t>
       </w:r>
-      <w:proofErr w:type="spellStart"/>
-      <w:r>
-        <w:t>WebMagic</w:t>
-      </w:r>
-      <w:proofErr w:type="spellEnd"/>
-      <w:r>
-        <w:t xml:space="preserve"> Ventures, LLC, The International Arcade Museum®, Museum of the Game®</w:t>
-      </w:r>
-      <w:r>
-        <w:t>, [</w:t>
-      </w:r>
-      <w:proofErr w:type="spellStart"/>
-      <w:r>
-        <w:t>n.d</w:t>
-      </w:r>
-      <w:proofErr w:type="spellEnd"/>
-      <w:r>
-        <w:t>])</w:t>
+      <w:r>
+        <w:t>WebMagic Ventures, LLC, The International Arcade Museum®, Museum of the Game®</w:t>
+      </w:r>
+      <w:r>
+        <w:t>, [n.d])</w:t>
       </w:r>
       <w:r>
         <w:t xml:space="preserve">. The objective of this game is to arrange balls of the same colour into groups of at least three, as this causes the whole arrangement to pop. Any unsupported balls fall to the bottom of the screen and are also destroyed. </w:t>
@@ -161,7 +140,10 @@
         <w:t xml:space="preserve">If the ball collides with the top of the scene, it will stick to it and </w:t>
       </w:r>
       <w:r>
-        <w:t>won't</w:t>
+        <w:t>w</w:t>
+      </w:r>
+      <w:r>
+        <w:t>ill not</w:t>
       </w:r>
       <w:r>
         <w:t xml:space="preserve"> bounce off. This sticking behaviour is also observed for any ball-to-ball collision.</w:t>
@@ -291,13 +273,8 @@
         <w:t>Figure 1: The screen flow diagram for the ‘Bouncing Balls’ game</w:t>
       </w:r>
       <w:r>
-        <w:t xml:space="preserve"> (8, </w:t>
-      </w:r>
-      <w:proofErr w:type="spellStart"/>
-      <w:r>
-        <w:t>JGraph</w:t>
-      </w:r>
-      <w:proofErr w:type="spellEnd"/>
+        <w:t xml:space="preserve"> (8, JGraph</w:t>
+      </w:r>
       <w:r>
         <w:t>,</w:t>
       </w:r>
@@ -390,11 +367,9 @@
       <w:r>
         <w:t xml:space="preserve">6, </w:t>
       </w:r>
-      <w:proofErr w:type="spellStart"/>
       <w:r>
         <w:t>Lubos</w:t>
       </w:r>
-      <w:proofErr w:type="spellEnd"/>
       <w:r>
         <w:t>. L</w:t>
       </w:r>
@@ -402,7 +377,13 @@
         <w:t>, 2012)</w:t>
       </w:r>
       <w:r>
-        <w:t xml:space="preserve">. Along with this idea, a restrictive colour palette was created, ensuring that the new game didn’t </w:t>
+        <w:t>. Along with this idea, a restrictive colour palette was created, ensuring that the new game did</w:t>
+      </w:r>
+      <w:r>
+        <w:t xml:space="preserve"> not</w:t>
+      </w:r>
+      <w:r>
+        <w:t xml:space="preserve"> </w:t>
       </w:r>
       <w:r>
         <w:t xml:space="preserve">stray </w:t>
@@ -611,15 +592,7 @@
         <w:t>Figure 3: The cannon design for the ‘Bouncing Balls’ game</w:t>
       </w:r>
       <w:r>
-        <w:t xml:space="preserve"> (8, </w:t>
-      </w:r>
-      <w:proofErr w:type="spellStart"/>
-      <w:r>
-        <w:t>JGraph</w:t>
-      </w:r>
-      <w:proofErr w:type="spellEnd"/>
-      <w:r>
-        <w:t>, 2025), (9, Microsoft, 2024), (10, The GIMP Development Team, 2024)</w:t>
+        <w:t xml:space="preserve"> (8, JGraph, 2025), (9, Microsoft, 2024), (10, The GIMP Development Team, 2024)</w:t>
       </w:r>
       <w:r>
         <w:t>.</w:t>
@@ -704,15 +677,7 @@
         <w:t>Figure 4: The mass design for the ‘Bouncing Balls’ game</w:t>
       </w:r>
       <w:r>
-        <w:t xml:space="preserve"> (8, </w:t>
-      </w:r>
-      <w:proofErr w:type="spellStart"/>
-      <w:r>
-        <w:t>JGraph</w:t>
-      </w:r>
-      <w:proofErr w:type="spellEnd"/>
-      <w:r>
-        <w:t>, 2025), (9, Microsoft, 2024), (10, The GIMP Development Team, 2024).</w:t>
+        <w:t xml:space="preserve"> (8, JGraph, 2025), (9, Microsoft, 2024), (10, The GIMP Development Team, 2024).</w:t>
       </w:r>
     </w:p>
     <w:p>
@@ -731,15 +696,7 @@
         <w:t>in appearance and is seen in red, yellow,</w:t>
       </w:r>
       <w:r>
-        <w:t xml:space="preserve"> and blue variants. In the game, the balls are not represented by a texture to reduce memory usage; instead, they appear as drawn circles using SFML’s (Simple and Fast Media Library) `</w:t>
-      </w:r>
-      <w:proofErr w:type="spellStart"/>
-      <w:r>
-        <w:t>CircleShape</w:t>
-      </w:r>
-      <w:proofErr w:type="spellEnd"/>
-      <w:r>
-        <w:t>` component</w:t>
+        <w:t xml:space="preserve"> and blue variants. In the game, the balls are not represented by a texture to reduce memory usage; instead, they appear as drawn circles using SFML’s (Simple and Fast Media Library) `CircleShape` component</w:t>
       </w:r>
       <w:r>
         <w:t xml:space="preserve"> (2, Gomilla. L, 2023)</w:t>
@@ -892,15 +849,7 @@
     </w:p>
     <w:p>
       <w:r>
-        <w:t xml:space="preserve">It was considered to add a message telling the user that they failed when they </w:t>
-      </w:r>
-      <w:proofErr w:type="spellStart"/>
-      <w:r>
-        <w:t>loose</w:t>
-      </w:r>
-      <w:proofErr w:type="spellEnd"/>
-      <w:r>
-        <w:t xml:space="preserve"> the game, however this is immediately apparent from the next menu, whereas for winning the game, this is much less apparent, so needed to be made very clear to the player.</w:t>
+        <w:t>It was considered to add a message telling the user that they failed when they loose the game, however this is immediately apparent from the next menu, whereas for winning the game, this is much less apparent, so needed to be made very clear to the player.</w:t>
       </w:r>
     </w:p>
     <w:p>
@@ -1031,7 +980,13 @@
     </w:p>
     <w:p>
       <w:r>
-        <w:t>The second level is almost identical to the first, however this time there are two additional rows added to the ball arrangement, but these are initially hidden above the top of the window, so the end user doesn’t initially know how many balls they will need to pop to complete the game. The vertical position of the mass also changes to reflect this, but still appears to have its base immediately above the top of the first row of balls in the scene.</w:t>
+        <w:t>The second level is almost identical to the first, however this time there are two additional rows added to the ball arrangement, but these are initially hidden above the top of the window, so the end user does</w:t>
+      </w:r>
+      <w:r>
+        <w:t xml:space="preserve"> not</w:t>
+      </w:r>
+      <w:r>
+        <w:t xml:space="preserve"> initially know how many balls they will need to pop to complete the game. The vertical position of the mass also changes to reflect this, but still appears to have its base immediately above the top of the first row of balls in the scene.</w:t>
       </w:r>
       <w:r>
         <w:t xml:space="preserve"> Furthermore, unlike the previous </w:t>
@@ -1468,222 +1423,139 @@
         <w:pStyle w:val="NoSpacing"/>
       </w:pPr>
       <w:r>
-        <w:t xml:space="preserve">    limit frame rate to 60 </w:t>
-      </w:r>
-      <w:proofErr w:type="spellStart"/>
-      <w:r>
-        <w:t>hz</w:t>
-      </w:r>
-      <w:proofErr w:type="spellEnd"/>
-    </w:p>
-    <w:p>
-      <w:pPr>
-        <w:pStyle w:val="NoSpacing"/>
-      </w:pPr>
-    </w:p>
-    <w:p>
-      <w:pPr>
-        <w:pStyle w:val="NoSpacing"/>
-      </w:pPr>
-      <w:r>
-        <w:t xml:space="preserve">    DECLARE </w:t>
-      </w:r>
-      <w:proofErr w:type="spellStart"/>
-      <w:r>
-        <w:t>menu_navigation</w:t>
-      </w:r>
-      <w:proofErr w:type="spellEnd"/>
-      <w:r>
-        <w:t xml:space="preserve"> AS a one-dimensional array with two elements</w:t>
-      </w:r>
-    </w:p>
-    <w:p>
-      <w:pPr>
-        <w:pStyle w:val="NoSpacing"/>
-      </w:pPr>
-      <w:r>
-        <w:t xml:space="preserve">    </w:t>
-      </w:r>
-      <w:proofErr w:type="spellStart"/>
-      <w:r>
-        <w:t>menu_navigation</w:t>
-      </w:r>
-      <w:proofErr w:type="spellEnd"/>
-      <w:r>
-        <w:t xml:space="preserve"> &lt;- [Constants MAIN_MENU, Constants MAIN_MENU]</w:t>
-      </w:r>
-    </w:p>
-    <w:p>
-      <w:pPr>
-        <w:pStyle w:val="NoSpacing"/>
-      </w:pPr>
-    </w:p>
-    <w:p>
-      <w:pPr>
-        <w:pStyle w:val="NoSpacing"/>
-      </w:pPr>
-      <w:r>
-        <w:t xml:space="preserve">    DECLARE </w:t>
-      </w:r>
-      <w:proofErr w:type="spellStart"/>
-      <w:r>
-        <w:t>game_running</w:t>
-      </w:r>
-      <w:proofErr w:type="spellEnd"/>
-    </w:p>
-    <w:p>
-      <w:pPr>
-        <w:pStyle w:val="NoSpacing"/>
-      </w:pPr>
-      <w:r>
-        <w:t xml:space="preserve">    </w:t>
-      </w:r>
-      <w:proofErr w:type="spellStart"/>
-      <w:r>
-        <w:t>game_running</w:t>
-      </w:r>
-      <w:proofErr w:type="spellEnd"/>
-      <w:r>
-        <w:t xml:space="preserve"> &lt;- TRUE</w:t>
-      </w:r>
-    </w:p>
-    <w:p>
-      <w:pPr>
-        <w:pStyle w:val="NoSpacing"/>
-      </w:pPr>
-    </w:p>
-    <w:p>
-      <w:pPr>
-        <w:pStyle w:val="NoSpacing"/>
-      </w:pPr>
-      <w:r>
-        <w:t xml:space="preserve">    DECLARE </w:t>
-      </w:r>
-      <w:proofErr w:type="spellStart"/>
-      <w:r>
-        <w:t>next_component</w:t>
-      </w:r>
-      <w:proofErr w:type="spellEnd"/>
-    </w:p>
-    <w:p>
-      <w:pPr>
-        <w:pStyle w:val="NoSpacing"/>
-      </w:pPr>
-    </w:p>
-    <w:p>
-      <w:pPr>
-        <w:pStyle w:val="NoSpacing"/>
-      </w:pPr>
-      <w:r>
-        <w:t xml:space="preserve">    DECLARE </w:t>
-      </w:r>
-      <w:proofErr w:type="spellStart"/>
-      <w:r>
-        <w:t>main_theme_fade_start</w:t>
-      </w:r>
-      <w:proofErr w:type="spellEnd"/>
-    </w:p>
-    <w:p>
-      <w:pPr>
-        <w:pStyle w:val="NoSpacing"/>
-      </w:pPr>
-      <w:r>
-        <w:t xml:space="preserve">    SET </w:t>
-      </w:r>
-      <w:proofErr w:type="spellStart"/>
-      <w:r>
-        <w:t>main_theme_fade_start</w:t>
-      </w:r>
-      <w:proofErr w:type="spellEnd"/>
-      <w:r>
-        <w:t xml:space="preserve"> &lt;- -1</w:t>
-      </w:r>
-    </w:p>
-    <w:p>
-      <w:pPr>
-        <w:pStyle w:val="NoSpacing"/>
-      </w:pPr>
-    </w:p>
-    <w:p>
-      <w:pPr>
-        <w:pStyle w:val="NoSpacing"/>
-      </w:pPr>
-      <w:r>
-        <w:t xml:space="preserve">    DECLARE </w:t>
-      </w:r>
-      <w:proofErr w:type="spellStart"/>
-      <w:r>
-        <w:t>window_focus</w:t>
-      </w:r>
-      <w:proofErr w:type="spellEnd"/>
-    </w:p>
-    <w:p>
-      <w:pPr>
-        <w:pStyle w:val="NoSpacing"/>
-      </w:pPr>
-      <w:r>
-        <w:t xml:space="preserve">    SET </w:t>
-      </w:r>
-      <w:proofErr w:type="spellStart"/>
-      <w:r>
-        <w:t>window_focus</w:t>
-      </w:r>
-      <w:proofErr w:type="spellEnd"/>
-      <w:r>
-        <w:t xml:space="preserve"> &lt;- TRUE</w:t>
-      </w:r>
-    </w:p>
-    <w:p>
-      <w:pPr>
-        <w:pStyle w:val="NoSpacing"/>
-      </w:pPr>
-    </w:p>
-    <w:p>
-      <w:pPr>
-        <w:pStyle w:val="NoSpacing"/>
-      </w:pPr>
-      <w:r>
-        <w:t xml:space="preserve">    DECLARE </w:t>
-      </w:r>
-      <w:proofErr w:type="spellStart"/>
-      <w:r>
-        <w:t>current_volume</w:t>
-      </w:r>
-      <w:proofErr w:type="spellEnd"/>
-    </w:p>
-    <w:p>
-      <w:pPr>
-        <w:pStyle w:val="NoSpacing"/>
-      </w:pPr>
-      <w:r>
-        <w:t xml:space="preserve">    SET </w:t>
-      </w:r>
-      <w:proofErr w:type="spellStart"/>
-      <w:r>
-        <w:t>current_volume</w:t>
-      </w:r>
-      <w:proofErr w:type="spellEnd"/>
-      <w:r>
-        <w:t xml:space="preserve"> &lt;- 15</w:t>
-      </w:r>
-    </w:p>
-    <w:p>
-      <w:pPr>
-        <w:pStyle w:val="NoSpacing"/>
-      </w:pPr>
-    </w:p>
-    <w:p>
-      <w:pPr>
-        <w:pStyle w:val="NoSpacing"/>
-      </w:pPr>
-      <w:r>
-        <w:t xml:space="preserve">    DECLARE </w:t>
-      </w:r>
-      <w:proofErr w:type="spellStart"/>
-      <w:r>
-        <w:t>player_input</w:t>
-      </w:r>
-      <w:proofErr w:type="spellEnd"/>
+        <w:t xml:space="preserve">    limit frame rate to 60 hz</w:t>
+      </w:r>
+    </w:p>
+    <w:p>
+      <w:pPr>
+        <w:pStyle w:val="NoSpacing"/>
+      </w:pPr>
+    </w:p>
+    <w:p>
+      <w:pPr>
+        <w:pStyle w:val="NoSpacing"/>
+      </w:pPr>
+      <w:r>
+        <w:t xml:space="preserve">    DECLARE menu_navigation AS a one-dimensional array with two elements</w:t>
+      </w:r>
+    </w:p>
+    <w:p>
+      <w:pPr>
+        <w:pStyle w:val="NoSpacing"/>
+      </w:pPr>
+      <w:r>
+        <w:t xml:space="preserve">    menu_navigation &lt;- [Constants MAIN_MENU, Constants MAIN_MENU]</w:t>
+      </w:r>
+    </w:p>
+    <w:p>
+      <w:pPr>
+        <w:pStyle w:val="NoSpacing"/>
+      </w:pPr>
+    </w:p>
+    <w:p>
+      <w:pPr>
+        <w:pStyle w:val="NoSpacing"/>
+      </w:pPr>
+      <w:r>
+        <w:t xml:space="preserve">    DECLARE game_running</w:t>
+      </w:r>
+    </w:p>
+    <w:p>
+      <w:pPr>
+        <w:pStyle w:val="NoSpacing"/>
+      </w:pPr>
+      <w:r>
+        <w:t xml:space="preserve">    game_running &lt;- TRUE</w:t>
+      </w:r>
+    </w:p>
+    <w:p>
+      <w:pPr>
+        <w:pStyle w:val="NoSpacing"/>
+      </w:pPr>
+    </w:p>
+    <w:p>
+      <w:pPr>
+        <w:pStyle w:val="NoSpacing"/>
+      </w:pPr>
+      <w:r>
+        <w:t xml:space="preserve">    DECLARE next_component</w:t>
+      </w:r>
+    </w:p>
+    <w:p>
+      <w:pPr>
+        <w:pStyle w:val="NoSpacing"/>
+      </w:pPr>
+    </w:p>
+    <w:p>
+      <w:pPr>
+        <w:pStyle w:val="NoSpacing"/>
+      </w:pPr>
+      <w:r>
+        <w:t xml:space="preserve">    DECLARE main_theme_fade_start</w:t>
+      </w:r>
+    </w:p>
+    <w:p>
+      <w:pPr>
+        <w:pStyle w:val="NoSpacing"/>
+      </w:pPr>
+      <w:r>
+        <w:t xml:space="preserve">    SET main_theme_fade_start &lt;- -1</w:t>
+      </w:r>
+    </w:p>
+    <w:p>
+      <w:pPr>
+        <w:pStyle w:val="NoSpacing"/>
+      </w:pPr>
+    </w:p>
+    <w:p>
+      <w:pPr>
+        <w:pStyle w:val="NoSpacing"/>
+      </w:pPr>
+      <w:r>
+        <w:t xml:space="preserve">    DECLARE window_focus</w:t>
+      </w:r>
+    </w:p>
+    <w:p>
+      <w:pPr>
+        <w:pStyle w:val="NoSpacing"/>
+      </w:pPr>
+      <w:r>
+        <w:t xml:space="preserve">    SET window_focus &lt;- TRUE</w:t>
+      </w:r>
+    </w:p>
+    <w:p>
+      <w:pPr>
+        <w:pStyle w:val="NoSpacing"/>
+      </w:pPr>
+    </w:p>
+    <w:p>
+      <w:pPr>
+        <w:pStyle w:val="NoSpacing"/>
+      </w:pPr>
+      <w:r>
+        <w:t xml:space="preserve">    DECLARE current_volume</w:t>
+      </w:r>
+    </w:p>
+    <w:p>
+      <w:pPr>
+        <w:pStyle w:val="NoSpacing"/>
+      </w:pPr>
+      <w:r>
+        <w:t xml:space="preserve">    SET current_volume &lt;- 15</w:t>
+      </w:r>
+    </w:p>
+    <w:p>
+      <w:pPr>
+        <w:pStyle w:val="NoSpacing"/>
+      </w:pPr>
+    </w:p>
+    <w:p>
+      <w:pPr>
+        <w:pStyle w:val="NoSpacing"/>
+      </w:pPr>
+      <w:r>
+        <w:t xml:space="preserve">    DECLARE player_input</w:t>
+      </w:r>
     </w:p>
     <w:p>
       <w:pPr>
@@ -1703,83 +1575,53 @@
         <w:pStyle w:val="NoSpacing"/>
       </w:pPr>
       <w:r>
-        <w:t xml:space="preserve">    DECLARE </w:t>
-      </w:r>
-      <w:proofErr w:type="spellStart"/>
-      <w:r>
-        <w:t>level_one</w:t>
-      </w:r>
-      <w:proofErr w:type="spellEnd"/>
-    </w:p>
-    <w:p>
-      <w:pPr>
-        <w:pStyle w:val="NoSpacing"/>
-      </w:pPr>
-      <w:r>
-        <w:t xml:space="preserve">    DECLARE </w:t>
-      </w:r>
-      <w:proofErr w:type="spellStart"/>
-      <w:r>
-        <w:t>level_two</w:t>
-      </w:r>
-      <w:proofErr w:type="spellEnd"/>
-    </w:p>
-    <w:p>
-      <w:pPr>
-        <w:pStyle w:val="NoSpacing"/>
-      </w:pPr>
-      <w:r>
-        <w:t xml:space="preserve">    DECLARE </w:t>
-      </w:r>
-      <w:proofErr w:type="spellStart"/>
-      <w:r>
-        <w:t>end_menu</w:t>
-      </w:r>
-      <w:proofErr w:type="spellEnd"/>
-    </w:p>
-    <w:p>
-      <w:pPr>
-        <w:pStyle w:val="NoSpacing"/>
-      </w:pPr>
-      <w:r>
-        <w:t xml:space="preserve">    DECLARE </w:t>
-      </w:r>
-      <w:proofErr w:type="spellStart"/>
-      <w:r>
-        <w:t>pause_menu</w:t>
-      </w:r>
-      <w:proofErr w:type="spellEnd"/>
-    </w:p>
-    <w:p>
-      <w:pPr>
-        <w:pStyle w:val="NoSpacing"/>
-      </w:pPr>
-    </w:p>
-    <w:p>
-      <w:pPr>
-        <w:pStyle w:val="NoSpacing"/>
-      </w:pPr>
-      <w:r>
-        <w:t xml:space="preserve">    initialize </w:t>
-      </w:r>
-      <w:proofErr w:type="spellStart"/>
-      <w:r>
-        <w:t>level_one</w:t>
-      </w:r>
-      <w:proofErr w:type="spellEnd"/>
-    </w:p>
-    <w:p>
-      <w:pPr>
-        <w:pStyle w:val="NoSpacing"/>
-      </w:pPr>
-      <w:r>
-        <w:t xml:space="preserve">    initialize </w:t>
-      </w:r>
-      <w:proofErr w:type="spellStart"/>
-      <w:r>
-        <w:t>level_two</w:t>
-      </w:r>
-      <w:proofErr w:type="spellEnd"/>
+        <w:t xml:space="preserve">    DECLARE level_one</w:t>
+      </w:r>
+    </w:p>
+    <w:p>
+      <w:pPr>
+        <w:pStyle w:val="NoSpacing"/>
+      </w:pPr>
+      <w:r>
+        <w:t xml:space="preserve">    DECLARE level_two</w:t>
+      </w:r>
+    </w:p>
+    <w:p>
+      <w:pPr>
+        <w:pStyle w:val="NoSpacing"/>
+      </w:pPr>
+      <w:r>
+        <w:t xml:space="preserve">    DECLARE end_menu</w:t>
+      </w:r>
+    </w:p>
+    <w:p>
+      <w:pPr>
+        <w:pStyle w:val="NoSpacing"/>
+      </w:pPr>
+      <w:r>
+        <w:t xml:space="preserve">    DECLARE pause_menu</w:t>
+      </w:r>
+    </w:p>
+    <w:p>
+      <w:pPr>
+        <w:pStyle w:val="NoSpacing"/>
+      </w:pPr>
+    </w:p>
+    <w:p>
+      <w:pPr>
+        <w:pStyle w:val="NoSpacing"/>
+      </w:pPr>
+      <w:r>
+        <w:t xml:space="preserve">    initialize level_one</w:t>
+      </w:r>
+    </w:p>
+    <w:p>
+      <w:pPr>
+        <w:pStyle w:val="NoSpacing"/>
+      </w:pPr>
+      <w:r>
+        <w:t xml:space="preserve">    initialize level_two</w:t>
+      </w:r>
     </w:p>
     <w:p>
       <w:pPr>
@@ -1812,105 +1654,52 @@
         <w:pStyle w:val="NoSpacing"/>
       </w:pPr>
       <w:r>
-        <w:t xml:space="preserve">    DECLARE </w:t>
-      </w:r>
-      <w:proofErr w:type="spellStart"/>
-      <w:r>
-        <w:t>main_theme</w:t>
-      </w:r>
-      <w:proofErr w:type="spellEnd"/>
-    </w:p>
-    <w:p>
-      <w:pPr>
-        <w:pStyle w:val="NoSpacing"/>
-      </w:pPr>
-      <w:r>
-        <w:t xml:space="preserve">    DECLARE </w:t>
-      </w:r>
-      <w:proofErr w:type="spellStart"/>
-      <w:r>
-        <w:t>path_components</w:t>
-      </w:r>
-      <w:proofErr w:type="spellEnd"/>
-      <w:r>
-        <w:t xml:space="preserve"> AS a one-dimensional array with four elements</w:t>
-      </w:r>
-    </w:p>
-    <w:p>
-      <w:pPr>
-        <w:pStyle w:val="NoSpacing"/>
-      </w:pPr>
-      <w:r>
-        <w:t xml:space="preserve">    </w:t>
-      </w:r>
-      <w:proofErr w:type="spellStart"/>
-      <w:r>
-        <w:t>path_components</w:t>
-      </w:r>
-      <w:proofErr w:type="spellEnd"/>
-      <w:r>
-        <w:t xml:space="preserve"> &lt;- ["resources", "music", "main theme [extended].ogg"]</w:t>
-      </w:r>
-    </w:p>
-    <w:p>
-      <w:pPr>
-        <w:pStyle w:val="NoSpacing"/>
-      </w:pPr>
-    </w:p>
-    <w:p>
-      <w:pPr>
-        <w:pStyle w:val="NoSpacing"/>
-      </w:pPr>
-      <w:r>
-        <w:t xml:space="preserve">    use </w:t>
-      </w:r>
-      <w:proofErr w:type="spellStart"/>
-      <w:r>
-        <w:t>main_theme</w:t>
-      </w:r>
-      <w:proofErr w:type="spellEnd"/>
-      <w:r>
-        <w:t xml:space="preserve"> to open the file defined in </w:t>
-      </w:r>
-      <w:proofErr w:type="spellStart"/>
-      <w:r>
-        <w:t>path_components</w:t>
-      </w:r>
-      <w:proofErr w:type="spellEnd"/>
-      <w:r>
-        <w:t xml:space="preserve"> after converting it into a proper file path</w:t>
-      </w:r>
-    </w:p>
-    <w:p>
-      <w:pPr>
-        <w:pStyle w:val="NoSpacing"/>
-      </w:pPr>
-      <w:r>
-        <w:t xml:space="preserve">    set the </w:t>
-      </w:r>
-      <w:proofErr w:type="spellStart"/>
-      <w:r>
-        <w:t>main_theme</w:t>
-      </w:r>
-      <w:proofErr w:type="spellEnd"/>
-      <w:r>
-        <w:t xml:space="preserve"> to loop indefinitely</w:t>
-      </w:r>
-    </w:p>
-    <w:p>
-      <w:pPr>
-        <w:pStyle w:val="NoSpacing"/>
-      </w:pPr>
-      <w:r>
-        <w:t xml:space="preserve">    set the volume of the </w:t>
-      </w:r>
-      <w:proofErr w:type="spellStart"/>
-      <w:r>
-        <w:t>main_theme</w:t>
-      </w:r>
-      <w:proofErr w:type="spellEnd"/>
-      <w:r>
-        <w:t xml:space="preserve"> to 15%</w:t>
+        <w:t xml:space="preserve">    DECLARE main_theme</w:t>
+      </w:r>
+    </w:p>
+    <w:p>
+      <w:pPr>
+        <w:pStyle w:val="NoSpacing"/>
+      </w:pPr>
+      <w:r>
+        <w:t xml:space="preserve">    DECLARE path_components AS a one-dimensional array with four elements</w:t>
+      </w:r>
+    </w:p>
+    <w:p>
+      <w:pPr>
+        <w:pStyle w:val="NoSpacing"/>
+      </w:pPr>
+      <w:r>
+        <w:t xml:space="preserve">    path_components &lt;- ["resources", "music", "main theme [extended].ogg"]</w:t>
+      </w:r>
+    </w:p>
+    <w:p>
+      <w:pPr>
+        <w:pStyle w:val="NoSpacing"/>
+      </w:pPr>
+    </w:p>
+    <w:p>
+      <w:pPr>
+        <w:pStyle w:val="NoSpacing"/>
+      </w:pPr>
+      <w:r>
+        <w:t xml:space="preserve">    use main_theme to open the file defined in path_components after converting it into a proper file path</w:t>
+      </w:r>
+    </w:p>
+    <w:p>
+      <w:pPr>
+        <w:pStyle w:val="NoSpacing"/>
+      </w:pPr>
+      <w:r>
+        <w:t xml:space="preserve">    set the main_theme to loop indefinitely</w:t>
+      </w:r>
+    </w:p>
+    <w:p>
+      <w:pPr>
+        <w:pStyle w:val="NoSpacing"/>
+      </w:pPr>
+      <w:r>
+        <w:t xml:space="preserve">    set the volume of the main_theme to 15%</w:t>
       </w:r>
     </w:p>
     <w:p>
@@ -1932,13 +1721,8 @@
       </w:pPr>
       <w:r>
         <w:lastRenderedPageBreak/>
-        <w:t xml:space="preserve">        play </w:t>
-      </w:r>
-      <w:proofErr w:type="spellStart"/>
-      <w:r>
-        <w:t>main_theme</w:t>
-      </w:r>
-      <w:proofErr w:type="spellEnd"/>
+        <w:t xml:space="preserve">        play main_theme</w:t>
+      </w:r>
     </w:p>
     <w:p>
       <w:pPr>
@@ -1998,15 +1782,7 @@
         <w:pStyle w:val="NoSpacing"/>
       </w:pPr>
       <w:r>
-        <w:t xml:space="preserve">                </w:t>
-      </w:r>
-      <w:proofErr w:type="spellStart"/>
-      <w:r>
-        <w:t>game_running</w:t>
-      </w:r>
-      <w:proofErr w:type="spellEnd"/>
-      <w:r>
-        <w:t xml:space="preserve"> &lt;- FALSE</w:t>
+        <w:t xml:space="preserve">                game_running &lt;- FALSE</w:t>
       </w:r>
     </w:p>
     <w:p>
@@ -2046,15 +1822,7 @@
         <w:pStyle w:val="NoSpacing"/>
       </w:pPr>
       <w:r>
-        <w:t xml:space="preserve">                        set </w:t>
-      </w:r>
-      <w:proofErr w:type="spellStart"/>
-      <w:r>
-        <w:t>player_input</w:t>
-      </w:r>
-      <w:proofErr w:type="spellEnd"/>
-      <w:r>
-        <w:t xml:space="preserve"> to register an input from the user</w:t>
+        <w:t xml:space="preserve">                        set player_input to register an input from the user</w:t>
       </w:r>
     </w:p>
     <w:p>
@@ -2086,39 +1854,15 @@
         <w:pStyle w:val="NoSpacing"/>
       </w:pPr>
       <w:r>
-        <w:t xml:space="preserve">                            </w:t>
-      </w:r>
-      <w:proofErr w:type="spellStart"/>
-      <w:r>
-        <w:t>menu_navigation</w:t>
-      </w:r>
-      <w:proofErr w:type="spellEnd"/>
-      <w:r>
-        <w:t xml:space="preserve">[0] &lt;- </w:t>
-      </w:r>
-      <w:proofErr w:type="spellStart"/>
-      <w:r>
-        <w:t>menu_navigation</w:t>
-      </w:r>
-      <w:proofErr w:type="spellEnd"/>
-      <w:r>
-        <w:t>[1]</w:t>
-      </w:r>
-    </w:p>
-    <w:p>
-      <w:pPr>
-        <w:pStyle w:val="NoSpacing"/>
-      </w:pPr>
-      <w:r>
-        <w:t xml:space="preserve">                            </w:t>
-      </w:r>
-      <w:proofErr w:type="spellStart"/>
-      <w:r>
-        <w:t>menu_navigation</w:t>
-      </w:r>
-      <w:proofErr w:type="spellEnd"/>
-      <w:r>
-        <w:t>[1] &lt;- Constants PAUSE_MENU</w:t>
+        <w:t xml:space="preserve">                            menu_navigation[0] &lt;- menu_navigation[1]</w:t>
+      </w:r>
+    </w:p>
+    <w:p>
+      <w:pPr>
+        <w:pStyle w:val="NoSpacing"/>
+      </w:pPr>
+      <w:r>
+        <w:t xml:space="preserve">                            menu_navigation[1] &lt;- Constants PAUSE_MENU</w:t>
       </w:r>
     </w:p>
     <w:p>
@@ -2142,39 +1886,15 @@
         <w:pStyle w:val="NoSpacing"/>
       </w:pPr>
       <w:r>
-        <w:t xml:space="preserve">                            </w:t>
-      </w:r>
-      <w:proofErr w:type="spellStart"/>
-      <w:r>
-        <w:t>menu_navigation</w:t>
-      </w:r>
-      <w:proofErr w:type="spellEnd"/>
-      <w:r>
-        <w:t xml:space="preserve">[1] &lt;- </w:t>
-      </w:r>
-      <w:proofErr w:type="spellStart"/>
-      <w:r>
-        <w:t>menu_navigation</w:t>
-      </w:r>
-      <w:proofErr w:type="spellEnd"/>
-      <w:r>
-        <w:t>[0]</w:t>
-      </w:r>
-    </w:p>
-    <w:p>
-      <w:pPr>
-        <w:pStyle w:val="NoSpacing"/>
-      </w:pPr>
-      <w:r>
-        <w:t xml:space="preserve">                            </w:t>
-      </w:r>
-      <w:proofErr w:type="spellStart"/>
-      <w:r>
-        <w:t>menu_navigation</w:t>
-      </w:r>
-      <w:proofErr w:type="spellEnd"/>
-      <w:r>
-        <w:t>[0] &lt;- Constants PAUSE_MENU</w:t>
+        <w:t xml:space="preserve">                            menu_navigation[1] &lt;- menu_navigation[0]</w:t>
+      </w:r>
+    </w:p>
+    <w:p>
+      <w:pPr>
+        <w:pStyle w:val="NoSpacing"/>
+      </w:pPr>
+      <w:r>
+        <w:t xml:space="preserve">                            menu_navigation[0] &lt;- Constants PAUSE_MENU</w:t>
       </w:r>
     </w:p>
     <w:p>
@@ -2190,15 +1910,7 @@
         <w:pStyle w:val="NoSpacing"/>
       </w:pPr>
       <w:r>
-        <w:t xml:space="preserve">                            </w:t>
-      </w:r>
-      <w:proofErr w:type="spellStart"/>
-      <w:r>
-        <w:t>menu_navigation</w:t>
-      </w:r>
-      <w:proofErr w:type="spellEnd"/>
-      <w:r>
-        <w:t>[0] &lt;- Constants QUIT</w:t>
+        <w:t xml:space="preserve">                            menu_navigation[0] &lt;- Constants QUIT</w:t>
       </w:r>
     </w:p>
     <w:p>
@@ -2214,39 +1926,15 @@
         <w:pStyle w:val="NoSpacing"/>
       </w:pPr>
       <w:r>
-        <w:t xml:space="preserve">                            </w:t>
-      </w:r>
-      <w:proofErr w:type="spellStart"/>
-      <w:r>
-        <w:t>menu_navigation</w:t>
-      </w:r>
-      <w:proofErr w:type="spellEnd"/>
-      <w:r>
-        <w:t xml:space="preserve">[1] &lt;- </w:t>
-      </w:r>
-      <w:proofErr w:type="spellStart"/>
-      <w:r>
-        <w:t>menu_navigation</w:t>
-      </w:r>
-      <w:proofErr w:type="spellEnd"/>
-      <w:r>
-        <w:t>[0]</w:t>
-      </w:r>
-    </w:p>
-    <w:p>
-      <w:pPr>
-        <w:pStyle w:val="NoSpacing"/>
-      </w:pPr>
-      <w:r>
-        <w:t xml:space="preserve">                            </w:t>
-      </w:r>
-      <w:proofErr w:type="spellStart"/>
-      <w:r>
-        <w:t>menu_navigation</w:t>
-      </w:r>
-      <w:proofErr w:type="spellEnd"/>
-      <w:r>
-        <w:t>[0] &lt;- Constants MAIN_MENU</w:t>
+        <w:t xml:space="preserve">                            menu_navigation[1] &lt;- menu_navigation[0]</w:t>
+      </w:r>
+    </w:p>
+    <w:p>
+      <w:pPr>
+        <w:pStyle w:val="NoSpacing"/>
+      </w:pPr>
+      <w:r>
+        <w:t xml:space="preserve">                            menu_navigation[0] &lt;- Constants MAIN_MENU</w:t>
       </w:r>
     </w:p>
     <w:p>
@@ -2291,7 +1979,13 @@
         <w:pStyle w:val="NoSpacing"/>
       </w:pPr>
       <w:r>
-        <w:t xml:space="preserve">    IF music should be playing AND isn't currently playing THEN</w:t>
+        <w:t xml:space="preserve">    IF music should be playing AND is</w:t>
+      </w:r>
+      <w:r>
+        <w:t xml:space="preserve"> not</w:t>
+      </w:r>
+      <w:r>
+        <w:t xml:space="preserve"> currently playing THEN</w:t>
       </w:r>
     </w:p>
     <w:p>
@@ -2344,29 +2038,8 @@
         <w:pStyle w:val="NoSpacing"/>
       </w:pPr>
       <w:r>
-        <w:t xml:space="preserve">        set the volume of </w:t>
-      </w:r>
-      <w:proofErr w:type="spellStart"/>
-      <w:r>
-        <w:t>main_theme</w:t>
-      </w:r>
-      <w:proofErr w:type="spellEnd"/>
-      <w:r>
-        <w:t xml:space="preserve"> to INTERPOLATE BETWEEN </w:t>
-      </w:r>
-      <w:proofErr w:type="spellStart"/>
-      <w:r>
-        <w:t>current_volume</w:t>
-      </w:r>
-      <w:proofErr w:type="spellEnd"/>
-      <w:r>
-        <w:t xml:space="preserve"> AND 5 IN DURATION 1 second WITH CURRENT DURATION time since </w:t>
-      </w:r>
-      <w:proofErr w:type="spellStart"/>
-      <w:r>
-        <w:t>main_theme_fade_start</w:t>
-      </w:r>
-      <w:proofErr w:type="spellEnd"/>
+        <w:t xml:space="preserve">        set the volume of main_theme to INTERPOLATE BETWEEN current_volume AND 5 IN DURATION 1 second WITH CURRENT DURATION time since main_theme_fade_start</w:t>
+      </w:r>
     </w:p>
     <w:p>
       <w:pPr>
@@ -2381,29 +2054,8 @@
         <w:pStyle w:val="NoSpacing"/>
       </w:pPr>
       <w:r>
-        <w:t xml:space="preserve">        set the volume of </w:t>
-      </w:r>
-      <w:proofErr w:type="spellStart"/>
-      <w:r>
-        <w:t>main_theme</w:t>
-      </w:r>
-      <w:proofErr w:type="spellEnd"/>
-      <w:r>
-        <w:t xml:space="preserve"> to INTERPOLATE BETWEEN </w:t>
-      </w:r>
-      <w:proofErr w:type="spellStart"/>
-      <w:r>
-        <w:t>current_volume</w:t>
-      </w:r>
-      <w:proofErr w:type="spellEnd"/>
-      <w:r>
-        <w:t xml:space="preserve"> AND 15 IN DURATION 1 second WITH CURRENT DURATION time since </w:t>
-      </w:r>
-      <w:proofErr w:type="spellStart"/>
-      <w:r>
-        <w:t>main_theme_fade_start</w:t>
-      </w:r>
-      <w:proofErr w:type="spellEnd"/>
+        <w:t xml:space="preserve">        set the volume of main_theme to INTERPOLATE BETWEEN current_volume AND 15 IN DURATION 1 second WITH CURRENT DURATION time since main_theme_fade_start</w:t>
+      </w:r>
     </w:p>
     <w:p>
       <w:pPr>
@@ -2439,39 +2091,15 @@
         <w:pStyle w:val="NoSpacing"/>
       </w:pPr>
       <w:r>
-        <w:t xml:space="preserve">            </w:t>
-      </w:r>
-      <w:proofErr w:type="spellStart"/>
-      <w:r>
-        <w:t>menu_navigation</w:t>
-      </w:r>
-      <w:proofErr w:type="spellEnd"/>
-      <w:r>
-        <w:t xml:space="preserve">[1] &lt;- </w:t>
-      </w:r>
-      <w:proofErr w:type="spellStart"/>
-      <w:r>
-        <w:t>menu_navigation</w:t>
-      </w:r>
-      <w:proofErr w:type="spellEnd"/>
-      <w:r>
-        <w:t>[0]</w:t>
-      </w:r>
-    </w:p>
-    <w:p>
-      <w:pPr>
-        <w:pStyle w:val="NoSpacing"/>
-      </w:pPr>
-      <w:r>
-        <w:t xml:space="preserve">            </w:t>
-      </w:r>
-      <w:proofErr w:type="spellStart"/>
-      <w:r>
-        <w:t>menu_navigation</w:t>
-      </w:r>
-      <w:proofErr w:type="spellEnd"/>
-      <w:r>
-        <w:t>[0] &lt;- Constants PAUSE_MENU</w:t>
+        <w:t xml:space="preserve">            menu_navigation[1] &lt;- menu_navigation[0]</w:t>
+      </w:r>
+    </w:p>
+    <w:p>
+      <w:pPr>
+        <w:pStyle w:val="NoSpacing"/>
+      </w:pPr>
+      <w:r>
+        <w:t xml:space="preserve">            menu_navigation[0] &lt;- Constants PAUSE_MENU</w:t>
       </w:r>
     </w:p>
     <w:p>
@@ -2514,44 +2142,23 @@
         <w:pStyle w:val="NoSpacing"/>
       </w:pPr>
       <w:r>
-        <w:t xml:space="preserve">    FOR </w:t>
-      </w:r>
-      <w:proofErr w:type="spellStart"/>
-      <w:r>
-        <w:t>i</w:t>
-      </w:r>
-      <w:proofErr w:type="spellEnd"/>
-      <w:r>
-        <w:t xml:space="preserve"> &lt;- 0 TO 15</w:t>
-      </w:r>
-    </w:p>
-    <w:p>
-      <w:pPr>
-        <w:pStyle w:val="NoSpacing"/>
-      </w:pPr>
-      <w:r>
-        <w:t xml:space="preserve">        compute cloud at index </w:t>
-      </w:r>
-      <w:proofErr w:type="spellStart"/>
-      <w:r>
-        <w:t>i</w:t>
-      </w:r>
-      <w:proofErr w:type="spellEnd"/>
-    </w:p>
-    <w:p>
-      <w:pPr>
-        <w:pStyle w:val="NoSpacing"/>
-      </w:pPr>
-      <w:r>
-        <w:t xml:space="preserve">        render cloud at index </w:t>
-      </w:r>
-      <w:proofErr w:type="spellStart"/>
-      <w:r>
-        <w:t>i</w:t>
-      </w:r>
-      <w:proofErr w:type="spellEnd"/>
-      <w:r>
-        <w:t xml:space="preserve"> to the window</w:t>
+        <w:t xml:space="preserve">    FOR i &lt;- 0 TO 15</w:t>
+      </w:r>
+    </w:p>
+    <w:p>
+      <w:pPr>
+        <w:pStyle w:val="NoSpacing"/>
+      </w:pPr>
+      <w:r>
+        <w:t xml:space="preserve">        compute cloud at index i</w:t>
+      </w:r>
+    </w:p>
+    <w:p>
+      <w:pPr>
+        <w:pStyle w:val="NoSpacing"/>
+      </w:pPr>
+      <w:r>
+        <w:t xml:space="preserve">        render cloud at index i to the window</w:t>
       </w:r>
     </w:p>
     <w:p>
@@ -2609,68 +2216,31 @@
         <w:pStyle w:val="NoSpacing"/>
       </w:pPr>
       <w:r>
-        <w:t xml:space="preserve">        </w:t>
-      </w:r>
-      <w:proofErr w:type="spellStart"/>
-      <w:r>
-        <w:t>next_component</w:t>
-      </w:r>
-      <w:proofErr w:type="spellEnd"/>
-      <w:r>
-        <w:t xml:space="preserve"> &lt;- result from running the main menu</w:t>
-      </w:r>
-    </w:p>
-    <w:p>
-      <w:pPr>
-        <w:pStyle w:val="NoSpacing"/>
-      </w:pPr>
-      <w:r>
-        <w:t xml:space="preserve">        IF the </w:t>
-      </w:r>
-      <w:proofErr w:type="spellStart"/>
-      <w:r>
-        <w:t>next_component</w:t>
-      </w:r>
-      <w:proofErr w:type="spellEnd"/>
-      <w:r>
-        <w:t xml:space="preserve"> is NOT Constants MAIN_MENU THEN</w:t>
-      </w:r>
-    </w:p>
-    <w:p>
-      <w:pPr>
-        <w:pStyle w:val="NoSpacing"/>
-      </w:pPr>
-      <w:r>
-        <w:t xml:space="preserve">            </w:t>
-      </w:r>
-      <w:proofErr w:type="spellStart"/>
-      <w:r>
-        <w:t>menu_navigation</w:t>
-      </w:r>
-      <w:proofErr w:type="spellEnd"/>
-      <w:r>
-        <w:t xml:space="preserve">[0] &lt;- </w:t>
-      </w:r>
-      <w:proofErr w:type="spellStart"/>
-      <w:r>
-        <w:t>next_component</w:t>
-      </w:r>
-      <w:proofErr w:type="spellEnd"/>
-    </w:p>
-    <w:p>
-      <w:pPr>
-        <w:pStyle w:val="NoSpacing"/>
-      </w:pPr>
-      <w:r>
-        <w:t xml:space="preserve">            </w:t>
-      </w:r>
-      <w:proofErr w:type="spellStart"/>
-      <w:r>
-        <w:t>menu_navigation</w:t>
-      </w:r>
-      <w:proofErr w:type="spellEnd"/>
-      <w:r>
-        <w:t>[1] &lt;- Constants MAIN_MENU</w:t>
+        <w:t xml:space="preserve">        next_component &lt;- result from running the main menu</w:t>
+      </w:r>
+    </w:p>
+    <w:p>
+      <w:pPr>
+        <w:pStyle w:val="NoSpacing"/>
+      </w:pPr>
+      <w:r>
+        <w:t xml:space="preserve">        IF the next_component is NOT Constants MAIN_MENU THEN</w:t>
+      </w:r>
+    </w:p>
+    <w:p>
+      <w:pPr>
+        <w:pStyle w:val="NoSpacing"/>
+      </w:pPr>
+      <w:r>
+        <w:t xml:space="preserve">            menu_navigation[0] &lt;- next_component</w:t>
+      </w:r>
+    </w:p>
+    <w:p>
+      <w:pPr>
+        <w:pStyle w:val="NoSpacing"/>
+      </w:pPr>
+      <w:r>
+        <w:t xml:space="preserve">            menu_navigation[1] &lt;- Constants MAIN_MENU</w:t>
       </w:r>
     </w:p>
     <w:p>
@@ -2718,68 +2288,31 @@
         <w:pStyle w:val="NoSpacing"/>
       </w:pPr>
       <w:r>
-        <w:t xml:space="preserve">        </w:t>
-      </w:r>
-      <w:proofErr w:type="spellStart"/>
-      <w:r>
-        <w:t>next_component</w:t>
-      </w:r>
-      <w:proofErr w:type="spellEnd"/>
-      <w:r>
-        <w:t xml:space="preserve"> &lt;- result from running level one</w:t>
-      </w:r>
-    </w:p>
-    <w:p>
-      <w:pPr>
-        <w:pStyle w:val="NoSpacing"/>
-      </w:pPr>
-      <w:r>
-        <w:t xml:space="preserve">        IF the </w:t>
-      </w:r>
-      <w:proofErr w:type="spellStart"/>
-      <w:r>
-        <w:t>next_component</w:t>
-      </w:r>
-      <w:proofErr w:type="spellEnd"/>
-      <w:r>
-        <w:t xml:space="preserve"> is NOT Constants LEVEL_ONE THEN</w:t>
-      </w:r>
-    </w:p>
-    <w:p>
-      <w:pPr>
-        <w:pStyle w:val="NoSpacing"/>
-      </w:pPr>
-      <w:r>
-        <w:t xml:space="preserve">            </w:t>
-      </w:r>
-      <w:proofErr w:type="spellStart"/>
-      <w:r>
-        <w:t>menu_navigation</w:t>
-      </w:r>
-      <w:proofErr w:type="spellEnd"/>
-      <w:r>
-        <w:t xml:space="preserve">[0] &lt;- </w:t>
-      </w:r>
-      <w:proofErr w:type="spellStart"/>
-      <w:r>
-        <w:t>next_component</w:t>
-      </w:r>
-      <w:proofErr w:type="spellEnd"/>
-    </w:p>
-    <w:p>
-      <w:pPr>
-        <w:pStyle w:val="NoSpacing"/>
-      </w:pPr>
-      <w:r>
-        <w:t xml:space="preserve">            </w:t>
-      </w:r>
-      <w:proofErr w:type="spellStart"/>
-      <w:r>
-        <w:t>menu_navigation</w:t>
-      </w:r>
-      <w:proofErr w:type="spellEnd"/>
-      <w:r>
-        <w:t>[1] &lt;- Constants LEVEL_ONE</w:t>
+        <w:t xml:space="preserve">        next_component &lt;- result from running level one</w:t>
+      </w:r>
+    </w:p>
+    <w:p>
+      <w:pPr>
+        <w:pStyle w:val="NoSpacing"/>
+      </w:pPr>
+      <w:r>
+        <w:t xml:space="preserve">        IF the next_component is NOT Constants LEVEL_ONE THEN</w:t>
+      </w:r>
+    </w:p>
+    <w:p>
+      <w:pPr>
+        <w:pStyle w:val="NoSpacing"/>
+      </w:pPr>
+      <w:r>
+        <w:t xml:space="preserve">            menu_navigation[0] &lt;- next_component</w:t>
+      </w:r>
+    </w:p>
+    <w:p>
+      <w:pPr>
+        <w:pStyle w:val="NoSpacing"/>
+      </w:pPr>
+      <w:r>
+        <w:t xml:space="preserve">            menu_navigation[1] &lt;- Constants LEVEL_ONE</w:t>
       </w:r>
     </w:p>
     <w:p>
@@ -2795,15 +2328,7 @@
         <w:pStyle w:val="NoSpacing"/>
       </w:pPr>
       <w:r>
-        <w:t xml:space="preserve">            IF </w:t>
-      </w:r>
-      <w:proofErr w:type="spellStart"/>
-      <w:r>
-        <w:t>next_component</w:t>
-      </w:r>
-      <w:proofErr w:type="spellEnd"/>
-      <w:r>
-        <w:t xml:space="preserve"> is NOT Constants PAUSE_MENU THEN</w:t>
+        <w:t xml:space="preserve">            IF next_component is NOT Constants PAUSE_MENU THEN</w:t>
       </w:r>
     </w:p>
     <w:p>
@@ -2843,68 +2368,31 @@
         <w:pStyle w:val="NoSpacing"/>
       </w:pPr>
       <w:r>
-        <w:t xml:space="preserve">        </w:t>
-      </w:r>
-      <w:proofErr w:type="spellStart"/>
-      <w:r>
-        <w:t>next_component</w:t>
-      </w:r>
-      <w:proofErr w:type="spellEnd"/>
-      <w:r>
-        <w:t xml:space="preserve"> &lt;- result from running level two</w:t>
-      </w:r>
-    </w:p>
-    <w:p>
-      <w:pPr>
-        <w:pStyle w:val="NoSpacing"/>
-      </w:pPr>
-      <w:r>
-        <w:t xml:space="preserve">        IF the </w:t>
-      </w:r>
-      <w:proofErr w:type="spellStart"/>
-      <w:r>
-        <w:t>next_component</w:t>
-      </w:r>
-      <w:proofErr w:type="spellEnd"/>
-      <w:r>
-        <w:t xml:space="preserve"> is NOT Constants LEVEL_TWO THEN</w:t>
-      </w:r>
-    </w:p>
-    <w:p>
-      <w:pPr>
-        <w:pStyle w:val="NoSpacing"/>
-      </w:pPr>
-      <w:r>
-        <w:t xml:space="preserve">            </w:t>
-      </w:r>
-      <w:proofErr w:type="spellStart"/>
-      <w:r>
-        <w:t>menu_navigation</w:t>
-      </w:r>
-      <w:proofErr w:type="spellEnd"/>
-      <w:r>
-        <w:t xml:space="preserve">[0] &lt;- </w:t>
-      </w:r>
-      <w:proofErr w:type="spellStart"/>
-      <w:r>
-        <w:t>next_component</w:t>
-      </w:r>
-      <w:proofErr w:type="spellEnd"/>
-    </w:p>
-    <w:p>
-      <w:pPr>
-        <w:pStyle w:val="NoSpacing"/>
-      </w:pPr>
-      <w:r>
-        <w:t xml:space="preserve">            </w:t>
-      </w:r>
-      <w:proofErr w:type="spellStart"/>
-      <w:r>
-        <w:t>menu_navigation</w:t>
-      </w:r>
-      <w:proofErr w:type="spellEnd"/>
-      <w:r>
-        <w:t>[1] &lt;- Constants LEVEL_TWO</w:t>
+        <w:t xml:space="preserve">        next_component &lt;- result from running level two</w:t>
+      </w:r>
+    </w:p>
+    <w:p>
+      <w:pPr>
+        <w:pStyle w:val="NoSpacing"/>
+      </w:pPr>
+      <w:r>
+        <w:t xml:space="preserve">        IF the next_component is NOT Constants LEVEL_TWO THEN</w:t>
+      </w:r>
+    </w:p>
+    <w:p>
+      <w:pPr>
+        <w:pStyle w:val="NoSpacing"/>
+      </w:pPr>
+      <w:r>
+        <w:t xml:space="preserve">            menu_navigation[0] &lt;- next_component</w:t>
+      </w:r>
+    </w:p>
+    <w:p>
+      <w:pPr>
+        <w:pStyle w:val="NoSpacing"/>
+      </w:pPr>
+      <w:r>
+        <w:t xml:space="preserve">            menu_navigation[1] &lt;- Constants LEVEL_TWO</w:t>
       </w:r>
     </w:p>
     <w:p>
@@ -2920,15 +2408,7 @@
         <w:pStyle w:val="NoSpacing"/>
       </w:pPr>
       <w:r>
-        <w:t xml:space="preserve">            IF </w:t>
-      </w:r>
-      <w:proofErr w:type="spellStart"/>
-      <w:r>
-        <w:t>next_component</w:t>
-      </w:r>
-      <w:proofErr w:type="spellEnd"/>
-      <w:r>
-        <w:t xml:space="preserve"> is NOT Constants PAUSE_MENU THEN</w:t>
+        <w:t xml:space="preserve">            IF next_component is NOT Constants PAUSE_MENU THEN</w:t>
       </w:r>
     </w:p>
     <w:p>
@@ -2968,68 +2448,31 @@
         <w:pStyle w:val="NoSpacing"/>
       </w:pPr>
       <w:r>
-        <w:t xml:space="preserve">        </w:t>
-      </w:r>
-      <w:proofErr w:type="spellStart"/>
-      <w:r>
-        <w:t>next_component</w:t>
-      </w:r>
-      <w:proofErr w:type="spellEnd"/>
-      <w:r>
-        <w:t xml:space="preserve"> &lt;- result from running the end menu</w:t>
-      </w:r>
-    </w:p>
-    <w:p>
-      <w:pPr>
-        <w:pStyle w:val="NoSpacing"/>
-      </w:pPr>
-      <w:r>
-        <w:t xml:space="preserve">        IF the </w:t>
-      </w:r>
-      <w:proofErr w:type="spellStart"/>
-      <w:r>
-        <w:t>next_component</w:t>
-      </w:r>
-      <w:proofErr w:type="spellEnd"/>
-      <w:r>
-        <w:t xml:space="preserve"> is NOT Constants END_MENU THEN</w:t>
-      </w:r>
-    </w:p>
-    <w:p>
-      <w:pPr>
-        <w:pStyle w:val="NoSpacing"/>
-      </w:pPr>
-      <w:r>
-        <w:t xml:space="preserve">            </w:t>
-      </w:r>
-      <w:proofErr w:type="spellStart"/>
-      <w:r>
-        <w:t>menu_navigation</w:t>
-      </w:r>
-      <w:proofErr w:type="spellEnd"/>
-      <w:r>
-        <w:t xml:space="preserve">[0] &lt;- </w:t>
-      </w:r>
-      <w:proofErr w:type="spellStart"/>
-      <w:r>
-        <w:t>next_component</w:t>
-      </w:r>
-      <w:proofErr w:type="spellEnd"/>
-    </w:p>
-    <w:p>
-      <w:pPr>
-        <w:pStyle w:val="NoSpacing"/>
-      </w:pPr>
-      <w:r>
-        <w:t xml:space="preserve">            </w:t>
-      </w:r>
-      <w:proofErr w:type="spellStart"/>
-      <w:r>
-        <w:t>menu_navigation</w:t>
-      </w:r>
-      <w:proofErr w:type="spellEnd"/>
-      <w:r>
-        <w:t>[1] &lt;- Constants END_MENU</w:t>
+        <w:t xml:space="preserve">        next_component &lt;- result from running the end menu</w:t>
+      </w:r>
+    </w:p>
+    <w:p>
+      <w:pPr>
+        <w:pStyle w:val="NoSpacing"/>
+      </w:pPr>
+      <w:r>
+        <w:t xml:space="preserve">        IF the next_component is NOT Constants END_MENU THEN</w:t>
+      </w:r>
+    </w:p>
+    <w:p>
+      <w:pPr>
+        <w:pStyle w:val="NoSpacing"/>
+      </w:pPr>
+      <w:r>
+        <w:t xml:space="preserve">            menu_navigation[0] &lt;- next_component</w:t>
+      </w:r>
+    </w:p>
+    <w:p>
+      <w:pPr>
+        <w:pStyle w:val="NoSpacing"/>
+      </w:pPr>
+      <w:r>
+        <w:t xml:space="preserve">            menu_navigation[1] &lt;- Constants END_MENU</w:t>
       </w:r>
     </w:p>
     <w:p>
@@ -3053,15 +2496,7 @@
         <w:pStyle w:val="NoSpacing"/>
       </w:pPr>
       <w:r>
-        <w:t xml:space="preserve">        </w:t>
-      </w:r>
-      <w:proofErr w:type="spellStart"/>
-      <w:r>
-        <w:t>next_component</w:t>
-      </w:r>
-      <w:proofErr w:type="spellEnd"/>
-      <w:r>
-        <w:t xml:space="preserve"> &lt;- result from running the pause menu</w:t>
+        <w:t xml:space="preserve">        next_component &lt;- result from running the pause menu</w:t>
       </w:r>
     </w:p>
     <w:p>
@@ -3070,52 +2505,23 @@
       </w:pPr>
       <w:r>
         <w:lastRenderedPageBreak/>
-        <w:t xml:space="preserve">        IF the </w:t>
-      </w:r>
-      <w:proofErr w:type="spellStart"/>
-      <w:r>
-        <w:t>next_component</w:t>
-      </w:r>
-      <w:proofErr w:type="spellEnd"/>
-      <w:r>
-        <w:t xml:space="preserve"> is NOT Constants PAUSE_MENU THEN</w:t>
-      </w:r>
-    </w:p>
-    <w:p>
-      <w:pPr>
-        <w:pStyle w:val="NoSpacing"/>
-      </w:pPr>
-      <w:r>
-        <w:t xml:space="preserve">            </w:t>
-      </w:r>
-      <w:proofErr w:type="spellStart"/>
-      <w:r>
-        <w:t>menu_navigation</w:t>
-      </w:r>
-      <w:proofErr w:type="spellEnd"/>
-      <w:r>
-        <w:t xml:space="preserve">[0] &lt;- </w:t>
-      </w:r>
-      <w:proofErr w:type="spellStart"/>
-      <w:r>
-        <w:t>next_component</w:t>
-      </w:r>
-      <w:proofErr w:type="spellEnd"/>
-    </w:p>
-    <w:p>
-      <w:pPr>
-        <w:pStyle w:val="NoSpacing"/>
-      </w:pPr>
-      <w:r>
-        <w:t xml:space="preserve">            </w:t>
-      </w:r>
-      <w:proofErr w:type="spellStart"/>
-      <w:r>
-        <w:t>menu_navigation</w:t>
-      </w:r>
-      <w:proofErr w:type="spellEnd"/>
-      <w:r>
-        <w:t>[1] &lt;- Constants PAUSE_MENU</w:t>
+        <w:t xml:space="preserve">        IF the next_component is NOT Constants PAUSE_MENU THEN</w:t>
+      </w:r>
+    </w:p>
+    <w:p>
+      <w:pPr>
+        <w:pStyle w:val="NoSpacing"/>
+      </w:pPr>
+      <w:r>
+        <w:t xml:space="preserve">            menu_navigation[0] &lt;- next_component</w:t>
+      </w:r>
+    </w:p>
+    <w:p>
+      <w:pPr>
+        <w:pStyle w:val="NoSpacing"/>
+      </w:pPr>
+      <w:r>
+        <w:t xml:space="preserve">            menu_navigation[1] &lt;- Constants PAUSE_MENU</w:t>
       </w:r>
     </w:p>
     <w:p>
@@ -3131,15 +2537,7 @@
         <w:pStyle w:val="NoSpacing"/>
       </w:pPr>
       <w:r>
-        <w:t xml:space="preserve">            IF </w:t>
-      </w:r>
-      <w:proofErr w:type="spellStart"/>
-      <w:r>
-        <w:t>next_component</w:t>
-      </w:r>
-      <w:proofErr w:type="spellEnd"/>
-      <w:r>
-        <w:t xml:space="preserve"> is Constants MAIN_MENU THEN</w:t>
+        <w:t xml:space="preserve">            IF next_component is Constants MAIN_MENU THEN</w:t>
       </w:r>
     </w:p>
     <w:p>
@@ -3195,15 +2593,7 @@
         <w:pStyle w:val="NoSpacing"/>
       </w:pPr>
       <w:r>
-        <w:t xml:space="preserve">        </w:t>
-      </w:r>
-      <w:proofErr w:type="spellStart"/>
-      <w:r>
-        <w:t>game_running</w:t>
-      </w:r>
-      <w:proofErr w:type="spellEnd"/>
-      <w:r>
-        <w:t xml:space="preserve"> &lt;- FALSE</w:t>
+        <w:t xml:space="preserve">        game_running &lt;- FALSE</w:t>
       </w:r>
     </w:p>
     <w:p>
@@ -3258,23 +2648,7 @@
         <w:pStyle w:val="NoSpacing"/>
       </w:pPr>
       <w:r>
-        <w:t xml:space="preserve">    Registry </w:t>
-      </w:r>
-      <w:proofErr w:type="spellStart"/>
-      <w:r>
-        <w:t>run_time</w:t>
-      </w:r>
-      <w:proofErr w:type="spellEnd"/>
-      <w:r>
-        <w:t xml:space="preserve"> &lt;- Registry </w:t>
-      </w:r>
-      <w:proofErr w:type="spellStart"/>
-      <w:r>
-        <w:t>run_time</w:t>
-      </w:r>
-      <w:proofErr w:type="spellEnd"/>
-      <w:r>
-        <w:t xml:space="preserve"> + 1 / 60</w:t>
+        <w:t xml:space="preserve">    Registry run_time &lt;- Registry run_time + 1 / 60</w:t>
       </w:r>
     </w:p>
     <w:p>
@@ -3332,13 +2706,8 @@
         <w:pStyle w:val="NoSpacing"/>
       </w:pPr>
       <w:r>
-        <w:t xml:space="preserve">CLASS </w:t>
-      </w:r>
-      <w:proofErr w:type="spellStart"/>
-      <w:r>
-        <w:t>LevelTemplate</w:t>
-      </w:r>
-      <w:proofErr w:type="spellEnd"/>
+        <w:t>CLASS LevelTemplate</w:t>
+      </w:r>
     </w:p>
     <w:p>
       <w:pPr>
@@ -3353,299 +2722,169 @@
         <w:pStyle w:val="NoSpacing"/>
       </w:pPr>
       <w:r>
-        <w:t xml:space="preserve">        </w:t>
-      </w:r>
-      <w:proofErr w:type="spellStart"/>
-      <w:r>
-        <w:t>game_balls</w:t>
-      </w:r>
-      <w:proofErr w:type="spellEnd"/>
-      <w:r>
-        <w:t xml:space="preserve"> AS vector</w:t>
-      </w:r>
-    </w:p>
-    <w:p>
-      <w:pPr>
-        <w:pStyle w:val="NoSpacing"/>
-      </w:pPr>
-      <w:r>
-        <w:t xml:space="preserve">        </w:t>
-      </w:r>
-      <w:proofErr w:type="spellStart"/>
-      <w:r>
-        <w:t>cannon_object</w:t>
-      </w:r>
-      <w:proofErr w:type="spellEnd"/>
-    </w:p>
-    <w:p>
-      <w:pPr>
-        <w:pStyle w:val="NoSpacing"/>
-      </w:pPr>
-      <w:r>
-        <w:t xml:space="preserve">        </w:t>
-      </w:r>
-      <w:proofErr w:type="spellStart"/>
-      <w:r>
-        <w:t>mass_object</w:t>
-      </w:r>
-      <w:proofErr w:type="spellEnd"/>
-    </w:p>
-    <w:p>
-      <w:pPr>
-        <w:pStyle w:val="NoSpacing"/>
-      </w:pPr>
-      <w:r>
-        <w:t xml:space="preserve">        </w:t>
-      </w:r>
-      <w:proofErr w:type="spellStart"/>
-      <w:r>
-        <w:t>game_lost</w:t>
-      </w:r>
-      <w:proofErr w:type="spellEnd"/>
-      <w:r>
-        <w:t xml:space="preserve"> &lt;- FALSE</w:t>
-      </w:r>
-    </w:p>
-    <w:p>
-      <w:pPr>
-        <w:pStyle w:val="NoSpacing"/>
-      </w:pPr>
-      <w:r>
-        <w:t xml:space="preserve">        instructions AS </w:t>
-      </w:r>
-      <w:proofErr w:type="spellStart"/>
-      <w:r>
-        <w:t>LevelInstructions</w:t>
-      </w:r>
-      <w:proofErr w:type="spellEnd"/>
-    </w:p>
-    <w:p>
-      <w:pPr>
-        <w:pStyle w:val="NoSpacing"/>
-      </w:pPr>
-      <w:r>
-        <w:t xml:space="preserve">        </w:t>
-      </w:r>
-      <w:proofErr w:type="spellStart"/>
-      <w:r>
-        <w:t>left_dragon</w:t>
-      </w:r>
-      <w:proofErr w:type="spellEnd"/>
-    </w:p>
-    <w:p>
-      <w:pPr>
-        <w:pStyle w:val="NoSpacing"/>
-      </w:pPr>
-      <w:r>
-        <w:t xml:space="preserve">        </w:t>
-      </w:r>
-      <w:proofErr w:type="spellStart"/>
-      <w:r>
-        <w:t>right_dragon</w:t>
-      </w:r>
-      <w:proofErr w:type="spellEnd"/>
-    </w:p>
-    <w:p>
-      <w:pPr>
-        <w:pStyle w:val="NoSpacing"/>
-      </w:pPr>
-      <w:r>
-        <w:t xml:space="preserve">        </w:t>
-      </w:r>
-      <w:proofErr w:type="spellStart"/>
-      <w:r>
-        <w:t>pop_sounds</w:t>
-      </w:r>
-      <w:proofErr w:type="spellEnd"/>
-      <w:r>
-        <w:t xml:space="preserve"> AS a one-dimensional array of 15 elements</w:t>
-      </w:r>
-    </w:p>
-    <w:p>
-      <w:pPr>
-        <w:pStyle w:val="NoSpacing"/>
-      </w:pPr>
-      <w:r>
-        <w:t xml:space="preserve">        </w:t>
-      </w:r>
-      <w:proofErr w:type="spellStart"/>
-      <w:r>
-        <w:t>cannon_fire_sound</w:t>
-      </w:r>
-      <w:proofErr w:type="spellEnd"/>
-    </w:p>
-    <w:p>
-      <w:pPr>
-        <w:pStyle w:val="NoSpacing"/>
-      </w:pPr>
-      <w:r>
-        <w:t xml:space="preserve">        </w:t>
-      </w:r>
-      <w:proofErr w:type="spellStart"/>
-      <w:r>
-        <w:t>anvil_fail_sound</w:t>
-      </w:r>
-      <w:proofErr w:type="spellEnd"/>
-    </w:p>
-    <w:p>
-      <w:pPr>
-        <w:pStyle w:val="NoSpacing"/>
-      </w:pPr>
-      <w:r>
-        <w:t xml:space="preserve">        </w:t>
-      </w:r>
-      <w:proofErr w:type="spellStart"/>
-      <w:r>
-        <w:t>level_end_time</w:t>
-      </w:r>
-      <w:proofErr w:type="spellEnd"/>
-      <w:r>
-        <w:t xml:space="preserve"> &lt;- -1</w:t>
-      </w:r>
-    </w:p>
-    <w:p>
-      <w:pPr>
-        <w:pStyle w:val="NoSpacing"/>
-      </w:pPr>
-      <w:r>
-        <w:t xml:space="preserve">        </w:t>
-      </w:r>
-      <w:proofErr w:type="spellStart"/>
-      <w:r>
-        <w:t>level_over</w:t>
-      </w:r>
-      <w:proofErr w:type="spellEnd"/>
-      <w:r>
-        <w:t xml:space="preserve"> &lt;- FALSE</w:t>
-      </w:r>
-    </w:p>
-    <w:p>
-      <w:pPr>
-        <w:pStyle w:val="NoSpacing"/>
-      </w:pPr>
-      <w:r>
-        <w:t xml:space="preserve">        </w:t>
-      </w:r>
-      <w:proofErr w:type="spellStart"/>
-      <w:r>
-        <w:t>level_complete_text</w:t>
-      </w:r>
-      <w:proofErr w:type="spellEnd"/>
-    </w:p>
-    <w:p>
-      <w:pPr>
-        <w:pStyle w:val="NoSpacing"/>
-      </w:pPr>
-      <w:r>
-        <w:t xml:space="preserve">        </w:t>
-      </w:r>
-      <w:proofErr w:type="spellStart"/>
-      <w:r>
-        <w:t>score_text</w:t>
-      </w:r>
-      <w:proofErr w:type="spellEnd"/>
-    </w:p>
-    <w:p>
-      <w:pPr>
-        <w:pStyle w:val="NoSpacing"/>
-      </w:pPr>
-    </w:p>
-    <w:p>
-      <w:pPr>
-        <w:pStyle w:val="NoSpacing"/>
-      </w:pPr>
-      <w:r>
-        <w:t xml:space="preserve">        CONSTRUCTOR </w:t>
-      </w:r>
-      <w:proofErr w:type="spellStart"/>
-      <w:r>
-        <w:t>LevelTemplate</w:t>
-      </w:r>
-      <w:proofErr w:type="spellEnd"/>
-    </w:p>
-    <w:p>
-      <w:pPr>
-        <w:pStyle w:val="NoSpacing"/>
-      </w:pPr>
-      <w:r>
-        <w:t xml:space="preserve">            DEFINE </w:t>
-      </w:r>
-      <w:proofErr w:type="spellStart"/>
-      <w:r>
-        <w:t>cannon_fire_sound_path_components</w:t>
-      </w:r>
-      <w:proofErr w:type="spellEnd"/>
-      <w:r>
-        <w:t xml:space="preserve"> AS a one-dimensional array of four elements</w:t>
-      </w:r>
-    </w:p>
-    <w:p>
-      <w:pPr>
-        <w:pStyle w:val="NoSpacing"/>
-      </w:pPr>
-      <w:r>
-        <w:t xml:space="preserve">            </w:t>
-      </w:r>
-      <w:proofErr w:type="spellStart"/>
-      <w:r>
-        <w:t>cannon_fire_sound_path_components</w:t>
-      </w:r>
-      <w:proofErr w:type="spellEnd"/>
-      <w:r>
-        <w:t xml:space="preserve"> &lt;- ["resources", "sounds", "cannon fire.ogg"]</w:t>
-      </w:r>
-    </w:p>
-    <w:p>
-      <w:pPr>
-        <w:pStyle w:val="NoSpacing"/>
-      </w:pPr>
-      <w:r>
-        <w:t xml:space="preserve">            DEFINE </w:t>
-      </w:r>
-      <w:proofErr w:type="spellStart"/>
-      <w:r>
-        <w:t>anvil_fail_sound_path_components</w:t>
-      </w:r>
-      <w:proofErr w:type="spellEnd"/>
-      <w:r>
-        <w:t xml:space="preserve"> AS a one-dimensional array of four elements</w:t>
-      </w:r>
-    </w:p>
-    <w:p>
-      <w:pPr>
-        <w:pStyle w:val="NoSpacing"/>
-      </w:pPr>
-      <w:r>
-        <w:t xml:space="preserve">            </w:t>
-      </w:r>
-      <w:proofErr w:type="spellStart"/>
-      <w:r>
-        <w:t>anvil_fail_sound_path_components</w:t>
-      </w:r>
-      <w:proofErr w:type="spellEnd"/>
-      <w:r>
-        <w:t xml:space="preserve"> &lt;- ["resources", "sounds", "anvil.ogg"]</w:t>
-      </w:r>
-    </w:p>
-    <w:p>
-      <w:pPr>
-        <w:pStyle w:val="NoSpacing"/>
-      </w:pPr>
-    </w:p>
-    <w:p>
-      <w:pPr>
-        <w:pStyle w:val="NoSpacing"/>
-      </w:pPr>
-      <w:r>
-        <w:t xml:space="preserve">            FOR </w:t>
-      </w:r>
-      <w:proofErr w:type="spellStart"/>
-      <w:r>
-        <w:t>i</w:t>
-      </w:r>
-      <w:proofErr w:type="spellEnd"/>
-      <w:r>
-        <w:t xml:space="preserve"> &lt;- 0 TO 15</w:t>
+        <w:t xml:space="preserve">        game_balls AS vector</w:t>
+      </w:r>
+    </w:p>
+    <w:p>
+      <w:pPr>
+        <w:pStyle w:val="NoSpacing"/>
+      </w:pPr>
+      <w:r>
+        <w:t xml:space="preserve">        cannon_object</w:t>
+      </w:r>
+    </w:p>
+    <w:p>
+      <w:pPr>
+        <w:pStyle w:val="NoSpacing"/>
+      </w:pPr>
+      <w:r>
+        <w:t xml:space="preserve">        mass_object</w:t>
+      </w:r>
+    </w:p>
+    <w:p>
+      <w:pPr>
+        <w:pStyle w:val="NoSpacing"/>
+      </w:pPr>
+      <w:r>
+        <w:t xml:space="preserve">        game_lost &lt;- FALSE</w:t>
+      </w:r>
+    </w:p>
+    <w:p>
+      <w:pPr>
+        <w:pStyle w:val="NoSpacing"/>
+      </w:pPr>
+      <w:r>
+        <w:t xml:space="preserve">        instructions AS LevelInstructions</w:t>
+      </w:r>
+    </w:p>
+    <w:p>
+      <w:pPr>
+        <w:pStyle w:val="NoSpacing"/>
+      </w:pPr>
+      <w:r>
+        <w:t xml:space="preserve">        left_dragon</w:t>
+      </w:r>
+    </w:p>
+    <w:p>
+      <w:pPr>
+        <w:pStyle w:val="NoSpacing"/>
+      </w:pPr>
+      <w:r>
+        <w:t xml:space="preserve">        right_dragon</w:t>
+      </w:r>
+    </w:p>
+    <w:p>
+      <w:pPr>
+        <w:pStyle w:val="NoSpacing"/>
+      </w:pPr>
+      <w:r>
+        <w:t xml:space="preserve">        pop_sounds AS a one-dimensional array of 15 elements</w:t>
+      </w:r>
+    </w:p>
+    <w:p>
+      <w:pPr>
+        <w:pStyle w:val="NoSpacing"/>
+      </w:pPr>
+      <w:r>
+        <w:t xml:space="preserve">        cannon_fire_sound</w:t>
+      </w:r>
+    </w:p>
+    <w:p>
+      <w:pPr>
+        <w:pStyle w:val="NoSpacing"/>
+      </w:pPr>
+      <w:r>
+        <w:t xml:space="preserve">        anvil_fail_sound</w:t>
+      </w:r>
+    </w:p>
+    <w:p>
+      <w:pPr>
+        <w:pStyle w:val="NoSpacing"/>
+      </w:pPr>
+      <w:r>
+        <w:t xml:space="preserve">        level_end_time &lt;- -1</w:t>
+      </w:r>
+    </w:p>
+    <w:p>
+      <w:pPr>
+        <w:pStyle w:val="NoSpacing"/>
+      </w:pPr>
+      <w:r>
+        <w:t xml:space="preserve">        level_over &lt;- FALSE</w:t>
+      </w:r>
+    </w:p>
+    <w:p>
+      <w:pPr>
+        <w:pStyle w:val="NoSpacing"/>
+      </w:pPr>
+      <w:r>
+        <w:t xml:space="preserve">        level_complete_text</w:t>
+      </w:r>
+    </w:p>
+    <w:p>
+      <w:pPr>
+        <w:pStyle w:val="NoSpacing"/>
+      </w:pPr>
+      <w:r>
+        <w:t xml:space="preserve">        score_text</w:t>
+      </w:r>
+    </w:p>
+    <w:p>
+      <w:pPr>
+        <w:pStyle w:val="NoSpacing"/>
+      </w:pPr>
+    </w:p>
+    <w:p>
+      <w:pPr>
+        <w:pStyle w:val="NoSpacing"/>
+      </w:pPr>
+      <w:r>
+        <w:t xml:space="preserve">        CONSTRUCTOR LevelTemplate</w:t>
+      </w:r>
+    </w:p>
+    <w:p>
+      <w:pPr>
+        <w:pStyle w:val="NoSpacing"/>
+      </w:pPr>
+      <w:r>
+        <w:t xml:space="preserve">            DEFINE cannon_fire_sound_path_components AS a one-dimensional array of four elements</w:t>
+      </w:r>
+    </w:p>
+    <w:p>
+      <w:pPr>
+        <w:pStyle w:val="NoSpacing"/>
+      </w:pPr>
+      <w:r>
+        <w:t xml:space="preserve">            cannon_fire_sound_path_components &lt;- ["resources", "sounds", "cannon fire.ogg"]</w:t>
+      </w:r>
+    </w:p>
+    <w:p>
+      <w:pPr>
+        <w:pStyle w:val="NoSpacing"/>
+      </w:pPr>
+      <w:r>
+        <w:t xml:space="preserve">            DEFINE anvil_fail_sound_path_components AS a one-dimensional array of four elements</w:t>
+      </w:r>
+    </w:p>
+    <w:p>
+      <w:pPr>
+        <w:pStyle w:val="NoSpacing"/>
+      </w:pPr>
+      <w:r>
+        <w:t xml:space="preserve">            anvil_fail_sound_path_components &lt;- ["resources", "sounds", "anvil.ogg"]</w:t>
+      </w:r>
+    </w:p>
+    <w:p>
+      <w:pPr>
+        <w:pStyle w:val="NoSpacing"/>
+      </w:pPr>
+    </w:p>
+    <w:p>
+      <w:pPr>
+        <w:pStyle w:val="NoSpacing"/>
+      </w:pPr>
+      <w:r>
+        <w:t xml:space="preserve">            FOR i &lt;- 0 TO 15</w:t>
       </w:r>
     </w:p>
     <w:p>
@@ -3662,106 +2901,48 @@
         <w:pStyle w:val="NoSpacing"/>
       </w:pPr>
       <w:r>
-        <w:t xml:space="preserve">                file &lt;- AS_STRING(</w:t>
-      </w:r>
-      <w:proofErr w:type="spellStart"/>
-      <w:r>
-        <w:t>i</w:t>
-      </w:r>
-      <w:proofErr w:type="spellEnd"/>
-      <w:r>
-        <w:t xml:space="preserve"> + 1) + ".ogg"</w:t>
-      </w:r>
-    </w:p>
-    <w:p>
-      <w:pPr>
-        <w:pStyle w:val="NoSpacing"/>
-      </w:pPr>
-      <w:r>
-        <w:t xml:space="preserve">                DECLARE </w:t>
-      </w:r>
-      <w:proofErr w:type="spellStart"/>
-      <w:r>
-        <w:t>pop_sound_path_components</w:t>
-      </w:r>
-      <w:proofErr w:type="spellEnd"/>
-      <w:r>
-        <w:t xml:space="preserve"> AS a one-dimensional array of four elements</w:t>
-      </w:r>
-    </w:p>
-    <w:p>
-      <w:pPr>
-        <w:pStyle w:val="NoSpacing"/>
-      </w:pPr>
-      <w:r>
-        <w:t xml:space="preserve">                </w:t>
-      </w:r>
-      <w:proofErr w:type="spellStart"/>
-      <w:r>
-        <w:t>pop_sound_path_components</w:t>
-      </w:r>
-      <w:proofErr w:type="spellEnd"/>
-      <w:r>
-        <w:t xml:space="preserve"> &lt;- ["resources", "sounds", "pops", file]</w:t>
-      </w:r>
-    </w:p>
-    <w:p>
-      <w:pPr>
-        <w:pStyle w:val="NoSpacing"/>
-      </w:pPr>
-      <w:r>
-        <w:t xml:space="preserve">                DECLARE </w:t>
-      </w:r>
-      <w:proofErr w:type="spellStart"/>
-      <w:r>
-        <w:t>file_path</w:t>
-      </w:r>
-      <w:proofErr w:type="spellEnd"/>
-    </w:p>
-    <w:p>
-      <w:pPr>
-        <w:pStyle w:val="NoSpacing"/>
-      </w:pPr>
-      <w:r>
-        <w:t xml:space="preserve">                </w:t>
-      </w:r>
-      <w:proofErr w:type="spellStart"/>
-      <w:r>
-        <w:t>file_path</w:t>
-      </w:r>
-      <w:proofErr w:type="spellEnd"/>
-      <w:r>
-        <w:t xml:space="preserve"> &lt;- ARRAY_TO_PATH(</w:t>
-      </w:r>
-      <w:proofErr w:type="spellStart"/>
-      <w:r>
-        <w:t>pop_sound_path_components</w:t>
-      </w:r>
-      <w:proofErr w:type="spellEnd"/>
-      <w:r>
-        <w:t>)</w:t>
-      </w:r>
-    </w:p>
-    <w:p>
-      <w:pPr>
-        <w:pStyle w:val="NoSpacing"/>
-      </w:pPr>
-      <w:r>
-        <w:t xml:space="preserve">                pop sound at index </w:t>
-      </w:r>
-      <w:proofErr w:type="spellStart"/>
-      <w:r>
-        <w:t>i</w:t>
-      </w:r>
-      <w:proofErr w:type="spellEnd"/>
-      <w:r>
-        <w:t xml:space="preserve"> to load </w:t>
-      </w:r>
-      <w:proofErr w:type="spellStart"/>
-      <w:r>
-        <w:t>file_path</w:t>
-      </w:r>
-      <w:proofErr w:type="spellEnd"/>
+        <w:t xml:space="preserve">                file &lt;- AS_STRING(i + 1) + ".ogg"</w:t>
+      </w:r>
+    </w:p>
+    <w:p>
+      <w:pPr>
+        <w:pStyle w:val="NoSpacing"/>
+      </w:pPr>
+      <w:r>
+        <w:t xml:space="preserve">                DECLARE pop_sound_path_components AS a one-dimensional array of four elements</w:t>
+      </w:r>
+    </w:p>
+    <w:p>
+      <w:pPr>
+        <w:pStyle w:val="NoSpacing"/>
+      </w:pPr>
+      <w:r>
+        <w:t xml:space="preserve">                pop_sound_path_components &lt;- ["resources", "sounds", "pops", file]</w:t>
+      </w:r>
+    </w:p>
+    <w:p>
+      <w:pPr>
+        <w:pStyle w:val="NoSpacing"/>
+      </w:pPr>
+      <w:r>
+        <w:t xml:space="preserve">                DECLARE file_path</w:t>
+      </w:r>
+    </w:p>
+    <w:p>
+      <w:pPr>
+        <w:pStyle w:val="NoSpacing"/>
+      </w:pPr>
+      <w:r>
+        <w:t xml:space="preserve">                file_path &lt;- ARRAY_TO_PATH(pop_sound_path_components)</w:t>
+      </w:r>
+    </w:p>
+    <w:p>
+      <w:pPr>
+        <w:pStyle w:val="NoSpacing"/>
+      </w:pPr>
+      <w:r>
+        <w:t xml:space="preserve">                pop sound at index i to load file_path</w:t>
+      </w:r>
     </w:p>
     <w:p>
       <w:pPr>
@@ -3781,84 +2962,36 @@
         <w:pStyle w:val="NoSpacing"/>
       </w:pPr>
       <w:r>
-        <w:t xml:space="preserve">            use </w:t>
-      </w:r>
-      <w:proofErr w:type="spellStart"/>
-      <w:r>
-        <w:t>cannon_fire_sound</w:t>
-      </w:r>
-      <w:proofErr w:type="spellEnd"/>
-      <w:r>
-        <w:t xml:space="preserve"> to load </w:t>
-      </w:r>
-      <w:proofErr w:type="spellStart"/>
-      <w:r>
-        <w:t>cannon_fire_sound_path_components</w:t>
-      </w:r>
-      <w:proofErr w:type="spellEnd"/>
-      <w:r>
-        <w:t xml:space="preserve"> after converting it to a proper file path</w:t>
-      </w:r>
-    </w:p>
-    <w:p>
-      <w:pPr>
-        <w:pStyle w:val="NoSpacing"/>
-      </w:pPr>
-      <w:r>
-        <w:t xml:space="preserve">            set the </w:t>
-      </w:r>
-      <w:proofErr w:type="spellStart"/>
-      <w:r>
-        <w:t>cannon_fire_sound</w:t>
-      </w:r>
-      <w:proofErr w:type="spellEnd"/>
-      <w:r>
-        <w:t xml:space="preserve"> volume to 30%</w:t>
-      </w:r>
-    </w:p>
-    <w:p>
-      <w:pPr>
-        <w:pStyle w:val="NoSpacing"/>
-      </w:pPr>
-    </w:p>
-    <w:p>
-      <w:pPr>
-        <w:pStyle w:val="NoSpacing"/>
-      </w:pPr>
-      <w:r>
-        <w:t xml:space="preserve">            use </w:t>
-      </w:r>
-      <w:proofErr w:type="spellStart"/>
-      <w:r>
-        <w:t>anvil_fail_sound</w:t>
-      </w:r>
-      <w:proofErr w:type="spellEnd"/>
-      <w:r>
-        <w:t xml:space="preserve"> to load </w:t>
-      </w:r>
-      <w:proofErr w:type="spellStart"/>
-      <w:r>
-        <w:t>anvil_fail_sound_path_components</w:t>
-      </w:r>
-      <w:proofErr w:type="spellEnd"/>
-      <w:r>
-        <w:t xml:space="preserve"> after converting it to a proper file path</w:t>
-      </w:r>
-    </w:p>
-    <w:p>
-      <w:pPr>
-        <w:pStyle w:val="NoSpacing"/>
-      </w:pPr>
-      <w:r>
-        <w:t xml:space="preserve">            set the </w:t>
-      </w:r>
-      <w:proofErr w:type="spellStart"/>
-      <w:r>
-        <w:t>anvil_fail_sound</w:t>
-      </w:r>
-      <w:proofErr w:type="spellEnd"/>
-      <w:r>
-        <w:t xml:space="preserve"> volume to 40%</w:t>
+        <w:t xml:space="preserve">            use cannon_fire_sound to load cannon_fire_sound_path_components after converting it to a proper file path</w:t>
+      </w:r>
+    </w:p>
+    <w:p>
+      <w:pPr>
+        <w:pStyle w:val="NoSpacing"/>
+      </w:pPr>
+      <w:r>
+        <w:t xml:space="preserve">            set the cannon_fire_sound volume to 30%</w:t>
+      </w:r>
+    </w:p>
+    <w:p>
+      <w:pPr>
+        <w:pStyle w:val="NoSpacing"/>
+      </w:pPr>
+    </w:p>
+    <w:p>
+      <w:pPr>
+        <w:pStyle w:val="NoSpacing"/>
+      </w:pPr>
+      <w:r>
+        <w:t xml:space="preserve">            use anvil_fail_sound to load anvil_fail_sound_path_components after converting it to a proper file path</w:t>
+      </w:r>
+    </w:p>
+    <w:p>
+      <w:pPr>
+        <w:pStyle w:val="NoSpacing"/>
+      </w:pPr>
+      <w:r>
+        <w:t xml:space="preserve">            set the anvil_fail_sound volume to 40%</w:t>
       </w:r>
     </w:p>
     <w:p>
@@ -3879,31 +3012,7 @@
         <w:pStyle w:val="NoSpacing"/>
       </w:pPr>
       <w:r>
-        <w:t xml:space="preserve">        PROCEDURE </w:t>
-      </w:r>
-      <w:proofErr w:type="spellStart"/>
-      <w:r>
-        <w:t>create_ball_grid</w:t>
-      </w:r>
-      <w:proofErr w:type="spellEnd"/>
-      <w:r>
-        <w:t>(</w:t>
-      </w:r>
-      <w:proofErr w:type="spellStart"/>
-      <w:r>
-        <w:t>game_balls</w:t>
-      </w:r>
-      <w:proofErr w:type="spellEnd"/>
-      <w:r>
-        <w:t xml:space="preserve">, </w:t>
-      </w:r>
-      <w:proofErr w:type="spellStart"/>
-      <w:r>
-        <w:t>current_level</w:t>
-      </w:r>
-      <w:proofErr w:type="spellEnd"/>
-      <w:r>
-        <w:t>)</w:t>
+        <w:t xml:space="preserve">        PROCEDURE create_ball_grid(game_balls, current_level)</w:t>
       </w:r>
     </w:p>
     <w:p>
@@ -3953,15 +3062,7 @@
         <w:pStyle w:val="NoSpacing"/>
       </w:pPr>
       <w:r>
-        <w:t xml:space="preserve">            IF </w:t>
-      </w:r>
-      <w:proofErr w:type="spellStart"/>
-      <w:r>
-        <w:t>current_level</w:t>
-      </w:r>
-      <w:proofErr w:type="spellEnd"/>
-      <w:r>
-        <w:t xml:space="preserve"> is Constants LEVEL_TWO THEN</w:t>
+        <w:t xml:space="preserve">            IF current_level is Constants LEVEL_TWO THEN</w:t>
       </w:r>
     </w:p>
     <w:p>
@@ -3998,13 +3099,8 @@
         <w:pStyle w:val="NoSpacing"/>
       </w:pPr>
       <w:r>
-        <w:t xml:space="preserve">            x_pos &lt;- Registry </w:t>
-      </w:r>
-      <w:proofErr w:type="spellStart"/>
-      <w:r>
-        <w:t>ball_radius</w:t>
-      </w:r>
-      <w:proofErr w:type="spellEnd"/>
+        <w:t xml:space="preserve">            x_pos &lt;- Registry ball_radius</w:t>
+      </w:r>
     </w:p>
     <w:p>
       <w:pPr>
@@ -4024,15 +3120,7 @@
         <w:pStyle w:val="NoSpacing"/>
       </w:pPr>
       <w:r>
-        <w:t xml:space="preserve">            y_pos &lt;- Registry </w:t>
-      </w:r>
-      <w:proofErr w:type="spellStart"/>
-      <w:r>
-        <w:t>ball_radius</w:t>
-      </w:r>
-      <w:proofErr w:type="spellEnd"/>
-      <w:r>
-        <w:t xml:space="preserve"> + get game ceiling from mass object</w:t>
+        <w:t xml:space="preserve">            y_pos &lt;- Registry ball_radius + get game ceiling from mass object</w:t>
       </w:r>
     </w:p>
     <w:p>
@@ -4069,13 +3157,8 @@
         <w:pStyle w:val="NoSpacing"/>
       </w:pPr>
       <w:r>
-        <w:t xml:space="preserve">                    x_pos &lt;- Registry </w:t>
-      </w:r>
-      <w:proofErr w:type="spellStart"/>
-      <w:r>
-        <w:t>ball_radius</w:t>
-      </w:r>
-      <w:proofErr w:type="spellEnd"/>
+        <w:t xml:space="preserve">                    x_pos &lt;- Registry ball_radius</w:t>
+      </w:r>
     </w:p>
     <w:p>
       <w:pPr>
@@ -4098,15 +3181,7 @@
         <w:pStyle w:val="NoSpacing"/>
       </w:pPr>
       <w:r>
-        <w:t xml:space="preserve">                    x_pos &lt;- Registry </w:t>
-      </w:r>
-      <w:proofErr w:type="spellStart"/>
-      <w:r>
-        <w:t>ball_radius</w:t>
-      </w:r>
-      <w:proofErr w:type="spellEnd"/>
-      <w:r>
-        <w:t xml:space="preserve"> * 2</w:t>
+        <w:t xml:space="preserve">                    x_pos &lt;- Registry ball_radius * 2</w:t>
       </w:r>
     </w:p>
     <w:p>
@@ -4135,71 +3210,23 @@
         <w:pStyle w:val="NoSpacing"/>
       </w:pPr>
       <w:r>
-        <w:t xml:space="preserve">                    DECLARE </w:t>
-      </w:r>
-      <w:proofErr w:type="spellStart"/>
-      <w:r>
-        <w:t>game_ball</w:t>
-      </w:r>
-      <w:proofErr w:type="spellEnd"/>
-      <w:r>
-        <w:t xml:space="preserve"> AS Ball WITH </w:t>
-      </w:r>
-      <w:proofErr w:type="spellStart"/>
-      <w:r>
-        <w:t>x_position</w:t>
-      </w:r>
-      <w:proofErr w:type="spellEnd"/>
-      <w:r>
-        <w:t xml:space="preserve"> &lt;- x_pos + get </w:t>
-      </w:r>
-      <w:proofErr w:type="spellStart"/>
-      <w:r>
-        <w:t>x_position</w:t>
-      </w:r>
-      <w:proofErr w:type="spellEnd"/>
-      <w:r>
-        <w:t xml:space="preserve"> of mass object, y_position &lt;- y_pos</w:t>
-      </w:r>
-    </w:p>
-    <w:p>
-      <w:pPr>
-        <w:pStyle w:val="NoSpacing"/>
-      </w:pPr>
-      <w:r>
-        <w:t xml:space="preserve">                    add </w:t>
-      </w:r>
-      <w:proofErr w:type="spellStart"/>
-      <w:r>
-        <w:t>game_ball</w:t>
-      </w:r>
-      <w:proofErr w:type="spellEnd"/>
-      <w:r>
-        <w:t xml:space="preserve"> to end of </w:t>
-      </w:r>
-      <w:proofErr w:type="spellStart"/>
-      <w:r>
-        <w:t>game_balls</w:t>
-      </w:r>
-      <w:proofErr w:type="spellEnd"/>
-      <w:r>
-        <w:t xml:space="preserve"> vector</w:t>
-      </w:r>
-    </w:p>
-    <w:p>
-      <w:pPr>
-        <w:pStyle w:val="NoSpacing"/>
-      </w:pPr>
-      <w:r>
-        <w:t xml:space="preserve">                    x_pos &lt;- x_pos + Registry </w:t>
-      </w:r>
-      <w:proofErr w:type="spellStart"/>
-      <w:r>
-        <w:t>ball_radius</w:t>
-      </w:r>
-      <w:proofErr w:type="spellEnd"/>
-      <w:r>
-        <w:t xml:space="preserve"> * 2</w:t>
+        <w:t xml:space="preserve">                    DECLARE game_ball AS Ball WITH x_position &lt;- x_pos + get x_position of mass object, y_position &lt;- y_pos</w:t>
+      </w:r>
+    </w:p>
+    <w:p>
+      <w:pPr>
+        <w:pStyle w:val="NoSpacing"/>
+      </w:pPr>
+      <w:r>
+        <w:t xml:space="preserve">                    add game_ball to end of game_balls vector</w:t>
+      </w:r>
+    </w:p>
+    <w:p>
+      <w:pPr>
+        <w:pStyle w:val="NoSpacing"/>
+      </w:pPr>
+      <w:r>
+        <w:t xml:space="preserve">                    x_pos &lt;- x_pos + Registry ball_radius * 2</w:t>
       </w:r>
     </w:p>
     <w:p>
@@ -4221,13 +3248,8 @@
       </w:pPr>
       <w:r>
         <w:lastRenderedPageBreak/>
-        <w:t xml:space="preserve">                y_pos &lt;- y_pos + Registry </w:t>
-      </w:r>
-      <w:proofErr w:type="spellStart"/>
-      <w:r>
-        <w:t>ball_tesselation_coefficient</w:t>
-      </w:r>
-      <w:proofErr w:type="spellEnd"/>
+        <w:t xml:space="preserve">                y_pos &lt;- y_pos + Registry ball_tesselation_coefficient</w:t>
+      </w:r>
     </w:p>
     <w:p>
       <w:pPr>
@@ -4255,68 +3277,31 @@
         <w:pStyle w:val="NoSpacing"/>
       </w:pPr>
       <w:r>
-        <w:t xml:space="preserve">        PROCEDURE </w:t>
-      </w:r>
-      <w:proofErr w:type="spellStart"/>
-      <w:r>
-        <w:t>anchor_balls_to_mass</w:t>
-      </w:r>
-      <w:proofErr w:type="spellEnd"/>
-    </w:p>
-    <w:p>
-      <w:pPr>
-        <w:pStyle w:val="NoSpacing"/>
-      </w:pPr>
-      <w:r>
-        <w:t xml:space="preserve">            FOR </w:t>
-      </w:r>
-      <w:proofErr w:type="spellStart"/>
-      <w:r>
-        <w:t>i</w:t>
-      </w:r>
-      <w:proofErr w:type="spellEnd"/>
-      <w:r>
-        <w:t xml:space="preserve"> &lt;- 0 TO get size of </w:t>
-      </w:r>
-      <w:proofErr w:type="spellStart"/>
-      <w:r>
-        <w:t>game_balls</w:t>
-      </w:r>
-      <w:proofErr w:type="spellEnd"/>
-      <w:r>
-        <w:t xml:space="preserve"> - 2</w:t>
-      </w:r>
-    </w:p>
-    <w:p>
-      <w:pPr>
-        <w:pStyle w:val="NoSpacing"/>
-      </w:pPr>
-      <w:r>
-        <w:t xml:space="preserve">                IF the ball at index </w:t>
-      </w:r>
-      <w:proofErr w:type="spellStart"/>
-      <w:r>
-        <w:t>i</w:t>
-      </w:r>
-      <w:proofErr w:type="spellEnd"/>
-      <w:r>
-        <w:t xml:space="preserve"> has y_position sufficiently close to the bottom of the mass object THEN</w:t>
-      </w:r>
-    </w:p>
-    <w:p>
-      <w:pPr>
-        <w:pStyle w:val="NoSpacing"/>
-      </w:pPr>
-      <w:r>
-        <w:t xml:space="preserve">                    ball at index </w:t>
-      </w:r>
-      <w:proofErr w:type="spellStart"/>
-      <w:r>
-        <w:t>i</w:t>
-      </w:r>
-      <w:proofErr w:type="spellEnd"/>
-      <w:r>
-        <w:t xml:space="preserve"> is anchored</w:t>
+        <w:t xml:space="preserve">        PROCEDURE anchor_balls_to_mass</w:t>
+      </w:r>
+    </w:p>
+    <w:p>
+      <w:pPr>
+        <w:pStyle w:val="NoSpacing"/>
+      </w:pPr>
+      <w:r>
+        <w:t xml:space="preserve">            FOR i &lt;- 0 TO get size of game_balls - 2</w:t>
+      </w:r>
+    </w:p>
+    <w:p>
+      <w:pPr>
+        <w:pStyle w:val="NoSpacing"/>
+      </w:pPr>
+      <w:r>
+        <w:t xml:space="preserve">                IF the ball at index i has y_position sufficiently close to the bottom of the mass object THEN</w:t>
+      </w:r>
+    </w:p>
+    <w:p>
+      <w:pPr>
+        <w:pStyle w:val="NoSpacing"/>
+      </w:pPr>
+      <w:r>
+        <w:t xml:space="preserve">                    ball at index i is anchored</w:t>
       </w:r>
     </w:p>
     <w:p>
@@ -4374,15 +3359,7 @@
         <w:pStyle w:val="NoSpacing"/>
       </w:pPr>
       <w:r>
-        <w:t xml:space="preserve">                changed &lt;- result of spreading anchor flags across the </w:t>
-      </w:r>
-      <w:proofErr w:type="spellStart"/>
-      <w:r>
-        <w:t>game_balls</w:t>
-      </w:r>
-      <w:proofErr w:type="spellEnd"/>
-      <w:r>
-        <w:t xml:space="preserve"> vector</w:t>
+        <w:t xml:space="preserve">                changed &lt;- result of spreading anchor flags across the game_balls vector</w:t>
       </w:r>
     </w:p>
     <w:p>
@@ -4403,63 +3380,23 @@
         <w:pStyle w:val="NoSpacing"/>
       </w:pPr>
       <w:r>
-        <w:t xml:space="preserve">            FOR </w:t>
-      </w:r>
-      <w:proofErr w:type="spellStart"/>
-      <w:r>
-        <w:t>i</w:t>
-      </w:r>
-      <w:proofErr w:type="spellEnd"/>
-      <w:r>
-        <w:t xml:space="preserve"> &lt;- 0 TO get size of </w:t>
-      </w:r>
-      <w:proofErr w:type="spellStart"/>
-      <w:r>
-        <w:t>game_balls</w:t>
-      </w:r>
-      <w:proofErr w:type="spellEnd"/>
-      <w:r>
-        <w:t xml:space="preserve"> - 2</w:t>
-      </w:r>
-    </w:p>
-    <w:p>
-      <w:pPr>
-        <w:pStyle w:val="NoSpacing"/>
-      </w:pPr>
-      <w:r>
-        <w:t xml:space="preserve">                IF </w:t>
-      </w:r>
-      <w:proofErr w:type="spellStart"/>
-      <w:r>
-        <w:t>game_ball</w:t>
-      </w:r>
-      <w:proofErr w:type="spellEnd"/>
-      <w:r>
-        <w:t xml:space="preserve"> at index </w:t>
-      </w:r>
-      <w:proofErr w:type="spellStart"/>
-      <w:r>
-        <w:t>i</w:t>
-      </w:r>
-      <w:proofErr w:type="spellEnd"/>
-      <w:r>
-        <w:t xml:space="preserve"> is: not anchored, OR has a velocity in both x AND y of 0, and is not currently falling THEN</w:t>
-      </w:r>
-    </w:p>
-    <w:p>
-      <w:pPr>
-        <w:pStyle w:val="NoSpacing"/>
-      </w:pPr>
-      <w:r>
-        <w:t xml:space="preserve">                    set ball at index </w:t>
-      </w:r>
-      <w:proofErr w:type="spellStart"/>
-      <w:r>
-        <w:t>i</w:t>
-      </w:r>
-      <w:proofErr w:type="spellEnd"/>
-      <w:r>
-        <w:t xml:space="preserve"> to fall</w:t>
+        <w:t xml:space="preserve">            FOR i &lt;- 0 TO get size of game_balls - 2</w:t>
+      </w:r>
+    </w:p>
+    <w:p>
+      <w:pPr>
+        <w:pStyle w:val="NoSpacing"/>
+      </w:pPr>
+      <w:r>
+        <w:t xml:space="preserve">                IF game_ball at index i is: not anchored, OR has a velocity in both x AND y of 0, and is not currently falling THEN</w:t>
+      </w:r>
+    </w:p>
+    <w:p>
+      <w:pPr>
+        <w:pStyle w:val="NoSpacing"/>
+      </w:pPr>
+      <w:r>
+        <w:t xml:space="preserve">                    set ball at index i to fall</w:t>
       </w:r>
     </w:p>
     <w:p>
@@ -4488,47 +3425,15 @@
         <w:pStyle w:val="NoSpacing"/>
       </w:pPr>
       <w:r>
-        <w:t xml:space="preserve">            FOR </w:t>
-      </w:r>
-      <w:proofErr w:type="spellStart"/>
-      <w:r>
-        <w:t>i</w:t>
-      </w:r>
-      <w:proofErr w:type="spellEnd"/>
-      <w:r>
-        <w:t xml:space="preserve"> &lt;- 0 TO get size of </w:t>
-      </w:r>
-      <w:proofErr w:type="spellStart"/>
-      <w:r>
-        <w:t>game_balls</w:t>
-      </w:r>
-      <w:proofErr w:type="spellEnd"/>
-      <w:r>
-        <w:t xml:space="preserve"> - 2</w:t>
-      </w:r>
-    </w:p>
-    <w:p>
-      <w:pPr>
-        <w:pStyle w:val="NoSpacing"/>
-      </w:pPr>
-      <w:r>
-        <w:t xml:space="preserve">                set </w:t>
-      </w:r>
-      <w:proofErr w:type="spellStart"/>
-      <w:r>
-        <w:t>game_ball</w:t>
-      </w:r>
-      <w:proofErr w:type="spellEnd"/>
-      <w:r>
-        <w:t xml:space="preserve"> at index </w:t>
-      </w:r>
-      <w:proofErr w:type="spellStart"/>
-      <w:r>
-        <w:t>i</w:t>
-      </w:r>
-      <w:proofErr w:type="spellEnd"/>
-      <w:r>
-        <w:t xml:space="preserve"> to NOT be anchored</w:t>
+        <w:t xml:space="preserve">            FOR i &lt;- 0 TO get size of game_balls - 2</w:t>
+      </w:r>
+    </w:p>
+    <w:p>
+      <w:pPr>
+        <w:pStyle w:val="NoSpacing"/>
+      </w:pPr>
+      <w:r>
+        <w:t xml:space="preserve">                set game_ball at index i to NOT be anchored</w:t>
       </w:r>
     </w:p>
     <w:p>
@@ -4557,15 +3462,7 @@
         <w:pStyle w:val="NoSpacing"/>
       </w:pPr>
       <w:r>
-        <w:t xml:space="preserve">        PROCEDURE </w:t>
-      </w:r>
-      <w:proofErr w:type="spellStart"/>
-      <w:r>
-        <w:t>handle_fire_cannon_event</w:t>
-      </w:r>
-      <w:proofErr w:type="spellEnd"/>
-      <w:r>
-        <w:t>(angle)</w:t>
+        <w:t xml:space="preserve">        PROCEDURE handle_fire_cannon_event(angle)</w:t>
       </w:r>
     </w:p>
     <w:p>
@@ -4602,125 +3499,62 @@
         <w:pStyle w:val="NoSpacing"/>
       </w:pPr>
       <w:r>
-        <w:t xml:space="preserve">            SWAP the last element in the vector </w:t>
-      </w:r>
-      <w:proofErr w:type="spellStart"/>
-      <w:r>
-        <w:t>game_balls</w:t>
-      </w:r>
-      <w:proofErr w:type="spellEnd"/>
-      <w:r>
-        <w:t xml:space="preserve">, with the second to last element in the vector </w:t>
-      </w:r>
-      <w:proofErr w:type="spellStart"/>
-      <w:r>
-        <w:t>game_balls</w:t>
-      </w:r>
-      <w:proofErr w:type="spellEnd"/>
-    </w:p>
-    <w:p>
-      <w:pPr>
-        <w:pStyle w:val="NoSpacing"/>
-      </w:pPr>
-    </w:p>
-    <w:p>
-      <w:pPr>
-        <w:pStyle w:val="NoSpacing"/>
-      </w:pPr>
-      <w:r>
-        <w:t xml:space="preserve">            DECLARE </w:t>
-      </w:r>
-      <w:proofErr w:type="spellStart"/>
-      <w:r>
-        <w:t>x_velocity</w:t>
-      </w:r>
-      <w:proofErr w:type="spellEnd"/>
-    </w:p>
-    <w:p>
-      <w:pPr>
-        <w:pStyle w:val="NoSpacing"/>
-      </w:pPr>
-      <w:r>
-        <w:t xml:space="preserve">            </w:t>
-      </w:r>
-      <w:proofErr w:type="spellStart"/>
-      <w:r>
-        <w:t>x_velocity</w:t>
-      </w:r>
-      <w:proofErr w:type="spellEnd"/>
-      <w:r>
-        <w:t xml:space="preserve"> &lt;- SIN(angle) * Constants BALL_SPEED</w:t>
-      </w:r>
-    </w:p>
-    <w:p>
-      <w:pPr>
-        <w:pStyle w:val="NoSpacing"/>
-      </w:pPr>
-    </w:p>
-    <w:p>
-      <w:pPr>
-        <w:pStyle w:val="NoSpacing"/>
-      </w:pPr>
-      <w:r>
-        <w:t xml:space="preserve">            DECLARE </w:t>
-      </w:r>
-      <w:proofErr w:type="spellStart"/>
-      <w:r>
-        <w:t>y_velocity</w:t>
-      </w:r>
-      <w:proofErr w:type="spellEnd"/>
-    </w:p>
-    <w:p>
-      <w:pPr>
-        <w:pStyle w:val="NoSpacing"/>
-      </w:pPr>
-      <w:r>
-        <w:t xml:space="preserve">            </w:t>
-      </w:r>
-      <w:proofErr w:type="spellStart"/>
-      <w:r>
-        <w:t>y_velocity</w:t>
-      </w:r>
-      <w:proofErr w:type="spellEnd"/>
-      <w:r>
-        <w:t xml:space="preserve"> &lt;- COS(angle) * Constants BALL_SPEED</w:t>
-      </w:r>
-    </w:p>
-    <w:p>
-      <w:pPr>
-        <w:pStyle w:val="NoSpacing"/>
-      </w:pPr>
-    </w:p>
-    <w:p>
-      <w:pPr>
-        <w:pStyle w:val="NoSpacing"/>
-      </w:pPr>
-      <w:r>
-        <w:t xml:space="preserve">            set the second to last element in the </w:t>
-      </w:r>
-      <w:proofErr w:type="spellStart"/>
-      <w:r>
-        <w:t>game_balls</w:t>
-      </w:r>
-      <w:proofErr w:type="spellEnd"/>
-      <w:r>
-        <w:t xml:space="preserve"> vector to have velocity (</w:t>
-      </w:r>
-      <w:proofErr w:type="spellStart"/>
-      <w:r>
-        <w:t>x_velocity</w:t>
-      </w:r>
-      <w:proofErr w:type="spellEnd"/>
-      <w:r>
-        <w:t xml:space="preserve">, </w:t>
-      </w:r>
-      <w:proofErr w:type="spellStart"/>
-      <w:r>
-        <w:t>y_velocity</w:t>
-      </w:r>
-      <w:proofErr w:type="spellEnd"/>
-      <w:r>
-        <w:t>)</w:t>
+        <w:t xml:space="preserve">            SWAP the last element in the vector game_balls, with the second to last element in the vector game_balls</w:t>
+      </w:r>
+    </w:p>
+    <w:p>
+      <w:pPr>
+        <w:pStyle w:val="NoSpacing"/>
+      </w:pPr>
+    </w:p>
+    <w:p>
+      <w:pPr>
+        <w:pStyle w:val="NoSpacing"/>
+      </w:pPr>
+      <w:r>
+        <w:t xml:space="preserve">            DECLARE x_velocity</w:t>
+      </w:r>
+    </w:p>
+    <w:p>
+      <w:pPr>
+        <w:pStyle w:val="NoSpacing"/>
+      </w:pPr>
+      <w:r>
+        <w:t xml:space="preserve">            x_velocity &lt;- SIN(angle) * Constants BALL_SPEED</w:t>
+      </w:r>
+    </w:p>
+    <w:p>
+      <w:pPr>
+        <w:pStyle w:val="NoSpacing"/>
+      </w:pPr>
+    </w:p>
+    <w:p>
+      <w:pPr>
+        <w:pStyle w:val="NoSpacing"/>
+      </w:pPr>
+      <w:r>
+        <w:t xml:space="preserve">            DECLARE y_velocity</w:t>
+      </w:r>
+    </w:p>
+    <w:p>
+      <w:pPr>
+        <w:pStyle w:val="NoSpacing"/>
+      </w:pPr>
+      <w:r>
+        <w:t xml:space="preserve">            y_velocity &lt;- COS(angle) * Constants BALL_SPEED</w:t>
+      </w:r>
+    </w:p>
+    <w:p>
+      <w:pPr>
+        <w:pStyle w:val="NoSpacing"/>
+      </w:pPr>
+    </w:p>
+    <w:p>
+      <w:pPr>
+        <w:pStyle w:val="NoSpacing"/>
+      </w:pPr>
+      <w:r>
+        <w:t xml:space="preserve">            set the second to last element in the game_balls vector to have velocity (x_velocity, y_velocity)</w:t>
       </w:r>
     </w:p>
     <w:p>
@@ -4746,21 +3580,8 @@
         <w:pStyle w:val="NoSpacing"/>
       </w:pPr>
       <w:r>
-        <w:t xml:space="preserve">            SWAP the last element in the vector </w:t>
-      </w:r>
-      <w:proofErr w:type="spellStart"/>
-      <w:r>
-        <w:t>game_balls</w:t>
-      </w:r>
-      <w:proofErr w:type="spellEnd"/>
-      <w:r>
-        <w:t xml:space="preserve">, with the second to last element in the vector </w:t>
-      </w:r>
-      <w:proofErr w:type="spellStart"/>
-      <w:r>
-        <w:t>game_balls</w:t>
-      </w:r>
-      <w:proofErr w:type="spellEnd"/>
+        <w:t xml:space="preserve">            SWAP the last element in the vector game_balls, with the second to last element in the vector game_balls</w:t>
+      </w:r>
     </w:p>
     <w:p>
       <w:pPr>
@@ -4789,31 +3610,7 @@
         <w:pStyle w:val="NoSpacing"/>
       </w:pPr>
       <w:r>
-        <w:t xml:space="preserve">        FUNCTION </w:t>
-      </w:r>
-      <w:proofErr w:type="spellStart"/>
-      <w:r>
-        <w:t>run_menu</w:t>
-      </w:r>
-      <w:proofErr w:type="spellEnd"/>
-      <w:r>
-        <w:t xml:space="preserve">(window, </w:t>
-      </w:r>
-      <w:proofErr w:type="spellStart"/>
-      <w:r>
-        <w:t>player_input</w:t>
-      </w:r>
-      <w:proofErr w:type="spellEnd"/>
-      <w:r>
-        <w:t xml:space="preserve">, </w:t>
-      </w:r>
-      <w:proofErr w:type="spellStart"/>
-      <w:r>
-        <w:t>current_menu</w:t>
-      </w:r>
-      <w:proofErr w:type="spellEnd"/>
-      <w:r>
-        <w:t>)</w:t>
+        <w:t xml:space="preserve">        FUNCTION run_menu(window, player_input, current_menu)</w:t>
       </w:r>
     </w:p>
     <w:p>
@@ -4842,28 +3639,15 @@
         <w:pStyle w:val="NoSpacing"/>
       </w:pPr>
       <w:r>
-        <w:t xml:space="preserve">            DECLARE </w:t>
-      </w:r>
-      <w:proofErr w:type="spellStart"/>
-      <w:r>
-        <w:t>ball_in_motion</w:t>
-      </w:r>
-      <w:proofErr w:type="spellEnd"/>
-    </w:p>
-    <w:p>
-      <w:pPr>
-        <w:pStyle w:val="NoSpacing"/>
-      </w:pPr>
-      <w:r>
-        <w:t xml:space="preserve">            </w:t>
-      </w:r>
-      <w:proofErr w:type="spellStart"/>
-      <w:r>
-        <w:t>ball_in_motion</w:t>
-      </w:r>
-      <w:proofErr w:type="spellEnd"/>
-      <w:r>
-        <w:t xml:space="preserve"> &lt;- FALSE</w:t>
+        <w:t xml:space="preserve">            DECLARE ball_in_motion</w:t>
+      </w:r>
+    </w:p>
+    <w:p>
+      <w:pPr>
+        <w:pStyle w:val="NoSpacing"/>
+      </w:pPr>
+      <w:r>
+        <w:t xml:space="preserve">            ball_in_motion &lt;- FALSE</w:t>
       </w:r>
     </w:p>
     <w:p>
@@ -4897,13 +3681,8 @@
         <w:pStyle w:val="NoSpacing"/>
       </w:pPr>
       <w:r>
-        <w:t xml:space="preserve">            DECLARE </w:t>
-      </w:r>
-      <w:proofErr w:type="spellStart"/>
-      <w:r>
-        <w:t>random_pop_sound_index</w:t>
-      </w:r>
-      <w:proofErr w:type="spellEnd"/>
+        <w:t xml:space="preserve">            DECLARE random_pop_sound_index</w:t>
+      </w:r>
     </w:p>
     <w:p>
       <w:pPr>
@@ -4926,15 +3705,7 @@
         <w:pStyle w:val="NoSpacing"/>
       </w:pPr>
       <w:r>
-        <w:t xml:space="preserve">            DECLARE </w:t>
-      </w:r>
-      <w:proofErr w:type="spellStart"/>
-      <w:r>
-        <w:t>garbage_ball_elements</w:t>
-      </w:r>
-      <w:proofErr w:type="spellEnd"/>
-      <w:r>
-        <w:t xml:space="preserve"> AS a vector of integers</w:t>
+        <w:t xml:space="preserve">            DECLARE garbage_ball_elements AS a vector of integers</w:t>
       </w:r>
     </w:p>
     <w:p>
@@ -5076,36 +3847,15 @@
         <w:pStyle w:val="NoSpacing"/>
       </w:pPr>
       <w:r>
-        <w:t xml:space="preserve">                FOR </w:t>
-      </w:r>
-      <w:proofErr w:type="spellStart"/>
-      <w:r>
-        <w:t>game_ball</w:t>
-      </w:r>
-      <w:proofErr w:type="spellEnd"/>
-      <w:r>
-        <w:t xml:space="preserve"> IN </w:t>
-      </w:r>
-      <w:proofErr w:type="spellStart"/>
-      <w:r>
-        <w:t>game_balls</w:t>
-      </w:r>
-      <w:proofErr w:type="spellEnd"/>
-    </w:p>
-    <w:p>
-      <w:pPr>
-        <w:pStyle w:val="NoSpacing"/>
-      </w:pPr>
-      <w:r>
-        <w:t xml:space="preserve">                    IF the index represents the second to last element in the vector </w:t>
-      </w:r>
-      <w:proofErr w:type="spellStart"/>
-      <w:r>
-        <w:t>game_balls</w:t>
-      </w:r>
-      <w:proofErr w:type="spellEnd"/>
-      <w:r>
-        <w:t xml:space="preserve"> THEN</w:t>
+        <w:t xml:space="preserve">                FOR game_ball IN game_balls</w:t>
+      </w:r>
+    </w:p>
+    <w:p>
+      <w:pPr>
+        <w:pStyle w:val="NoSpacing"/>
+      </w:pPr>
+      <w:r>
+        <w:t xml:space="preserve">                    IF the index represents the second to last element in the vector game_balls THEN</w:t>
       </w:r>
     </w:p>
     <w:p>
@@ -5126,47 +3876,23 @@
         <w:pStyle w:val="NoSpacing"/>
       </w:pPr>
       <w:r>
-        <w:t xml:space="preserve">                        x_pos &lt;- -sin(angle) * Registry </w:t>
-      </w:r>
-      <w:proofErr w:type="spellStart"/>
-      <w:r>
-        <w:t>ball_radius</w:t>
-      </w:r>
-      <w:proofErr w:type="spellEnd"/>
-      <w:r>
-        <w:t xml:space="preserve"> / 2</w:t>
-      </w:r>
-    </w:p>
-    <w:p>
-      <w:pPr>
-        <w:pStyle w:val="NoSpacing"/>
-      </w:pPr>
-      <w:r>
-        <w:t xml:space="preserve">                        y_pos &lt;- -cos(angle) * Registry </w:t>
-      </w:r>
-      <w:proofErr w:type="spellStart"/>
-      <w:r>
-        <w:t>ball_radius</w:t>
-      </w:r>
-      <w:proofErr w:type="spellEnd"/>
-      <w:r>
-        <w:t xml:space="preserve"> / 2</w:t>
-      </w:r>
-    </w:p>
-    <w:p>
-      <w:pPr>
-        <w:pStyle w:val="NoSpacing"/>
-      </w:pPr>
-      <w:r>
-        <w:t xml:space="preserve">                        set the </w:t>
-      </w:r>
-      <w:proofErr w:type="spellStart"/>
-      <w:r>
-        <w:t>game_ball</w:t>
-      </w:r>
-      <w:proofErr w:type="spellEnd"/>
-      <w:r>
-        <w:t xml:space="preserve"> to position (get cannon x position + x_pos, get cannon y position + y_pos)</w:t>
+        <w:t xml:space="preserve">                        x_pos &lt;- -sin(angle) * Registry ball_radius / 2</w:t>
+      </w:r>
+    </w:p>
+    <w:p>
+      <w:pPr>
+        <w:pStyle w:val="NoSpacing"/>
+      </w:pPr>
+      <w:r>
+        <w:t xml:space="preserve">                        y_pos &lt;- -cos(angle) * Registry ball_radius / 2</w:t>
+      </w:r>
+    </w:p>
+    <w:p>
+      <w:pPr>
+        <w:pStyle w:val="NoSpacing"/>
+      </w:pPr>
+      <w:r>
+        <w:t xml:space="preserve">                        set the game_ball to position (get cannon x position + x_pos, get cannon y position + y_pos)</w:t>
       </w:r>
     </w:p>
     <w:p>
@@ -5187,28 +3913,15 @@
         <w:pStyle w:val="NoSpacing"/>
       </w:pPr>
       <w:r>
-        <w:t xml:space="preserve">                    compute </w:t>
-      </w:r>
-      <w:proofErr w:type="spellStart"/>
-      <w:r>
-        <w:t>game_ball</w:t>
-      </w:r>
-      <w:proofErr w:type="spellEnd"/>
-    </w:p>
-    <w:p>
-      <w:pPr>
-        <w:pStyle w:val="NoSpacing"/>
-      </w:pPr>
-      <w:r>
-        <w:t xml:space="preserve">                    render </w:t>
-      </w:r>
-      <w:proofErr w:type="spellStart"/>
-      <w:r>
-        <w:t>game_ball</w:t>
-      </w:r>
-      <w:proofErr w:type="spellEnd"/>
-      <w:r>
-        <w:t xml:space="preserve"> to window</w:t>
+        <w:t xml:space="preserve">                    compute game_ball</w:t>
+      </w:r>
+    </w:p>
+    <w:p>
+      <w:pPr>
+        <w:pStyle w:val="NoSpacing"/>
+      </w:pPr>
+      <w:r>
+        <w:t xml:space="preserve">                    render game_ball to window</w:t>
       </w:r>
     </w:p>
     <w:p>
@@ -5222,95 +3935,40 @@
       </w:pPr>
       <w:r>
         <w:lastRenderedPageBreak/>
-        <w:t xml:space="preserve">                    IF the </w:t>
-      </w:r>
-      <w:proofErr w:type="spellStart"/>
-      <w:r>
-        <w:t>game_ball</w:t>
-      </w:r>
-      <w:proofErr w:type="spellEnd"/>
-      <w:r>
-        <w:t xml:space="preserve"> is popped THEN</w:t>
-      </w:r>
-    </w:p>
-    <w:p>
-      <w:pPr>
-        <w:pStyle w:val="NoSpacing"/>
-      </w:pPr>
-      <w:r>
-        <w:t xml:space="preserve">                        add index to the end of the vector </w:t>
-      </w:r>
-      <w:proofErr w:type="spellStart"/>
-      <w:r>
-        <w:t>garbage_ball_elements</w:t>
-      </w:r>
-      <w:proofErr w:type="spellEnd"/>
-    </w:p>
-    <w:p>
-      <w:pPr>
-        <w:pStyle w:val="NoSpacing"/>
-      </w:pPr>
-      <w:r>
-        <w:t xml:space="preserve">                    ELSE IF the </w:t>
-      </w:r>
-      <w:proofErr w:type="spellStart"/>
-      <w:r>
-        <w:t>game_ball</w:t>
-      </w:r>
-      <w:proofErr w:type="spellEnd"/>
-      <w:r>
-        <w:t xml:space="preserve"> has a velocity of 0, AND is not one of the last two elements in the vector </w:t>
-      </w:r>
-      <w:proofErr w:type="spellStart"/>
-      <w:r>
-        <w:t>game_balls</w:t>
-      </w:r>
-      <w:proofErr w:type="spellEnd"/>
-      <w:r>
-        <w:t xml:space="preserve"> THEN</w:t>
-      </w:r>
-    </w:p>
-    <w:p>
-      <w:pPr>
-        <w:pStyle w:val="NoSpacing"/>
-      </w:pPr>
-      <w:r>
-        <w:t xml:space="preserve">                        FOR </w:t>
-      </w:r>
-      <w:proofErr w:type="spellStart"/>
-      <w:r>
-        <w:t>collision_game_ball</w:t>
-      </w:r>
-      <w:proofErr w:type="spellEnd"/>
-      <w:r>
-        <w:t xml:space="preserve"> IN </w:t>
-      </w:r>
-      <w:proofErr w:type="spellStart"/>
-      <w:r>
-        <w:t>game_balls</w:t>
-      </w:r>
-      <w:proofErr w:type="spellEnd"/>
-    </w:p>
-    <w:p>
-      <w:pPr>
-        <w:pStyle w:val="NoSpacing"/>
-      </w:pPr>
-      <w:r>
-        <w:t xml:space="preserve">                            check for collisions between </w:t>
-      </w:r>
-      <w:proofErr w:type="spellStart"/>
-      <w:r>
-        <w:t>collision_game_ball</w:t>
-      </w:r>
-      <w:proofErr w:type="spellEnd"/>
-      <w:r>
-        <w:t xml:space="preserve"> AND </w:t>
-      </w:r>
-      <w:proofErr w:type="spellStart"/>
-      <w:r>
-        <w:t>game_ball</w:t>
-      </w:r>
-      <w:proofErr w:type="spellEnd"/>
+        <w:t xml:space="preserve">                    IF the game_ball is popped THEN</w:t>
+      </w:r>
+    </w:p>
+    <w:p>
+      <w:pPr>
+        <w:pStyle w:val="NoSpacing"/>
+      </w:pPr>
+      <w:r>
+        <w:t xml:space="preserve">                        add index to the end of the vector garbage_ball_elements</w:t>
+      </w:r>
+    </w:p>
+    <w:p>
+      <w:pPr>
+        <w:pStyle w:val="NoSpacing"/>
+      </w:pPr>
+      <w:r>
+        <w:t xml:space="preserve">                    ELSE IF the game_ball has a velocity of 0, AND is not one of the last two elements in the vector game_balls THEN</w:t>
+      </w:r>
+    </w:p>
+    <w:p>
+      <w:pPr>
+        <w:pStyle w:val="NoSpacing"/>
+      </w:pPr>
+      <w:r>
+        <w:t xml:space="preserve">                        FOR collision_game_ball IN game_balls</w:t>
+      </w:r>
+    </w:p>
+    <w:p>
+      <w:pPr>
+        <w:pStyle w:val="NoSpacing"/>
+      </w:pPr>
+      <w:r>
+        <w:t xml:space="preserve">                            check for collisions between collision_game_ball AND game_ball</w:t>
+      </w:r>
     </w:p>
     <w:p>
       <w:pPr>
@@ -5385,21 +4043,8 @@
         <w:pStyle w:val="NoSpacing"/>
       </w:pPr>
       <w:r>
-        <w:t xml:space="preserve">                FOR </w:t>
-      </w:r>
-      <w:proofErr w:type="spellStart"/>
-      <w:r>
-        <w:t>game_ball</w:t>
-      </w:r>
-      <w:proofErr w:type="spellEnd"/>
-      <w:r>
-        <w:t xml:space="preserve"> IN </w:t>
-      </w:r>
-      <w:proofErr w:type="spellStart"/>
-      <w:r>
-        <w:t>game_balls</w:t>
-      </w:r>
-      <w:proofErr w:type="spellEnd"/>
+        <w:t xml:space="preserve">                FOR game_ball IN game_balls</w:t>
+      </w:r>
     </w:p>
     <w:p>
       <w:pPr>
@@ -5414,15 +4059,7 @@
         <w:pStyle w:val="NoSpacing"/>
       </w:pPr>
       <w:r>
-        <w:t xml:space="preserve">                        </w:t>
-      </w:r>
-      <w:proofErr w:type="spellStart"/>
-      <w:r>
-        <w:t>ball_in_motion</w:t>
-      </w:r>
-      <w:proofErr w:type="spellEnd"/>
-      <w:r>
-        <w:t xml:space="preserve"> &lt;- TRUE</w:t>
+        <w:t xml:space="preserve">                        ball_in_motion &lt;- TRUE</w:t>
       </w:r>
     </w:p>
     <w:p>
@@ -5443,39 +4080,15 @@
         <w:pStyle w:val="NoSpacing"/>
       </w:pPr>
       <w:r>
-        <w:t xml:space="preserve">                    IF the </w:t>
-      </w:r>
-      <w:proofErr w:type="spellStart"/>
-      <w:r>
-        <w:t>game_ball</w:t>
-      </w:r>
-      <w:proofErr w:type="spellEnd"/>
-      <w:r>
-        <w:t xml:space="preserve"> has a velocity of 0, AND is not one of the last two elements in the vector </w:t>
-      </w:r>
-      <w:proofErr w:type="spellStart"/>
-      <w:r>
-        <w:t>game_balls</w:t>
-      </w:r>
-      <w:proofErr w:type="spellEnd"/>
-      <w:r>
-        <w:t xml:space="preserve"> THEN</w:t>
-      </w:r>
-    </w:p>
-    <w:p>
-      <w:pPr>
-        <w:pStyle w:val="NoSpacing"/>
-      </w:pPr>
-      <w:r>
-        <w:t xml:space="preserve">                        IF </w:t>
-      </w:r>
-      <w:proofErr w:type="spellStart"/>
-      <w:r>
-        <w:t>y</w:t>
-      </w:r>
-      <w:proofErr w:type="spellEnd"/>
-      <w:r>
-        <w:t xml:space="preserve"> position for the bottom of the ball is greater than the top of the cannon object THEN</w:t>
+        <w:t xml:space="preserve">                    IF the game_ball has a velocity of 0, AND is not one of the last two elements in the vector game_balls THEN</w:t>
+      </w:r>
+    </w:p>
+    <w:p>
+      <w:pPr>
+        <w:pStyle w:val="NoSpacing"/>
+      </w:pPr>
+      <w:r>
+        <w:t xml:space="preserve">                        IF y position for the bottom of the ball is greater than the top of the cannon object THEN</w:t>
       </w:r>
     </w:p>
     <w:p>
@@ -5491,31 +4104,15 @@
         <w:pStyle w:val="NoSpacing"/>
       </w:pPr>
       <w:r>
-        <w:t xml:space="preserve">                                </w:t>
-      </w:r>
-      <w:proofErr w:type="spellStart"/>
-      <w:r>
-        <w:t>game_lost</w:t>
-      </w:r>
-      <w:proofErr w:type="spellEnd"/>
-      <w:r>
-        <w:t xml:space="preserve"> &lt;- TRUE</w:t>
-      </w:r>
-    </w:p>
-    <w:p>
-      <w:pPr>
-        <w:pStyle w:val="NoSpacing"/>
-      </w:pPr>
-      <w:r>
-        <w:t xml:space="preserve">                                </w:t>
-      </w:r>
-      <w:proofErr w:type="spellStart"/>
-      <w:r>
-        <w:t>level_over</w:t>
-      </w:r>
-      <w:proofErr w:type="spellEnd"/>
-      <w:r>
-        <w:t xml:space="preserve"> &lt;- TRUE</w:t>
+        <w:t xml:space="preserve">                                game_lost &lt;- TRUE</w:t>
+      </w:r>
+    </w:p>
+    <w:p>
+      <w:pPr>
+        <w:pStyle w:val="NoSpacing"/>
+      </w:pPr>
+      <w:r>
+        <w:t xml:space="preserve">                                level_over &lt;- TRUE</w:t>
       </w:r>
     </w:p>
     <w:p>
@@ -5560,29 +4157,16 @@
         <w:pStyle w:val="NoSpacing"/>
       </w:pPr>
       <w:r>
-        <w:t xml:space="preserve">                        </w:t>
-      </w:r>
-      <w:proofErr w:type="spellStart"/>
-      <w:r>
-        <w:t>random_pop_sound_index</w:t>
-      </w:r>
-      <w:proofErr w:type="spellEnd"/>
-      <w:r>
-        <w:t xml:space="preserve"> &lt;- RANDOM INTEGER BETWEEN 0 AND 14</w:t>
-      </w:r>
-    </w:p>
-    <w:p>
-      <w:pPr>
-        <w:pStyle w:val="NoSpacing"/>
-      </w:pPr>
-      <w:r>
-        <w:t xml:space="preserve">                        play pop sound at index </w:t>
-      </w:r>
-      <w:proofErr w:type="spellStart"/>
-      <w:r>
-        <w:t>random_pop_sound_index</w:t>
-      </w:r>
-      <w:proofErr w:type="spellEnd"/>
+        <w:t xml:space="preserve">                        random_pop_sound_index &lt;- RANDOM INTEGER BETWEEN 0 AND 14</w:t>
+      </w:r>
+    </w:p>
+    <w:p>
+      <w:pPr>
+        <w:pStyle w:val="NoSpacing"/>
+      </w:pPr>
+      <w:r>
+        <w:t xml:space="preserve">                        play pop sound at index random_pop_sound_index</w:t>
+      </w:r>
     </w:p>
     <w:p>
       <w:pPr>
@@ -5631,31 +4215,15 @@
         <w:pStyle w:val="NoSpacing"/>
       </w:pPr>
       <w:r>
-        <w:t xml:space="preserve">                    </w:t>
-      </w:r>
-      <w:proofErr w:type="spellStart"/>
-      <w:r>
-        <w:t>game_lost</w:t>
-      </w:r>
-      <w:proofErr w:type="spellEnd"/>
-      <w:r>
-        <w:t xml:space="preserve"> &lt;- TRUE</w:t>
-      </w:r>
-    </w:p>
-    <w:p>
-      <w:pPr>
-        <w:pStyle w:val="NoSpacing"/>
-      </w:pPr>
-      <w:r>
-        <w:t xml:space="preserve">                    </w:t>
-      </w:r>
-      <w:proofErr w:type="spellStart"/>
-      <w:r>
-        <w:t>level_over</w:t>
-      </w:r>
-      <w:proofErr w:type="spellEnd"/>
-      <w:r>
-        <w:t xml:space="preserve"> &lt;- TRUE</w:t>
+        <w:t xml:space="preserve">                    game_lost &lt;- TRUE</w:t>
+      </w:r>
+    </w:p>
+    <w:p>
+      <w:pPr>
+        <w:pStyle w:val="NoSpacing"/>
+      </w:pPr>
+      <w:r>
+        <w:t xml:space="preserve">                    level_over &lt;- TRUE</w:t>
       </w:r>
     </w:p>
     <w:p>
@@ -5759,15 +4327,7 @@
         <w:pStyle w:val="NoSpacing"/>
       </w:pPr>
       <w:r>
-        <w:t xml:space="preserve">                </w:t>
-      </w:r>
-      <w:proofErr w:type="spellStart"/>
-      <w:r>
-        <w:t>level_over</w:t>
-      </w:r>
-      <w:proofErr w:type="spellEnd"/>
-      <w:r>
-        <w:t xml:space="preserve"> &lt;- TRUE</w:t>
+        <w:t xml:space="preserve">                level_over &lt;- TRUE</w:t>
       </w:r>
     </w:p>
     <w:p>
@@ -5788,53 +4348,24 @@
         <w:pStyle w:val="NoSpacing"/>
       </w:pPr>
       <w:r>
-        <w:t xml:space="preserve">            IF the </w:t>
-      </w:r>
-      <w:proofErr w:type="spellStart"/>
-      <w:r>
-        <w:t>level_end_time</w:t>
-      </w:r>
-      <w:proofErr w:type="spellEnd"/>
-      <w:r>
-        <w:t xml:space="preserve"> is -1 THEN</w:t>
-      </w:r>
-    </w:p>
-    <w:p>
-      <w:pPr>
-        <w:pStyle w:val="NoSpacing"/>
-      </w:pPr>
-      <w:r>
-        <w:t xml:space="preserve">                IF </w:t>
-      </w:r>
-      <w:proofErr w:type="spellStart"/>
-      <w:r>
-        <w:t>game_lost</w:t>
-      </w:r>
-      <w:proofErr w:type="spellEnd"/>
-      <w:r>
-        <w:t xml:space="preserve"> THEN</w:t>
-      </w:r>
-    </w:p>
-    <w:p>
-      <w:pPr>
-        <w:pStyle w:val="NoSpacing"/>
-      </w:pPr>
-      <w:r>
-        <w:t xml:space="preserve">                    </w:t>
-      </w:r>
-      <w:proofErr w:type="spellStart"/>
-      <w:r>
-        <w:t>level_end_time</w:t>
-      </w:r>
-      <w:proofErr w:type="spellEnd"/>
-      <w:r>
-        <w:t xml:space="preserve"> &lt;- Registry </w:t>
-      </w:r>
-      <w:proofErr w:type="spellStart"/>
-      <w:r>
-        <w:t>run_time</w:t>
-      </w:r>
-      <w:proofErr w:type="spellEnd"/>
+        <w:t xml:space="preserve">            IF the level_end_time is -1 THEN</w:t>
+      </w:r>
+    </w:p>
+    <w:p>
+      <w:pPr>
+        <w:pStyle w:val="NoSpacing"/>
+      </w:pPr>
+      <w:r>
+        <w:t xml:space="preserve">                IF game_lost THEN</w:t>
+      </w:r>
+    </w:p>
+    <w:p>
+      <w:pPr>
+        <w:pStyle w:val="NoSpacing"/>
+      </w:pPr>
+      <w:r>
+        <w:t xml:space="preserve">                    level_end_time &lt;- Registry run_time</w:t>
+      </w:r>
     </w:p>
     <w:p>
       <w:pPr>
@@ -5883,45 +4414,24 @@
         <w:pStyle w:val="NoSpacing"/>
       </w:pPr>
       <w:r>
-        <w:t xml:space="preserve">                        FOR </w:t>
-      </w:r>
-      <w:proofErr w:type="spellStart"/>
-      <w:r>
-        <w:t>i</w:t>
-      </w:r>
-      <w:proofErr w:type="spellEnd"/>
-      <w:r>
-        <w:t xml:space="preserve"> &lt;- 0 TO 15</w:t>
-      </w:r>
-    </w:p>
-    <w:p>
-      <w:pPr>
-        <w:pStyle w:val="NoSpacing"/>
-      </w:pPr>
-      <w:r>
-        <w:t xml:space="preserve">                            </w:t>
-      </w:r>
-      <w:proofErr w:type="spellStart"/>
-      <w:r>
-        <w:t>random_pop_sound_index</w:t>
-      </w:r>
-      <w:proofErr w:type="spellEnd"/>
-      <w:r>
-        <w:t xml:space="preserve"> &lt;- RANDOM INTEGER BETWEEN 0 AND 14</w:t>
-      </w:r>
-    </w:p>
-    <w:p>
-      <w:pPr>
-        <w:pStyle w:val="NoSpacing"/>
-      </w:pPr>
-      <w:r>
-        <w:t xml:space="preserve">                            play pop sound at index </w:t>
-      </w:r>
-      <w:proofErr w:type="spellStart"/>
-      <w:r>
-        <w:t>random_pop_sound_index</w:t>
-      </w:r>
-      <w:proofErr w:type="spellEnd"/>
+        <w:t xml:space="preserve">                        FOR i &lt;- 0 TO 15</w:t>
+      </w:r>
+    </w:p>
+    <w:p>
+      <w:pPr>
+        <w:pStyle w:val="NoSpacing"/>
+      </w:pPr>
+      <w:r>
+        <w:t xml:space="preserve">                            random_pop_sound_index &lt;- RANDOM INTEGER BETWEEN 0 AND 14</w:t>
+      </w:r>
+    </w:p>
+    <w:p>
+      <w:pPr>
+        <w:pStyle w:val="NoSpacing"/>
+      </w:pPr>
+      <w:r>
+        <w:t xml:space="preserve">                            play pop sound at index random_pop_sound_index</w:t>
+      </w:r>
     </w:p>
     <w:p>
       <w:pPr>
@@ -5960,15 +4470,7 @@
         <w:pStyle w:val="NoSpacing"/>
       </w:pPr>
       <w:r>
-        <w:t xml:space="preserve">                    </w:t>
-      </w:r>
-      <w:proofErr w:type="spellStart"/>
-      <w:r>
-        <w:t>level_end_time</w:t>
-      </w:r>
-      <w:proofErr w:type="spellEnd"/>
-      <w:r>
-        <w:t xml:space="preserve"> &lt;- Registry run time</w:t>
+        <w:t xml:space="preserve">                    level_end_time &lt;- Registry run time</w:t>
       </w:r>
     </w:p>
     <w:p>
@@ -5997,31 +4499,15 @@
         <w:pStyle w:val="NoSpacing"/>
       </w:pPr>
       <w:r>
-        <w:t xml:space="preserve">            IF </w:t>
-      </w:r>
-      <w:proofErr w:type="spellStart"/>
-      <w:r>
-        <w:t>level_over</w:t>
-      </w:r>
-      <w:proofErr w:type="spellEnd"/>
-      <w:r>
-        <w:t xml:space="preserve"> AND game NOT lost THEN</w:t>
-      </w:r>
-    </w:p>
-    <w:p>
-      <w:pPr>
-        <w:pStyle w:val="NoSpacing"/>
-      </w:pPr>
-      <w:r>
-        <w:t xml:space="preserve">                set the </w:t>
-      </w:r>
-      <w:proofErr w:type="spellStart"/>
-      <w:r>
-        <w:t>level_complete</w:t>
-      </w:r>
-      <w:proofErr w:type="spellEnd"/>
-      <w:r>
-        <w:t xml:space="preserve"> text position on screen to the centre, by specifying location (-1, -1)</w:t>
+        <w:t xml:space="preserve">            IF level_over AND game NOT lost THEN</w:t>
+      </w:r>
+    </w:p>
+    <w:p>
+      <w:pPr>
+        <w:pStyle w:val="NoSpacing"/>
+      </w:pPr>
+      <w:r>
+        <w:t xml:space="preserve">                set the level_complete text position on screen to the centre, by specifying location (-1, -1)</w:t>
       </w:r>
     </w:p>
     <w:p>
@@ -6066,15 +4552,7 @@
         <w:pStyle w:val="NoSpacing"/>
       </w:pPr>
       <w:r>
-        <w:t xml:space="preserve">                    Registry </w:t>
-      </w:r>
-      <w:proofErr w:type="spellStart"/>
-      <w:r>
-        <w:t>game_end_state</w:t>
-      </w:r>
-      <w:proofErr w:type="spellEnd"/>
-      <w:r>
-        <w:t xml:space="preserve"> &lt;- Constants LOST</w:t>
+        <w:t xml:space="preserve">                    Registry game_end_state &lt;- Constants LOST</w:t>
       </w:r>
     </w:p>
     <w:p>
@@ -6159,13 +4637,8 @@
         <w:pStyle w:val="NoSpacing"/>
       </w:pPr>
       <w:r>
-        <w:t xml:space="preserve">            RETURN </w:t>
-      </w:r>
-      <w:proofErr w:type="spellStart"/>
-      <w:r>
-        <w:t>current_menu</w:t>
-      </w:r>
-      <w:proofErr w:type="spellEnd"/>
+        <w:t xml:space="preserve">            RETURN current_menu</w:t>
+      </w:r>
     </w:p>
     <w:p>
       <w:pPr>
@@ -6242,13 +4715,8 @@
         <w:pStyle w:val="NoSpacing"/>
       </w:pPr>
       <w:r>
-        <w:t xml:space="preserve">            unload </w:t>
-      </w:r>
-      <w:proofErr w:type="spellStart"/>
-      <w:r>
-        <w:t>level_complete_text</w:t>
-      </w:r>
-      <w:proofErr w:type="spellEnd"/>
+        <w:t xml:space="preserve">            unload level_complete_text</w:t>
+      </w:r>
     </w:p>
     <w:p>
       <w:pPr>
@@ -6287,21 +4755,8 @@
         <w:pStyle w:val="NoSpacing"/>
       </w:pPr>
       <w:r>
-        <w:t xml:space="preserve">CLASS </w:t>
-      </w:r>
-      <w:proofErr w:type="spellStart"/>
-      <w:r>
-        <w:t>LevelOne</w:t>
-      </w:r>
-      <w:proofErr w:type="spellEnd"/>
-      <w:r>
-        <w:t xml:space="preserve"> INHERITS FROM </w:t>
-      </w:r>
-      <w:proofErr w:type="spellStart"/>
-      <w:r>
-        <w:t>LevelTemplate</w:t>
-      </w:r>
-      <w:proofErr w:type="spellEnd"/>
+        <w:t>CLASS LevelOne INHERITS FROM LevelTemplate</w:t>
+      </w:r>
     </w:p>
     <w:p>
       <w:pPr>
@@ -6379,60 +4834,31 @@
         <w:pStyle w:val="NoSpacing"/>
       </w:pPr>
       <w:r>
-        <w:t xml:space="preserve">        PROCEDURE </w:t>
-      </w:r>
-      <w:proofErr w:type="spellStart"/>
-      <w:r>
-        <w:t>reset_level</w:t>
-      </w:r>
-      <w:proofErr w:type="spellEnd"/>
-    </w:p>
-    <w:p>
-      <w:pPr>
-        <w:pStyle w:val="NoSpacing"/>
-      </w:pPr>
-      <w:r>
-        <w:t xml:space="preserve">            </w:t>
-      </w:r>
-      <w:proofErr w:type="spellStart"/>
-      <w:r>
-        <w:t>game_lost</w:t>
-      </w:r>
-      <w:proofErr w:type="spellEnd"/>
-      <w:r>
-        <w:t xml:space="preserve"> &lt;- FALSE</w:t>
-      </w:r>
-    </w:p>
-    <w:p>
-      <w:pPr>
-        <w:pStyle w:val="NoSpacing"/>
-      </w:pPr>
-      <w:r>
-        <w:t xml:space="preserve">            </w:t>
-      </w:r>
-      <w:proofErr w:type="spellStart"/>
-      <w:r>
-        <w:t>level_over</w:t>
-      </w:r>
-      <w:proofErr w:type="spellEnd"/>
-      <w:r>
-        <w:t xml:space="preserve"> &lt;- FALSE</w:t>
-      </w:r>
-    </w:p>
-    <w:p>
-      <w:pPr>
-        <w:pStyle w:val="NoSpacing"/>
-      </w:pPr>
-      <w:r>
-        <w:t xml:space="preserve">            </w:t>
-      </w:r>
-      <w:proofErr w:type="spellStart"/>
-      <w:r>
-        <w:t>level_end_time</w:t>
-      </w:r>
-      <w:proofErr w:type="spellEnd"/>
-      <w:r>
-        <w:t xml:space="preserve"> &lt;- -1</w:t>
+        <w:t xml:space="preserve">        PROCEDURE reset_level</w:t>
+      </w:r>
+    </w:p>
+    <w:p>
+      <w:pPr>
+        <w:pStyle w:val="NoSpacing"/>
+      </w:pPr>
+      <w:r>
+        <w:t xml:space="preserve">            game_lost &lt;- FALSE</w:t>
+      </w:r>
+    </w:p>
+    <w:p>
+      <w:pPr>
+        <w:pStyle w:val="NoSpacing"/>
+      </w:pPr>
+      <w:r>
+        <w:t xml:space="preserve">            level_over &lt;- FALSE</w:t>
+      </w:r>
+    </w:p>
+    <w:p>
+      <w:pPr>
+        <w:pStyle w:val="NoSpacing"/>
+      </w:pPr>
+      <w:r>
+        <w:t xml:space="preserve">            level_end_time &lt;- -1</w:t>
       </w:r>
     </w:p>
     <w:p>
@@ -6458,15 +4884,7 @@
         <w:pStyle w:val="NoSpacing"/>
       </w:pPr>
       <w:r>
-        <w:t xml:space="preserve">            clear all elements from </w:t>
-      </w:r>
-      <w:proofErr w:type="spellStart"/>
-      <w:r>
-        <w:t>game_balls</w:t>
-      </w:r>
-      <w:proofErr w:type="spellEnd"/>
-      <w:r>
-        <w:t xml:space="preserve"> vector</w:t>
+        <w:t xml:space="preserve">            clear all elements from game_balls vector</w:t>
       </w:r>
     </w:p>
     <w:p>
@@ -6558,21 +4976,8 @@
         <w:pStyle w:val="NoSpacing"/>
       </w:pPr>
       <w:r>
-        <w:t xml:space="preserve">CLASS </w:t>
-      </w:r>
-      <w:proofErr w:type="spellStart"/>
-      <w:r>
-        <w:t>LevelTwo</w:t>
-      </w:r>
-      <w:proofErr w:type="spellEnd"/>
-      <w:r>
-        <w:t xml:space="preserve"> INHERITS FROM </w:t>
-      </w:r>
-      <w:proofErr w:type="spellStart"/>
-      <w:r>
-        <w:t>LevelTemplate</w:t>
-      </w:r>
-      <w:proofErr w:type="spellEnd"/>
+        <w:t>CLASS LevelTwo INHERITS FROM LevelTemplate</w:t>
+      </w:r>
     </w:p>
     <w:p>
       <w:pPr>
@@ -6595,52 +5000,29 @@
         <w:pStyle w:val="NoSpacing"/>
       </w:pPr>
       <w:r>
-        <w:t xml:space="preserve">            DECLARE </w:t>
-      </w:r>
-      <w:proofErr w:type="spellStart"/>
-      <w:r>
-        <w:t>ball_diameter</w:t>
-      </w:r>
-      <w:proofErr w:type="spellEnd"/>
-    </w:p>
-    <w:p>
-      <w:pPr>
-        <w:pStyle w:val="NoSpacing"/>
-      </w:pPr>
-      <w:r>
-        <w:t xml:space="preserve">            </w:t>
-      </w:r>
-      <w:proofErr w:type="spellStart"/>
-      <w:r>
-        <w:t>ball_diameter</w:t>
-      </w:r>
-      <w:proofErr w:type="spellEnd"/>
-      <w:r>
-        <w:t xml:space="preserve"> &lt;- 2 * Registry </w:t>
-      </w:r>
-      <w:proofErr w:type="spellStart"/>
-      <w:r>
-        <w:t>ball_radius</w:t>
-      </w:r>
-      <w:proofErr w:type="spellEnd"/>
-    </w:p>
-    <w:p>
-      <w:pPr>
-        <w:pStyle w:val="NoSpacing"/>
-      </w:pPr>
-    </w:p>
-    <w:p>
-      <w:pPr>
-        <w:pStyle w:val="NoSpacing"/>
-      </w:pPr>
-      <w:r>
-        <w:t xml:space="preserve">            set vertical mass offset to -2 * </w:t>
-      </w:r>
-      <w:proofErr w:type="spellStart"/>
-      <w:r>
-        <w:t>ball_diameter</w:t>
-      </w:r>
-      <w:proofErr w:type="spellEnd"/>
+        <w:t xml:space="preserve">            DECLARE ball_diameter</w:t>
+      </w:r>
+    </w:p>
+    <w:p>
+      <w:pPr>
+        <w:pStyle w:val="NoSpacing"/>
+      </w:pPr>
+      <w:r>
+        <w:t xml:space="preserve">            ball_diameter &lt;- 2 * Registry ball_radius</w:t>
+      </w:r>
+    </w:p>
+    <w:p>
+      <w:pPr>
+        <w:pStyle w:val="NoSpacing"/>
+      </w:pPr>
+    </w:p>
+    <w:p>
+      <w:pPr>
+        <w:pStyle w:val="NoSpacing"/>
+      </w:pPr>
+      <w:r>
+        <w:t xml:space="preserve">            set vertical mass offset to -2 * ball_diameter</w:t>
+      </w:r>
     </w:p>
     <w:p>
       <w:pPr>
@@ -6703,99 +5085,52 @@
         <w:pStyle w:val="NoSpacing"/>
       </w:pPr>
       <w:r>
-        <w:t xml:space="preserve">        PROCEDURE </w:t>
-      </w:r>
-      <w:proofErr w:type="spellStart"/>
-      <w:r>
-        <w:t>reset_level</w:t>
-      </w:r>
-      <w:proofErr w:type="spellEnd"/>
-    </w:p>
-    <w:p>
-      <w:pPr>
-        <w:pStyle w:val="NoSpacing"/>
-      </w:pPr>
-      <w:r>
-        <w:t xml:space="preserve">            DECLARE </w:t>
-      </w:r>
-      <w:proofErr w:type="spellStart"/>
-      <w:r>
-        <w:t>ball_diameter</w:t>
-      </w:r>
-      <w:proofErr w:type="spellEnd"/>
-    </w:p>
-    <w:p>
-      <w:pPr>
-        <w:pStyle w:val="NoSpacing"/>
-      </w:pPr>
-      <w:r>
-        <w:t xml:space="preserve">            </w:t>
-      </w:r>
-      <w:proofErr w:type="spellStart"/>
-      <w:r>
-        <w:t>ball_diameter</w:t>
-      </w:r>
-      <w:proofErr w:type="spellEnd"/>
-      <w:r>
-        <w:t xml:space="preserve"> &lt;- 2 * Registry </w:t>
-      </w:r>
-      <w:proofErr w:type="spellStart"/>
-      <w:r>
-        <w:t>ball_radius</w:t>
-      </w:r>
-      <w:proofErr w:type="spellEnd"/>
-    </w:p>
-    <w:p>
-      <w:pPr>
-        <w:pStyle w:val="NoSpacing"/>
-      </w:pPr>
-    </w:p>
-    <w:p>
-      <w:pPr>
-        <w:pStyle w:val="NoSpacing"/>
-      </w:pPr>
-      <w:r>
-        <w:t xml:space="preserve">            </w:t>
-      </w:r>
-      <w:proofErr w:type="spellStart"/>
-      <w:r>
-        <w:t>game_lost</w:t>
-      </w:r>
-      <w:proofErr w:type="spellEnd"/>
-      <w:r>
-        <w:t xml:space="preserve"> &lt;- FALSE</w:t>
-      </w:r>
-    </w:p>
-    <w:p>
-      <w:pPr>
-        <w:pStyle w:val="NoSpacing"/>
-      </w:pPr>
-      <w:r>
-        <w:t xml:space="preserve">            </w:t>
-      </w:r>
-      <w:proofErr w:type="spellStart"/>
-      <w:r>
-        <w:t>level_over</w:t>
-      </w:r>
-      <w:proofErr w:type="spellEnd"/>
-      <w:r>
-        <w:t xml:space="preserve"> &lt;- FALSE</w:t>
-      </w:r>
-    </w:p>
-    <w:p>
-      <w:pPr>
-        <w:pStyle w:val="NoSpacing"/>
-      </w:pPr>
-      <w:r>
-        <w:t xml:space="preserve">            </w:t>
-      </w:r>
-      <w:proofErr w:type="spellStart"/>
-      <w:r>
-        <w:t>level_end_time</w:t>
-      </w:r>
-      <w:proofErr w:type="spellEnd"/>
-      <w:r>
-        <w:t xml:space="preserve"> &lt;- -1</w:t>
+        <w:t xml:space="preserve">        PROCEDURE reset_level</w:t>
+      </w:r>
+    </w:p>
+    <w:p>
+      <w:pPr>
+        <w:pStyle w:val="NoSpacing"/>
+      </w:pPr>
+      <w:r>
+        <w:t xml:space="preserve">            DECLARE ball_diameter</w:t>
+      </w:r>
+    </w:p>
+    <w:p>
+      <w:pPr>
+        <w:pStyle w:val="NoSpacing"/>
+      </w:pPr>
+      <w:r>
+        <w:t xml:space="preserve">            ball_diameter &lt;- 2 * Registry ball_radius</w:t>
+      </w:r>
+    </w:p>
+    <w:p>
+      <w:pPr>
+        <w:pStyle w:val="NoSpacing"/>
+      </w:pPr>
+    </w:p>
+    <w:p>
+      <w:pPr>
+        <w:pStyle w:val="NoSpacing"/>
+      </w:pPr>
+      <w:r>
+        <w:t xml:space="preserve">            game_lost &lt;- FALSE</w:t>
+      </w:r>
+    </w:p>
+    <w:p>
+      <w:pPr>
+        <w:pStyle w:val="NoSpacing"/>
+      </w:pPr>
+      <w:r>
+        <w:t xml:space="preserve">            level_over &lt;- FALSE</w:t>
+      </w:r>
+    </w:p>
+    <w:p>
+      <w:pPr>
+        <w:pStyle w:val="NoSpacing"/>
+      </w:pPr>
+      <w:r>
+        <w:t xml:space="preserve">            level_end_time &lt;- -1</w:t>
       </w:r>
     </w:p>
     <w:p>
@@ -6821,34 +5156,21 @@
         <w:pStyle w:val="NoSpacing"/>
       </w:pPr>
       <w:r>
-        <w:t xml:space="preserve">            clear all elements from </w:t>
-      </w:r>
-      <w:proofErr w:type="spellStart"/>
-      <w:r>
-        <w:t>game_balls</w:t>
-      </w:r>
-      <w:proofErr w:type="spellEnd"/>
-      <w:r>
-        <w:t xml:space="preserve"> vector</w:t>
-      </w:r>
-    </w:p>
-    <w:p>
-      <w:pPr>
-        <w:pStyle w:val="NoSpacing"/>
-      </w:pPr>
-    </w:p>
-    <w:p>
-      <w:pPr>
-        <w:pStyle w:val="NoSpacing"/>
-      </w:pPr>
-      <w:r>
-        <w:t xml:space="preserve">            set vertical mass offset to -2 * </w:t>
-      </w:r>
-      <w:proofErr w:type="spellStart"/>
-      <w:r>
-        <w:t>ball_diameter</w:t>
-      </w:r>
-      <w:proofErr w:type="spellEnd"/>
+        <w:t xml:space="preserve">            clear all elements from game_balls vector</w:t>
+      </w:r>
+    </w:p>
+    <w:p>
+      <w:pPr>
+        <w:pStyle w:val="NoSpacing"/>
+      </w:pPr>
+    </w:p>
+    <w:p>
+      <w:pPr>
+        <w:pStyle w:val="NoSpacing"/>
+      </w:pPr>
+      <w:r>
+        <w:t xml:space="preserve">            set vertical mass offset to -2 * ball_diameter</w:t>
+      </w:r>
     </w:p>
     <w:p>
       <w:pPr>
@@ -6950,13 +5272,8 @@
         <w:pStyle w:val="NoSpacing"/>
       </w:pPr>
       <w:r>
-        <w:t xml:space="preserve">        </w:t>
-      </w:r>
-      <w:proofErr w:type="spellStart"/>
-      <w:r>
-        <w:t>mass_texture</w:t>
-      </w:r>
-      <w:proofErr w:type="spellEnd"/>
+        <w:t xml:space="preserve">        mass_texture</w:t>
+      </w:r>
     </w:p>
     <w:p>
       <w:pPr>
@@ -6971,15 +5288,7 @@
         <w:pStyle w:val="NoSpacing"/>
       </w:pPr>
       <w:r>
-        <w:t xml:space="preserve">        </w:t>
-      </w:r>
-      <w:proofErr w:type="spellStart"/>
-      <w:r>
-        <w:t>x_position</w:t>
-      </w:r>
-      <w:proofErr w:type="spellEnd"/>
-      <w:r>
-        <w:t xml:space="preserve"> &lt;- 0</w:t>
+        <w:t xml:space="preserve">        x_position &lt;- 0</w:t>
       </w:r>
     </w:p>
     <w:p>
@@ -6995,47 +5304,23 @@
         <w:pStyle w:val="NoSpacing"/>
       </w:pPr>
       <w:r>
-        <w:t xml:space="preserve">        </w:t>
-      </w:r>
-      <w:proofErr w:type="spellStart"/>
-      <w:r>
-        <w:t>mass_sprite_x_size</w:t>
-      </w:r>
-      <w:proofErr w:type="spellEnd"/>
-      <w:r>
-        <w:t xml:space="preserve"> &lt;- 0</w:t>
-      </w:r>
-    </w:p>
-    <w:p>
-      <w:pPr>
-        <w:pStyle w:val="NoSpacing"/>
-      </w:pPr>
-      <w:r>
-        <w:t xml:space="preserve">        </w:t>
-      </w:r>
-      <w:proofErr w:type="spellStart"/>
-      <w:r>
-        <w:t>mass_sprite_y_size</w:t>
-      </w:r>
-      <w:proofErr w:type="spellEnd"/>
-      <w:r>
-        <w:t xml:space="preserve"> &lt;- 0</w:t>
-      </w:r>
-    </w:p>
-    <w:p>
-      <w:pPr>
-        <w:pStyle w:val="NoSpacing"/>
-      </w:pPr>
-      <w:r>
-        <w:t xml:space="preserve">        </w:t>
-      </w:r>
-      <w:proofErr w:type="spellStart"/>
-      <w:r>
-        <w:t>vertical_offset</w:t>
-      </w:r>
-      <w:proofErr w:type="spellEnd"/>
-      <w:r>
-        <w:t xml:space="preserve"> &lt;- 0</w:t>
+        <w:t xml:space="preserve">        mass_sprite_x_size &lt;- 0</w:t>
+      </w:r>
+    </w:p>
+    <w:p>
+      <w:pPr>
+        <w:pStyle w:val="NoSpacing"/>
+      </w:pPr>
+      <w:r>
+        <w:t xml:space="preserve">        mass_sprite_y_size &lt;- 0</w:t>
+      </w:r>
+    </w:p>
+    <w:p>
+      <w:pPr>
+        <w:pStyle w:val="NoSpacing"/>
+      </w:pPr>
+      <w:r>
+        <w:t xml:space="preserve">        vertical_offset &lt;- 0</w:t>
       </w:r>
     </w:p>
     <w:p>
@@ -7051,44 +5336,23 @@
         <w:pStyle w:val="NoSpacing"/>
       </w:pPr>
       <w:r>
-        <w:t xml:space="preserve">        </w:t>
-      </w:r>
-      <w:proofErr w:type="spellStart"/>
-      <w:r>
-        <w:t>mass_texture_file_path</w:t>
-      </w:r>
-      <w:proofErr w:type="spellEnd"/>
-    </w:p>
-    <w:p>
-      <w:pPr>
-        <w:pStyle w:val="NoSpacing"/>
-      </w:pPr>
-      <w:r>
-        <w:t xml:space="preserve">        </w:t>
-      </w:r>
-      <w:proofErr w:type="spellStart"/>
-      <w:r>
-        <w:t>first_load</w:t>
-      </w:r>
-      <w:proofErr w:type="spellEnd"/>
-      <w:r>
-        <w:t xml:space="preserve"> &lt;- TRUE</w:t>
-      </w:r>
-    </w:p>
-    <w:p>
-      <w:pPr>
-        <w:pStyle w:val="NoSpacing"/>
-      </w:pPr>
-      <w:r>
-        <w:t xml:space="preserve">        </w:t>
-      </w:r>
-      <w:proofErr w:type="spellStart"/>
-      <w:r>
-        <w:t>is_falling</w:t>
-      </w:r>
-      <w:proofErr w:type="spellEnd"/>
-      <w:r>
-        <w:t xml:space="preserve"> &lt;- TRUE</w:t>
+        <w:t xml:space="preserve">        mass_texture_file_path</w:t>
+      </w:r>
+    </w:p>
+    <w:p>
+      <w:pPr>
+        <w:pStyle w:val="NoSpacing"/>
+      </w:pPr>
+      <w:r>
+        <w:t xml:space="preserve">        first_load &lt;- TRUE</w:t>
+      </w:r>
+    </w:p>
+    <w:p>
+      <w:pPr>
+        <w:pStyle w:val="NoSpacing"/>
+      </w:pPr>
+      <w:r>
+        <w:t xml:space="preserve">        is_falling &lt;- TRUE</w:t>
       </w:r>
     </w:p>
     <w:p>
@@ -7117,55 +5381,23 @@
         <w:pStyle w:val="NoSpacing"/>
       </w:pPr>
       <w:r>
-        <w:t xml:space="preserve">            DECLARE </w:t>
-      </w:r>
-      <w:proofErr w:type="spellStart"/>
-      <w:r>
-        <w:t>mass_texture_path_components</w:t>
-      </w:r>
-      <w:proofErr w:type="spellEnd"/>
-      <w:r>
-        <w:t xml:space="preserve"> AS a one-dimensional array of 4 elements</w:t>
-      </w:r>
-    </w:p>
-    <w:p>
-      <w:pPr>
-        <w:pStyle w:val="NoSpacing"/>
-      </w:pPr>
-      <w:r>
-        <w:t xml:space="preserve">            </w:t>
-      </w:r>
-      <w:proofErr w:type="spellStart"/>
-      <w:r>
-        <w:t>mass_texture_path_components</w:t>
-      </w:r>
-      <w:proofErr w:type="spellEnd"/>
-      <w:r>
-        <w:t xml:space="preserve"> &lt;- ["resources", "images", "anvil.png"]</w:t>
-      </w:r>
-    </w:p>
-    <w:p>
-      <w:pPr>
-        <w:pStyle w:val="NoSpacing"/>
-      </w:pPr>
-      <w:r>
-        <w:t xml:space="preserve">            </w:t>
-      </w:r>
-      <w:proofErr w:type="spellStart"/>
-      <w:r>
-        <w:t>mass_texture_file_path</w:t>
-      </w:r>
-      <w:proofErr w:type="spellEnd"/>
-      <w:r>
-        <w:t xml:space="preserve"> &lt;- ARRAY_TO_PATH(</w:t>
-      </w:r>
-      <w:proofErr w:type="spellStart"/>
-      <w:r>
-        <w:t>mass_texture_path_components</w:t>
-      </w:r>
-      <w:proofErr w:type="spellEnd"/>
-      <w:r>
-        <w:t>)</w:t>
+        <w:t xml:space="preserve">            DECLARE mass_texture_path_components AS a one-dimensional array of 4 elements</w:t>
+      </w:r>
+    </w:p>
+    <w:p>
+      <w:pPr>
+        <w:pStyle w:val="NoSpacing"/>
+      </w:pPr>
+      <w:r>
+        <w:t xml:space="preserve">            mass_texture_path_components &lt;- ["resources", "images", "anvil.png"]</w:t>
+      </w:r>
+    </w:p>
+    <w:p>
+      <w:pPr>
+        <w:pStyle w:val="NoSpacing"/>
+      </w:pPr>
+      <w:r>
+        <w:t xml:space="preserve">            mass_texture_file_path &lt;- ARRAY_TO_PATH(mass_texture_path_components)</w:t>
       </w:r>
     </w:p>
     <w:p>
@@ -7187,13 +5419,8 @@
       </w:pPr>
       <w:r>
         <w:lastRenderedPageBreak/>
-        <w:t xml:space="preserve">        FUNCTION </w:t>
-      </w:r>
-      <w:proofErr w:type="spellStart"/>
-      <w:r>
-        <w:t>get_game_ceiling</w:t>
-      </w:r>
-      <w:proofErr w:type="spellEnd"/>
+        <w:t xml:space="preserve">        FUNCTION get_game_ceiling</w:t>
+      </w:r>
     </w:p>
     <w:p>
       <w:pPr>
@@ -7221,26 +5448,16 @@
         <w:pStyle w:val="NoSpacing"/>
       </w:pPr>
       <w:r>
-        <w:t xml:space="preserve">        FUNCTION </w:t>
-      </w:r>
-      <w:proofErr w:type="spellStart"/>
-      <w:r>
-        <w:t>get_x_position</w:t>
-      </w:r>
-      <w:proofErr w:type="spellEnd"/>
-    </w:p>
-    <w:p>
-      <w:pPr>
-        <w:pStyle w:val="NoSpacing"/>
-      </w:pPr>
-      <w:r>
-        <w:t xml:space="preserve">            RETURN </w:t>
-      </w:r>
-      <w:proofErr w:type="spellStart"/>
-      <w:r>
-        <w:t>x_position</w:t>
-      </w:r>
-      <w:proofErr w:type="spellEnd"/>
+        <w:t xml:space="preserve">        FUNCTION get_x_position</w:t>
+      </w:r>
+    </w:p>
+    <w:p>
+      <w:pPr>
+        <w:pStyle w:val="NoSpacing"/>
+      </w:pPr>
+      <w:r>
+        <w:t xml:space="preserve">            RETURN x_position</w:t>
+      </w:r>
     </w:p>
     <w:p>
       <w:pPr>
@@ -7260,13 +5477,8 @@
         <w:pStyle w:val="NoSpacing"/>
       </w:pPr>
       <w:r>
-        <w:t xml:space="preserve">        FUNCTION </w:t>
-      </w:r>
-      <w:proofErr w:type="spellStart"/>
-      <w:r>
-        <w:t>get_y_position</w:t>
-      </w:r>
-      <w:proofErr w:type="spellEnd"/>
+        <w:t xml:space="preserve">        FUNCTION get_y_position</w:t>
+      </w:r>
     </w:p>
     <w:p>
       <w:pPr>
@@ -7323,13 +5535,8 @@
         <w:pStyle w:val="NoSpacing"/>
       </w:pPr>
       <w:r>
-        <w:t xml:space="preserve">        FUNCTION </w:t>
-      </w:r>
-      <w:proofErr w:type="spellStart"/>
-      <w:r>
-        <w:t>get_height</w:t>
-      </w:r>
-      <w:proofErr w:type="spellEnd"/>
+        <w:t xml:space="preserve">        FUNCTION get_height</w:t>
+      </w:r>
     </w:p>
     <w:p>
       <w:pPr>
@@ -7357,31 +5564,15 @@
         <w:pStyle w:val="NoSpacing"/>
       </w:pPr>
       <w:r>
-        <w:t xml:space="preserve">        PROCEDURE </w:t>
-      </w:r>
-      <w:proofErr w:type="spellStart"/>
-      <w:r>
-        <w:t>set_vertical_offset</w:t>
-      </w:r>
-      <w:proofErr w:type="spellEnd"/>
-      <w:r>
-        <w:t>(offset)</w:t>
-      </w:r>
-    </w:p>
-    <w:p>
-      <w:pPr>
-        <w:pStyle w:val="NoSpacing"/>
-      </w:pPr>
-      <w:r>
-        <w:t xml:space="preserve">            </w:t>
-      </w:r>
-      <w:proofErr w:type="spellStart"/>
-      <w:r>
-        <w:t>vertical_offset</w:t>
-      </w:r>
-      <w:proofErr w:type="spellEnd"/>
-      <w:r>
-        <w:t xml:space="preserve"> &lt;- offset</w:t>
+        <w:t xml:space="preserve">        PROCEDURE set_vertical_offset(offset)</w:t>
+      </w:r>
+    </w:p>
+    <w:p>
+      <w:pPr>
+        <w:pStyle w:val="NoSpacing"/>
+      </w:pPr>
+      <w:r>
+        <w:t xml:space="preserve">            vertical_offset &lt;- offset</w:t>
       </w:r>
     </w:p>
     <w:p>
@@ -7439,70 +5630,28 @@
         <w:pStyle w:val="NoSpacing"/>
       </w:pPr>
       <w:r>
-        <w:t xml:space="preserve">            DECLARE </w:t>
-      </w:r>
-      <w:proofErr w:type="spellStart"/>
-      <w:r>
-        <w:t>x_scale</w:t>
-      </w:r>
-      <w:proofErr w:type="spellEnd"/>
-    </w:p>
-    <w:p>
-      <w:pPr>
-        <w:pStyle w:val="NoSpacing"/>
-      </w:pPr>
-      <w:r>
-        <w:t xml:space="preserve">            </w:t>
-      </w:r>
-      <w:proofErr w:type="spellStart"/>
-      <w:r>
-        <w:t>x_scale</w:t>
-      </w:r>
-      <w:proofErr w:type="spellEnd"/>
-      <w:r>
-        <w:t xml:space="preserve"> &lt;- Registry </w:t>
-      </w:r>
-      <w:proofErr w:type="spellStart"/>
-      <w:r>
-        <w:t>window_size</w:t>
-      </w:r>
-      <w:proofErr w:type="spellEnd"/>
-      <w:r>
-        <w:t xml:space="preserve">[1] / </w:t>
-      </w:r>
-      <w:proofErr w:type="spellStart"/>
-      <w:r>
-        <w:t>mass_sprite_x_size</w:t>
-      </w:r>
-      <w:proofErr w:type="spellEnd"/>
-    </w:p>
-    <w:p>
-      <w:pPr>
-        <w:pStyle w:val="NoSpacing"/>
-      </w:pPr>
-    </w:p>
-    <w:p>
-      <w:pPr>
-        <w:pStyle w:val="NoSpacing"/>
-      </w:pPr>
-      <w:r>
-        <w:t xml:space="preserve">            set mass scale to (</w:t>
-      </w:r>
-      <w:proofErr w:type="spellStart"/>
-      <w:r>
-        <w:t>x_scale</w:t>
-      </w:r>
-      <w:proofErr w:type="spellEnd"/>
-      <w:r>
-        <w:t xml:space="preserve">, </w:t>
-      </w:r>
-      <w:proofErr w:type="spellStart"/>
-      <w:r>
-        <w:t>x_scale</w:t>
-      </w:r>
-      <w:proofErr w:type="spellEnd"/>
-      <w:r>
-        <w:t>)</w:t>
+        <w:t xml:space="preserve">            DECLARE x_scale</w:t>
+      </w:r>
+    </w:p>
+    <w:p>
+      <w:pPr>
+        <w:pStyle w:val="NoSpacing"/>
+      </w:pPr>
+      <w:r>
+        <w:t xml:space="preserve">            x_scale &lt;- Registry window_size[1] / mass_sprite_x_size</w:t>
+      </w:r>
+    </w:p>
+    <w:p>
+      <w:pPr>
+        <w:pStyle w:val="NoSpacing"/>
+      </w:pPr>
+    </w:p>
+    <w:p>
+      <w:pPr>
+        <w:pStyle w:val="NoSpacing"/>
+      </w:pPr>
+      <w:r>
+        <w:t xml:space="preserve">            set mass scale to (x_scale, x_scale)</w:t>
       </w:r>
     </w:p>
     <w:p>
@@ -7523,13 +5672,8 @@
         <w:pStyle w:val="NoSpacing"/>
       </w:pPr>
       <w:r>
-        <w:t xml:space="preserve">                y_position &lt;- -(mass sprite vertical size) + </w:t>
-      </w:r>
-      <w:proofErr w:type="spellStart"/>
-      <w:r>
-        <w:t>vertical_offset</w:t>
-      </w:r>
-      <w:proofErr w:type="spellEnd"/>
+        <w:t xml:space="preserve">                y_position &lt;- -(mass sprite vertical size) + vertical_offset</w:t>
+      </w:r>
     </w:p>
     <w:p>
       <w:pPr>
@@ -7549,23 +5693,7 @@
         <w:pStyle w:val="NoSpacing"/>
       </w:pPr>
       <w:r>
-        <w:t xml:space="preserve">            </w:t>
-      </w:r>
-      <w:proofErr w:type="spellStart"/>
-      <w:r>
-        <w:t>x_position</w:t>
-      </w:r>
-      <w:proofErr w:type="spellEnd"/>
-      <w:r>
-        <w:t xml:space="preserve"> &lt;- (Registry </w:t>
-      </w:r>
-      <w:proofErr w:type="spellStart"/>
-      <w:r>
-        <w:t>window_size</w:t>
-      </w:r>
-      <w:proofErr w:type="spellEnd"/>
-      <w:r>
-        <w:t>[0] - (mass sprite horizontal size)) / 2</w:t>
+        <w:t xml:space="preserve">            x_position &lt;- (Registry window_size[0] - (mass sprite horizontal size)) / 2</w:t>
       </w:r>
     </w:p>
     <w:p>
@@ -7586,23 +5714,7 @@
         <w:pStyle w:val="NoSpacing"/>
       </w:pPr>
       <w:r>
-        <w:t xml:space="preserve">                </w:t>
-      </w:r>
-      <w:proofErr w:type="spellStart"/>
-      <w:r>
-        <w:t>vertical_offset</w:t>
-      </w:r>
-      <w:proofErr w:type="spellEnd"/>
-      <w:r>
-        <w:t xml:space="preserve"> &lt;- </w:t>
-      </w:r>
-      <w:proofErr w:type="spellStart"/>
-      <w:r>
-        <w:t>vertical_offset</w:t>
-      </w:r>
-      <w:proofErr w:type="spellEnd"/>
-      <w:r>
-        <w:t xml:space="preserve"> + 1</w:t>
+        <w:t xml:space="preserve">                vertical_offset &lt;- vertical_offset + 1</w:t>
       </w:r>
     </w:p>
     <w:p>
@@ -7663,15 +5775,7 @@
         <w:pStyle w:val="NoSpacing"/>
       </w:pPr>
       <w:r>
-        <w:t xml:space="preserve">            set mass position to (</w:t>
-      </w:r>
-      <w:proofErr w:type="spellStart"/>
-      <w:r>
-        <w:t>x_position</w:t>
-      </w:r>
-      <w:proofErr w:type="spellEnd"/>
-      <w:r>
-        <w:t>, y_position)</w:t>
+        <w:t xml:space="preserve">            set mass position to (x_position, y_position)</w:t>
       </w:r>
     </w:p>
     <w:p>
@@ -7709,31 +5813,15 @@
         <w:pStyle w:val="NoSpacing"/>
       </w:pPr>
       <w:r>
-        <w:t xml:space="preserve">            </w:t>
-      </w:r>
-      <w:proofErr w:type="spellStart"/>
-      <w:r>
-        <w:t>vertical_offset</w:t>
-      </w:r>
-      <w:proofErr w:type="spellEnd"/>
-      <w:r>
-        <w:t xml:space="preserve"> &lt;- 0</w:t>
-      </w:r>
-    </w:p>
-    <w:p>
-      <w:pPr>
-        <w:pStyle w:val="NoSpacing"/>
-      </w:pPr>
-      <w:r>
-        <w:t xml:space="preserve">            </w:t>
-      </w:r>
-      <w:proofErr w:type="spellStart"/>
-      <w:r>
-        <w:t>is_falling</w:t>
-      </w:r>
-      <w:proofErr w:type="spellEnd"/>
-      <w:r>
-        <w:t xml:space="preserve"> &lt;- TRUE</w:t>
+        <w:t xml:space="preserve">            vertical_offset &lt;- 0</w:t>
+      </w:r>
+    </w:p>
+    <w:p>
+      <w:pPr>
+        <w:pStyle w:val="NoSpacing"/>
+      </w:pPr>
+      <w:r>
+        <w:t xml:space="preserve">            is_falling &lt;- TRUE</w:t>
       </w:r>
     </w:p>
     <w:p>
@@ -7762,21 +5850,8 @@
         <w:pStyle w:val="NoSpacing"/>
       </w:pPr>
       <w:r>
-        <w:t xml:space="preserve">            load </w:t>
-      </w:r>
-      <w:proofErr w:type="spellStart"/>
-      <w:r>
-        <w:t>mass_texture_file_path</w:t>
-      </w:r>
-      <w:proofErr w:type="spellEnd"/>
-      <w:r>
-        <w:t xml:space="preserve"> into </w:t>
-      </w:r>
-      <w:proofErr w:type="spellStart"/>
-      <w:r>
-        <w:t>mass_texture</w:t>
-      </w:r>
-      <w:proofErr w:type="spellEnd"/>
+        <w:t xml:space="preserve">            load mass_texture_file_path into mass_texture</w:t>
+      </w:r>
     </w:p>
     <w:p>
       <w:pPr>
@@ -7796,13 +5871,8 @@
         <w:pStyle w:val="NoSpacing"/>
       </w:pPr>
       <w:r>
-        <w:t xml:space="preserve">            set the mass sprite texture to </w:t>
-      </w:r>
-      <w:proofErr w:type="spellStart"/>
-      <w:r>
-        <w:t>mass_texture</w:t>
-      </w:r>
-      <w:proofErr w:type="spellEnd"/>
+        <w:t xml:space="preserve">            set the mass sprite texture to mass_texture</w:t>
+      </w:r>
     </w:p>
     <w:p>
       <w:pPr>
@@ -7822,31 +5892,15 @@
         <w:pStyle w:val="NoSpacing"/>
       </w:pPr>
       <w:r>
-        <w:t xml:space="preserve">                </w:t>
-      </w:r>
-      <w:proofErr w:type="spellStart"/>
-      <w:r>
-        <w:t>mass_sprite_x_size</w:t>
-      </w:r>
-      <w:proofErr w:type="spellEnd"/>
-      <w:r>
-        <w:t xml:space="preserve"> &lt;- get mass sprite horizontal size</w:t>
-      </w:r>
-    </w:p>
-    <w:p>
-      <w:pPr>
-        <w:pStyle w:val="NoSpacing"/>
-      </w:pPr>
-      <w:r>
-        <w:t xml:space="preserve">                </w:t>
-      </w:r>
-      <w:proofErr w:type="spellStart"/>
-      <w:r>
-        <w:t>mass_sprite_y_size</w:t>
-      </w:r>
-      <w:proofErr w:type="spellEnd"/>
-      <w:r>
-        <w:t xml:space="preserve"> &lt;- get mass sprite vertical size</w:t>
+        <w:t xml:space="preserve">                mass_sprite_x_size &lt;- get mass sprite horizontal size</w:t>
+      </w:r>
+    </w:p>
+    <w:p>
+      <w:pPr>
+        <w:pStyle w:val="NoSpacing"/>
+      </w:pPr>
+      <w:r>
+        <w:t xml:space="preserve">                mass_sprite_y_size &lt;- get mass sprite vertical size</w:t>
       </w:r>
     </w:p>
     <w:p>
@@ -7862,47 +5916,15 @@
         <w:pStyle w:val="NoSpacing"/>
       </w:pPr>
       <w:r>
-        <w:t xml:space="preserve">                </w:t>
-      </w:r>
-      <w:proofErr w:type="spellStart"/>
-      <w:r>
-        <w:t>x_position</w:t>
-      </w:r>
-      <w:proofErr w:type="spellEnd"/>
-      <w:r>
-        <w:t xml:space="preserve"> &lt;- (Registry </w:t>
-      </w:r>
-      <w:proofErr w:type="spellStart"/>
-      <w:r>
-        <w:t>window_size</w:t>
-      </w:r>
-      <w:proofErr w:type="spellEnd"/>
-      <w:r>
-        <w:t xml:space="preserve">[0] - </w:t>
-      </w:r>
-      <w:proofErr w:type="spellStart"/>
-      <w:r>
-        <w:t>mass_sprite_x_size</w:t>
-      </w:r>
-      <w:proofErr w:type="spellEnd"/>
-      <w:r>
-        <w:t>) / 2</w:t>
-      </w:r>
-    </w:p>
-    <w:p>
-      <w:pPr>
-        <w:pStyle w:val="NoSpacing"/>
-      </w:pPr>
-      <w:r>
-        <w:t xml:space="preserve">                </w:t>
-      </w:r>
-      <w:proofErr w:type="spellStart"/>
-      <w:r>
-        <w:t>first_load</w:t>
-      </w:r>
-      <w:proofErr w:type="spellEnd"/>
-      <w:r>
-        <w:t xml:space="preserve"> &lt;- FALSE</w:t>
+        <w:t xml:space="preserve">                x_position &lt;- (Registry window_size[0] - mass_sprite_x_size) / 2</w:t>
+      </w:r>
+    </w:p>
+    <w:p>
+      <w:pPr>
+        <w:pStyle w:val="NoSpacing"/>
+      </w:pPr>
+      <w:r>
+        <w:t xml:space="preserve">                first_load &lt;- FALSE</w:t>
       </w:r>
     </w:p>
     <w:p>
@@ -7960,39 +5982,24 @@
         <w:pStyle w:val="NoSpacing"/>
       </w:pPr>
       <w:r>
-        <w:t xml:space="preserve">            DECLARE </w:t>
-      </w:r>
-      <w:proofErr w:type="spellStart"/>
-      <w:r>
-        <w:t>new_mass_texture</w:t>
-      </w:r>
-      <w:proofErr w:type="spellEnd"/>
-    </w:p>
-    <w:p>
-      <w:pPr>
-        <w:pStyle w:val="NoSpacing"/>
-      </w:pPr>
-      <w:r>
-        <w:t xml:space="preserve">            set mass sprites texture to </w:t>
-      </w:r>
-      <w:proofErr w:type="spellStart"/>
-      <w:r>
-        <w:t>new_mass_texture</w:t>
-      </w:r>
-      <w:proofErr w:type="spellEnd"/>
-    </w:p>
-    <w:p>
-      <w:pPr>
-        <w:pStyle w:val="NoSpacing"/>
-      </w:pPr>
-      <w:r>
-        <w:t xml:space="preserve">            set mass texture to </w:t>
-      </w:r>
-      <w:proofErr w:type="spellStart"/>
-      <w:r>
-        <w:t>new_mass_texture</w:t>
-      </w:r>
-      <w:proofErr w:type="spellEnd"/>
+        <w:t xml:space="preserve">            DECLARE new_mass_texture</w:t>
+      </w:r>
+    </w:p>
+    <w:p>
+      <w:pPr>
+        <w:pStyle w:val="NoSpacing"/>
+      </w:pPr>
+      <w:r>
+        <w:t xml:space="preserve">            set mass sprites texture to new_mass_texture</w:t>
+      </w:r>
+    </w:p>
+    <w:p>
+      <w:pPr>
+        <w:pStyle w:val="NoSpacing"/>
+      </w:pPr>
+      <w:r>
+        <w:t xml:space="preserve">            set mass texture to new_mass_texture</w:t>
+      </w:r>
     </w:p>
     <w:p>
       <w:pPr>
@@ -8012,45 +6019,16 @@
         <w:pStyle w:val="NoSpacing"/>
       </w:pPr>
       <w:r>
-        <w:t xml:space="preserve">        PROCEDURE </w:t>
-      </w:r>
-      <w:proofErr w:type="spellStart"/>
-      <w:r>
-        <w:t>set_is_falling</w:t>
-      </w:r>
-      <w:proofErr w:type="spellEnd"/>
-      <w:r>
-        <w:t>(</w:t>
-      </w:r>
-      <w:proofErr w:type="spellStart"/>
-      <w:r>
-        <w:t>is_falling</w:t>
-      </w:r>
-      <w:proofErr w:type="spellEnd"/>
-      <w:r>
-        <w:t>)</w:t>
-      </w:r>
-    </w:p>
-    <w:p>
-      <w:pPr>
-        <w:pStyle w:val="NoSpacing"/>
-      </w:pPr>
-      <w:r>
-        <w:t xml:space="preserve">            Mass </w:t>
-      </w:r>
-      <w:proofErr w:type="spellStart"/>
-      <w:r>
-        <w:t>is_falling</w:t>
-      </w:r>
-      <w:proofErr w:type="spellEnd"/>
-      <w:r>
-        <w:t xml:space="preserve"> &lt;- </w:t>
-      </w:r>
-      <w:proofErr w:type="spellStart"/>
-      <w:r>
-        <w:t>is_falling</w:t>
-      </w:r>
-      <w:proofErr w:type="spellEnd"/>
+        <w:t xml:space="preserve">        PROCEDURE set_is_falling(is_falling)</w:t>
+      </w:r>
+    </w:p>
+    <w:p>
+      <w:pPr>
+        <w:pStyle w:val="NoSpacing"/>
+      </w:pPr>
+      <w:r>
+        <w:t xml:space="preserve">            Mass is_falling &lt;- is_falling</w:t>
+      </w:r>
     </w:p>
     <w:p>
       <w:pPr>
@@ -8070,15 +6048,7 @@
         <w:pStyle w:val="NoSpacing"/>
       </w:pPr>
       <w:r>
-        <w:t xml:space="preserve">        PROCEDURE </w:t>
-      </w:r>
-      <w:proofErr w:type="spellStart"/>
-      <w:r>
-        <w:t>set_y_position</w:t>
-      </w:r>
-      <w:proofErr w:type="spellEnd"/>
-      <w:r>
-        <w:t>(y_position)</w:t>
+        <w:t xml:space="preserve">        PROCEDURE set_y_position(y_position)</w:t>
       </w:r>
     </w:p>
     <w:p>
@@ -8147,29 +6117,16 @@
         <w:pStyle w:val="NoSpacing"/>
       </w:pPr>
       <w:r>
-        <w:t xml:space="preserve">        </w:t>
-      </w:r>
-      <w:proofErr w:type="spellStart"/>
-      <w:r>
-        <w:t>first_load</w:t>
-      </w:r>
-      <w:proofErr w:type="spellEnd"/>
-      <w:r>
-        <w:t xml:space="preserve"> &lt;- TRUE</w:t>
-      </w:r>
-    </w:p>
-    <w:p>
-      <w:pPr>
-        <w:pStyle w:val="NoSpacing"/>
-      </w:pPr>
-      <w:r>
-        <w:t xml:space="preserve">        </w:t>
-      </w:r>
-      <w:proofErr w:type="spellStart"/>
-      <w:r>
-        <w:t>cannon_texture</w:t>
-      </w:r>
-      <w:proofErr w:type="spellEnd"/>
+        <w:t xml:space="preserve">        first_load &lt;- TRUE</w:t>
+      </w:r>
+    </w:p>
+    <w:p>
+      <w:pPr>
+        <w:pStyle w:val="NoSpacing"/>
+      </w:pPr>
+      <w:r>
+        <w:t xml:space="preserve">        cannon_texture</w:t>
+      </w:r>
     </w:p>
     <w:p>
       <w:pPr>
@@ -8192,47 +6149,23 @@
         <w:pStyle w:val="NoSpacing"/>
       </w:pPr>
       <w:r>
-        <w:t xml:space="preserve">        </w:t>
-      </w:r>
-      <w:proofErr w:type="spellStart"/>
-      <w:r>
-        <w:t>unrotated_cannon_height</w:t>
-      </w:r>
-      <w:proofErr w:type="spellEnd"/>
-      <w:r>
-        <w:t xml:space="preserve"> &lt;- 0</w:t>
-      </w:r>
-    </w:p>
-    <w:p>
-      <w:pPr>
-        <w:pStyle w:val="NoSpacing"/>
-      </w:pPr>
-      <w:r>
-        <w:t xml:space="preserve">        </w:t>
-      </w:r>
-      <w:proofErr w:type="spellStart"/>
-      <w:r>
-        <w:t>cannon_x_position</w:t>
-      </w:r>
-      <w:proofErr w:type="spellEnd"/>
-      <w:r>
-        <w:t xml:space="preserve"> &lt;- 0</w:t>
-      </w:r>
-    </w:p>
-    <w:p>
-      <w:pPr>
-        <w:pStyle w:val="NoSpacing"/>
-      </w:pPr>
-      <w:r>
-        <w:t xml:space="preserve">        </w:t>
-      </w:r>
-      <w:proofErr w:type="spellStart"/>
-      <w:r>
-        <w:t>cannon_y_position</w:t>
-      </w:r>
-      <w:proofErr w:type="spellEnd"/>
-      <w:r>
-        <w:t xml:space="preserve"> &lt;- 0</w:t>
+        <w:t xml:space="preserve">        unrotated_cannon_height &lt;- 0</w:t>
+      </w:r>
+    </w:p>
+    <w:p>
+      <w:pPr>
+        <w:pStyle w:val="NoSpacing"/>
+      </w:pPr>
+      <w:r>
+        <w:t xml:space="preserve">        cannon_x_position &lt;- 0</w:t>
+      </w:r>
+    </w:p>
+    <w:p>
+      <w:pPr>
+        <w:pStyle w:val="NoSpacing"/>
+      </w:pPr>
+      <w:r>
+        <w:t xml:space="preserve">        cannon_y_position &lt;- 0</w:t>
       </w:r>
     </w:p>
     <w:p>
@@ -8249,13 +6182,8 @@
         <w:pStyle w:val="NoSpacing"/>
       </w:pPr>
       <w:r>
-        <w:t xml:space="preserve">        </w:t>
-      </w:r>
-      <w:proofErr w:type="spellStart"/>
-      <w:r>
-        <w:t>cannon_texture_file_path</w:t>
-      </w:r>
-      <w:proofErr w:type="spellEnd"/>
+        <w:t xml:space="preserve">        cannon_texture_file_path</w:t>
+      </w:r>
     </w:p>
     <w:p>
       <w:pPr>
@@ -8283,55 +6211,23 @@
         <w:pStyle w:val="NoSpacing"/>
       </w:pPr>
       <w:r>
-        <w:t xml:space="preserve">            DECLARE </w:t>
-      </w:r>
-      <w:proofErr w:type="spellStart"/>
-      <w:r>
-        <w:t>cannon_texture_path_components</w:t>
-      </w:r>
-      <w:proofErr w:type="spellEnd"/>
-      <w:r>
-        <w:t xml:space="preserve"> AS a one-dimensional array of 4 elements</w:t>
-      </w:r>
-    </w:p>
-    <w:p>
-      <w:pPr>
-        <w:pStyle w:val="NoSpacing"/>
-      </w:pPr>
-      <w:r>
-        <w:t xml:space="preserve">            </w:t>
-      </w:r>
-      <w:proofErr w:type="spellStart"/>
-      <w:r>
-        <w:t>cannon_texture_path_components</w:t>
-      </w:r>
-      <w:proofErr w:type="spellEnd"/>
-      <w:r>
-        <w:t xml:space="preserve"> &lt;- ["resources", "images", "cannon.png"]</w:t>
-      </w:r>
-    </w:p>
-    <w:p>
-      <w:pPr>
-        <w:pStyle w:val="NoSpacing"/>
-      </w:pPr>
-      <w:r>
-        <w:t xml:space="preserve">            </w:t>
-      </w:r>
-      <w:proofErr w:type="spellStart"/>
-      <w:r>
-        <w:t>cannon_texture_file_path</w:t>
-      </w:r>
-      <w:proofErr w:type="spellEnd"/>
-      <w:r>
-        <w:t xml:space="preserve"> &lt;- ARRAY_TO_PATH(</w:t>
-      </w:r>
-      <w:proofErr w:type="spellStart"/>
-      <w:r>
-        <w:t>cannon_texture_path_components</w:t>
-      </w:r>
-      <w:proofErr w:type="spellEnd"/>
-      <w:r>
-        <w:t>)</w:t>
+        <w:t xml:space="preserve">            DECLARE cannon_texture_path_components AS a one-dimensional array of 4 elements</w:t>
+      </w:r>
+    </w:p>
+    <w:p>
+      <w:pPr>
+        <w:pStyle w:val="NoSpacing"/>
+      </w:pPr>
+      <w:r>
+        <w:t xml:space="preserve">            cannon_texture_path_components &lt;- ["resources", "images", "cannon.png"]</w:t>
+      </w:r>
+    </w:p>
+    <w:p>
+      <w:pPr>
+        <w:pStyle w:val="NoSpacing"/>
+      </w:pPr>
+      <w:r>
+        <w:t xml:space="preserve">            cannon_texture_file_path &lt;- ARRAY_TO_PATH(cannon_texture_path_components)</w:t>
       </w:r>
     </w:p>
     <w:p>
@@ -8352,102 +6248,36 @@
         <w:pStyle w:val="NoSpacing"/>
       </w:pPr>
       <w:r>
-        <w:t xml:space="preserve">        PROCEDURE </w:t>
-      </w:r>
-      <w:proofErr w:type="spellStart"/>
-      <w:r>
-        <w:t>set_position</w:t>
-      </w:r>
-      <w:proofErr w:type="spellEnd"/>
-      <w:r>
-        <w:t>(</w:t>
-      </w:r>
-      <w:proofErr w:type="spellStart"/>
-      <w:r>
-        <w:t>new_x</w:t>
-      </w:r>
-      <w:proofErr w:type="spellEnd"/>
-      <w:r>
-        <w:t xml:space="preserve">, </w:t>
-      </w:r>
-      <w:proofErr w:type="spellStart"/>
-      <w:r>
-        <w:t>new_y</w:t>
-      </w:r>
-      <w:proofErr w:type="spellEnd"/>
-      <w:r>
-        <w:t xml:space="preserve">, </w:t>
-      </w:r>
-      <w:proofErr w:type="spellStart"/>
-      <w:r>
-        <w:t>game_balls</w:t>
-      </w:r>
-      <w:proofErr w:type="spellEnd"/>
-      <w:r>
-        <w:t>)</w:t>
-      </w:r>
-    </w:p>
-    <w:p>
-      <w:pPr>
-        <w:pStyle w:val="NoSpacing"/>
-      </w:pPr>
-      <w:r>
-        <w:t xml:space="preserve">            </w:t>
-      </w:r>
-      <w:proofErr w:type="spellStart"/>
-      <w:r>
-        <w:t>cannon_x_position</w:t>
-      </w:r>
-      <w:proofErr w:type="spellEnd"/>
-      <w:r>
-        <w:t xml:space="preserve"> &lt;- </w:t>
-      </w:r>
-      <w:proofErr w:type="spellStart"/>
-      <w:r>
-        <w:t>new_x</w:t>
-      </w:r>
-      <w:proofErr w:type="spellEnd"/>
-    </w:p>
-    <w:p>
-      <w:pPr>
-        <w:pStyle w:val="NoSpacing"/>
-      </w:pPr>
-      <w:r>
-        <w:t xml:space="preserve">            </w:t>
-      </w:r>
-      <w:proofErr w:type="spellStart"/>
-      <w:r>
-        <w:t>cannon_y_position</w:t>
-      </w:r>
-      <w:proofErr w:type="spellEnd"/>
-      <w:r>
-        <w:t xml:space="preserve"> &lt;- </w:t>
-      </w:r>
-      <w:proofErr w:type="spellStart"/>
-      <w:r>
-        <w:t>new_y</w:t>
-      </w:r>
-      <w:proofErr w:type="spellEnd"/>
-    </w:p>
-    <w:p>
-      <w:pPr>
-        <w:pStyle w:val="NoSpacing"/>
-      </w:pPr>
-    </w:p>
-    <w:p>
-      <w:pPr>
-        <w:pStyle w:val="NoSpacing"/>
-      </w:pPr>
-      <w:r>
-        <w:t xml:space="preserve">            set cannon position to (</w:t>
-      </w:r>
-      <w:proofErr w:type="spellStart"/>
-      <w:r>
-        <w:t>new_x</w:t>
-      </w:r>
-      <w:proofErr w:type="spellEnd"/>
-      <w:r>
-        <w:t>, new_y)</w:t>
+        <w:t xml:space="preserve">        PROCEDURE set_position(new_x, new_y, game_balls)</w:t>
+      </w:r>
+    </w:p>
+    <w:p>
+      <w:pPr>
+        <w:pStyle w:val="NoSpacing"/>
+      </w:pPr>
+      <w:r>
+        <w:t xml:space="preserve">            cannon_x_position &lt;- new_x</w:t>
+      </w:r>
+    </w:p>
+    <w:p>
+      <w:pPr>
+        <w:pStyle w:val="NoSpacing"/>
+      </w:pPr>
+      <w:r>
+        <w:t xml:space="preserve">            cannon_y_position &lt;- new_y</w:t>
+      </w:r>
+    </w:p>
+    <w:p>
+      <w:pPr>
+        <w:pStyle w:val="NoSpacing"/>
+      </w:pPr>
+    </w:p>
+    <w:p>
+      <w:pPr>
+        <w:pStyle w:val="NoSpacing"/>
+      </w:pPr>
+      <w:r>
+        <w:t xml:space="preserve">            set cannon position to (new_x, new_y)</w:t>
       </w:r>
     </w:p>
     <w:p>
@@ -8468,55 +6298,15 @@
         <w:pStyle w:val="NoSpacing"/>
       </w:pPr>
       <w:r>
-        <w:t xml:space="preserve">                FOR </w:t>
-      </w:r>
-      <w:proofErr w:type="spellStart"/>
-      <w:r>
-        <w:t>i</w:t>
-      </w:r>
-      <w:proofErr w:type="spellEnd"/>
-      <w:r>
-        <w:t xml:space="preserve"> &lt;- 0 TO get size of </w:t>
-      </w:r>
-      <w:proofErr w:type="spellStart"/>
-      <w:r>
-        <w:t>game_balls</w:t>
-      </w:r>
-      <w:proofErr w:type="spellEnd"/>
-      <w:r>
-        <w:t xml:space="preserve"> - 2</w:t>
-      </w:r>
-    </w:p>
-    <w:p>
-      <w:pPr>
-        <w:pStyle w:val="NoSpacing"/>
-      </w:pPr>
-      <w:r>
-        <w:t xml:space="preserve">                    set game balls at index </w:t>
-      </w:r>
-      <w:proofErr w:type="spellStart"/>
-      <w:r>
-        <w:t>i</w:t>
-      </w:r>
-      <w:proofErr w:type="spellEnd"/>
-      <w:r>
-        <w:t xml:space="preserve"> to position (</w:t>
-      </w:r>
-      <w:proofErr w:type="spellStart"/>
-      <w:r>
-        <w:t>new_x</w:t>
-      </w:r>
-      <w:proofErr w:type="spellEnd"/>
-      <w:r>
-        <w:t xml:space="preserve">, </w:t>
-      </w:r>
-      <w:proofErr w:type="spellStart"/>
-      <w:r>
-        <w:t>new_y</w:t>
-      </w:r>
-      <w:proofErr w:type="spellEnd"/>
-      <w:r>
-        <w:t>)</w:t>
+        <w:t xml:space="preserve">                FOR i &lt;- 0 TO get size of game_balls - 2</w:t>
+      </w:r>
+    </w:p>
+    <w:p>
+      <w:pPr>
+        <w:pStyle w:val="NoSpacing"/>
+      </w:pPr>
+      <w:r>
+        <w:t xml:space="preserve">                    set game balls at index i to position (new_x, new_y)</w:t>
       </w:r>
     </w:p>
     <w:p>
@@ -8553,63 +6343,23 @@
         <w:pStyle w:val="NoSpacing"/>
       </w:pPr>
       <w:r>
-        <w:t xml:space="preserve">        PROCEDURE </w:t>
-      </w:r>
-      <w:proofErr w:type="spellStart"/>
-      <w:r>
-        <w:t>load_cannon_with_ball</w:t>
-      </w:r>
-      <w:proofErr w:type="spellEnd"/>
-      <w:r>
-        <w:t>(</w:t>
-      </w:r>
-      <w:proofErr w:type="spellStart"/>
-      <w:r>
-        <w:t>game_balls</w:t>
-      </w:r>
-      <w:proofErr w:type="spellEnd"/>
-      <w:r>
-        <w:t>)</w:t>
-      </w:r>
-    </w:p>
-    <w:p>
-      <w:pPr>
-        <w:pStyle w:val="NoSpacing"/>
-      </w:pPr>
-      <w:r>
-        <w:t xml:space="preserve">            DECLARE </w:t>
-      </w:r>
-      <w:proofErr w:type="spellStart"/>
-      <w:r>
-        <w:t>game_ball</w:t>
-      </w:r>
-      <w:proofErr w:type="spellEnd"/>
-      <w:r>
-        <w:t xml:space="preserve"> AS Ball WITH POSITION (cannon position)</w:t>
-      </w:r>
-    </w:p>
-    <w:p>
-      <w:pPr>
-        <w:pStyle w:val="NoSpacing"/>
-      </w:pPr>
-      <w:r>
-        <w:t xml:space="preserve">            add </w:t>
-      </w:r>
-      <w:proofErr w:type="spellStart"/>
-      <w:r>
-        <w:t>game_ball</w:t>
-      </w:r>
-      <w:proofErr w:type="spellEnd"/>
-      <w:r>
-        <w:t xml:space="preserve"> to the end of the </w:t>
-      </w:r>
-      <w:proofErr w:type="spellStart"/>
-      <w:r>
-        <w:t>game_balls</w:t>
-      </w:r>
-      <w:proofErr w:type="spellEnd"/>
-      <w:r>
-        <w:t xml:space="preserve"> vector</w:t>
+        <w:t xml:space="preserve">        PROCEDURE load_cannon_with_ball(game_balls)</w:t>
+      </w:r>
+    </w:p>
+    <w:p>
+      <w:pPr>
+        <w:pStyle w:val="NoSpacing"/>
+      </w:pPr>
+      <w:r>
+        <w:t xml:space="preserve">            DECLARE game_ball AS Ball WITH POSITION (cannon position)</w:t>
+      </w:r>
+    </w:p>
+    <w:p>
+      <w:pPr>
+        <w:pStyle w:val="NoSpacing"/>
+      </w:pPr>
+      <w:r>
+        <w:t xml:space="preserve">            add game_ball to the end of the game_balls vector</w:t>
       </w:r>
     </w:p>
     <w:p>
@@ -8630,86 +6380,44 @@
         <w:pStyle w:val="NoSpacing"/>
       </w:pPr>
       <w:r>
-        <w:t xml:space="preserve">        PROCEDURE compute(window, </w:t>
-      </w:r>
-      <w:proofErr w:type="spellStart"/>
-      <w:r>
-        <w:t>player_input</w:t>
-      </w:r>
-      <w:proofErr w:type="spellEnd"/>
-      <w:r>
-        <w:t xml:space="preserve">, </w:t>
-      </w:r>
-      <w:proofErr w:type="spellStart"/>
-      <w:r>
-        <w:t>game_balls</w:t>
-      </w:r>
-      <w:proofErr w:type="spellEnd"/>
-      <w:r>
-        <w:t>)</w:t>
-      </w:r>
-    </w:p>
-    <w:p>
-      <w:pPr>
-        <w:pStyle w:val="NoSpacing"/>
-      </w:pPr>
-      <w:r>
-        <w:t xml:space="preserve">            DECLARE </w:t>
-      </w:r>
-      <w:proofErr w:type="spellStart"/>
-      <w:r>
-        <w:t>cannon_width</w:t>
-      </w:r>
-      <w:proofErr w:type="spellEnd"/>
-    </w:p>
-    <w:p>
-      <w:pPr>
-        <w:pStyle w:val="NoSpacing"/>
-      </w:pPr>
-      <w:r>
-        <w:t xml:space="preserve">            </w:t>
-      </w:r>
-      <w:proofErr w:type="spellStart"/>
-      <w:r>
-        <w:t>cannon_width</w:t>
-      </w:r>
-      <w:proofErr w:type="spellEnd"/>
-      <w:r>
-        <w:t xml:space="preserve"> &lt;- get cannon sprite horizontal size</w:t>
-      </w:r>
-    </w:p>
-    <w:p>
-      <w:pPr>
-        <w:pStyle w:val="NoSpacing"/>
-      </w:pPr>
-    </w:p>
-    <w:p>
-      <w:pPr>
-        <w:pStyle w:val="NoSpacing"/>
-      </w:pPr>
-      <w:r>
-        <w:t xml:space="preserve">            DECLARE </w:t>
-      </w:r>
-      <w:proofErr w:type="spellStart"/>
-      <w:r>
-        <w:t>cannon_height</w:t>
-      </w:r>
-      <w:proofErr w:type="spellEnd"/>
-    </w:p>
-    <w:p>
-      <w:pPr>
-        <w:pStyle w:val="NoSpacing"/>
-      </w:pPr>
-      <w:r>
-        <w:t xml:space="preserve">            </w:t>
-      </w:r>
-      <w:proofErr w:type="spellStart"/>
-      <w:r>
-        <w:t>cannon_height</w:t>
-      </w:r>
-      <w:proofErr w:type="spellEnd"/>
-      <w:r>
-        <w:t xml:space="preserve"> &lt;- get cannon sprite vertical size</w:t>
+        <w:t xml:space="preserve">        PROCEDURE compute(window, player_input, game_balls)</w:t>
+      </w:r>
+    </w:p>
+    <w:p>
+      <w:pPr>
+        <w:pStyle w:val="NoSpacing"/>
+      </w:pPr>
+      <w:r>
+        <w:t xml:space="preserve">            DECLARE cannon_width</w:t>
+      </w:r>
+    </w:p>
+    <w:p>
+      <w:pPr>
+        <w:pStyle w:val="NoSpacing"/>
+      </w:pPr>
+      <w:r>
+        <w:t xml:space="preserve">            cannon_width &lt;- get cannon sprite horizontal size</w:t>
+      </w:r>
+    </w:p>
+    <w:p>
+      <w:pPr>
+        <w:pStyle w:val="NoSpacing"/>
+      </w:pPr>
+    </w:p>
+    <w:p>
+      <w:pPr>
+        <w:pStyle w:val="NoSpacing"/>
+      </w:pPr>
+      <w:r>
+        <w:t xml:space="preserve">            DECLARE cannon_height</w:t>
+      </w:r>
+    </w:p>
+    <w:p>
+      <w:pPr>
+        <w:pStyle w:val="NoSpacing"/>
+      </w:pPr>
+      <w:r>
+        <w:t xml:space="preserve">            cannon_height &lt;- get cannon sprite vertical size</w:t>
       </w:r>
     </w:p>
     <w:p>
@@ -8764,28 +6472,15 @@
         <w:pStyle w:val="NoSpacing"/>
       </w:pPr>
       <w:r>
-        <w:t xml:space="preserve">            DECLARE </w:t>
-      </w:r>
-      <w:proofErr w:type="spellStart"/>
-      <w:r>
-        <w:t>new_rotation</w:t>
-      </w:r>
-      <w:proofErr w:type="spellEnd"/>
-    </w:p>
-    <w:p>
-      <w:pPr>
-        <w:pStyle w:val="NoSpacing"/>
-      </w:pPr>
-      <w:r>
-        <w:t xml:space="preserve">            </w:t>
-      </w:r>
-      <w:proofErr w:type="spellStart"/>
-      <w:r>
-        <w:t>new_rotation</w:t>
-      </w:r>
-      <w:proofErr w:type="spellEnd"/>
-      <w:r>
-        <w:t xml:space="preserve"> &lt;- 90 + arctan(opposite / adjacent) * Constants RADIANS_TO_DEGREES_CONVERSION_CONSTANT</w:t>
+        <w:t xml:space="preserve">            DECLARE new_rotation</w:t>
+      </w:r>
+    </w:p>
+    <w:p>
+      <w:pPr>
+        <w:pStyle w:val="NoSpacing"/>
+      </w:pPr>
+      <w:r>
+        <w:t xml:space="preserve">            new_rotation &lt;- 90 + arctan(opposite / adjacent) * Constants RADIANS_TO_DEGREES_CONVERSION_CONSTANT</w:t>
       </w:r>
     </w:p>
     <w:p>
@@ -8806,13 +6501,8 @@
         <w:pStyle w:val="NoSpacing"/>
       </w:pPr>
       <w:r>
-        <w:t xml:space="preserve">                rotation &lt;- </w:t>
-      </w:r>
-      <w:proofErr w:type="spellStart"/>
-      <w:r>
-        <w:t>new_rotation</w:t>
-      </w:r>
-      <w:proofErr w:type="spellEnd"/>
+        <w:t xml:space="preserve">                rotation &lt;- new_rotation</w:t>
+      </w:r>
     </w:p>
     <w:p>
       <w:pPr>
@@ -8841,47 +6531,7 @@
       </w:pPr>
       <w:r>
         <w:lastRenderedPageBreak/>
-        <w:t xml:space="preserve">            </w:t>
-      </w:r>
-      <w:proofErr w:type="spellStart"/>
-      <w:r>
-        <w:t>set_position</w:t>
-      </w:r>
-      <w:proofErr w:type="spellEnd"/>
-      <w:r>
-        <w:t xml:space="preserve">(Registry </w:t>
-      </w:r>
-      <w:proofErr w:type="spellStart"/>
-      <w:r>
-        <w:t>window_size</w:t>
-      </w:r>
-      <w:proofErr w:type="spellEnd"/>
-      <w:r>
-        <w:t xml:space="preserve">[0] / 2, (Registry </w:t>
-      </w:r>
-      <w:proofErr w:type="spellStart"/>
-      <w:r>
-        <w:t>window_size</w:t>
-      </w:r>
-      <w:proofErr w:type="spellEnd"/>
-      <w:r>
-        <w:t xml:space="preserve">) - </w:t>
-      </w:r>
-      <w:proofErr w:type="spellStart"/>
-      <w:r>
-        <w:t>unrotated_cannon_height</w:t>
-      </w:r>
-      <w:proofErr w:type="spellEnd"/>
-      <w:r>
-        <w:t xml:space="preserve"> / 2, </w:t>
-      </w:r>
-      <w:proofErr w:type="spellStart"/>
-      <w:r>
-        <w:t>game_balls</w:t>
-      </w:r>
-      <w:proofErr w:type="spellEnd"/>
-      <w:r>
-        <w:t>)</w:t>
+        <w:t xml:space="preserve">            set_position(Registry window_size[0] / 2, (Registry window_size) - unrotated_cannon_height / 2, game_balls)</w:t>
       </w:r>
     </w:p>
     <w:p>
@@ -8902,13 +6552,8 @@
         <w:pStyle w:val="NoSpacing"/>
       </w:pPr>
       <w:r>
-        <w:t xml:space="preserve">        FUNCTION </w:t>
-      </w:r>
-      <w:proofErr w:type="spellStart"/>
-      <w:r>
-        <w:t>get_rotation</w:t>
-      </w:r>
-      <w:proofErr w:type="spellEnd"/>
+        <w:t xml:space="preserve">        FUNCTION get_rotation</w:t>
+      </w:r>
     </w:p>
     <w:p>
       <w:pPr>
@@ -9005,39 +6650,24 @@
         <w:pStyle w:val="NoSpacing"/>
       </w:pPr>
       <w:r>
-        <w:t xml:space="preserve">            DECLARE </w:t>
-      </w:r>
-      <w:proofErr w:type="spellStart"/>
-      <w:r>
-        <w:t>new_cannon_texture</w:t>
-      </w:r>
-      <w:proofErr w:type="spellEnd"/>
-    </w:p>
-    <w:p>
-      <w:pPr>
-        <w:pStyle w:val="NoSpacing"/>
-      </w:pPr>
-      <w:r>
-        <w:t xml:space="preserve">            set cannon sprite texture to </w:t>
-      </w:r>
-      <w:proofErr w:type="spellStart"/>
-      <w:r>
-        <w:t>new_cannon_texture</w:t>
-      </w:r>
-      <w:proofErr w:type="spellEnd"/>
-    </w:p>
-    <w:p>
-      <w:pPr>
-        <w:pStyle w:val="NoSpacing"/>
-      </w:pPr>
-      <w:r>
-        <w:t xml:space="preserve">            set cannon texture to </w:t>
-      </w:r>
-      <w:proofErr w:type="spellStart"/>
-      <w:r>
-        <w:t>new_cannon_texture</w:t>
-      </w:r>
-      <w:proofErr w:type="spellEnd"/>
+        <w:t xml:space="preserve">            DECLARE new_cannon_texture</w:t>
+      </w:r>
+    </w:p>
+    <w:p>
+      <w:pPr>
+        <w:pStyle w:val="NoSpacing"/>
+      </w:pPr>
+      <w:r>
+        <w:t xml:space="preserve">            set cannon sprite texture to new_cannon_texture</w:t>
+      </w:r>
+    </w:p>
+    <w:p>
+      <w:pPr>
+        <w:pStyle w:val="NoSpacing"/>
+      </w:pPr>
+      <w:r>
+        <w:t xml:space="preserve">            set cannon texture to new_cannon_texture</w:t>
+      </w:r>
     </w:p>
     <w:p>
       <w:pPr>
@@ -9065,34 +6695,16 @@
         <w:pStyle w:val="NoSpacing"/>
       </w:pPr>
       <w:r>
-        <w:t xml:space="preserve">            load </w:t>
-      </w:r>
-      <w:proofErr w:type="spellStart"/>
-      <w:r>
-        <w:t>cannon_texture_file_path</w:t>
-      </w:r>
-      <w:proofErr w:type="spellEnd"/>
-      <w:r>
-        <w:t xml:space="preserve"> into </w:t>
-      </w:r>
-      <w:proofErr w:type="spellStart"/>
-      <w:r>
-        <w:t>cannon_texture</w:t>
-      </w:r>
-      <w:proofErr w:type="spellEnd"/>
-    </w:p>
-    <w:p>
-      <w:pPr>
-        <w:pStyle w:val="NoSpacing"/>
-      </w:pPr>
-      <w:r>
-        <w:t xml:space="preserve">            set cannon sprite texture to </w:t>
-      </w:r>
-      <w:proofErr w:type="spellStart"/>
-      <w:r>
-        <w:t>cannon_texture</w:t>
-      </w:r>
-      <w:proofErr w:type="spellEnd"/>
+        <w:t xml:space="preserve">            load cannon_texture_file_path into cannon_texture</w:t>
+      </w:r>
+    </w:p>
+    <w:p>
+      <w:pPr>
+        <w:pStyle w:val="NoSpacing"/>
+      </w:pPr>
+      <w:r>
+        <w:t xml:space="preserve">            set cannon sprite texture to cannon_texture</w:t>
+      </w:r>
     </w:p>
     <w:p>
       <w:pPr>
@@ -9133,65 +6745,28 @@
         <w:pStyle w:val="NoSpacing"/>
       </w:pPr>
       <w:r>
-        <w:t xml:space="preserve">                DECLARE </w:t>
-      </w:r>
-      <w:proofErr w:type="spellStart"/>
-      <w:r>
-        <w:t>window_scale</w:t>
-      </w:r>
-      <w:proofErr w:type="spellEnd"/>
-    </w:p>
-    <w:p>
-      <w:pPr>
-        <w:pStyle w:val="NoSpacing"/>
-      </w:pPr>
-      <w:r>
-        <w:t xml:space="preserve">                </w:t>
-      </w:r>
-      <w:proofErr w:type="spellStart"/>
-      <w:r>
-        <w:t>window_scale</w:t>
-      </w:r>
-      <w:proofErr w:type="spellEnd"/>
-      <w:r>
-        <w:t xml:space="preserve"> &lt;- Registry </w:t>
-      </w:r>
-      <w:proofErr w:type="spellStart"/>
-      <w:r>
-        <w:t>window_size</w:t>
-      </w:r>
-      <w:proofErr w:type="spellEnd"/>
-      <w:r>
-        <w:t>[1] / 720</w:t>
-      </w:r>
-    </w:p>
-    <w:p>
-      <w:pPr>
-        <w:pStyle w:val="NoSpacing"/>
-      </w:pPr>
-    </w:p>
-    <w:p>
-      <w:pPr>
-        <w:pStyle w:val="NoSpacing"/>
-      </w:pPr>
-      <w:r>
-        <w:t xml:space="preserve">                set cannon scale to (0.168 * </w:t>
-      </w:r>
-      <w:proofErr w:type="spellStart"/>
-      <w:r>
-        <w:t>window_scale</w:t>
-      </w:r>
-      <w:proofErr w:type="spellEnd"/>
-      <w:r>
-        <w:t xml:space="preserve">, 0.168 * </w:t>
-      </w:r>
-      <w:proofErr w:type="spellStart"/>
-      <w:r>
-        <w:t>window_scale</w:t>
-      </w:r>
-      <w:proofErr w:type="spellEnd"/>
-      <w:r>
-        <w:t>)</w:t>
+        <w:t xml:space="preserve">                DECLARE window_scale</w:t>
+      </w:r>
+    </w:p>
+    <w:p>
+      <w:pPr>
+        <w:pStyle w:val="NoSpacing"/>
+      </w:pPr>
+      <w:r>
+        <w:t xml:space="preserve">                window_scale &lt;- Registry window_size[1] / 720</w:t>
+      </w:r>
+    </w:p>
+    <w:p>
+      <w:pPr>
+        <w:pStyle w:val="NoSpacing"/>
+      </w:pPr>
+    </w:p>
+    <w:p>
+      <w:pPr>
+        <w:pStyle w:val="NoSpacing"/>
+      </w:pPr>
+      <w:r>
+        <w:t xml:space="preserve">                set cannon scale to (0.168 * window_scale, 0.168 * window_scale)</w:t>
       </w:r>
     </w:p>
     <w:p>
@@ -9215,15 +6790,7 @@
         <w:pStyle w:val="NoSpacing"/>
       </w:pPr>
       <w:r>
-        <w:t xml:space="preserve">                </w:t>
-      </w:r>
-      <w:proofErr w:type="spellStart"/>
-      <w:r>
-        <w:t>first_load</w:t>
-      </w:r>
-      <w:proofErr w:type="spellEnd"/>
-      <w:r>
-        <w:t xml:space="preserve"> &lt;- FALSE</w:t>
+        <w:t xml:space="preserve">                first_load &lt;- FALSE</w:t>
       </w:r>
     </w:p>
     <w:p>
@@ -9265,26 +6832,16 @@
         <w:pStyle w:val="NoSpacing"/>
       </w:pPr>
       <w:r>
-        <w:t xml:space="preserve">        FUNCTION </w:t>
-      </w:r>
-      <w:proofErr w:type="spellStart"/>
-      <w:r>
-        <w:t>get_x_position</w:t>
-      </w:r>
-      <w:proofErr w:type="spellEnd"/>
-    </w:p>
-    <w:p>
-      <w:pPr>
-        <w:pStyle w:val="NoSpacing"/>
-      </w:pPr>
-      <w:r>
-        <w:t xml:space="preserve">            RETURN </w:t>
-      </w:r>
-      <w:proofErr w:type="spellStart"/>
-      <w:r>
-        <w:t>cannon_x_position</w:t>
-      </w:r>
-      <w:proofErr w:type="spellEnd"/>
+        <w:t xml:space="preserve">        FUNCTION get_x_position</w:t>
+      </w:r>
+    </w:p>
+    <w:p>
+      <w:pPr>
+        <w:pStyle w:val="NoSpacing"/>
+      </w:pPr>
+      <w:r>
+        <w:t xml:space="preserve">            RETURN cannon_x_position</w:t>
+      </w:r>
     </w:p>
     <w:p>
       <w:pPr>
@@ -9304,26 +6861,16 @@
         <w:pStyle w:val="NoSpacing"/>
       </w:pPr>
       <w:r>
-        <w:t xml:space="preserve">        FUNCTION </w:t>
-      </w:r>
-      <w:proofErr w:type="spellStart"/>
-      <w:r>
-        <w:t>get_y_position</w:t>
-      </w:r>
-      <w:proofErr w:type="spellEnd"/>
-    </w:p>
-    <w:p>
-      <w:pPr>
-        <w:pStyle w:val="NoSpacing"/>
-      </w:pPr>
-      <w:r>
-        <w:t xml:space="preserve">            RETURN </w:t>
-      </w:r>
-      <w:proofErr w:type="spellStart"/>
-      <w:r>
-        <w:t>cannon_y_position</w:t>
-      </w:r>
-      <w:proofErr w:type="spellEnd"/>
+        <w:t xml:space="preserve">        FUNCTION get_y_position</w:t>
+      </w:r>
+    </w:p>
+    <w:p>
+      <w:pPr>
+        <w:pStyle w:val="NoSpacing"/>
+      </w:pPr>
+      <w:r>
+        <w:t xml:space="preserve">            RETURN cannon_y_position</w:t>
+      </w:r>
     </w:p>
     <w:p>
       <w:pPr>
@@ -9343,13 +6890,8 @@
         <w:pStyle w:val="NoSpacing"/>
       </w:pPr>
       <w:r>
-        <w:t xml:space="preserve">        FUNCTION </w:t>
-      </w:r>
-      <w:proofErr w:type="spellStart"/>
-      <w:r>
-        <w:t>get_height</w:t>
-      </w:r>
-      <w:proofErr w:type="spellEnd"/>
+        <w:t xml:space="preserve">        FUNCTION get_height</w:t>
+      </w:r>
     </w:p>
     <w:p>
       <w:pPr>
@@ -9450,45 +6992,24 @@
         <w:pStyle w:val="NoSpacing"/>
       </w:pPr>
       <w:r>
-        <w:t xml:space="preserve">        </w:t>
-      </w:r>
-      <w:proofErr w:type="spellStart"/>
-      <w:r>
-        <w:t>shape_x_velocity</w:t>
-      </w:r>
-      <w:proofErr w:type="spellEnd"/>
-      <w:r>
-        <w:t xml:space="preserve"> &lt;- 0</w:t>
-      </w:r>
-    </w:p>
-    <w:p>
-      <w:pPr>
-        <w:pStyle w:val="NoSpacing"/>
-      </w:pPr>
-      <w:r>
-        <w:t xml:space="preserve">        </w:t>
-      </w:r>
-      <w:proofErr w:type="spellStart"/>
-      <w:r>
-        <w:t>shape_y_velocity</w:t>
-      </w:r>
-      <w:proofErr w:type="spellEnd"/>
-      <w:r>
-        <w:t xml:space="preserve"> &lt;- 0</w:t>
-      </w:r>
-    </w:p>
-    <w:p>
-      <w:pPr>
-        <w:pStyle w:val="NoSpacing"/>
-      </w:pPr>
-      <w:r>
-        <w:t xml:space="preserve">        shape AS </w:t>
-      </w:r>
-      <w:proofErr w:type="spellStart"/>
-      <w:r>
-        <w:t>CircleShape</w:t>
-      </w:r>
-      <w:proofErr w:type="spellEnd"/>
+        <w:t xml:space="preserve">        shape_x_velocity &lt;- 0</w:t>
+      </w:r>
+    </w:p>
+    <w:p>
+      <w:pPr>
+        <w:pStyle w:val="NoSpacing"/>
+      </w:pPr>
+      <w:r>
+        <w:t xml:space="preserve">        shape_y_velocity &lt;- 0</w:t>
+      </w:r>
+    </w:p>
+    <w:p>
+      <w:pPr>
+        <w:pStyle w:val="NoSpacing"/>
+      </w:pPr>
+      <w:r>
+        <w:t xml:space="preserve">        shape AS CircleShape</w:t>
+      </w:r>
     </w:p>
     <w:p>
       <w:pPr>
@@ -9503,95 +7024,47 @@
         <w:pStyle w:val="NoSpacing"/>
       </w:pPr>
       <w:r>
-        <w:t xml:space="preserve">        </w:t>
-      </w:r>
-      <w:proofErr w:type="spellStart"/>
-      <w:r>
-        <w:t>group_flag</w:t>
-      </w:r>
-      <w:proofErr w:type="spellEnd"/>
-      <w:r>
-        <w:t xml:space="preserve"> &lt;- FALSE</w:t>
-      </w:r>
-    </w:p>
-    <w:p>
-      <w:pPr>
-        <w:pStyle w:val="NoSpacing"/>
-      </w:pPr>
-      <w:r>
-        <w:t xml:space="preserve">        </w:t>
-      </w:r>
-      <w:proofErr w:type="spellStart"/>
-      <w:r>
-        <w:t>anchored_flag</w:t>
-      </w:r>
-      <w:proofErr w:type="spellEnd"/>
-      <w:r>
-        <w:t xml:space="preserve"> &lt;- FALSE</w:t>
-      </w:r>
-    </w:p>
-    <w:p>
-      <w:pPr>
-        <w:pStyle w:val="NoSpacing"/>
-      </w:pPr>
-      <w:r>
-        <w:t xml:space="preserve">        </w:t>
-      </w:r>
-      <w:proofErr w:type="spellStart"/>
-      <w:r>
-        <w:t>ball_to_fall</w:t>
-      </w:r>
-      <w:proofErr w:type="spellEnd"/>
-      <w:r>
-        <w:t xml:space="preserve"> &lt;- FALSE</w:t>
-      </w:r>
-    </w:p>
-    <w:p>
-      <w:pPr>
-        <w:pStyle w:val="NoSpacing"/>
-      </w:pPr>
-      <w:r>
-        <w:t xml:space="preserve">        </w:t>
-      </w:r>
-      <w:proofErr w:type="spellStart"/>
-      <w:r>
-        <w:t>pop_sound_to_play</w:t>
-      </w:r>
-      <w:proofErr w:type="spellEnd"/>
-      <w:r>
-        <w:t xml:space="preserve"> &lt;- FALSE</w:t>
-      </w:r>
-    </w:p>
-    <w:p>
-      <w:pPr>
-        <w:pStyle w:val="NoSpacing"/>
-      </w:pPr>
-      <w:r>
-        <w:t xml:space="preserve">        </w:t>
-      </w:r>
-      <w:proofErr w:type="spellStart"/>
-      <w:r>
-        <w:t>ball_fall_start_time</w:t>
-      </w:r>
-      <w:proofErr w:type="spellEnd"/>
-      <w:r>
-        <w:t xml:space="preserve"> &lt;- 0</w:t>
-      </w:r>
-    </w:p>
-    <w:p>
-      <w:pPr>
-        <w:pStyle w:val="NoSpacing"/>
-      </w:pPr>
-      <w:r>
-        <w:t xml:space="preserve">        </w:t>
-      </w:r>
-      <w:proofErr w:type="spellStart"/>
-      <w:r>
-        <w:t>fall_distance</w:t>
-      </w:r>
-      <w:proofErr w:type="spellEnd"/>
-      <w:r>
-        <w:t xml:space="preserve"> &lt;- 0</w:t>
+        <w:t xml:space="preserve">        group_flag &lt;- FALSE</w:t>
+      </w:r>
+    </w:p>
+    <w:p>
+      <w:pPr>
+        <w:pStyle w:val="NoSpacing"/>
+      </w:pPr>
+      <w:r>
+        <w:t xml:space="preserve">        anchored_flag &lt;- FALSE</w:t>
+      </w:r>
+    </w:p>
+    <w:p>
+      <w:pPr>
+        <w:pStyle w:val="NoSpacing"/>
+      </w:pPr>
+      <w:r>
+        <w:t xml:space="preserve">        ball_to_fall &lt;- FALSE</w:t>
+      </w:r>
+    </w:p>
+    <w:p>
+      <w:pPr>
+        <w:pStyle w:val="NoSpacing"/>
+      </w:pPr>
+      <w:r>
+        <w:t xml:space="preserve">        pop_sound_to_play &lt;- FALSE</w:t>
+      </w:r>
+    </w:p>
+    <w:p>
+      <w:pPr>
+        <w:pStyle w:val="NoSpacing"/>
+      </w:pPr>
+      <w:r>
+        <w:t xml:space="preserve">        ball_fall_start_time &lt;- 0</w:t>
+      </w:r>
+    </w:p>
+    <w:p>
+      <w:pPr>
+        <w:pStyle w:val="NoSpacing"/>
+      </w:pPr>
+      <w:r>
+        <w:t xml:space="preserve">        fall_distance &lt;- 0</w:t>
       </w:r>
     </w:p>
     <w:p>
@@ -9662,13 +7135,8 @@
         <w:pStyle w:val="NoSpacing"/>
       </w:pPr>
       <w:r>
-        <w:t xml:space="preserve">            radius &lt;- Registry </w:t>
-      </w:r>
-      <w:proofErr w:type="spellStart"/>
-      <w:r>
-        <w:t>ball_radius</w:t>
-      </w:r>
-      <w:proofErr w:type="spellEnd"/>
+        <w:t xml:space="preserve">            radius &lt;- Registry ball_radius</w:t>
+      </w:r>
     </w:p>
     <w:p>
       <w:pPr>
@@ -9735,74 +7203,24 @@
         <w:pStyle w:val="NoSpacing"/>
       </w:pPr>
       <w:r>
-        <w:t xml:space="preserve">        PROCEDURE </w:t>
-      </w:r>
-      <w:proofErr w:type="spellStart"/>
-      <w:r>
-        <w:t>set_velocity</w:t>
-      </w:r>
-      <w:proofErr w:type="spellEnd"/>
-      <w:r>
-        <w:t>(</w:t>
-      </w:r>
-      <w:proofErr w:type="spellStart"/>
-      <w:r>
-        <w:t>x_velocity</w:t>
-      </w:r>
-      <w:proofErr w:type="spellEnd"/>
-      <w:r>
-        <w:t xml:space="preserve">, </w:t>
-      </w:r>
-      <w:proofErr w:type="spellStart"/>
-      <w:r>
-        <w:t>y_velocity</w:t>
-      </w:r>
-      <w:proofErr w:type="spellEnd"/>
-      <w:r>
-        <w:t>)</w:t>
-      </w:r>
-    </w:p>
-    <w:p>
-      <w:pPr>
-        <w:pStyle w:val="NoSpacing"/>
-      </w:pPr>
-      <w:r>
-        <w:t xml:space="preserve">            </w:t>
-      </w:r>
-      <w:proofErr w:type="spellStart"/>
-      <w:r>
-        <w:t>shape_x_velocity</w:t>
-      </w:r>
-      <w:proofErr w:type="spellEnd"/>
-      <w:r>
-        <w:t xml:space="preserve"> &lt;- </w:t>
-      </w:r>
-      <w:proofErr w:type="spellStart"/>
-      <w:r>
-        <w:t>x_velocity</w:t>
-      </w:r>
-      <w:proofErr w:type="spellEnd"/>
-    </w:p>
-    <w:p>
-      <w:pPr>
-        <w:pStyle w:val="NoSpacing"/>
-      </w:pPr>
-      <w:r>
-        <w:t xml:space="preserve">            </w:t>
-      </w:r>
-      <w:proofErr w:type="spellStart"/>
-      <w:r>
-        <w:t>shape_y_velocity</w:t>
-      </w:r>
-      <w:proofErr w:type="spellEnd"/>
-      <w:r>
-        <w:t xml:space="preserve"> &lt;- </w:t>
-      </w:r>
-      <w:proofErr w:type="spellStart"/>
-      <w:r>
-        <w:t>y_velocity</w:t>
-      </w:r>
-      <w:proofErr w:type="spellEnd"/>
+        <w:t xml:space="preserve">        PROCEDURE set_velocity(x_velocity, y_velocity)</w:t>
+      </w:r>
+    </w:p>
+    <w:p>
+      <w:pPr>
+        <w:pStyle w:val="NoSpacing"/>
+      </w:pPr>
+      <w:r>
+        <w:t xml:space="preserve">            shape_x_velocity &lt;- x_velocity</w:t>
+      </w:r>
+    </w:p>
+    <w:p>
+      <w:pPr>
+        <w:pStyle w:val="NoSpacing"/>
+      </w:pPr>
+      <w:r>
+        <w:t xml:space="preserve">            shape_y_velocity &lt;- y_velocity</w:t>
+      </w:r>
     </w:p>
     <w:p>
       <w:pPr>
@@ -9822,58 +7240,24 @@
         <w:pStyle w:val="NoSpacing"/>
       </w:pPr>
       <w:r>
-        <w:t xml:space="preserve">        PROCEDURE </w:t>
-      </w:r>
-      <w:proofErr w:type="spellStart"/>
-      <w:r>
-        <w:t>set_position</w:t>
-      </w:r>
-      <w:proofErr w:type="spellEnd"/>
-      <w:r>
-        <w:t>(</w:t>
-      </w:r>
-      <w:proofErr w:type="spellStart"/>
-      <w:r>
-        <w:t>new_x</w:t>
-      </w:r>
-      <w:proofErr w:type="spellEnd"/>
-      <w:r>
-        <w:t xml:space="preserve">, </w:t>
-      </w:r>
-      <w:proofErr w:type="spellStart"/>
-      <w:r>
-        <w:t>new_y</w:t>
-      </w:r>
-      <w:proofErr w:type="spellEnd"/>
-      <w:r>
-        <w:t>)</w:t>
-      </w:r>
-    </w:p>
-    <w:p>
-      <w:pPr>
-        <w:pStyle w:val="NoSpacing"/>
-      </w:pPr>
-      <w:r>
-        <w:t xml:space="preserve">            x &lt;- </w:t>
-      </w:r>
-      <w:proofErr w:type="spellStart"/>
-      <w:r>
-        <w:t>new_x</w:t>
-      </w:r>
-      <w:proofErr w:type="spellEnd"/>
-    </w:p>
-    <w:p>
-      <w:pPr>
-        <w:pStyle w:val="NoSpacing"/>
-      </w:pPr>
-      <w:r>
-        <w:t xml:space="preserve">            y &lt;- </w:t>
-      </w:r>
-      <w:proofErr w:type="spellStart"/>
-      <w:r>
-        <w:t>new_y</w:t>
-      </w:r>
-      <w:proofErr w:type="spellEnd"/>
+        <w:t xml:space="preserve">        PROCEDURE set_position(new_x, new_y)</w:t>
+      </w:r>
+    </w:p>
+    <w:p>
+      <w:pPr>
+        <w:pStyle w:val="NoSpacing"/>
+      </w:pPr>
+      <w:r>
+        <w:t xml:space="preserve">            x &lt;- new_x</w:t>
+      </w:r>
+    </w:p>
+    <w:p>
+      <w:pPr>
+        <w:pStyle w:val="NoSpacing"/>
+      </w:pPr>
+      <w:r>
+        <w:t xml:space="preserve">            y &lt;- new_y</w:t>
+      </w:r>
     </w:p>
     <w:p>
       <w:pPr>
@@ -9902,133 +7286,84 @@
         <w:pStyle w:val="NoSpacing"/>
       </w:pPr>
       <w:r>
-        <w:t xml:space="preserve">            DECLARE </w:t>
-      </w:r>
-      <w:proofErr w:type="spellStart"/>
-      <w:r>
-        <w:t>game_y_minimum</w:t>
-      </w:r>
-      <w:proofErr w:type="spellEnd"/>
-    </w:p>
-    <w:p>
-      <w:pPr>
-        <w:pStyle w:val="NoSpacing"/>
-      </w:pPr>
-      <w:r>
-        <w:t xml:space="preserve">            </w:t>
-      </w:r>
-      <w:proofErr w:type="spellStart"/>
-      <w:r>
-        <w:t>game_y_minimum</w:t>
-      </w:r>
-      <w:proofErr w:type="spellEnd"/>
-      <w:r>
-        <w:t xml:space="preserve"> &lt;- get game ceiling from mass</w:t>
-      </w:r>
-    </w:p>
-    <w:p>
-      <w:pPr>
-        <w:pStyle w:val="NoSpacing"/>
-      </w:pPr>
-    </w:p>
-    <w:p>
-      <w:pPr>
-        <w:pStyle w:val="NoSpacing"/>
-      </w:pPr>
-      <w:r>
-        <w:t xml:space="preserve">            DECLARE </w:t>
-      </w:r>
-      <w:proofErr w:type="spellStart"/>
-      <w:r>
-        <w:t>game_surface_max_x</w:t>
-      </w:r>
-      <w:proofErr w:type="spellEnd"/>
-    </w:p>
-    <w:p>
-      <w:pPr>
-        <w:pStyle w:val="NoSpacing"/>
-      </w:pPr>
-      <w:r>
-        <w:t xml:space="preserve">            </w:t>
-      </w:r>
-      <w:proofErr w:type="spellStart"/>
-      <w:r>
-        <w:t>game_surface_max_x</w:t>
-      </w:r>
-      <w:proofErr w:type="spellEnd"/>
-      <w:r>
-        <w:t xml:space="preserve"> &lt;- get mass x position + get mass width</w:t>
-      </w:r>
-    </w:p>
-    <w:p>
-      <w:pPr>
-        <w:pStyle w:val="NoSpacing"/>
-      </w:pPr>
-    </w:p>
-    <w:p>
-      <w:pPr>
-        <w:pStyle w:val="NoSpacing"/>
-      </w:pPr>
-      <w:r>
-        <w:t xml:space="preserve">            DECLARE </w:t>
-      </w:r>
-      <w:proofErr w:type="spellStart"/>
-      <w:r>
-        <w:t>game_surface_min_x</w:t>
-      </w:r>
-      <w:proofErr w:type="spellEnd"/>
-    </w:p>
-    <w:p>
-      <w:pPr>
-        <w:pStyle w:val="NoSpacing"/>
-      </w:pPr>
-      <w:r>
-        <w:t xml:space="preserve">            </w:t>
-      </w:r>
-      <w:proofErr w:type="spellStart"/>
-      <w:r>
-        <w:t>game_surface_min_x</w:t>
-      </w:r>
-      <w:proofErr w:type="spellEnd"/>
-      <w:r>
-        <w:t xml:space="preserve"> &lt;- get mass x position</w:t>
-      </w:r>
-    </w:p>
-    <w:p>
-      <w:pPr>
-        <w:pStyle w:val="NoSpacing"/>
-      </w:pPr>
-    </w:p>
-    <w:p>
-      <w:pPr>
-        <w:pStyle w:val="NoSpacing"/>
-      </w:pPr>
-      <w:r>
-        <w:t xml:space="preserve">            DECLARE </w:t>
-      </w:r>
-      <w:proofErr w:type="spellStart"/>
-      <w:r>
-        <w:t>time_difference</w:t>
-      </w:r>
-      <w:proofErr w:type="spellEnd"/>
-    </w:p>
-    <w:p>
-      <w:pPr>
-        <w:pStyle w:val="NoSpacing"/>
-      </w:pPr>
-    </w:p>
-    <w:p>
-      <w:pPr>
-        <w:pStyle w:val="NoSpacing"/>
-      </w:pPr>
-      <w:r>
-        <w:t xml:space="preserve">            radius &lt;- Registry </w:t>
-      </w:r>
-      <w:proofErr w:type="spellStart"/>
-      <w:r>
-        <w:t>ball_radius</w:t>
-      </w:r>
-      <w:proofErr w:type="spellEnd"/>
+        <w:t xml:space="preserve">            DECLARE game_y_minimum</w:t>
+      </w:r>
+    </w:p>
+    <w:p>
+      <w:pPr>
+        <w:pStyle w:val="NoSpacing"/>
+      </w:pPr>
+      <w:r>
+        <w:t xml:space="preserve">            game_y_minimum &lt;- get game ceiling from mass</w:t>
+      </w:r>
+    </w:p>
+    <w:p>
+      <w:pPr>
+        <w:pStyle w:val="NoSpacing"/>
+      </w:pPr>
+    </w:p>
+    <w:p>
+      <w:pPr>
+        <w:pStyle w:val="NoSpacing"/>
+      </w:pPr>
+      <w:r>
+        <w:t xml:space="preserve">            DECLARE game_surface_max_x</w:t>
+      </w:r>
+    </w:p>
+    <w:p>
+      <w:pPr>
+        <w:pStyle w:val="NoSpacing"/>
+      </w:pPr>
+      <w:r>
+        <w:t xml:space="preserve">            game_surface_max_x &lt;- get mass x position + get mass width</w:t>
+      </w:r>
+    </w:p>
+    <w:p>
+      <w:pPr>
+        <w:pStyle w:val="NoSpacing"/>
+      </w:pPr>
+    </w:p>
+    <w:p>
+      <w:pPr>
+        <w:pStyle w:val="NoSpacing"/>
+      </w:pPr>
+      <w:r>
+        <w:t xml:space="preserve">            DECLARE game_surface_min_x</w:t>
+      </w:r>
+    </w:p>
+    <w:p>
+      <w:pPr>
+        <w:pStyle w:val="NoSpacing"/>
+      </w:pPr>
+      <w:r>
+        <w:t xml:space="preserve">            game_surface_min_x &lt;- get mass x position</w:t>
+      </w:r>
+    </w:p>
+    <w:p>
+      <w:pPr>
+        <w:pStyle w:val="NoSpacing"/>
+      </w:pPr>
+    </w:p>
+    <w:p>
+      <w:pPr>
+        <w:pStyle w:val="NoSpacing"/>
+      </w:pPr>
+      <w:r>
+        <w:t xml:space="preserve">            DECLARE time_difference</w:t>
+      </w:r>
+    </w:p>
+    <w:p>
+      <w:pPr>
+        <w:pStyle w:val="NoSpacing"/>
+      </w:pPr>
+    </w:p>
+    <w:p>
+      <w:pPr>
+        <w:pStyle w:val="NoSpacing"/>
+      </w:pPr>
+      <w:r>
+        <w:t xml:space="preserve">            radius &lt;- Registry ball_radius</w:t>
+      </w:r>
     </w:p>
     <w:p>
       <w:pPr>
@@ -10048,47 +7383,15 @@
         <w:pStyle w:val="NoSpacing"/>
       </w:pPr>
       <w:r>
-        <w:t xml:space="preserve">            IF the shape's x position is less than </w:t>
-      </w:r>
-      <w:proofErr w:type="spellStart"/>
-      <w:r>
-        <w:t>game_surface_min_x</w:t>
-      </w:r>
-      <w:proofErr w:type="spellEnd"/>
-      <w:r>
-        <w:t xml:space="preserve"> OR the shape's x position is greater than the </w:t>
-      </w:r>
-      <w:proofErr w:type="spellStart"/>
-      <w:r>
-        <w:t>game_surface_max_x</w:t>
-      </w:r>
-      <w:proofErr w:type="spellEnd"/>
-      <w:r>
-        <w:t xml:space="preserve"> THEN</w:t>
-      </w:r>
-    </w:p>
-    <w:p>
-      <w:pPr>
-        <w:pStyle w:val="NoSpacing"/>
-      </w:pPr>
-      <w:r>
-        <w:t xml:space="preserve">                </w:t>
-      </w:r>
-      <w:proofErr w:type="spellStart"/>
-      <w:r>
-        <w:t>shape_x_velocity</w:t>
-      </w:r>
-      <w:proofErr w:type="spellEnd"/>
-      <w:r>
-        <w:t xml:space="preserve"> &lt;- </w:t>
-      </w:r>
-      <w:proofErr w:type="spellStart"/>
-      <w:r>
-        <w:t>shape_x_velocity</w:t>
-      </w:r>
-      <w:proofErr w:type="spellEnd"/>
-      <w:r>
-        <w:t xml:space="preserve"> * -1</w:t>
+        <w:t xml:space="preserve">            IF the shape's x position is less than game_surface_min_x OR the shape's x position is greater than the game_surface_max_x THEN</w:t>
+      </w:r>
+    </w:p>
+    <w:p>
+      <w:pPr>
+        <w:pStyle w:val="NoSpacing"/>
+      </w:pPr>
+      <w:r>
+        <w:t xml:space="preserve">                shape_x_velocity &lt;- shape_x_velocity * -1</w:t>
       </w:r>
     </w:p>
     <w:p>
@@ -10117,31 +7420,15 @@
         <w:pStyle w:val="NoSpacing"/>
       </w:pPr>
       <w:r>
-        <w:t xml:space="preserve">                </w:t>
-      </w:r>
-      <w:proofErr w:type="spellStart"/>
-      <w:r>
-        <w:t>shape_x_velocity</w:t>
-      </w:r>
-      <w:proofErr w:type="spellEnd"/>
-      <w:r>
-        <w:t xml:space="preserve"> &lt;- 0</w:t>
-      </w:r>
-    </w:p>
-    <w:p>
-      <w:pPr>
-        <w:pStyle w:val="NoSpacing"/>
-      </w:pPr>
-      <w:r>
-        <w:t xml:space="preserve">                </w:t>
-      </w:r>
-      <w:proofErr w:type="spellStart"/>
-      <w:r>
-        <w:t>shape_y_velocity</w:t>
-      </w:r>
-      <w:proofErr w:type="spellEnd"/>
-      <w:r>
-        <w:t xml:space="preserve"> &lt;- 0</w:t>
+        <w:t xml:space="preserve">                shape_x_velocity &lt;- 0</w:t>
+      </w:r>
+    </w:p>
+    <w:p>
+      <w:pPr>
+        <w:pStyle w:val="NoSpacing"/>
+      </w:pPr>
+      <w:r>
+        <w:t xml:space="preserve">                shape_y_velocity &lt;- 0</w:t>
       </w:r>
     </w:p>
     <w:p>
@@ -10162,29 +7449,16 @@
         <w:pStyle w:val="NoSpacing"/>
       </w:pPr>
       <w:r>
-        <w:t xml:space="preserve">            IF the shape's x position is less than </w:t>
-      </w:r>
-      <w:proofErr w:type="spellStart"/>
-      <w:r>
-        <w:t>game_surface_min_x</w:t>
-      </w:r>
-      <w:proofErr w:type="spellEnd"/>
-      <w:r>
-        <w:t xml:space="preserve"> THEN</w:t>
-      </w:r>
-    </w:p>
-    <w:p>
-      <w:pPr>
-        <w:pStyle w:val="NoSpacing"/>
-      </w:pPr>
-      <w:r>
-        <w:t xml:space="preserve">                x &lt;- radius + </w:t>
-      </w:r>
-      <w:proofErr w:type="spellStart"/>
-      <w:r>
-        <w:t>game_surface_min_x</w:t>
-      </w:r>
-      <w:proofErr w:type="spellEnd"/>
+        <w:t xml:space="preserve">            IF the shape's x position is less than game_surface_min_x THEN</w:t>
+      </w:r>
+    </w:p>
+    <w:p>
+      <w:pPr>
+        <w:pStyle w:val="NoSpacing"/>
+      </w:pPr>
+      <w:r>
+        <w:t xml:space="preserve">                x &lt;- radius + game_surface_min_x</w:t>
+      </w:r>
     </w:p>
     <w:p>
       <w:pPr>
@@ -10204,31 +7478,15 @@
         <w:pStyle w:val="NoSpacing"/>
       </w:pPr>
       <w:r>
-        <w:t xml:space="preserve">            IF the shape's x position is more than </w:t>
-      </w:r>
-      <w:proofErr w:type="spellStart"/>
-      <w:r>
-        <w:t>game_surface_max_x</w:t>
-      </w:r>
-      <w:proofErr w:type="spellEnd"/>
-      <w:r>
-        <w:t xml:space="preserve"> THEN</w:t>
-      </w:r>
-    </w:p>
-    <w:p>
-      <w:pPr>
-        <w:pStyle w:val="NoSpacing"/>
-      </w:pPr>
-      <w:r>
-        <w:t xml:space="preserve">                x &lt;- </w:t>
-      </w:r>
-      <w:proofErr w:type="spellStart"/>
-      <w:r>
-        <w:t>game_surface_max_x</w:t>
-      </w:r>
-      <w:proofErr w:type="spellEnd"/>
-      <w:r>
-        <w:t xml:space="preserve"> - radius</w:t>
+        <w:t xml:space="preserve">            IF the shape's x position is more than game_surface_max_x THEN</w:t>
+      </w:r>
+    </w:p>
+    <w:p>
+      <w:pPr>
+        <w:pStyle w:val="NoSpacing"/>
+      </w:pPr>
+      <w:r>
+        <w:t xml:space="preserve">                x &lt;- game_surface_max_x - radius</w:t>
       </w:r>
     </w:p>
     <w:p>
@@ -10249,29 +7507,16 @@
         <w:pStyle w:val="NoSpacing"/>
       </w:pPr>
       <w:r>
-        <w:t xml:space="preserve">            IF the shape's y position is less than the </w:t>
-      </w:r>
-      <w:proofErr w:type="spellStart"/>
-      <w:r>
-        <w:t>game_y_minimum</w:t>
-      </w:r>
-      <w:proofErr w:type="spellEnd"/>
-      <w:r>
-        <w:t xml:space="preserve"> THEN</w:t>
-      </w:r>
-    </w:p>
-    <w:p>
-      <w:pPr>
-        <w:pStyle w:val="NoSpacing"/>
-      </w:pPr>
-      <w:r>
-        <w:t xml:space="preserve">                y &lt;- radius + </w:t>
-      </w:r>
-      <w:proofErr w:type="spellStart"/>
-      <w:r>
-        <w:t>game_y_minimum</w:t>
-      </w:r>
-      <w:proofErr w:type="spellEnd"/>
+        <w:t xml:space="preserve">            IF the shape's y position is less than the game_y_minimum THEN</w:t>
+      </w:r>
+    </w:p>
+    <w:p>
+      <w:pPr>
+        <w:pStyle w:val="NoSpacing"/>
+      </w:pPr>
+      <w:r>
+        <w:t xml:space="preserve">                y &lt;- radius + game_y_minimum</w:t>
+      </w:r>
     </w:p>
     <w:p>
       <w:pPr>
@@ -10315,31 +7560,15 @@
         <w:pStyle w:val="NoSpacing"/>
       </w:pPr>
       <w:r>
-        <w:t xml:space="preserve">                </w:t>
-      </w:r>
-      <w:proofErr w:type="spellStart"/>
-      <w:r>
-        <w:t>shape_x_velocity</w:t>
-      </w:r>
-      <w:proofErr w:type="spellEnd"/>
-      <w:r>
-        <w:t xml:space="preserve"> &lt;- 0</w:t>
-      </w:r>
-    </w:p>
-    <w:p>
-      <w:pPr>
-        <w:pStyle w:val="NoSpacing"/>
-      </w:pPr>
-      <w:r>
-        <w:t xml:space="preserve">                </w:t>
-      </w:r>
-      <w:proofErr w:type="spellStart"/>
-      <w:r>
-        <w:t>shape_y_velocity</w:t>
-      </w:r>
-      <w:proofErr w:type="spellEnd"/>
-      <w:r>
-        <w:t xml:space="preserve"> &lt;- 0</w:t>
+        <w:t xml:space="preserve">                shape_x_velocity &lt;- 0</w:t>
+      </w:r>
+    </w:p>
+    <w:p>
+      <w:pPr>
+        <w:pStyle w:val="NoSpacing"/>
+      </w:pPr>
+      <w:r>
+        <w:t xml:space="preserve">                shape_y_velocity &lt;- 0</w:t>
       </w:r>
     </w:p>
     <w:p>
@@ -10360,26 +7589,16 @@
         <w:pStyle w:val="NoSpacing"/>
       </w:pPr>
       <w:r>
-        <w:t xml:space="preserve">            x &lt;- x + </w:t>
-      </w:r>
-      <w:proofErr w:type="spellStart"/>
-      <w:r>
-        <w:t>shape_x_velocity</w:t>
-      </w:r>
-      <w:proofErr w:type="spellEnd"/>
-    </w:p>
-    <w:p>
-      <w:pPr>
-        <w:pStyle w:val="NoSpacing"/>
-      </w:pPr>
-      <w:r>
-        <w:t xml:space="preserve">            y &lt;- y + </w:t>
-      </w:r>
-      <w:proofErr w:type="spellStart"/>
-      <w:r>
-        <w:t>shape_y_velocity</w:t>
-      </w:r>
-      <w:proofErr w:type="spellEnd"/>
+        <w:t xml:space="preserve">            x &lt;- x + shape_x_velocity</w:t>
+      </w:r>
+    </w:p>
+    <w:p>
+      <w:pPr>
+        <w:pStyle w:val="NoSpacing"/>
+      </w:pPr>
+      <w:r>
+        <w:t xml:space="preserve">            y &lt;- y + shape_y_velocity</w:t>
+      </w:r>
     </w:p>
     <w:p>
       <w:pPr>
@@ -10399,37 +7618,16 @@
         <w:pStyle w:val="NoSpacing"/>
       </w:pPr>
       <w:r>
-        <w:t xml:space="preserve">                IF the </w:t>
-      </w:r>
-      <w:proofErr w:type="spellStart"/>
-      <w:r>
-        <w:t>ball_fall_start_time</w:t>
-      </w:r>
-      <w:proofErr w:type="spellEnd"/>
-      <w:r>
-        <w:t xml:space="preserve"> is 0 THEN</w:t>
-      </w:r>
-    </w:p>
-    <w:p>
-      <w:pPr>
-        <w:pStyle w:val="NoSpacing"/>
-      </w:pPr>
-      <w:r>
-        <w:t xml:space="preserve">                    </w:t>
-      </w:r>
-      <w:proofErr w:type="spellStart"/>
-      <w:r>
-        <w:t>ball_fall_start_time</w:t>
-      </w:r>
-      <w:proofErr w:type="spellEnd"/>
-      <w:r>
-        <w:t xml:space="preserve"> &lt;- Registry </w:t>
-      </w:r>
-      <w:proofErr w:type="spellStart"/>
-      <w:r>
-        <w:t>run_time</w:t>
-      </w:r>
-      <w:proofErr w:type="spellEnd"/>
+        <w:t xml:space="preserve">                IF the ball_fall_start_time is 0 THEN</w:t>
+      </w:r>
+    </w:p>
+    <w:p>
+      <w:pPr>
+        <w:pStyle w:val="NoSpacing"/>
+      </w:pPr>
+      <w:r>
+        <w:t xml:space="preserve">                    ball_fall_start_time &lt;- Registry run_time</w:t>
+      </w:r>
     </w:p>
     <w:p>
       <w:pPr>
@@ -10449,44 +7647,15 @@
         <w:pStyle w:val="NoSpacing"/>
       </w:pPr>
       <w:r>
-        <w:t xml:space="preserve">                </w:t>
-      </w:r>
-      <w:proofErr w:type="spellStart"/>
-      <w:r>
-        <w:t>time_difference</w:t>
-      </w:r>
-      <w:proofErr w:type="spellEnd"/>
-      <w:r>
-        <w:t xml:space="preserve"> &lt;- Registry run time - </w:t>
-      </w:r>
-      <w:proofErr w:type="spellStart"/>
-      <w:r>
-        <w:t>ball_fall_start_time</w:t>
-      </w:r>
-      <w:proofErr w:type="spellEnd"/>
-    </w:p>
-    <w:p>
-      <w:pPr>
-        <w:pStyle w:val="NoSpacing"/>
-      </w:pPr>
-      <w:r>
-        <w:t xml:space="preserve">                y &lt;- y + Constants MASS_FALL_SPEED * </w:t>
-      </w:r>
-      <w:proofErr w:type="spellStart"/>
-      <w:r>
-        <w:t>time_difference</w:t>
-      </w:r>
-      <w:proofErr w:type="spellEnd"/>
-      <w:r>
-        <w:t xml:space="preserve"> + Constants ACCELERATION_DUE_TO_GRAVITY * </w:t>
-      </w:r>
-      <w:proofErr w:type="spellStart"/>
-      <w:r>
-        <w:t>time_difference</w:t>
-      </w:r>
-      <w:proofErr w:type="spellEnd"/>
-      <w:r>
-        <w:t>**2</w:t>
+        <w:t xml:space="preserve">                time_difference &lt;- Registry run time - ball_fall_start_time</w:t>
+      </w:r>
+    </w:p>
+    <w:p>
+      <w:pPr>
+        <w:pStyle w:val="NoSpacing"/>
+      </w:pPr>
+      <w:r>
+        <w:t xml:space="preserve">                y &lt;- y + Constants MASS_FALL_SPEED * time_difference + Constants ACCELERATION_DUE_TO_GRAVITY * time_difference**2</w:t>
       </w:r>
     </w:p>
     <w:p>
@@ -10547,23 +7716,21 @@
         <w:pStyle w:val="NoSpacing"/>
       </w:pPr>
       <w:r>
-        <w:t xml:space="preserve">        FUNCTION </w:t>
-      </w:r>
-      <w:proofErr w:type="spellStart"/>
-      <w:r>
-        <w:t>check_collision_with_flag_ball</w:t>
-      </w:r>
-      <w:proofErr w:type="spellEnd"/>
-      <w:r>
-        <w:t>(ball)</w:t>
-      </w:r>
-    </w:p>
-    <w:p>
-      <w:pPr>
-        <w:pStyle w:val="NoSpacing"/>
-      </w:pPr>
-      <w:r>
-        <w:t xml:space="preserve">            IF the ball has the same color AND the ball has the group flag AND the current group flag is FALSE AND the current ball isn't falling THEN</w:t>
+        <w:t xml:space="preserve">        FUNCTION check_collision_with_flag_ball(ball)</w:t>
+      </w:r>
+    </w:p>
+    <w:p>
+      <w:pPr>
+        <w:pStyle w:val="NoSpacing"/>
+      </w:pPr>
+      <w:r>
+        <w:t xml:space="preserve">            IF the ball has the same color AND the ball has the group flag AND the current group flag is FALSE AND the current ball is</w:t>
+      </w:r>
+      <w:r>
+        <w:t xml:space="preserve"> not</w:t>
+      </w:r>
+      <w:r>
+        <w:t xml:space="preserve"> falling THEN</w:t>
       </w:r>
     </w:p>
     <w:p>
@@ -10640,23 +7807,21 @@
         <w:pStyle w:val="NoSpacing"/>
       </w:pPr>
       <w:r>
-        <w:t xml:space="preserve">        FUNCTION </w:t>
-      </w:r>
-      <w:proofErr w:type="spellStart"/>
-      <w:r>
-        <w:t>check_collision_with_anchor_ball</w:t>
-      </w:r>
-      <w:proofErr w:type="spellEnd"/>
-      <w:r>
-        <w:t>(ball)</w:t>
-      </w:r>
-    </w:p>
-    <w:p>
-      <w:pPr>
-        <w:pStyle w:val="NoSpacing"/>
-      </w:pPr>
-      <w:r>
-        <w:t xml:space="preserve">            IF the ball is anchored AND the current ball is not anchored AND the ball isn't falling THEN</w:t>
+        <w:t xml:space="preserve">        FUNCTION check_collision_with_anchor_ball(ball)</w:t>
+      </w:r>
+    </w:p>
+    <w:p>
+      <w:pPr>
+        <w:pStyle w:val="NoSpacing"/>
+      </w:pPr>
+      <w:r>
+        <w:t xml:space="preserve">            IF the ball is anchored AND the current ball is not anchored AND the ball is</w:t>
+      </w:r>
+      <w:r>
+        <w:t xml:space="preserve"> not</w:t>
+      </w:r>
+      <w:r>
+        <w:t xml:space="preserve"> falling THEN</w:t>
       </w:r>
     </w:p>
     <w:p>
@@ -10733,23 +7898,33 @@
         <w:pStyle w:val="NoSpacing"/>
       </w:pPr>
       <w:r>
-        <w:t xml:space="preserve">        PROCEDURE collision(ball, </w:t>
-      </w:r>
-      <w:proofErr w:type="spellStart"/>
-      <w:r>
-        <w:t>game_balls</w:t>
-      </w:r>
-      <w:proofErr w:type="spellEnd"/>
-      <w:r>
-        <w:t>)</w:t>
-      </w:r>
-    </w:p>
-    <w:p>
-      <w:pPr>
-        <w:pStyle w:val="NoSpacing"/>
-      </w:pPr>
-      <w:r>
-        <w:t xml:space="preserve">            IF the ball hasn't been popped AND isn't falling AND the current ball isn't falling THEN</w:t>
+        <w:t xml:space="preserve">        PROCEDURE collision(ball, game_balls)</w:t>
+      </w:r>
+    </w:p>
+    <w:p>
+      <w:pPr>
+        <w:pStyle w:val="NoSpacing"/>
+      </w:pPr>
+      <w:r>
+        <w:t xml:space="preserve">            IF the ball has</w:t>
+      </w:r>
+      <w:r>
+        <w:t xml:space="preserve"> not</w:t>
+      </w:r>
+      <w:r>
+        <w:t xml:space="preserve"> been popped AND is</w:t>
+      </w:r>
+      <w:r>
+        <w:t xml:space="preserve"> not</w:t>
+      </w:r>
+      <w:r>
+        <w:t xml:space="preserve"> falling AND the current ball is</w:t>
+      </w:r>
+      <w:r>
+        <w:t xml:space="preserve"> not</w:t>
+      </w:r>
+      <w:r>
+        <w:t xml:space="preserve"> falling THEN</w:t>
       </w:r>
     </w:p>
     <w:p>
@@ -10807,62 +7982,36 @@
         <w:pStyle w:val="NoSpacing"/>
       </w:pPr>
       <w:r>
-        <w:t xml:space="preserve">                    DECLARE </w:t>
-      </w:r>
-      <w:proofErr w:type="spellStart"/>
-      <w:r>
-        <w:t>sin_angle</w:t>
-      </w:r>
-      <w:proofErr w:type="spellEnd"/>
-    </w:p>
-    <w:p>
-      <w:pPr>
-        <w:pStyle w:val="NoSpacing"/>
-      </w:pPr>
-      <w:r>
-        <w:t xml:space="preserve">                    </w:t>
-      </w:r>
-      <w:proofErr w:type="spellStart"/>
-      <w:r>
-        <w:t>sin_angle</w:t>
-      </w:r>
-      <w:proofErr w:type="spellEnd"/>
-      <w:r>
-        <w:t xml:space="preserve"> &lt;- sin(angle)</w:t>
-      </w:r>
-    </w:p>
-    <w:p>
-      <w:pPr>
-        <w:pStyle w:val="NoSpacing"/>
-      </w:pPr>
-    </w:p>
-    <w:p>
-      <w:pPr>
-        <w:pStyle w:val="NoSpacing"/>
-      </w:pPr>
-      <w:r>
-        <w:t xml:space="preserve">                    DECLARE </w:t>
-      </w:r>
-      <w:proofErr w:type="spellStart"/>
-      <w:r>
-        <w:t>cos_angle</w:t>
-      </w:r>
-      <w:proofErr w:type="spellEnd"/>
-    </w:p>
-    <w:p>
-      <w:pPr>
-        <w:pStyle w:val="NoSpacing"/>
-      </w:pPr>
-      <w:r>
-        <w:t xml:space="preserve">                    </w:t>
-      </w:r>
-      <w:proofErr w:type="spellStart"/>
-      <w:r>
-        <w:t>cos_angle</w:t>
-      </w:r>
-      <w:proofErr w:type="spellEnd"/>
-      <w:r>
-        <w:t xml:space="preserve"> &lt;- cos(angle)</w:t>
+        <w:t xml:space="preserve">                    DECLARE sin_angle</w:t>
+      </w:r>
+    </w:p>
+    <w:p>
+      <w:pPr>
+        <w:pStyle w:val="NoSpacing"/>
+      </w:pPr>
+      <w:r>
+        <w:t xml:space="preserve">                    sin_angle &lt;- sin(angle)</w:t>
+      </w:r>
+    </w:p>
+    <w:p>
+      <w:pPr>
+        <w:pStyle w:val="NoSpacing"/>
+      </w:pPr>
+    </w:p>
+    <w:p>
+      <w:pPr>
+        <w:pStyle w:val="NoSpacing"/>
+      </w:pPr>
+      <w:r>
+        <w:t xml:space="preserve">                    DECLARE cos_angle</w:t>
+      </w:r>
+    </w:p>
+    <w:p>
+      <w:pPr>
+        <w:pStyle w:val="NoSpacing"/>
+      </w:pPr>
+      <w:r>
+        <w:t xml:space="preserve">                    cos_angle &lt;- cos(angle)</w:t>
       </w:r>
     </w:p>
     <w:p>
@@ -10904,63 +8053,31 @@
         <w:pStyle w:val="NoSpacing"/>
       </w:pPr>
       <w:r>
-        <w:t xml:space="preserve">                        x &lt;- x + </w:t>
-      </w:r>
-      <w:proofErr w:type="spellStart"/>
-      <w:r>
-        <w:t>cos_angle</w:t>
-      </w:r>
-      <w:proofErr w:type="spellEnd"/>
-      <w:r>
-        <w:t xml:space="preserve"> * overlap</w:t>
-      </w:r>
-    </w:p>
-    <w:p>
-      <w:pPr>
-        <w:pStyle w:val="NoSpacing"/>
-      </w:pPr>
-      <w:r>
-        <w:t xml:space="preserve">                        y &lt;- y + </w:t>
-      </w:r>
-      <w:proofErr w:type="spellStart"/>
-      <w:r>
-        <w:t>sin_angle</w:t>
-      </w:r>
-      <w:proofErr w:type="spellEnd"/>
-      <w:r>
-        <w:t xml:space="preserve"> * overlap</w:t>
-      </w:r>
-    </w:p>
-    <w:p>
-      <w:pPr>
-        <w:pStyle w:val="NoSpacing"/>
-      </w:pPr>
-      <w:r>
-        <w:t xml:space="preserve">                        ball x &lt;- ball x - </w:t>
-      </w:r>
-      <w:proofErr w:type="spellStart"/>
-      <w:r>
-        <w:t>cos_angle</w:t>
-      </w:r>
-      <w:proofErr w:type="spellEnd"/>
-      <w:r>
-        <w:t xml:space="preserve"> * overlap</w:t>
-      </w:r>
-    </w:p>
-    <w:p>
-      <w:pPr>
-        <w:pStyle w:val="NoSpacing"/>
-      </w:pPr>
-      <w:r>
-        <w:t xml:space="preserve">                        ball y &lt;- ball y - </w:t>
-      </w:r>
-      <w:proofErr w:type="spellStart"/>
-      <w:r>
-        <w:t>sin_angle</w:t>
-      </w:r>
-      <w:proofErr w:type="spellEnd"/>
-      <w:r>
-        <w:t xml:space="preserve"> * overlap</w:t>
+        <w:t xml:space="preserve">                        x &lt;- x + cos_angle * overlap</w:t>
+      </w:r>
+    </w:p>
+    <w:p>
+      <w:pPr>
+        <w:pStyle w:val="NoSpacing"/>
+      </w:pPr>
+      <w:r>
+        <w:t xml:space="preserve">                        y &lt;- y + sin_angle * overlap</w:t>
+      </w:r>
+    </w:p>
+    <w:p>
+      <w:pPr>
+        <w:pStyle w:val="NoSpacing"/>
+      </w:pPr>
+      <w:r>
+        <w:t xml:space="preserve">                        ball x &lt;- ball x - cos_angle * overlap</w:t>
+      </w:r>
+    </w:p>
+    <w:p>
+      <w:pPr>
+        <w:pStyle w:val="NoSpacing"/>
+      </w:pPr>
+      <w:r>
+        <w:t xml:space="preserve">                        ball y &lt;- ball y - sin_angle * overlap</w:t>
       </w:r>
     </w:p>
     <w:p>
@@ -10976,31 +8093,15 @@
         <w:pStyle w:val="NoSpacing"/>
       </w:pPr>
       <w:r>
-        <w:t xml:space="preserve">                        ball x &lt;- ball x - </w:t>
-      </w:r>
-      <w:proofErr w:type="spellStart"/>
-      <w:r>
-        <w:t>cos_angle</w:t>
-      </w:r>
-      <w:proofErr w:type="spellEnd"/>
-      <w:r>
-        <w:t xml:space="preserve"> * overlap * 2</w:t>
-      </w:r>
-    </w:p>
-    <w:p>
-      <w:pPr>
-        <w:pStyle w:val="NoSpacing"/>
-      </w:pPr>
-      <w:r>
-        <w:t xml:space="preserve">                        ball y &lt;- ball y - </w:t>
-      </w:r>
-      <w:proofErr w:type="spellStart"/>
-      <w:r>
-        <w:t>sin_angle</w:t>
-      </w:r>
-      <w:proofErr w:type="spellEnd"/>
-      <w:r>
-        <w:t xml:space="preserve"> * overlap * 2</w:t>
+        <w:t xml:space="preserve">                        ball x &lt;- ball x - cos_angle * overlap * 2</w:t>
+      </w:r>
+    </w:p>
+    <w:p>
+      <w:pPr>
+        <w:pStyle w:val="NoSpacing"/>
+      </w:pPr>
+      <w:r>
+        <w:t xml:space="preserve">                        ball y &lt;- ball y - sin_angle * overlap * 2</w:t>
       </w:r>
     </w:p>
     <w:p>
@@ -11029,15 +8130,7 @@
         <w:pStyle w:val="NoSpacing"/>
       </w:pPr>
       <w:r>
-        <w:t xml:space="preserve">                        ball </w:t>
-      </w:r>
-      <w:proofErr w:type="spellStart"/>
-      <w:r>
-        <w:t>group_flag</w:t>
-      </w:r>
-      <w:proofErr w:type="spellEnd"/>
-      <w:r>
-        <w:t xml:space="preserve"> &lt;- TRUE</w:t>
+        <w:t xml:space="preserve">                        ball group_flag &lt;- TRUE</w:t>
       </w:r>
     </w:p>
     <w:p>
@@ -11079,15 +8172,7 @@
         <w:pStyle w:val="NoSpacing"/>
       </w:pPr>
       <w:r>
-        <w:t xml:space="preserve">                        IF the number of group flags in the </w:t>
-      </w:r>
-      <w:proofErr w:type="spellStart"/>
-      <w:r>
-        <w:t>game_balls</w:t>
-      </w:r>
-      <w:proofErr w:type="spellEnd"/>
-      <w:r>
-        <w:t xml:space="preserve"> vector is more than or equal to three THEN</w:t>
+        <w:t xml:space="preserve">                        IF the number of group flags in the game_balls vector is more than or equal to three THEN</w:t>
       </w:r>
     </w:p>
     <w:p>
@@ -11145,103 +8230,39 @@
         <w:pStyle w:val="NoSpacing"/>
       </w:pPr>
       <w:r>
-        <w:t xml:space="preserve">                            FOR </w:t>
-      </w:r>
-      <w:proofErr w:type="spellStart"/>
-      <w:r>
-        <w:t>i</w:t>
-      </w:r>
-      <w:proofErr w:type="spellEnd"/>
-      <w:r>
-        <w:t xml:space="preserve"> &lt;- 0 TO get size of </w:t>
-      </w:r>
-      <w:proofErr w:type="spellStart"/>
-      <w:r>
-        <w:t>game_balls</w:t>
-      </w:r>
-      <w:proofErr w:type="spellEnd"/>
-      <w:r>
-        <w:t xml:space="preserve"> - 2</w:t>
-      </w:r>
-    </w:p>
-    <w:p>
-      <w:pPr>
-        <w:pStyle w:val="NoSpacing"/>
-      </w:pPr>
-      <w:r>
-        <w:t xml:space="preserve">                                IF the ball at index </w:t>
-      </w:r>
-      <w:proofErr w:type="spellStart"/>
-      <w:r>
-        <w:t>i</w:t>
-      </w:r>
-      <w:proofErr w:type="spellEnd"/>
-      <w:r>
-        <w:t xml:space="preserve"> has a group flag THEN</w:t>
-      </w:r>
-    </w:p>
-    <w:p>
-      <w:pPr>
-        <w:pStyle w:val="NoSpacing"/>
-      </w:pPr>
-      <w:r>
-        <w:t xml:space="preserve">                                    </w:t>
-      </w:r>
-      <w:proofErr w:type="spellStart"/>
-      <w:r>
-        <w:t>game_balls</w:t>
-      </w:r>
-      <w:proofErr w:type="spellEnd"/>
-      <w:r>
-        <w:t>[</w:t>
-      </w:r>
-      <w:proofErr w:type="spellStart"/>
-      <w:r>
-        <w:t>i</w:t>
-      </w:r>
-      <w:proofErr w:type="spellEnd"/>
-      <w:r>
-        <w:t>] popped &lt;- TRUE</w:t>
-      </w:r>
-    </w:p>
-    <w:p>
-      <w:pPr>
-        <w:pStyle w:val="NoSpacing"/>
-      </w:pPr>
-      <w:r>
-        <w:t xml:space="preserve">                                    </w:t>
-      </w:r>
-      <w:proofErr w:type="spellStart"/>
-      <w:r>
-        <w:t>pop_sound_to_play</w:t>
-      </w:r>
-      <w:proofErr w:type="spellEnd"/>
-      <w:r>
-        <w:t xml:space="preserve"> &lt;- TRUE</w:t>
-      </w:r>
-    </w:p>
-    <w:p>
-      <w:pPr>
-        <w:pStyle w:val="NoSpacing"/>
-      </w:pPr>
-      <w:r>
-        <w:t xml:space="preserve">                                    </w:t>
-      </w:r>
-      <w:proofErr w:type="spellStart"/>
-      <w:r>
-        <w:t>game_balls</w:t>
-      </w:r>
-      <w:proofErr w:type="spellEnd"/>
-      <w:r>
-        <w:t>[</w:t>
-      </w:r>
-      <w:proofErr w:type="spellStart"/>
-      <w:r>
-        <w:t>i</w:t>
-      </w:r>
-      <w:proofErr w:type="spellEnd"/>
-      <w:r>
-        <w:t>] pop_sound_to_play &lt;- TRUE</w:t>
+        <w:t xml:space="preserve">                            FOR i &lt;- 0 TO get size of game_balls - 2</w:t>
+      </w:r>
+    </w:p>
+    <w:p>
+      <w:pPr>
+        <w:pStyle w:val="NoSpacing"/>
+      </w:pPr>
+      <w:r>
+        <w:t xml:space="preserve">                                IF the ball at index i has a group flag THEN</w:t>
+      </w:r>
+    </w:p>
+    <w:p>
+      <w:pPr>
+        <w:pStyle w:val="NoSpacing"/>
+      </w:pPr>
+      <w:r>
+        <w:t xml:space="preserve">                                    game_balls[i] popped &lt;- TRUE</w:t>
+      </w:r>
+    </w:p>
+    <w:p>
+      <w:pPr>
+        <w:pStyle w:val="NoSpacing"/>
+      </w:pPr>
+      <w:r>
+        <w:t xml:space="preserve">                                    pop_sound_to_play &lt;- TRUE</w:t>
+      </w:r>
+    </w:p>
+    <w:p>
+      <w:pPr>
+        <w:pStyle w:val="NoSpacing"/>
+      </w:pPr>
+      <w:r>
+        <w:t xml:space="preserve">                                    game_balls[i] pop_sound_to_play &lt;- TRUE</w:t>
       </w:r>
     </w:p>
     <w:p>
@@ -11273,47 +8294,15 @@
         <w:pStyle w:val="NoSpacing"/>
       </w:pPr>
       <w:r>
-        <w:t xml:space="preserve">                        FOR </w:t>
-      </w:r>
-      <w:proofErr w:type="spellStart"/>
-      <w:r>
-        <w:t>i</w:t>
-      </w:r>
-      <w:proofErr w:type="spellEnd"/>
-      <w:r>
-        <w:t xml:space="preserve"> &lt;- 0 TO get size of </w:t>
-      </w:r>
-      <w:proofErr w:type="spellStart"/>
-      <w:r>
-        <w:t>game_balls</w:t>
-      </w:r>
-      <w:proofErr w:type="spellEnd"/>
-      <w:r>
-        <w:t xml:space="preserve"> - 2</w:t>
-      </w:r>
-    </w:p>
-    <w:p>
-      <w:pPr>
-        <w:pStyle w:val="NoSpacing"/>
-      </w:pPr>
-      <w:r>
-        <w:t xml:space="preserve">                            </w:t>
-      </w:r>
-      <w:proofErr w:type="spellStart"/>
-      <w:r>
-        <w:t>game_balls</w:t>
-      </w:r>
-      <w:proofErr w:type="spellEnd"/>
-      <w:r>
-        <w:t>[</w:t>
-      </w:r>
-      <w:proofErr w:type="spellStart"/>
-      <w:r>
-        <w:t>i</w:t>
-      </w:r>
-      <w:proofErr w:type="spellEnd"/>
-      <w:r>
-        <w:t>] group_flag &lt;- FALSE</w:t>
+        <w:t xml:space="preserve">                        FOR i &lt;- 0 TO get size of game_balls - 2</w:t>
+      </w:r>
+    </w:p>
+    <w:p>
+      <w:pPr>
+        <w:pStyle w:val="NoSpacing"/>
+      </w:pPr>
+      <w:r>
+        <w:t xml:space="preserve">                            game_balls[i] group_flag &lt;- FALSE</w:t>
       </w:r>
     </w:p>
     <w:p>
@@ -11342,63 +8331,31 @@
         <w:pStyle w:val="NoSpacing"/>
       </w:pPr>
       <w:r>
-        <w:t xml:space="preserve">                    </w:t>
-      </w:r>
-      <w:proofErr w:type="spellStart"/>
-      <w:r>
-        <w:t>shape_x_velocity</w:t>
-      </w:r>
-      <w:proofErr w:type="spellEnd"/>
-      <w:r>
-        <w:t xml:space="preserve"> &lt;- 0</w:t>
-      </w:r>
-    </w:p>
-    <w:p>
-      <w:pPr>
-        <w:pStyle w:val="NoSpacing"/>
-      </w:pPr>
-      <w:r>
-        <w:t xml:space="preserve">                    </w:t>
-      </w:r>
-      <w:proofErr w:type="spellStart"/>
-      <w:r>
-        <w:t>shape_y_velocity</w:t>
-      </w:r>
-      <w:proofErr w:type="spellEnd"/>
-      <w:r>
-        <w:t xml:space="preserve"> &lt;- 0</w:t>
-      </w:r>
-    </w:p>
-    <w:p>
-      <w:pPr>
-        <w:pStyle w:val="NoSpacing"/>
-      </w:pPr>
-      <w:r>
-        <w:t xml:space="preserve">                    ball </w:t>
-      </w:r>
-      <w:proofErr w:type="spellStart"/>
-      <w:r>
-        <w:t>shape_x_velocity</w:t>
-      </w:r>
-      <w:proofErr w:type="spellEnd"/>
-      <w:r>
-        <w:t xml:space="preserve"> &lt;- 0</w:t>
-      </w:r>
-    </w:p>
-    <w:p>
-      <w:pPr>
-        <w:pStyle w:val="NoSpacing"/>
-      </w:pPr>
-      <w:r>
-        <w:t xml:space="preserve">                    ball </w:t>
-      </w:r>
-      <w:proofErr w:type="spellStart"/>
-      <w:r>
-        <w:t>shape_y_velocity</w:t>
-      </w:r>
-      <w:proofErr w:type="spellEnd"/>
-      <w:r>
-        <w:t xml:space="preserve"> &lt;- 0</w:t>
+        <w:t xml:space="preserve">                    shape_x_velocity &lt;- 0</w:t>
+      </w:r>
+    </w:p>
+    <w:p>
+      <w:pPr>
+        <w:pStyle w:val="NoSpacing"/>
+      </w:pPr>
+      <w:r>
+        <w:t xml:space="preserve">                    shape_y_velocity &lt;- 0</w:t>
+      </w:r>
+    </w:p>
+    <w:p>
+      <w:pPr>
+        <w:pStyle w:val="NoSpacing"/>
+      </w:pPr>
+      <w:r>
+        <w:t xml:space="preserve">                    ball shape_x_velocity &lt;- 0</w:t>
+      </w:r>
+    </w:p>
+    <w:p>
+      <w:pPr>
+        <w:pStyle w:val="NoSpacing"/>
+      </w:pPr>
+      <w:r>
+        <w:t xml:space="preserve">                    ball shape_y_velocity &lt;- 0</w:t>
       </w:r>
     </w:p>
     <w:p>
@@ -11451,7 +8408,13 @@
         <w:pStyle w:val="NoSpacing"/>
       </w:pPr>
       <w:r>
-        <w:t xml:space="preserve">            IF the object hasn't been popped THEN</w:t>
+        <w:t xml:space="preserve">            IF the object ha</w:t>
+      </w:r>
+      <w:r>
+        <w:t>s no</w:t>
+      </w:r>
+      <w:r>
+        <w:t>t been popped THEN</w:t>
       </w:r>
     </w:p>
     <w:p>
@@ -11489,13 +8452,8 @@
         <w:pStyle w:val="NoSpacing"/>
       </w:pPr>
       <w:r>
-        <w:t xml:space="preserve">        FUNCTION </w:t>
-      </w:r>
-      <w:proofErr w:type="spellStart"/>
-      <w:r>
-        <w:t>pop_sound_needs_playing</w:t>
-      </w:r>
-      <w:proofErr w:type="spellEnd"/>
+        <w:t xml:space="preserve">        FUNCTION pop_sound_needs_playing</w:t>
+      </w:r>
     </w:p>
     <w:p>
       <w:pPr>
@@ -11510,15 +8468,7 @@
         <w:pStyle w:val="NoSpacing"/>
       </w:pPr>
       <w:r>
-        <w:t xml:space="preserve">                </w:t>
-      </w:r>
-      <w:proofErr w:type="spellStart"/>
-      <w:r>
-        <w:t>pop_sound_needs_playing</w:t>
-      </w:r>
-      <w:proofErr w:type="spellEnd"/>
-      <w:r>
-        <w:t xml:space="preserve"> &lt;- FALSE</w:t>
+        <w:t xml:space="preserve">                pop_sound_needs_playing &lt;- FALSE</w:t>
       </w:r>
     </w:p>
     <w:p>
@@ -11563,13 +8513,8 @@
         <w:pStyle w:val="NoSpacing"/>
       </w:pPr>
       <w:r>
-        <w:t xml:space="preserve">        FUNCTION </w:t>
-      </w:r>
-      <w:proofErr w:type="spellStart"/>
-      <w:r>
-        <w:t>get_popped</w:t>
-      </w:r>
-      <w:proofErr w:type="spellEnd"/>
+        <w:t xml:space="preserve">        FUNCTION get_popped</w:t>
+      </w:r>
     </w:p>
     <w:p>
       <w:pPr>
@@ -11597,26 +8542,16 @@
         <w:pStyle w:val="NoSpacing"/>
       </w:pPr>
       <w:r>
-        <w:t xml:space="preserve">        FUNCTION </w:t>
-      </w:r>
-      <w:proofErr w:type="spellStart"/>
-      <w:r>
-        <w:t>get_x_velocity</w:t>
-      </w:r>
-      <w:proofErr w:type="spellEnd"/>
-    </w:p>
-    <w:p>
-      <w:pPr>
-        <w:pStyle w:val="NoSpacing"/>
-      </w:pPr>
-      <w:r>
-        <w:t xml:space="preserve">            RETURN </w:t>
-      </w:r>
-      <w:proofErr w:type="spellStart"/>
-      <w:r>
-        <w:t>shape_x_velocity</w:t>
-      </w:r>
-      <w:proofErr w:type="spellEnd"/>
+        <w:t xml:space="preserve">        FUNCTION get_x_velocity</w:t>
+      </w:r>
+    </w:p>
+    <w:p>
+      <w:pPr>
+        <w:pStyle w:val="NoSpacing"/>
+      </w:pPr>
+      <w:r>
+        <w:t xml:space="preserve">            RETURN shape_x_velocity</w:t>
+      </w:r>
     </w:p>
     <w:p>
       <w:pPr>
@@ -11636,26 +8571,16 @@
         <w:pStyle w:val="NoSpacing"/>
       </w:pPr>
       <w:r>
-        <w:t xml:space="preserve">        FUNCTION </w:t>
-      </w:r>
-      <w:proofErr w:type="spellStart"/>
-      <w:r>
-        <w:t>get_y_velocity</w:t>
-      </w:r>
-      <w:proofErr w:type="spellEnd"/>
-    </w:p>
-    <w:p>
-      <w:pPr>
-        <w:pStyle w:val="NoSpacing"/>
-      </w:pPr>
-      <w:r>
-        <w:t xml:space="preserve">            RETURN </w:t>
-      </w:r>
-      <w:proofErr w:type="spellStart"/>
-      <w:r>
-        <w:t>shape_y_velocity</w:t>
-      </w:r>
-      <w:proofErr w:type="spellEnd"/>
+        <w:t xml:space="preserve">        FUNCTION get_y_velocity</w:t>
+      </w:r>
+    </w:p>
+    <w:p>
+      <w:pPr>
+        <w:pStyle w:val="NoSpacing"/>
+      </w:pPr>
+      <w:r>
+        <w:t xml:space="preserve">            RETURN shape_y_velocity</w:t>
+      </w:r>
     </w:p>
     <w:p>
       <w:pPr>
@@ -11675,13 +8600,8 @@
         <w:pStyle w:val="NoSpacing"/>
       </w:pPr>
       <w:r>
-        <w:t xml:space="preserve">        FUNCTION </w:t>
-      </w:r>
-      <w:proofErr w:type="spellStart"/>
-      <w:r>
-        <w:t>get_y_position</w:t>
-      </w:r>
-      <w:proofErr w:type="spellEnd"/>
+        <w:t xml:space="preserve">        FUNCTION get_y_position</w:t>
+      </w:r>
     </w:p>
     <w:p>
       <w:pPr>
@@ -11709,26 +8629,16 @@
         <w:pStyle w:val="NoSpacing"/>
       </w:pPr>
       <w:r>
-        <w:t xml:space="preserve">        FUNCTION </w:t>
-      </w:r>
-      <w:proofErr w:type="spellStart"/>
-      <w:r>
-        <w:t>get_anchored</w:t>
-      </w:r>
-      <w:proofErr w:type="spellEnd"/>
-    </w:p>
-    <w:p>
-      <w:pPr>
-        <w:pStyle w:val="NoSpacing"/>
-      </w:pPr>
-      <w:r>
-        <w:t xml:space="preserve">            RETURN </w:t>
-      </w:r>
-      <w:proofErr w:type="spellStart"/>
-      <w:r>
-        <w:t>anchored_flag</w:t>
-      </w:r>
-      <w:proofErr w:type="spellEnd"/>
+        <w:t xml:space="preserve">        FUNCTION get_anchored</w:t>
+      </w:r>
+    </w:p>
+    <w:p>
+      <w:pPr>
+        <w:pStyle w:val="NoSpacing"/>
+      </w:pPr>
+      <w:r>
+        <w:t xml:space="preserve">            RETURN anchored_flag</w:t>
+      </w:r>
     </w:p>
     <w:p>
       <w:pPr>
@@ -11748,26 +8658,16 @@
         <w:pStyle w:val="NoSpacing"/>
       </w:pPr>
       <w:r>
-        <w:t xml:space="preserve">        FUNCTION </w:t>
-      </w:r>
-      <w:proofErr w:type="spellStart"/>
-      <w:r>
-        <w:t>get_is_ball_to_fall</w:t>
-      </w:r>
-      <w:proofErr w:type="spellEnd"/>
-    </w:p>
-    <w:p>
-      <w:pPr>
-        <w:pStyle w:val="NoSpacing"/>
-      </w:pPr>
-      <w:r>
-        <w:t xml:space="preserve">            RETURN </w:t>
-      </w:r>
-      <w:proofErr w:type="spellStart"/>
-      <w:r>
-        <w:t>ball_to_fall</w:t>
-      </w:r>
-      <w:proofErr w:type="spellEnd"/>
+        <w:t xml:space="preserve">        FUNCTION get_is_ball_to_fall</w:t>
+      </w:r>
+    </w:p>
+    <w:p>
+      <w:pPr>
+        <w:pStyle w:val="NoSpacing"/>
+      </w:pPr>
+      <w:r>
+        <w:t xml:space="preserve">            RETURN ball_to_fall</w:t>
+      </w:r>
     </w:p>
     <w:p>
       <w:pPr>
@@ -11787,26 +8687,16 @@
         <w:pStyle w:val="NoSpacing"/>
       </w:pPr>
       <w:r>
-        <w:t xml:space="preserve">        FUNCTION </w:t>
-      </w:r>
-      <w:proofErr w:type="spellStart"/>
-      <w:r>
-        <w:t>get_group_flag</w:t>
-      </w:r>
-      <w:proofErr w:type="spellEnd"/>
-    </w:p>
-    <w:p>
-      <w:pPr>
-        <w:pStyle w:val="NoSpacing"/>
-      </w:pPr>
-      <w:r>
-        <w:t xml:space="preserve">            RETURN </w:t>
-      </w:r>
-      <w:proofErr w:type="spellStart"/>
-      <w:r>
-        <w:t>group_flag</w:t>
-      </w:r>
-      <w:proofErr w:type="spellEnd"/>
+        <w:t xml:space="preserve">        FUNCTION get_group_flag</w:t>
+      </w:r>
+    </w:p>
+    <w:p>
+      <w:pPr>
+        <w:pStyle w:val="NoSpacing"/>
+      </w:pPr>
+      <w:r>
+        <w:t xml:space="preserve">            RETURN group_flag</w:t>
+      </w:r>
     </w:p>
     <w:p>
       <w:pPr>
@@ -11826,45 +8716,16 @@
         <w:pStyle w:val="NoSpacing"/>
       </w:pPr>
       <w:r>
-        <w:t xml:space="preserve">        PROCEDURE </w:t>
-      </w:r>
-      <w:proofErr w:type="spellStart"/>
-      <w:r>
-        <w:t>set_anchored</w:t>
-      </w:r>
-      <w:proofErr w:type="spellEnd"/>
-      <w:r>
-        <w:t>(</w:t>
-      </w:r>
-      <w:proofErr w:type="spellStart"/>
-      <w:r>
-        <w:t>is_anchored</w:t>
-      </w:r>
-      <w:proofErr w:type="spellEnd"/>
-      <w:r>
-        <w:t>)</w:t>
-      </w:r>
-    </w:p>
-    <w:p>
-      <w:pPr>
-        <w:pStyle w:val="NoSpacing"/>
-      </w:pPr>
-      <w:r>
-        <w:t xml:space="preserve">            </w:t>
-      </w:r>
-      <w:proofErr w:type="spellStart"/>
-      <w:r>
-        <w:t>anchored_flag</w:t>
-      </w:r>
-      <w:proofErr w:type="spellEnd"/>
-      <w:r>
-        <w:t xml:space="preserve"> &lt;- </w:t>
-      </w:r>
-      <w:proofErr w:type="spellStart"/>
-      <w:r>
-        <w:t>is_anchored</w:t>
-      </w:r>
-      <w:proofErr w:type="spellEnd"/>
+        <w:t xml:space="preserve">        PROCEDURE set_anchored(is_anchored)</w:t>
+      </w:r>
+    </w:p>
+    <w:p>
+      <w:pPr>
+        <w:pStyle w:val="NoSpacing"/>
+      </w:pPr>
+      <w:r>
+        <w:t xml:space="preserve">            anchored_flag &lt;- is_anchored</w:t>
+      </w:r>
     </w:p>
     <w:p>
       <w:pPr>
@@ -11884,45 +8745,16 @@
         <w:pStyle w:val="NoSpacing"/>
       </w:pPr>
       <w:r>
-        <w:t xml:space="preserve">        PROCEDURE </w:t>
-      </w:r>
-      <w:proofErr w:type="spellStart"/>
-      <w:r>
-        <w:t>set_ball_to_fall</w:t>
-      </w:r>
-      <w:proofErr w:type="spellEnd"/>
-      <w:r>
-        <w:t>(</w:t>
-      </w:r>
-      <w:proofErr w:type="spellStart"/>
-      <w:r>
-        <w:t>is_to_fall</w:t>
-      </w:r>
-      <w:proofErr w:type="spellEnd"/>
-      <w:r>
-        <w:t>)</w:t>
-      </w:r>
-    </w:p>
-    <w:p>
-      <w:pPr>
-        <w:pStyle w:val="NoSpacing"/>
-      </w:pPr>
-      <w:r>
-        <w:t xml:space="preserve">            </w:t>
-      </w:r>
-      <w:proofErr w:type="spellStart"/>
-      <w:r>
-        <w:t>ball_to_fall</w:t>
-      </w:r>
-      <w:proofErr w:type="spellEnd"/>
-      <w:r>
-        <w:t xml:space="preserve"> &lt;- </w:t>
-      </w:r>
-      <w:proofErr w:type="spellStart"/>
-      <w:r>
-        <w:t>is_to_fall</w:t>
-      </w:r>
-      <w:proofErr w:type="spellEnd"/>
+        <w:t xml:space="preserve">        PROCEDURE set_ball_to_fall(is_to_fall)</w:t>
+      </w:r>
+    </w:p>
+    <w:p>
+      <w:pPr>
+        <w:pStyle w:val="NoSpacing"/>
+      </w:pPr>
+      <w:r>
+        <w:t xml:space="preserve">            ball_to_fall &lt;- is_to_fall</w:t>
+      </w:r>
     </w:p>
     <w:p>
       <w:pPr>
@@ -11942,45 +8774,16 @@
         <w:pStyle w:val="NoSpacing"/>
       </w:pPr>
       <w:r>
-        <w:t xml:space="preserve">        PROCEDURE </w:t>
-      </w:r>
-      <w:proofErr w:type="spellStart"/>
-      <w:r>
-        <w:t>set_group_flag</w:t>
-      </w:r>
-      <w:proofErr w:type="spellEnd"/>
-      <w:r>
-        <w:t>(</w:t>
-      </w:r>
-      <w:proofErr w:type="spellStart"/>
-      <w:r>
-        <w:t>is_grouped</w:t>
-      </w:r>
-      <w:proofErr w:type="spellEnd"/>
-      <w:r>
-        <w:t>)</w:t>
-      </w:r>
-    </w:p>
-    <w:p>
-      <w:pPr>
-        <w:pStyle w:val="NoSpacing"/>
-      </w:pPr>
-      <w:r>
-        <w:t xml:space="preserve">            </w:t>
-      </w:r>
-      <w:proofErr w:type="spellStart"/>
-      <w:r>
-        <w:t>group_flag</w:t>
-      </w:r>
-      <w:proofErr w:type="spellEnd"/>
-      <w:r>
-        <w:t xml:space="preserve"> &lt;- </w:t>
-      </w:r>
-      <w:proofErr w:type="spellStart"/>
-      <w:r>
-        <w:t>is_grouped</w:t>
-      </w:r>
-      <w:proofErr w:type="spellEnd"/>
+        <w:t xml:space="preserve">        PROCEDURE set_group_flag(is_grouped)</w:t>
+      </w:r>
+    </w:p>
+    <w:p>
+      <w:pPr>
+        <w:pStyle w:val="NoSpacing"/>
+      </w:pPr>
+      <w:r>
+        <w:t xml:space="preserve">            group_flag &lt;- is_grouped</w:t>
+      </w:r>
     </w:p>
     <w:p>
       <w:pPr>
@@ -12234,7 +9037,13 @@
           </w:tcPr>
           <w:p>
             <w:r>
-              <w:t>After the cannon is loaded with a second ball (placing it as the next ball to be fired), it must be swapped with the ball that’s supposed to fire first.</w:t>
+              <w:t>After the cannon is loaded with a second ball (placing it as the next ball to be fired), it must be swapped with the ball that</w:t>
+            </w:r>
+            <w:r>
+              <w:t xml:space="preserve"> is </w:t>
+            </w:r>
+            <w:r>
+              <w:t>supposed to fire first.</w:t>
             </w:r>
             <w:r>
               <w:t xml:space="preserve"> Fixing this and re-testing lead to no further issues with this test.</w:t>
@@ -12467,9 +9276,9 @@
           <w:noProof/>
         </w:rPr>
         <w:drawing>
-          <wp:inline distT="0" distB="0" distL="0" distR="0" wp14:anchorId="3FD63667" wp14:editId="1C404AE9">
-            <wp:extent cx="5731510" cy="4857750"/>
-            <wp:effectExtent l="0" t="0" r="2540" b="0"/>
+          <wp:inline distT="0" distB="0" distL="0" distR="0" wp14:anchorId="3FD63667" wp14:editId="519DA0B2">
+            <wp:extent cx="5681050" cy="4260850"/>
+            <wp:effectExtent l="0" t="0" r="0" b="6350"/>
             <wp:docPr id="716703535" name="Picture 2"/>
             <wp:cNvGraphicFramePr>
               <a:graphicFrameLocks xmlns:a="http://schemas.openxmlformats.org/drawingml/2006/main" noChangeAspect="1"/>
@@ -12481,7 +9290,7 @@
                     <pic:cNvPr id="716703535" name="Picture 716703535"/>
                     <pic:cNvPicPr/>
                   </pic:nvPicPr>
-                  <pic:blipFill>
+                  <pic:blipFill rotWithShape="1">
                     <a:blip r:embed="rId21" cstate="print">
                       <a:extLst>
                         <a:ext uri="{28A0092B-C50C-407E-A947-70E740481C1C}">
@@ -12489,18 +9298,25 @@
                         </a:ext>
                       </a:extLst>
                     </a:blip>
-                    <a:stretch>
-                      <a:fillRect/>
-                    </a:stretch>
+                    <a:srcRect t="12287" r="880"/>
+                    <a:stretch/>
                   </pic:blipFill>
-                  <pic:spPr>
+                  <pic:spPr bwMode="auto">
                     <a:xfrm>
                       <a:off x="0" y="0"/>
-                      <a:ext cx="5731510" cy="4857750"/>
+                      <a:ext cx="5681050" cy="4260850"/>
                     </a:xfrm>
                     <a:prstGeom prst="rect">
                       <a:avLst/>
                     </a:prstGeom>
+                    <a:ln>
+                      <a:noFill/>
+                    </a:ln>
+                    <a:extLst>
+                      <a:ext uri="{53640926-AAD7-44D8-BBD7-CCE9431645EC}">
+                        <a14:shadowObscured xmlns:a14="http://schemas.microsoft.com/office/drawing/2010/main"/>
+                      </a:ext>
+                    </a:extLst>
                   </pic:spPr>
                 </pic:pic>
               </a:graphicData>
@@ -12598,11 +9414,11 @@
         <w:t>12</w:t>
       </w:r>
       <w:r>
-        <w:t xml:space="preserve"> textures loaded from secondary storage into main memory. Currently each class in the game is responsible for loading and unloading these resources to efficiently moderate the usage of space in memory taken up by the game. However, most classes are </w:t>
+        <w:t xml:space="preserve"> textures loaded from secondary storage into main memory. Currently each class in the game is responsible for loading and unloading these resources to efficiently moderate the usage of space in memory taken up by the game. However, most classes are instantiated multiple times, like for example the clouds and kawaii dragon. Subsequently, this means their textures are also loaded multiple times despite being the same (or similar) textures for each instance. Given then the opportunity to create the game again, a centralised class would be used to </w:t>
       </w:r>
       <w:r>
         <w:lastRenderedPageBreak/>
-        <w:t>instantiated multiple times, like for example the clouds and kawaii dragon. Subsequently, this means their textures are also loaded multiple times despite being the same (or similar) textures for each instance. Given then the opportunity to create the game again, a centralised class would be used to manage the loading and unloading of each texture and would also allow for the same texture to be re-used instead of loaded multiple times.</w:t>
+        <w:t>manage the loading and unloading of each texture and would also allow for the same texture to be re-used instead of loaded multiple times.</w:t>
       </w:r>
     </w:p>
     <w:p>
@@ -12678,15 +9494,7 @@
         <w:t xml:space="preserve"> </w:t>
       </w:r>
       <w:r>
-        <w:t xml:space="preserve">(16, </w:t>
-      </w:r>
-      <w:proofErr w:type="spellStart"/>
-      <w:r>
-        <w:t>Bakaoukas</w:t>
-      </w:r>
-      <w:proofErr w:type="spellEnd"/>
-      <w:r>
-        <w:t>. A, 2024)</w:t>
+        <w:t>(16, Bakaoukas. A, 2024)</w:t>
       </w:r>
       <w:r>
         <w:t>, as well as the title font</w:t>
@@ -12698,15 +9506,7 @@
         <w:t xml:space="preserve"> </w:t>
       </w:r>
       <w:r>
-        <w:t xml:space="preserve">(4, </w:t>
-      </w:r>
-      <w:proofErr w:type="spellStart"/>
-      <w:r>
-        <w:t>Montoreano</w:t>
-      </w:r>
-      <w:proofErr w:type="spellEnd"/>
-      <w:r>
-        <w:t>. J, 2011)</w:t>
+        <w:t>(4, Montoreano. J, 2011)</w:t>
       </w:r>
       <w:r>
         <w:t xml:space="preserve"> and instructions </w:t>
@@ -12829,13 +9629,8 @@
           <w:numId w:val="1"/>
         </w:numPr>
       </w:pPr>
-      <w:proofErr w:type="spellStart"/>
-      <w:r>
-        <w:t>Montoreano</w:t>
-      </w:r>
-      <w:proofErr w:type="spellEnd"/>
-      <w:r>
-        <w:t xml:space="preserve">. J - </w:t>
+      <w:r>
+        <w:t xml:space="preserve">Montoreano. J - </w:t>
       </w:r>
       <w:hyperlink r:id="rId25" w:history="1">
         <w:r>
@@ -12880,13 +9675,8 @@
           <w:numId w:val="1"/>
         </w:numPr>
       </w:pPr>
-      <w:proofErr w:type="spellStart"/>
-      <w:r>
-        <w:t>Lubos</w:t>
-      </w:r>
-      <w:proofErr w:type="spellEnd"/>
-      <w:r>
-        <w:t xml:space="preserve">. L - </w:t>
+      <w:r>
+        <w:t xml:space="preserve">Lubos. L - </w:t>
       </w:r>
       <w:hyperlink r:id="rId27" w:history="1">
         <w:r>
@@ -12931,11 +9721,9 @@
           <w:numId w:val="1"/>
         </w:numPr>
       </w:pPr>
-      <w:proofErr w:type="spellStart"/>
       <w:r>
         <w:t>JGraph</w:t>
       </w:r>
-      <w:proofErr w:type="spellEnd"/>
       <w:r>
         <w:t xml:space="preserve"> (2025)</w:t>
       </w:r>
@@ -13013,7 +9801,6 @@
         </w:numPr>
       </w:pPr>
       <w:r>
-        <w:lastRenderedPageBreak/>
         <w:t xml:space="preserve">The GIMP Development Team (2024) – GIMP (Version: 2.10.38) – Available </w:t>
       </w:r>
       <w:r>
@@ -13069,6 +9856,7 @@
         </w:numPr>
       </w:pPr>
       <w:r>
+        <w:lastRenderedPageBreak/>
         <w:t>GitHub, Inc.</w:t>
       </w:r>
       <w:r>
@@ -13199,11 +9987,9 @@
           <w:numId w:val="1"/>
         </w:numPr>
       </w:pPr>
-      <w:proofErr w:type="spellStart"/>
       <w:r>
         <w:t>Bakaoukas</w:t>
       </w:r>
-      <w:proofErr w:type="spellEnd"/>
       <w:r>
         <w:t xml:space="preserve">. A - </w:t>
       </w:r>
@@ -13227,13 +10013,8 @@
           <w:numId w:val="1"/>
         </w:numPr>
       </w:pPr>
-      <w:proofErr w:type="spellStart"/>
-      <w:r>
-        <w:t>WebMagic</w:t>
-      </w:r>
-      <w:proofErr w:type="spellEnd"/>
-      <w:r>
-        <w:t xml:space="preserve"> Ventures, LLC, The International Arcade Museum®, Museum of the Game®</w:t>
+      <w:r>
+        <w:t>WebMagic Ventures, LLC, The International Arcade Museum®, Museum of the Game®</w:t>
       </w:r>
       <w:r>
         <w:t xml:space="preserve"> - </w:t>
@@ -13266,7 +10047,10 @@
           <w:rPr>
             <w:rStyle w:val="Hyperlink"/>
           </w:rPr>
-          <w:t>https://www.gov.uk/service-manual/agile-delivery/agile-methodologies - 08/01/2025 at 13:19</w:t>
+          <w:t>https://www.gov.uk/service-manual/agile-delivery/agile-methodologies</w:t>
+        </w:r>
+        <w:r>
+          <w:t xml:space="preserve"> - 08/01/2025 at 13:19</w:t>
         </w:r>
       </w:hyperlink>
     </w:p>
@@ -13299,7 +10083,13 @@
         <w:t xml:space="preserve"> - A</w:t>
       </w:r>
       <w:r>
-        <w:t>ccessed 10/12/2024 @ 15:51</w:t>
+        <w:t xml:space="preserve">ccessed 10/12/2024 </w:t>
+      </w:r>
+      <w:r>
+        <w:t>at</w:t>
+      </w:r>
+      <w:r>
+        <w:t xml:space="preserve"> 15:51</w:t>
       </w:r>
     </w:p>
     <w:sectPr>
@@ -13986,7 +10776,6 @@
   <w:style w:type="character" w:default="1" w:styleId="DefaultParagraphFont">
     <w:name w:val="Default Paragraph Font"/>
     <w:uiPriority w:val="1"/>
-    <w:semiHidden/>
     <w:unhideWhenUsed/>
   </w:style>
   <w:style w:type="table" w:default="1" w:styleId="TableNormal">

--- a/Academic Report - Thomas JEBSON - 24804704.docx
+++ b/Academic Report - Thomas JEBSON - 24804704.docx
@@ -186,7 +186,16 @@
     </w:p>
     <w:p>
       <w:r>
-        <w:t>Furthermore, points are awarded only for balls that are removed from the</w:t>
+        <w:t xml:space="preserve">Furthermore, </w:t>
+      </w:r>
+      <w:r>
+        <w:t xml:space="preserve">10 </w:t>
+      </w:r>
+      <w:r>
+        <w:t>points are awarded for balls that are removed from the</w:t>
+      </w:r>
+      <w:r>
+        <w:t xml:space="preserve"> level</w:t>
       </w:r>
       <w:r>
         <w:t xml:space="preserve">. </w:t>
@@ -608,7 +617,34 @@
     </w:p>
     <w:p>
       <w:r>
-        <w:t>In the original version of ‘Bouncing Balls’ the mass is depicted as a flat plane (to cover the entire span of the level area) with a mass of 1000 tonnes. In the game this is based off – Puzzle Bobble, the mass is simply an extension of the upper ceiling of the game, with very little identifying it as a conventional mass. Given then the creative licence each remake of the game uses here, an anvil was chosen as the protagonist in this game, as they are considered synonymous with falling from heights, which is what the background of this scene portrays.</w:t>
+        <w:t>In the original version of ‘Bouncing Balls’ the mass is depicted as a flat plane (to cover the entire span of the level area) with a mass of 1000 tonnes. In the game this is based off – Puzzle Bobble, the mass is simply an extension of the upper ceiling of the game, with very little identifying it as a conventional mass. Given then the creative licence each remake of the game uses here, an anvil was chosen as the protagonist in this game, as they are considered synonymous with falling from heights</w:t>
+      </w:r>
+      <w:r>
+        <w:t xml:space="preserve"> </w:t>
+      </w:r>
+      <w:r>
+        <w:t>in comedy</w:t>
+      </w:r>
+      <w:r>
+        <w:t xml:space="preserve"> </w:t>
+      </w:r>
+      <w:r>
+        <w:t>cartoons by the 20</w:t>
+      </w:r>
+      <w:r>
+        <w:rPr>
+          <w:vertAlign w:val="superscript"/>
+        </w:rPr>
+        <w:t>th</w:t>
+      </w:r>
+      <w:r>
+        <w:t xml:space="preserve"> century </w:t>
+      </w:r>
+      <w:r>
+        <w:t>(20, Slatin. T, 2023)</w:t>
+      </w:r>
+      <w:r>
+        <w:t>, which is what the background of this scene portrays.</w:t>
       </w:r>
       <w:r>
         <w:t xml:space="preserve"> </w:t>
@@ -696,7 +732,19 @@
         <w:t>in appearance and is seen in red, yellow,</w:t>
       </w:r>
       <w:r>
-        <w:t xml:space="preserve"> and blue variants. In the game, the balls are not represented by a texture to reduce memory usage; instead, they appear as drawn circles using SFML’s (Simple and Fast Media Library) `CircleShape` component</w:t>
+        <w:t xml:space="preserve"> and blue variants. In the game, the balls are not represented by a texture to reduce memory usage; instead, they appear as drawn circles using SFML’s (Simple and Fast Media Library) </w:t>
+      </w:r>
+      <w:r>
+        <w:t>‘</w:t>
+      </w:r>
+      <w:r>
+        <w:t>CircleShape</w:t>
+      </w:r>
+      <w:r>
+        <w:t>’</w:t>
+      </w:r>
+      <w:r>
+        <w:t xml:space="preserve"> component</w:t>
       </w:r>
       <w:r>
         <w:t xml:space="preserve"> (2, Gomilla. L, 2023)</w:t>
@@ -849,7 +897,13 @@
     </w:p>
     <w:p>
       <w:r>
-        <w:t>It was considered to add a message telling the user that they failed when they loose the game, however this is immediately apparent from the next menu, whereas for winning the game, this is much less apparent, so needed to be made very clear to the player.</w:t>
+        <w:t xml:space="preserve">It was considered to add a message telling the user that they failed when they </w:t>
+      </w:r>
+      <w:r>
+        <w:t>lose</w:t>
+      </w:r>
+      <w:r>
+        <w:t xml:space="preserve"> the game, however this is immediately apparent from the next menu, whereas for winning the game, this is much less apparent, so needed to be made very clear to the player.</w:t>
       </w:r>
     </w:p>
     <w:p>
@@ -864,10 +918,10 @@
         </w:rPr>
         <w:lastRenderedPageBreak/>
         <w:drawing>
-          <wp:inline distT="0" distB="0" distL="0" distR="0" wp14:anchorId="769D7542" wp14:editId="0ED45FCE">
-            <wp:extent cx="5731510" cy="3361055"/>
-            <wp:effectExtent l="0" t="0" r="2540" b="0"/>
-            <wp:docPr id="1899285478" name="Picture 1"/>
+          <wp:inline distT="0" distB="0" distL="0" distR="0" wp14:anchorId="47F6D72E" wp14:editId="31A6140D">
+            <wp:extent cx="5614427" cy="3291847"/>
+            <wp:effectExtent l="0" t="0" r="5715" b="3810"/>
+            <wp:docPr id="2124861225" name="Picture 1"/>
             <wp:cNvGraphicFramePr>
               <a:graphicFrameLocks xmlns:a="http://schemas.openxmlformats.org/drawingml/2006/main" noChangeAspect="1"/>
             </wp:cNvGraphicFramePr>
@@ -875,11 +929,17 @@
               <a:graphicData uri="http://schemas.openxmlformats.org/drawingml/2006/picture">
                 <pic:pic xmlns:pic="http://schemas.openxmlformats.org/drawingml/2006/picture">
                   <pic:nvPicPr>
-                    <pic:cNvPr id="1899285478" name=""/>
+                    <pic:cNvPr id="2124861225" name="Picture 2124861225"/>
                     <pic:cNvPicPr/>
                   </pic:nvPicPr>
                   <pic:blipFill>
-                    <a:blip r:embed="rId15"/>
+                    <a:blip r:embed="rId15" cstate="print">
+                      <a:extLst>
+                        <a:ext uri="{28A0092B-C50C-407E-A947-70E740481C1C}">
+                          <a14:useLocalDpi xmlns:a14="http://schemas.microsoft.com/office/drawing/2010/main" val="0"/>
+                        </a:ext>
+                      </a:extLst>
+                    </a:blip>
                     <a:stretch>
                       <a:fillRect/>
                     </a:stretch>
@@ -887,7 +947,7 @@
                   <pic:spPr>
                     <a:xfrm>
                       <a:off x="0" y="0"/>
-                      <a:ext cx="5731510" cy="3361055"/>
+                      <a:ext cx="5614427" cy="3291847"/>
                     </a:xfrm>
                     <a:prstGeom prst="rect">
                       <a:avLst/>
@@ -910,14 +970,11 @@
     </w:p>
     <w:p>
       <w:r>
-        <w:rPr>
-          <w:noProof/>
-        </w:rPr>
         <w:drawing>
-          <wp:inline distT="0" distB="0" distL="0" distR="0" wp14:anchorId="2B4B3461" wp14:editId="52CE69E9">
+          <wp:inline distT="0" distB="0" distL="0" distR="0" wp14:anchorId="459BBCAD" wp14:editId="30FF3EE1">
             <wp:extent cx="5731510" cy="3361690"/>
             <wp:effectExtent l="0" t="0" r="2540" b="0"/>
-            <wp:docPr id="579496850" name="Picture 1"/>
+            <wp:docPr id="1188452527" name="Picture 1"/>
             <wp:cNvGraphicFramePr>
               <a:graphicFrameLocks xmlns:a="http://schemas.openxmlformats.org/drawingml/2006/main" noChangeAspect="1"/>
             </wp:cNvGraphicFramePr>
@@ -925,7 +982,7 @@
               <a:graphicData uri="http://schemas.openxmlformats.org/drawingml/2006/picture">
                 <pic:pic xmlns:pic="http://schemas.openxmlformats.org/drawingml/2006/picture">
                   <pic:nvPicPr>
-                    <pic:cNvPr id="579496850" name=""/>
+                    <pic:cNvPr id="1188452527" name=""/>
                     <pic:cNvPicPr/>
                   </pic:nvPicPr>
                   <pic:blipFill>
@@ -998,14 +1055,11 @@
     </w:p>
     <w:p>
       <w:r>
-        <w:rPr>
-          <w:noProof/>
-        </w:rPr>
         <w:drawing>
-          <wp:inline distT="0" distB="0" distL="0" distR="0" wp14:anchorId="2BCAD66C" wp14:editId="15270C89">
+          <wp:inline distT="0" distB="0" distL="0" distR="0" wp14:anchorId="2E25396A" wp14:editId="50D92942">
             <wp:extent cx="5731510" cy="3361690"/>
             <wp:effectExtent l="0" t="0" r="2540" b="0"/>
-            <wp:docPr id="1702111326" name="Picture 1"/>
+            <wp:docPr id="503301170" name="Picture 1"/>
             <wp:cNvGraphicFramePr>
               <a:graphicFrameLocks xmlns:a="http://schemas.openxmlformats.org/drawingml/2006/main" noChangeAspect="1"/>
             </wp:cNvGraphicFramePr>
@@ -1013,7 +1067,7 @@
               <a:graphicData uri="http://schemas.openxmlformats.org/drawingml/2006/picture">
                 <pic:pic xmlns:pic="http://schemas.openxmlformats.org/drawingml/2006/picture">
                   <pic:nvPicPr>
-                    <pic:cNvPr id="1702111326" name=""/>
+                    <pic:cNvPr id="503301170" name=""/>
                     <pic:cNvPicPr/>
                   </pic:nvPicPr>
                   <pic:blipFill>
@@ -1074,6 +1128,9 @@
     <w:p>
       <w:r>
         <w:t xml:space="preserve">This menu also features the most possible options of all the menus in the game and allows the user much more control over which menu they wish to go to next or even abandon the game entirely. </w:t>
+      </w:r>
+      <w:r>
+        <w:t>Again here the placement of the buttons is important, with the option the player is most likely to want being placed centred in the screen.</w:t>
       </w:r>
     </w:p>
     <w:p>
@@ -1155,7 +1212,7 @@
         <w:t>loses</w:t>
       </w:r>
       <w:r>
-        <w:t xml:space="preserve"> the game. This is again very similar in design to the main menu, which essentially set the stylistic choices for button arrangement in the menus. The main difference between this menu and the others is the absence of the instructions running around the border of the game window or the level area. This decision was made as the instructions appear on all other menus and in the levels, and especially if the user wins the game, the instructions should have primarily been made clear by now.</w:t>
+        <w:t xml:space="preserve"> the game. This is again very similar in design to the main menu, which essentially set the stylistic choices for button arrangement in the menus. The main difference between this menu and the others is the absence of the instructions running around the border of the game window or the level area. This decision was made as the instructions appear on all other menus and in the levels, and especially if the user wins the game, the instructions should have been made clear by now.</w:t>
       </w:r>
     </w:p>
     <w:p>
@@ -9150,7 +9207,19 @@
           </w:tcPr>
           <w:p>
             <w:r>
-              <w:t>Any ball removed from the level after falling to the bottom of the screen should increase the score by 50 points.</w:t>
+              <w:t xml:space="preserve">Any ball removed from the level </w:t>
+            </w:r>
+            <w:r>
+              <w:t>s</w:t>
+            </w:r>
+            <w:r>
+              <w:t xml:space="preserve">hould increase the score by </w:t>
+            </w:r>
+            <w:r>
+              <w:t>1</w:t>
+            </w:r>
+            <w:r>
+              <w:t>0 points.</w:t>
             </w:r>
           </w:p>
         </w:tc>
@@ -9160,10 +9229,13 @@
           </w:tcPr>
           <w:p>
             <w:r>
-              <w:t>When removed from the scene, any ball increases the score by 50 points, regardless of whether</w:t>
+              <w:t xml:space="preserve">Balls that were removed from the scene increased the score by 10 points, but balls that </w:t>
             </w:r>
             <w:r>
-              <w:t xml:space="preserve"> it fell or was destroyed as a group of three.</w:t>
+              <w:t>were animated to fall to the bottom of the window would increase the score by 10 points for every frame they were</w:t>
+            </w:r>
+            <w:r>
+              <w:t xml:space="preserve"> falling for.</w:t>
             </w:r>
           </w:p>
         </w:tc>
@@ -9173,10 +9245,18 @@
           </w:tcPr>
           <w:p>
             <w:r>
-              <w:t>Move the 50-point bonus from where the balls are destroyed to when the balls are marked with the ‘falling’ flag, but this should only occur when the flag changes, as opposed to every frame with the flag set to ‘true’.</w:t>
+              <w:t xml:space="preserve">Change the 10-point increment from when the balls where no longer considered as part of the arrangement (either because </w:t>
             </w:r>
             <w:r>
-              <w:t xml:space="preserve"> Fixing this and re-testing lead to no further issues with this test.</w:t>
+              <w:t>they were</w:t>
+            </w:r>
+            <w:r>
+              <w:t xml:space="preserve"> popped or falling) to when the ball is removed from the level.</w:t>
+            </w:r>
+          </w:p>
+          <w:p>
+            <w:r>
+              <w:t>Fixing this and re-testing lead to no further issues with this test.</w:t>
             </w:r>
           </w:p>
         </w:tc>
@@ -9367,7 +9447,13 @@
         <w:t>w</w:t>
       </w:r>
       <w:r>
-        <w:t xml:space="preserve">orkflow system was used, which allowed for the game's development process to return to previously added components and improve them where necessary. This system was selected as it best reflected the current systems used in real-world game development </w:t>
+        <w:t>orkflow system was used, which allowed for the game's development process to return to previously added components and improve them where necessary. This system was selected as it best reflected the current systems used in real-world game development</w:t>
+      </w:r>
+      <w:r>
+        <w:t xml:space="preserve"> and other product development</w:t>
+      </w:r>
+      <w:r>
+        <w:t xml:space="preserve"> </w:t>
       </w:r>
       <w:commentRangeStart w:id="1"/>
       <w:r>
@@ -9411,14 +9497,23 @@
         <w:t xml:space="preserve">In the construction of this game, there are </w:t>
       </w:r>
       <w:r>
-        <w:t>12</w:t>
-      </w:r>
-      <w:r>
-        <w:t xml:space="preserve"> textures loaded from secondary storage into main memory. Currently each class in the game is responsible for loading and unloading these resources to efficiently moderate the usage of space in memory taken up by the game. However, most classes are instantiated multiple times, like for example the clouds and kawaii dragon. Subsequently, this means their textures are also loaded multiple times despite being the same (or similar) textures for each instance. Given then the opportunity to create the game again, a centralised class would be used to </w:t>
+        <w:t>1</w:t>
+      </w:r>
+      <w:r>
+        <w:t>0 unique</w:t>
+      </w:r>
+      <w:r>
+        <w:t xml:space="preserve"> textures loaded from secondary storage into main memory. Currently each class in the game is responsible for loading and unloading these resources to efficiently moderate the usage of space in memory taken up by the game. However, most classes are instantiated multiple times, like</w:t>
+      </w:r>
+      <w:r>
+        <w:t>, for example,</w:t>
+      </w:r>
+      <w:r>
+        <w:t xml:space="preserve"> the clouds and kawaii dragon. Subsequently, this means their textures are also loaded multiple times despite being the same (or similar) textures for each instance. Given then the opportunity to create the game again, a </w:t>
       </w:r>
       <w:r>
         <w:lastRenderedPageBreak/>
-        <w:t>manage the loading and unloading of each texture and would also allow for the same texture to be re-used instead of loaded multiple times.</w:t>
+        <w:t>centralised class would be used to manage the loading and unloading of each texture and would also allow for the same texture to be re-used instead of loaded multiple times.</w:t>
       </w:r>
     </w:p>
     <w:p>
@@ -10090,6 +10185,29 @@
       </w:r>
       <w:r>
         <w:t xml:space="preserve"> 15:51</w:t>
+      </w:r>
+    </w:p>
+    <w:p>
+      <w:pPr>
+        <w:pStyle w:val="ListParagraph"/>
+        <w:numPr>
+          <w:ilvl w:val="0"/>
+          <w:numId w:val="1"/>
+        </w:numPr>
+      </w:pPr>
+      <w:r>
+        <w:t xml:space="preserve">Slatin. T - </w:t>
+      </w:r>
+      <w:hyperlink r:id="rId41" w:history="1">
+        <w:r>
+          <w:rPr>
+            <w:rStyle w:val="Hyperlink"/>
+          </w:rPr>
+          <w:t>https://www.tomslatin.com/the-history-of-the-anvil-gag-in-classic-cartoons/</w:t>
+        </w:r>
+      </w:hyperlink>
+      <w:r>
+        <w:t xml:space="preserve"> - Accessed 11/01/2024 at 15:31</w:t>
       </w:r>
     </w:p>
     <w:sectPr>
@@ -10776,6 +10894,7 @@
   <w:style w:type="character" w:default="1" w:styleId="DefaultParagraphFont">
     <w:name w:val="Default Paragraph Font"/>
     <w:uiPriority w:val="1"/>
+    <w:semiHidden/>
     <w:unhideWhenUsed/>
   </w:style>
   <w:style w:type="table" w:default="1" w:styleId="TableNormal">
